--- a/docs/USER-MANUAL.docx
+++ b/docs/USER-MANUAL.docx
@@ -3375,7 +3375,7 @@
         <w:t xml:space="preserve">America/New_York</w:t>
       </w:r>
       <w:r>
-        <w:t xml:space="preserve">) for schedules and as-run reports.</w:t>
+        <w:t xml:space="preserve">) for schedules and as-run reports. Optional override: normally the service reads the timezone the operator chose during first-admin setup (persisted in the local station-state file); set this only to force a different zone without re-running setup.</w:t>
       </w:r>
     </w:p>
     <w:p>

--- a/docs/USER-MANUAL.docx
+++ b/docs/USER-MANUAL.docx
@@ -4036,28 +4036,28 @@
         <w:rPr>
           <w:rStyle w:val="VerbatimChar"/>
         </w:rPr>
+        <w:t xml:space="preserve">gstreamer</w:t>
+      </w:r>
+      <w:r>
+        <w:t xml:space="preserve"> </w:t>
+      </w:r>
+      <w:r>
+        <w:t xml:space="preserve">(default, S15) or</w:t>
+      </w:r>
+      <w:r>
+        <w:t xml:space="preserve"> </w:t>
+      </w:r>
+      <w:r>
+        <w:rPr>
+          <w:rStyle w:val="VerbatimChar"/>
+        </w:rPr>
         <w:t xml:space="preserve">ffmpeg-concat</w:t>
       </w:r>
       <w:r>
         <w:t xml:space="preserve"> </w:t>
       </w:r>
       <w:r>
-        <w:t xml:space="preserve">(default) or</w:t>
-      </w:r>
-      <w:r>
-        <w:t xml:space="preserve"> </w:t>
-      </w:r>
-      <w:r>
-        <w:rPr>
-          <w:rStyle w:val="VerbatimChar"/>
-        </w:rPr>
-        <w:t xml:space="preserve">gstreamer</w:t>
-      </w:r>
-      <w:r>
-        <w:t xml:space="preserve"> </w:t>
-      </w:r>
-      <w:r>
-        <w:t xml:space="preserve">(S15).</w:t>
+        <w:t xml:space="preserve">(legacy fallback).</w:t>
       </w:r>
     </w:p>
     <w:p>
@@ -11740,52 +11740,46 @@
         <w:rPr>
           <w:rStyle w:val="VerbatimChar"/>
         </w:rPr>
-        <w:t xml:space="preserve">CIVICCAST_EGRESS_ENGINE=gstreamer</w:t>
-      </w:r>
-      <w:r>
-        <w:t xml:space="preserve"> </w:t>
-      </w:r>
-      <w:r>
-        <w:t xml:space="preserve">switches the daemon to the new</w:t>
-      </w:r>
-      <w:r>
-        <w:t xml:space="preserve"> </w:t>
-      </w:r>
-      <w:r>
-        <w:t xml:space="preserve">engine; the default is still</w:t>
-      </w:r>
-      <w:r>
-        <w:t xml:space="preserve"> </w:t>
-      </w:r>
-      <w:r>
-        <w:rPr>
-          <w:rStyle w:val="VerbatimChar"/>
-        </w:rPr>
-        <w:t xml:space="preserve">ffmpeg-concat</w:t>
-      </w:r>
-      <w:r>
-        <w:t xml:space="preserve"> </w:t>
-      </w:r>
-      <w:r>
-        <w:t xml:space="preserve">for backwards</w:t>
-      </w:r>
-      <w:r>
-        <w:t xml:space="preserve"> </w:t>
-      </w:r>
-      <w:r>
-        <w:t xml:space="preserve">compatibility. Per-station, the v3.0 station-in-a-box specification recommends</w:t>
-      </w:r>
-      <w:r>
-        <w:t xml:space="preserve"> </w:t>
-      </w:r>
-      <w:r>
-        <w:rPr>
-          <w:rStyle w:val="VerbatimChar"/>
-        </w:rPr>
         <w:t xml:space="preserve">gstreamer</w:t>
       </w:r>
       <w:r>
-        <w:t xml:space="preserve">.</w:t>
+        <w:t xml:space="preserve"> </w:t>
+      </w:r>
+      <w:r>
+        <w:t xml:space="preserve">is the default engine, matching the v3.0 station-in-a-box</w:t>
+      </w:r>
+      <w:r>
+        <w:t xml:space="preserve"> </w:t>
+      </w:r>
+      <w:r>
+        <w:t xml:space="preserve">specification’s recommendation and the native station bootstrap’s own</w:t>
+      </w:r>
+      <w:r>
+        <w:t xml:space="preserve"> </w:t>
+      </w:r>
+      <w:r>
+        <w:t xml:space="preserve">runtime contract. Set</w:t>
+      </w:r>
+      <w:r>
+        <w:t xml:space="preserve"> </w:t>
+      </w:r>
+      <w:r>
+        <w:rPr>
+          <w:rStyle w:val="VerbatimChar"/>
+        </w:rPr>
+        <w:t xml:space="preserve">CIVICCAST_EGRESS_ENGINE=ffmpeg-concat</w:t>
+      </w:r>
+      <w:r>
+        <w:t xml:space="preserve"> </w:t>
+      </w:r>
+      <w:r>
+        <w:t xml:space="preserve">to opt back</w:t>
+      </w:r>
+      <w:r>
+        <w:t xml:space="preserve"> </w:t>
+      </w:r>
+      <w:r>
+        <w:t xml:space="preserve">into the legacy ffmpeg-relay model for backwards compatibility.</w:t>
       </w:r>
     </w:p>
     <w:bookmarkEnd w:id="64"/>

--- a/docs/USER-MANUAL.docx
+++ b/docs/USER-MANUAL.docx
@@ -1860,13 +1860,7 @@
         <w:t xml:space="preserve"> </w:t>
       </w:r>
       <w:r>
-        <w:t xml:space="preserve">private beta support channel. The Linux/WSL path shown on screen is diagnostic</w:t>
-      </w:r>
-      <w:r>
-        <w:t xml:space="preserve"> </w:t>
-      </w:r>
-      <w:r>
-        <w:t xml:space="preserve">context, not the Windows handoff method.</w:t>
+        <w:t xml:space="preserve">private beta support channel.</w:t>
       </w:r>
     </w:p>
     <w:p>
@@ -2487,13 +2481,31 @@
         <w:t xml:space="preserve"> </w:t>
       </w:r>
       <w:r>
-        <w:t xml:space="preserve">from the GitHub Release page bootstraps a WSL2 helper, installs</w:t>
-      </w:r>
-      <w:r>
-        <w:t xml:space="preserve"> </w:t>
-      </w:r>
-      <w:r>
-        <w:t xml:space="preserve">the FastAPI service, brings up SQLite-backed durable storage, and</w:t>
+        <w:t xml:space="preserve">from the GitHub Release page registers a Windows service through the SCM,</w:t>
+      </w:r>
+      <w:r>
+        <w:t xml:space="preserve"> </w:t>
+      </w:r>
+      <w:r>
+        <w:t xml:space="preserve">which supervises the control plane, Postgres, NATS, and the media workers</w:t>
+      </w:r>
+      <w:r>
+        <w:t xml:space="preserve"> </w:t>
+      </w:r>
+      <w:r>
+        <w:t xml:space="preserve">from a bundled runtime under</w:t>
+      </w:r>
+      <w:r>
+        <w:t xml:space="preserve"> </w:t>
+      </w:r>
+      <w:r>
+        <w:rPr>
+          <w:rStyle w:val="VerbatimChar"/>
+        </w:rPr>
+        <w:t xml:space="preserve">C:\Program Files\CivicCast (Native)\</w:t>
+      </w:r>
+      <w:r>
+        <w:t xml:space="preserve">, and</w:t>
       </w:r>
       <w:r>
         <w:t xml:space="preserve"> </w:t>
@@ -4103,16 +4115,16 @@
         <w:t xml:space="preserve"> </w:t>
       </w:r>
       <w:r>
-        <w:t xml:space="preserve">— Attempts the native GStreamer caption-SEI path when the required GStreamer elements are available. The Windows helper installer extracts the CivicCast-bundled private GStreamer runtime under</w:t>
-      </w:r>
-      <w:r>
-        <w:t xml:space="preserve"> </w:t>
-      </w:r>
-      <w:r>
-        <w:rPr>
-          <w:rStyle w:val="VerbatimChar"/>
-        </w:rPr>
-        <w:t xml:space="preserve">/opt/civiccast/gstreamer</w:t>
+        <w:t xml:space="preserve">— Attempts the native GStreamer caption-SEI path when the required GStreamer elements are available. The Windows installer stages the CivicCast-bundled private GStreamer runtime under the install root’s</w:t>
+      </w:r>
+      <w:r>
+        <w:t xml:space="preserve"> </w:t>
+      </w:r>
+      <w:r>
+        <w:rPr>
+          <w:rStyle w:val="VerbatimChar"/>
+        </w:rPr>
+        <w:t xml:space="preserve">runtime\dependencies\gstreamer</w:t>
       </w:r>
       <w:r>
         <w:t xml:space="preserve"> </w:t>
@@ -4169,19 +4181,19 @@
         <w:t xml:space="preserve"> </w:t>
       </w:r>
       <w:r>
-        <w:t xml:space="preserve">with the private</w:t>
-      </w:r>
-      <w:r>
-        <w:t xml:space="preserve"> </w:t>
-      </w:r>
-      <w:r>
-        <w:rPr>
-          <w:rStyle w:val="VerbatimChar"/>
-        </w:rPr>
-        <w:t xml:space="preserve">gst-inspect-1.0</w:t>
-      </w:r>
-      <w:r>
-        <w:t xml:space="preserve">; if any required element remains unavailable, setup stops with an explicit native caption-SEI runtime error instead of claiming the embed path is ready. The beta proof passed with the bundled runtime on a clean Ubuntu 24.04 dependency substrate.</w:t>
+        <w:t xml:space="preserve">with the bundled</w:t>
+      </w:r>
+      <w:r>
+        <w:t xml:space="preserve"> </w:t>
+      </w:r>
+      <w:r>
+        <w:rPr>
+          <w:rStyle w:val="VerbatimChar"/>
+        </w:rPr>
+        <w:t xml:space="preserve">gst-inspect-1.0.exe</w:t>
+      </w:r>
+      <w:r>
+        <w:t xml:space="preserve">; if any required element remains unavailable, setup stops with an explicit native caption-SEI runtime error instead of claiming the embed path is ready.</w:t>
       </w:r>
     </w:p>
     <w:p>
@@ -7523,7 +7535,7 @@
         <w:t xml:space="preserve"> </w:t>
       </w:r>
       <w:r>
-        <w:t xml:space="preserve">— TSDuck compliance-probe toolchain. The Windows helper installer now installs the pinned Ubuntu 24.04 TSDuck package in WSL2 and verifies</w:t>
+        <w:t xml:space="preserve">— TSDuck compliance-probe toolchain. CivicCast fetches and installs a pinned, checksum-verified TSDuck portable build into a contained per-user directory on demand (no admin rights, no system installer) and verifies</w:t>
       </w:r>
       <w:r>
         <w:t xml:space="preserve"> </w:t>
@@ -7561,7 +7573,7 @@
         <w:t xml:space="preserve"> </w:t>
       </w:r>
       <w:r>
-        <w:t xml:space="preserve">— TSDuck compliance-probe toolchain. The Windows helper installer now installs the pinned Ubuntu 24.04 TSDuck package in WSL2 and verifies</w:t>
+        <w:t xml:space="preserve">— TSDuck compliance-probe toolchain. CivicCast fetches and installs a pinned, checksum-verified TSDuck portable build into a contained per-user directory on demand (no admin rights, no system installer) and verifies</w:t>
       </w:r>
       <w:r>
         <w:t xml:space="preserve"> </w:t>
@@ -7599,7 +7611,7 @@
         <w:t xml:space="preserve"> </w:t>
       </w:r>
       <w:r>
-        <w:t xml:space="preserve">— TSDuck compliance-probe toolchain. The Windows helper installer now installs the pinned Ubuntu 24.04 TSDuck package in WSL2 and verifies</w:t>
+        <w:t xml:space="preserve">— TSDuck compliance-probe toolchain. CivicCast fetches and installs a pinned, checksum-verified TSDuck portable build into a contained per-user directory on demand (no admin rights, no system installer) and verifies</w:t>
       </w:r>
       <w:r>
         <w:t xml:space="preserve"> </w:t>
@@ -7637,7 +7649,7 @@
         <w:t xml:space="preserve"> </w:t>
       </w:r>
       <w:r>
-        <w:t xml:space="preserve">— TSDuck compliance-probe toolchain. The Windows helper installer now installs the pinned Ubuntu 24.04 TSDuck package in WSL2 and verifies</w:t>
+        <w:t xml:space="preserve">— TSDuck compliance-probe toolchain. CivicCast fetches and installs a pinned, checksum-verified TSDuck portable build into a contained per-user directory on demand (no admin rights, no system installer) and verifies</w:t>
       </w:r>
       <w:r>
         <w:t xml:space="preserve"> </w:t>
@@ -9149,7 +9161,34 @@
         <w:rPr>
           <w:rStyle w:val="VerbatimChar"/>
         </w:rPr>
-        <w:t xml:space="preserve">civiccast installer platform-plan [--os-family linux|macos|windows]</w:t>
+        <w:t xml:space="preserve">civiccast installer platform-plan [--os-family linux|macos]</w:t>
+      </w:r>
+      <w:r>
+        <w:br/>
+      </w:r>
+      <w:r>
+        <w:rPr>
+          <w:rStyle w:val="VerbatimChar"/>
+        </w:rPr>
+        <w:t xml:space="preserve">    # Generic Linux/macOS bootstrap planning only. Windows deployment</w:t>
+      </w:r>
+      <w:r>
+        <w:br/>
+      </w:r>
+      <w:r>
+        <w:rPr>
+          <w:rStyle w:val="VerbatimChar"/>
+        </w:rPr>
+        <w:t xml:space="preserve">    # readiness is decided separately by the native station's own</w:t>
+      </w:r>
+      <w:r>
+        <w:br/>
+      </w:r>
+      <w:r>
+        <w:rPr>
+          <w:rStyle w:val="VerbatimChar"/>
+        </w:rPr>
+        <w:t xml:space="preserve">    # activation state (civiccast.installer.service), not this plan.</w:t>
       </w:r>
       <w:r>
         <w:br/>
@@ -9366,24 +9405,6 @@
           <w:rStyle w:val="VerbatimChar"/>
         </w:rPr>
         <w:t xml:space="preserve">civiccast egress verify --channel-id CH [--seconds 10]</w:t>
-      </w:r>
-      <w:r>
-        <w:br/>
-      </w:r>
-      <w:r>
-        <w:rPr>
-          <w:rStyle w:val="VerbatimChar"/>
-        </w:rPr>
-        <w:t xml:space="preserve">civiccast egress enable --channel-id CH \</w:t>
-      </w:r>
-      <w:r>
-        <w:br/>
-      </w:r>
-      <w:r>
-        <w:rPr>
-          <w:rStyle w:val="VerbatimChar"/>
-        </w:rPr>
-        <w:t xml:space="preserve">    --civiccast-bin PATH …        # systemd unit</w:t>
       </w:r>
       <w:r>
         <w:br/>
@@ -10242,37 +10263,61 @@
         <w:pStyle w:val="BodyText"/>
       </w:pPr>
       <w:r>
-        <w:t xml:space="preserve">The Windows helper installer provisions the beta runtime inside Ubuntu WSL2:</w:t>
-      </w:r>
-      <w:r>
-        <w:t xml:space="preserve"> </w:t>
-      </w:r>
-      <w:r>
-        <w:t xml:space="preserve">Python, FFmpeg/FFprobe, the CivicCast-bundled private GStreamer runtime with</w:t>
-      </w:r>
-      <w:r>
-        <w:t xml:space="preserve"> </w:t>
-      </w:r>
-      <w:r>
-        <w:t xml:space="preserve">the caption-SEI elements, Faster Whisper from the bundled wheelhouse, and</w:t>
-      </w:r>
-      <w:r>
-        <w:t xml:space="preserve"> </w:t>
-      </w:r>
-      <w:r>
-        <w:t xml:space="preserve">TSDuck for cable verification. NDI runtime/SDK, DeckLink hardware/drivers,</w:t>
-      </w:r>
-      <w:r>
-        <w:t xml:space="preserve"> </w:t>
-      </w:r>
-      <w:r>
-        <w:t xml:space="preserve">app-store provider accounts, and live station headend equipment remain</w:t>
-      </w:r>
-      <w:r>
-        <w:t xml:space="preserve"> </w:t>
-      </w:r>
-      <w:r>
-        <w:t xml:space="preserve">operator/provider supplied.</w:t>
+        <w:t xml:space="preserve">The Windows installer provisions the native beta runtime directly on the</w:t>
+      </w:r>
+      <w:r>
+        <w:t xml:space="preserve"> </w:t>
+      </w:r>
+      <w:r>
+        <w:t xml:space="preserve">host, under the bundled runtime tree at</w:t>
+      </w:r>
+      <w:r>
+        <w:t xml:space="preserve"> </w:t>
+      </w:r>
+      <w:r>
+        <w:rPr>
+          <w:rStyle w:val="VerbatimChar"/>
+        </w:rPr>
+        <w:t xml:space="preserve">C:\Program Files\CivicCast (Native)\runtime\</w:t>
+      </w:r>
+      <w:r>
+        <w:t xml:space="preserve">: Python, FFmpeg/FFprobe, the</w:t>
+      </w:r>
+      <w:r>
+        <w:t xml:space="preserve"> </w:t>
+      </w:r>
+      <w:r>
+        <w:t xml:space="preserve">CivicCast-bundled private GStreamer runtime with the caption-SEI elements,</w:t>
+      </w:r>
+      <w:r>
+        <w:t xml:space="preserve"> </w:t>
+      </w:r>
+      <w:r>
+        <w:t xml:space="preserve">and Faster Whisper. TSDuck for cable verification is fetched and verified</w:t>
+      </w:r>
+      <w:r>
+        <w:t xml:space="preserve"> </w:t>
+      </w:r>
+      <w:r>
+        <w:t xml:space="preserve">on demand into a contained per-user directory when cable verification is</w:t>
+      </w:r>
+      <w:r>
+        <w:t xml:space="preserve"> </w:t>
+      </w:r>
+      <w:r>
+        <w:t xml:space="preserve">enabled — no admin rights, no system installer. NDI runtime/SDK, DeckLink</w:t>
+      </w:r>
+      <w:r>
+        <w:t xml:space="preserve"> </w:t>
+      </w:r>
+      <w:r>
+        <w:t xml:space="preserve">hardware/drivers, app-store provider accounts, and live station headend</w:t>
+      </w:r>
+      <w:r>
+        <w:t xml:space="preserve"> </w:t>
+      </w:r>
+      <w:r>
+        <w:t xml:space="preserve">equipment remain operator/provider supplied.</w:t>
       </w:r>
     </w:p>
     <w:p>

--- a/docs/USER-MANUAL.docx
+++ b/docs/USER-MANUAL.docx
@@ -60,7 +60,7 @@
         </w:p>
       </w:sdtContent>
     </w:sdt>
-    <w:bookmarkStart w:id="83" w:name="civiccast-user-manual"/>
+    <w:bookmarkStart w:id="82" w:name="civiccast-user-manual"/>
     <w:p>
       <w:pPr>
         <w:pStyle w:val="Heading1"/>
@@ -2342,7 +2342,7 @@
     </w:p>
     <w:bookmarkEnd w:id="26"/>
     <w:bookmarkEnd w:id="27"/>
-    <w:bookmarkStart w:id="53" w:name="section-b-technical-reference"/>
+    <w:bookmarkStart w:id="52" w:name="section-b-technical-reference"/>
     <w:p>
       <w:pPr>
         <w:pStyle w:val="Heading2"/>
@@ -2487,7 +2487,7 @@
         <w:t xml:space="preserve"> </w:t>
       </w:r>
       <w:r>
-        <w:t xml:space="preserve">which supervises the control plane, Postgres, NATS, and the media workers</w:t>
+        <w:t xml:space="preserve">which supervises the control plane, Postgres, and the media workers</w:t>
       </w:r>
       <w:r>
         <w:t xml:space="preserve"> </w:t>
@@ -3270,7 +3270,7 @@
       </w:r>
     </w:p>
     <w:bookmarkEnd w:id="30"/>
-    <w:bookmarkStart w:id="46" w:name="environment-variables"/>
+    <w:bookmarkStart w:id="45" w:name="environment-variables"/>
     <w:p>
       <w:pPr>
         <w:pStyle w:val="Heading3"/>
@@ -8338,13 +8338,13 @@
       </w:r>
     </w:p>
     <w:bookmarkEnd w:id="43"/>
-    <w:bookmarkStart w:id="44" w:name="platform-broker-event-bus"/>
+    <w:bookmarkStart w:id="44" w:name="diagnostics-and-overrides"/>
     <w:p>
       <w:pPr>
         <w:pStyle w:val="Heading4"/>
       </w:pPr>
       <w:r>
-        <w:t xml:space="preserve">Platform broker (event bus)</w:t>
+        <w:t xml:space="preserve">Diagnostics and overrides</w:t>
       </w:r>
     </w:p>
     <w:p>
@@ -8361,40 +8361,13 @@
           <w:b/>
           <w:bCs/>
         </w:rPr>
-        <w:t xml:space="preserve">CIVICCAST_BROKER_MODE</w:t>
-      </w:r>
-      <w:r>
-        <w:t xml:space="preserve"> </w:t>
-      </w:r>
-      <w:r>
-        <w:t xml:space="preserve">—</w:t>
-      </w:r>
-      <w:r>
-        <w:t xml:space="preserve"> </w:t>
-      </w:r>
-      <w:r>
-        <w:rPr>
-          <w:rStyle w:val="VerbatimChar"/>
-        </w:rPr>
-        <w:t xml:space="preserve">process</w:t>
-      </w:r>
-      <w:r>
-        <w:t xml:space="preserve"> </w:t>
-      </w:r>
-      <w:r>
-        <w:t xml:space="preserve">(default) or</w:t>
-      </w:r>
-      <w:r>
-        <w:t xml:space="preserve"> </w:t>
-      </w:r>
-      <w:r>
-        <w:rPr>
-          <w:rStyle w:val="VerbatimChar"/>
-        </w:rPr>
-        <w:t xml:space="preserve">nats</w:t>
-      </w:r>
-      <w:r>
-        <w:t xml:space="preserve">.</w:t>
+        <w:t xml:space="preserve">CIVICCAST_OPERATOR_CONSOLE_DIST</w:t>
+      </w:r>
+      <w:r>
+        <w:t xml:space="preserve"> </w:t>
+      </w:r>
+      <w:r>
+        <w:t xml:space="preserve">— Override the prebuilt frontend bundles.</w:t>
       </w:r>
     </w:p>
     <w:p>
@@ -8411,13 +8384,13 @@
           <w:b/>
           <w:bCs/>
         </w:rPr>
-        <w:t xml:space="preserve">CIVICCAST_NATS_URL</w:t>
-      </w:r>
-      <w:r>
-        <w:t xml:space="preserve"> </w:t>
-      </w:r>
-      <w:r>
-        <w:t xml:space="preserve">— NATS connection.</w:t>
+        <w:t xml:space="preserve">CIVICCAST_OPERATOR_CONSOLE_URL</w:t>
+      </w:r>
+      <w:r>
+        <w:t xml:space="preserve"> </w:t>
+      </w:r>
+      <w:r>
+        <w:t xml:space="preserve">— Override the prebuilt frontend bundles.</w:t>
       </w:r>
     </w:p>
     <w:p>
@@ -8434,13 +8407,13 @@
           <w:b/>
           <w:bCs/>
         </w:rPr>
-        <w:t xml:space="preserve">CIVICCAST_NATS_STREAM</w:t>
-      </w:r>
-      <w:r>
-        <w:t xml:space="preserve"> </w:t>
-      </w:r>
-      <w:r>
-        <w:t xml:space="preserve">— NATS connection.</w:t>
+        <w:t xml:space="preserve">CIVICCAST_PUBLIC_PORTAL_DIST</w:t>
+      </w:r>
+      <w:r>
+        <w:t xml:space="preserve"> </w:t>
+      </w:r>
+      <w:r>
+        <w:t xml:space="preserve">— Override the prebuilt frontend bundles.</w:t>
       </w:r>
     </w:p>
     <w:p>
@@ -8457,13 +8430,13 @@
           <w:b/>
           <w:bCs/>
         </w:rPr>
-        <w:t xml:space="preserve">CIVICCAST_NATS_DURABLE</w:t>
-      </w:r>
-      <w:r>
-        <w:t xml:space="preserve"> </w:t>
-      </w:r>
-      <w:r>
-        <w:t xml:space="preserve">— NATS connection.</w:t>
+        <w:t xml:space="preserve">CIVICCAST_APP_BUILD_ARTIFACTS_DIR</w:t>
+      </w:r>
+      <w:r>
+        <w:t xml:space="preserve"> </w:t>
+      </w:r>
+      <w:r>
+        <w:t xml:space="preserve">— OTT app-build orchestrator paths.</w:t>
       </w:r>
     </w:p>
     <w:p>
@@ -8480,13 +8453,13 @@
           <w:b/>
           <w:bCs/>
         </w:rPr>
-        <w:t xml:space="preserve">CIVICCAST_NATS_CA_FILE</w:t>
-      </w:r>
-      <w:r>
-        <w:t xml:space="preserve"> </w:t>
-      </w:r>
-      <w:r>
-        <w:t xml:space="preserve">— NATS connection.</w:t>
+        <w:t xml:space="preserve">CIVICCAST_APP_BUILD_STORE_PATH</w:t>
+      </w:r>
+      <w:r>
+        <w:t xml:space="preserve"> </w:t>
+      </w:r>
+      <w:r>
+        <w:t xml:space="preserve">— OTT app-build orchestrator paths.</w:t>
       </w:r>
     </w:p>
     <w:p>
@@ -8503,13 +8476,13 @@
           <w:b/>
           <w:bCs/>
         </w:rPr>
-        <w:t xml:space="preserve">CIVICCAST_NATS_CLIENT_CERT_FILE</w:t>
-      </w:r>
-      <w:r>
-        <w:t xml:space="preserve"> </w:t>
-      </w:r>
-      <w:r>
-        <w:t xml:space="preserve">— NATS connection.</w:t>
+        <w:t xml:space="preserve">CIVICCAST_APP_PLATFORM_CONFIG_PATH</w:t>
+      </w:r>
+      <w:r>
+        <w:t xml:space="preserve"> </w:t>
+      </w:r>
+      <w:r>
+        <w:t xml:space="preserve">— OTT app-build orchestrator paths.</w:t>
       </w:r>
     </w:p>
     <w:p>
@@ -8526,373 +8499,202 @@
           <w:b/>
           <w:bCs/>
         </w:rPr>
-        <w:t xml:space="preserve">CIVICCAST_NATS_CLIENT_KEY_FILE</w:t>
-      </w:r>
-      <w:r>
-        <w:t xml:space="preserve"> </w:t>
-      </w:r>
-      <w:r>
-        <w:t xml:space="preserve">— NATS connection.</w:t>
+        <w:t xml:space="preserve">CIVICCAST_CERT_ROOT</w:t>
+      </w:r>
+      <w:r>
+        <w:t xml:space="preserve"> </w:t>
+      </w:r>
+      <w:r>
+        <w:t xml:space="preserve">— Local-CA service-cert root override.</w:t>
+      </w:r>
+    </w:p>
+    <w:p>
+      <w:pPr>
+        <w:pStyle w:val="Compact"/>
+        <w:numPr>
+          <w:ilvl w:val="0"/>
+          <w:numId w:val="1022"/>
+        </w:numPr>
+      </w:pPr>
+      <w:r>
+        <w:rPr>
+          <w:rStyle w:val="VerbatimChar"/>
+          <w:b/>
+          <w:bCs/>
+        </w:rPr>
+        <w:t xml:space="preserve">CIVICCAST_REQUIRE_FCC_ACK</w:t>
+      </w:r>
+      <w:r>
+        <w:t xml:space="preserve"> </w:t>
+      </w:r>
+      <w:r>
+        <w:t xml:space="preserve">— Require an FCC-rule acknowledgement before EAS surfaces.</w:t>
+      </w:r>
+    </w:p>
+    <w:p>
+      <w:pPr>
+        <w:pStyle w:val="Compact"/>
+        <w:numPr>
+          <w:ilvl w:val="0"/>
+          <w:numId w:val="1022"/>
+        </w:numPr>
+      </w:pPr>
+      <w:r>
+        <w:rPr>
+          <w:rStyle w:val="VerbatimChar"/>
+          <w:b/>
+          <w:bCs/>
+        </w:rPr>
+        <w:t xml:space="preserve">CIVICCAST_ROLLBACK_ARTIFACT_PATH</w:t>
+      </w:r>
+      <w:r>
+        <w:t xml:space="preserve"> </w:t>
+      </w:r>
+      <w:r>
+        <w:t xml:space="preserve">— Path to a rollback artifact.</w:t>
+      </w:r>
+    </w:p>
+    <w:p>
+      <w:pPr>
+        <w:pStyle w:val="Compact"/>
+        <w:numPr>
+          <w:ilvl w:val="0"/>
+          <w:numId w:val="1022"/>
+        </w:numPr>
+      </w:pPr>
+      <w:r>
+        <w:rPr>
+          <w:rStyle w:val="VerbatimChar"/>
+          <w:b/>
+          <w:bCs/>
+        </w:rPr>
+        <w:t xml:space="preserve">CIVICCAST_TESTER_AVAILABLE_VERSION</w:t>
+      </w:r>
+      <w:r>
+        <w:t xml:space="preserve"> </w:t>
+      </w:r>
+      <w:r>
+        <w:t xml:space="preserve">— Tester-rig overrides; rarely used in production.</w:t>
+      </w:r>
+    </w:p>
+    <w:p>
+      <w:pPr>
+        <w:pStyle w:val="Compact"/>
+        <w:numPr>
+          <w:ilvl w:val="0"/>
+          <w:numId w:val="1022"/>
+        </w:numPr>
+      </w:pPr>
+      <w:r>
+        <w:rPr>
+          <w:rStyle w:val="VerbatimChar"/>
+          <w:b/>
+          <w:bCs/>
+        </w:rPr>
+        <w:t xml:space="preserve">CIVICCAST_TESTER_OPS_STATE_PATH</w:t>
+      </w:r>
+      <w:r>
+        <w:t xml:space="preserve"> </w:t>
+      </w:r>
+      <w:r>
+        <w:t xml:space="preserve">— Tester-rig overrides; rarely used in production.</w:t>
+      </w:r>
+    </w:p>
+    <w:p>
+      <w:pPr>
+        <w:pStyle w:val="Compact"/>
+        <w:numPr>
+          <w:ilvl w:val="0"/>
+          <w:numId w:val="1022"/>
+        </w:numPr>
+      </w:pPr>
+      <w:r>
+        <w:rPr>
+          <w:rStyle w:val="VerbatimChar"/>
+          <w:b/>
+          <w:bCs/>
+        </w:rPr>
+        <w:t xml:space="preserve">CIVICCAST_PLAYBACK_POLICY_STATE_PATH</w:t>
+      </w:r>
+      <w:r>
+        <w:t xml:space="preserve"> </w:t>
+      </w:r>
+      <w:r>
+        <w:t xml:space="preserve">— Tester-rig overrides; rarely used in production.</w:t>
+      </w:r>
+    </w:p>
+    <w:p>
+      <w:pPr>
+        <w:pStyle w:val="Compact"/>
+        <w:numPr>
+          <w:ilvl w:val="0"/>
+          <w:numId w:val="1022"/>
+        </w:numPr>
+      </w:pPr>
+      <w:r>
+        <w:rPr>
+          <w:rStyle w:val="VerbatimChar"/>
+          <w:b/>
+          <w:bCs/>
+        </w:rPr>
+        <w:t xml:space="preserve">CIVICCAST_STATION_STATE_PATH</w:t>
+      </w:r>
+      <w:r>
+        <w:t xml:space="preserve"> </w:t>
+      </w:r>
+      <w:r>
+        <w:t xml:space="preserve">— Tester-rig overrides; rarely used in production.</w:t>
+      </w:r>
+    </w:p>
+    <w:p>
+      <w:pPr>
+        <w:pStyle w:val="Compact"/>
+        <w:numPr>
+          <w:ilvl w:val="0"/>
+          <w:numId w:val="1022"/>
+        </w:numPr>
+      </w:pPr>
+      <w:r>
+        <w:rPr>
+          <w:rStyle w:val="VerbatimChar"/>
+          <w:b/>
+          <w:bCs/>
+        </w:rPr>
+        <w:t xml:space="preserve">CIVICCAST_SUPPORT_BUNDLE_DIR</w:t>
+      </w:r>
+      <w:r>
+        <w:t xml:space="preserve"> </w:t>
+      </w:r>
+      <w:r>
+        <w:t xml:space="preserve">— Tester-rig overrides; rarely used in production.</w:t>
+      </w:r>
+    </w:p>
+    <w:p>
+      <w:pPr>
+        <w:pStyle w:val="Compact"/>
+        <w:numPr>
+          <w:ilvl w:val="0"/>
+          <w:numId w:val="1022"/>
+        </w:numPr>
+      </w:pPr>
+      <w:r>
+        <w:rPr>
+          <w:rStyle w:val="VerbatimChar"/>
+          <w:b/>
+          <w:bCs/>
+        </w:rPr>
+        <w:t xml:space="preserve">CIVICCAST_RUN_POSTGRES_TESTS</w:t>
+      </w:r>
+      <w:r>
+        <w:t xml:space="preserve"> </w:t>
+      </w:r>
+      <w:r>
+        <w:t xml:space="preserve">— Run Postgres-only test suites against an external server.</w:t>
       </w:r>
     </w:p>
     <w:bookmarkEnd w:id="44"/>
-    <w:bookmarkStart w:id="45" w:name="diagnostics-and-overrides"/>
-    <w:p>
-      <w:pPr>
-        <w:pStyle w:val="Heading4"/>
-      </w:pPr>
-      <w:r>
-        <w:t xml:space="preserve">Diagnostics and overrides</w:t>
-      </w:r>
-    </w:p>
-    <w:p>
-      <w:pPr>
-        <w:pStyle w:val="Compact"/>
-        <w:numPr>
-          <w:ilvl w:val="0"/>
-          <w:numId w:val="1023"/>
-        </w:numPr>
-      </w:pPr>
-      <w:r>
-        <w:rPr>
-          <w:rStyle w:val="VerbatimChar"/>
-          <w:b/>
-          <w:bCs/>
-        </w:rPr>
-        <w:t xml:space="preserve">CIVICCAST_OPERATOR_CONSOLE_DIST</w:t>
-      </w:r>
-      <w:r>
-        <w:t xml:space="preserve"> </w:t>
-      </w:r>
-      <w:r>
-        <w:t xml:space="preserve">— Override the prebuilt frontend bundles.</w:t>
-      </w:r>
-    </w:p>
-    <w:p>
-      <w:pPr>
-        <w:pStyle w:val="Compact"/>
-        <w:numPr>
-          <w:ilvl w:val="0"/>
-          <w:numId w:val="1023"/>
-        </w:numPr>
-      </w:pPr>
-      <w:r>
-        <w:rPr>
-          <w:rStyle w:val="VerbatimChar"/>
-          <w:b/>
-          <w:bCs/>
-        </w:rPr>
-        <w:t xml:space="preserve">CIVICCAST_OPERATOR_CONSOLE_URL</w:t>
-      </w:r>
-      <w:r>
-        <w:t xml:space="preserve"> </w:t>
-      </w:r>
-      <w:r>
-        <w:t xml:space="preserve">— Override the prebuilt frontend bundles.</w:t>
-      </w:r>
-    </w:p>
-    <w:p>
-      <w:pPr>
-        <w:pStyle w:val="Compact"/>
-        <w:numPr>
-          <w:ilvl w:val="0"/>
-          <w:numId w:val="1023"/>
-        </w:numPr>
-      </w:pPr>
-      <w:r>
-        <w:rPr>
-          <w:rStyle w:val="VerbatimChar"/>
-          <w:b/>
-          <w:bCs/>
-        </w:rPr>
-        <w:t xml:space="preserve">CIVICCAST_PUBLIC_PORTAL_DIST</w:t>
-      </w:r>
-      <w:r>
-        <w:t xml:space="preserve"> </w:t>
-      </w:r>
-      <w:r>
-        <w:t xml:space="preserve">— Override the prebuilt frontend bundles.</w:t>
-      </w:r>
-    </w:p>
-    <w:p>
-      <w:pPr>
-        <w:pStyle w:val="Compact"/>
-        <w:numPr>
-          <w:ilvl w:val="0"/>
-          <w:numId w:val="1023"/>
-        </w:numPr>
-      </w:pPr>
-      <w:r>
-        <w:rPr>
-          <w:rStyle w:val="VerbatimChar"/>
-          <w:b/>
-          <w:bCs/>
-        </w:rPr>
-        <w:t xml:space="preserve">CIVICCAST_APP_BUILD_ARTIFACTS_DIR</w:t>
-      </w:r>
-      <w:r>
-        <w:t xml:space="preserve"> </w:t>
-      </w:r>
-      <w:r>
-        <w:t xml:space="preserve">— OTT app-build orchestrator paths.</w:t>
-      </w:r>
-    </w:p>
-    <w:p>
-      <w:pPr>
-        <w:pStyle w:val="Compact"/>
-        <w:numPr>
-          <w:ilvl w:val="0"/>
-          <w:numId w:val="1023"/>
-        </w:numPr>
-      </w:pPr>
-      <w:r>
-        <w:rPr>
-          <w:rStyle w:val="VerbatimChar"/>
-          <w:b/>
-          <w:bCs/>
-        </w:rPr>
-        <w:t xml:space="preserve">CIVICCAST_APP_BUILD_STORE_PATH</w:t>
-      </w:r>
-      <w:r>
-        <w:t xml:space="preserve"> </w:t>
-      </w:r>
-      <w:r>
-        <w:t xml:space="preserve">— OTT app-build orchestrator paths.</w:t>
-      </w:r>
-    </w:p>
-    <w:p>
-      <w:pPr>
-        <w:pStyle w:val="Compact"/>
-        <w:numPr>
-          <w:ilvl w:val="0"/>
-          <w:numId w:val="1023"/>
-        </w:numPr>
-      </w:pPr>
-      <w:r>
-        <w:rPr>
-          <w:rStyle w:val="VerbatimChar"/>
-          <w:b/>
-          <w:bCs/>
-        </w:rPr>
-        <w:t xml:space="preserve">CIVICCAST_APP_PLATFORM_CONFIG_PATH</w:t>
-      </w:r>
-      <w:r>
-        <w:t xml:space="preserve"> </w:t>
-      </w:r>
-      <w:r>
-        <w:t xml:space="preserve">— OTT app-build orchestrator paths.</w:t>
-      </w:r>
-    </w:p>
-    <w:p>
-      <w:pPr>
-        <w:pStyle w:val="Compact"/>
-        <w:numPr>
-          <w:ilvl w:val="0"/>
-          <w:numId w:val="1023"/>
-        </w:numPr>
-      </w:pPr>
-      <w:r>
-        <w:rPr>
-          <w:rStyle w:val="VerbatimChar"/>
-          <w:b/>
-          <w:bCs/>
-        </w:rPr>
-        <w:t xml:space="preserve">CIVICCAST_CERT_ROOT</w:t>
-      </w:r>
-      <w:r>
-        <w:t xml:space="preserve"> </w:t>
-      </w:r>
-      <w:r>
-        <w:t xml:space="preserve">— Local-CA service-cert root override.</w:t>
-      </w:r>
-    </w:p>
-    <w:p>
-      <w:pPr>
-        <w:pStyle w:val="Compact"/>
-        <w:numPr>
-          <w:ilvl w:val="0"/>
-          <w:numId w:val="1023"/>
-        </w:numPr>
-      </w:pPr>
-      <w:r>
-        <w:rPr>
-          <w:rStyle w:val="VerbatimChar"/>
-          <w:b/>
-          <w:bCs/>
-        </w:rPr>
-        <w:t xml:space="preserve">CIVICCAST_REQUIRE_FCC_ACK</w:t>
-      </w:r>
-      <w:r>
-        <w:t xml:space="preserve"> </w:t>
-      </w:r>
-      <w:r>
-        <w:t xml:space="preserve">— Require an FCC-rule acknowledgement before EAS surfaces.</w:t>
-      </w:r>
-    </w:p>
-    <w:p>
-      <w:pPr>
-        <w:pStyle w:val="Compact"/>
-        <w:numPr>
-          <w:ilvl w:val="0"/>
-          <w:numId w:val="1023"/>
-        </w:numPr>
-      </w:pPr>
-      <w:r>
-        <w:rPr>
-          <w:rStyle w:val="VerbatimChar"/>
-          <w:b/>
-          <w:bCs/>
-        </w:rPr>
-        <w:t xml:space="preserve">CIVICCAST_ROLLBACK_ARTIFACT_PATH</w:t>
-      </w:r>
-      <w:r>
-        <w:t xml:space="preserve"> </w:t>
-      </w:r>
-      <w:r>
-        <w:t xml:space="preserve">— Path to a rollback artifact.</w:t>
-      </w:r>
-    </w:p>
-    <w:p>
-      <w:pPr>
-        <w:pStyle w:val="Compact"/>
-        <w:numPr>
-          <w:ilvl w:val="0"/>
-          <w:numId w:val="1023"/>
-        </w:numPr>
-      </w:pPr>
-      <w:r>
-        <w:rPr>
-          <w:rStyle w:val="VerbatimChar"/>
-          <w:b/>
-          <w:bCs/>
-        </w:rPr>
-        <w:t xml:space="preserve">CIVICCAST_TESTER_AVAILABLE_VERSION</w:t>
-      </w:r>
-      <w:r>
-        <w:t xml:space="preserve"> </w:t>
-      </w:r>
-      <w:r>
-        <w:t xml:space="preserve">— Tester-rig overrides; rarely used in production.</w:t>
-      </w:r>
-    </w:p>
-    <w:p>
-      <w:pPr>
-        <w:pStyle w:val="Compact"/>
-        <w:numPr>
-          <w:ilvl w:val="0"/>
-          <w:numId w:val="1023"/>
-        </w:numPr>
-      </w:pPr>
-      <w:r>
-        <w:rPr>
-          <w:rStyle w:val="VerbatimChar"/>
-          <w:b/>
-          <w:bCs/>
-        </w:rPr>
-        <w:t xml:space="preserve">CIVICCAST_TESTER_OPS_STATE_PATH</w:t>
-      </w:r>
-      <w:r>
-        <w:t xml:space="preserve"> </w:t>
-      </w:r>
-      <w:r>
-        <w:t xml:space="preserve">— Tester-rig overrides; rarely used in production.</w:t>
-      </w:r>
-    </w:p>
-    <w:p>
-      <w:pPr>
-        <w:pStyle w:val="Compact"/>
-        <w:numPr>
-          <w:ilvl w:val="0"/>
-          <w:numId w:val="1023"/>
-        </w:numPr>
-      </w:pPr>
-      <w:r>
-        <w:rPr>
-          <w:rStyle w:val="VerbatimChar"/>
-          <w:b/>
-          <w:bCs/>
-        </w:rPr>
-        <w:t xml:space="preserve">CIVICCAST_PLAYBACK_POLICY_STATE_PATH</w:t>
-      </w:r>
-      <w:r>
-        <w:t xml:space="preserve"> </w:t>
-      </w:r>
-      <w:r>
-        <w:t xml:space="preserve">— Tester-rig overrides; rarely used in production.</w:t>
-      </w:r>
-    </w:p>
-    <w:p>
-      <w:pPr>
-        <w:pStyle w:val="Compact"/>
-        <w:numPr>
-          <w:ilvl w:val="0"/>
-          <w:numId w:val="1023"/>
-        </w:numPr>
-      </w:pPr>
-      <w:r>
-        <w:rPr>
-          <w:rStyle w:val="VerbatimChar"/>
-          <w:b/>
-          <w:bCs/>
-        </w:rPr>
-        <w:t xml:space="preserve">CIVICCAST_STATION_STATE_PATH</w:t>
-      </w:r>
-      <w:r>
-        <w:t xml:space="preserve"> </w:t>
-      </w:r>
-      <w:r>
-        <w:t xml:space="preserve">— Tester-rig overrides; rarely used in production.</w:t>
-      </w:r>
-    </w:p>
-    <w:p>
-      <w:pPr>
-        <w:pStyle w:val="Compact"/>
-        <w:numPr>
-          <w:ilvl w:val="0"/>
-          <w:numId w:val="1023"/>
-        </w:numPr>
-      </w:pPr>
-      <w:r>
-        <w:rPr>
-          <w:rStyle w:val="VerbatimChar"/>
-          <w:b/>
-          <w:bCs/>
-        </w:rPr>
-        <w:t xml:space="preserve">CIVICCAST_SUPPORT_BUNDLE_DIR</w:t>
-      </w:r>
-      <w:r>
-        <w:t xml:space="preserve"> </w:t>
-      </w:r>
-      <w:r>
-        <w:t xml:space="preserve">— Tester-rig overrides; rarely used in production.</w:t>
-      </w:r>
-    </w:p>
-    <w:p>
-      <w:pPr>
-        <w:pStyle w:val="Compact"/>
-        <w:numPr>
-          <w:ilvl w:val="0"/>
-          <w:numId w:val="1023"/>
-        </w:numPr>
-      </w:pPr>
-      <w:r>
-        <w:rPr>
-          <w:rStyle w:val="VerbatimChar"/>
-          <w:b/>
-          <w:bCs/>
-        </w:rPr>
-        <w:t xml:space="preserve">CIVICCAST_RUN_POSTGRES_TESTS</w:t>
-      </w:r>
-      <w:r>
-        <w:t xml:space="preserve"> </w:t>
-      </w:r>
-      <w:r>
-        <w:t xml:space="preserve">— Run Postgres-only test suites against an external server.</w:t>
-      </w:r>
-    </w:p>
     <w:bookmarkEnd w:id="45"/>
-    <w:bookmarkEnd w:id="46"/>
-    <w:bookmarkStart w:id="47" w:name="credential-store"/>
+    <w:bookmarkStart w:id="46" w:name="credential-store"/>
     <w:p>
       <w:pPr>
         <w:pStyle w:val="Heading3"/>
@@ -9244,533 +9046,533 @@
         <w:t xml:space="preserve">line and a credential reference label.</w:t>
       </w:r>
     </w:p>
+    <w:bookmarkEnd w:id="46"/>
+    <w:bookmarkStart w:id="47" w:name="cli-reference"/>
+    <w:p>
+      <w:pPr>
+        <w:pStyle w:val="Heading3"/>
+      </w:pPr>
+      <w:r>
+        <w:t xml:space="preserve">CLI Reference</w:t>
+      </w:r>
+    </w:p>
+    <w:p>
+      <w:pPr>
+        <w:pStyle w:val="FirstParagraph"/>
+      </w:pPr>
+      <w:r>
+        <w:rPr>
+          <w:rStyle w:val="VerbatimChar"/>
+        </w:rPr>
+        <w:t xml:space="preserve">civiccast</w:t>
+      </w:r>
+      <w:r>
+        <w:t xml:space="preserve"> </w:t>
+      </w:r>
+      <w:r>
+        <w:t xml:space="preserve">is a Typer-based CLI. Most operators rarely need it — the</w:t>
+      </w:r>
+      <w:r>
+        <w:t xml:space="preserve"> </w:t>
+      </w:r>
+      <w:r>
+        <w:t xml:space="preserve">operator console is the day-to-day surface — but integrators and</w:t>
+      </w:r>
+      <w:r>
+        <w:t xml:space="preserve"> </w:t>
+      </w:r>
+      <w:r>
+        <w:t xml:space="preserve">on-call use it heavily.</w:t>
+      </w:r>
+    </w:p>
+    <w:p>
+      <w:pPr>
+        <w:pStyle w:val="SourceCode"/>
+      </w:pPr>
+      <w:r>
+        <w:rPr>
+          <w:rStyle w:val="VerbatimChar"/>
+        </w:rPr>
+        <w:t xml:space="preserve">civiccast --version</w:t>
+      </w:r>
+      <w:r>
+        <w:br/>
+      </w:r>
+      <w:r>
+        <w:rPr>
+          <w:rStyle w:val="VerbatimChar"/>
+        </w:rPr>
+        <w:t xml:space="preserve">civiccast doctor [--json] [--disk PATH]</w:t>
+      </w:r>
+      <w:r>
+        <w:br/>
+      </w:r>
+      <w:r>
+        <w:br/>
+      </w:r>
+      <w:r>
+        <w:rPr>
+          <w:rStyle w:val="VerbatimChar"/>
+        </w:rPr>
+        <w:t xml:space="preserve">civiccast installer plan \</w:t>
+      </w:r>
+      <w:r>
+        <w:br/>
+      </w:r>
+      <w:r>
+        <w:rPr>
+          <w:rStyle w:val="VerbatimChar"/>
+        </w:rPr>
+        <w:t xml:space="preserve">    [--profile public-meetings] [--recommended-tier tier-1]</w:t>
+      </w:r>
+      <w:r>
+        <w:br/>
+      </w:r>
+      <w:r>
+        <w:rPr>
+          <w:rStyle w:val="VerbatimChar"/>
+        </w:rPr>
+        <w:t xml:space="preserve">civiccast installer health-check [--profile public-meetings]</w:t>
+      </w:r>
+      <w:r>
+        <w:br/>
+      </w:r>
+      <w:r>
+        <w:rPr>
+          <w:rStyle w:val="VerbatimChar"/>
+        </w:rPr>
+        <w:t xml:space="preserve">civiccast installer platform-plan [--os-family linux|macos]</w:t>
+      </w:r>
+      <w:r>
+        <w:br/>
+      </w:r>
+      <w:r>
+        <w:rPr>
+          <w:rStyle w:val="VerbatimChar"/>
+        </w:rPr>
+        <w:t xml:space="preserve">    # Generic Linux/macOS bootstrap planning only. Windows deployment</w:t>
+      </w:r>
+      <w:r>
+        <w:br/>
+      </w:r>
+      <w:r>
+        <w:rPr>
+          <w:rStyle w:val="VerbatimChar"/>
+        </w:rPr>
+        <w:t xml:space="preserve">    # readiness is decided separately by the native station's own</w:t>
+      </w:r>
+      <w:r>
+        <w:br/>
+      </w:r>
+      <w:r>
+        <w:rPr>
+          <w:rStyle w:val="VerbatimChar"/>
+        </w:rPr>
+        <w:t xml:space="preserve">    # activation state (civiccast.installer.service), not this plan.</w:t>
+      </w:r>
+      <w:r>
+        <w:br/>
+      </w:r>
+      <w:r>
+        <w:rPr>
+          <w:rStyle w:val="VerbatimChar"/>
+        </w:rPr>
+        <w:t xml:space="preserve">civiccast installer verify-package --artifact PATH --sidecar PATH</w:t>
+      </w:r>
+      <w:r>
+        <w:br/>
+      </w:r>
+      <w:r>
+        <w:rPr>
+          <w:rStyle w:val="VerbatimChar"/>
+        </w:rPr>
+        <w:t xml:space="preserve">civiccast installer summary</w:t>
+      </w:r>
+      <w:r>
+        <w:br/>
+      </w:r>
+      <w:r>
+        <w:rPr>
+          <w:rStyle w:val="VerbatimChar"/>
+        </w:rPr>
+        <w:t xml:space="preserve">civiccast installer beta-handoff \</w:t>
+      </w:r>
+      <w:r>
+        <w:br/>
+      </w:r>
+      <w:r>
+        <w:rPr>
+          <w:rStyle w:val="VerbatimChar"/>
+        </w:rPr>
+        <w:t xml:space="preserve">    [--release-manifest PATH] [--clean-windows-evidence PATH]</w:t>
+      </w:r>
+      <w:r>
+        <w:br/>
+      </w:r>
+      <w:r>
+        <w:br/>
+      </w:r>
+      <w:r>
+        <w:rPr>
+          <w:rStyle w:val="VerbatimChar"/>
+        </w:rPr>
+        <w:t xml:space="preserve">civiccast model download [--offline-bundle --bundle-dir PATH] \</w:t>
+      </w:r>
+      <w:r>
+        <w:br/>
+      </w:r>
+      <w:r>
+        <w:rPr>
+          <w:rStyle w:val="VerbatimChar"/>
+        </w:rPr>
+        <w:t xml:space="preserve">    [--profile NAME] [--dry-run]</w:t>
+      </w:r>
+      <w:r>
+        <w:br/>
+      </w:r>
+      <w:r>
+        <w:rPr>
+          <w:rStyle w:val="VerbatimChar"/>
+        </w:rPr>
+        <w:t xml:space="preserve">civiccast model state</w:t>
+      </w:r>
+      <w:r>
+        <w:br/>
+      </w:r>
+      <w:r>
+        <w:rPr>
+          <w:rStyle w:val="VerbatimChar"/>
+        </w:rPr>
+        <w:t xml:space="preserve">civiccast model import-offline --bundle-dir PATH \</w:t>
+      </w:r>
+      <w:r>
+        <w:br/>
+      </w:r>
+      <w:r>
+        <w:rPr>
+          <w:rStyle w:val="VerbatimChar"/>
+        </w:rPr>
+        <w:t xml:space="preserve">    --expected file=sha256 [--expected ...]</w:t>
+      </w:r>
+      <w:r>
+        <w:br/>
+      </w:r>
+      <w:r>
+        <w:rPr>
+          <w:rStyle w:val="VerbatimChar"/>
+        </w:rPr>
+        <w:t xml:space="preserve">civiccast model set-provider-key ollama-cloud|openrouter \</w:t>
+      </w:r>
+      <w:r>
+        <w:br/>
+      </w:r>
+      <w:r>
+        <w:rPr>
+          <w:rStyle w:val="VerbatimChar"/>
+        </w:rPr>
+        <w:t xml:space="preserve">    [--key SECRET] [--clear]</w:t>
+      </w:r>
+      <w:r>
+        <w:br/>
+      </w:r>
+      <w:r>
+        <w:br/>
+      </w:r>
+      <w:r>
+        <w:rPr>
+          <w:rStyle w:val="VerbatimChar"/>
+        </w:rPr>
+        <w:t xml:space="preserve">civiccast cert rotate IDENTITY</w:t>
+      </w:r>
+      <w:r>
+        <w:br/>
+      </w:r>
+      <w:r>
+        <w:br/>
+      </w:r>
+      <w:r>
+        <w:rPr>
+          <w:rStyle w:val="VerbatimChar"/>
+        </w:rPr>
+        <w:t xml:space="preserve">civiccast token …               (managed by the operator console; see /api/tokens)</w:t>
+      </w:r>
+      <w:r>
+        <w:br/>
+      </w:r>
+      <w:r>
+        <w:br/>
+      </w:r>
+      <w:r>
+        <w:rPr>
+          <w:rStyle w:val="VerbatimChar"/>
+        </w:rPr>
+        <w:t xml:space="preserve">civiccast cable package --asset-id ID --title T --media F \</w:t>
+      </w:r>
+      <w:r>
+        <w:br/>
+      </w:r>
+      <w:r>
+        <w:rPr>
+          <w:rStyle w:val="VerbatimChar"/>
+        </w:rPr>
+        <w:t xml:space="preserve">    --captions F --output-dir D</w:t>
+      </w:r>
+      <w:r>
+        <w:br/>
+      </w:r>
+      <w:r>
+        <w:rPr>
+          <w:rStyle w:val="VerbatimChar"/>
+        </w:rPr>
+        <w:t xml:space="preserve">civiccast cable ndi-check</w:t>
+      </w:r>
+      <w:r>
+        <w:br/>
+      </w:r>
+      <w:r>
+        <w:rPr>
+          <w:rStyle w:val="VerbatimChar"/>
+        </w:rPr>
+        <w:t xml:space="preserve">civiccast cable ndi-plan --media F --ndi-name N \</w:t>
+      </w:r>
+      <w:r>
+        <w:br/>
+      </w:r>
+      <w:r>
+        <w:rPr>
+          <w:rStyle w:val="VerbatimChar"/>
+        </w:rPr>
+        <w:t xml:space="preserve">    [--muxer libndi_newtek]</w:t>
+      </w:r>
+      <w:r>
+        <w:br/>
+      </w:r>
+      <w:r>
+        <w:br/>
+      </w:r>
+      <w:r>
+        <w:rPr>
+          <w:rStyle w:val="VerbatimChar"/>
+        </w:rPr>
+        <w:t xml:space="preserve">civiccast activitypub …         (key + config helpers; see civiccast/activitypub/)</w:t>
+      </w:r>
+      <w:r>
+        <w:br/>
+      </w:r>
+      <w:r>
+        <w:br/>
+      </w:r>
+      <w:r>
+        <w:rPr>
+          <w:rStyle w:val="VerbatimChar"/>
+        </w:rPr>
+        <w:t xml:space="preserve">civiccast egress run --channel-id CH [--work-dir D] \</w:t>
+      </w:r>
+      <w:r>
+        <w:br/>
+      </w:r>
+      <w:r>
+        <w:rPr>
+          <w:rStyle w:val="VerbatimChar"/>
+        </w:rPr>
+        <w:t xml:space="preserve">    [--poll-seconds 2] [--once]</w:t>
+      </w:r>
+      <w:r>
+        <w:br/>
+      </w:r>
+      <w:r>
+        <w:rPr>
+          <w:rStyle w:val="VerbatimChar"/>
+        </w:rPr>
+        <w:t xml:space="preserve">civiccast egress verify --channel-id CH [--seconds 10]</w:t>
+      </w:r>
+      <w:r>
+        <w:br/>
+      </w:r>
+      <w:r>
+        <w:rPr>
+          <w:rStyle w:val="VerbatimChar"/>
+        </w:rPr>
+        <w:t xml:space="preserve">civiccast egress recovery-proof --channel-id CH \</w:t>
+      </w:r>
+      <w:r>
+        <w:br/>
+      </w:r>
+      <w:r>
+        <w:rPr>
+          <w:rStyle w:val="VerbatimChar"/>
+        </w:rPr>
+        <w:t xml:space="preserve">    --measured-seconds N …</w:t>
+      </w:r>
+      <w:r>
+        <w:br/>
+      </w:r>
+      <w:r>
+        <w:rPr>
+          <w:rStyle w:val="VerbatimChar"/>
+        </w:rPr>
+        <w:t xml:space="preserve">civiccast egress continuity-proof --source-plan-json J \</w:t>
+      </w:r>
+      <w:r>
+        <w:br/>
+      </w:r>
+      <w:r>
+        <w:rPr>
+          <w:rStyle w:val="VerbatimChar"/>
+        </w:rPr>
+        <w:t xml:space="preserve">    --config-json J \</w:t>
+      </w:r>
+      <w:r>
+        <w:br/>
+      </w:r>
+      <w:r>
+        <w:rPr>
+          <w:rStyle w:val="VerbatimChar"/>
+        </w:rPr>
+        <w:t xml:space="preserve">    --output-path F</w:t>
+      </w:r>
+      <w:r>
+        <w:br/>
+      </w:r>
+      <w:r>
+        <w:rPr>
+          <w:rStyle w:val="VerbatimChar"/>
+        </w:rPr>
+        <w:t xml:space="preserve">civiccast egress srt-continuity-proof \</w:t>
+      </w:r>
+      <w:r>
+        <w:br/>
+      </w:r>
+      <w:r>
+        <w:rPr>
+          <w:rStyle w:val="VerbatimChar"/>
+        </w:rPr>
+        <w:t xml:space="preserve">    --source-plan-json J --config-json J \</w:t>
+      </w:r>
+      <w:r>
+        <w:br/>
+      </w:r>
+      <w:r>
+        <w:rPr>
+          <w:rStyle w:val="VerbatimChar"/>
+        </w:rPr>
+        <w:t xml:space="preserve">    --sender-url U --receiver-url U \</w:t>
+      </w:r>
+      <w:r>
+        <w:br/>
+      </w:r>
+      <w:r>
+        <w:rPr>
+          <w:rStyle w:val="VerbatimChar"/>
+        </w:rPr>
+        <w:t xml:space="preserve">    --receiver-output-path F</w:t>
+      </w:r>
+      <w:r>
+        <w:br/>
+      </w:r>
+      <w:r>
+        <w:rPr>
+          <w:rStyle w:val="VerbatimChar"/>
+        </w:rPr>
+        <w:t xml:space="preserve">civiccast egress caption-decode-proof --channel-id CH …</w:t>
+      </w:r>
+      <w:r>
+        <w:br/>
+      </w:r>
+      <w:r>
+        <w:rPr>
+          <w:rStyle w:val="VerbatimChar"/>
+        </w:rPr>
+        <w:t xml:space="preserve">civiccast egress trim-health [--older-than-days 30] [--dry-run]</w:t>
+      </w:r>
+      <w:r>
+        <w:br/>
+      </w:r>
+      <w:r>
+        <w:br/>
+      </w:r>
+      <w:r>
+        <w:rPr>
+          <w:rStyle w:val="VerbatimChar"/>
+        </w:rPr>
+        <w:t xml:space="preserve">civiccast live-takeover …       (cut a channel to a live source and return it)</w:t>
+      </w:r>
+    </w:p>
+    <w:p>
+      <w:pPr>
+        <w:pStyle w:val="FirstParagraph"/>
+      </w:pPr>
+      <w:r>
+        <w:t xml:space="preserve">Every subcommand supports</w:t>
+      </w:r>
+      <w:r>
+        <w:t xml:space="preserve"> </w:t>
+      </w:r>
+      <w:r>
+        <w:rPr>
+          <w:rStyle w:val="VerbatimChar"/>
+        </w:rPr>
+        <w:t xml:space="preserve">--json</w:t>
+      </w:r>
+      <w:r>
+        <w:t xml:space="preserve"> </w:t>
+      </w:r>
+      <w:r>
+        <w:t xml:space="preserve">for machine-readable output. Long-running</w:t>
+      </w:r>
+      <w:r>
+        <w:t xml:space="preserve"> </w:t>
+      </w:r>
+      <w:r>
+        <w:t xml:space="preserve">ones (</w:t>
+      </w:r>
+      <w:r>
+        <w:rPr>
+          <w:rStyle w:val="VerbatimChar"/>
+        </w:rPr>
+        <w:t xml:space="preserve">civiccast egress run</w:t>
+      </w:r>
+      <w:r>
+        <w:t xml:space="preserve">) respond to SIGTERM and SIGINT cleanly.</w:t>
+      </w:r>
+    </w:p>
+    <w:p>
+      <w:pPr>
+        <w:pStyle w:val="BodyText"/>
+      </w:pPr>
+      <w:r>
+        <w:t xml:space="preserve">Headless callers should authenticate via</w:t>
+      </w:r>
+      <w:r>
+        <w:t xml:space="preserve"> </w:t>
+      </w:r>
+      <w:r>
+        <w:rPr>
+          <w:rStyle w:val="VerbatimChar"/>
+        </w:rPr>
+        <w:t xml:space="preserve">CIVICCAST_STAFF_TOKENS</w:t>
+      </w:r>
+      <w:r>
+        <w:t xml:space="preserve"> </w:t>
+      </w:r>
+      <w:r>
+        <w:t xml:space="preserve">rather</w:t>
+      </w:r>
+      <w:r>
+        <w:t xml:space="preserve"> </w:t>
+      </w:r>
+      <w:r>
+        <w:t xml:space="preserve">than passing tokens on the command line. Recovery codes, provider keys,</w:t>
+      </w:r>
+      <w:r>
+        <w:t xml:space="preserve"> </w:t>
+      </w:r>
+      <w:r>
+        <w:t xml:space="preserve">and Stripe secrets must never appear on a command line in production.</w:t>
+      </w:r>
+    </w:p>
     <w:bookmarkEnd w:id="47"/>
-    <w:bookmarkStart w:id="48" w:name="cli-reference"/>
-    <w:p>
-      <w:pPr>
-        <w:pStyle w:val="Heading3"/>
-      </w:pPr>
-      <w:r>
-        <w:t xml:space="preserve">CLI Reference</w:t>
-      </w:r>
-    </w:p>
-    <w:p>
-      <w:pPr>
-        <w:pStyle w:val="FirstParagraph"/>
-      </w:pPr>
-      <w:r>
-        <w:rPr>
-          <w:rStyle w:val="VerbatimChar"/>
-        </w:rPr>
-        <w:t xml:space="preserve">civiccast</w:t>
-      </w:r>
-      <w:r>
-        <w:t xml:space="preserve"> </w:t>
-      </w:r>
-      <w:r>
-        <w:t xml:space="preserve">is a Typer-based CLI. Most operators rarely need it — the</w:t>
-      </w:r>
-      <w:r>
-        <w:t xml:space="preserve"> </w:t>
-      </w:r>
-      <w:r>
-        <w:t xml:space="preserve">operator console is the day-to-day surface — but integrators and</w:t>
-      </w:r>
-      <w:r>
-        <w:t xml:space="preserve"> </w:t>
-      </w:r>
-      <w:r>
-        <w:t xml:space="preserve">on-call use it heavily.</w:t>
-      </w:r>
-    </w:p>
-    <w:p>
-      <w:pPr>
-        <w:pStyle w:val="SourceCode"/>
-      </w:pPr>
-      <w:r>
-        <w:rPr>
-          <w:rStyle w:val="VerbatimChar"/>
-        </w:rPr>
-        <w:t xml:space="preserve">civiccast --version</w:t>
-      </w:r>
-      <w:r>
-        <w:br/>
-      </w:r>
-      <w:r>
-        <w:rPr>
-          <w:rStyle w:val="VerbatimChar"/>
-        </w:rPr>
-        <w:t xml:space="preserve">civiccast doctor [--json] [--disk PATH]</w:t>
-      </w:r>
-      <w:r>
-        <w:br/>
-      </w:r>
-      <w:r>
-        <w:br/>
-      </w:r>
-      <w:r>
-        <w:rPr>
-          <w:rStyle w:val="VerbatimChar"/>
-        </w:rPr>
-        <w:t xml:space="preserve">civiccast installer plan \</w:t>
-      </w:r>
-      <w:r>
-        <w:br/>
-      </w:r>
-      <w:r>
-        <w:rPr>
-          <w:rStyle w:val="VerbatimChar"/>
-        </w:rPr>
-        <w:t xml:space="preserve">    [--profile public-meetings] [--recommended-tier tier-1]</w:t>
-      </w:r>
-      <w:r>
-        <w:br/>
-      </w:r>
-      <w:r>
-        <w:rPr>
-          <w:rStyle w:val="VerbatimChar"/>
-        </w:rPr>
-        <w:t xml:space="preserve">civiccast installer health-check [--profile public-meetings]</w:t>
-      </w:r>
-      <w:r>
-        <w:br/>
-      </w:r>
-      <w:r>
-        <w:rPr>
-          <w:rStyle w:val="VerbatimChar"/>
-        </w:rPr>
-        <w:t xml:space="preserve">civiccast installer platform-plan [--os-family linux|macos]</w:t>
-      </w:r>
-      <w:r>
-        <w:br/>
-      </w:r>
-      <w:r>
-        <w:rPr>
-          <w:rStyle w:val="VerbatimChar"/>
-        </w:rPr>
-        <w:t xml:space="preserve">    # Generic Linux/macOS bootstrap planning only. Windows deployment</w:t>
-      </w:r>
-      <w:r>
-        <w:br/>
-      </w:r>
-      <w:r>
-        <w:rPr>
-          <w:rStyle w:val="VerbatimChar"/>
-        </w:rPr>
-        <w:t xml:space="preserve">    # readiness is decided separately by the native station's own</w:t>
-      </w:r>
-      <w:r>
-        <w:br/>
-      </w:r>
-      <w:r>
-        <w:rPr>
-          <w:rStyle w:val="VerbatimChar"/>
-        </w:rPr>
-        <w:t xml:space="preserve">    # activation state (civiccast.installer.service), not this plan.</w:t>
-      </w:r>
-      <w:r>
-        <w:br/>
-      </w:r>
-      <w:r>
-        <w:rPr>
-          <w:rStyle w:val="VerbatimChar"/>
-        </w:rPr>
-        <w:t xml:space="preserve">civiccast installer verify-package --artifact PATH --sidecar PATH</w:t>
-      </w:r>
-      <w:r>
-        <w:br/>
-      </w:r>
-      <w:r>
-        <w:rPr>
-          <w:rStyle w:val="VerbatimChar"/>
-        </w:rPr>
-        <w:t xml:space="preserve">civiccast installer summary</w:t>
-      </w:r>
-      <w:r>
-        <w:br/>
-      </w:r>
-      <w:r>
-        <w:rPr>
-          <w:rStyle w:val="VerbatimChar"/>
-        </w:rPr>
-        <w:t xml:space="preserve">civiccast installer beta-handoff \</w:t>
-      </w:r>
-      <w:r>
-        <w:br/>
-      </w:r>
-      <w:r>
-        <w:rPr>
-          <w:rStyle w:val="VerbatimChar"/>
-        </w:rPr>
-        <w:t xml:space="preserve">    [--release-manifest PATH] [--clean-windows-evidence PATH]</w:t>
-      </w:r>
-      <w:r>
-        <w:br/>
-      </w:r>
-      <w:r>
-        <w:br/>
-      </w:r>
-      <w:r>
-        <w:rPr>
-          <w:rStyle w:val="VerbatimChar"/>
-        </w:rPr>
-        <w:t xml:space="preserve">civiccast model download [--offline-bundle --bundle-dir PATH] \</w:t>
-      </w:r>
-      <w:r>
-        <w:br/>
-      </w:r>
-      <w:r>
-        <w:rPr>
-          <w:rStyle w:val="VerbatimChar"/>
-        </w:rPr>
-        <w:t xml:space="preserve">    [--profile NAME] [--dry-run]</w:t>
-      </w:r>
-      <w:r>
-        <w:br/>
-      </w:r>
-      <w:r>
-        <w:rPr>
-          <w:rStyle w:val="VerbatimChar"/>
-        </w:rPr>
-        <w:t xml:space="preserve">civiccast model state</w:t>
-      </w:r>
-      <w:r>
-        <w:br/>
-      </w:r>
-      <w:r>
-        <w:rPr>
-          <w:rStyle w:val="VerbatimChar"/>
-        </w:rPr>
-        <w:t xml:space="preserve">civiccast model import-offline --bundle-dir PATH \</w:t>
-      </w:r>
-      <w:r>
-        <w:br/>
-      </w:r>
-      <w:r>
-        <w:rPr>
-          <w:rStyle w:val="VerbatimChar"/>
-        </w:rPr>
-        <w:t xml:space="preserve">    --expected file=sha256 [--expected ...]</w:t>
-      </w:r>
-      <w:r>
-        <w:br/>
-      </w:r>
-      <w:r>
-        <w:rPr>
-          <w:rStyle w:val="VerbatimChar"/>
-        </w:rPr>
-        <w:t xml:space="preserve">civiccast model set-provider-key ollama-cloud|openrouter \</w:t>
-      </w:r>
-      <w:r>
-        <w:br/>
-      </w:r>
-      <w:r>
-        <w:rPr>
-          <w:rStyle w:val="VerbatimChar"/>
-        </w:rPr>
-        <w:t xml:space="preserve">    [--key SECRET] [--clear]</w:t>
-      </w:r>
-      <w:r>
-        <w:br/>
-      </w:r>
-      <w:r>
-        <w:br/>
-      </w:r>
-      <w:r>
-        <w:rPr>
-          <w:rStyle w:val="VerbatimChar"/>
-        </w:rPr>
-        <w:t xml:space="preserve">civiccast cert rotate IDENTITY</w:t>
-      </w:r>
-      <w:r>
-        <w:br/>
-      </w:r>
-      <w:r>
-        <w:br/>
-      </w:r>
-      <w:r>
-        <w:rPr>
-          <w:rStyle w:val="VerbatimChar"/>
-        </w:rPr>
-        <w:t xml:space="preserve">civiccast token …               (managed by the operator console; see /api/tokens)</w:t>
-      </w:r>
-      <w:r>
-        <w:br/>
-      </w:r>
-      <w:r>
-        <w:br/>
-      </w:r>
-      <w:r>
-        <w:rPr>
-          <w:rStyle w:val="VerbatimChar"/>
-        </w:rPr>
-        <w:t xml:space="preserve">civiccast cable package --asset-id ID --title T --media F \</w:t>
-      </w:r>
-      <w:r>
-        <w:br/>
-      </w:r>
-      <w:r>
-        <w:rPr>
-          <w:rStyle w:val="VerbatimChar"/>
-        </w:rPr>
-        <w:t xml:space="preserve">    --captions F --output-dir D</w:t>
-      </w:r>
-      <w:r>
-        <w:br/>
-      </w:r>
-      <w:r>
-        <w:rPr>
-          <w:rStyle w:val="VerbatimChar"/>
-        </w:rPr>
-        <w:t xml:space="preserve">civiccast cable ndi-check</w:t>
-      </w:r>
-      <w:r>
-        <w:br/>
-      </w:r>
-      <w:r>
-        <w:rPr>
-          <w:rStyle w:val="VerbatimChar"/>
-        </w:rPr>
-        <w:t xml:space="preserve">civiccast cable ndi-plan --media F --ndi-name N \</w:t>
-      </w:r>
-      <w:r>
-        <w:br/>
-      </w:r>
-      <w:r>
-        <w:rPr>
-          <w:rStyle w:val="VerbatimChar"/>
-        </w:rPr>
-        <w:t xml:space="preserve">    [--muxer libndi_newtek]</w:t>
-      </w:r>
-      <w:r>
-        <w:br/>
-      </w:r>
-      <w:r>
-        <w:br/>
-      </w:r>
-      <w:r>
-        <w:rPr>
-          <w:rStyle w:val="VerbatimChar"/>
-        </w:rPr>
-        <w:t xml:space="preserve">civiccast activitypub …         (key + config helpers; see civiccast/activitypub/)</w:t>
-      </w:r>
-      <w:r>
-        <w:br/>
-      </w:r>
-      <w:r>
-        <w:br/>
-      </w:r>
-      <w:r>
-        <w:rPr>
-          <w:rStyle w:val="VerbatimChar"/>
-        </w:rPr>
-        <w:t xml:space="preserve">civiccast egress run --channel-id CH [--work-dir D] \</w:t>
-      </w:r>
-      <w:r>
-        <w:br/>
-      </w:r>
-      <w:r>
-        <w:rPr>
-          <w:rStyle w:val="VerbatimChar"/>
-        </w:rPr>
-        <w:t xml:space="preserve">    [--poll-seconds 2] [--once]</w:t>
-      </w:r>
-      <w:r>
-        <w:br/>
-      </w:r>
-      <w:r>
-        <w:rPr>
-          <w:rStyle w:val="VerbatimChar"/>
-        </w:rPr>
-        <w:t xml:space="preserve">civiccast egress verify --channel-id CH [--seconds 10]</w:t>
-      </w:r>
-      <w:r>
-        <w:br/>
-      </w:r>
-      <w:r>
-        <w:rPr>
-          <w:rStyle w:val="VerbatimChar"/>
-        </w:rPr>
-        <w:t xml:space="preserve">civiccast egress recovery-proof --channel-id CH \</w:t>
-      </w:r>
-      <w:r>
-        <w:br/>
-      </w:r>
-      <w:r>
-        <w:rPr>
-          <w:rStyle w:val="VerbatimChar"/>
-        </w:rPr>
-        <w:t xml:space="preserve">    --measured-seconds N …</w:t>
-      </w:r>
-      <w:r>
-        <w:br/>
-      </w:r>
-      <w:r>
-        <w:rPr>
-          <w:rStyle w:val="VerbatimChar"/>
-        </w:rPr>
-        <w:t xml:space="preserve">civiccast egress continuity-proof --source-plan-json J \</w:t>
-      </w:r>
-      <w:r>
-        <w:br/>
-      </w:r>
-      <w:r>
-        <w:rPr>
-          <w:rStyle w:val="VerbatimChar"/>
-        </w:rPr>
-        <w:t xml:space="preserve">    --config-json J \</w:t>
-      </w:r>
-      <w:r>
-        <w:br/>
-      </w:r>
-      <w:r>
-        <w:rPr>
-          <w:rStyle w:val="VerbatimChar"/>
-        </w:rPr>
-        <w:t xml:space="preserve">    --output-path F</w:t>
-      </w:r>
-      <w:r>
-        <w:br/>
-      </w:r>
-      <w:r>
-        <w:rPr>
-          <w:rStyle w:val="VerbatimChar"/>
-        </w:rPr>
-        <w:t xml:space="preserve">civiccast egress srt-continuity-proof \</w:t>
-      </w:r>
-      <w:r>
-        <w:br/>
-      </w:r>
-      <w:r>
-        <w:rPr>
-          <w:rStyle w:val="VerbatimChar"/>
-        </w:rPr>
-        <w:t xml:space="preserve">    --source-plan-json J --config-json J \</w:t>
-      </w:r>
-      <w:r>
-        <w:br/>
-      </w:r>
-      <w:r>
-        <w:rPr>
-          <w:rStyle w:val="VerbatimChar"/>
-        </w:rPr>
-        <w:t xml:space="preserve">    --sender-url U --receiver-url U \</w:t>
-      </w:r>
-      <w:r>
-        <w:br/>
-      </w:r>
-      <w:r>
-        <w:rPr>
-          <w:rStyle w:val="VerbatimChar"/>
-        </w:rPr>
-        <w:t xml:space="preserve">    --receiver-output-path F</w:t>
-      </w:r>
-      <w:r>
-        <w:br/>
-      </w:r>
-      <w:r>
-        <w:rPr>
-          <w:rStyle w:val="VerbatimChar"/>
-        </w:rPr>
-        <w:t xml:space="preserve">civiccast egress caption-decode-proof --channel-id CH …</w:t>
-      </w:r>
-      <w:r>
-        <w:br/>
-      </w:r>
-      <w:r>
-        <w:rPr>
-          <w:rStyle w:val="VerbatimChar"/>
-        </w:rPr>
-        <w:t xml:space="preserve">civiccast egress trim-health [--older-than-days 30] [--dry-run]</w:t>
-      </w:r>
-      <w:r>
-        <w:br/>
-      </w:r>
-      <w:r>
-        <w:br/>
-      </w:r>
-      <w:r>
-        <w:rPr>
-          <w:rStyle w:val="VerbatimChar"/>
-        </w:rPr>
-        <w:t xml:space="preserve">civiccast live-takeover …       (cut a channel to a live source and return it)</w:t>
-      </w:r>
-    </w:p>
-    <w:p>
-      <w:pPr>
-        <w:pStyle w:val="FirstParagraph"/>
-      </w:pPr>
-      <w:r>
-        <w:t xml:space="preserve">Every subcommand supports</w:t>
-      </w:r>
-      <w:r>
-        <w:t xml:space="preserve"> </w:t>
-      </w:r>
-      <w:r>
-        <w:rPr>
-          <w:rStyle w:val="VerbatimChar"/>
-        </w:rPr>
-        <w:t xml:space="preserve">--json</w:t>
-      </w:r>
-      <w:r>
-        <w:t xml:space="preserve"> </w:t>
-      </w:r>
-      <w:r>
-        <w:t xml:space="preserve">for machine-readable output. Long-running</w:t>
-      </w:r>
-      <w:r>
-        <w:t xml:space="preserve"> </w:t>
-      </w:r>
-      <w:r>
-        <w:t xml:space="preserve">ones (</w:t>
-      </w:r>
-      <w:r>
-        <w:rPr>
-          <w:rStyle w:val="VerbatimChar"/>
-        </w:rPr>
-        <w:t xml:space="preserve">civiccast egress run</w:t>
-      </w:r>
-      <w:r>
-        <w:t xml:space="preserve">) respond to SIGTERM and SIGINT cleanly.</w:t>
-      </w:r>
-    </w:p>
-    <w:p>
-      <w:pPr>
-        <w:pStyle w:val="BodyText"/>
-      </w:pPr>
-      <w:r>
-        <w:t xml:space="preserve">Headless callers should authenticate via</w:t>
-      </w:r>
-      <w:r>
-        <w:t xml:space="preserve"> </w:t>
-      </w:r>
-      <w:r>
-        <w:rPr>
-          <w:rStyle w:val="VerbatimChar"/>
-        </w:rPr>
-        <w:t xml:space="preserve">CIVICCAST_STAFF_TOKENS</w:t>
-      </w:r>
-      <w:r>
-        <w:t xml:space="preserve"> </w:t>
-      </w:r>
-      <w:r>
-        <w:t xml:space="preserve">rather</w:t>
-      </w:r>
-      <w:r>
-        <w:t xml:space="preserve"> </w:t>
-      </w:r>
-      <w:r>
-        <w:t xml:space="preserve">than passing tokens on the command line. Recovery codes, provider keys,</w:t>
-      </w:r>
-      <w:r>
-        <w:t xml:space="preserve"> </w:t>
-      </w:r>
-      <w:r>
-        <w:t xml:space="preserve">and Stripe secrets must never appear on a command line in production.</w:t>
-      </w:r>
-    </w:p>
-    <w:bookmarkEnd w:id="48"/>
-    <w:bookmarkStart w:id="49" w:name="troubleshooting-matrix"/>
+    <w:bookmarkStart w:id="48" w:name="troubleshooting-matrix"/>
     <w:p>
       <w:pPr>
         <w:pStyle w:val="Heading3"/>
@@ -10552,8 +10354,8 @@
         <w:t xml:space="preserve">honestly without blocking the rest of the install.</w:t>
       </w:r>
     </w:p>
-    <w:bookmarkEnd w:id="49"/>
-    <w:bookmarkStart w:id="52" w:name="cross-references"/>
+    <w:bookmarkEnd w:id="48"/>
+    <w:bookmarkStart w:id="51" w:name="cross-references"/>
     <w:p>
       <w:pPr>
         <w:pStyle w:val="Heading3"/>
@@ -10567,7 +10369,7 @@
         <w:pStyle w:val="Compact"/>
         <w:numPr>
           <w:ilvl w:val="0"/>
-          <w:numId w:val="1024"/>
+          <w:numId w:val="1023"/>
         </w:numPr>
       </w:pPr>
       <w:hyperlink r:id="rId14">
@@ -10590,7 +10392,7 @@
         <w:pStyle w:val="Compact"/>
         <w:numPr>
           <w:ilvl w:val="0"/>
-          <w:numId w:val="1024"/>
+          <w:numId w:val="1023"/>
         </w:numPr>
       </w:pPr>
       <w:hyperlink r:id="rId12">
@@ -10613,7 +10415,7 @@
         <w:pStyle w:val="Compact"/>
         <w:numPr>
           <w:ilvl w:val="0"/>
-          <w:numId w:val="1024"/>
+          <w:numId w:val="1023"/>
         </w:numPr>
       </w:pPr>
       <w:hyperlink r:id="rId13">
@@ -10636,7 +10438,7 @@
         <w:pStyle w:val="Compact"/>
         <w:numPr>
           <w:ilvl w:val="0"/>
-          <w:numId w:val="1024"/>
+          <w:numId w:val="1023"/>
         </w:numPr>
       </w:pPr>
       <w:hyperlink r:id="rId15">
@@ -10665,7 +10467,7 @@
         <w:pStyle w:val="Compact"/>
         <w:numPr>
           <w:ilvl w:val="0"/>
-          <w:numId w:val="1024"/>
+          <w:numId w:val="1023"/>
         </w:numPr>
       </w:pPr>
       <w:hyperlink r:id="rId25">
@@ -10688,10 +10490,10 @@
         <w:pStyle w:val="Compact"/>
         <w:numPr>
           <w:ilvl w:val="0"/>
-          <w:numId w:val="1024"/>
-        </w:numPr>
-      </w:pPr>
-      <w:hyperlink r:id="rId50">
+          <w:numId w:val="1023"/>
+        </w:numPr>
+      </w:pPr>
+      <w:hyperlink r:id="rId49">
         <w:r>
           <w:rPr>
             <w:rStyle w:val="Hyperlink"/>
@@ -10708,10 +10510,10 @@
         <w:pStyle w:val="Compact"/>
         <w:numPr>
           <w:ilvl w:val="0"/>
-          <w:numId w:val="1024"/>
-        </w:numPr>
-      </w:pPr>
-      <w:hyperlink r:id="rId51">
+          <w:numId w:val="1023"/>
+        </w:numPr>
+      </w:pPr>
+      <w:hyperlink r:id="rId50">
         <w:r>
           <w:rPr>
             <w:rStyle w:val="Hyperlink"/>
@@ -10730,9 +10532,9 @@
         </w:pict>
       </w:r>
     </w:p>
+    <w:bookmarkEnd w:id="51"/>
     <w:bookmarkEnd w:id="52"/>
-    <w:bookmarkEnd w:id="53"/>
-    <w:bookmarkStart w:id="81" w:name="section-c-architecture-reference"/>
+    <w:bookmarkStart w:id="80" w:name="section-c-architecture-reference"/>
     <w:p>
       <w:pPr>
         <w:pStyle w:val="Heading2"/>
@@ -10777,7 +10579,7 @@
       <w:r>
         <w:t xml:space="preserve"> </w:t>
       </w:r>
-      <w:hyperlink r:id="rId54">
+      <w:hyperlink r:id="rId53">
         <w:r>
           <w:rPr>
             <w:rStyle w:val="Hyperlink"/>
@@ -10797,7 +10599,7 @@
       <w:r>
         <w:t xml:space="preserve"> </w:t>
       </w:r>
-      <w:hyperlink r:id="rId55">
+      <w:hyperlink r:id="rId54">
         <w:r>
           <w:rPr>
             <w:rStyle w:val="Hyperlink"/>
@@ -10838,18 +10640,18 @@
           <wp:inline>
             <wp:extent cx="5334000" cy="2667000"/>
             <wp:effectExtent b="0" l="0" r="0" t="0"/>
-            <wp:docPr descr="CivicCast channel-egress architecture" title="" id="57" name="Picture"/>
+            <wp:docPr descr="CivicCast channel-egress architecture" title="" id="56" name="Picture"/>
             <a:graphic>
               <a:graphicData uri="http://schemas.openxmlformats.org/drawingml/2006/picture">
                 <pic:pic>
                   <pic:nvPicPr>
-                    <pic:cNvPr descr="assets/architecture/civiccast-egress-proof-architecture.png" id="58" name="Picture"/>
+                    <pic:cNvPr descr="assets/architecture/civiccast-egress-proof-architecture.png" id="57" name="Picture"/>
                     <pic:cNvPicPr>
                       <a:picLocks noChangeArrowheads="1" noChangeAspect="1"/>
                     </pic:cNvPicPr>
                   </pic:nvPicPr>
                   <pic:blipFill>
-                    <a:blip r:embed="rId56"/>
+                    <a:blip r:embed="rId55"/>
                     <a:stretch>
                       <a:fillRect/>
                     </a:stretch>
@@ -10884,7 +10686,7 @@
         <w:t xml:space="preserve">CivicCast channel-egress architecture</w:t>
       </w:r>
     </w:p>
-    <w:bookmarkStart w:id="59" w:name="subsystems-and-module-layout"/>
+    <w:bookmarkStart w:id="58" w:name="subsystems-and-module-layout"/>
     <w:p>
       <w:pPr>
         <w:pStyle w:val="Heading3"/>
@@ -11201,8 +11003,8 @@
         <w:t xml:space="preserve">└── common/trusted_proxy.py  CDN-aware client-IP resolver</w:t>
       </w:r>
     </w:p>
-    <w:bookmarkEnd w:id="59"/>
-    <w:bookmarkStart w:id="61" w:name="the-five-role-model"/>
+    <w:bookmarkEnd w:id="58"/>
+    <w:bookmarkStart w:id="60" w:name="the-five-role-model"/>
     <w:p>
       <w:pPr>
         <w:pStyle w:val="Heading3"/>
@@ -11221,7 +11023,7 @@
       <w:r>
         <w:t xml:space="preserve"> </w:t>
       </w:r>
-      <w:hyperlink r:id="rId60">
+      <w:hyperlink r:id="rId59">
         <w:r>
           <w:rPr>
             <w:rStyle w:val="VerbatimChar"/>
@@ -11411,8 +11213,8 @@
         <w:t xml:space="preserve">window.</w:t>
       </w:r>
     </w:p>
-    <w:bookmarkEnd w:id="61"/>
-    <w:bookmarkStart w:id="62" w:name="the-alembic-migration-chain"/>
+    <w:bookmarkEnd w:id="60"/>
+    <w:bookmarkStart w:id="61" w:name="the-alembic-migration-chain"/>
     <w:p>
       <w:pPr>
         <w:pStyle w:val="Heading3"/>
@@ -11767,7 +11569,7 @@
       <w:r>
         <w:t xml:space="preserve"> </w:t>
       </w:r>
-      <w:hyperlink r:id="rId55">
+      <w:hyperlink r:id="rId54">
         <w:r>
           <w:rPr>
             <w:rStyle w:val="Hyperlink"/>
@@ -11782,8 +11584,8 @@
         <w:t xml:space="preserve">tracks the capability evidence associated with the chain.</w:t>
       </w:r>
     </w:p>
-    <w:bookmarkEnd w:id="62"/>
-    <w:bookmarkStart w:id="64" w:name="the-s15-gstreamer-playout-engine"/>
+    <w:bookmarkEnd w:id="61"/>
+    <w:bookmarkStart w:id="63" w:name="the-s15-gstreamer-playout-engine"/>
     <w:p>
       <w:pPr>
         <w:pStyle w:val="Heading3"/>
@@ -11799,7 +11601,7 @@
       <w:r>
         <w:t xml:space="preserve">The S15 playout engine (</w:t>
       </w:r>
-      <w:hyperlink r:id="rId63">
+      <w:hyperlink r:id="rId62">
         <w:r>
           <w:rPr>
             <w:rStyle w:val="VerbatimChar"/>
@@ -11828,7 +11630,7 @@
         <w:pStyle w:val="Compact"/>
         <w:numPr>
           <w:ilvl w:val="0"/>
-          <w:numId w:val="1025"/>
+          <w:numId w:val="1024"/>
         </w:numPr>
       </w:pPr>
       <w:r>
@@ -11906,7 +11708,7 @@
         <w:pStyle w:val="Compact"/>
         <w:numPr>
           <w:ilvl w:val="0"/>
-          <w:numId w:val="1025"/>
+          <w:numId w:val="1024"/>
         </w:numPr>
       </w:pPr>
       <w:r>
@@ -11933,7 +11735,7 @@
         <w:pStyle w:val="Compact"/>
         <w:numPr>
           <w:ilvl w:val="0"/>
-          <w:numId w:val="1025"/>
+          <w:numId w:val="1024"/>
         </w:numPr>
       </w:pPr>
       <w:r>
@@ -12005,8 +11807,8 @@
         <w:t xml:space="preserve">into the legacy ffmpeg-relay model for backwards compatibility.</w:t>
       </w:r>
     </w:p>
-    <w:bookmarkEnd w:id="64"/>
-    <w:bookmarkStart w:id="66" w:name="the-three-protocol-seams"/>
+    <w:bookmarkEnd w:id="63"/>
+    <w:bookmarkStart w:id="65" w:name="the-three-protocol-seams"/>
     <w:p>
       <w:pPr>
         <w:pStyle w:val="Heading3"/>
@@ -12052,7 +11854,7 @@
       <w:r>
         <w:t xml:space="preserve"> </w:t>
       </w:r>
-      <w:hyperlink r:id="rId65">
+      <w:hyperlink r:id="rId64">
         <w:r>
           <w:rPr>
             <w:rStyle w:val="VerbatimChar"/>
@@ -12220,7 +12022,7 @@
         <w:pStyle w:val="Compact"/>
         <w:numPr>
           <w:ilvl w:val="0"/>
-          <w:numId w:val="1026"/>
+          <w:numId w:val="1025"/>
         </w:numPr>
       </w:pPr>
       <w:r>
@@ -12259,7 +12061,7 @@
         <w:pStyle w:val="Compact"/>
         <w:numPr>
           <w:ilvl w:val="0"/>
-          <w:numId w:val="1026"/>
+          <w:numId w:val="1025"/>
         </w:numPr>
       </w:pPr>
       <w:r>
@@ -12316,7 +12118,7 @@
         <w:pStyle w:val="Compact"/>
         <w:numPr>
           <w:ilvl w:val="0"/>
-          <w:numId w:val="1026"/>
+          <w:numId w:val="1025"/>
         </w:numPr>
       </w:pPr>
       <w:r>
@@ -12376,14 +12178,308 @@
         <w:t xml:space="preserve">testable.</w:t>
       </w:r>
     </w:p>
+    <w:bookmarkEnd w:id="65"/>
+    <w:bookmarkStart w:id="66" w:name="the-publish-pipeline"/>
+    <w:p>
+      <w:pPr>
+        <w:pStyle w:val="Heading3"/>
+      </w:pPr>
+      <w:r>
+        <w:t xml:space="preserve">The Publish Pipeline</w:t>
+      </w:r>
+    </w:p>
+    <w:p>
+      <w:pPr>
+        <w:pStyle w:val="FirstParagraph"/>
+      </w:pPr>
+      <w:r>
+        <w:t xml:space="preserve">Recordings, meeting agendas, and chapter markers tie into the public</w:t>
+      </w:r>
+      <w:r>
+        <w:t xml:space="preserve"> </w:t>
+      </w:r>
+      <w:r>
+        <w:t xml:space="preserve">Asset graph through the S7 media-lifecycle subsystem. The relevant</w:t>
+      </w:r>
+      <w:r>
+        <w:t xml:space="preserve"> </w:t>
+      </w:r>
+      <w:r>
+        <w:t xml:space="preserve">flow:</w:t>
+      </w:r>
+    </w:p>
+    <w:p>
+      <w:pPr>
+        <w:pStyle w:val="SourceCode"/>
+      </w:pPr>
+      <w:r>
+        <w:rPr>
+          <w:rStyle w:val="VerbatimChar"/>
+        </w:rPr>
+        <w:t xml:space="preserve">[capture]                       [meeting agenda]            [paywall]</w:t>
+      </w:r>
+      <w:r>
+        <w:br/>
+      </w:r>
+      <w:r>
+        <w:rPr>
+          <w:rStyle w:val="VerbatimChar"/>
+        </w:rPr>
+        <w:t xml:space="preserve">  │ S15 GStreamer engine        │ S25 agenda router         │ S26 (optional)</w:t>
+      </w:r>
+      <w:r>
+        <w:br/>
+      </w:r>
+      <w:r>
+        <w:rPr>
+          <w:rStyle w:val="VerbatimChar"/>
+        </w:rPr>
+        <w:t xml:space="preserve">  ▼                              ▼                            ▼</w:t>
+      </w:r>
+      <w:r>
+        <w:br/>
+      </w:r>
+      <w:r>
+        <w:rPr>
+          <w:rStyle w:val="VerbatimChar"/>
+        </w:rPr>
+        <w:t xml:space="preserve">civiccast/egress/asrun.py        civiccast/agenda/service     civiccast/paywall/service</w:t>
+      </w:r>
+      <w:r>
+        <w:br/>
+      </w:r>
+      <w:r>
+        <w:rPr>
+          <w:rStyle w:val="VerbatimChar"/>
+        </w:rPr>
+        <w:t xml:space="preserve">  │                              │                            │</w:t>
+      </w:r>
+      <w:r>
+        <w:br/>
+      </w:r>
+      <w:r>
+        <w:rPr>
+          <w:rStyle w:val="VerbatimChar"/>
+        </w:rPr>
+        <w:t xml:space="preserve">  │ as-run rows + EPG (S23)      │ chapters attached to       │ gate on Asset projection</w:t>
+      </w:r>
+      <w:r>
+        <w:br/>
+      </w:r>
+      <w:r>
+        <w:rPr>
+          <w:rStyle w:val="VerbatimChar"/>
+        </w:rPr>
+        <w:t xml:space="preserve">  ▼                              │ Asset                      │</w:t>
+      </w:r>
+      <w:r>
+        <w:br/>
+      </w:r>
+      <w:r>
+        <w:rPr>
+          <w:rStyle w:val="VerbatimChar"/>
+        </w:rPr>
+        <w:t xml:space="preserve">civiccast/live/finalization.py ──┴──┬─────────────────────────┘</w:t>
+      </w:r>
+      <w:r>
+        <w:br/>
+      </w:r>
+      <w:r>
+        <w:rPr>
+          <w:rStyle w:val="VerbatimChar"/>
+        </w:rPr>
+        <w:t xml:space="preserve">  │                                  ▼</w:t>
+      </w:r>
+      <w:r>
+        <w:br/>
+      </w:r>
+      <w:r>
+        <w:rPr>
+          <w:rStyle w:val="VerbatimChar"/>
+        </w:rPr>
+        <w:t xml:space="preserve">  │                                public projection</w:t>
+      </w:r>
+      <w:r>
+        <w:br/>
+      </w:r>
+      <w:r>
+        <w:rPr>
+          <w:rStyle w:val="VerbatimChar"/>
+        </w:rPr>
+        <w:t xml:space="preserve">  ▼                                  │</w:t>
+      </w:r>
+      <w:r>
+        <w:br/>
+      </w:r>
+      <w:r>
+        <w:rPr>
+          <w:rStyle w:val="VerbatimChar"/>
+        </w:rPr>
+        <w:t xml:space="preserve">civiccast/schedule/router.py ────────┘</w:t>
+      </w:r>
+      <w:r>
+        <w:br/>
+      </w:r>
+      <w:r>
+        <w:rPr>
+          <w:rStyle w:val="VerbatimChar"/>
+        </w:rPr>
+        <w:t xml:space="preserve">  │                                  ▼</w:t>
+      </w:r>
+      <w:r>
+        <w:br/>
+      </w:r>
+      <w:r>
+        <w:rPr>
+          <w:rStyle w:val="VerbatimChar"/>
+        </w:rPr>
+        <w:t xml:space="preserve">  ▼                            CDN / portal /</w:t>
+      </w:r>
+      <w:r>
+        <w:br/>
+      </w:r>
+      <w:r>
+        <w:rPr>
+          <w:rStyle w:val="VerbatimChar"/>
+        </w:rPr>
+        <w:t xml:space="preserve">Asset row, signed PDF,         OTT apps / subscribers</w:t>
+      </w:r>
+      <w:r>
+        <w:br/>
+      </w:r>
+      <w:r>
+        <w:rPr>
+          <w:rStyle w:val="VerbatimChar"/>
+        </w:rPr>
+        <w:t xml:space="preserve">RFC 3161 timestamp</w:t>
+      </w:r>
+    </w:p>
+    <w:p>
+      <w:pPr>
+        <w:pStyle w:val="FirstParagraph"/>
+      </w:pPr>
+      <w:r>
+        <w:t xml:space="preserve">Finalization and packaging create the private media package. Public routes</w:t>
+      </w:r>
+      <w:r>
+        <w:t xml:space="preserve"> </w:t>
+      </w:r>
+      <w:r>
+        <w:t xml:space="preserve">also require</w:t>
+      </w:r>
+      <w:r>
+        <w:t xml:space="preserve"> </w:t>
+      </w:r>
+      <w:r>
+        <w:rPr>
+          <w:rStyle w:val="VerbatimChar"/>
+        </w:rPr>
+        <w:t xml:space="preserve">published_at</w:t>
+      </w:r>
+      <w:r>
+        <w:t xml:space="preserve">, which is set only after the Portal surface</w:t>
+      </w:r>
+      <w:r>
+        <w:t xml:space="preserve"> </w:t>
+      </w:r>
+      <w:r>
+        <w:t xml:space="preserve">succeeds in the publish workflow. An unpublished package returns 404 from both</w:t>
+      </w:r>
+      <w:r>
+        <w:t xml:space="preserve"> </w:t>
+      </w:r>
+      <w:r>
+        <w:t xml:space="preserve">public metadata and</w:t>
+      </w:r>
+      <w:r>
+        <w:t xml:space="preserve"> </w:t>
+      </w:r>
+      <w:r>
+        <w:rPr>
+          <w:rStyle w:val="VerbatimChar"/>
+        </w:rPr>
+        <w:t xml:space="preserve">/media/vod</w:t>
+      </w:r>
+      <w:r>
+        <w:t xml:space="preserve">; packaging is never treated as approval.</w:t>
+      </w:r>
+    </w:p>
+    <w:p>
+      <w:pPr>
+        <w:pStyle w:val="BodyText"/>
+      </w:pPr>
+      <w:r>
+        <w:t xml:space="preserve">The</w:t>
+      </w:r>
+      <w:r>
+        <w:t xml:space="preserve"> </w:t>
+      </w:r>
+      <w:r>
+        <w:rPr>
+          <w:rStyle w:val="VerbatimChar"/>
+        </w:rPr>
+        <w:t xml:space="preserve">schedule_adapter</w:t>
+      </w:r>
+      <w:r>
+        <w:t xml:space="preserve">/</w:t>
+      </w:r>
+      <w:r>
+        <w:rPr>
+          <w:rStyle w:val="VerbatimChar"/>
+        </w:rPr>
+        <w:t xml:space="preserve">asrun_recorder</w:t>
+      </w:r>
+      <w:r>
+        <w:t xml:space="preserve"> </w:t>
+      </w:r>
+      <w:r>
+        <w:t xml:space="preserve">in</w:t>
+      </w:r>
+      <w:r>
+        <w:t xml:space="preserve"> </w:t>
+      </w:r>
+      <w:r>
+        <w:rPr>
+          <w:rStyle w:val="VerbatimChar"/>
+        </w:rPr>
+        <w:t xml:space="preserve">civiccast/reporting/</w:t>
+      </w:r>
+      <w:r>
+        <w:t xml:space="preserve"> </w:t>
+      </w:r>
+      <w:r>
+        <w:t xml:space="preserve">record what actually went on air, producing the as-run reports the</w:t>
+      </w:r>
+      <w:r>
+        <w:t xml:space="preserve"> </w:t>
+      </w:r>
+      <w:r>
+        <w:t xml:space="preserve">franchise authority sees. EPG export (</w:t>
+      </w:r>
+      <w:r>
+        <w:rPr>
+          <w:rStyle w:val="VerbatimChar"/>
+        </w:rPr>
+        <w:t xml:space="preserve">civiccast/reporting/epg.py</w:t>
+      </w:r>
+      <w:r>
+        <w:t xml:space="preserve">)</w:t>
+      </w:r>
+      <w:r>
+        <w:t xml:space="preserve"> </w:t>
+      </w:r>
+      <w:r>
+        <w:t xml:space="preserve">emits XMLTV for downstream guides.</w:t>
+      </w:r>
+    </w:p>
     <w:bookmarkEnd w:id="66"/>
-    <w:bookmarkStart w:id="67" w:name="the-publish-pipeline"/>
+    <w:bookmarkStart w:id="68" w:name="the-cdn-aware-trusted-proxy-resolver"/>
     <w:p>
       <w:pPr>
         <w:pStyle w:val="Heading3"/>
       </w:pPr>
       <w:r>
-        <w:t xml:space="preserve">The Publish Pipeline</w:t>
+        <w:t xml:space="preserve">The CDN-Aware Trusted-Proxy Resolver</w:t>
       </w:r>
     </w:p>
     <w:p>
@@ -12391,306 +12487,12 @@
         <w:pStyle w:val="FirstParagraph"/>
       </w:pPr>
       <w:r>
-        <w:t xml:space="preserve">Recordings, meeting agendas, and chapter markers tie into the public</w:t>
-      </w:r>
-      <w:r>
-        <w:t xml:space="preserve"> </w:t>
-      </w:r>
-      <w:r>
-        <w:t xml:space="preserve">Asset graph through the S7 media-lifecycle subsystem. The relevant</w:t>
-      </w:r>
-      <w:r>
-        <w:t xml:space="preserve"> </w:t>
-      </w:r>
-      <w:r>
-        <w:t xml:space="preserve">flow:</w:t>
-      </w:r>
-    </w:p>
-    <w:p>
-      <w:pPr>
-        <w:pStyle w:val="SourceCode"/>
-      </w:pPr>
-      <w:r>
-        <w:rPr>
-          <w:rStyle w:val="VerbatimChar"/>
-        </w:rPr>
-        <w:t xml:space="preserve">[capture]                       [meeting agenda]            [paywall]</w:t>
-      </w:r>
-      <w:r>
-        <w:br/>
-      </w:r>
-      <w:r>
-        <w:rPr>
-          <w:rStyle w:val="VerbatimChar"/>
-        </w:rPr>
-        <w:t xml:space="preserve">  │ S15 GStreamer engine        │ S25 agenda router         │ S26 (optional)</w:t>
-      </w:r>
-      <w:r>
-        <w:br/>
-      </w:r>
-      <w:r>
-        <w:rPr>
-          <w:rStyle w:val="VerbatimChar"/>
-        </w:rPr>
-        <w:t xml:space="preserve">  ▼                              ▼                            ▼</w:t>
-      </w:r>
-      <w:r>
-        <w:br/>
-      </w:r>
-      <w:r>
-        <w:rPr>
-          <w:rStyle w:val="VerbatimChar"/>
-        </w:rPr>
-        <w:t xml:space="preserve">civiccast/egress/asrun.py        civiccast/agenda/service     civiccast/paywall/service</w:t>
-      </w:r>
-      <w:r>
-        <w:br/>
-      </w:r>
-      <w:r>
-        <w:rPr>
-          <w:rStyle w:val="VerbatimChar"/>
-        </w:rPr>
-        <w:t xml:space="preserve">  │                              │                            │</w:t>
-      </w:r>
-      <w:r>
-        <w:br/>
-      </w:r>
-      <w:r>
-        <w:rPr>
-          <w:rStyle w:val="VerbatimChar"/>
-        </w:rPr>
-        <w:t xml:space="preserve">  │ as-run rows + EPG (S23)      │ chapters attached to       │ gate on Asset projection</w:t>
-      </w:r>
-      <w:r>
-        <w:br/>
-      </w:r>
-      <w:r>
-        <w:rPr>
-          <w:rStyle w:val="VerbatimChar"/>
-        </w:rPr>
-        <w:t xml:space="preserve">  ▼                              │ Asset                      │</w:t>
-      </w:r>
-      <w:r>
-        <w:br/>
-      </w:r>
-      <w:r>
-        <w:rPr>
-          <w:rStyle w:val="VerbatimChar"/>
-        </w:rPr>
-        <w:t xml:space="preserve">civiccast/live/finalization.py ──┴──┬─────────────────────────┘</w:t>
-      </w:r>
-      <w:r>
-        <w:br/>
-      </w:r>
-      <w:r>
-        <w:rPr>
-          <w:rStyle w:val="VerbatimChar"/>
-        </w:rPr>
-        <w:t xml:space="preserve">  │                                  ▼</w:t>
-      </w:r>
-      <w:r>
-        <w:br/>
-      </w:r>
-      <w:r>
-        <w:rPr>
-          <w:rStyle w:val="VerbatimChar"/>
-        </w:rPr>
-        <w:t xml:space="preserve">  │                                public projection</w:t>
-      </w:r>
-      <w:r>
-        <w:br/>
-      </w:r>
-      <w:r>
-        <w:rPr>
-          <w:rStyle w:val="VerbatimChar"/>
-        </w:rPr>
-        <w:t xml:space="preserve">  ▼                                  │</w:t>
-      </w:r>
-      <w:r>
-        <w:br/>
-      </w:r>
-      <w:r>
-        <w:rPr>
-          <w:rStyle w:val="VerbatimChar"/>
-        </w:rPr>
-        <w:t xml:space="preserve">civiccast/schedule/router.py ────────┘</w:t>
-      </w:r>
-      <w:r>
-        <w:br/>
-      </w:r>
-      <w:r>
-        <w:rPr>
-          <w:rStyle w:val="VerbatimChar"/>
-        </w:rPr>
-        <w:t xml:space="preserve">  │                                  ▼</w:t>
-      </w:r>
-      <w:r>
-        <w:br/>
-      </w:r>
-      <w:r>
-        <w:rPr>
-          <w:rStyle w:val="VerbatimChar"/>
-        </w:rPr>
-        <w:t xml:space="preserve">  ▼                            CDN / portal /</w:t>
-      </w:r>
-      <w:r>
-        <w:br/>
-      </w:r>
-      <w:r>
-        <w:rPr>
-          <w:rStyle w:val="VerbatimChar"/>
-        </w:rPr>
-        <w:t xml:space="preserve">Asset row, signed PDF,         OTT apps / subscribers</w:t>
-      </w:r>
-      <w:r>
-        <w:br/>
-      </w:r>
-      <w:r>
-        <w:rPr>
-          <w:rStyle w:val="VerbatimChar"/>
-        </w:rPr>
-        <w:t xml:space="preserve">RFC 3161 timestamp</w:t>
-      </w:r>
-    </w:p>
-    <w:p>
-      <w:pPr>
-        <w:pStyle w:val="FirstParagraph"/>
-      </w:pPr>
-      <w:r>
-        <w:t xml:space="preserve">Finalization and packaging create the private media package. Public routes</w:t>
-      </w:r>
-      <w:r>
-        <w:t xml:space="preserve"> </w:t>
-      </w:r>
-      <w:r>
-        <w:t xml:space="preserve">also require</w:t>
-      </w:r>
-      <w:r>
-        <w:t xml:space="preserve"> </w:t>
-      </w:r>
-      <w:r>
-        <w:rPr>
-          <w:rStyle w:val="VerbatimChar"/>
-        </w:rPr>
-        <w:t xml:space="preserve">published_at</w:t>
-      </w:r>
-      <w:r>
-        <w:t xml:space="preserve">, which is set only after the Portal surface</w:t>
-      </w:r>
-      <w:r>
-        <w:t xml:space="preserve"> </w:t>
-      </w:r>
-      <w:r>
-        <w:t xml:space="preserve">succeeds in the publish workflow. An unpublished package returns 404 from both</w:t>
-      </w:r>
-      <w:r>
-        <w:t xml:space="preserve"> </w:t>
-      </w:r>
-      <w:r>
-        <w:t xml:space="preserve">public metadata and</w:t>
-      </w:r>
-      <w:r>
-        <w:t xml:space="preserve"> </w:t>
-      </w:r>
-      <w:r>
-        <w:rPr>
-          <w:rStyle w:val="VerbatimChar"/>
-        </w:rPr>
-        <w:t xml:space="preserve">/media/vod</w:t>
-      </w:r>
-      <w:r>
-        <w:t xml:space="preserve">; packaging is never treated as approval.</w:t>
-      </w:r>
-    </w:p>
-    <w:p>
-      <w:pPr>
-        <w:pStyle w:val="BodyText"/>
-      </w:pPr>
-      <w:r>
-        <w:t xml:space="preserve">The</w:t>
-      </w:r>
-      <w:r>
-        <w:t xml:space="preserve"> </w:t>
-      </w:r>
-      <w:r>
-        <w:rPr>
-          <w:rStyle w:val="VerbatimChar"/>
-        </w:rPr>
-        <w:t xml:space="preserve">schedule_adapter</w:t>
-      </w:r>
-      <w:r>
-        <w:t xml:space="preserve">/</w:t>
-      </w:r>
-      <w:r>
-        <w:rPr>
-          <w:rStyle w:val="VerbatimChar"/>
-        </w:rPr>
-        <w:t xml:space="preserve">asrun_recorder</w:t>
-      </w:r>
-      <w:r>
-        <w:t xml:space="preserve"> </w:t>
-      </w:r>
-      <w:r>
-        <w:t xml:space="preserve">in</w:t>
-      </w:r>
-      <w:r>
-        <w:t xml:space="preserve"> </w:t>
-      </w:r>
-      <w:r>
-        <w:rPr>
-          <w:rStyle w:val="VerbatimChar"/>
-        </w:rPr>
-        <w:t xml:space="preserve">civiccast/reporting/</w:t>
-      </w:r>
-      <w:r>
-        <w:t xml:space="preserve"> </w:t>
-      </w:r>
-      <w:r>
-        <w:t xml:space="preserve">record what actually went on air, producing the as-run reports the</w:t>
-      </w:r>
-      <w:r>
-        <w:t xml:space="preserve"> </w:t>
-      </w:r>
-      <w:r>
-        <w:t xml:space="preserve">franchise authority sees. EPG export (</w:t>
-      </w:r>
-      <w:r>
-        <w:rPr>
-          <w:rStyle w:val="VerbatimChar"/>
-        </w:rPr>
-        <w:t xml:space="preserve">civiccast/reporting/epg.py</w:t>
-      </w:r>
-      <w:r>
-        <w:t xml:space="preserve">)</w:t>
-      </w:r>
-      <w:r>
-        <w:t xml:space="preserve"> </w:t>
-      </w:r>
-      <w:r>
-        <w:t xml:space="preserve">emits XMLTV for downstream guides.</w:t>
-      </w:r>
-    </w:p>
-    <w:bookmarkEnd w:id="67"/>
-    <w:bookmarkStart w:id="69" w:name="the-cdn-aware-trusted-proxy-resolver"/>
-    <w:p>
-      <w:pPr>
-        <w:pStyle w:val="Heading3"/>
-      </w:pPr>
-      <w:r>
-        <w:t xml:space="preserve">The CDN-Aware Trusted-Proxy Resolver</w:t>
-      </w:r>
-    </w:p>
-    <w:p>
-      <w:pPr>
-        <w:pStyle w:val="FirstParagraph"/>
-      </w:pPr>
-      <w:r>
         <w:t xml:space="preserve">Located at</w:t>
       </w:r>
       <w:r>
         <w:t xml:space="preserve"> </w:t>
       </w:r>
-      <w:hyperlink r:id="rId68">
+      <w:hyperlink r:id="rId67">
         <w:r>
           <w:rPr>
             <w:rStyle w:val="VerbatimChar"/>
@@ -12943,8 +12745,8 @@
         <w:t xml:space="preserve">runtime.</w:t>
       </w:r>
     </w:p>
-    <w:bookmarkEnd w:id="69"/>
-    <w:bookmarkStart w:id="70" w:name="comparative-capability-status"/>
+    <w:bookmarkEnd w:id="68"/>
+    <w:bookmarkStart w:id="69" w:name="comparative-capability-status"/>
     <w:p>
       <w:pPr>
         <w:pStyle w:val="Heading3"/>
@@ -12963,7 +12765,7 @@
       <w:r>
         <w:t xml:space="preserve"> </w:t>
       </w:r>
-      <w:hyperlink r:id="rId55">
+      <w:hyperlink r:id="rId54">
         <w:r>
           <w:rPr>
             <w:rStyle w:val="Hyperlink"/>
@@ -13709,8 +13511,8 @@
         <w:t xml:space="preserve">acceptance (Step 14) is where the hardware side gets proven.</w:t>
       </w:r>
     </w:p>
-    <w:bookmarkEnd w:id="70"/>
-    <w:bookmarkStart w:id="80" w:name="open-items-and-roadmap-pointers"/>
+    <w:bookmarkEnd w:id="69"/>
+    <w:bookmarkStart w:id="79" w:name="open-items-and-roadmap-pointers"/>
     <w:p>
       <w:pPr>
         <w:pStyle w:val="Heading3"/>
@@ -13738,6 +13540,88 @@
         <w:pStyle w:val="Compact"/>
         <w:numPr>
           <w:ilvl w:val="0"/>
+          <w:numId w:val="1026"/>
+        </w:numPr>
+      </w:pPr>
+      <w:r>
+        <w:rPr>
+          <w:b/>
+          <w:bCs/>
+        </w:rPr>
+        <w:t xml:space="preserve">Step 13 — release-artifact soak.</w:t>
+      </w:r>
+      <w:r>
+        <w:t xml:space="preserve"> </w:t>
+      </w:r>
+      <w:r>
+        <w:t xml:space="preserve">Earlier soak evidence remains historical</w:t>
+      </w:r>
+      <w:r>
+        <w:t xml:space="preserve"> </w:t>
+      </w:r>
+      <w:r>
+        <w:t xml:space="preserve">input. A release cannot inherit exact-artifact proof from an earlier candidate; its own signed</w:t>
+      </w:r>
+      <w:r>
+        <w:t xml:space="preserve"> </w:t>
+      </w:r>
+      <w:r>
+        <w:t xml:space="preserve">public executable must complete clean-host installation, lifecycle proof,</w:t>
+      </w:r>
+      <w:r>
+        <w:t xml:space="preserve"> </w:t>
+      </w:r>
+      <w:r>
+        <w:t xml:space="preserve">publication, and public-download verification.</w:t>
+      </w:r>
+    </w:p>
+    <w:p>
+      <w:pPr>
+        <w:pStyle w:val="Compact"/>
+        <w:numPr>
+          <w:ilvl w:val="0"/>
+          <w:numId w:val="1026"/>
+        </w:numPr>
+      </w:pPr>
+      <w:r>
+        <w:rPr>
+          <w:b/>
+          <w:bCs/>
+        </w:rPr>
+        <w:t xml:space="preserve">Step 14 — Headend acceptance at the LPM lab.</w:t>
+      </w:r>
+      <w:r>
+        <w:t xml:space="preserve"> </w:t>
+      </w:r>
+      <w:r>
+        <w:t xml:space="preserve">First-station</w:t>
+      </w:r>
+      <w:r>
+        <w:t xml:space="preserve"> </w:t>
+      </w:r>
+      <w:r>
+        <w:t xml:space="preserve">beta at the LPM headend; external evidence only.</w:t>
+      </w:r>
+    </w:p>
+    <w:p>
+      <w:pPr>
+        <w:pStyle w:val="FirstParagraph"/>
+      </w:pPr>
+      <w:r>
+        <w:t xml:space="preserve">S14 and S20 closed their pinned gaps this pass, with two honestly-scoped</w:t>
+      </w:r>
+      <w:r>
+        <w:t xml:space="preserve"> </w:t>
+      </w:r>
+      <w:r>
+        <w:t xml:space="preserve">follow-ons still open:</w:t>
+      </w:r>
+    </w:p>
+    <w:p>
+      <w:pPr>
+        <w:pStyle w:val="Compact"/>
+        <w:numPr>
+          <w:ilvl w:val="0"/>
           <w:numId w:val="1027"/>
         </w:numPr>
       </w:pPr>
@@ -13746,31 +13630,46 @@
           <w:b/>
           <w:bCs/>
         </w:rPr>
-        <w:t xml:space="preserve">Step 13 — release-artifact soak.</w:t>
-      </w:r>
-      <w:r>
-        <w:t xml:space="preserve"> </w:t>
-      </w:r>
-      <w:r>
-        <w:t xml:space="preserve">Earlier soak evidence remains historical</w:t>
-      </w:r>
-      <w:r>
-        <w:t xml:space="preserve"> </w:t>
-      </w:r>
-      <w:r>
-        <w:t xml:space="preserve">input. A release cannot inherit exact-artifact proof from an earlier candidate; its own signed</w:t>
-      </w:r>
-      <w:r>
-        <w:t xml:space="preserve"> </w:t>
-      </w:r>
-      <w:r>
-        <w:t xml:space="preserve">public executable must complete clean-host installation, lifecycle proof,</w:t>
-      </w:r>
-      <w:r>
-        <w:t xml:space="preserve"> </w:t>
-      </w:r>
-      <w:r>
-        <w:t xml:space="preserve">publication, and public-download verification.</w:t>
+        <w:t xml:space="preserve">S14 — Audience reports.</w:t>
+      </w:r>
+      <w:r>
+        <w:t xml:space="preserve"> </w:t>
+      </w:r>
+      <w:r>
+        <w:rPr>
+          <w:rStyle w:val="VerbatimChar"/>
+        </w:rPr>
+        <w:t xml:space="preserve">civiccast/analytics/audience_reports.py</w:t>
+      </w:r>
+      <w:r>
+        <w:t xml:space="preserve"> </w:t>
+      </w:r>
+      <w:r>
+        <w:t xml:space="preserve">ships franchise audience reports (per-channel totals, top assets, CSV/</w:t>
+      </w:r>
+      <w:r>
+        <w:t xml:space="preserve"> </w:t>
+      </w:r>
+      <w:r>
+        <w:t xml:space="preserve">XML export) over the existing aggregate analytics store. Still open,</w:t>
+      </w:r>
+      <w:r>
+        <w:t xml:space="preserve"> </w:t>
+      </w:r>
+      <w:r>
+        <w:t xml:space="preserve">tracked separately: the durable Postgres-backed event/rollup tables (the</w:t>
+      </w:r>
+      <w:r>
+        <w:t xml:space="preserve"> </w:t>
+      </w:r>
+      <w:r>
+        <w:t xml:space="preserve">store is still a single JSON file), the four-panel dashboard UI, a</w:t>
+      </w:r>
+      <w:r>
+        <w:t xml:space="preserve"> </w:t>
+      </w:r>
+      <w:r>
+        <w:t xml:space="preserve">board-ready PDF, and year-over-year trend.</w:t>
       </w:r>
     </w:p>
     <w:p>
@@ -13786,19 +13685,61 @@
           <w:b/>
           <w:bCs/>
         </w:rPr>
-        <w:t xml:space="preserve">Step 14 — Headend acceptance at the LPM lab.</w:t>
-      </w:r>
-      <w:r>
-        <w:t xml:space="preserve"> </w:t>
-      </w:r>
-      <w:r>
-        <w:t xml:space="preserve">First-station</w:t>
-      </w:r>
-      <w:r>
-        <w:t xml:space="preserve"> </w:t>
-      </w:r>
-      <w:r>
-        <w:t xml:space="preserve">beta at the LPM headend; external evidence only.</w:t>
+        <w:t xml:space="preserve">S20 — Accessibility.</w:t>
+      </w:r>
+      <w:r>
+        <w:t xml:space="preserve"> </w:t>
+      </w:r>
+      <w:r>
+        <w:t xml:space="preserve">axe-core CI gates plus a real DC-4 contrast</w:t>
+      </w:r>
+      <w:r>
+        <w:t xml:space="preserve"> </w:t>
+      </w:r>
+      <w:r>
+        <w:t xml:space="preserve">gate (both portals, with an empty-scan honesty guard and a permanent</w:t>
+      </w:r>
+      <w:r>
+        <w:t xml:space="preserve"> </w:t>
+      </w:r>
+      <w:r>
+        <w:t xml:space="preserve">falsification test) are in place. Lighthouse’s accessibility category is</w:t>
+      </w:r>
+      <w:r>
+        <w:t xml:space="preserve"> </w:t>
+      </w:r>
+      <w:r>
+        <w:t xml:space="preserve">deliberately not run as a separate CI step — it audits via axe-core</w:t>
+      </w:r>
+      <w:r>
+        <w:t xml:space="preserve"> </w:t>
+      </w:r>
+      <w:r>
+        <w:t xml:space="preserve">internally, so the existing zero-violation axe gate is already a</w:t>
+      </w:r>
+      <w:r>
+        <w:t xml:space="preserve"> </w:t>
+      </w:r>
+      <w:r>
+        <w:t xml:space="preserve">stricter floor. The screen-reader (NVDA/VoiceOver) walkthrough remains a</w:t>
+      </w:r>
+      <w:r>
+        <w:t xml:space="preserve"> </w:t>
+      </w:r>
+      <w:r>
+        <w:t xml:space="preserve">manual, beta-stage item for the master §12 release</w:t>
+      </w:r>
+      <w:r>
+        <w:t xml:space="preserve"> </w:t>
+      </w:r>
+      <w:r>
+        <w:rPr>
+          <w:rStyle w:val="VerbatimChar"/>
+        </w:rPr>
+        <w:t xml:space="preserve">/walkthrough</w:t>
+      </w:r>
+      <w:r>
+        <w:t xml:space="preserve">.</w:t>
       </w:r>
     </w:p>
     <w:p>
@@ -13806,13 +13747,39 @@
         <w:pStyle w:val="FirstParagraph"/>
       </w:pPr>
       <w:r>
-        <w:t xml:space="preserve">S14 and S20 closed their pinned gaps this pass, with two honestly-scoped</w:t>
-      </w:r>
-      <w:r>
-        <w:t xml:space="preserve"> </w:t>
-      </w:r>
-      <w:r>
-        <w:t xml:space="preserve">follow-ons still open:</w:t>
+        <w:t xml:space="preserve">The remaining §10/§11 source modules are present, but module presence is not</w:t>
+      </w:r>
+      <w:r>
+        <w:t xml:space="preserve"> </w:t>
+      </w:r>
+      <w:r>
+        <w:t xml:space="preserve">field proof. The stock acceptance claim remains limited to the installer and the</w:t>
+      </w:r>
+      <w:r>
+        <w:t xml:space="preserve"> </w:t>
+      </w:r>
+      <w:r>
+        <w:t xml:space="preserve">recorded-sample rehearsal → private package → Portal approval → resident</w:t>
+      </w:r>
+      <w:r>
+        <w:t xml:space="preserve"> </w:t>
+      </w:r>
+      <w:r>
+        <w:t xml:space="preserve">playback path described in Section A. Live ingest, 24/7 operation, station</w:t>
+      </w:r>
+      <w:r>
+        <w:t xml:space="preserve"> </w:t>
+      </w:r>
+      <w:r>
+        <w:t xml:space="preserve">devices, and external providers require separate proof.</w:t>
+      </w:r>
+    </w:p>
+    <w:p>
+      <w:pPr>
+        <w:pStyle w:val="BodyText"/>
+      </w:pPr>
+      <w:r>
+        <w:t xml:space="preserve">For deeper section reading:</w:t>
       </w:r>
     </w:p>
     <w:p>
@@ -13823,172 +13790,7 @@
           <w:numId w:val="1028"/>
         </w:numPr>
       </w:pPr>
-      <w:r>
-        <w:rPr>
-          <w:b/>
-          <w:bCs/>
-        </w:rPr>
-        <w:t xml:space="preserve">S14 — Audience reports.</w:t>
-      </w:r>
-      <w:r>
-        <w:t xml:space="preserve"> </w:t>
-      </w:r>
-      <w:r>
-        <w:rPr>
-          <w:rStyle w:val="VerbatimChar"/>
-        </w:rPr>
-        <w:t xml:space="preserve">civiccast/analytics/audience_reports.py</w:t>
-      </w:r>
-      <w:r>
-        <w:t xml:space="preserve"> </w:t>
-      </w:r>
-      <w:r>
-        <w:t xml:space="preserve">ships franchise audience reports (per-channel totals, top assets, CSV/</w:t>
-      </w:r>
-      <w:r>
-        <w:t xml:space="preserve"> </w:t>
-      </w:r>
-      <w:r>
-        <w:t xml:space="preserve">XML export) over the existing aggregate analytics store. Still open,</w:t>
-      </w:r>
-      <w:r>
-        <w:t xml:space="preserve"> </w:t>
-      </w:r>
-      <w:r>
-        <w:t xml:space="preserve">tracked separately: the durable Postgres-backed event/rollup tables (the</w:t>
-      </w:r>
-      <w:r>
-        <w:t xml:space="preserve"> </w:t>
-      </w:r>
-      <w:r>
-        <w:t xml:space="preserve">store is still a single JSON file), the four-panel dashboard UI, a</w:t>
-      </w:r>
-      <w:r>
-        <w:t xml:space="preserve"> </w:t>
-      </w:r>
-      <w:r>
-        <w:t xml:space="preserve">board-ready PDF, and year-over-year trend.</w:t>
-      </w:r>
-    </w:p>
-    <w:p>
-      <w:pPr>
-        <w:pStyle w:val="Compact"/>
-        <w:numPr>
-          <w:ilvl w:val="0"/>
-          <w:numId w:val="1028"/>
-        </w:numPr>
-      </w:pPr>
-      <w:r>
-        <w:rPr>
-          <w:b/>
-          <w:bCs/>
-        </w:rPr>
-        <w:t xml:space="preserve">S20 — Accessibility.</w:t>
-      </w:r>
-      <w:r>
-        <w:t xml:space="preserve"> </w:t>
-      </w:r>
-      <w:r>
-        <w:t xml:space="preserve">axe-core CI gates plus a real DC-4 contrast</w:t>
-      </w:r>
-      <w:r>
-        <w:t xml:space="preserve"> </w:t>
-      </w:r>
-      <w:r>
-        <w:t xml:space="preserve">gate (both portals, with an empty-scan honesty guard and a permanent</w:t>
-      </w:r>
-      <w:r>
-        <w:t xml:space="preserve"> </w:t>
-      </w:r>
-      <w:r>
-        <w:t xml:space="preserve">falsification test) are in place. Lighthouse’s accessibility category is</w:t>
-      </w:r>
-      <w:r>
-        <w:t xml:space="preserve"> </w:t>
-      </w:r>
-      <w:r>
-        <w:t xml:space="preserve">deliberately not run as a separate CI step — it audits via axe-core</w:t>
-      </w:r>
-      <w:r>
-        <w:t xml:space="preserve"> </w:t>
-      </w:r>
-      <w:r>
-        <w:t xml:space="preserve">internally, so the existing zero-violation axe gate is already a</w:t>
-      </w:r>
-      <w:r>
-        <w:t xml:space="preserve"> </w:t>
-      </w:r>
-      <w:r>
-        <w:t xml:space="preserve">stricter floor. The screen-reader (NVDA/VoiceOver) walkthrough remains a</w:t>
-      </w:r>
-      <w:r>
-        <w:t xml:space="preserve"> </w:t>
-      </w:r>
-      <w:r>
-        <w:t xml:space="preserve">manual, beta-stage item for the master §12 release</w:t>
-      </w:r>
-      <w:r>
-        <w:t xml:space="preserve"> </w:t>
-      </w:r>
-      <w:r>
-        <w:rPr>
-          <w:rStyle w:val="VerbatimChar"/>
-        </w:rPr>
-        <w:t xml:space="preserve">/walkthrough</w:t>
-      </w:r>
-      <w:r>
-        <w:t xml:space="preserve">.</w:t>
-      </w:r>
-    </w:p>
-    <w:p>
-      <w:pPr>
-        <w:pStyle w:val="FirstParagraph"/>
-      </w:pPr>
-      <w:r>
-        <w:t xml:space="preserve">The remaining §10/§11 source modules are present, but module presence is not</w:t>
-      </w:r>
-      <w:r>
-        <w:t xml:space="preserve"> </w:t>
-      </w:r>
-      <w:r>
-        <w:t xml:space="preserve">field proof. The stock acceptance claim remains limited to the installer and the</w:t>
-      </w:r>
-      <w:r>
-        <w:t xml:space="preserve"> </w:t>
-      </w:r>
-      <w:r>
-        <w:t xml:space="preserve">recorded-sample rehearsal → private package → Portal approval → resident</w:t>
-      </w:r>
-      <w:r>
-        <w:t xml:space="preserve"> </w:t>
-      </w:r>
-      <w:r>
-        <w:t xml:space="preserve">playback path described in Section A. Live ingest, 24/7 operation, station</w:t>
-      </w:r>
-      <w:r>
-        <w:t xml:space="preserve"> </w:t>
-      </w:r>
-      <w:r>
-        <w:t xml:space="preserve">devices, and external providers require separate proof.</w:t>
-      </w:r>
-    </w:p>
-    <w:p>
-      <w:pPr>
-        <w:pStyle w:val="BodyText"/>
-      </w:pPr>
-      <w:r>
-        <w:t xml:space="preserve">For deeper section reading:</w:t>
-      </w:r>
-    </w:p>
-    <w:p>
-      <w:pPr>
-        <w:pStyle w:val="Compact"/>
-        <w:numPr>
-          <w:ilvl w:val="0"/>
-          <w:numId w:val="1029"/>
-        </w:numPr>
-      </w:pPr>
-      <w:hyperlink r:id="rId71">
+      <w:hyperlink r:id="rId70">
         <w:r>
           <w:rPr>
             <w:rStyle w:val="Hyperlink"/>
@@ -14002,10 +13804,10 @@
         <w:pStyle w:val="Compact"/>
         <w:numPr>
           <w:ilvl w:val="0"/>
-          <w:numId w:val="1029"/>
-        </w:numPr>
-      </w:pPr>
-      <w:hyperlink r:id="rId72">
+          <w:numId w:val="1028"/>
+        </w:numPr>
+      </w:pPr>
+      <w:hyperlink r:id="rId71">
         <w:r>
           <w:rPr>
             <w:rStyle w:val="Hyperlink"/>
@@ -14019,10 +13821,10 @@
         <w:pStyle w:val="Compact"/>
         <w:numPr>
           <w:ilvl w:val="0"/>
-          <w:numId w:val="1029"/>
-        </w:numPr>
-      </w:pPr>
-      <w:hyperlink r:id="rId73">
+          <w:numId w:val="1028"/>
+        </w:numPr>
+      </w:pPr>
+      <w:hyperlink r:id="rId72">
         <w:r>
           <w:rPr>
             <w:rStyle w:val="Hyperlink"/>
@@ -14036,10 +13838,10 @@
         <w:pStyle w:val="Compact"/>
         <w:numPr>
           <w:ilvl w:val="0"/>
-          <w:numId w:val="1029"/>
-        </w:numPr>
-      </w:pPr>
-      <w:hyperlink r:id="rId74">
+          <w:numId w:val="1028"/>
+        </w:numPr>
+      </w:pPr>
+      <w:hyperlink r:id="rId73">
         <w:r>
           <w:rPr>
             <w:rStyle w:val="Hyperlink"/>
@@ -14053,10 +13855,10 @@
         <w:pStyle w:val="Compact"/>
         <w:numPr>
           <w:ilvl w:val="0"/>
-          <w:numId w:val="1029"/>
-        </w:numPr>
-      </w:pPr>
-      <w:hyperlink r:id="rId75">
+          <w:numId w:val="1028"/>
+        </w:numPr>
+      </w:pPr>
+      <w:hyperlink r:id="rId74">
         <w:r>
           <w:rPr>
             <w:rStyle w:val="Hyperlink"/>
@@ -14070,10 +13872,10 @@
         <w:pStyle w:val="Compact"/>
         <w:numPr>
           <w:ilvl w:val="0"/>
-          <w:numId w:val="1029"/>
-        </w:numPr>
-      </w:pPr>
-      <w:hyperlink r:id="rId76">
+          <w:numId w:val="1028"/>
+        </w:numPr>
+      </w:pPr>
+      <w:hyperlink r:id="rId75">
         <w:r>
           <w:rPr>
             <w:rStyle w:val="Hyperlink"/>
@@ -14087,10 +13889,10 @@
         <w:pStyle w:val="Compact"/>
         <w:numPr>
           <w:ilvl w:val="0"/>
-          <w:numId w:val="1029"/>
-        </w:numPr>
-      </w:pPr>
-      <w:hyperlink r:id="rId77">
+          <w:numId w:val="1028"/>
+        </w:numPr>
+      </w:pPr>
+      <w:hyperlink r:id="rId76">
         <w:r>
           <w:rPr>
             <w:rStyle w:val="Hyperlink"/>
@@ -14104,10 +13906,10 @@
         <w:pStyle w:val="Compact"/>
         <w:numPr>
           <w:ilvl w:val="0"/>
-          <w:numId w:val="1029"/>
-        </w:numPr>
-      </w:pPr>
-      <w:hyperlink r:id="rId78">
+          <w:numId w:val="1028"/>
+        </w:numPr>
+      </w:pPr>
+      <w:hyperlink r:id="rId77">
         <w:r>
           <w:rPr>
             <w:rStyle w:val="Hyperlink"/>
@@ -14121,10 +13923,10 @@
         <w:pStyle w:val="Compact"/>
         <w:numPr>
           <w:ilvl w:val="0"/>
-          <w:numId w:val="1029"/>
-        </w:numPr>
-      </w:pPr>
-      <w:hyperlink r:id="rId79">
+          <w:numId w:val="1028"/>
+        </w:numPr>
+      </w:pPr>
+      <w:hyperlink r:id="rId78">
         <w:r>
           <w:rPr>
             <w:rStyle w:val="Hyperlink"/>
@@ -14133,9 +13935,9 @@
         </w:r>
       </w:hyperlink>
     </w:p>
+    <w:bookmarkEnd w:id="79"/>
     <w:bookmarkEnd w:id="80"/>
-    <w:bookmarkEnd w:id="81"/>
-    <w:bookmarkStart w:id="82" w:name="language-standard"/>
+    <w:bookmarkStart w:id="81" w:name="language-standard"/>
     <w:p>
       <w:pPr>
         <w:pStyle w:val="Heading2"/>
@@ -14171,7 +13973,7 @@
         <w:pStyle w:val="Compact"/>
         <w:numPr>
           <w:ilvl w:val="0"/>
-          <w:numId w:val="1030"/>
+          <w:numId w:val="1029"/>
         </w:numPr>
       </w:pPr>
       <w:r>
@@ -14193,7 +13995,7 @@
         <w:pStyle w:val="Compact"/>
         <w:numPr>
           <w:ilvl w:val="0"/>
-          <w:numId w:val="1030"/>
+          <w:numId w:val="1029"/>
         </w:numPr>
       </w:pPr>
       <w:r>
@@ -14215,7 +14017,7 @@
         <w:pStyle w:val="Compact"/>
         <w:numPr>
           <w:ilvl w:val="0"/>
-          <w:numId w:val="1030"/>
+          <w:numId w:val="1029"/>
         </w:numPr>
       </w:pPr>
       <w:r>
@@ -14275,7 +14077,7 @@
         <w:pStyle w:val="Compact"/>
         <w:numPr>
           <w:ilvl w:val="0"/>
-          <w:numId w:val="1030"/>
+          <w:numId w:val="1029"/>
         </w:numPr>
       </w:pPr>
       <w:r>
@@ -14323,7 +14125,7 @@
         <w:pStyle w:val="Compact"/>
         <w:numPr>
           <w:ilvl w:val="0"/>
-          <w:numId w:val="1030"/>
+          <w:numId w:val="1029"/>
         </w:numPr>
       </w:pPr>
       <w:r>
@@ -14362,8 +14164,8 @@
         <w:t xml:space="preserve">difference is clear to staff and to residents.</w:t>
       </w:r>
     </w:p>
+    <w:bookmarkEnd w:id="81"/>
     <w:bookmarkEnd w:id="82"/>
-    <w:bookmarkEnd w:id="83"/>
     <w:sectPr>
       <w:footnotePr>
         <w:numRestart w:val="eachSect"/>
@@ -14804,9 +14606,6 @@
     <w:abstractNumId w:val="991"/>
   </w:num>
   <w:num w:numId="1029">
-    <w:abstractNumId w:val="991"/>
-  </w:num>
-  <w:num w:numId="1030">
     <w:abstractNumId w:val="991"/>
   </w:num>
 </w:numbering>

--- a/docs/USER-MANUAL.docx
+++ b/docs/USER-MANUAL.docx
@@ -7878,10 +7878,178 @@
         <w:t xml:space="preserve">CIVICCAST_TURN_HOST</w:t>
       </w:r>
       <w:r>
-        <w:br/>
-      </w:r>
-      <w:r>
-        <w:t xml:space="preserve">TURN/VDO co-process commands.</w:t>
+        <w:t xml:space="preserve"> </w:t>
+      </w:r>
+      <w:r>
+        <w:t xml:space="preserve">/</w:t>
+      </w:r>
+      <w:r>
+        <w:t xml:space="preserve"> </w:t>
+      </w:r>
+      <w:r>
+        <w:rPr>
+          <w:rStyle w:val="VerbatimChar"/>
+          <w:b/>
+          <w:bCs/>
+        </w:rPr>
+        <w:t xml:space="preserve">CIVICCAST_TURN_PORT</w:t>
+      </w:r>
+      <w:r>
+        <w:br/>
+      </w:r>
+      <w:r>
+        <w:t xml:space="preserve">The TURN server guests connect through to punch out from behind NAT. coturn</w:t>
+      </w:r>
+      <w:r>
+        <w:t xml:space="preserve"> </w:t>
+      </w:r>
+      <w:r>
+        <w:t xml:space="preserve">has no native Windows build, so on Windows CivicCast does</w:t>
+      </w:r>
+      <w:r>
+        <w:t xml:space="preserve"> </w:t>
+      </w:r>
+      <w:r>
+        <w:rPr>
+          <w:b/>
+          <w:bCs/>
+        </w:rPr>
+        <w:t xml:space="preserve">not</w:t>
+      </w:r>
+      <w:r>
+        <w:t xml:space="preserve"> </w:t>
+      </w:r>
+      <w:r>
+        <w:t xml:space="preserve">run a</w:t>
+      </w:r>
+      <w:r>
+        <w:t xml:space="preserve"> </w:t>
+      </w:r>
+      <w:r>
+        <w:t xml:space="preserve">local coturn process: point these two variables at a</w:t>
+      </w:r>
+      <w:r>
+        <w:t xml:space="preserve"> </w:t>
+      </w:r>
+      <w:r>
+        <w:rPr>
+          <w:b/>
+          <w:bCs/>
+        </w:rPr>
+        <w:t xml:space="preserve">documented external</w:t>
+      </w:r>
+      <w:r>
+        <w:rPr>
+          <w:b/>
+          <w:bCs/>
+        </w:rPr>
+        <w:t xml:space="preserve"> </w:t>
+      </w:r>
+      <w:r>
+        <w:rPr>
+          <w:b/>
+          <w:bCs/>
+        </w:rPr>
+        <w:t xml:space="preserve">TURN server</w:t>
+      </w:r>
+      <w:r>
+        <w:t xml:space="preserve"> </w:t>
+      </w:r>
+      <w:r>
+        <w:t xml:space="preserve">— a coturn instance on a separate Linux/BSD host, or a</w:t>
+      </w:r>
+      <w:r>
+        <w:t xml:space="preserve"> </w:t>
+      </w:r>
+      <w:r>
+        <w:t xml:space="preserve">managed TURN provider — and leave</w:t>
+      </w:r>
+      <w:r>
+        <w:t xml:space="preserve"> </w:t>
+      </w:r>
+      <w:r>
+        <w:rPr>
+          <w:rStyle w:val="VerbatimChar"/>
+        </w:rPr>
+        <w:t xml:space="preserve">CIVICCAST_COTURN_COMMAND</w:t>
+      </w:r>
+      <w:r>
+        <w:t xml:space="preserve"> </w:t>
+      </w:r>
+      <w:r>
+        <w:t xml:space="preserve">unset. The</w:t>
+      </w:r>
+      <w:r>
+        <w:t xml:space="preserve"> </w:t>
+      </w:r>
+      <w:r>
+        <w:t xml:space="preserve">operator console’s Remote Contribution screen (Diagnostics drawer,</w:t>
+      </w:r>
+      <w:r>
+        <w:t xml:space="preserve"> </w:t>
+      </w:r>
+      <w:r>
+        <w:t xml:space="preserve">support_admin role) shows the currently-configured host/port, a</w:t>
+      </w:r>
+      <w:r>
+        <w:t xml:space="preserve"> </w:t>
+      </w:r>
+      <w:r>
+        <w:rPr>
+          <w:b/>
+          <w:bCs/>
+        </w:rPr>
+        <w:t xml:space="preserve">Test TURN</w:t>
+      </w:r>
+      <w:r>
+        <w:rPr>
+          <w:b/>
+          <w:bCs/>
+        </w:rPr>
+        <w:t xml:space="preserve"> </w:t>
+      </w:r>
+      <w:r>
+        <w:rPr>
+          <w:b/>
+          <w:bCs/>
+        </w:rPr>
+        <w:t xml:space="preserve">connectivity</w:t>
+      </w:r>
+      <w:r>
+        <w:t xml:space="preserve"> </w:t>
+      </w:r>
+      <w:r>
+        <w:t xml:space="preserve">button that probes it right now, and the same guidance text</w:t>
+      </w:r>
+      <w:r>
+        <w:t xml:space="preserve"> </w:t>
+      </w:r>
+      <w:r>
+        <w:t xml:space="preserve">under</w:t>
+      </w:r>
+      <w:r>
+        <w:t xml:space="preserve"> </w:t>
+      </w:r>
+      <w:r>
+        <w:t xml:space="preserve">“How to point this station at coturn.”</w:t>
+      </w:r>
+      <w:r>
+        <w:t xml:space="preserve"> </w:t>
+      </w:r>
+      <w:r>
+        <w:t xml:space="preserve">On Linux/macOS these still</w:t>
+      </w:r>
+      <w:r>
+        <w:t xml:space="preserve"> </w:t>
+      </w:r>
+      <w:r>
+        <w:t xml:space="preserve">work the same way if you’d rather point at an external server than run</w:t>
+      </w:r>
+      <w:r>
+        <w:t xml:space="preserve"> </w:t>
+      </w:r>
+      <w:r>
+        <w:t xml:space="preserve">coturn locally.</w:t>
       </w:r>
     </w:p>
     <w:p>
@@ -7898,36 +8066,46 @@
           <w:b/>
           <w:bCs/>
         </w:rPr>
-        <w:t xml:space="preserve">CIVICCAST_TURN_PORT</w:t>
-      </w:r>
-      <w:r>
-        <w:br/>
-      </w:r>
-      <w:r>
-        <w:t xml:space="preserve">TURN/VDO co-process commands.</w:t>
-      </w:r>
-    </w:p>
-    <w:p>
-      <w:pPr>
-        <w:pStyle w:val="Compact"/>
-        <w:numPr>
-          <w:ilvl w:val="0"/>
-          <w:numId w:val="1020"/>
-        </w:numPr>
-      </w:pPr>
-      <w:r>
-        <w:rPr>
-          <w:rStyle w:val="VerbatimChar"/>
-          <w:b/>
-          <w:bCs/>
-        </w:rPr>
         <w:t xml:space="preserve">CIVICCAST_COTURN_COMMAND</w:t>
       </w:r>
       <w:r>
         <w:br/>
       </w:r>
       <w:r>
-        <w:t xml:space="preserve">TURN/VDO co-process commands.</w:t>
+        <w:t xml:space="preserve">Linux/macOS only — the local coturn launch command, if you’re running</w:t>
+      </w:r>
+      <w:r>
+        <w:t xml:space="preserve"> </w:t>
+      </w:r>
+      <w:r>
+        <w:t xml:space="preserve">coturn on the station itself rather than pointing at an external server</w:t>
+      </w:r>
+      <w:r>
+        <w:t xml:space="preserve"> </w:t>
+      </w:r>
+      <w:r>
+        <w:t xml:space="preserve">(see</w:t>
+      </w:r>
+      <w:r>
+        <w:t xml:space="preserve"> </w:t>
+      </w:r>
+      <w:r>
+        <w:rPr>
+          <w:rStyle w:val="VerbatimChar"/>
+        </w:rPr>
+        <w:t xml:space="preserve">CIVICCAST_TURN_HOST</w:t>
+      </w:r>
+      <w:r>
+        <w:t xml:space="preserve"> </w:t>
+      </w:r>
+      <w:r>
+        <w:t xml:space="preserve">above). Leave unset on Windows; there is no</w:t>
+      </w:r>
+      <w:r>
+        <w:t xml:space="preserve"> </w:t>
+      </w:r>
+      <w:r>
+        <w:t xml:space="preserve">native Windows build.</w:t>
       </w:r>
     </w:p>
     <w:p>

--- a/docs/USER-MANUAL.docx
+++ b/docs/USER-MANUAL.docx
@@ -3628,52 +3628,6 @@
       </w:r>
       <w:r>
         <w:t xml:space="preserve">— Reported and update-checked version pins.</w:t>
-      </w:r>
-    </w:p>
-    <w:p>
-      <w:pPr>
-        <w:pStyle w:val="Compact"/>
-        <w:numPr>
-          <w:ilvl w:val="0"/>
-          <w:numId w:val="1009"/>
-        </w:numPr>
-      </w:pPr>
-      <w:r>
-        <w:rPr>
-          <w:rStyle w:val="VerbatimChar"/>
-          <w:b/>
-          <w:bCs/>
-        </w:rPr>
-        <w:t xml:space="preserve">CIVICCAST_SETUP_NONCE</w:t>
-      </w:r>
-      <w:r>
-        <w:t xml:space="preserve"> </w:t>
-      </w:r>
-      <w:r>
-        <w:t xml:space="preserve">— First-run protection for the setup wizard.</w:t>
-      </w:r>
-    </w:p>
-    <w:p>
-      <w:pPr>
-        <w:pStyle w:val="Compact"/>
-        <w:numPr>
-          <w:ilvl w:val="0"/>
-          <w:numId w:val="1009"/>
-        </w:numPr>
-      </w:pPr>
-      <w:r>
-        <w:rPr>
-          <w:rStyle w:val="VerbatimChar"/>
-          <w:b/>
-          <w:bCs/>
-        </w:rPr>
-        <w:t xml:space="preserve">CIVICCAST_REQUIRE_SETUP_NONCE</w:t>
-      </w:r>
-      <w:r>
-        <w:t xml:space="preserve"> </w:t>
-      </w:r>
-      <w:r>
-        <w:t xml:space="preserve">— First-run protection for the setup wizard.</w:t>
       </w:r>
     </w:p>
     <w:p>

--- a/docs/USER-MANUAL.docx
+++ b/docs/USER-MANUAL.docx
@@ -60,7 +60,7 @@
         </w:p>
       </w:sdtContent>
     </w:sdt>
-    <w:bookmarkStart w:id="82" w:name="civiccast-user-manual"/>
+    <w:bookmarkStart w:id="98" w:name="civiccast-user-manual"/>
     <w:p>
       <w:pPr>
         <w:pStyle w:val="Heading1"/>
@@ -675,7 +675,7 @@
       </w:r>
     </w:p>
     <w:bookmarkEnd w:id="18"/>
-    <w:bookmarkStart w:id="27" w:name="section-a-end-user-guide"/>
+    <w:bookmarkStart w:id="43" w:name="section-a-end-user-guide"/>
     <w:p>
       <w:pPr>
         <w:pStyle w:val="Heading2"/>
@@ -1414,13 +1414,13 @@
       </w:r>
     </w:p>
     <w:bookmarkEnd w:id="20"/>
-    <w:bookmarkStart w:id="21" w:name="common-operator-questions"/>
+    <w:bookmarkStart w:id="21" w:name="where-recordings-live"/>
     <w:p>
       <w:pPr>
         <w:pStyle w:val="Heading3"/>
       </w:pPr>
       <w:r>
-        <w:t xml:space="preserve">Common Operator Questions</w:t>
+        <w:t xml:space="preserve">Where Recordings And Backups Live</w:t>
       </w:r>
     </w:p>
     <w:p>
@@ -1428,53 +1428,64 @@
         <w:pStyle w:val="FirstParagraph"/>
       </w:pPr>
       <w:r>
-        <w:rPr>
-          <w:b/>
-          <w:bCs/>
-        </w:rPr>
-        <w:t xml:space="preserve">What happens if Wi-Fi drops mid-meeting?</w:t>
-      </w:r>
-      <w:r>
-        <w:t xml:space="preserve"> </w:t>
-      </w:r>
-      <w:r>
-        <w:t xml:space="preserve">The stock build does not claim automatic</w:t>
-      </w:r>
-      <w:r>
-        <w:t xml:space="preserve"> </w:t>
-      </w:r>
-      <w:r>
-        <w:t xml:space="preserve">source-drop detection or slate failover (automatically switching to a hold</w:t>
-      </w:r>
-      <w:r>
-        <w:t xml:space="preserve"> </w:t>
-      </w:r>
-      <w:r>
-        <w:t xml:space="preserve">slide when the video source drops) without a verified media probe and</w:t>
-      </w:r>
-      <w:r>
-        <w:t xml:space="preserve"> </w:t>
-      </w:r>
-      <w:r>
-        <w:t xml:space="preserve">station-specific egress proof (verified evidence that the station’s outbound</w:t>
-      </w:r>
-      <w:r>
-        <w:t xml:space="preserve"> </w:t>
-      </w:r>
-      <w:r>
-        <w:t xml:space="preserve">stream setup actually works). Follow the station’s tested fallback procedure.</w:t>
-      </w:r>
-      <w:r>
-        <w:t xml:space="preserve"> </w:t>
-      </w:r>
-      <w:r>
-        <w:t xml:space="preserve">Never assume the local recording continued: confirm the recording and finalization</w:t>
-      </w:r>
-      <w:r>
-        <w:t xml:space="preserve"> </w:t>
-      </w:r>
-      <w:r>
-        <w:t xml:space="preserve">status before publishing.</w:t>
+        <w:t xml:space="preserve">CivicCast’s Windows service stores media, recordings, and backups under its</w:t>
+      </w:r>
+      <w:r>
+        <w:t xml:space="preserve"> </w:t>
+      </w:r>
+      <w:r>
+        <w:t xml:space="preserve">own Windows account (the account the background service runs as), not under</w:t>
+      </w:r>
+      <w:r>
+        <w:t xml:space="preserve"> </w:t>
+      </w:r>
+      <w:r>
+        <w:t xml:space="preserve">your own</w:t>
+      </w:r>
+      <w:r>
+        <w:t xml:space="preserve"> </w:t>
+      </w:r>
+      <w:r>
+        <w:rPr>
+          <w:rStyle w:val="VerbatimChar"/>
+        </w:rPr>
+        <w:t xml:space="preserve">C:\Users\&lt;you&gt;</w:t>
+      </w:r>
+      <w:r>
+        <w:t xml:space="preserve"> </w:t>
+      </w:r>
+      <w:r>
+        <w:t xml:space="preserve">folders. That is why</w:t>
+      </w:r>
+      <w:r>
+        <w:t xml:space="preserve"> </w:t>
+      </w:r>
+      <w:r>
+        <w:t xml:space="preserve">“recordings are saved</w:t>
+      </w:r>
+      <w:r>
+        <w:t xml:space="preserve"> </w:t>
+      </w:r>
+      <w:r>
+        <w:t xml:space="preserve">locally”</w:t>
+      </w:r>
+      <w:r>
+        <w:t xml:space="preserve"> </w:t>
+      </w:r>
+      <w:r>
+        <w:t xml:space="preserve">does not mean they show up if you browse your own Documents or</w:t>
+      </w:r>
+      <w:r>
+        <w:t xml:space="preserve"> </w:t>
+      </w:r>
+      <w:r>
+        <w:t xml:space="preserve">Desktop — the real folder is a system location a normal Windows account</w:t>
+      </w:r>
+      <w:r>
+        <w:t xml:space="preserve"> </w:t>
+      </w:r>
+      <w:r>
+        <w:t xml:space="preserve">often cannot open directly, even by pasting the path into File Explorer.</w:t>
       </w:r>
     </w:p>
     <w:p>
@@ -1486,31 +1497,41 @@
           <w:b/>
           <w:bCs/>
         </w:rPr>
-        <w:t xml:space="preserve">Can I trim the start and end of the recording?</w:t>
-      </w:r>
-      <w:r>
-        <w:t xml:space="preserve"> </w:t>
-      </w:r>
-      <w:r>
-        <w:t xml:space="preserve">The Assets editor is a</w:t>
-      </w:r>
-      <w:r>
-        <w:t xml:space="preserve"> </w:t>
-      </w:r>
-      <w:r>
-        <w:t xml:space="preserve">scrub-and-metadata editor: it can save trim points and chapters, and it keeps</w:t>
-      </w:r>
-      <w:r>
-        <w:t xml:space="preserve"> </w:t>
-      </w:r>
-      <w:r>
-        <w:t xml:space="preserve">the original. It does not claim automatic public re-rendering. Package the</w:t>
-      </w:r>
-      <w:r>
-        <w:t xml:space="preserve"> </w:t>
-      </w:r>
-      <w:r>
-        <w:t xml:space="preserve">asset again after changing trim metadata, then review and publish it.</w:t>
+        <w:t xml:space="preserve">You do not need filesystem access to find a recording.</w:t>
+      </w:r>
+      <w:r>
+        <w:t xml:space="preserve"> </w:t>
+      </w:r>
+      <w:r>
+        <w:t xml:space="preserve">The</w:t>
+      </w:r>
+      <w:r>
+        <w:t xml:space="preserve"> </w:t>
+      </w:r>
+      <w:r>
+        <w:rPr>
+          <w:b/>
+          <w:bCs/>
+        </w:rPr>
+        <w:t xml:space="preserve">Assets</w:t>
+      </w:r>
+      <w:r>
+        <w:t xml:space="preserve"> </w:t>
+      </w:r>
+      <w:r>
+        <w:t xml:space="preserve">screen lists every recording CivicCast has, with its title, date, duration,</w:t>
+      </w:r>
+      <w:r>
+        <w:t xml:space="preserve"> </w:t>
+      </w:r>
+      <w:r>
+        <w:t xml:space="preserve">and publish status — that is the supported way to find a recording, review</w:t>
+      </w:r>
+      <w:r>
+        <w:t xml:space="preserve"> </w:t>
+      </w:r>
+      <w:r>
+        <w:t xml:space="preserve">it, and republish it, with no folder-browsing required.</w:t>
       </w:r>
     </w:p>
     <w:p>
@@ -1518,41 +1539,124 @@
         <w:pStyle w:val="BodyText"/>
       </w:pPr>
       <w:r>
-        <w:rPr>
-          <w:b/>
-          <w:bCs/>
-        </w:rPr>
-        <w:t xml:space="preserve">Where do captions come from?</w:t>
-      </w:r>
-      <w:r>
-        <w:t xml:space="preserve"> </w:t>
-      </w:r>
-      <w:r>
-        <w:t xml:space="preserve">CivicCast generates captions</w:t>
-      </w:r>
-      <w:r>
-        <w:t xml:space="preserve"> </w:t>
-      </w:r>
-      <w:r>
-        <w:t xml:space="preserve">automatically from the meeting audio using a local AI model — your</w:t>
-      </w:r>
-      <w:r>
-        <w:t xml:space="preserve"> </w:t>
-      </w:r>
-      <w:r>
-        <w:t xml:space="preserve">audio never leaves the station unless you turn on a cloud model in</w:t>
-      </w:r>
-      <w:r>
-        <w:t xml:space="preserve"> </w:t>
-      </w:r>
-      <w:r>
-        <w:t xml:space="preserve">settings. A records clerk reviews and corrects the captions before</w:t>
-      </w:r>
-      <w:r>
-        <w:t xml:space="preserve"> </w:t>
-      </w:r>
-      <w:r>
-        <w:t xml:space="preserve">the recording is published.</w:t>
+        <w:t xml:space="preserve">If you do need the actual files (for a legal hold, a manual copy, or</w:t>
+      </w:r>
+      <w:r>
+        <w:t xml:space="preserve"> </w:t>
+      </w:r>
+      <w:r>
+        <w:t xml:space="preserve">troubleshooting with IT), open</w:t>
+      </w:r>
+      <w:r>
+        <w:t xml:space="preserve"> </w:t>
+      </w:r>
+      <w:r>
+        <w:rPr>
+          <w:b/>
+          <w:bCs/>
+        </w:rPr>
+        <w:t xml:space="preserve">Setup → Station Profile</w:t>
+      </w:r>
+      <w:r>
+        <w:t xml:space="preserve">. The</w:t>
+      </w:r>
+      <w:r>
+        <w:t xml:space="preserve"> </w:t>
+      </w:r>
+      <w:r>
+        <w:rPr>
+          <w:b/>
+          <w:bCs/>
+        </w:rPr>
+        <w:t xml:space="preserve">Storage</w:t>
+      </w:r>
+      <w:r>
+        <w:rPr>
+          <w:b/>
+          <w:bCs/>
+        </w:rPr>
+        <w:t xml:space="preserve"> </w:t>
+      </w:r>
+      <w:r>
+        <w:rPr>
+          <w:b/>
+          <w:bCs/>
+        </w:rPr>
+        <w:t xml:space="preserve">roots</w:t>
+      </w:r>
+      <w:r>
+        <w:t xml:space="preserve"> </w:t>
+      </w:r>
+      <w:r>
+        <w:t xml:space="preserve">section shows the exact Media library, Recordings, and Backups paths</w:t>
+      </w:r>
+      <w:r>
+        <w:t xml:space="preserve"> </w:t>
+      </w:r>
+      <w:r>
+        <w:t xml:space="preserve">this station is using right now, each with a</w:t>
+      </w:r>
+      <w:r>
+        <w:t xml:space="preserve"> </w:t>
+      </w:r>
+      <w:r>
+        <w:rPr>
+          <w:b/>
+          <w:bCs/>
+        </w:rPr>
+        <w:t xml:space="preserve">Copy path</w:t>
+      </w:r>
+      <w:r>
+        <w:t xml:space="preserve"> </w:t>
+      </w:r>
+      <w:r>
+        <w:t xml:space="preserve">button. Paste the</w:t>
+      </w:r>
+      <w:r>
+        <w:t xml:space="preserve"> </w:t>
+      </w:r>
+      <w:r>
+        <w:t xml:space="preserve">copied path into File Explorer’s address bar; if Explorer reports access is</w:t>
+      </w:r>
+      <w:r>
+        <w:t xml:space="preserve"> </w:t>
+      </w:r>
+      <w:r>
+        <w:t xml:space="preserve">denied, an administrator on this Windows computer can grant read access, or</w:t>
+      </w:r>
+      <w:r>
+        <w:t xml:space="preserve"> </w:t>
+      </w:r>
+      <w:r>
+        <w:t xml:space="preserve">can run CivicCast’s</w:t>
+      </w:r>
+      <w:r>
+        <w:t xml:space="preserve"> </w:t>
+      </w:r>
+      <w:r>
+        <w:rPr>
+          <w:b/>
+          <w:bCs/>
+        </w:rPr>
+        <w:t xml:space="preserve">Open folder</w:t>
+      </w:r>
+      <w:r>
+        <w:t xml:space="preserve"> </w:t>
+      </w:r>
+      <w:r>
+        <w:t xml:space="preserve">action from the station itself (it only</w:t>
+      </w:r>
+      <w:r>
+        <w:t xml:space="preserve"> </w:t>
+      </w:r>
+      <w:r>
+        <w:t xml:space="preserve">works when you are physically at, or remoted into, the station computer —</w:t>
+      </w:r>
+      <w:r>
+        <w:t xml:space="preserve"> </w:t>
+      </w:r>
+      <w:r>
+        <w:t xml:space="preserve">not from a different computer on the network).</w:t>
       </w:r>
     </w:p>
     <w:p>
@@ -1560,64 +1664,794 @@
         <w:pStyle w:val="BodyText"/>
       </w:pPr>
       <w:r>
-        <w:rPr>
-          <w:b/>
-          <w:bCs/>
-        </w:rPr>
-        <w:t xml:space="preserve">How do residents find a recording?</w:t>
-      </w:r>
-      <w:r>
-        <w:t xml:space="preserve"> </w:t>
-      </w:r>
-      <w:r>
-        <w:t xml:space="preserve">The public website has a</w:t>
-      </w:r>
-      <w:r>
-        <w:t xml:space="preserve"> </w:t>
-      </w:r>
-      <w:r>
-        <w:rPr>
-          <w:b/>
-          <w:bCs/>
-        </w:rPr>
-        <w:t xml:space="preserve">Browse</w:t>
-      </w:r>
-      <w:r>
-        <w:t xml:space="preserve"> </w:t>
-      </w:r>
-      <w:r>
-        <w:t xml:space="preserve">page with search and filters. Each recording also has a</w:t>
-      </w:r>
-      <w:r>
-        <w:t xml:space="preserve"> </w:t>
-      </w:r>
-      <w:r>
-        <w:t xml:space="preserve">shareable link with a copy button. If your station tags recordings by</w:t>
-      </w:r>
-      <w:r>
-        <w:t xml:space="preserve"> </w:t>
-      </w:r>
-      <w:r>
-        <w:t xml:space="preserve">meeting body (e.g. </w:t>
+        <w:t xml:space="preserve">The</w:t>
+      </w:r>
+      <w:r>
+        <w:t xml:space="preserve"> </w:t>
+      </w:r>
+      <w:r>
+        <w:rPr>
+          <w:b/>
+          <w:bCs/>
+        </w:rPr>
+        <w:t xml:space="preserve">Backup destination</w:t>
+      </w:r>
+      <w:r>
+        <w:t xml:space="preserve"> </w:t>
+      </w:r>
+      <w:r>
+        <w:t xml:space="preserve">field on the</w:t>
+      </w:r>
+      <w:r>
+        <w:t xml:space="preserve"> </w:t>
+      </w:r>
+      <w:r>
+        <w:rPr>
+          <w:b/>
+          <w:bCs/>
+        </w:rPr>
+        <w:t xml:space="preserve">Setup</w:t>
+      </w:r>
+      <w:r>
+        <w:t xml:space="preserve"> </w:t>
+      </w:r>
+      <w:r>
+        <w:t xml:space="preserve">screen is different: it is</w:t>
+      </w:r>
+      <w:r>
+        <w:t xml:space="preserve"> </w:t>
+      </w:r>
+      <w:r>
+        <w:t xml:space="preserve">a folder or drive</w:t>
+      </w:r>
+      <w:r>
+        <w:t xml:space="preserve"> </w:t>
       </w:r>
       <w:r>
         <w:rPr>
           <w:i/>
           <w:iCs/>
         </w:rPr>
-        <w:t xml:space="preserve">City Council</w:t>
+        <w:t xml:space="preserve">you</w:t>
+      </w:r>
+      <w:r>
+        <w:t xml:space="preserve"> </w:t>
+      </w:r>
+      <w:r>
+        <w:t xml:space="preserve">choose (a local drive, an external drive, or a</w:t>
+      </w:r>
+      <w:r>
+        <w:t xml:space="preserve"> </w:t>
+      </w:r>
+      <w:r>
+        <w:t xml:space="preserve">network share), and CivicCast verifies CivicCast can write to, read from,</w:t>
+      </w:r>
+      <w:r>
+        <w:t xml:space="preserve"> </w:t>
+      </w:r>
+      <w:r>
+        <w:t xml:space="preserve">and clean up after itself there. A backup destination should always be a</w:t>
+      </w:r>
+      <w:r>
+        <w:t xml:space="preserve"> </w:t>
+      </w:r>
+      <w:r>
+        <w:t xml:space="preserve">real Windows path, such as</w:t>
+      </w:r>
+      <w:r>
+        <w:t xml:space="preserve"> </w:t>
+      </w:r>
+      <w:r>
+        <w:rPr>
+          <w:rStyle w:val="VerbatimChar"/>
+        </w:rPr>
+        <w:t xml:space="preserve">C:\CivicCastBackups</w:t>
+      </w:r>
+      <w:r>
+        <w:t xml:space="preserve"> </w:t>
+      </w:r>
+      <w:r>
+        <w:t xml:space="preserve">or</w:t>
+      </w:r>
+      <w:r>
+        <w:t xml:space="preserve"> </w:t>
+      </w:r>
+      <w:r>
+        <w:rPr>
+          <w:rStyle w:val="VerbatimChar"/>
+        </w:rPr>
+        <w:t xml:space="preserve">D:\CivicCastBackups</w:t>
+      </w:r>
+      <w:r>
+        <w:t xml:space="preserve"> </w:t>
+      </w:r>
+      <w:r>
+        <w:t xml:space="preserve">—</w:t>
+      </w:r>
+      <w:r>
+        <w:t xml:space="preserve"> </w:t>
+      </w:r>
+      <w:r>
+        <w:t xml:space="preserve">CivicCast rejects a WSL/Linux-style path (anything containing</w:t>
+      </w:r>
+      <w:r>
+        <w:t xml:space="preserve"> </w:t>
+      </w:r>
+      <w:r>
+        <w:rPr>
+          <w:rStyle w:val="VerbatimChar"/>
+        </w:rPr>
+        <w:t xml:space="preserve">\mnt\c\...</w:t>
+      </w:r>
+      <w:r>
+        <w:t xml:space="preserve"> </w:t>
+      </w:r>
+      <w:r>
+        <w:t xml:space="preserve">or</w:t>
+      </w:r>
+      <w:r>
+        <w:t xml:space="preserve"> </w:t>
+      </w:r>
+      <w:r>
+        <w:rPr>
+          <w:rStyle w:val="VerbatimChar"/>
+        </w:rPr>
+        <w:t xml:space="preserve">/mnt/c/...</w:t>
+      </w:r>
+      <w:r>
+        <w:t xml:space="preserve">) because that path format does not exist on a Windows</w:t>
+      </w:r>
+      <w:r>
+        <w:t xml:space="preserve"> </w:t>
+      </w:r>
+      <w:r>
+        <w:t xml:space="preserve">station and would silently mean nothing was actually being backed up.</w:t>
+      </w:r>
+    </w:p>
+    <w:bookmarkEnd w:id="21"/>
+    <w:bookmarkStart w:id="22" w:name="publish-surfaces"/>
+    <w:p>
+      <w:pPr>
+        <w:pStyle w:val="Heading3"/>
+      </w:pPr>
+      <w:r>
+        <w:t xml:space="preserve">What Each Publish Surface Means</w:t>
+      </w:r>
+    </w:p>
+    <w:p>
+      <w:pPr>
+        <w:pStyle w:val="FirstParagraph"/>
+      </w:pPr>
+      <w:r>
+        <w:t xml:space="preserve">The</w:t>
+      </w:r>
+      <w:r>
+        <w:t xml:space="preserve"> </w:t>
+      </w:r>
+      <w:r>
+        <w:rPr>
+          <w:b/>
+          <w:bCs/>
+        </w:rPr>
+        <w:t xml:space="preserve">Publish</w:t>
+      </w:r>
+      <w:r>
+        <w:t xml:space="preserve"> </w:t>
+      </w:r>
+      <w:r>
+        <w:t xml:space="preserve">dashboard shows one row per surface a recording can reach.</w:t>
+      </w:r>
+      <w:r>
+        <w:t xml:space="preserve"> </w:t>
+      </w:r>
+      <w:r>
+        <w:t xml:space="preserve">Each row’s dot color and word describe that one surface, not the whole</w:t>
+      </w:r>
+      <w:r>
+        <w:t xml:space="preserve"> </w:t>
+      </w:r>
+      <w:r>
+        <w:t xml:space="preserve">recording:</w:t>
+      </w:r>
+    </w:p>
+    <w:p>
+      <w:pPr>
+        <w:pStyle w:val="Compact"/>
+        <w:numPr>
+          <w:ilvl w:val="0"/>
+          <w:numId w:val="1004"/>
+        </w:numPr>
+      </w:pPr>
+      <w:r>
+        <w:rPr>
+          <w:b/>
+          <w:bCs/>
+        </w:rPr>
+        <w:t xml:space="preserve">Portal</w:t>
+      </w:r>
+      <w:r>
+        <w:t xml:space="preserve"> </w:t>
+      </w:r>
+      <w:r>
+        <w:t xml:space="preserve">(required) — the station’s own resident-facing website. This is</w:t>
+      </w:r>
+      <w:r>
+        <w:t xml:space="preserve"> </w:t>
+      </w:r>
+      <w:r>
+        <w:t xml:space="preserve">the canonical, citable public record; nothing else on the dashboard is</w:t>
+      </w:r>
+      <w:r>
+        <w:t xml:space="preserve"> </w:t>
+      </w:r>
+      <w:r>
+        <w:t xml:space="preserve">required for a recording to be public.</w:t>
+      </w:r>
+    </w:p>
+    <w:p>
+      <w:pPr>
+        <w:pStyle w:val="Compact"/>
+        <w:numPr>
+          <w:ilvl w:val="0"/>
+          <w:numId w:val="1004"/>
+        </w:numPr>
+      </w:pPr>
+      <w:r>
+        <w:rPr>
+          <w:b/>
+          <w:bCs/>
+        </w:rPr>
+        <w:t xml:space="preserve">Internet Archive</w:t>
       </w:r>
       <w:r>
         <w:t xml:space="preserve">,</w:t>
       </w:r>
       <w:r>
         <w:t xml:space="preserve"> </w:t>
+      </w:r>
+      <w:r>
+        <w:rPr>
+          <w:b/>
+          <w:bCs/>
+        </w:rPr>
+        <w:t xml:space="preserve">YouTube</w:t>
+      </w:r>
+      <w:r>
+        <w:t xml:space="preserve">,</w:t>
+      </w:r>
+      <w:r>
+        <w:t xml:space="preserve"> </w:t>
+      </w:r>
+      <w:r>
+        <w:rPr>
+          <w:b/>
+          <w:bCs/>
+        </w:rPr>
+        <w:t xml:space="preserve">Local archive folder</w:t>
+      </w:r>
+      <w:r>
+        <w:t xml:space="preserve">,</w:t>
+      </w:r>
+      <w:r>
+        <w:t xml:space="preserve"> </w:t>
+      </w:r>
+      <w:r>
+        <w:rPr>
+          <w:b/>
+          <w:bCs/>
+        </w:rPr>
+        <w:t xml:space="preserve">Subscriber</w:t>
+      </w:r>
+      <w:r>
+        <w:rPr>
+          <w:b/>
+          <w:bCs/>
+        </w:rPr>
+        <w:t xml:space="preserve"> </w:t>
+      </w:r>
+      <w:r>
+        <w:rPr>
+          <w:b/>
+          <w:bCs/>
+        </w:rPr>
+        <w:t xml:space="preserve">notices</w:t>
+      </w:r>
+      <w:r>
+        <w:t xml:space="preserve">,</w:t>
+      </w:r>
+      <w:r>
+        <w:t xml:space="preserve"> </w:t>
+      </w:r>
+      <w:r>
+        <w:rPr>
+          <w:b/>
+          <w:bCs/>
+        </w:rPr>
+        <w:t xml:space="preserve">Podcast feed</w:t>
+      </w:r>
+      <w:r>
+        <w:t xml:space="preserve"> </w:t>
+      </w:r>
+      <w:r>
+        <w:t xml:space="preserve">— optional reach and archive surfaces (see</w:t>
+      </w:r>
+      <w:r>
+        <w:t xml:space="preserve"> </w:t>
+      </w:r>
+      <w:hyperlink w:anchor="provider-setup-plain-language">
+        <w:r>
+          <w:rPr>
+            <w:rStyle w:val="Hyperlink"/>
+          </w:rPr>
+          <w:t xml:space="preserve">Setting Up Providers, Plain Language</w:t>
+        </w:r>
+      </w:hyperlink>
+      <w:r>
+        <w:t xml:space="preserve">).</w:t>
+      </w:r>
+      <w:r>
+        <w:t xml:space="preserve"> </w:t>
+      </w:r>
+      <w:r>
+        <w:t xml:space="preserve">Each fans out independently on its own timeline.</w:t>
+      </w:r>
+    </w:p>
+    <w:p>
+      <w:pPr>
+        <w:pStyle w:val="Compact"/>
+        <w:numPr>
+          <w:ilvl w:val="0"/>
+          <w:numId w:val="1004"/>
+        </w:numPr>
+      </w:pPr>
+      <w:r>
+        <w:rPr>
+          <w:b/>
+          <w:bCs/>
+        </w:rPr>
+        <w:t xml:space="preserve">Cable file package</w:t>
+      </w:r>
+      <w:r>
+        <w:t xml:space="preserve"> </w:t>
+      </w:r>
+      <w:r>
+        <w:t xml:space="preserve">— an optional local ZIP of media, captions,</w:t>
+      </w:r>
+      <w:r>
+        <w:t xml:space="preserve"> </w:t>
+      </w:r>
+      <w:r>
+        <w:t xml:space="preserve">metadata, and hashes for handoff to a cable/PEG headend. Most stations</w:t>
+      </w:r>
+      <w:r>
+        <w:t xml:space="preserve"> </w:t>
+      </w:r>
+      <w:r>
+        <w:t xml:space="preserve">never configure a cable-package output folder, and that is fine: this</w:t>
+      </w:r>
+      <w:r>
+        <w:t xml:space="preserve"> </w:t>
+      </w:r>
+      <w:r>
+        <w:t xml:space="preserve">surface reads</w:t>
+      </w:r>
+      <w:r>
+        <w:t xml:space="preserve"> </w:t>
+      </w:r>
+      <w:r>
+        <w:rPr>
+          <w:b/>
+          <w:bCs/>
+        </w:rPr>
+        <w:t xml:space="preserve">Not set up (optional)</w:t>
+      </w:r>
+      <w:r>
+        <w:t xml:space="preserve"> </w:t>
+      </w:r>
+      <w:r>
+        <w:t xml:space="preserve">rather than a red failure when it</w:t>
+      </w:r>
+      <w:r>
+        <w:t xml:space="preserve"> </w:t>
+      </w:r>
+      <w:r>
+        <w:t xml:space="preserve">was never configured. A red</w:t>
+      </w:r>
+      <w:r>
+        <w:t xml:space="preserve"> </w:t>
+      </w:r>
+      <w:r>
+        <w:rPr>
+          <w:b/>
+          <w:bCs/>
+        </w:rPr>
+        <w:t xml:space="preserve">Failed</w:t>
+      </w:r>
+      <w:r>
+        <w:t xml:space="preserve"> </w:t>
+      </w:r>
+      <w:r>
+        <w:t xml:space="preserve">on this row means CivicCast</w:t>
+      </w:r>
+      <w:r>
+        <w:t xml:space="preserve"> </w:t>
+      </w:r>
+      <w:r>
+        <w:t xml:space="preserve">actually tried to build the package (because an output folder is</w:t>
+      </w:r>
+      <w:r>
+        <w:t xml:space="preserve"> </w:t>
+      </w:r>
+      <w:r>
+        <w:t xml:space="preserve">configured) and hit a real problem — a missing source file or a missing</w:t>
+      </w:r>
+      <w:r>
+        <w:t xml:space="preserve"> </w:t>
+      </w:r>
+      <w:r>
+        <w:t xml:space="preserve">caption sidecar — which the row’s message names directly.</w:t>
+      </w:r>
+    </w:p>
+    <w:p>
+      <w:pPr>
+        <w:pStyle w:val="FirstParagraph"/>
+      </w:pPr>
+      <w:r>
+        <w:t xml:space="preserve">A red or unset optional surface never blocks or undoes a successful Portal</w:t>
+      </w:r>
+      <w:r>
+        <w:t xml:space="preserve"> </w:t>
+      </w:r>
+      <w:r>
+        <w:t xml:space="preserve">publish. Check the dashboard’s overall status, not any single optional row,</w:t>
+      </w:r>
+      <w:r>
+        <w:t xml:space="preserve"> </w:t>
+      </w:r>
+      <w:r>
+        <w:t xml:space="preserve">to know whether a recording is public.</w:t>
+      </w:r>
+    </w:p>
+    <w:bookmarkEnd w:id="22"/>
+    <w:bookmarkStart w:id="23" w:name="cdn-cost-estimate"/>
+    <w:p>
+      <w:pPr>
+        <w:pStyle w:val="Heading3"/>
+      </w:pPr>
+      <w:r>
+        <w:t xml:space="preserve">The CDN Cost Estimate Is A Guess, Not A Quote</w:t>
+      </w:r>
+    </w:p>
+    <w:p>
+      <w:pPr>
+        <w:pStyle w:val="FirstParagraph"/>
+      </w:pPr>
+      <w:r>
+        <w:t xml:space="preserve">The</w:t>
+      </w:r>
+      <w:r>
+        <w:t xml:space="preserve"> </w:t>
+      </w:r>
+      <w:r>
+        <w:rPr>
+          <w:b/>
+          <w:bCs/>
+        </w:rPr>
+        <w:t xml:space="preserve">Storage and viewing estimate</w:t>
+      </w:r>
+      <w:r>
+        <w:t xml:space="preserve"> </w:t>
+      </w:r>
+      <w:r>
+        <w:t xml:space="preserve">panel on</w:t>
+      </w:r>
+      <w:r>
+        <w:t xml:space="preserve"> </w:t>
+      </w:r>
+      <w:r>
+        <w:rPr>
+          <w:b/>
+          <w:bCs/>
+        </w:rPr>
+        <w:t xml:space="preserve">Setup</w:t>
+      </w:r>
+      <w:r>
+        <w:t xml:space="preserve"> </w:t>
+      </w:r>
+      <w:r>
+        <w:t xml:space="preserve">turns hours,</w:t>
+      </w:r>
+      <w:r>
+        <w:t xml:space="preserve"> </w:t>
+      </w:r>
+      <w:r>
+        <w:t xml:space="preserve">meetings, and viewers into a storage figure (a straightforward</w:t>
+      </w:r>
+      <w:r>
+        <w:t xml:space="preserve"> </w:t>
+      </w:r>
+      <w:r>
+        <w:t xml:space="preserve">multiplication) and an honest note about bandwidth cost: it does not print a</w:t>
+      </w:r>
+      <w:r>
+        <w:t xml:space="preserve"> </w:t>
+      </w:r>
+      <w:r>
+        <w:t xml:space="preserve">single invented dollar figure, because CivicCast does not know which CDN</w:t>
+      </w:r>
+      <w:r>
+        <w:t xml:space="preserve"> </w:t>
+      </w:r>
+      <w:r>
+        <w:t xml:space="preserve">provider a station will use or what that provider charges. Cost genuinely</w:t>
+      </w:r>
+      <w:r>
+        <w:t xml:space="preserve"> </w:t>
+      </w:r>
+      <w:r>
+        <w:rPr>
+          <w:b/>
+          <w:bCs/>
+        </w:rPr>
+        <w:t xml:space="preserve">varies by provider</w:t>
+      </w:r>
+      <w:r>
+        <w:t xml:space="preserve"> </w:t>
+      </w:r>
+      <w:r>
+        <w:t xml:space="preserve">—</w:t>
+      </w:r>
+      <w:r>
+        <w:t xml:space="preserve"> </w:t>
+      </w:r>
+      <w:r>
+        <w:rPr>
+          <w:b/>
+          <w:bCs/>
+        </w:rPr>
+        <w:t xml:space="preserve">Cloudflare R2 charges nothing for sending video</w:t>
+      </w:r>
+      <w:r>
+        <w:rPr>
+          <w:b/>
+          <w:bCs/>
+        </w:rPr>
+        <w:t xml:space="preserve"> </w:t>
+      </w:r>
+      <w:r>
+        <w:rPr>
+          <w:b/>
+          <w:bCs/>
+        </w:rPr>
+        <w:t xml:space="preserve">out to viewers</w:t>
+      </w:r>
+      <w:r>
+        <w:t xml:space="preserve">, which is a real, current, published price (not a</w:t>
+      </w:r>
+      <w:r>
+        <w:t xml:space="preserve"> </w:t>
+      </w:r>
+      <w:r>
+        <w:t xml:space="preserve">CivicCast estimate); BunnyCDN, Fastly, and Akamai each set and change their</w:t>
+      </w:r>
+      <w:r>
+        <w:t xml:space="preserve"> </w:t>
+      </w:r>
+      <w:r>
+        <w:t xml:space="preserve">own rates, so check their pricing pages directly before budgeting a paid</w:t>
+      </w:r>
+      <w:r>
+        <w:t xml:space="preserve"> </w:t>
+      </w:r>
+      <w:r>
+        <w:t xml:space="preserve">CDN.</w:t>
+      </w:r>
+    </w:p>
+    <w:bookmarkEnd w:id="23"/>
+    <w:bookmarkStart w:id="24" w:name="common-operator-questions"/>
+    <w:p>
+      <w:pPr>
+        <w:pStyle w:val="Heading3"/>
+      </w:pPr>
+      <w:r>
+        <w:t xml:space="preserve">Common Operator Questions</w:t>
+      </w:r>
+    </w:p>
+    <w:p>
+      <w:pPr>
+        <w:pStyle w:val="FirstParagraph"/>
+      </w:pPr>
+      <w:r>
+        <w:rPr>
+          <w:b/>
+          <w:bCs/>
+        </w:rPr>
+        <w:t xml:space="preserve">What happens if Wi-Fi drops mid-meeting?</w:t>
+      </w:r>
+      <w:r>
+        <w:t xml:space="preserve"> </w:t>
+      </w:r>
+      <w:r>
+        <w:t xml:space="preserve">The stock build does not claim automatic</w:t>
+      </w:r>
+      <w:r>
+        <w:t xml:space="preserve"> </w:t>
+      </w:r>
+      <w:r>
+        <w:t xml:space="preserve">source-drop detection or slate failover (automatically switching to a hold</w:t>
+      </w:r>
+      <w:r>
+        <w:t xml:space="preserve"> </w:t>
+      </w:r>
+      <w:r>
+        <w:t xml:space="preserve">slide when the video source drops) without a verified media probe and</w:t>
+      </w:r>
+      <w:r>
+        <w:t xml:space="preserve"> </w:t>
+      </w:r>
+      <w:r>
+        <w:t xml:space="preserve">station-specific egress proof (verified evidence that the station’s outbound</w:t>
+      </w:r>
+      <w:r>
+        <w:t xml:space="preserve"> </w:t>
+      </w:r>
+      <w:r>
+        <w:t xml:space="preserve">stream setup actually works). Follow the station’s tested fallback procedure.</w:t>
+      </w:r>
+      <w:r>
+        <w:t xml:space="preserve"> </w:t>
+      </w:r>
+      <w:r>
+        <w:t xml:space="preserve">Never assume the local recording continued: confirm the recording and finalization</w:t>
+      </w:r>
+      <w:r>
+        <w:t xml:space="preserve"> </w:t>
+      </w:r>
+      <w:r>
+        <w:t xml:space="preserve">status before publishing.</w:t>
+      </w:r>
+    </w:p>
+    <w:p>
+      <w:pPr>
+        <w:pStyle w:val="BodyText"/>
+      </w:pPr>
+      <w:r>
+        <w:rPr>
+          <w:b/>
+          <w:bCs/>
+        </w:rPr>
+        <w:t xml:space="preserve">Can I trim the start and end of the recording?</w:t>
+      </w:r>
+      <w:r>
+        <w:t xml:space="preserve"> </w:t>
+      </w:r>
+      <w:r>
+        <w:t xml:space="preserve">The Assets editor is a</w:t>
+      </w:r>
+      <w:r>
+        <w:t xml:space="preserve"> </w:t>
+      </w:r>
+      <w:r>
+        <w:t xml:space="preserve">scrub-and-metadata editor: it can save trim points and chapters, and it keeps</w:t>
+      </w:r>
+      <w:r>
+        <w:t xml:space="preserve"> </w:t>
+      </w:r>
+      <w:r>
+        <w:t xml:space="preserve">the original. It does not claim automatic public re-rendering. Package the</w:t>
+      </w:r>
+      <w:r>
+        <w:t xml:space="preserve"> </w:t>
+      </w:r>
+      <w:r>
+        <w:t xml:space="preserve">asset again after changing trim metadata, then review and publish it.</w:t>
+      </w:r>
+    </w:p>
+    <w:p>
+      <w:pPr>
+        <w:pStyle w:val="BodyText"/>
+      </w:pPr>
+      <w:r>
+        <w:rPr>
+          <w:b/>
+          <w:bCs/>
+        </w:rPr>
+        <w:t xml:space="preserve">Where do captions come from?</w:t>
+      </w:r>
+      <w:r>
+        <w:t xml:space="preserve"> </w:t>
+      </w:r>
+      <w:r>
+        <w:t xml:space="preserve">CivicCast generates captions</w:t>
+      </w:r>
+      <w:r>
+        <w:t xml:space="preserve"> </w:t>
+      </w:r>
+      <w:r>
+        <w:t xml:space="preserve">automatically from the meeting audio using a local AI model — your</w:t>
+      </w:r>
+      <w:r>
+        <w:t xml:space="preserve"> </w:t>
+      </w:r>
+      <w:r>
+        <w:t xml:space="preserve">audio never leaves the station unless you turn on a cloud model in</w:t>
+      </w:r>
+      <w:r>
+        <w:t xml:space="preserve"> </w:t>
+      </w:r>
+      <w:r>
+        <w:t xml:space="preserve">settings. A records clerk reviews and corrects the captions before</w:t>
+      </w:r>
+      <w:r>
+        <w:t xml:space="preserve"> </w:t>
+      </w:r>
+      <w:r>
+        <w:t xml:space="preserve">the recording is published.</w:t>
+      </w:r>
+    </w:p>
+    <w:p>
+      <w:pPr>
+        <w:pStyle w:val="BodyText"/>
+      </w:pPr>
+      <w:r>
+        <w:rPr>
+          <w:b/>
+          <w:bCs/>
+        </w:rPr>
+        <w:t xml:space="preserve">How do residents find a recording?</w:t>
+      </w:r>
+      <w:r>
+        <w:t xml:space="preserve"> </w:t>
+      </w:r>
+      <w:r>
+        <w:t xml:space="preserve">The public website has a</w:t>
+      </w:r>
+      <w:r>
+        <w:t xml:space="preserve"> </w:t>
+      </w:r>
+      <w:r>
+        <w:rPr>
+          <w:b/>
+          <w:bCs/>
+        </w:rPr>
+        <w:t xml:space="preserve">Browse</w:t>
+      </w:r>
+      <w:r>
+        <w:t xml:space="preserve"> </w:t>
+      </w:r>
+      <w:r>
+        <w:t xml:space="preserve">page with search and filters. Each recording also has a</w:t>
+      </w:r>
+      <w:r>
+        <w:t xml:space="preserve"> </w:t>
+      </w:r>
+      <w:r>
+        <w:t xml:space="preserve">shareable link with a copy button. If your station tags recordings by</w:t>
+      </w:r>
+      <w:r>
+        <w:t xml:space="preserve"> </w:t>
+      </w:r>
+      <w:r>
+        <w:t xml:space="preserve">meeting body (e.g. </w:t>
       </w:r>
       <w:r>
         <w:rPr>
           <w:i/>
           <w:iCs/>
         </w:rPr>
+        <w:t xml:space="preserve">City Council</w:t>
+      </w:r>
+      <w:r>
+        <w:t xml:space="preserve">,</w:t>
+      </w:r>
+      <w:r>
+        <w:t xml:space="preserve"> </w:t>
+      </w:r>
+      <w:r>
+        <w:rPr>
+          <w:i/>
+          <w:iCs/>
+        </w:rPr>
         <w:t xml:space="preserve">Planning Commission</w:t>
       </w:r>
       <w:r>
@@ -1991,13 +2825,1321 @@
         <w:t xml:space="preserve">publish it.</w:t>
       </w:r>
     </w:p>
-    <w:bookmarkEnd w:id="21"/>
-    <w:bookmarkStart w:id="22" w:name="when-to-ask-for-help"/>
+    <w:bookmarkEnd w:id="24"/>
+    <w:bookmarkStart w:id="34" w:name="provider-setup-plain-language"/>
     <w:p>
       <w:pPr>
         <w:pStyle w:val="Heading3"/>
       </w:pPr>
       <w:r>
+        <w:t xml:space="preserve">Setting Up Providers, Plain Language</w:t>
+      </w:r>
+    </w:p>
+    <w:p>
+      <w:pPr>
+        <w:pStyle w:val="FirstParagraph"/>
+      </w:pPr>
+      <w:r>
+        <w:rPr>
+          <w:b/>
+          <w:bCs/>
+        </w:rPr>
+        <w:t xml:space="preserve">Setup</w:t>
+      </w:r>
+      <w:r>
+        <w:t xml:space="preserve"> </w:t>
+      </w:r>
+      <w:r>
+        <w:t xml:space="preserve">has a</w:t>
+      </w:r>
+      <w:r>
+        <w:t xml:space="preserve"> </w:t>
+      </w:r>
+      <w:r>
+        <w:rPr>
+          <w:b/>
+          <w:bCs/>
+        </w:rPr>
+        <w:t xml:space="preserve">Provider setup</w:t>
+      </w:r>
+      <w:r>
+        <w:t xml:space="preserve"> </w:t>
+      </w:r>
+      <w:r>
+        <w:t xml:space="preserve">card for each optional service CivicCast</w:t>
+      </w:r>
+      <w:r>
+        <w:t xml:space="preserve"> </w:t>
+      </w:r>
+      <w:r>
+        <w:t xml:space="preserve">can use. Every card is either</w:t>
+      </w:r>
+      <w:r>
+        <w:t xml:space="preserve"> </w:t>
+      </w:r>
+      <w:r>
+        <w:rPr>
+          <w:b/>
+          <w:bCs/>
+        </w:rPr>
+        <w:t xml:space="preserve">Required</w:t>
+      </w:r>
+      <w:r>
+        <w:t xml:space="preserve"> </w:t>
+      </w:r>
+      <w:r>
+        <w:t xml:space="preserve">(needed for the local tester path)</w:t>
+      </w:r>
+      <w:r>
+        <w:t xml:space="preserve"> </w:t>
+      </w:r>
+      <w:r>
+        <w:t xml:space="preserve">or</w:t>
+      </w:r>
+      <w:r>
+        <w:t xml:space="preserve"> </w:t>
+      </w:r>
+      <w:r>
+        <w:rPr>
+          <w:b/>
+          <w:bCs/>
+        </w:rPr>
+        <w:t xml:space="preserve">Optional</w:t>
+      </w:r>
+      <w:r>
+        <w:t xml:space="preserve"> </w:t>
+      </w:r>
+      <w:r>
+        <w:t xml:space="preserve">(the station can skip it and everything else keeps working).</w:t>
+      </w:r>
+      <w:r>
+        <w:t xml:space="preserve"> </w:t>
+      </w:r>
+      <w:r>
+        <w:t xml:space="preserve">Only</w:t>
+      </w:r>
+      <w:r>
+        <w:t xml:space="preserve"> </w:t>
+      </w:r>
+      <w:r>
+        <w:rPr>
+          <w:b/>
+          <w:bCs/>
+        </w:rPr>
+        <w:t xml:space="preserve">Local resident portal</w:t>
+      </w:r>
+      <w:r>
+        <w:t xml:space="preserve"> </w:t>
+      </w:r>
+      <w:r>
+        <w:t xml:space="preserve">and</w:t>
+      </w:r>
+      <w:r>
+        <w:t xml:space="preserve"> </w:t>
+      </w:r>
+      <w:r>
+        <w:rPr>
+          <w:b/>
+          <w:bCs/>
+        </w:rPr>
+        <w:t xml:space="preserve">Backup destination</w:t>
+      </w:r>
+      <w:r>
+        <w:t xml:space="preserve"> </w:t>
+      </w:r>
+      <w:r>
+        <w:t xml:space="preserve">are required. Every</w:t>
+      </w:r>
+      <w:r>
+        <w:t xml:space="preserve"> </w:t>
+      </w:r>
+      <w:r>
+        <w:t xml:space="preserve">provider below is optional — read its card, decide if the station wants it,</w:t>
+      </w:r>
+      <w:r>
+        <w:t xml:space="preserve"> </w:t>
+      </w:r>
+      <w:r>
+        <w:t xml:space="preserve">and skip it otherwise. Nothing else on this list blocks a broadcast.</w:t>
+      </w:r>
+    </w:p>
+    <w:p>
+      <w:pPr>
+        <w:pStyle w:val="BodyText"/>
+      </w:pPr>
+      <w:r>
+        <w:t xml:space="preserve">You do not need a</w:t>
+      </w:r>
+      <w:r>
+        <w:t xml:space="preserve"> </w:t>
+      </w:r>
+      <w:r>
+        <w:t xml:space="preserve">“technical admin”</w:t>
+      </w:r>
+      <w:r>
+        <w:t xml:space="preserve"> </w:t>
+      </w:r>
+      <w:r>
+        <w:t xml:space="preserve">for any of these. If you can create a</w:t>
+      </w:r>
+      <w:r>
+        <w:t xml:space="preserve"> </w:t>
+      </w:r>
+      <w:r>
+        <w:t xml:space="preserve">free account on a website and paste a code into a box, you can set these up</w:t>
+      </w:r>
+      <w:r>
+        <w:t xml:space="preserve"> </w:t>
+      </w:r>
+      <w:r>
+        <w:t xml:space="preserve">yourself. Each card also has a</w:t>
+      </w:r>
+      <w:r>
+        <w:t xml:space="preserve"> </w:t>
+      </w:r>
+      <w:r>
+        <w:rPr>
+          <w:b/>
+          <w:bCs/>
+        </w:rPr>
+        <w:t xml:space="preserve">Setup guide</w:t>
+      </w:r>
+      <w:r>
+        <w:t xml:space="preserve"> </w:t>
+      </w:r>
+      <w:r>
+        <w:t xml:space="preserve">you can open for the exact</w:t>
+      </w:r>
+      <w:r>
+        <w:t xml:space="preserve"> </w:t>
+      </w:r>
+      <w:r>
+        <w:t xml:space="preserve">steps, and a link back to the matching part of this manual.</w:t>
+      </w:r>
+    </w:p>
+    <w:bookmarkStart w:id="25" w:name="provider-cloudflare-r2"/>
+    <w:p>
+      <w:pPr>
+        <w:pStyle w:val="Heading4"/>
+      </w:pPr>
+      <w:r>
+        <w:t xml:space="preserve">Cloudflare R2 (recommended, usually free)</w:t>
+      </w:r>
+    </w:p>
+    <w:p>
+      <w:pPr>
+        <w:pStyle w:val="FirstParagraph"/>
+      </w:pPr>
+      <w:r>
+        <w:t xml:space="preserve">Cloudflare R2 is CDN storage (see</w:t>
+      </w:r>
+      <w:r>
+        <w:t xml:space="preserve"> </w:t>
+      </w:r>
+      <w:hyperlink w:anchor="glossary">
+        <w:r>
+          <w:rPr>
+            <w:rStyle w:val="Hyperlink"/>
+          </w:rPr>
+          <w:t xml:space="preserve">Glossary</w:t>
+        </w:r>
+      </w:hyperlink>
+      <w:r>
+        <w:t xml:space="preserve">) that CivicCast can</w:t>
+      </w:r>
+      <w:r>
+        <w:t xml:space="preserve"> </w:t>
+      </w:r>
+      <w:r>
+        <w:t xml:space="preserve">set up for you automatically. On the</w:t>
+      </w:r>
+      <w:r>
+        <w:t xml:space="preserve"> </w:t>
+      </w:r>
+      <w:r>
+        <w:rPr>
+          <w:b/>
+          <w:bCs/>
+        </w:rPr>
+        <w:t xml:space="preserve">Cloudflare R2</w:t>
+      </w:r>
+      <w:r>
+        <w:t xml:space="preserve"> </w:t>
+      </w:r>
+      <w:r>
+        <w:t xml:space="preserve">card, use the</w:t>
+      </w:r>
+      <w:r>
+        <w:t xml:space="preserve"> </w:t>
+      </w:r>
+      <w:r>
+        <w:rPr>
+          <w:b/>
+          <w:bCs/>
+        </w:rPr>
+        <w:t xml:space="preserve">CDN concierge</w:t>
+      </w:r>
+      <w:r>
+        <w:t xml:space="preserve"> </w:t>
+      </w:r>
+      <w:r>
+        <w:t xml:space="preserve">box: create a free Cloudflare account, create one API</w:t>
+      </w:r>
+      <w:r>
+        <w:t xml:space="preserve"> </w:t>
+      </w:r>
+      <w:r>
+        <w:t xml:space="preserve">token, paste it in, and click</w:t>
+      </w:r>
+      <w:r>
+        <w:t xml:space="preserve"> </w:t>
+      </w:r>
+      <w:r>
+        <w:rPr>
+          <w:b/>
+          <w:bCs/>
+        </w:rPr>
+        <w:t xml:space="preserve">Provision for me</w:t>
+      </w:r>
+      <w:r>
+        <w:t xml:space="preserve">. CivicCast creates the</w:t>
+      </w:r>
+      <w:r>
+        <w:t xml:space="preserve"> </w:t>
+      </w:r>
+      <w:r>
+        <w:t xml:space="preserve">bucket and turns on public access for you — you never have to know what a</w:t>
+      </w:r>
+      <w:r>
+        <w:t xml:space="preserve"> </w:t>
+      </w:r>
+      <w:r>
+        <w:t xml:space="preserve">bucket, an object store, or a CDN pull-zone is. Cloudflare R2 does not charge</w:t>
+      </w:r>
+      <w:r>
+        <w:t xml:space="preserve"> </w:t>
+      </w:r>
+      <w:r>
+        <w:t xml:space="preserve">for sending video out to viewers (</w:t>
+      </w:r>
+      <w:r>
+        <w:t xml:space="preserve">“egress”</w:t>
+      </w:r>
+      <w:r>
+        <w:t xml:space="preserve">), which is why it is CivicCast’s</w:t>
+      </w:r>
+      <w:r>
+        <w:t xml:space="preserve"> </w:t>
+      </w:r>
+      <w:r>
+        <w:t xml:space="preserve">recommended first choice. If you would rather enter the account ID, access</w:t>
+      </w:r>
+      <w:r>
+        <w:t xml:space="preserve"> </w:t>
+      </w:r>
+      <w:r>
+        <w:t xml:space="preserve">key, secret key, bucket, and public URL by hand, the same card has a manual</w:t>
+      </w:r>
+      <w:r>
+        <w:t xml:space="preserve"> </w:t>
+      </w:r>
+      <w:r>
+        <w:t xml:space="preserve">fallback below the concierge box.</w:t>
+      </w:r>
+    </w:p>
+    <w:bookmarkEnd w:id="25"/>
+    <w:bookmarkStart w:id="26" w:name="provider-internet-archive"/>
+    <w:p>
+      <w:pPr>
+        <w:pStyle w:val="Heading4"/>
+      </w:pPr>
+      <w:r>
+        <w:t xml:space="preserve">Internet Archive (optional, permanent public copy)</w:t>
+      </w:r>
+    </w:p>
+    <w:p>
+      <w:pPr>
+        <w:pStyle w:val="FirstParagraph"/>
+      </w:pPr>
+      <w:r>
+        <w:t xml:space="preserve">Internet Archive keeps a second, independent public copy of every published</w:t>
+      </w:r>
+      <w:r>
+        <w:t xml:space="preserve"> </w:t>
+      </w:r>
+      <w:r>
+        <w:t xml:space="preserve">recording, hosted by a nonprofit library and outside CivicCast’s control —</w:t>
+      </w:r>
+      <w:r>
+        <w:t xml:space="preserve"> </w:t>
+      </w:r>
+      <w:r>
+        <w:t xml:space="preserve">useful if the station wants an archival copy that survives even if the</w:t>
+      </w:r>
+      <w:r>
+        <w:t xml:space="preserve"> </w:t>
+      </w:r>
+      <w:r>
+        <w:t xml:space="preserve">station’s own server ever goes away. To set it up: create a free account at</w:t>
+      </w:r>
+      <w:r>
+        <w:t xml:space="preserve"> </w:t>
+      </w:r>
+      <w:r>
+        <w:t xml:space="preserve">archive.org, open its</w:t>
+      </w:r>
+      <w:r>
+        <w:t xml:space="preserve"> </w:t>
+      </w:r>
+      <w:r>
+        <w:rPr>
+          <w:b/>
+          <w:bCs/>
+        </w:rPr>
+        <w:t xml:space="preserve">S3 keys</w:t>
+      </w:r>
+      <w:r>
+        <w:t xml:space="preserve"> </w:t>
+      </w:r>
+      <w:r>
+        <w:t xml:space="preserve">page (Internet Archive names its keys</w:t>
+      </w:r>
+      <w:r>
+        <w:t xml:space="preserve"> </w:t>
+      </w:r>
+      <w:r>
+        <w:t xml:space="preserve">after Amazon S3 because it uses the same style of key, not because Amazon is</w:t>
+      </w:r>
+      <w:r>
+        <w:t xml:space="preserve"> </w:t>
+      </w:r>
+      <w:r>
+        <w:t xml:space="preserve">involved), copy the access key and secret key it shows you, and paste both</w:t>
+      </w:r>
+      <w:r>
+        <w:t xml:space="preserve"> </w:t>
+      </w:r>
+      <w:r>
+        <w:t xml:space="preserve">into the Internet Archive card. There is no</w:t>
+      </w:r>
+      <w:r>
+        <w:t xml:space="preserve"> </w:t>
+      </w:r>
+      <w:r>
+        <w:t xml:space="preserve">“technical admin”</w:t>
+      </w:r>
+      <w:r>
+        <w:t xml:space="preserve"> </w:t>
+      </w:r>
+      <w:r>
+        <w:t xml:space="preserve">step — paste</w:t>
+      </w:r>
+      <w:r>
+        <w:t xml:space="preserve"> </w:t>
+      </w:r>
+      <w:r>
+        <w:t xml:space="preserve">your own keys in yourself.</w:t>
+      </w:r>
+    </w:p>
+    <w:bookmarkEnd w:id="26"/>
+    <w:bookmarkStart w:id="28" w:name="provider-youtube"/>
+    <w:p>
+      <w:pPr>
+        <w:pStyle w:val="Heading4"/>
+      </w:pPr>
+      <w:r>
+        <w:t xml:space="preserve">YouTube (optional, extra reach)</w:t>
+      </w:r>
+    </w:p>
+    <w:p>
+      <w:pPr>
+        <w:pStyle w:val="FirstParagraph"/>
+      </w:pPr>
+      <w:r>
+        <w:t xml:space="preserve">Turn this on only if the station wants an extra copy of meetings on its own</w:t>
+      </w:r>
+      <w:r>
+        <w:t xml:space="preserve"> </w:t>
+      </w:r>
+      <w:r>
+        <w:t xml:space="preserve">YouTube channel. You will need a Google</w:t>
+      </w:r>
+      <w:r>
+        <w:t xml:space="preserve"> </w:t>
+      </w:r>
+      <w:r>
+        <w:rPr>
+          <w:b/>
+          <w:bCs/>
+        </w:rPr>
+        <w:t xml:space="preserve">OAuth client ID and secret</w:t>
+      </w:r>
+      <w:r>
+        <w:t xml:space="preserve"> </w:t>
+      </w:r>
+      <w:r>
+        <w:t xml:space="preserve">— a</w:t>
+      </w:r>
+      <w:r>
+        <w:t xml:space="preserve"> </w:t>
+      </w:r>
+      <w:r>
+        <w:t xml:space="preserve">matched pair of codes, created for free at</w:t>
+      </w:r>
+      <w:r>
+        <w:t xml:space="preserve"> </w:t>
+      </w:r>
+      <w:hyperlink r:id="rId27">
+        <w:r>
+          <w:rPr>
+            <w:rStyle w:val="Hyperlink"/>
+          </w:rPr>
+          <w:t xml:space="preserve">Google Cloud Console</w:t>
+        </w:r>
+      </w:hyperlink>
+      <w:r>
+        <w:t xml:space="preserve">,</w:t>
+      </w:r>
+      <w:r>
+        <w:t xml:space="preserve"> </w:t>
+      </w:r>
+      <w:r>
+        <w:t xml:space="preserve">that let CivicCast upload to the channel without ever seeing the channel’s</w:t>
+      </w:r>
+      <w:r>
+        <w:t xml:space="preserve"> </w:t>
+      </w:r>
+      <w:r>
+        <w:t xml:space="preserve">password. Create them, paste both into the YouTube card, and run a private</w:t>
+      </w:r>
+      <w:r>
+        <w:t xml:space="preserve"> </w:t>
+      </w:r>
+      <w:r>
+        <w:t xml:space="preserve">upload proof before using YouTube for residents.</w:t>
+      </w:r>
+    </w:p>
+    <w:bookmarkEnd w:id="28"/>
+    <w:bookmarkStart w:id="29" w:name="provider-subscriber-notifications"/>
+    <w:p>
+      <w:pPr>
+        <w:pStyle w:val="Heading4"/>
+      </w:pPr>
+      <w:r>
+        <w:t xml:space="preserve">Subscriber notices (optional)</w:t>
+      </w:r>
+    </w:p>
+    <w:p>
+      <w:pPr>
+        <w:pStyle w:val="FirstParagraph"/>
+      </w:pPr>
+      <w:r>
+        <w:t xml:space="preserve">Turn this on to email or webhook-notify subscribers when a new meeting is</w:t>
+      </w:r>
+      <w:r>
+        <w:t xml:space="preserve"> </w:t>
+      </w:r>
+      <w:r>
+        <w:t xml:space="preserve">published. A</w:t>
+      </w:r>
+      <w:r>
+        <w:t xml:space="preserve"> </w:t>
+      </w:r>
+      <w:r>
+        <w:rPr>
+          <w:b/>
+          <w:bCs/>
+        </w:rPr>
+        <w:t xml:space="preserve">webhook secret</w:t>
+      </w:r>
+      <w:r>
+        <w:t xml:space="preserve"> </w:t>
+      </w:r>
+      <w:r>
+        <w:t xml:space="preserve">is a password-like string shared between</w:t>
+      </w:r>
+      <w:r>
+        <w:t xml:space="preserve"> </w:t>
+      </w:r>
+      <w:r>
+        <w:t xml:space="preserve">CivicCast and the notification service, so each side can prove a</w:t>
+      </w:r>
+      <w:r>
+        <w:t xml:space="preserve"> </w:t>
+      </w:r>
+      <w:r>
+        <w:t xml:space="preserve">notification really came from the other — CivicCast can generate one for you,</w:t>
+      </w:r>
+      <w:r>
+        <w:t xml:space="preserve"> </w:t>
+      </w:r>
+      <w:r>
+        <w:t xml:space="preserve">or you can paste one from your notification provider.</w:t>
+      </w:r>
+    </w:p>
+    <w:bookmarkEnd w:id="29"/>
+    <w:bookmarkStart w:id="30" w:name="provider-local-archive-folder"/>
+    <w:p>
+      <w:pPr>
+        <w:pStyle w:val="Heading4"/>
+      </w:pPr>
+      <w:r>
+        <w:t xml:space="preserve">Local archive folder (optional, second local copy)</w:t>
+      </w:r>
+    </w:p>
+    <w:p>
+      <w:pPr>
+        <w:pStyle w:val="FirstParagraph"/>
+      </w:pPr>
+      <w:r>
+        <w:t xml:space="preserve">Point this at a second drive, external drive, or network share if the</w:t>
+      </w:r>
+      <w:r>
+        <w:t xml:space="preserve"> </w:t>
+      </w:r>
+      <w:r>
+        <w:t xml:space="preserve">station wants an extra local copy beyond the built-in Recordings folder (see</w:t>
+      </w:r>
+      <w:r>
+        <w:t xml:space="preserve"> </w:t>
+      </w:r>
+      <w:hyperlink w:anchor="where-recordings-live">
+        <w:r>
+          <w:rPr>
+            <w:rStyle w:val="Hyperlink"/>
+          </w:rPr>
+          <w:t xml:space="preserve">Where Recordings And Backups Live</w:t>
+        </w:r>
+      </w:hyperlink>
+      <w:r>
+        <w:t xml:space="preserve">). Enter the</w:t>
+      </w:r>
+      <w:r>
+        <w:t xml:space="preserve"> </w:t>
+      </w:r>
+      <w:r>
+        <w:t xml:space="preserve">folder path; CivicCast proves it can write to, read from, and clean up after</w:t>
+      </w:r>
+      <w:r>
+        <w:t xml:space="preserve"> </w:t>
+      </w:r>
+      <w:r>
+        <w:t xml:space="preserve">itself in that folder before marking this ready.</w:t>
+      </w:r>
+    </w:p>
+    <w:bookmarkEnd w:id="30"/>
+    <w:bookmarkStart w:id="31" w:name="provider-alternative-cdns"/>
+    <w:p>
+      <w:pPr>
+        <w:pStyle w:val="Heading4"/>
+      </w:pPr>
+      <w:r>
+        <w:t xml:space="preserve">BunnyCDN, Fastly, and Akamai (optional, alternative CDNs)</w:t>
+      </w:r>
+    </w:p>
+    <w:p>
+      <w:pPr>
+        <w:pStyle w:val="FirstParagraph"/>
+      </w:pPr>
+      <w:r>
+        <w:t xml:space="preserve">These are alternative CDN/object-storage providers for a station that</w:t>
+      </w:r>
+      <w:r>
+        <w:t xml:space="preserve"> </w:t>
+      </w:r>
+      <w:r>
+        <w:t xml:space="preserve">already has an account with one of them, or wants a paid alternative to</w:t>
+      </w:r>
+      <w:r>
+        <w:t xml:space="preserve"> </w:t>
+      </w:r>
+      <w:r>
+        <w:t xml:space="preserve">Cloudflare R2. Unlike R2, these providers typically charge for sending video</w:t>
+      </w:r>
+      <w:r>
+        <w:t xml:space="preserve"> </w:t>
+      </w:r>
+      <w:r>
+        <w:t xml:space="preserve">out to viewers — check their own pricing pages before choosing one; CivicCast</w:t>
+      </w:r>
+      <w:r>
+        <w:t xml:space="preserve"> </w:t>
+      </w:r>
+      <w:r>
+        <w:t xml:space="preserve">does not know or estimate what they will charge (see</w:t>
+      </w:r>
+      <w:r>
+        <w:t xml:space="preserve"> </w:t>
+      </w:r>
+      <w:hyperlink w:anchor="cdn-cost-estimate">
+        <w:r>
+          <w:rPr>
+            <w:rStyle w:val="Hyperlink"/>
+          </w:rPr>
+          <w:t xml:space="preserve">The CDN Cost Estimate Is A Guess, Not A Quote</w:t>
+        </w:r>
+      </w:hyperlink>
+      <w:r>
+        <w:t xml:space="preserve">).</w:t>
+      </w:r>
+      <w:r>
+        <w:t xml:space="preserve"> </w:t>
+      </w:r>
+      <w:r>
+        <w:t xml:space="preserve">BunnyCDN calls its address for viewers a</w:t>
+      </w:r>
+      <w:r>
+        <w:t xml:space="preserve"> </w:t>
+      </w:r>
+      <w:r>
+        <w:rPr>
+          <w:b/>
+          <w:bCs/>
+        </w:rPr>
+        <w:t xml:space="preserve">pull-zone</w:t>
+      </w:r>
+      <w:r>
+        <w:t xml:space="preserve"> </w:t>
+      </w:r>
+      <w:r>
+        <w:t xml:space="preserve">(something like</w:t>
+      </w:r>
+      <w:r>
+        <w:t xml:space="preserve"> </w:t>
+      </w:r>
+      <w:r>
+        <w:rPr>
+          <w:rStyle w:val="VerbatimChar"/>
+        </w:rPr>
+        <w:t xml:space="preserve">your-zone.b-cdn.net</w:t>
+      </w:r>
+      <w:r>
+        <w:t xml:space="preserve">) and its file storage a</w:t>
+      </w:r>
+      <w:r>
+        <w:t xml:space="preserve"> </w:t>
+      </w:r>
+      <w:r>
+        <w:rPr>
+          <w:b/>
+          <w:bCs/>
+        </w:rPr>
+        <w:t xml:space="preserve">storage zone</w:t>
+      </w:r>
+      <w:r>
+        <w:t xml:space="preserve">; Fastly and</w:t>
+      </w:r>
+      <w:r>
+        <w:t xml:space="preserve"> </w:t>
+      </w:r>
+      <w:r>
+        <w:t xml:space="preserve">Akamai use the more generic</w:t>
+      </w:r>
+      <w:r>
+        <w:t xml:space="preserve"> </w:t>
+      </w:r>
+      <w:r>
+        <w:rPr>
+          <w:b/>
+          <w:bCs/>
+        </w:rPr>
+        <w:t xml:space="preserve">bucket</w:t>
+      </w:r>
+      <w:r>
+        <w:t xml:space="preserve"> </w:t>
+      </w:r>
+      <w:r>
+        <w:t xml:space="preserve">and</w:t>
+      </w:r>
+      <w:r>
+        <w:t xml:space="preserve"> </w:t>
+      </w:r>
+      <w:r>
+        <w:rPr>
+          <w:b/>
+          <w:bCs/>
+        </w:rPr>
+        <w:t xml:space="preserve">region</w:t>
+      </w:r>
+      <w:r>
+        <w:t xml:space="preserve"> </w:t>
+      </w:r>
+      <w:r>
+        <w:t xml:space="preserve">terms from</w:t>
+      </w:r>
+      <w:r>
+        <w:t xml:space="preserve"> </w:t>
+      </w:r>
+      <w:hyperlink w:anchor="glossary">
+        <w:r>
+          <w:rPr>
+            <w:rStyle w:val="Hyperlink"/>
+          </w:rPr>
+          <w:t xml:space="preserve">the glossary</w:t>
+        </w:r>
+      </w:hyperlink>
+      <w:r>
+        <w:t xml:space="preserve">. All three cards need an account, a</w:t>
+      </w:r>
+      <w:r>
+        <w:t xml:space="preserve"> </w:t>
+      </w:r>
+      <w:r>
+        <w:t xml:space="preserve">storage/object area, an access key, and (for Fastly/Akamai) a region — the</w:t>
+      </w:r>
+      <w:r>
+        <w:t xml:space="preserve"> </w:t>
+      </w:r>
+      <w:r>
+        <w:t xml:space="preserve">card’s Setup guide lists the exact fields.</w:t>
+      </w:r>
+    </w:p>
+    <w:bookmarkEnd w:id="31"/>
+    <w:bookmarkStart w:id="32" w:name="provider-federation"/>
+    <w:p>
+      <w:pPr>
+        <w:pStyle w:val="Heading4"/>
+      </w:pPr>
+      <w:r>
+        <w:t xml:space="preserve">Federation / ActivityPub (optional, advanced, off by default)</w:t>
+      </w:r>
+    </w:p>
+    <w:p>
+      <w:pPr>
+        <w:pStyle w:val="FirstParagraph"/>
+      </w:pPr>
+      <w:r>
+        <w:t xml:space="preserve">Federation lets other services that speak the ActivityPub protocol — the</w:t>
+      </w:r>
+      <w:r>
+        <w:t xml:space="preserve"> </w:t>
+      </w:r>
+      <w:r>
+        <w:t xml:space="preserve">network behind Mastodon and similar sites, sometimes called</w:t>
+      </w:r>
+      <w:r>
+        <w:t xml:space="preserve"> </w:t>
+      </w:r>
+      <w:r>
+        <w:t xml:space="preserve">“the fediverse”</w:t>
+      </w:r>
+      <w:r>
+        <w:t xml:space="preserve"> </w:t>
+      </w:r>
+      <w:r>
+        <w:t xml:space="preserve">— follow the station and see when a new meeting is published, the same way</w:t>
+      </w:r>
+      <w:r>
+        <w:t xml:space="preserve"> </w:t>
+      </w:r>
+      <w:r>
+        <w:t xml:space="preserve">someone might follow a page on a social network. Most stations do not need</w:t>
+      </w:r>
+      <w:r>
+        <w:t xml:space="preserve"> </w:t>
+      </w:r>
+      <w:r>
+        <w:t xml:space="preserve">this and can leave it off. If the station wants it, open</w:t>
+      </w:r>
+      <w:r>
+        <w:t xml:space="preserve"> </w:t>
+      </w:r>
+      <w:r>
+        <w:rPr>
+          <w:b/>
+          <w:bCs/>
+        </w:rPr>
+        <w:t xml:space="preserve">ActivityPub</w:t>
+      </w:r>
+      <w:r>
+        <w:t xml:space="preserve"> </w:t>
+      </w:r>
+      <w:r>
+        <w:t xml:space="preserve">in</w:t>
+      </w:r>
+      <w:r>
+        <w:t xml:space="preserve"> </w:t>
+      </w:r>
+      <w:r>
+        <w:t xml:space="preserve">the console and choose</w:t>
+      </w:r>
+      <w:r>
+        <w:t xml:space="preserve"> </w:t>
+      </w:r>
+      <w:r>
+        <w:rPr>
+          <w:b/>
+          <w:bCs/>
+        </w:rPr>
+        <w:t xml:space="preserve">Generate station key</w:t>
+      </w:r>
+      <w:r>
+        <w:t xml:space="preserve"> </w:t>
+      </w:r>
+      <w:r>
+        <w:t xml:space="preserve">— CivicCast creates the</w:t>
+      </w:r>
+      <w:r>
+        <w:t xml:space="preserve"> </w:t>
+      </w:r>
+      <w:r>
+        <w:t xml:space="preserve">station’s federation identity for you; no command line is required. See the</w:t>
+      </w:r>
+      <w:r>
+        <w:t xml:space="preserve"> </w:t>
+      </w:r>
+      <w:r>
+        <w:t xml:space="preserve">station’s ActivityPub screen for the current on/off switch and approval</w:t>
+      </w:r>
+      <w:r>
+        <w:t xml:space="preserve"> </w:t>
+      </w:r>
+      <w:r>
+        <w:t xml:space="preserve">queue.</w:t>
+      </w:r>
+    </w:p>
+    <w:bookmarkEnd w:id="32"/>
+    <w:bookmarkStart w:id="33" w:name="provider-podcast-feed"/>
+    <w:p>
+      <w:pPr>
+        <w:pStyle w:val="Heading4"/>
+      </w:pPr>
+      <w:r>
+        <w:t xml:space="preserve">Podcast feed (optional)</w:t>
+      </w:r>
+    </w:p>
+    <w:p>
+      <w:pPr>
+        <w:pStyle w:val="FirstParagraph"/>
+      </w:pPr>
+      <w:r>
+        <w:t xml:space="preserve">The podcast feed republishes a meeting’s audio as a podcast episode once</w:t>
+      </w:r>
+      <w:r>
+        <w:t xml:space="preserve"> </w:t>
+      </w:r>
+      <w:r>
+        <w:t xml:space="preserve">that meeting has already gone through the normal flow: recorded, packaged,</w:t>
+      </w:r>
+      <w:r>
+        <w:t xml:space="preserve"> </w:t>
+      </w:r>
+      <w:r>
+        <w:t xml:space="preserve">and approved on the</w:t>
+      </w:r>
+      <w:r>
+        <w:t xml:space="preserve"> </w:t>
+      </w:r>
+      <w:r>
+        <w:rPr>
+          <w:b/>
+          <w:bCs/>
+        </w:rPr>
+        <w:t xml:space="preserve">Portal</w:t>
+      </w:r>
+      <w:r>
+        <w:t xml:space="preserve"> </w:t>
+      </w:r>
+      <w:r>
+        <w:t xml:space="preserve">publish surface (see</w:t>
+      </w:r>
+      <w:r>
+        <w:t xml:space="preserve"> </w:t>
+      </w:r>
+      <w:hyperlink w:anchor="publish-surfaces">
+        <w:r>
+          <w:rPr>
+            <w:rStyle w:val="Hyperlink"/>
+          </w:rPr>
+          <w:t xml:space="preserve">What Each Publish Surface Means</w:t>
+        </w:r>
+      </w:hyperlink>
+      <w:r>
+        <w:t xml:space="preserve">).</w:t>
+      </w:r>
+      <w:r>
+        <w:t xml:space="preserve"> </w:t>
+      </w:r>
+      <w:r>
+        <w:t xml:space="preserve">“Publish a local</w:t>
+      </w:r>
+      <w:r>
+        <w:t xml:space="preserve"> </w:t>
+      </w:r>
+      <w:r>
+        <w:t xml:space="preserve">portal recording first”</w:t>
+      </w:r>
+      <w:r>
+        <w:t xml:space="preserve"> </w:t>
+      </w:r>
+      <w:r>
+        <w:t xml:space="preserve">on this card’s Setup guide means exactly that — there</w:t>
+      </w:r>
+      <w:r>
+        <w:t xml:space="preserve"> </w:t>
+      </w:r>
+      <w:r>
+        <w:t xml:space="preserve">is nothing extra to configure before the first Portal-published recording</w:t>
+      </w:r>
+      <w:r>
+        <w:t xml:space="preserve"> </w:t>
+      </w:r>
+      <w:r>
+        <w:t xml:space="preserve">appears here for review.</w:t>
+      </w:r>
+    </w:p>
+    <w:bookmarkEnd w:id="33"/>
+    <w:bookmarkEnd w:id="34"/>
+    <w:bookmarkStart w:id="35" w:name="glossary"/>
+    <w:p>
+      <w:pPr>
+        <w:pStyle w:val="Heading3"/>
+      </w:pPr>
+      <w:r>
+        <w:t xml:space="preserve">Glossary</w:t>
+      </w:r>
+    </w:p>
+    <w:p>
+      <w:pPr>
+        <w:pStyle w:val="FirstParagraph"/>
+      </w:pPr>
+      <w:r>
+        <w:t xml:space="preserve">Plain-language definitions for the technical terms that show up on provider</w:t>
+      </w:r>
+      <w:r>
+        <w:t xml:space="preserve"> </w:t>
+      </w:r>
+      <w:r>
+        <w:t xml:space="preserve">setup cards. If a term you need is not here, its provider’s card also links</w:t>
+      </w:r>
+      <w:r>
+        <w:t xml:space="preserve"> </w:t>
+      </w:r>
+      <w:r>
+        <w:t xml:space="preserve">back to this section.</w:t>
+      </w:r>
+    </w:p>
+    <w:tbl>
+      <w:tblPr>
+        <w:tblStyle w:val="Table"/>
+        <w:tblW w:type="pct" w:w="5000"/>
+        <w:tblLayout w:type="fixed"/>
+        <w:tblLook w:firstRow="1" w:lastRow="0" w:firstColumn="0" w:lastColumn="0" w:noHBand="0" w:noVBand="0" w:val="0020"/>
+      </w:tblPr>
+      <w:tblGrid>
+        <w:gridCol w:w="3960"/>
+        <w:gridCol w:w="3960"/>
+      </w:tblGrid>
+      <w:tr>
+        <w:trPr>
+          <w:tblHeader w:val="on"/>
+        </w:trPr>
+        <w:tc>
+          <w:tcPr/>
+          <w:p>
+            <w:pPr>
+              <w:pStyle w:val="Compact"/>
+            </w:pPr>
+            <w:r>
+              <w:t xml:space="preserve">Term</w:t>
+            </w:r>
+          </w:p>
+        </w:tc>
+        <w:tc>
+          <w:tcPr/>
+          <w:p>
+            <w:pPr>
+              <w:pStyle w:val="Compact"/>
+            </w:pPr>
+            <w:r>
+              <w:t xml:space="preserve">What it actually means</w:t>
+            </w:r>
+          </w:p>
+        </w:tc>
+      </w:tr>
+      <w:tr>
+        <w:tc>
+          <w:tcPr/>
+          <w:p>
+            <w:pPr>
+              <w:pStyle w:val="Compact"/>
+            </w:pPr>
+            <w:r>
+              <w:t xml:space="preserve">S3 access key / secret key</w:t>
+            </w:r>
+          </w:p>
+        </w:tc>
+        <w:tc>
+          <w:tcPr/>
+          <w:p>
+            <w:pPr>
+              <w:pStyle w:val="Compact"/>
+            </w:pPr>
+            <w:r>
+              <w:t xml:space="preserve">A username-and-password-style pair (the</w:t>
+            </w:r>
+            <w:r>
+              <w:t xml:space="preserve"> </w:t>
+            </w:r>
+            <w:r>
+              <w:t xml:space="preserve">“access key”</w:t>
+            </w:r>
+            <w:r>
+              <w:t xml:space="preserve"> </w:t>
+            </w:r>
+            <w:r>
+              <w:t xml:space="preserve">is the username, the</w:t>
+            </w:r>
+            <w:r>
+              <w:t xml:space="preserve"> </w:t>
+            </w:r>
+            <w:r>
+              <w:t xml:space="preserve">“secret key”</w:t>
+            </w:r>
+            <w:r>
+              <w:t xml:space="preserve"> </w:t>
+            </w:r>
+            <w:r>
+              <w:t xml:space="preserve">is the password) that proves to a storage provider it is really the station’s account making a request.</w:t>
+            </w:r>
+            <w:r>
+              <w:t xml:space="preserve"> </w:t>
+            </w:r>
+            <w:r>
+              <w:t xml:space="preserve">“S3”</w:t>
+            </w:r>
+            <w:r>
+              <w:t xml:space="preserve"> </w:t>
+            </w:r>
+            <w:r>
+              <w:t xml:space="preserve">was Amazon’s name for this style of storage API; other providers (Internet Archive, Cloudflare R2, BunnyCDN, Fastly, Akamai) reuse the same key style even though they are not Amazon.</w:t>
+            </w:r>
+          </w:p>
+        </w:tc>
+      </w:tr>
+      <w:tr>
+        <w:tc>
+          <w:tcPr/>
+          <w:p>
+            <w:pPr>
+              <w:pStyle w:val="Compact"/>
+            </w:pPr>
+            <w:r>
+              <w:t xml:space="preserve">Object store / bucket</w:t>
+            </w:r>
+          </w:p>
+        </w:tc>
+        <w:tc>
+          <w:tcPr/>
+          <w:p>
+            <w:pPr>
+              <w:pStyle w:val="Compact"/>
+            </w:pPr>
+            <w:r>
+              <w:t xml:space="preserve">A place to store files in the cloud, organized differently from a Windows folder. A</w:t>
+            </w:r>
+            <w:r>
+              <w:t xml:space="preserve"> </w:t>
+            </w:r>
+            <w:r>
+              <w:t xml:space="preserve">“bucket”</w:t>
+            </w:r>
+            <w:r>
+              <w:t xml:space="preserve"> </w:t>
+            </w:r>
+            <w:r>
+              <w:t xml:space="preserve">is the named container inside that store — think of it as the top-level folder CivicCast’s videos live in once they leave the station.</w:t>
+            </w:r>
+          </w:p>
+        </w:tc>
+      </w:tr>
+      <w:tr>
+        <w:tc>
+          <w:tcPr/>
+          <w:p>
+            <w:pPr>
+              <w:pStyle w:val="Compact"/>
+            </w:pPr>
+            <w:r>
+              <w:t xml:space="preserve">CDN (content delivery network)</w:t>
+            </w:r>
+          </w:p>
+        </w:tc>
+        <w:tc>
+          <w:tcPr/>
+          <w:p>
+            <w:pPr>
+              <w:pStyle w:val="Compact"/>
+            </w:pPr>
+            <w:r>
+              <w:t xml:space="preserve">A network of computers around the world that keeps a copy of the station’s video near each viewer, so a meeting with hundreds of viewers loads quickly instead of overloading the station’s own internet connection.</w:t>
+            </w:r>
+          </w:p>
+        </w:tc>
+      </w:tr>
+      <w:tr>
+        <w:tc>
+          <w:tcPr/>
+          <w:p>
+            <w:pPr>
+              <w:pStyle w:val="Compact"/>
+            </w:pPr>
+            <w:r>
+              <w:t xml:space="preserve">Pull-zone</w:t>
+            </w:r>
+          </w:p>
+        </w:tc>
+        <w:tc>
+          <w:tcPr/>
+          <w:p>
+            <w:pPr>
+              <w:pStyle w:val="Compact"/>
+            </w:pPr>
+            <w:r>
+              <w:t xml:space="preserve">BunnyCDN’s name for the web address a CDN gives a station’s video once it is set up (for example</w:t>
+            </w:r>
+            <w:r>
+              <w:t xml:space="preserve"> </w:t>
+            </w:r>
+            <w:r>
+              <w:rPr>
+                <w:rStyle w:val="VerbatimChar"/>
+              </w:rPr>
+              <w:t xml:space="preserve">your-zone.b-cdn.net</w:t>
+            </w:r>
+            <w:r>
+              <w:t xml:space="preserve">). Other CDNs call the same idea a</w:t>
+            </w:r>
+            <w:r>
+              <w:t xml:space="preserve"> </w:t>
+            </w:r>
+            <w:r>
+              <w:t xml:space="preserve">“distribution”</w:t>
+            </w:r>
+            <w:r>
+              <w:t xml:space="preserve"> </w:t>
+            </w:r>
+            <w:r>
+              <w:t xml:space="preserve">or</w:t>
+            </w:r>
+            <w:r>
+              <w:t xml:space="preserve"> </w:t>
+            </w:r>
+            <w:r>
+              <w:t xml:space="preserve">“custom domain.”</w:t>
+            </w:r>
+          </w:p>
+        </w:tc>
+      </w:tr>
+      <w:tr>
+        <w:tc>
+          <w:tcPr/>
+          <w:p>
+            <w:pPr>
+              <w:pStyle w:val="Compact"/>
+            </w:pPr>
+            <w:r>
+              <w:t xml:space="preserve">OAuth client ID / client secret</w:t>
+            </w:r>
+          </w:p>
+        </w:tc>
+        <w:tc>
+          <w:tcPr/>
+          <w:p>
+            <w:pPr>
+              <w:pStyle w:val="Compact"/>
+            </w:pPr>
+            <w:r>
+              <w:t xml:space="preserve">A pair of codes a service (like Google/YouTube) issues so CivicCast can act on the station’s behalf — for example, upload videos — without CivicCast ever seeing or storing the station’s actual account password.</w:t>
+            </w:r>
+          </w:p>
+        </w:tc>
+      </w:tr>
+      <w:tr>
+        <w:tc>
+          <w:tcPr/>
+          <w:p>
+            <w:pPr>
+              <w:pStyle w:val="Compact"/>
+            </w:pPr>
+            <w:r>
+              <w:t xml:space="preserve">Webhook secret</w:t>
+            </w:r>
+          </w:p>
+        </w:tc>
+        <w:tc>
+          <w:tcPr/>
+          <w:p>
+            <w:pPr>
+              <w:pStyle w:val="Compact"/>
+            </w:pPr>
+            <w:r>
+              <w:t xml:space="preserve">A shared password-like string that lets CivicCast and another service each prove a notification message really came from the other, instead of from someone pretending to be them.</w:t>
+            </w:r>
+          </w:p>
+        </w:tc>
+      </w:tr>
+      <w:tr>
+        <w:tc>
+          <w:tcPr/>
+          <w:p>
+            <w:pPr>
+              <w:pStyle w:val="Compact"/>
+            </w:pPr>
+            <w:r>
+              <w:t xml:space="preserve">Egress</w:t>
+            </w:r>
+          </w:p>
+        </w:tc>
+        <w:tc>
+          <w:tcPr/>
+          <w:p>
+            <w:pPr>
+              <w:pStyle w:val="Compact"/>
+            </w:pPr>
+            <w:r>
+              <w:t xml:space="preserve">The data sent</w:t>
+            </w:r>
+            <w:r>
+              <w:t xml:space="preserve"> </w:t>
+            </w:r>
+            <w:r>
+              <w:rPr>
+                <w:b/>
+                <w:bCs/>
+              </w:rPr>
+              <w:t xml:space="preserve">out</w:t>
+            </w:r>
+            <w:r>
+              <w:t xml:space="preserve"> </w:t>
+            </w:r>
+            <w:r>
+              <w:t xml:space="preserve">to viewers when they watch a video, as opposed to the data</w:t>
+            </w:r>
+            <w:r>
+              <w:t xml:space="preserve"> </w:t>
+            </w:r>
+            <w:r>
+              <w:rPr>
+                <w:b/>
+                <w:bCs/>
+              </w:rPr>
+              <w:t xml:space="preserve">stored</w:t>
+            </w:r>
+            <w:r>
+              <w:t xml:space="preserve">. Most CDN and storage providers charge separately for egress; Cloudflare R2 is the one CivicCast recommends first because it charges nothing for it.</w:t>
+            </w:r>
+          </w:p>
+        </w:tc>
+      </w:tr>
+    </w:tbl>
+    <w:bookmarkEnd w:id="35"/>
+    <w:bookmarkStart w:id="36" w:name="when-to-ask-for-help"/>
+    <w:p>
+      <w:pPr>
+        <w:pStyle w:val="Heading3"/>
+      </w:pPr>
+      <w:r>
         <w:t xml:space="preserve">When to Ask for Help</w:t>
       </w:r>
     </w:p>
@@ -2020,7 +4162,7 @@
         <w:pStyle w:val="Compact"/>
         <w:numPr>
           <w:ilvl w:val="0"/>
-          <w:numId w:val="1004"/>
+          <w:numId w:val="1005"/>
         </w:numPr>
       </w:pPr>
       <w:r>
@@ -2066,7 +4208,7 @@
         <w:pStyle w:val="Compact"/>
         <w:numPr>
           <w:ilvl w:val="0"/>
-          <w:numId w:val="1004"/>
+          <w:numId w:val="1005"/>
         </w:numPr>
       </w:pPr>
       <w:r>
@@ -2096,7 +4238,7 @@
         <w:pStyle w:val="Compact"/>
         <w:numPr>
           <w:ilvl w:val="0"/>
-          <w:numId w:val="1004"/>
+          <w:numId w:val="1005"/>
         </w:numPr>
       </w:pPr>
       <w:r>
@@ -2108,7 +4250,7 @@
         <w:pStyle w:val="Compact"/>
         <w:numPr>
           <w:ilvl w:val="0"/>
-          <w:numId w:val="1004"/>
+          <w:numId w:val="1005"/>
         </w:numPr>
       </w:pPr>
       <w:r>
@@ -2136,23 +4278,218 @@
         <w:pStyle w:val="Compact"/>
         <w:numPr>
           <w:ilvl w:val="0"/>
-          <w:numId w:val="1004"/>
+          <w:numId w:val="1005"/>
         </w:numPr>
       </w:pPr>
       <w:r>
         <w:t xml:space="preserve">CivicCast asks for a recovery code and the kit cannot be found.</w:t>
       </w:r>
     </w:p>
+    <w:bookmarkEnd w:id="36"/>
+    <w:bookmarkStart w:id="38" w:name="report-without-github"/>
+    <w:p>
+      <w:pPr>
+        <w:pStyle w:val="Heading3"/>
+      </w:pPr>
+      <w:r>
+        <w:t xml:space="preserve">Don’t Have A GitHub Account?</w:t>
+      </w:r>
+    </w:p>
     <w:p>
       <w:pPr>
         <w:pStyle w:val="FirstParagraph"/>
       </w:pPr>
       <w:r>
+        <w:t xml:space="preserve">Every</w:t>
+      </w:r>
+      <w:r>
+        <w:t xml:space="preserve"> </w:t>
+      </w:r>
+      <w:r>
+        <w:rPr>
+          <w:b/>
+          <w:bCs/>
+        </w:rPr>
+        <w:t xml:space="preserve">Report a beta issue</w:t>
+      </w:r>
+      <w:r>
+        <w:t xml:space="preserve"> </w:t>
+      </w:r>
+      <w:r>
+        <w:t xml:space="preserve">link opens a GitHub bug template, which needs a</w:t>
+      </w:r>
+      <w:r>
+        <w:t xml:space="preserve"> </w:t>
+      </w:r>
+      <w:r>
+        <w:t xml:space="preserve">free GitHub account to submit. If you do not have one and do not want to</w:t>
+      </w:r>
+      <w:r>
+        <w:t xml:space="preserve"> </w:t>
+      </w:r>
+      <w:r>
+        <w:t xml:space="preserve">make one:</w:t>
+      </w:r>
+    </w:p>
+    <w:p>
+      <w:pPr>
+        <w:pStyle w:val="Compact"/>
+        <w:numPr>
+          <w:ilvl w:val="0"/>
+          <w:numId w:val="1006"/>
+        </w:numPr>
+      </w:pPr>
+      <w:r>
+        <w:t xml:space="preserve">In</w:t>
+      </w:r>
+      <w:r>
+        <w:t xml:space="preserve"> </w:t>
+      </w:r>
+      <w:r>
+        <w:rPr>
+          <w:b/>
+          <w:bCs/>
+        </w:rPr>
+        <w:t xml:space="preserve">System Health</w:t>
+      </w:r>
+      <w:r>
+        <w:t xml:space="preserve">, add a short note describing what happened, then</w:t>
+      </w:r>
+      <w:r>
+        <w:t xml:space="preserve"> </w:t>
+      </w:r>
+      <w:r>
+        <w:t xml:space="preserve">choose</w:t>
+      </w:r>
+      <w:r>
+        <w:t xml:space="preserve"> </w:t>
+      </w:r>
+      <w:r>
+        <w:rPr>
+          <w:b/>
+          <w:bCs/>
+        </w:rPr>
+        <w:t xml:space="preserve">Create support bundle</w:t>
+      </w:r>
+      <w:r>
+        <w:t xml:space="preserve"> </w:t>
+      </w:r>
+      <w:r>
+        <w:t xml:space="preserve">and</w:t>
+      </w:r>
+      <w:r>
+        <w:t xml:space="preserve"> </w:t>
+      </w:r>
+      <w:r>
+        <w:rPr>
+          <w:b/>
+          <w:bCs/>
+        </w:rPr>
+        <w:t xml:space="preserve">Download support bundle</w:t>
+      </w:r>
+      <w:r>
+        <w:t xml:space="preserve">. This</w:t>
+      </w:r>
+      <w:r>
+        <w:t xml:space="preserve"> </w:t>
+      </w:r>
+      <w:r>
+        <w:t xml:space="preserve">saves one redacted JSON file with the station’s version, setup state, and</w:t>
+      </w:r>
+      <w:r>
+        <w:t xml:space="preserve"> </w:t>
+      </w:r>
+      <w:r>
+        <w:t xml:space="preserve">recent activity — CivicCast strips passwords, tokens, private keys, and</w:t>
+      </w:r>
+      <w:r>
+        <w:t xml:space="preserve"> </w:t>
+      </w:r>
+      <w:r>
+        <w:t xml:space="preserve">subscriber data from it automatically before it is saved.</w:t>
+      </w:r>
+    </w:p>
+    <w:p>
+      <w:pPr>
+        <w:pStyle w:val="Compact"/>
+        <w:numPr>
+          <w:ilvl w:val="0"/>
+          <w:numId w:val="1006"/>
+        </w:numPr>
+      </w:pPr>
+      <w:r>
+        <w:t xml:space="preserve">Ask your IT lead, station admin, or anyone else at the station with a</w:t>
+      </w:r>
+      <w:r>
+        <w:t xml:space="preserve"> </w:t>
+      </w:r>
+      <w:r>
+        <w:t xml:space="preserve">GitHub account to paste your description and attach the downloaded file</w:t>
+      </w:r>
+      <w:r>
+        <w:t xml:space="preserve"> </w:t>
+      </w:r>
+      <w:r>
+        <w:t xml:space="preserve">to a new issue at the project’s repository.</w:t>
+      </w:r>
+    </w:p>
+    <w:p>
+      <w:pPr>
+        <w:pStyle w:val="Compact"/>
+        <w:numPr>
+          <w:ilvl w:val="0"/>
+          <w:numId w:val="1006"/>
+        </w:numPr>
+      </w:pPr>
+      <w:r>
+        <w:t xml:space="preserve">If nobody at the station has a GitHub account, email the file and a short</w:t>
+      </w:r>
+      <w:r>
+        <w:t xml:space="preserve"> </w:t>
+      </w:r>
+      <w:r>
+        <w:t xml:space="preserve">description straight to the project maintainer at the address listed in</w:t>
+      </w:r>
+      <w:r>
+        <w:t xml:space="preserve"> </w:t>
+      </w:r>
+      <w:hyperlink r:id="rId37">
+        <w:r>
+          <w:rPr>
+            <w:rStyle w:val="Hyperlink"/>
+          </w:rPr>
+          <w:t xml:space="preserve">SECURITY.md</w:t>
+        </w:r>
+      </w:hyperlink>
+      <w:r>
+        <w:t xml:space="preserve"> </w:t>
+      </w:r>
+      <w:r>
+        <w:t xml:space="preserve">(that address exists for exactly this: reports from people who cannot use</w:t>
+      </w:r>
+      <w:r>
+        <w:t xml:space="preserve"> </w:t>
+      </w:r>
+      <w:r>
+        <w:t xml:space="preserve">GitHub). Never post passwords, recovery codes, staff tokens, or private</w:t>
+      </w:r>
+      <w:r>
+        <w:t xml:space="preserve"> </w:t>
+      </w:r>
+      <w:r>
+        <w:t xml:space="preserve">meeting material anywhere, including in an email.</w:t>
+      </w:r>
+    </w:p>
+    <w:p>
+      <w:pPr>
+        <w:pStyle w:val="FirstParagraph"/>
+      </w:pPr>
+      <w:r>
         <w:t xml:space="preserve">For routine workflow questions, use the role-specific guides:</w:t>
       </w:r>
     </w:p>
-    <w:bookmarkEnd w:id="22"/>
-    <w:bookmarkStart w:id="23" w:name="admin-quick-guide"/>
+    <w:bookmarkEnd w:id="38"/>
+    <w:bookmarkStart w:id="39" w:name="admin-quick-guide"/>
     <w:p>
       <w:pPr>
         <w:pStyle w:val="Heading3"/>
@@ -2166,7 +4503,7 @@
         <w:pStyle w:val="Compact"/>
         <w:numPr>
           <w:ilvl w:val="0"/>
-          <w:numId w:val="1005"/>
+          <w:numId w:val="1007"/>
         </w:numPr>
       </w:pPr>
       <w:hyperlink r:id="rId14">
@@ -2184,8 +4521,8 @@
         <w:t xml:space="preserve">— first install, recovery, backups.</w:t>
       </w:r>
     </w:p>
-    <w:bookmarkEnd w:id="23"/>
-    <w:bookmarkStart w:id="24" w:name="meeting-operator-quick-guide"/>
+    <w:bookmarkEnd w:id="39"/>
+    <w:bookmarkStart w:id="40" w:name="meeting-operator-quick-guide"/>
     <w:p>
       <w:pPr>
         <w:pStyle w:val="Heading3"/>
@@ -2199,7 +4536,7 @@
         <w:pStyle w:val="Compact"/>
         <w:numPr>
           <w:ilvl w:val="0"/>
-          <w:numId w:val="1006"/>
+          <w:numId w:val="1008"/>
         </w:numPr>
       </w:pPr>
       <w:hyperlink r:id="rId12">
@@ -2217,8 +4554,8 @@
         <w:t xml:space="preserve">— night-of-meeting.</w:t>
       </w:r>
     </w:p>
-    <w:bookmarkEnd w:id="24"/>
-    <w:bookmarkStart w:id="26" w:name="records-clerk-quick-guide"/>
+    <w:bookmarkEnd w:id="40"/>
+    <w:bookmarkStart w:id="42" w:name="records-clerk-quick-guide"/>
     <w:p>
       <w:pPr>
         <w:pStyle w:val="Heading3"/>
@@ -2232,7 +4569,7 @@
         <w:pStyle w:val="Compact"/>
         <w:numPr>
           <w:ilvl w:val="0"/>
-          <w:numId w:val="1007"/>
+          <w:numId w:val="1009"/>
         </w:numPr>
       </w:pPr>
       <w:hyperlink r:id="rId13">
@@ -2255,10 +4592,10 @@
         <w:pStyle w:val="Compact"/>
         <w:numPr>
           <w:ilvl w:val="0"/>
-          <w:numId w:val="1007"/>
-        </w:numPr>
-      </w:pPr>
-      <w:hyperlink r:id="rId25">
+          <w:numId w:val="1009"/>
+        </w:numPr>
+      </w:pPr>
+      <w:hyperlink r:id="rId41">
         <w:r>
           <w:rPr>
             <w:rStyle w:val="Hyperlink"/>
@@ -2340,9 +4677,9 @@
         </w:pict>
       </w:r>
     </w:p>
-    <w:bookmarkEnd w:id="26"/>
-    <w:bookmarkEnd w:id="27"/>
-    <w:bookmarkStart w:id="52" w:name="section-b-technical-reference"/>
+    <w:bookmarkEnd w:id="42"/>
+    <w:bookmarkEnd w:id="43"/>
+    <w:bookmarkStart w:id="68" w:name="section-b-technical-reference"/>
     <w:p>
       <w:pPr>
         <w:pStyle w:val="Heading2"/>
@@ -2407,7 +4744,7 @@
       <w:r>
         <w:t xml:space="preserve"> </w:t>
       </w:r>
-      <w:hyperlink r:id="rId28">
+      <w:hyperlink r:id="rId44">
         <w:r>
           <w:rPr>
             <w:rStyle w:val="Hyperlink"/>
@@ -2419,7 +4756,7 @@
         <w:t xml:space="preserve">.</w:t>
       </w:r>
     </w:p>
-    <w:bookmarkStart w:id="29" w:name="install-and-first-boot"/>
+    <w:bookmarkStart w:id="45" w:name="install-and-first-boot"/>
     <w:p>
       <w:pPr>
         <w:pStyle w:val="Heading3"/>
@@ -2452,7 +4789,7 @@
       <w:pPr>
         <w:numPr>
           <w:ilvl w:val="0"/>
-          <w:numId w:val="1008"/>
+          <w:numId w:val="1010"/>
         </w:numPr>
       </w:pPr>
       <w:r>
@@ -2555,7 +4892,7 @@
       <w:r>
         <w:t xml:space="preserve"> </w:t>
       </w:r>
-      <w:hyperlink r:id="rId28">
+      <w:hyperlink r:id="rId44">
         <w:r>
           <w:rPr>
             <w:rStyle w:val="Hyperlink"/>
@@ -2655,7 +4992,7 @@
       <w:pPr>
         <w:numPr>
           <w:ilvl w:val="0"/>
-          <w:numId w:val="1008"/>
+          <w:numId w:val="1010"/>
         </w:numPr>
       </w:pPr>
       <w:r>
@@ -2886,8 +5223,8 @@
         <w:t xml:space="preserve">rehearsal before the first public meeting.</w:t>
       </w:r>
     </w:p>
-    <w:bookmarkEnd w:id="29"/>
-    <w:bookmarkStart w:id="30" w:name="roles-and-permissions"/>
+    <w:bookmarkEnd w:id="45"/>
+    <w:bookmarkStart w:id="46" w:name="roles-and-permissions"/>
     <w:p>
       <w:pPr>
         <w:pStyle w:val="Heading3"/>
@@ -3269,8 +5606,8 @@
         <w:t xml:space="preserve">subcommands.</w:t>
       </w:r>
     </w:p>
-    <w:bookmarkEnd w:id="30"/>
-    <w:bookmarkStart w:id="45" w:name="environment-variables"/>
+    <w:bookmarkEnd w:id="46"/>
+    <w:bookmarkStart w:id="61" w:name="environment-variables"/>
     <w:p>
       <w:pPr>
         <w:pStyle w:val="Heading3"/>
@@ -3326,7 +5663,7 @@
         <w:t xml:space="preserve">station needs.</w:t>
       </w:r>
     </w:p>
-    <w:bookmarkStart w:id="31" w:name="identity-storage-and-first-run"/>
+    <w:bookmarkStart w:id="47" w:name="identity-storage-and-first-run"/>
     <w:p>
       <w:pPr>
         <w:pStyle w:val="Heading4"/>
@@ -3340,7 +5677,7 @@
         <w:pStyle w:val="Compact"/>
         <w:numPr>
           <w:ilvl w:val="0"/>
-          <w:numId w:val="1009"/>
+          <w:numId w:val="1011"/>
         </w:numPr>
       </w:pPr>
       <w:r>
@@ -3363,7 +5700,7 @@
         <w:pStyle w:val="Compact"/>
         <w:numPr>
           <w:ilvl w:val="0"/>
-          <w:numId w:val="1009"/>
+          <w:numId w:val="1011"/>
         </w:numPr>
       </w:pPr>
       <w:r>
@@ -3395,7 +5732,7 @@
         <w:pStyle w:val="Compact"/>
         <w:numPr>
           <w:ilvl w:val="0"/>
-          <w:numId w:val="1009"/>
+          <w:numId w:val="1011"/>
         </w:numPr>
       </w:pPr>
       <w:r>
@@ -3418,7 +5755,7 @@
         <w:pStyle w:val="Compact"/>
         <w:numPr>
           <w:ilvl w:val="0"/>
-          <w:numId w:val="1009"/>
+          <w:numId w:val="1011"/>
         </w:numPr>
       </w:pPr>
       <w:r>
@@ -3453,7 +5790,7 @@
         <w:pStyle w:val="Compact"/>
         <w:numPr>
           <w:ilvl w:val="0"/>
-          <w:numId w:val="1009"/>
+          <w:numId w:val="1011"/>
         </w:numPr>
       </w:pPr>
       <w:r>
@@ -3491,7 +5828,7 @@
         <w:pStyle w:val="Compact"/>
         <w:numPr>
           <w:ilvl w:val="0"/>
-          <w:numId w:val="1009"/>
+          <w:numId w:val="1011"/>
         </w:numPr>
       </w:pPr>
       <w:r>
@@ -3520,7 +5857,7 @@
         <w:pStyle w:val="Compact"/>
         <w:numPr>
           <w:ilvl w:val="0"/>
-          <w:numId w:val="1009"/>
+          <w:numId w:val="1011"/>
         </w:numPr>
       </w:pPr>
       <w:r>
@@ -3543,7 +5880,7 @@
         <w:pStyle w:val="Compact"/>
         <w:numPr>
           <w:ilvl w:val="0"/>
-          <w:numId w:val="1009"/>
+          <w:numId w:val="1011"/>
         </w:numPr>
       </w:pPr>
       <w:r>
@@ -3566,7 +5903,7 @@
         <w:pStyle w:val="Compact"/>
         <w:numPr>
           <w:ilvl w:val="0"/>
-          <w:numId w:val="1009"/>
+          <w:numId w:val="1011"/>
         </w:numPr>
       </w:pPr>
       <w:r>
@@ -3589,7 +5926,7 @@
         <w:pStyle w:val="Compact"/>
         <w:numPr>
           <w:ilvl w:val="0"/>
-          <w:numId w:val="1009"/>
+          <w:numId w:val="1011"/>
         </w:numPr>
       </w:pPr>
       <w:r>
@@ -3612,7 +5949,7 @@
         <w:pStyle w:val="Compact"/>
         <w:numPr>
           <w:ilvl w:val="0"/>
-          <w:numId w:val="1009"/>
+          <w:numId w:val="1011"/>
         </w:numPr>
       </w:pPr>
       <w:r>
@@ -3635,7 +5972,7 @@
         <w:pStyle w:val="Compact"/>
         <w:numPr>
           <w:ilvl w:val="0"/>
-          <w:numId w:val="1009"/>
+          <w:numId w:val="1011"/>
         </w:numPr>
       </w:pPr>
       <w:r>
@@ -3658,7 +5995,7 @@
         <w:pStyle w:val="Compact"/>
         <w:numPr>
           <w:ilvl w:val="0"/>
-          <w:numId w:val="1009"/>
+          <w:numId w:val="1011"/>
         </w:numPr>
       </w:pPr>
       <w:r>
@@ -3691,7 +6028,7 @@
         <w:pStyle w:val="Compact"/>
         <w:numPr>
           <w:ilvl w:val="0"/>
-          <w:numId w:val="1009"/>
+          <w:numId w:val="1011"/>
         </w:numPr>
       </w:pPr>
       <w:r>
@@ -3719,8 +6056,8 @@
         <w:t xml:space="preserve">Tests only.</w:t>
       </w:r>
     </w:p>
-    <w:bookmarkEnd w:id="31"/>
-    <w:bookmarkStart w:id="32" w:name="staff-identity-and-tokens"/>
+    <w:bookmarkEnd w:id="47"/>
+    <w:bookmarkStart w:id="48" w:name="staff-identity-and-tokens"/>
     <w:p>
       <w:pPr>
         <w:pStyle w:val="Heading4"/>
@@ -3734,7 +6071,7 @@
         <w:pStyle w:val="Compact"/>
         <w:numPr>
           <w:ilvl w:val="0"/>
-          <w:numId w:val="1010"/>
+          <w:numId w:val="1012"/>
         </w:numPr>
       </w:pPr>
       <w:r>
@@ -3784,7 +6121,7 @@
         <w:pStyle w:val="Compact"/>
         <w:numPr>
           <w:ilvl w:val="0"/>
-          <w:numId w:val="1010"/>
+          <w:numId w:val="1012"/>
         </w:numPr>
       </w:pPr>
       <w:r>
@@ -3807,7 +6144,7 @@
         <w:pStyle w:val="Compact"/>
         <w:numPr>
           <w:ilvl w:val="0"/>
-          <w:numId w:val="1010"/>
+          <w:numId w:val="1012"/>
         </w:numPr>
       </w:pPr>
       <w:r>
@@ -3840,7 +6177,7 @@
         <w:pStyle w:val="Compact"/>
         <w:numPr>
           <w:ilvl w:val="0"/>
-          <w:numId w:val="1010"/>
+          <w:numId w:val="1012"/>
         </w:numPr>
       </w:pPr>
       <w:r>
@@ -3863,7 +6200,7 @@
         <w:pStyle w:val="Compact"/>
         <w:numPr>
           <w:ilvl w:val="0"/>
-          <w:numId w:val="1010"/>
+          <w:numId w:val="1012"/>
         </w:numPr>
       </w:pPr>
       <w:r>
@@ -3898,7 +6235,7 @@
         <w:pStyle w:val="Compact"/>
         <w:numPr>
           <w:ilvl w:val="0"/>
-          <w:numId w:val="1010"/>
+          <w:numId w:val="1012"/>
         </w:numPr>
       </w:pPr>
       <w:r>
@@ -3933,7 +6270,7 @@
         <w:pStyle w:val="Compact"/>
         <w:numPr>
           <w:ilvl w:val="0"/>
-          <w:numId w:val="1010"/>
+          <w:numId w:val="1012"/>
         </w:numPr>
       </w:pPr>
       <w:r>
@@ -3963,8 +6300,8 @@
         <w:t xml:space="preserve">enable token (prevents accidental live calls).</w:t>
       </w:r>
     </w:p>
-    <w:bookmarkEnd w:id="32"/>
-    <w:bookmarkStart w:id="33" w:name="X99996ae5c79277d16d09b8280d01fb5b3843f55"/>
+    <w:bookmarkEnd w:id="48"/>
+    <w:bookmarkStart w:id="49" w:name="X99996ae5c79277d16d09b8280d01fb5b3843f55"/>
     <w:p>
       <w:pPr>
         <w:pStyle w:val="Heading4"/>
@@ -3978,7 +6315,7 @@
         <w:pStyle w:val="Compact"/>
         <w:numPr>
           <w:ilvl w:val="0"/>
-          <w:numId w:val="1011"/>
+          <w:numId w:val="1013"/>
         </w:numPr>
       </w:pPr>
       <w:r>
@@ -4031,7 +6368,7 @@
         <w:pStyle w:val="Compact"/>
         <w:numPr>
           <w:ilvl w:val="0"/>
-          <w:numId w:val="1011"/>
+          <w:numId w:val="1013"/>
         </w:numPr>
       </w:pPr>
       <w:r>
@@ -4054,7 +6391,7 @@
         <w:pStyle w:val="Compact"/>
         <w:numPr>
           <w:ilvl w:val="0"/>
-          <w:numId w:val="1011"/>
+          <w:numId w:val="1013"/>
         </w:numPr>
       </w:pPr>
       <w:r>
@@ -4155,7 +6492,7 @@
         <w:pStyle w:val="Compact"/>
         <w:numPr>
           <w:ilvl w:val="0"/>
-          <w:numId w:val="1011"/>
+          <w:numId w:val="1013"/>
         </w:numPr>
       </w:pPr>
       <w:r>
@@ -4193,7 +6530,7 @@
         <w:pStyle w:val="Compact"/>
         <w:numPr>
           <w:ilvl w:val="0"/>
-          <w:numId w:val="1011"/>
+          <w:numId w:val="1013"/>
         </w:numPr>
       </w:pPr>
       <w:r>
@@ -4216,7 +6553,7 @@
         <w:pStyle w:val="Compact"/>
         <w:numPr>
           <w:ilvl w:val="0"/>
-          <w:numId w:val="1011"/>
+          <w:numId w:val="1013"/>
         </w:numPr>
       </w:pPr>
       <w:r>
@@ -4239,7 +6576,7 @@
         <w:pStyle w:val="Compact"/>
         <w:numPr>
           <w:ilvl w:val="0"/>
-          <w:numId w:val="1011"/>
+          <w:numId w:val="1013"/>
         </w:numPr>
       </w:pPr>
       <w:r>
@@ -4262,7 +6599,7 @@
         <w:pStyle w:val="Compact"/>
         <w:numPr>
           <w:ilvl w:val="0"/>
-          <w:numId w:val="1011"/>
+          <w:numId w:val="1013"/>
         </w:numPr>
       </w:pPr>
       <w:r>
@@ -4285,7 +6622,7 @@
         <w:pStyle w:val="Compact"/>
         <w:numPr>
           <w:ilvl w:val="0"/>
-          <w:numId w:val="1011"/>
+          <w:numId w:val="1013"/>
         </w:numPr>
       </w:pPr>
       <w:r>
@@ -4308,7 +6645,7 @@
         <w:pStyle w:val="Compact"/>
         <w:numPr>
           <w:ilvl w:val="0"/>
-          <w:numId w:val="1011"/>
+          <w:numId w:val="1013"/>
         </w:numPr>
       </w:pPr>
       <w:r>
@@ -4331,7 +6668,7 @@
         <w:pStyle w:val="Compact"/>
         <w:numPr>
           <w:ilvl w:val="0"/>
-          <w:numId w:val="1011"/>
+          <w:numId w:val="1013"/>
         </w:numPr>
       </w:pPr>
       <w:r>
@@ -4354,7 +6691,7 @@
         <w:pStyle w:val="Compact"/>
         <w:numPr>
           <w:ilvl w:val="0"/>
-          <w:numId w:val="1011"/>
+          <w:numId w:val="1013"/>
         </w:numPr>
       </w:pPr>
       <w:r>
@@ -4377,7 +6714,7 @@
         <w:pStyle w:val="Compact"/>
         <w:numPr>
           <w:ilvl w:val="0"/>
-          <w:numId w:val="1011"/>
+          <w:numId w:val="1013"/>
         </w:numPr>
       </w:pPr>
       <w:r>
@@ -4400,7 +6737,7 @@
         <w:pStyle w:val="Compact"/>
         <w:numPr>
           <w:ilvl w:val="0"/>
-          <w:numId w:val="1011"/>
+          <w:numId w:val="1013"/>
         </w:numPr>
       </w:pPr>
       <w:r>
@@ -4423,7 +6760,7 @@
         <w:pStyle w:val="Compact"/>
         <w:numPr>
           <w:ilvl w:val="0"/>
-          <w:numId w:val="1011"/>
+          <w:numId w:val="1013"/>
         </w:numPr>
       </w:pPr>
       <w:r>
@@ -4446,7 +6783,7 @@
         <w:pStyle w:val="Compact"/>
         <w:numPr>
           <w:ilvl w:val="0"/>
-          <w:numId w:val="1011"/>
+          <w:numId w:val="1013"/>
         </w:numPr>
       </w:pPr>
       <w:r>
@@ -4469,7 +6806,7 @@
         <w:pStyle w:val="Compact"/>
         <w:numPr>
           <w:ilvl w:val="0"/>
-          <w:numId w:val="1011"/>
+          <w:numId w:val="1013"/>
         </w:numPr>
       </w:pPr>
       <w:r>
@@ -4492,7 +6829,7 @@
         <w:pStyle w:val="Compact"/>
         <w:numPr>
           <w:ilvl w:val="0"/>
-          <w:numId w:val="1011"/>
+          <w:numId w:val="1013"/>
         </w:numPr>
       </w:pPr>
       <w:r>
@@ -4515,7 +6852,7 @@
         <w:pStyle w:val="Compact"/>
         <w:numPr>
           <w:ilvl w:val="0"/>
-          <w:numId w:val="1011"/>
+          <w:numId w:val="1013"/>
         </w:numPr>
       </w:pPr>
       <w:r>
@@ -4538,7 +6875,7 @@
         <w:pStyle w:val="Compact"/>
         <w:numPr>
           <w:ilvl w:val="0"/>
-          <w:numId w:val="1011"/>
+          <w:numId w:val="1013"/>
         </w:numPr>
       </w:pPr>
       <w:r>
@@ -4561,7 +6898,7 @@
         <w:pStyle w:val="Compact"/>
         <w:numPr>
           <w:ilvl w:val="0"/>
-          <w:numId w:val="1011"/>
+          <w:numId w:val="1013"/>
         </w:numPr>
       </w:pPr>
       <w:r>
@@ -4584,7 +6921,7 @@
         <w:pStyle w:val="Compact"/>
         <w:numPr>
           <w:ilvl w:val="0"/>
-          <w:numId w:val="1011"/>
+          <w:numId w:val="1013"/>
         </w:numPr>
       </w:pPr>
       <w:r>
@@ -4602,8 +6939,8 @@
         <w:t xml:space="preserve">— Worker-supervision timeouts.</w:t>
       </w:r>
     </w:p>
-    <w:bookmarkEnd w:id="33"/>
-    <w:bookmarkStart w:id="34" w:name="captions-eas-alerting"/>
+    <w:bookmarkEnd w:id="49"/>
+    <w:bookmarkStart w:id="50" w:name="captions-eas-alerting"/>
     <w:p>
       <w:pPr>
         <w:pStyle w:val="Heading4"/>
@@ -4617,7 +6954,7 @@
         <w:pStyle w:val="Compact"/>
         <w:numPr>
           <w:ilvl w:val="0"/>
-          <w:numId w:val="1012"/>
+          <w:numId w:val="1014"/>
         </w:numPr>
       </w:pPr>
       <w:r>
@@ -4640,7 +6977,7 @@
         <w:pStyle w:val="Compact"/>
         <w:numPr>
           <w:ilvl w:val="0"/>
-          <w:numId w:val="1012"/>
+          <w:numId w:val="1014"/>
         </w:numPr>
       </w:pPr>
       <w:r>
@@ -4663,7 +7000,7 @@
         <w:pStyle w:val="Compact"/>
         <w:numPr>
           <w:ilvl w:val="0"/>
-          <w:numId w:val="1012"/>
+          <w:numId w:val="1014"/>
         </w:numPr>
       </w:pPr>
       <w:r>
@@ -4686,7 +7023,7 @@
         <w:pStyle w:val="Compact"/>
         <w:numPr>
           <w:ilvl w:val="0"/>
-          <w:numId w:val="1012"/>
+          <w:numId w:val="1014"/>
         </w:numPr>
       </w:pPr>
       <w:r>
@@ -4709,7 +7046,7 @@
         <w:pStyle w:val="Compact"/>
         <w:numPr>
           <w:ilvl w:val="0"/>
-          <w:numId w:val="1012"/>
+          <w:numId w:val="1014"/>
         </w:numPr>
       </w:pPr>
       <w:r>
@@ -4732,7 +7069,7 @@
         <w:pStyle w:val="Compact"/>
         <w:numPr>
           <w:ilvl w:val="0"/>
-          <w:numId w:val="1012"/>
+          <w:numId w:val="1014"/>
         </w:numPr>
       </w:pPr>
       <w:r>
@@ -4755,7 +7092,7 @@
         <w:pStyle w:val="Compact"/>
         <w:numPr>
           <w:ilvl w:val="0"/>
-          <w:numId w:val="1012"/>
+          <w:numId w:val="1014"/>
         </w:numPr>
       </w:pPr>
       <w:r>
@@ -4778,7 +7115,7 @@
         <w:pStyle w:val="Compact"/>
         <w:numPr>
           <w:ilvl w:val="0"/>
-          <w:numId w:val="1012"/>
+          <w:numId w:val="1014"/>
         </w:numPr>
       </w:pPr>
       <w:r>
@@ -4801,7 +7138,7 @@
         <w:pStyle w:val="Compact"/>
         <w:numPr>
           <w:ilvl w:val="0"/>
-          <w:numId w:val="1012"/>
+          <w:numId w:val="1014"/>
         </w:numPr>
       </w:pPr>
       <w:r>
@@ -4824,7 +7161,7 @@
         <w:pStyle w:val="Compact"/>
         <w:numPr>
           <w:ilvl w:val="0"/>
-          <w:numId w:val="1012"/>
+          <w:numId w:val="1014"/>
         </w:numPr>
       </w:pPr>
       <w:r>
@@ -4847,7 +7184,7 @@
         <w:pStyle w:val="Compact"/>
         <w:numPr>
           <w:ilvl w:val="0"/>
-          <w:numId w:val="1012"/>
+          <w:numId w:val="1014"/>
         </w:numPr>
       </w:pPr>
       <w:r>
@@ -4870,7 +7207,7 @@
         <w:pStyle w:val="Compact"/>
         <w:numPr>
           <w:ilvl w:val="0"/>
-          <w:numId w:val="1012"/>
+          <w:numId w:val="1014"/>
         </w:numPr>
       </w:pPr>
       <w:r>
@@ -4888,8 +7225,8 @@
         <w:t xml:space="preserve">— Event-bus on/off.</w:t>
       </w:r>
     </w:p>
-    <w:bookmarkEnd w:id="34"/>
-    <w:bookmarkStart w:id="35" w:name="cdn-public-base-url-trusted-proxies"/>
+    <w:bookmarkEnd w:id="50"/>
+    <w:bookmarkStart w:id="51" w:name="cdn-public-base-url-trusted-proxies"/>
     <w:p>
       <w:pPr>
         <w:pStyle w:val="Heading4"/>
@@ -4903,7 +7240,7 @@
         <w:pStyle w:val="Compact"/>
         <w:numPr>
           <w:ilvl w:val="0"/>
-          <w:numId w:val="1013"/>
+          <w:numId w:val="1015"/>
         </w:numPr>
       </w:pPr>
       <w:r>
@@ -4935,7 +7272,7 @@
         <w:pStyle w:val="Compact"/>
         <w:numPr>
           <w:ilvl w:val="0"/>
-          <w:numId w:val="1013"/>
+          <w:numId w:val="1015"/>
         </w:numPr>
       </w:pPr>
       <w:r>
@@ -4958,7 +7295,7 @@
         <w:pStyle w:val="Compact"/>
         <w:numPr>
           <w:ilvl w:val="0"/>
-          <w:numId w:val="1013"/>
+          <w:numId w:val="1015"/>
         </w:numPr>
       </w:pPr>
       <w:r>
@@ -5017,7 +7354,7 @@
         <w:pStyle w:val="Compact"/>
         <w:numPr>
           <w:ilvl w:val="0"/>
-          <w:numId w:val="1013"/>
+          <w:numId w:val="1015"/>
         </w:numPr>
       </w:pPr>
       <w:r>
@@ -5040,7 +7377,7 @@
         <w:pStyle w:val="Compact"/>
         <w:numPr>
           <w:ilvl w:val="0"/>
-          <w:numId w:val="1013"/>
+          <w:numId w:val="1015"/>
         </w:numPr>
       </w:pPr>
       <w:r>
@@ -5063,7 +7400,7 @@
         <w:pStyle w:val="Compact"/>
         <w:numPr>
           <w:ilvl w:val="0"/>
-          <w:numId w:val="1013"/>
+          <w:numId w:val="1015"/>
         </w:numPr>
       </w:pPr>
       <w:r>
@@ -5152,7 +7489,7 @@
         <w:pStyle w:val="Compact"/>
         <w:numPr>
           <w:ilvl w:val="0"/>
-          <w:numId w:val="1013"/>
+          <w:numId w:val="1015"/>
         </w:numPr>
       </w:pPr>
       <w:r>
@@ -5175,7 +7512,7 @@
         <w:pStyle w:val="Compact"/>
         <w:numPr>
           <w:ilvl w:val="0"/>
-          <w:numId w:val="1013"/>
+          <w:numId w:val="1015"/>
         </w:numPr>
       </w:pPr>
       <w:r>
@@ -5198,7 +7535,7 @@
         <w:pStyle w:val="Compact"/>
         <w:numPr>
           <w:ilvl w:val="0"/>
-          <w:numId w:val="1013"/>
+          <w:numId w:val="1015"/>
         </w:numPr>
       </w:pPr>
       <w:r>
@@ -5221,7 +7558,7 @@
         <w:pStyle w:val="Compact"/>
         <w:numPr>
           <w:ilvl w:val="0"/>
-          <w:numId w:val="1013"/>
+          <w:numId w:val="1015"/>
         </w:numPr>
       </w:pPr>
       <w:r>
@@ -5244,7 +7581,7 @@
         <w:pStyle w:val="Compact"/>
         <w:numPr>
           <w:ilvl w:val="0"/>
-          <w:numId w:val="1013"/>
+          <w:numId w:val="1015"/>
         </w:numPr>
       </w:pPr>
       <w:r>
@@ -5267,7 +7604,7 @@
         <w:pStyle w:val="Compact"/>
         <w:numPr>
           <w:ilvl w:val="0"/>
-          <w:numId w:val="1013"/>
+          <w:numId w:val="1015"/>
         </w:numPr>
       </w:pPr>
       <w:r>
@@ -5290,7 +7627,7 @@
         <w:pStyle w:val="Compact"/>
         <w:numPr>
           <w:ilvl w:val="0"/>
-          <w:numId w:val="1013"/>
+          <w:numId w:val="1015"/>
         </w:numPr>
       </w:pPr>
       <w:r>
@@ -5313,7 +7650,7 @@
         <w:pStyle w:val="Compact"/>
         <w:numPr>
           <w:ilvl w:val="0"/>
-          <w:numId w:val="1013"/>
+          <w:numId w:val="1015"/>
         </w:numPr>
       </w:pPr>
       <w:r>
@@ -5331,8 +7668,8 @@
         <w:t xml:space="preserve">— Cloudflare R2 origin credentials.</w:t>
       </w:r>
     </w:p>
-    <w:bookmarkEnd w:id="35"/>
-    <w:bookmarkStart w:id="36" w:name="tsa-records-rfc-3161"/>
+    <w:bookmarkEnd w:id="51"/>
+    <w:bookmarkStart w:id="52" w:name="tsa-records-rfc-3161"/>
     <w:p>
       <w:pPr>
         <w:pStyle w:val="Heading4"/>
@@ -5346,7 +7683,7 @@
         <w:pStyle w:val="Compact"/>
         <w:numPr>
           <w:ilvl w:val="0"/>
-          <w:numId w:val="1014"/>
+          <w:numId w:val="1016"/>
         </w:numPr>
       </w:pPr>
       <w:r>
@@ -5369,7 +7706,7 @@
         <w:pStyle w:val="Compact"/>
         <w:numPr>
           <w:ilvl w:val="0"/>
-          <w:numId w:val="1014"/>
+          <w:numId w:val="1016"/>
         </w:numPr>
       </w:pPr>
       <w:r>
@@ -5401,7 +7738,7 @@
         <w:pStyle w:val="Compact"/>
         <w:numPr>
           <w:ilvl w:val="0"/>
-          <w:numId w:val="1014"/>
+          <w:numId w:val="1016"/>
         </w:numPr>
       </w:pPr>
       <w:r>
@@ -5424,7 +7761,7 @@
         <w:pStyle w:val="Compact"/>
         <w:numPr>
           <w:ilvl w:val="0"/>
-          <w:numId w:val="1014"/>
+          <w:numId w:val="1016"/>
         </w:numPr>
       </w:pPr>
       <w:r>
@@ -5442,8 +7779,8 @@
         <w:t xml:space="preserve">— veraPDF artifact directory for the signed-record export proof.</w:t>
       </w:r>
     </w:p>
-    <w:bookmarkEnd w:id="36"/>
-    <w:bookmarkStart w:id="37" w:name="providers-publish-archive-syndicate"/>
+    <w:bookmarkEnd w:id="52"/>
+    <w:bookmarkStart w:id="53" w:name="providers-publish-archive-syndicate"/>
     <w:p>
       <w:pPr>
         <w:pStyle w:val="Heading4"/>
@@ -5492,7 +7829,7 @@
         <w:pStyle w:val="Compact"/>
         <w:numPr>
           <w:ilvl w:val="0"/>
-          <w:numId w:val="1015"/>
+          <w:numId w:val="1017"/>
         </w:numPr>
       </w:pPr>
       <w:r>
@@ -5542,7 +7879,7 @@
         <w:pStyle w:val="Compact"/>
         <w:numPr>
           <w:ilvl w:val="0"/>
-          <w:numId w:val="1015"/>
+          <w:numId w:val="1017"/>
         </w:numPr>
       </w:pPr>
       <w:r>
@@ -5592,7 +7929,7 @@
         <w:pStyle w:val="Compact"/>
         <w:numPr>
           <w:ilvl w:val="0"/>
-          <w:numId w:val="1015"/>
+          <w:numId w:val="1017"/>
         </w:numPr>
       </w:pPr>
       <w:r>
@@ -5642,7 +7979,7 @@
         <w:pStyle w:val="Compact"/>
         <w:numPr>
           <w:ilvl w:val="0"/>
-          <w:numId w:val="1015"/>
+          <w:numId w:val="1017"/>
         </w:numPr>
       </w:pPr>
       <w:r>
@@ -5692,7 +8029,7 @@
         <w:pStyle w:val="Compact"/>
         <w:numPr>
           <w:ilvl w:val="0"/>
-          <w:numId w:val="1015"/>
+          <w:numId w:val="1017"/>
         </w:numPr>
       </w:pPr>
       <w:r>
@@ -5742,7 +8079,7 @@
         <w:pStyle w:val="Compact"/>
         <w:numPr>
           <w:ilvl w:val="0"/>
-          <w:numId w:val="1015"/>
+          <w:numId w:val="1017"/>
         </w:numPr>
       </w:pPr>
       <w:r>
@@ -5765,7 +8102,7 @@
         <w:pStyle w:val="Compact"/>
         <w:numPr>
           <w:ilvl w:val="0"/>
-          <w:numId w:val="1015"/>
+          <w:numId w:val="1017"/>
         </w:numPr>
       </w:pPr>
       <w:r>
@@ -5788,7 +8125,7 @@
         <w:pStyle w:val="Compact"/>
         <w:numPr>
           <w:ilvl w:val="0"/>
-          <w:numId w:val="1015"/>
+          <w:numId w:val="1017"/>
         </w:numPr>
       </w:pPr>
       <w:r>
@@ -5811,7 +8148,7 @@
         <w:pStyle w:val="Compact"/>
         <w:numPr>
           <w:ilvl w:val="0"/>
-          <w:numId w:val="1015"/>
+          <w:numId w:val="1017"/>
         </w:numPr>
       </w:pPr>
       <w:r>
@@ -5834,7 +8171,7 @@
         <w:pStyle w:val="Compact"/>
         <w:numPr>
           <w:ilvl w:val="0"/>
-          <w:numId w:val="1015"/>
+          <w:numId w:val="1017"/>
         </w:numPr>
       </w:pPr>
       <w:r>
@@ -5857,7 +8194,7 @@
         <w:pStyle w:val="Compact"/>
         <w:numPr>
           <w:ilvl w:val="0"/>
-          <w:numId w:val="1015"/>
+          <w:numId w:val="1017"/>
         </w:numPr>
       </w:pPr>
       <w:r>
@@ -5880,7 +8217,7 @@
         <w:pStyle w:val="Compact"/>
         <w:numPr>
           <w:ilvl w:val="0"/>
-          <w:numId w:val="1015"/>
+          <w:numId w:val="1017"/>
         </w:numPr>
       </w:pPr>
       <w:r>
@@ -5903,7 +8240,7 @@
         <w:pStyle w:val="Compact"/>
         <w:numPr>
           <w:ilvl w:val="0"/>
-          <w:numId w:val="1015"/>
+          <w:numId w:val="1017"/>
         </w:numPr>
       </w:pPr>
       <w:r>
@@ -5926,7 +8263,7 @@
         <w:pStyle w:val="Compact"/>
         <w:numPr>
           <w:ilvl w:val="0"/>
-          <w:numId w:val="1015"/>
+          <w:numId w:val="1017"/>
         </w:numPr>
       </w:pPr>
       <w:r>
@@ -5949,7 +8286,7 @@
         <w:pStyle w:val="Compact"/>
         <w:numPr>
           <w:ilvl w:val="0"/>
-          <w:numId w:val="1015"/>
+          <w:numId w:val="1017"/>
         </w:numPr>
       </w:pPr>
       <w:r>
@@ -5972,7 +8309,7 @@
         <w:pStyle w:val="Compact"/>
         <w:numPr>
           <w:ilvl w:val="0"/>
-          <w:numId w:val="1015"/>
+          <w:numId w:val="1017"/>
         </w:numPr>
       </w:pPr>
       <w:r>
@@ -5995,7 +8332,7 @@
         <w:pStyle w:val="Compact"/>
         <w:numPr>
           <w:ilvl w:val="0"/>
-          <w:numId w:val="1015"/>
+          <w:numId w:val="1017"/>
         </w:numPr>
       </w:pPr>
       <w:r>
@@ -6018,7 +8355,7 @@
         <w:pStyle w:val="Compact"/>
         <w:numPr>
           <w:ilvl w:val="0"/>
-          <w:numId w:val="1015"/>
+          <w:numId w:val="1017"/>
         </w:numPr>
       </w:pPr>
       <w:r>
@@ -6041,7 +8378,7 @@
         <w:pStyle w:val="Compact"/>
         <w:numPr>
           <w:ilvl w:val="0"/>
-          <w:numId w:val="1015"/>
+          <w:numId w:val="1017"/>
         </w:numPr>
       </w:pPr>
       <w:r>
@@ -6064,7 +8401,7 @@
         <w:pStyle w:val="Compact"/>
         <w:numPr>
           <w:ilvl w:val="0"/>
-          <w:numId w:val="1015"/>
+          <w:numId w:val="1017"/>
         </w:numPr>
       </w:pPr>
       <w:r>
@@ -6087,7 +8424,7 @@
         <w:pStyle w:val="Compact"/>
         <w:numPr>
           <w:ilvl w:val="0"/>
-          <w:numId w:val="1015"/>
+          <w:numId w:val="1017"/>
         </w:numPr>
       </w:pPr>
       <w:r>
@@ -6110,7 +8447,7 @@
         <w:pStyle w:val="Compact"/>
         <w:numPr>
           <w:ilvl w:val="0"/>
-          <w:numId w:val="1015"/>
+          <w:numId w:val="1017"/>
         </w:numPr>
       </w:pPr>
       <w:r>
@@ -6133,7 +8470,7 @@
         <w:pStyle w:val="Compact"/>
         <w:numPr>
           <w:ilvl w:val="0"/>
-          <w:numId w:val="1015"/>
+          <w:numId w:val="1017"/>
         </w:numPr>
       </w:pPr>
       <w:r>
@@ -6156,7 +8493,7 @@
         <w:pStyle w:val="Compact"/>
         <w:numPr>
           <w:ilvl w:val="0"/>
-          <w:numId w:val="1015"/>
+          <w:numId w:val="1017"/>
         </w:numPr>
       </w:pPr>
       <w:r>
@@ -6179,7 +8516,7 @@
         <w:pStyle w:val="Compact"/>
         <w:numPr>
           <w:ilvl w:val="0"/>
-          <w:numId w:val="1015"/>
+          <w:numId w:val="1017"/>
         </w:numPr>
       </w:pPr>
       <w:r>
@@ -6202,7 +8539,7 @@
         <w:pStyle w:val="Compact"/>
         <w:numPr>
           <w:ilvl w:val="0"/>
-          <w:numId w:val="1015"/>
+          <w:numId w:val="1017"/>
         </w:numPr>
       </w:pPr>
       <w:r>
@@ -6225,7 +8562,7 @@
         <w:pStyle w:val="Compact"/>
         <w:numPr>
           <w:ilvl w:val="0"/>
-          <w:numId w:val="1015"/>
+          <w:numId w:val="1017"/>
         </w:numPr>
       </w:pPr>
       <w:r>
@@ -6248,7 +8585,7 @@
         <w:pStyle w:val="Compact"/>
         <w:numPr>
           <w:ilvl w:val="0"/>
-          <w:numId w:val="1015"/>
+          <w:numId w:val="1017"/>
         </w:numPr>
       </w:pPr>
       <w:r>
@@ -6271,7 +8608,7 @@
         <w:pStyle w:val="Compact"/>
         <w:numPr>
           <w:ilvl w:val="0"/>
-          <w:numId w:val="1015"/>
+          <w:numId w:val="1017"/>
         </w:numPr>
       </w:pPr>
       <w:r>
@@ -6294,7 +8631,7 @@
         <w:pStyle w:val="Compact"/>
         <w:numPr>
           <w:ilvl w:val="0"/>
-          <w:numId w:val="1015"/>
+          <w:numId w:val="1017"/>
         </w:numPr>
       </w:pPr>
       <w:r>
@@ -6312,8 +8649,8 @@
         <w:t xml:space="preserve">— Local NAS archive target.</w:t>
       </w:r>
     </w:p>
-    <w:bookmarkEnd w:id="37"/>
-    <w:bookmarkStart w:id="38" w:name="subscribe-email-webhook"/>
+    <w:bookmarkEnd w:id="53"/>
+    <w:bookmarkStart w:id="54" w:name="subscribe-email-webhook"/>
     <w:p>
       <w:pPr>
         <w:pStyle w:val="Heading4"/>
@@ -6327,7 +8664,7 @@
         <w:pStyle w:val="Compact"/>
         <w:numPr>
           <w:ilvl w:val="0"/>
-          <w:numId w:val="1016"/>
+          <w:numId w:val="1018"/>
         </w:numPr>
       </w:pPr>
       <w:r>
@@ -6350,7 +8687,7 @@
         <w:pStyle w:val="Compact"/>
         <w:numPr>
           <w:ilvl w:val="0"/>
-          <w:numId w:val="1016"/>
+          <w:numId w:val="1018"/>
         </w:numPr>
       </w:pPr>
       <w:r>
@@ -6373,7 +8710,7 @@
         <w:pStyle w:val="Compact"/>
         <w:numPr>
           <w:ilvl w:val="0"/>
-          <w:numId w:val="1016"/>
+          <w:numId w:val="1018"/>
         </w:numPr>
       </w:pPr>
       <w:r>
@@ -6396,7 +8733,7 @@
         <w:pStyle w:val="Compact"/>
         <w:numPr>
           <w:ilvl w:val="0"/>
-          <w:numId w:val="1016"/>
+          <w:numId w:val="1018"/>
         </w:numPr>
       </w:pPr>
       <w:r>
@@ -6419,7 +8756,7 @@
         <w:pStyle w:val="Compact"/>
         <w:numPr>
           <w:ilvl w:val="0"/>
-          <w:numId w:val="1016"/>
+          <w:numId w:val="1018"/>
         </w:numPr>
       </w:pPr>
       <w:r>
@@ -6442,7 +8779,7 @@
         <w:pStyle w:val="Compact"/>
         <w:numPr>
           <w:ilvl w:val="0"/>
-          <w:numId w:val="1016"/>
+          <w:numId w:val="1018"/>
         </w:numPr>
       </w:pPr>
       <w:r>
@@ -6465,7 +8802,7 @@
         <w:pStyle w:val="Compact"/>
         <w:numPr>
           <w:ilvl w:val="0"/>
-          <w:numId w:val="1016"/>
+          <w:numId w:val="1018"/>
         </w:numPr>
       </w:pPr>
       <w:r>
@@ -6488,7 +8825,7 @@
         <w:pStyle w:val="Compact"/>
         <w:numPr>
           <w:ilvl w:val="0"/>
-          <w:numId w:val="1016"/>
+          <w:numId w:val="1018"/>
         </w:numPr>
       </w:pPr>
       <w:r>
@@ -6511,7 +8848,7 @@
         <w:pStyle w:val="Compact"/>
         <w:numPr>
           <w:ilvl w:val="0"/>
-          <w:numId w:val="1016"/>
+          <w:numId w:val="1018"/>
         </w:numPr>
       </w:pPr>
       <w:r>
@@ -6534,7 +8871,7 @@
         <w:pStyle w:val="Compact"/>
         <w:numPr>
           <w:ilvl w:val="0"/>
-          <w:numId w:val="1016"/>
+          <w:numId w:val="1018"/>
         </w:numPr>
       </w:pPr>
       <w:r>
@@ -6557,7 +8894,7 @@
         <w:pStyle w:val="Compact"/>
         <w:numPr>
           <w:ilvl w:val="0"/>
-          <w:numId w:val="1016"/>
+          <w:numId w:val="1018"/>
         </w:numPr>
       </w:pPr>
       <w:r>
@@ -6580,7 +8917,7 @@
         <w:pStyle w:val="Compact"/>
         <w:numPr>
           <w:ilvl w:val="0"/>
-          <w:numId w:val="1016"/>
+          <w:numId w:val="1018"/>
         </w:numPr>
       </w:pPr>
       <w:r>
@@ -6603,7 +8940,7 @@
         <w:pStyle w:val="Compact"/>
         <w:numPr>
           <w:ilvl w:val="0"/>
-          <w:numId w:val="1016"/>
+          <w:numId w:val="1018"/>
         </w:numPr>
       </w:pPr>
       <w:r>
@@ -6626,7 +8963,7 @@
         <w:pStyle w:val="Compact"/>
         <w:numPr>
           <w:ilvl w:val="0"/>
-          <w:numId w:val="1016"/>
+          <w:numId w:val="1018"/>
         </w:numPr>
       </w:pPr>
       <w:r>
@@ -6649,7 +8986,7 @@
         <w:pStyle w:val="Compact"/>
         <w:numPr>
           <w:ilvl w:val="0"/>
-          <w:numId w:val="1016"/>
+          <w:numId w:val="1018"/>
         </w:numPr>
       </w:pPr>
       <w:r>
@@ -6690,8 +9027,8 @@
         <w:t xml:space="preserve">secrets. It is for tests only and must never be enabled at a station.</w:t>
       </w:r>
     </w:p>
-    <w:bookmarkEnd w:id="38"/>
-    <w:bookmarkStart w:id="39" w:name="analytics"/>
+    <w:bookmarkEnd w:id="54"/>
+    <w:bookmarkStart w:id="55" w:name="analytics"/>
     <w:p>
       <w:pPr>
         <w:pStyle w:val="Heading4"/>
@@ -6705,7 +9042,7 @@
         <w:pStyle w:val="Compact"/>
         <w:numPr>
           <w:ilvl w:val="0"/>
-          <w:numId w:val="1017"/>
+          <w:numId w:val="1019"/>
         </w:numPr>
       </w:pPr>
       <w:r>
@@ -6728,7 +9065,7 @@
         <w:pStyle w:val="Compact"/>
         <w:numPr>
           <w:ilvl w:val="0"/>
-          <w:numId w:val="1017"/>
+          <w:numId w:val="1019"/>
         </w:numPr>
       </w:pPr>
       <w:r>
@@ -6751,7 +9088,7 @@
         <w:pStyle w:val="Compact"/>
         <w:numPr>
           <w:ilvl w:val="0"/>
-          <w:numId w:val="1017"/>
+          <w:numId w:val="1019"/>
         </w:numPr>
       </w:pPr>
       <w:r>
@@ -6774,7 +9111,7 @@
         <w:pStyle w:val="Compact"/>
         <w:numPr>
           <w:ilvl w:val="0"/>
-          <w:numId w:val="1017"/>
+          <w:numId w:val="1019"/>
         </w:numPr>
       </w:pPr>
       <w:r>
@@ -6797,7 +9134,7 @@
         <w:pStyle w:val="Compact"/>
         <w:numPr>
           <w:ilvl w:val="0"/>
-          <w:numId w:val="1017"/>
+          <w:numId w:val="1019"/>
         </w:numPr>
       </w:pPr>
       <w:r>
@@ -6820,7 +9157,7 @@
         <w:pStyle w:val="Compact"/>
         <w:numPr>
           <w:ilvl w:val="0"/>
-          <w:numId w:val="1017"/>
+          <w:numId w:val="1019"/>
         </w:numPr>
       </w:pPr>
       <w:r>
@@ -6843,7 +9180,7 @@
         <w:pStyle w:val="Compact"/>
         <w:numPr>
           <w:ilvl w:val="0"/>
-          <w:numId w:val="1017"/>
+          <w:numId w:val="1019"/>
         </w:numPr>
       </w:pPr>
       <w:r>
@@ -6861,8 +9198,8 @@
         <w:t xml:space="preserve">— Analytics-specific trusted-proxy CIDRs.</w:t>
       </w:r>
     </w:p>
-    <w:bookmarkEnd w:id="39"/>
-    <w:bookmarkStart w:id="40" w:name="activitypub-federation"/>
+    <w:bookmarkEnd w:id="55"/>
+    <w:bookmarkStart w:id="56" w:name="activitypub-federation"/>
     <w:p>
       <w:pPr>
         <w:pStyle w:val="Heading4"/>
@@ -6876,7 +9213,7 @@
         <w:pStyle w:val="Compact"/>
         <w:numPr>
           <w:ilvl w:val="0"/>
-          <w:numId w:val="1018"/>
+          <w:numId w:val="1020"/>
         </w:numPr>
       </w:pPr>
       <w:r>
@@ -6935,7 +9272,7 @@
         <w:pStyle w:val="Compact"/>
         <w:numPr>
           <w:ilvl w:val="0"/>
-          <w:numId w:val="1018"/>
+          <w:numId w:val="1020"/>
         </w:numPr>
       </w:pPr>
       <w:r>
@@ -6958,7 +9295,7 @@
         <w:pStyle w:val="Compact"/>
         <w:numPr>
           <w:ilvl w:val="0"/>
-          <w:numId w:val="1018"/>
+          <w:numId w:val="1020"/>
         </w:numPr>
       </w:pPr>
       <w:r>
@@ -6981,7 +9318,7 @@
         <w:pStyle w:val="Compact"/>
         <w:numPr>
           <w:ilvl w:val="0"/>
-          <w:numId w:val="1018"/>
+          <w:numId w:val="1020"/>
         </w:numPr>
       </w:pPr>
       <w:r>
@@ -7004,7 +9341,7 @@
         <w:pStyle w:val="Compact"/>
         <w:numPr>
           <w:ilvl w:val="0"/>
-          <w:numId w:val="1018"/>
+          <w:numId w:val="1020"/>
         </w:numPr>
       </w:pPr>
       <w:r>
@@ -7027,7 +9364,7 @@
         <w:pStyle w:val="Compact"/>
         <w:numPr>
           <w:ilvl w:val="0"/>
-          <w:numId w:val="1018"/>
+          <w:numId w:val="1020"/>
         </w:numPr>
       </w:pPr>
       <w:r>
@@ -7050,7 +9387,7 @@
         <w:pStyle w:val="Compact"/>
         <w:numPr>
           <w:ilvl w:val="0"/>
-          <w:numId w:val="1018"/>
+          <w:numId w:val="1020"/>
         </w:numPr>
       </w:pPr>
       <w:r>
@@ -7073,7 +9410,7 @@
         <w:pStyle w:val="Compact"/>
         <w:numPr>
           <w:ilvl w:val="0"/>
-          <w:numId w:val="1018"/>
+          <w:numId w:val="1020"/>
         </w:numPr>
       </w:pPr>
       <w:r>
@@ -7096,7 +9433,7 @@
         <w:pStyle w:val="Compact"/>
         <w:numPr>
           <w:ilvl w:val="0"/>
-          <w:numId w:val="1018"/>
+          <w:numId w:val="1020"/>
         </w:numPr>
       </w:pPr>
       <w:r>
@@ -7119,7 +9456,7 @@
         <w:pStyle w:val="Compact"/>
         <w:numPr>
           <w:ilvl w:val="0"/>
-          <w:numId w:val="1018"/>
+          <w:numId w:val="1020"/>
         </w:numPr>
       </w:pPr>
       <w:r>
@@ -7142,7 +9479,7 @@
         <w:pStyle w:val="Compact"/>
         <w:numPr>
           <w:ilvl w:val="0"/>
-          <w:numId w:val="1018"/>
+          <w:numId w:val="1020"/>
         </w:numPr>
       </w:pPr>
       <w:r>
@@ -7165,7 +9502,7 @@
         <w:pStyle w:val="Compact"/>
         <w:numPr>
           <w:ilvl w:val="0"/>
-          <w:numId w:val="1018"/>
+          <w:numId w:val="1020"/>
         </w:numPr>
       </w:pPr>
       <w:r>
@@ -7188,7 +9525,7 @@
         <w:pStyle w:val="Compact"/>
         <w:numPr>
           <w:ilvl w:val="0"/>
-          <w:numId w:val="1018"/>
+          <w:numId w:val="1020"/>
         </w:numPr>
       </w:pPr>
       <w:r>
@@ -7211,7 +9548,7 @@
         <w:pStyle w:val="Compact"/>
         <w:numPr>
           <w:ilvl w:val="0"/>
-          <w:numId w:val="1018"/>
+          <w:numId w:val="1020"/>
         </w:numPr>
       </w:pPr>
       <w:r>
@@ -7234,7 +9571,7 @@
         <w:pStyle w:val="Compact"/>
         <w:numPr>
           <w:ilvl w:val="0"/>
-          <w:numId w:val="1018"/>
+          <w:numId w:val="1020"/>
         </w:numPr>
       </w:pPr>
       <w:r>
@@ -7257,7 +9594,7 @@
         <w:pStyle w:val="Compact"/>
         <w:numPr>
           <w:ilvl w:val="0"/>
-          <w:numId w:val="1018"/>
+          <w:numId w:val="1020"/>
         </w:numPr>
       </w:pPr>
       <w:r>
@@ -7280,7 +9617,7 @@
         <w:pStyle w:val="Compact"/>
         <w:numPr>
           <w:ilvl w:val="0"/>
-          <w:numId w:val="1018"/>
+          <w:numId w:val="1020"/>
         </w:numPr>
       </w:pPr>
       <w:r>
@@ -7303,7 +9640,7 @@
         <w:pStyle w:val="Compact"/>
         <w:numPr>
           <w:ilvl w:val="0"/>
-          <w:numId w:val="1018"/>
+          <w:numId w:val="1020"/>
         </w:numPr>
       </w:pPr>
       <w:r>
@@ -7321,8 +9658,8 @@
         <w:t xml:space="preserve">— Retry and rate-limit controls.</w:t>
       </w:r>
     </w:p>
-    <w:bookmarkEnd w:id="40"/>
-    <w:bookmarkStart w:id="41" w:name="headend-handoff-ndi-sdi-tsduck"/>
+    <w:bookmarkEnd w:id="56"/>
+    <w:bookmarkStart w:id="57" w:name="headend-handoff-ndi-sdi-tsduck"/>
     <w:p>
       <w:pPr>
         <w:pStyle w:val="Heading4"/>
@@ -7336,7 +9673,7 @@
         <w:pStyle w:val="Compact"/>
         <w:numPr>
           <w:ilvl w:val="0"/>
-          <w:numId w:val="1019"/>
+          <w:numId w:val="1021"/>
         </w:numPr>
       </w:pPr>
       <w:r>
@@ -7359,7 +9696,7 @@
         <w:pStyle w:val="Compact"/>
         <w:numPr>
           <w:ilvl w:val="0"/>
-          <w:numId w:val="1019"/>
+          <w:numId w:val="1021"/>
         </w:numPr>
       </w:pPr>
       <w:r>
@@ -7382,7 +9719,7 @@
         <w:pStyle w:val="Compact"/>
         <w:numPr>
           <w:ilvl w:val="0"/>
-          <w:numId w:val="1019"/>
+          <w:numId w:val="1021"/>
         </w:numPr>
       </w:pPr>
       <w:r>
@@ -7405,7 +9742,7 @@
         <w:pStyle w:val="Compact"/>
         <w:numPr>
           <w:ilvl w:val="0"/>
-          <w:numId w:val="1019"/>
+          <w:numId w:val="1021"/>
         </w:numPr>
       </w:pPr>
       <w:r>
@@ -7428,7 +9765,7 @@
         <w:pStyle w:val="Compact"/>
         <w:numPr>
           <w:ilvl w:val="0"/>
-          <w:numId w:val="1019"/>
+          <w:numId w:val="1021"/>
         </w:numPr>
       </w:pPr>
       <w:r>
@@ -7451,7 +9788,7 @@
         <w:pStyle w:val="Compact"/>
         <w:numPr>
           <w:ilvl w:val="0"/>
-          <w:numId w:val="1019"/>
+          <w:numId w:val="1021"/>
         </w:numPr>
       </w:pPr>
       <w:r>
@@ -7474,7 +9811,7 @@
         <w:pStyle w:val="Compact"/>
         <w:numPr>
           <w:ilvl w:val="0"/>
-          <w:numId w:val="1019"/>
+          <w:numId w:val="1021"/>
         </w:numPr>
       </w:pPr>
       <w:r>
@@ -7512,7 +9849,7 @@
         <w:pStyle w:val="Compact"/>
         <w:numPr>
           <w:ilvl w:val="0"/>
-          <w:numId w:val="1019"/>
+          <w:numId w:val="1021"/>
         </w:numPr>
       </w:pPr>
       <w:r>
@@ -7550,7 +9887,7 @@
         <w:pStyle w:val="Compact"/>
         <w:numPr>
           <w:ilvl w:val="0"/>
-          <w:numId w:val="1019"/>
+          <w:numId w:val="1021"/>
         </w:numPr>
       </w:pPr>
       <w:r>
@@ -7588,7 +9925,7 @@
         <w:pStyle w:val="Compact"/>
         <w:numPr>
           <w:ilvl w:val="0"/>
-          <w:numId w:val="1019"/>
+          <w:numId w:val="1021"/>
         </w:numPr>
       </w:pPr>
       <w:r>
@@ -7626,7 +9963,7 @@
         <w:pStyle w:val="Compact"/>
         <w:numPr>
           <w:ilvl w:val="0"/>
-          <w:numId w:val="1019"/>
+          <w:numId w:val="1021"/>
         </w:numPr>
       </w:pPr>
       <w:r>
@@ -7649,7 +9986,7 @@
         <w:pStyle w:val="Compact"/>
         <w:numPr>
           <w:ilvl w:val="0"/>
-          <w:numId w:val="1019"/>
+          <w:numId w:val="1021"/>
         </w:numPr>
       </w:pPr>
       <w:r>
@@ -7667,8 +10004,8 @@
         <w:t xml:space="preserve">— Cable file-package output.</w:t>
       </w:r>
     </w:p>
-    <w:bookmarkEnd w:id="41"/>
-    <w:bookmarkStart w:id="42" w:name="Xf44d74e96fbc1f4fb4dabd34408b2be6935e023"/>
+    <w:bookmarkEnd w:id="57"/>
+    <w:bookmarkStart w:id="58" w:name="Xf44d74e96fbc1f4fb4dabd34408b2be6935e023"/>
     <w:p>
       <w:pPr>
         <w:pStyle w:val="Heading4"/>
@@ -7682,7 +10019,7 @@
         <w:pStyle w:val="Compact"/>
         <w:numPr>
           <w:ilvl w:val="0"/>
-          <w:numId w:val="1020"/>
+          <w:numId w:val="1022"/>
         </w:numPr>
       </w:pPr>
       <w:r>
@@ -7705,7 +10042,7 @@
         <w:pStyle w:val="Compact"/>
         <w:numPr>
           <w:ilvl w:val="0"/>
-          <w:numId w:val="1020"/>
+          <w:numId w:val="1022"/>
         </w:numPr>
       </w:pPr>
       <w:r>
@@ -7728,7 +10065,7 @@
         <w:pStyle w:val="Compact"/>
         <w:numPr>
           <w:ilvl w:val="0"/>
-          <w:numId w:val="1020"/>
+          <w:numId w:val="1022"/>
         </w:numPr>
       </w:pPr>
       <w:r>
@@ -7751,7 +10088,7 @@
         <w:pStyle w:val="Compact"/>
         <w:numPr>
           <w:ilvl w:val="0"/>
-          <w:numId w:val="1020"/>
+          <w:numId w:val="1022"/>
         </w:numPr>
       </w:pPr>
       <w:r>
@@ -7774,7 +10111,7 @@
         <w:pStyle w:val="Compact"/>
         <w:numPr>
           <w:ilvl w:val="0"/>
-          <w:numId w:val="1020"/>
+          <w:numId w:val="1022"/>
         </w:numPr>
       </w:pPr>
       <w:r>
@@ -7797,7 +10134,7 @@
         <w:pStyle w:val="Compact"/>
         <w:numPr>
           <w:ilvl w:val="0"/>
-          <w:numId w:val="1020"/>
+          <w:numId w:val="1022"/>
         </w:numPr>
       </w:pPr>
       <w:r>
@@ -7820,7 +10157,7 @@
         <w:pStyle w:val="Compact"/>
         <w:numPr>
           <w:ilvl w:val="0"/>
-          <w:numId w:val="1020"/>
+          <w:numId w:val="1022"/>
         </w:numPr>
       </w:pPr>
       <w:r>
@@ -8011,7 +10348,7 @@
         <w:pStyle w:val="Compact"/>
         <w:numPr>
           <w:ilvl w:val="0"/>
-          <w:numId w:val="1020"/>
+          <w:numId w:val="1022"/>
         </w:numPr>
       </w:pPr>
       <w:r>
@@ -8067,7 +10404,7 @@
         <w:pStyle w:val="Compact"/>
         <w:numPr>
           <w:ilvl w:val="0"/>
-          <w:numId w:val="1020"/>
+          <w:numId w:val="1022"/>
         </w:numPr>
       </w:pPr>
       <w:r>
@@ -8090,7 +10427,7 @@
         <w:pStyle w:val="Compact"/>
         <w:numPr>
           <w:ilvl w:val="0"/>
-          <w:numId w:val="1020"/>
+          <w:numId w:val="1022"/>
         </w:numPr>
       </w:pPr>
       <w:r>
@@ -8113,7 +10450,7 @@
         <w:pStyle w:val="Compact"/>
         <w:numPr>
           <w:ilvl w:val="0"/>
-          <w:numId w:val="1020"/>
+          <w:numId w:val="1022"/>
         </w:numPr>
       </w:pPr>
       <w:r>
@@ -8136,7 +10473,7 @@
         <w:pStyle w:val="Compact"/>
         <w:numPr>
           <w:ilvl w:val="0"/>
-          <w:numId w:val="1020"/>
+          <w:numId w:val="1022"/>
         </w:numPr>
       </w:pPr>
       <w:r>
@@ -8159,7 +10496,7 @@
         <w:pStyle w:val="Compact"/>
         <w:numPr>
           <w:ilvl w:val="0"/>
-          <w:numId w:val="1020"/>
+          <w:numId w:val="1022"/>
         </w:numPr>
       </w:pPr>
       <w:r>
@@ -8182,7 +10519,7 @@
         <w:pStyle w:val="Compact"/>
         <w:numPr>
           <w:ilvl w:val="0"/>
-          <w:numId w:val="1020"/>
+          <w:numId w:val="1022"/>
         </w:numPr>
       </w:pPr>
       <w:r>
@@ -8205,7 +10542,7 @@
         <w:pStyle w:val="Compact"/>
         <w:numPr>
           <w:ilvl w:val="0"/>
-          <w:numId w:val="1020"/>
+          <w:numId w:val="1022"/>
         </w:numPr>
       </w:pPr>
       <w:r>
@@ -8223,8 +10560,8 @@
         <w:t xml:space="preserve">Resident portal URL handles.</w:t>
       </w:r>
     </w:p>
-    <w:bookmarkEnd w:id="42"/>
-    <w:bookmarkStart w:id="43" w:name="ai-model-dispatch"/>
+    <w:bookmarkEnd w:id="58"/>
+    <w:bookmarkStart w:id="59" w:name="ai-model-dispatch"/>
     <w:p>
       <w:pPr>
         <w:pStyle w:val="Heading4"/>
@@ -8238,7 +10575,7 @@
         <w:pStyle w:val="Compact"/>
         <w:numPr>
           <w:ilvl w:val="0"/>
-          <w:numId w:val="1021"/>
+          <w:numId w:val="1023"/>
         </w:numPr>
       </w:pPr>
       <w:r>
@@ -8261,7 +10598,7 @@
         <w:pStyle w:val="Compact"/>
         <w:numPr>
           <w:ilvl w:val="0"/>
-          <w:numId w:val="1021"/>
+          <w:numId w:val="1023"/>
         </w:numPr>
       </w:pPr>
       <w:r>
@@ -8291,8 +10628,8 @@
         <w:t xml:space="preserve">.)</w:t>
       </w:r>
     </w:p>
-    <w:bookmarkEnd w:id="43"/>
-    <w:bookmarkStart w:id="44" w:name="diagnostics-and-overrides"/>
+    <w:bookmarkEnd w:id="59"/>
+    <w:bookmarkStart w:id="60" w:name="diagnostics-and-overrides"/>
     <w:p>
       <w:pPr>
         <w:pStyle w:val="Heading4"/>
@@ -8306,7 +10643,7 @@
         <w:pStyle w:val="Compact"/>
         <w:numPr>
           <w:ilvl w:val="0"/>
-          <w:numId w:val="1022"/>
+          <w:numId w:val="1024"/>
         </w:numPr>
       </w:pPr>
       <w:r>
@@ -8329,7 +10666,7 @@
         <w:pStyle w:val="Compact"/>
         <w:numPr>
           <w:ilvl w:val="0"/>
-          <w:numId w:val="1022"/>
+          <w:numId w:val="1024"/>
         </w:numPr>
       </w:pPr>
       <w:r>
@@ -8352,7 +10689,7 @@
         <w:pStyle w:val="Compact"/>
         <w:numPr>
           <w:ilvl w:val="0"/>
-          <w:numId w:val="1022"/>
+          <w:numId w:val="1024"/>
         </w:numPr>
       </w:pPr>
       <w:r>
@@ -8375,7 +10712,7 @@
         <w:pStyle w:val="Compact"/>
         <w:numPr>
           <w:ilvl w:val="0"/>
-          <w:numId w:val="1022"/>
+          <w:numId w:val="1024"/>
         </w:numPr>
       </w:pPr>
       <w:r>
@@ -8398,7 +10735,7 @@
         <w:pStyle w:val="Compact"/>
         <w:numPr>
           <w:ilvl w:val="0"/>
-          <w:numId w:val="1022"/>
+          <w:numId w:val="1024"/>
         </w:numPr>
       </w:pPr>
       <w:r>
@@ -8421,7 +10758,7 @@
         <w:pStyle w:val="Compact"/>
         <w:numPr>
           <w:ilvl w:val="0"/>
-          <w:numId w:val="1022"/>
+          <w:numId w:val="1024"/>
         </w:numPr>
       </w:pPr>
       <w:r>
@@ -8444,7 +10781,7 @@
         <w:pStyle w:val="Compact"/>
         <w:numPr>
           <w:ilvl w:val="0"/>
-          <w:numId w:val="1022"/>
+          <w:numId w:val="1024"/>
         </w:numPr>
       </w:pPr>
       <w:r>
@@ -8467,7 +10804,7 @@
         <w:pStyle w:val="Compact"/>
         <w:numPr>
           <w:ilvl w:val="0"/>
-          <w:numId w:val="1022"/>
+          <w:numId w:val="1024"/>
         </w:numPr>
       </w:pPr>
       <w:r>
@@ -8490,7 +10827,7 @@
         <w:pStyle w:val="Compact"/>
         <w:numPr>
           <w:ilvl w:val="0"/>
-          <w:numId w:val="1022"/>
+          <w:numId w:val="1024"/>
         </w:numPr>
       </w:pPr>
       <w:r>
@@ -8513,7 +10850,7 @@
         <w:pStyle w:val="Compact"/>
         <w:numPr>
           <w:ilvl w:val="0"/>
-          <w:numId w:val="1022"/>
+          <w:numId w:val="1024"/>
         </w:numPr>
       </w:pPr>
       <w:r>
@@ -8536,7 +10873,7 @@
         <w:pStyle w:val="Compact"/>
         <w:numPr>
           <w:ilvl w:val="0"/>
-          <w:numId w:val="1022"/>
+          <w:numId w:val="1024"/>
         </w:numPr>
       </w:pPr>
       <w:r>
@@ -8559,7 +10896,7 @@
         <w:pStyle w:val="Compact"/>
         <w:numPr>
           <w:ilvl w:val="0"/>
-          <w:numId w:val="1022"/>
+          <w:numId w:val="1024"/>
         </w:numPr>
       </w:pPr>
       <w:r>
@@ -8582,7 +10919,7 @@
         <w:pStyle w:val="Compact"/>
         <w:numPr>
           <w:ilvl w:val="0"/>
-          <w:numId w:val="1022"/>
+          <w:numId w:val="1024"/>
         </w:numPr>
       </w:pPr>
       <w:r>
@@ -8605,7 +10942,7 @@
         <w:pStyle w:val="Compact"/>
         <w:numPr>
           <w:ilvl w:val="0"/>
-          <w:numId w:val="1022"/>
+          <w:numId w:val="1024"/>
         </w:numPr>
       </w:pPr>
       <w:r>
@@ -8628,7 +10965,7 @@
         <w:pStyle w:val="Compact"/>
         <w:numPr>
           <w:ilvl w:val="0"/>
-          <w:numId w:val="1022"/>
+          <w:numId w:val="1024"/>
         </w:numPr>
       </w:pPr>
       <w:r>
@@ -8646,9 +10983,9 @@
         <w:t xml:space="preserve">— Run Postgres-only test suites against an external server.</w:t>
       </w:r>
     </w:p>
-    <w:bookmarkEnd w:id="44"/>
-    <w:bookmarkEnd w:id="45"/>
-    <w:bookmarkStart w:id="46" w:name="credential-store"/>
+    <w:bookmarkEnd w:id="60"/>
+    <w:bookmarkEnd w:id="61"/>
+    <w:bookmarkStart w:id="62" w:name="credential-store"/>
     <w:p>
       <w:pPr>
         <w:pStyle w:val="Heading3"/>
@@ -9000,8 +11337,8 @@
         <w:t xml:space="preserve">line and a credential reference label.</w:t>
       </w:r>
     </w:p>
-    <w:bookmarkEnd w:id="46"/>
-    <w:bookmarkStart w:id="47" w:name="cli-reference"/>
+    <w:bookmarkEnd w:id="62"/>
+    <w:bookmarkStart w:id="63" w:name="cli-reference"/>
     <w:p>
       <w:pPr>
         <w:pStyle w:val="Heading3"/>
@@ -9525,8 +11862,8 @@
         <w:t xml:space="preserve">and Stripe secrets must never appear on a command line in production.</w:t>
       </w:r>
     </w:p>
-    <w:bookmarkEnd w:id="47"/>
-    <w:bookmarkStart w:id="48" w:name="troubleshooting-matrix"/>
+    <w:bookmarkEnd w:id="63"/>
+    <w:bookmarkStart w:id="64" w:name="troubleshooting-matrix"/>
     <w:p>
       <w:pPr>
         <w:pStyle w:val="Heading3"/>
@@ -10308,8 +12645,8 @@
         <w:t xml:space="preserve">honestly without blocking the rest of the install.</w:t>
       </w:r>
     </w:p>
-    <w:bookmarkEnd w:id="48"/>
-    <w:bookmarkStart w:id="51" w:name="cross-references"/>
+    <w:bookmarkEnd w:id="64"/>
+    <w:bookmarkStart w:id="67" w:name="cross-references"/>
     <w:p>
       <w:pPr>
         <w:pStyle w:val="Heading3"/>
@@ -10323,7 +12660,7 @@
         <w:pStyle w:val="Compact"/>
         <w:numPr>
           <w:ilvl w:val="0"/>
-          <w:numId w:val="1023"/>
+          <w:numId w:val="1025"/>
         </w:numPr>
       </w:pPr>
       <w:hyperlink r:id="rId14">
@@ -10346,7 +12683,7 @@
         <w:pStyle w:val="Compact"/>
         <w:numPr>
           <w:ilvl w:val="0"/>
-          <w:numId w:val="1023"/>
+          <w:numId w:val="1025"/>
         </w:numPr>
       </w:pPr>
       <w:hyperlink r:id="rId12">
@@ -10369,7 +12706,7 @@
         <w:pStyle w:val="Compact"/>
         <w:numPr>
           <w:ilvl w:val="0"/>
-          <w:numId w:val="1023"/>
+          <w:numId w:val="1025"/>
         </w:numPr>
       </w:pPr>
       <w:hyperlink r:id="rId13">
@@ -10392,7 +12729,7 @@
         <w:pStyle w:val="Compact"/>
         <w:numPr>
           <w:ilvl w:val="0"/>
-          <w:numId w:val="1023"/>
+          <w:numId w:val="1025"/>
         </w:numPr>
       </w:pPr>
       <w:hyperlink r:id="rId15">
@@ -10421,10 +12758,10 @@
         <w:pStyle w:val="Compact"/>
         <w:numPr>
           <w:ilvl w:val="0"/>
-          <w:numId w:val="1023"/>
-        </w:numPr>
-      </w:pPr>
-      <w:hyperlink r:id="rId25">
+          <w:numId w:val="1025"/>
+        </w:numPr>
+      </w:pPr>
+      <w:hyperlink r:id="rId41">
         <w:r>
           <w:rPr>
             <w:rStyle w:val="Hyperlink"/>
@@ -10444,10 +12781,10 @@
         <w:pStyle w:val="Compact"/>
         <w:numPr>
           <w:ilvl w:val="0"/>
-          <w:numId w:val="1023"/>
-        </w:numPr>
-      </w:pPr>
-      <w:hyperlink r:id="rId49">
+          <w:numId w:val="1025"/>
+        </w:numPr>
+      </w:pPr>
+      <w:hyperlink r:id="rId65">
         <w:r>
           <w:rPr>
             <w:rStyle w:val="Hyperlink"/>
@@ -10464,10 +12801,10 @@
         <w:pStyle w:val="Compact"/>
         <w:numPr>
           <w:ilvl w:val="0"/>
-          <w:numId w:val="1023"/>
-        </w:numPr>
-      </w:pPr>
-      <w:hyperlink r:id="rId50">
+          <w:numId w:val="1025"/>
+        </w:numPr>
+      </w:pPr>
+      <w:hyperlink r:id="rId66">
         <w:r>
           <w:rPr>
             <w:rStyle w:val="Hyperlink"/>
@@ -10486,9 +12823,9 @@
         </w:pict>
       </w:r>
     </w:p>
-    <w:bookmarkEnd w:id="51"/>
-    <w:bookmarkEnd w:id="52"/>
-    <w:bookmarkStart w:id="80" w:name="section-c-architecture-reference"/>
+    <w:bookmarkEnd w:id="67"/>
+    <w:bookmarkEnd w:id="68"/>
+    <w:bookmarkStart w:id="96" w:name="section-c-architecture-reference"/>
     <w:p>
       <w:pPr>
         <w:pStyle w:val="Heading2"/>
@@ -10533,7 +12870,7 @@
       <w:r>
         <w:t xml:space="preserve"> </w:t>
       </w:r>
-      <w:hyperlink r:id="rId53">
+      <w:hyperlink r:id="rId69">
         <w:r>
           <w:rPr>
             <w:rStyle w:val="Hyperlink"/>
@@ -10553,7 +12890,7 @@
       <w:r>
         <w:t xml:space="preserve"> </w:t>
       </w:r>
-      <w:hyperlink r:id="rId54">
+      <w:hyperlink r:id="rId70">
         <w:r>
           <w:rPr>
             <w:rStyle w:val="Hyperlink"/>
@@ -10594,18 +12931,18 @@
           <wp:inline>
             <wp:extent cx="5334000" cy="2667000"/>
             <wp:effectExtent b="0" l="0" r="0" t="0"/>
-            <wp:docPr descr="CivicCast channel-egress architecture" title="" id="56" name="Picture"/>
+            <wp:docPr descr="CivicCast channel-egress architecture" title="" id="72" name="Picture"/>
             <a:graphic>
               <a:graphicData uri="http://schemas.openxmlformats.org/drawingml/2006/picture">
                 <pic:pic>
                   <pic:nvPicPr>
-                    <pic:cNvPr descr="assets/architecture/civiccast-egress-proof-architecture.png" id="57" name="Picture"/>
+                    <pic:cNvPr descr="assets/architecture/civiccast-egress-proof-architecture.png" id="73" name="Picture"/>
                     <pic:cNvPicPr>
                       <a:picLocks noChangeArrowheads="1" noChangeAspect="1"/>
                     </pic:cNvPicPr>
                   </pic:nvPicPr>
                   <pic:blipFill>
-                    <a:blip r:embed="rId55"/>
+                    <a:blip r:embed="rId71"/>
                     <a:stretch>
                       <a:fillRect/>
                     </a:stretch>
@@ -10640,7 +12977,7 @@
         <w:t xml:space="preserve">CivicCast channel-egress architecture</w:t>
       </w:r>
     </w:p>
-    <w:bookmarkStart w:id="58" w:name="subsystems-and-module-layout"/>
+    <w:bookmarkStart w:id="74" w:name="subsystems-and-module-layout"/>
     <w:p>
       <w:pPr>
         <w:pStyle w:val="Heading3"/>
@@ -10957,8 +13294,8 @@
         <w:t xml:space="preserve">└── common/trusted_proxy.py  CDN-aware client-IP resolver</w:t>
       </w:r>
     </w:p>
-    <w:bookmarkEnd w:id="58"/>
-    <w:bookmarkStart w:id="60" w:name="the-five-role-model"/>
+    <w:bookmarkEnd w:id="74"/>
+    <w:bookmarkStart w:id="76" w:name="the-five-role-model"/>
     <w:p>
       <w:pPr>
         <w:pStyle w:val="Heading3"/>
@@ -10977,7 +13314,7 @@
       <w:r>
         <w:t xml:space="preserve"> </w:t>
       </w:r>
-      <w:hyperlink r:id="rId59">
+      <w:hyperlink r:id="rId75">
         <w:r>
           <w:rPr>
             <w:rStyle w:val="VerbatimChar"/>
@@ -11167,8 +13504,8 @@
         <w:t xml:space="preserve">window.</w:t>
       </w:r>
     </w:p>
-    <w:bookmarkEnd w:id="60"/>
-    <w:bookmarkStart w:id="61" w:name="the-alembic-migration-chain"/>
+    <w:bookmarkEnd w:id="76"/>
+    <w:bookmarkStart w:id="77" w:name="the-alembic-migration-chain"/>
     <w:p>
       <w:pPr>
         <w:pStyle w:val="Heading3"/>
@@ -11523,7 +13860,7 @@
       <w:r>
         <w:t xml:space="preserve"> </w:t>
       </w:r>
-      <w:hyperlink r:id="rId54">
+      <w:hyperlink r:id="rId70">
         <w:r>
           <w:rPr>
             <w:rStyle w:val="Hyperlink"/>
@@ -11538,8 +13875,8 @@
         <w:t xml:space="preserve">tracks the capability evidence associated with the chain.</w:t>
       </w:r>
     </w:p>
-    <w:bookmarkEnd w:id="61"/>
-    <w:bookmarkStart w:id="63" w:name="the-s15-gstreamer-playout-engine"/>
+    <w:bookmarkEnd w:id="77"/>
+    <w:bookmarkStart w:id="79" w:name="the-s15-gstreamer-playout-engine"/>
     <w:p>
       <w:pPr>
         <w:pStyle w:val="Heading3"/>
@@ -11555,7 +13892,7 @@
       <w:r>
         <w:t xml:space="preserve">The S15 playout engine (</w:t>
       </w:r>
-      <w:hyperlink r:id="rId62">
+      <w:hyperlink r:id="rId78">
         <w:r>
           <w:rPr>
             <w:rStyle w:val="VerbatimChar"/>
@@ -11584,7 +13921,7 @@
         <w:pStyle w:val="Compact"/>
         <w:numPr>
           <w:ilvl w:val="0"/>
-          <w:numId w:val="1024"/>
+          <w:numId w:val="1026"/>
         </w:numPr>
       </w:pPr>
       <w:r>
@@ -11662,7 +13999,7 @@
         <w:pStyle w:val="Compact"/>
         <w:numPr>
           <w:ilvl w:val="0"/>
-          <w:numId w:val="1024"/>
+          <w:numId w:val="1026"/>
         </w:numPr>
       </w:pPr>
       <w:r>
@@ -11689,7 +14026,7 @@
         <w:pStyle w:val="Compact"/>
         <w:numPr>
           <w:ilvl w:val="0"/>
-          <w:numId w:val="1024"/>
+          <w:numId w:val="1026"/>
         </w:numPr>
       </w:pPr>
       <w:r>
@@ -11761,8 +14098,8 @@
         <w:t xml:space="preserve">into the legacy ffmpeg-relay model for backwards compatibility.</w:t>
       </w:r>
     </w:p>
-    <w:bookmarkEnd w:id="63"/>
-    <w:bookmarkStart w:id="65" w:name="the-three-protocol-seams"/>
+    <w:bookmarkEnd w:id="79"/>
+    <w:bookmarkStart w:id="81" w:name="the-three-protocol-seams"/>
     <w:p>
       <w:pPr>
         <w:pStyle w:val="Heading3"/>
@@ -11808,7 +14145,7 @@
       <w:r>
         <w:t xml:space="preserve"> </w:t>
       </w:r>
-      <w:hyperlink r:id="rId64">
+      <w:hyperlink r:id="rId80">
         <w:r>
           <w:rPr>
             <w:rStyle w:val="VerbatimChar"/>
@@ -11976,7 +14313,7 @@
         <w:pStyle w:val="Compact"/>
         <w:numPr>
           <w:ilvl w:val="0"/>
-          <w:numId w:val="1025"/>
+          <w:numId w:val="1027"/>
         </w:numPr>
       </w:pPr>
       <w:r>
@@ -12015,7 +14352,7 @@
         <w:pStyle w:val="Compact"/>
         <w:numPr>
           <w:ilvl w:val="0"/>
-          <w:numId w:val="1025"/>
+          <w:numId w:val="1027"/>
         </w:numPr>
       </w:pPr>
       <w:r>
@@ -12072,7 +14409,7 @@
         <w:pStyle w:val="Compact"/>
         <w:numPr>
           <w:ilvl w:val="0"/>
-          <w:numId w:val="1025"/>
+          <w:numId w:val="1027"/>
         </w:numPr>
       </w:pPr>
       <w:r>
@@ -12132,8 +14469,8 @@
         <w:t xml:space="preserve">testable.</w:t>
       </w:r>
     </w:p>
-    <w:bookmarkEnd w:id="65"/>
-    <w:bookmarkStart w:id="66" w:name="the-publish-pipeline"/>
+    <w:bookmarkEnd w:id="81"/>
+    <w:bookmarkStart w:id="82" w:name="the-publish-pipeline"/>
     <w:p>
       <w:pPr>
         <w:pStyle w:val="Heading3"/>
@@ -12426,8 +14763,8 @@
         <w:t xml:space="preserve">emits XMLTV for downstream guides.</w:t>
       </w:r>
     </w:p>
-    <w:bookmarkEnd w:id="66"/>
-    <w:bookmarkStart w:id="68" w:name="the-cdn-aware-trusted-proxy-resolver"/>
+    <w:bookmarkEnd w:id="82"/>
+    <w:bookmarkStart w:id="84" w:name="the-cdn-aware-trusted-proxy-resolver"/>
     <w:p>
       <w:pPr>
         <w:pStyle w:val="Heading3"/>
@@ -12446,7 +14783,7 @@
       <w:r>
         <w:t xml:space="preserve"> </w:t>
       </w:r>
-      <w:hyperlink r:id="rId67">
+      <w:hyperlink r:id="rId83">
         <w:r>
           <w:rPr>
             <w:rStyle w:val="VerbatimChar"/>
@@ -12699,8 +15036,8 @@
         <w:t xml:space="preserve">runtime.</w:t>
       </w:r>
     </w:p>
-    <w:bookmarkEnd w:id="68"/>
-    <w:bookmarkStart w:id="69" w:name="comparative-capability-status"/>
+    <w:bookmarkEnd w:id="84"/>
+    <w:bookmarkStart w:id="85" w:name="comparative-capability-status"/>
     <w:p>
       <w:pPr>
         <w:pStyle w:val="Heading3"/>
@@ -12719,7 +15056,7 @@
       <w:r>
         <w:t xml:space="preserve"> </w:t>
       </w:r>
-      <w:hyperlink r:id="rId54">
+      <w:hyperlink r:id="rId70">
         <w:r>
           <w:rPr>
             <w:rStyle w:val="Hyperlink"/>
@@ -13465,8 +15802,8 @@
         <w:t xml:space="preserve">acceptance (Step 14) is where the hardware side gets proven.</w:t>
       </w:r>
     </w:p>
-    <w:bookmarkEnd w:id="69"/>
-    <w:bookmarkStart w:id="79" w:name="open-items-and-roadmap-pointers"/>
+    <w:bookmarkEnd w:id="85"/>
+    <w:bookmarkStart w:id="95" w:name="open-items-and-roadmap-pointers"/>
     <w:p>
       <w:pPr>
         <w:pStyle w:val="Heading3"/>
@@ -13494,7 +15831,7 @@
         <w:pStyle w:val="Compact"/>
         <w:numPr>
           <w:ilvl w:val="0"/>
-          <w:numId w:val="1026"/>
+          <w:numId w:val="1028"/>
         </w:numPr>
       </w:pPr>
       <w:r>
@@ -13534,7 +15871,7 @@
         <w:pStyle w:val="Compact"/>
         <w:numPr>
           <w:ilvl w:val="0"/>
-          <w:numId w:val="1026"/>
+          <w:numId w:val="1028"/>
         </w:numPr>
       </w:pPr>
       <w:r>
@@ -13576,7 +15913,7 @@
         <w:pStyle w:val="Compact"/>
         <w:numPr>
           <w:ilvl w:val="0"/>
-          <w:numId w:val="1027"/>
+          <w:numId w:val="1029"/>
         </w:numPr>
       </w:pPr>
       <w:r>
@@ -13631,7 +15968,7 @@
         <w:pStyle w:val="Compact"/>
         <w:numPr>
           <w:ilvl w:val="0"/>
-          <w:numId w:val="1027"/>
+          <w:numId w:val="1029"/>
         </w:numPr>
       </w:pPr>
       <w:r>
@@ -13741,10 +16078,10 @@
         <w:pStyle w:val="Compact"/>
         <w:numPr>
           <w:ilvl w:val="0"/>
-          <w:numId w:val="1028"/>
-        </w:numPr>
-      </w:pPr>
-      <w:hyperlink r:id="rId70">
+          <w:numId w:val="1030"/>
+        </w:numPr>
+      </w:pPr>
+      <w:hyperlink r:id="rId86">
         <w:r>
           <w:rPr>
             <w:rStyle w:val="Hyperlink"/>
@@ -13758,10 +16095,10 @@
         <w:pStyle w:val="Compact"/>
         <w:numPr>
           <w:ilvl w:val="0"/>
-          <w:numId w:val="1028"/>
-        </w:numPr>
-      </w:pPr>
-      <w:hyperlink r:id="rId71">
+          <w:numId w:val="1030"/>
+        </w:numPr>
+      </w:pPr>
+      <w:hyperlink r:id="rId87">
         <w:r>
           <w:rPr>
             <w:rStyle w:val="Hyperlink"/>
@@ -13775,10 +16112,10 @@
         <w:pStyle w:val="Compact"/>
         <w:numPr>
           <w:ilvl w:val="0"/>
-          <w:numId w:val="1028"/>
-        </w:numPr>
-      </w:pPr>
-      <w:hyperlink r:id="rId72">
+          <w:numId w:val="1030"/>
+        </w:numPr>
+      </w:pPr>
+      <w:hyperlink r:id="rId88">
         <w:r>
           <w:rPr>
             <w:rStyle w:val="Hyperlink"/>
@@ -13792,10 +16129,10 @@
         <w:pStyle w:val="Compact"/>
         <w:numPr>
           <w:ilvl w:val="0"/>
-          <w:numId w:val="1028"/>
-        </w:numPr>
-      </w:pPr>
-      <w:hyperlink r:id="rId73">
+          <w:numId w:val="1030"/>
+        </w:numPr>
+      </w:pPr>
+      <w:hyperlink r:id="rId89">
         <w:r>
           <w:rPr>
             <w:rStyle w:val="Hyperlink"/>
@@ -13809,10 +16146,10 @@
         <w:pStyle w:val="Compact"/>
         <w:numPr>
           <w:ilvl w:val="0"/>
-          <w:numId w:val="1028"/>
-        </w:numPr>
-      </w:pPr>
-      <w:hyperlink r:id="rId74">
+          <w:numId w:val="1030"/>
+        </w:numPr>
+      </w:pPr>
+      <w:hyperlink r:id="rId90">
         <w:r>
           <w:rPr>
             <w:rStyle w:val="Hyperlink"/>
@@ -13826,10 +16163,10 @@
         <w:pStyle w:val="Compact"/>
         <w:numPr>
           <w:ilvl w:val="0"/>
-          <w:numId w:val="1028"/>
-        </w:numPr>
-      </w:pPr>
-      <w:hyperlink r:id="rId75">
+          <w:numId w:val="1030"/>
+        </w:numPr>
+      </w:pPr>
+      <w:hyperlink r:id="rId91">
         <w:r>
           <w:rPr>
             <w:rStyle w:val="Hyperlink"/>
@@ -13843,10 +16180,10 @@
         <w:pStyle w:val="Compact"/>
         <w:numPr>
           <w:ilvl w:val="0"/>
-          <w:numId w:val="1028"/>
-        </w:numPr>
-      </w:pPr>
-      <w:hyperlink r:id="rId76">
+          <w:numId w:val="1030"/>
+        </w:numPr>
+      </w:pPr>
+      <w:hyperlink r:id="rId92">
         <w:r>
           <w:rPr>
             <w:rStyle w:val="Hyperlink"/>
@@ -13860,10 +16197,10 @@
         <w:pStyle w:val="Compact"/>
         <w:numPr>
           <w:ilvl w:val="0"/>
-          <w:numId w:val="1028"/>
-        </w:numPr>
-      </w:pPr>
-      <w:hyperlink r:id="rId77">
+          <w:numId w:val="1030"/>
+        </w:numPr>
+      </w:pPr>
+      <w:hyperlink r:id="rId93">
         <w:r>
           <w:rPr>
             <w:rStyle w:val="Hyperlink"/>
@@ -13877,10 +16214,10 @@
         <w:pStyle w:val="Compact"/>
         <w:numPr>
           <w:ilvl w:val="0"/>
-          <w:numId w:val="1028"/>
-        </w:numPr>
-      </w:pPr>
-      <w:hyperlink r:id="rId78">
+          <w:numId w:val="1030"/>
+        </w:numPr>
+      </w:pPr>
+      <w:hyperlink r:id="rId94">
         <w:r>
           <w:rPr>
             <w:rStyle w:val="Hyperlink"/>
@@ -13889,9 +16226,9 @@
         </w:r>
       </w:hyperlink>
     </w:p>
-    <w:bookmarkEnd w:id="79"/>
-    <w:bookmarkEnd w:id="80"/>
-    <w:bookmarkStart w:id="81" w:name="language-standard"/>
+    <w:bookmarkEnd w:id="95"/>
+    <w:bookmarkEnd w:id="96"/>
+    <w:bookmarkStart w:id="97" w:name="language-standard"/>
     <w:p>
       <w:pPr>
         <w:pStyle w:val="Heading2"/>
@@ -13910,7 +16247,7 @@
       <w:r>
         <w:t xml:space="preserve"> </w:t>
       </w:r>
-      <w:hyperlink r:id="rId25">
+      <w:hyperlink r:id="rId41">
         <w:r>
           <w:rPr>
             <w:rStyle w:val="Hyperlink"/>
@@ -13927,7 +16264,7 @@
         <w:pStyle w:val="Compact"/>
         <w:numPr>
           <w:ilvl w:val="0"/>
-          <w:numId w:val="1029"/>
+          <w:numId w:val="1031"/>
         </w:numPr>
       </w:pPr>
       <w:r>
@@ -13949,7 +16286,7 @@
         <w:pStyle w:val="Compact"/>
         <w:numPr>
           <w:ilvl w:val="0"/>
-          <w:numId w:val="1029"/>
+          <w:numId w:val="1031"/>
         </w:numPr>
       </w:pPr>
       <w:r>
@@ -13971,7 +16308,7 @@
         <w:pStyle w:val="Compact"/>
         <w:numPr>
           <w:ilvl w:val="0"/>
-          <w:numId w:val="1029"/>
+          <w:numId w:val="1031"/>
         </w:numPr>
       </w:pPr>
       <w:r>
@@ -14031,7 +16368,7 @@
         <w:pStyle w:val="Compact"/>
         <w:numPr>
           <w:ilvl w:val="0"/>
-          <w:numId w:val="1029"/>
+          <w:numId w:val="1031"/>
         </w:numPr>
       </w:pPr>
       <w:r>
@@ -14079,7 +16416,7 @@
         <w:pStyle w:val="Compact"/>
         <w:numPr>
           <w:ilvl w:val="0"/>
-          <w:numId w:val="1029"/>
+          <w:numId w:val="1031"/>
         </w:numPr>
       </w:pPr>
       <w:r>
@@ -14118,8 +16455,8 @@
         <w:t xml:space="preserve">difference is clear to staff and to residents.</w:t>
       </w:r>
     </w:p>
-    <w:bookmarkEnd w:id="81"/>
-    <w:bookmarkEnd w:id="82"/>
+    <w:bookmarkEnd w:id="97"/>
+    <w:bookmarkEnd w:id="98"/>
     <w:sectPr>
       <w:footnotePr>
         <w:numRestart w:val="eachSect"/>
@@ -14464,12 +16801,6 @@
     <w:abstractNumId w:val="991"/>
   </w:num>
   <w:num w:numId="1006">
-    <w:abstractNumId w:val="991"/>
-  </w:num>
-  <w:num w:numId="1007">
-    <w:abstractNumId w:val="991"/>
-  </w:num>
-  <w:num w:numId="1008">
     <w:abstractNumId w:val="99411"/>
     <w:lvlOverride w:ilvl="0">
       <w:startOverride w:val="1"/>
@@ -14499,11 +16830,44 @@
       <w:startOverride w:val="1"/>
     </w:lvlOverride>
   </w:num>
+  <w:num w:numId="1007">
+    <w:abstractNumId w:val="991"/>
+  </w:num>
+  <w:num w:numId="1008">
+    <w:abstractNumId w:val="991"/>
+  </w:num>
   <w:num w:numId="1009">
     <w:abstractNumId w:val="991"/>
   </w:num>
   <w:num w:numId="1010">
-    <w:abstractNumId w:val="991"/>
+    <w:abstractNumId w:val="99411"/>
+    <w:lvlOverride w:ilvl="0">
+      <w:startOverride w:val="1"/>
+    </w:lvlOverride>
+    <w:lvlOverride w:ilvl="1">
+      <w:startOverride w:val="1"/>
+    </w:lvlOverride>
+    <w:lvlOverride w:ilvl="2">
+      <w:startOverride w:val="1"/>
+    </w:lvlOverride>
+    <w:lvlOverride w:ilvl="3">
+      <w:startOverride w:val="1"/>
+    </w:lvlOverride>
+    <w:lvlOverride w:ilvl="4">
+      <w:startOverride w:val="1"/>
+    </w:lvlOverride>
+    <w:lvlOverride w:ilvl="5">
+      <w:startOverride w:val="1"/>
+    </w:lvlOverride>
+    <w:lvlOverride w:ilvl="6">
+      <w:startOverride w:val="1"/>
+    </w:lvlOverride>
+    <w:lvlOverride w:ilvl="7">
+      <w:startOverride w:val="1"/>
+    </w:lvlOverride>
+    <w:lvlOverride w:ilvl="8">
+      <w:startOverride w:val="1"/>
+    </w:lvlOverride>
   </w:num>
   <w:num w:numId="1011">
     <w:abstractNumId w:val="991"/>
@@ -14560,6 +16924,12 @@
     <w:abstractNumId w:val="991"/>
   </w:num>
   <w:num w:numId="1029">
+    <w:abstractNumId w:val="991"/>
+  </w:num>
+  <w:num w:numId="1030">
+    <w:abstractNumId w:val="991"/>
+  </w:num>
+  <w:num w:numId="1031">
     <w:abstractNumId w:val="991"/>
   </w:num>
 </w:numbering>

--- a/docs/USER-MANUAL.docx
+++ b/docs/USER-MANUAL.docx
@@ -15,7 +15,7 @@
         <w:pStyle w:val="Subtitle"/>
       </w:pPr>
       <w:r>
-        <w:t xml:space="preserve">For station operators, clerks, and IT staff · v1.0.0-rc18 release candidate</w:t>
+        <w:t xml:space="preserve">For station operators, clerks, and IT staff · v1.0.0-beta.1 (native Windows line)</w:t>
       </w:r>
     </w:p>
     <w:p>
@@ -31,7 +31,7 @@
         <w:pStyle w:val="Date"/>
       </w:pPr>
       <w:r>
-        <w:t xml:space="preserve">2026-07-21</w:t>
+        <w:t xml:space="preserve">2026-08-30</w:t>
       </w:r>
     </w:p>
     <w:sdt>
@@ -60,7 +60,7 @@
         </w:p>
       </w:sdtContent>
     </w:sdt>
-    <w:bookmarkStart w:id="98" w:name="civiccast-user-manual"/>
+    <w:bookmarkStart w:id="104" w:name="civiccast-user-manual"/>
     <w:p>
       <w:pPr>
         <w:pStyle w:val="Heading1"/>
@@ -321,58 +321,61 @@
         <w:t xml:space="preserve"> </w:t>
       </w:r>
       <w:r>
-        <w:t xml:space="preserve">production proof. The rc13 Windows installer is withdrawn after a genuine</w:t>
-      </w:r>
-      <w:r>
-        <w:t xml:space="preserve"> </w:t>
-      </w:r>
-      <w:r>
-        <w:t xml:space="preserve">clean-host bootstrap failure. Do not install rc13.</w:t>
-      </w:r>
-      <w:r>
-        <w:t xml:space="preserve"> </w:t>
-      </w:r>
-      <w:r>
-        <w:rPr>
-          <w:rStyle w:val="VerbatimChar"/>
-        </w:rPr>
-        <w:t xml:space="preserve">v1.0.0-rc18</w:t>
-      </w:r>
-      <w:r>
-        <w:t xml:space="preserve"> </w:t>
-      </w:r>
-      <w:r>
-        <w:t xml:space="preserve">is the</w:t>
-      </w:r>
-      <w:r>
-        <w:t xml:space="preserve"> </w:t>
-      </w:r>
-      <w:r>
-        <w:t xml:space="preserve">published controlled beta: its installer is built from the gate-cleared</w:t>
-      </w:r>
-      <w:r>
-        <w:t xml:space="preserve"> </w:t>
-      </w:r>
-      <w:r>
-        <w:rPr>
-          <w:rStyle w:val="VerbatimChar"/>
-        </w:rPr>
-        <w:t xml:space="preserve">main</w:t>
-      </w:r>
-      <w:r>
-        <w:t xml:space="preserve">,</w:t>
-      </w:r>
-      <w:r>
-        <w:t xml:space="preserve"> </w:t>
-      </w:r>
-      <w:r>
-        <w:t xml:space="preserve">Authenticode-signed, and proven on a genuinely clean Windows host through</w:t>
-      </w:r>
-      <w:r>
-        <w:t xml:space="preserve"> </w:t>
-      </w:r>
-      <w:r>
-        <w:t xml:space="preserve">install, launch, reinstall, uninstall and the rc17 upgrade.</w:t>
+        <w:t xml:space="preserve">production proof.</w:t>
+      </w:r>
+      <w:r>
+        <w:t xml:space="preserve"> </w:t>
+      </w:r>
+      <w:r>
+        <w:rPr>
+          <w:rStyle w:val="VerbatimChar"/>
+        </w:rPr>
+        <w:t xml:space="preserve">v1.0.0-beta.1</w:t>
+      </w:r>
+      <w:r>
+        <w:t xml:space="preserve"> </w:t>
+      </w:r>
+      <w:r>
+        <w:t xml:space="preserve">is the current native-Windows development</w:t>
+      </w:r>
+      <w:r>
+        <w:t xml:space="preserve"> </w:t>
+      </w:r>
+      <w:r>
+        <w:t xml:space="preserve">candidate (an owner-held candidate, not yet a published release) described in</w:t>
+      </w:r>
+      <w:r>
+        <w:t xml:space="preserve"> </w:t>
+      </w:r>
+      <w:r>
+        <w:t xml:space="preserve">this manual. It is a fresh, from-scratch native Windows product line — its</w:t>
+      </w:r>
+      <w:r>
+        <w:t xml:space="preserve"> </w:t>
+      </w:r>
+      <w:r>
+        <w:t xml:space="preserve">version numbers do not continue from, and are not comparable to, the older</w:t>
+      </w:r>
+      <w:r>
+        <w:t xml:space="preserve"> </w:t>
+      </w:r>
+      <w:r>
+        <w:rPr>
+          <w:rStyle w:val="VerbatimChar"/>
+        </w:rPr>
+        <w:t xml:space="preserve">v1.0.0-rcNN</w:t>
+      </w:r>
+      <w:r>
+        <w:t xml:space="preserve"> </w:t>
+      </w:r>
+      <w:r>
+        <w:t xml:space="preserve">line documented for a retired WSL2-based product in a separate,</w:t>
+      </w:r>
+      <w:r>
+        <w:t xml:space="preserve"> </w:t>
+      </w:r>
+      <w:r>
+        <w:t xml:space="preserve">private repository.</w:t>
       </w:r>
     </w:p>
     <w:p>
@@ -675,7 +678,7 @@
       </w:r>
     </w:p>
     <w:bookmarkEnd w:id="18"/>
-    <w:bookmarkStart w:id="43" w:name="section-a-end-user-guide"/>
+    <w:bookmarkStart w:id="48" w:name="section-a-end-user-guide"/>
     <w:p>
       <w:pPr>
         <w:pStyle w:val="Heading2"/>
@@ -998,13 +1001,13 @@
       </w:r>
     </w:p>
     <w:bookmarkEnd w:id="19"/>
-    <w:bookmarkStart w:id="20" w:name="your-first-beta-workflow"/>
+    <w:bookmarkStart w:id="20" w:name="advanced-not-this-beta"/>
     <w:p>
       <w:pPr>
         <w:pStyle w:val="Heading3"/>
       </w:pPr>
       <w:r>
-        <w:t xml:space="preserve">Your First Beta Workflow</w:t>
+        <w:t xml:space="preserve">Advanced Capabilities — Roadmap, Not This Beta</w:t>
       </w:r>
     </w:p>
     <w:p>
@@ -1012,73 +1015,63 @@
         <w:pStyle w:val="FirstParagraph"/>
       </w:pPr>
       <w:r>
-        <w:t xml:space="preserve">This walkthrough assumes someone has finished the installer and you have</w:t>
-      </w:r>
-      <w:r>
-        <w:t xml:space="preserve"> </w:t>
-      </w:r>
-      <w:r>
-        <w:t xml:space="preserve">a username and password for the operator console.</w:t>
-      </w:r>
-    </w:p>
-    <w:p>
-      <w:pPr>
-        <w:pStyle w:val="BlockText"/>
-      </w:pPr>
-      <w:r>
-        <w:rPr>
-          <w:b/>
-          <w:bCs/>
-        </w:rPr>
-        <w:t xml:space="preserve">Beta boundary.</w:t>
-      </w:r>
-      <w:r>
-        <w:t xml:space="preserve"> </w:t>
-      </w:r>
-      <w:r>
-        <w:t xml:space="preserve">The stock build has no production server-side media probe.</w:t>
-      </w:r>
-      <w:r>
-        <w:t xml:space="preserve"> </w:t>
-      </w:r>
-      <w:r>
-        <w:t xml:space="preserve">It shows</w:t>
-      </w:r>
-      <w:r>
-        <w:t xml:space="preserve"> </w:t>
-      </w:r>
-      <w:r>
-        <w:rPr>
-          <w:b/>
-          <w:bCs/>
-        </w:rPr>
-        <w:t xml:space="preserve">Source preview unavailable</w:t>
-      </w:r>
-      <w:r>
-        <w:t xml:space="preserve"> </w:t>
-      </w:r>
-      <w:r>
-        <w:t xml:space="preserve">and keeps</w:t>
-      </w:r>
-      <w:r>
-        <w:t xml:space="preserve"> </w:t>
-      </w:r>
-      <w:r>
-        <w:rPr>
-          <w:b/>
-          <w:bCs/>
-        </w:rPr>
-        <w:t xml:space="preserve">Start Live Stream</w:t>
-      </w:r>
-      <w:r>
-        <w:t xml:space="preserve"> </w:t>
-      </w:r>
-      <w:r>
-        <w:t xml:space="preserve">disabled. That is the expected safe state, not an installation failure.</w:t>
-      </w:r>
-    </w:p>
-    <w:p>
-      <w:pPr>
+        <w:t xml:space="preserve">To keep this manual honest about what a station can rely on today, the</w:t>
+      </w:r>
+      <w:r>
+        <w:t xml:space="preserve"> </w:t>
+      </w:r>
+      <w:r>
+        <w:t xml:space="preserve">following are</w:t>
+      </w:r>
+      <w:r>
+        <w:t xml:space="preserve"> </w:t>
+      </w:r>
+      <w:r>
+        <w:rPr>
+          <w:b/>
+          <w:bCs/>
+        </w:rPr>
+        <w:t xml:space="preserve">not</w:t>
+      </w:r>
+      <w:r>
+        <w:t xml:space="preserve"> </w:t>
+      </w:r>
+      <w:r>
+        <w:t xml:space="preserve">ready in this beta. Each has real source code in the</w:t>
+      </w:r>
+      <w:r>
+        <w:t xml:space="preserve"> </w:t>
+      </w:r>
+      <w:r>
+        <w:t xml:space="preserve">repository, but none has been field-proven the way the recorded-media</w:t>
+      </w:r>
+      <w:r>
+        <w:t xml:space="preserve"> </w:t>
+      </w:r>
+      <w:r>
+        <w:t xml:space="preserve">workflow in</w:t>
+      </w:r>
+      <w:r>
+        <w:t xml:space="preserve"> </w:t>
+      </w:r>
+      <w:hyperlink w:anchor="your-first-beta-workflow">
+        <w:r>
+          <w:rPr>
+            <w:rStyle w:val="Hyperlink"/>
+          </w:rPr>
+          <w:t xml:space="preserve">Your First Beta Workflow</w:t>
+        </w:r>
+      </w:hyperlink>
+      <w:r>
+        <w:t xml:space="preserve"> </w:t>
+      </w:r>
+      <w:r>
+        <w:t xml:space="preserve">has:</w:t>
+      </w:r>
+    </w:p>
+    <w:p>
+      <w:pPr>
+        <w:pStyle w:val="Compact"/>
         <w:numPr>
           <w:ilvl w:val="0"/>
           <w:numId w:val="1003"/>
@@ -1089,35 +1082,50 @@
           <w:b/>
           <w:bCs/>
         </w:rPr>
-        <w:t xml:space="preserve">Open the operator console.</w:t>
-      </w:r>
-      <w:r>
-        <w:t xml:space="preserve"> </w:t>
-      </w:r>
-      <w:r>
-        <w:t xml:space="preserve">Your IT lead will tell you the address</w:t>
-      </w:r>
-      <w:r>
-        <w:t xml:space="preserve"> </w:t>
-      </w:r>
-      <w:r>
-        <w:t xml:space="preserve">(it usually looks like</w:t>
-      </w:r>
-      <w:r>
-        <w:t xml:space="preserve"> </w:t>
-      </w:r>
-      <w:r>
-        <w:rPr>
-          <w:rStyle w:val="VerbatimChar"/>
-        </w:rPr>
-        <w:t xml:space="preserve">https://broadcast.yourtown.gov</w:t>
-      </w:r>
-      <w:r>
-        <w:t xml:space="preserve">). Sign in.</w:t>
-      </w:r>
-    </w:p>
-    <w:p>
-      <w:pPr>
+        <w:t xml:space="preserve">Full cable/SDI headend delivery.</w:t>
+      </w:r>
+      <w:r>
+        <w:t xml:space="preserve"> </w:t>
+      </w:r>
+      <w:r>
+        <w:t xml:space="preserve">The software writes the file</w:t>
+      </w:r>
+      <w:r>
+        <w:t xml:space="preserve"> </w:t>
+      </w:r>
+      <w:r>
+        <w:t xml:space="preserve">packages and TSDuck compliance checks a cable headend needs, but no</w:t>
+      </w:r>
+      <w:r>
+        <w:t xml:space="preserve"> </w:t>
+      </w:r>
+      <w:r>
+        <w:t xml:space="preserve">physical SDI output, QAM modulation, or PEG-headend acceptance has been</w:t>
+      </w:r>
+      <w:r>
+        <w:t xml:space="preserve"> </w:t>
+      </w:r>
+      <w:r>
+        <w:t xml:space="preserve">proven with real hardware. See</w:t>
+      </w:r>
+      <w:r>
+        <w:t xml:space="preserve"> </w:t>
+      </w:r>
+      <w:hyperlink w:anchor="comparative-capability-status">
+        <w:r>
+          <w:rPr>
+            <w:rStyle w:val="Hyperlink"/>
+          </w:rPr>
+          <w:t xml:space="preserve">Comparative Capability Status</w:t>
+        </w:r>
+      </w:hyperlink>
+      <w:r>
+        <w:t xml:space="preserve">.</w:t>
+      </w:r>
+    </w:p>
+    <w:p>
+      <w:pPr>
+        <w:pStyle w:val="Compact"/>
         <w:numPr>
           <w:ilvl w:val="0"/>
           <w:numId w:val="1003"/>
@@ -1128,55 +1136,36 @@
           <w:b/>
           <w:bCs/>
         </w:rPr>
-        <w:t xml:space="preserve">Confirm the live safety state.</w:t>
-      </w:r>
-      <w:r>
-        <w:t xml:space="preserve"> </w:t>
-      </w:r>
-      <w:r>
-        <w:t xml:space="preserve">Open</w:t>
-      </w:r>
-      <w:r>
-        <w:t xml:space="preserve"> </w:t>
-      </w:r>
-      <w:r>
-        <w:rPr>
-          <w:b/>
-          <w:bCs/>
-        </w:rPr>
-        <w:t xml:space="preserve">Run Meeting</w:t>
-      </w:r>
-      <w:r>
-        <w:t xml:space="preserve"> </w:t>
-      </w:r>
-      <w:r>
-        <w:t xml:space="preserve">and confirm the room</w:t>
-      </w:r>
-      <w:r>
-        <w:t xml:space="preserve"> </w:t>
-      </w:r>
-      <w:r>
-        <w:t xml:space="preserve">says</w:t>
-      </w:r>
-      <w:r>
-        <w:t xml:space="preserve"> </w:t>
-      </w:r>
-      <w:r>
-        <w:rPr>
-          <w:b/>
-          <w:bCs/>
-        </w:rPr>
-        <w:t xml:space="preserve">Source preview unavailable</w:t>
-      </w:r>
-      <w:r>
-        <w:t xml:space="preserve"> </w:t>
-      </w:r>
-      <w:r>
-        <w:t xml:space="preserve">and does not enable live start.</w:t>
-      </w:r>
-    </w:p>
-    <w:p>
-      <w:pPr>
+        <w:t xml:space="preserve">Running more than one channel at the same time.</w:t>
+      </w:r>
+      <w:r>
+        <w:t xml:space="preserve"> </w:t>
+      </w:r>
+      <w:r>
+        <w:t xml:space="preserve">The engine and data</w:t>
+      </w:r>
+      <w:r>
+        <w:t xml:space="preserve"> </w:t>
+      </w:r>
+      <w:r>
+        <w:t xml:space="preserve">model support multiple channels, but simultaneous multi-channel</w:t>
+      </w:r>
+      <w:r>
+        <w:t xml:space="preserve"> </w:t>
+      </w:r>
+      <w:r>
+        <w:t xml:space="preserve">operation on one station has not been soak-tested the way the</w:t>
+      </w:r>
+      <w:r>
+        <w:t xml:space="preserve"> </w:t>
+      </w:r>
+      <w:r>
+        <w:t xml:space="preserve">single-channel path has.</w:t>
+      </w:r>
+    </w:p>
+    <w:p>
+      <w:pPr>
+        <w:pStyle w:val="Compact"/>
         <w:numPr>
           <w:ilvl w:val="0"/>
           <w:numId w:val="1003"/>
@@ -1187,793 +1176,19 @@
           <w:b/>
           <w:bCs/>
         </w:rPr>
-        <w:t xml:space="preserve">Create or upload sample recorded media.</w:t>
-      </w:r>
-      <w:r>
-        <w:t xml:space="preserve"> </w:t>
-      </w:r>
-      <w:r>
-        <w:t xml:space="preserve">Use non-sensitive test content.</w:t>
-      </w:r>
-    </w:p>
-    <w:p>
-      <w:pPr>
-        <w:numPr>
-          <w:ilvl w:val="0"/>
-          <w:numId w:val="1003"/>
-        </w:numPr>
-      </w:pPr>
-      <w:r>
-        <w:rPr>
-          <w:b/>
-          <w:bCs/>
-        </w:rPr>
-        <w:t xml:space="preserve">Run a private rehearsal.</w:t>
-      </w:r>
-      <w:r>
-        <w:t xml:space="preserve"> </w:t>
-      </w:r>
-      <w:r>
-        <w:t xml:space="preserve">In</w:t>
-      </w:r>
-      <w:r>
-        <w:t xml:space="preserve"> </w:t>
-      </w:r>
-      <w:r>
-        <w:rPr>
-          <w:b/>
-          <w:bCs/>
-        </w:rPr>
-        <w:t xml:space="preserve">System Health</w:t>
-      </w:r>
-      <w:r>
-        <w:t xml:space="preserve">, choose</w:t>
-      </w:r>
-      <w:r>
-        <w:t xml:space="preserve"> </w:t>
-      </w:r>
-      <w:r>
-        <w:rPr>
-          <w:b/>
-          <w:bCs/>
-        </w:rPr>
-        <w:t xml:space="preserve">Run private</w:t>
-      </w:r>
-      <w:r>
-        <w:rPr>
-          <w:b/>
-          <w:bCs/>
-        </w:rPr>
-        <w:t xml:space="preserve"> </w:t>
-      </w:r>
-      <w:r>
-        <w:rPr>
-          <w:b/>
-          <w:bCs/>
-        </w:rPr>
-        <w:t xml:space="preserve">rehearsal</w:t>
-      </w:r>
-      <w:r>
-        <w:t xml:space="preserve">. CivicCast must report that it copied the exact validated sample,</w:t>
-      </w:r>
-      <w:r>
-        <w:t xml:space="preserve"> </w:t>
-      </w:r>
-      <w:r>
-        <w:t xml:space="preserve">created and finalized a private recording, and loaded resident preview.</w:t>
-      </w:r>
-    </w:p>
-    <w:p>
-      <w:pPr>
-        <w:numPr>
-          <w:ilvl w:val="0"/>
-          <w:numId w:val="1003"/>
-        </w:numPr>
-      </w:pPr>
-      <w:r>
-        <w:rPr>
-          <w:b/>
-          <w:bCs/>
-        </w:rPr>
-        <w:t xml:space="preserve">Validate and package it.</w:t>
-      </w:r>
-      <w:r>
-        <w:t xml:space="preserve"> </w:t>
-      </w:r>
-      <w:r>
-        <w:t xml:space="preserve">An authorized publish operator or setup</w:t>
-      </w:r>
-      <w:r>
-        <w:t xml:space="preserve"> </w:t>
-      </w:r>
-      <w:r>
-        <w:t xml:space="preserve">administrator chooses</w:t>
-      </w:r>
-      <w:r>
-        <w:t xml:space="preserve"> </w:t>
-      </w:r>
-      <w:r>
-        <w:rPr>
-          <w:b/>
-          <w:bCs/>
-        </w:rPr>
-        <w:t xml:space="preserve">Package for playback</w:t>
-      </w:r>
-      <w:r>
-        <w:t xml:space="preserve">. Packaging must remain private.</w:t>
-      </w:r>
-    </w:p>
-    <w:p>
-      <w:pPr>
-        <w:numPr>
-          <w:ilvl w:val="0"/>
-          <w:numId w:val="1003"/>
-        </w:numPr>
-      </w:pPr>
-      <w:r>
-        <w:rPr>
-          <w:b/>
-          <w:bCs/>
-        </w:rPr>
-        <w:t xml:space="preserve">Verify privacy before approval.</w:t>
-      </w:r>
-      <w:r>
-        <w:t xml:space="preserve"> </w:t>
-      </w:r>
-      <w:r>
-        <w:t xml:space="preserve">The recording must not appear or play in</w:t>
-      </w:r>
-      <w:r>
-        <w:t xml:space="preserve"> </w:t>
-      </w:r>
-      <w:r>
-        <w:t xml:space="preserve">the resident portal yet.</w:t>
-      </w:r>
-    </w:p>
-    <w:p>
-      <w:pPr>
-        <w:numPr>
-          <w:ilvl w:val="0"/>
-          <w:numId w:val="1003"/>
-        </w:numPr>
-      </w:pPr>
-      <w:r>
-        <w:rPr>
-          <w:b/>
-          <w:bCs/>
-        </w:rPr>
-        <w:t xml:space="preserve">Approve Portal publication.</w:t>
-      </w:r>
-      <w:r>
-        <w:t xml:space="preserve"> </w:t>
-      </w:r>
-      <w:r>
-        <w:t xml:space="preserve">In</w:t>
-      </w:r>
-      <w:r>
-        <w:t xml:space="preserve"> </w:t>
-      </w:r>
-      <w:r>
-        <w:rPr>
-          <w:b/>
-          <w:bCs/>
-        </w:rPr>
-        <w:t xml:space="preserve">Publish</w:t>
-      </w:r>
-      <w:r>
-        <w:t xml:space="preserve">, select only</w:t>
-      </w:r>
-      <w:r>
-        <w:t xml:space="preserve"> </w:t>
-      </w:r>
-      <w:r>
-        <w:rPr>
-          <w:b/>
-          <w:bCs/>
-        </w:rPr>
-        <w:t xml:space="preserve">Portal</w:t>
-      </w:r>
-      <w:r>
-        <w:t xml:space="preserve"> </w:t>
-      </w:r>
-      <w:r>
-        <w:t xml:space="preserve">and</w:t>
-      </w:r>
-      <w:r>
-        <w:t xml:space="preserve"> </w:t>
-      </w:r>
-      <w:r>
-        <w:t xml:space="preserve">approve it.</w:t>
-      </w:r>
-    </w:p>
-    <w:p>
-      <w:pPr>
-        <w:numPr>
-          <w:ilvl w:val="0"/>
-          <w:numId w:val="1003"/>
-        </w:numPr>
-      </w:pPr>
-      <w:r>
-        <w:rPr>
-          <w:b/>
-          <w:bCs/>
-        </w:rPr>
-        <w:t xml:space="preserve">Confirm resident playback.</w:t>
-      </w:r>
-      <w:r>
-        <w:t xml:space="preserve"> </w:t>
-      </w:r>
-      <w:r>
-        <w:t xml:space="preserve">Open the resident portal in a second browser</w:t>
-      </w:r>
-      <w:r>
-        <w:t xml:space="preserve"> </w:t>
-      </w:r>
-      <w:r>
-        <w:t xml:space="preserve">and play the approved recording. Unapproved media must remain private.</w:t>
-      </w:r>
-    </w:p>
-    <w:bookmarkEnd w:id="20"/>
-    <w:bookmarkStart w:id="21" w:name="where-recordings-live"/>
-    <w:p>
-      <w:pPr>
-        <w:pStyle w:val="Heading3"/>
-      </w:pPr>
-      <w:r>
-        <w:t xml:space="preserve">Where Recordings And Backups Live</w:t>
-      </w:r>
-    </w:p>
-    <w:p>
-      <w:pPr>
-        <w:pStyle w:val="FirstParagraph"/>
-      </w:pPr>
-      <w:r>
-        <w:t xml:space="preserve">CivicCast’s Windows service stores media, recordings, and backups under its</w:t>
-      </w:r>
-      <w:r>
-        <w:t xml:space="preserve"> </w:t>
-      </w:r>
-      <w:r>
-        <w:t xml:space="preserve">own Windows account (the account the background service runs as), not under</w:t>
-      </w:r>
-      <w:r>
-        <w:t xml:space="preserve"> </w:t>
-      </w:r>
-      <w:r>
-        <w:t xml:space="preserve">your own</w:t>
-      </w:r>
-      <w:r>
-        <w:t xml:space="preserve"> </w:t>
-      </w:r>
-      <w:r>
-        <w:rPr>
-          <w:rStyle w:val="VerbatimChar"/>
-        </w:rPr>
-        <w:t xml:space="preserve">C:\Users\&lt;you&gt;</w:t>
-      </w:r>
-      <w:r>
-        <w:t xml:space="preserve"> </w:t>
-      </w:r>
-      <w:r>
-        <w:t xml:space="preserve">folders. That is why</w:t>
-      </w:r>
-      <w:r>
-        <w:t xml:space="preserve"> </w:t>
-      </w:r>
-      <w:r>
-        <w:t xml:space="preserve">“recordings are saved</w:t>
-      </w:r>
-      <w:r>
-        <w:t xml:space="preserve"> </w:t>
-      </w:r>
-      <w:r>
-        <w:t xml:space="preserve">locally”</w:t>
-      </w:r>
-      <w:r>
-        <w:t xml:space="preserve"> </w:t>
-      </w:r>
-      <w:r>
-        <w:t xml:space="preserve">does not mean they show up if you browse your own Documents or</w:t>
-      </w:r>
-      <w:r>
-        <w:t xml:space="preserve"> </w:t>
-      </w:r>
-      <w:r>
-        <w:t xml:space="preserve">Desktop — the real folder is a system location a normal Windows account</w:t>
-      </w:r>
-      <w:r>
-        <w:t xml:space="preserve"> </w:t>
-      </w:r>
-      <w:r>
-        <w:t xml:space="preserve">often cannot open directly, even by pasting the path into File Explorer.</w:t>
-      </w:r>
-    </w:p>
-    <w:p>
-      <w:pPr>
-        <w:pStyle w:val="BodyText"/>
-      </w:pPr>
-      <w:r>
-        <w:rPr>
-          <w:b/>
-          <w:bCs/>
-        </w:rPr>
-        <w:t xml:space="preserve">You do not need filesystem access to find a recording.</w:t>
-      </w:r>
-      <w:r>
-        <w:t xml:space="preserve"> </w:t>
-      </w:r>
-      <w:r>
-        <w:t xml:space="preserve">The</w:t>
-      </w:r>
-      <w:r>
-        <w:t xml:space="preserve"> </w:t>
-      </w:r>
-      <w:r>
-        <w:rPr>
-          <w:b/>
-          <w:bCs/>
-        </w:rPr>
-        <w:t xml:space="preserve">Assets</w:t>
-      </w:r>
-      <w:r>
-        <w:t xml:space="preserve"> </w:t>
-      </w:r>
-      <w:r>
-        <w:t xml:space="preserve">screen lists every recording CivicCast has, with its title, date, duration,</w:t>
-      </w:r>
-      <w:r>
-        <w:t xml:space="preserve"> </w:t>
-      </w:r>
-      <w:r>
-        <w:t xml:space="preserve">and publish status — that is the supported way to find a recording, review</w:t>
-      </w:r>
-      <w:r>
-        <w:t xml:space="preserve"> </w:t>
-      </w:r>
-      <w:r>
-        <w:t xml:space="preserve">it, and republish it, with no folder-browsing required.</w:t>
-      </w:r>
-    </w:p>
-    <w:p>
-      <w:pPr>
-        <w:pStyle w:val="BodyText"/>
-      </w:pPr>
-      <w:r>
-        <w:t xml:space="preserve">If you do need the actual files (for a legal hold, a manual copy, or</w:t>
-      </w:r>
-      <w:r>
-        <w:t xml:space="preserve"> </w:t>
-      </w:r>
-      <w:r>
-        <w:t xml:space="preserve">troubleshooting with IT), open</w:t>
-      </w:r>
-      <w:r>
-        <w:t xml:space="preserve"> </w:t>
-      </w:r>
-      <w:r>
-        <w:rPr>
-          <w:b/>
-          <w:bCs/>
-        </w:rPr>
-        <w:t xml:space="preserve">Setup → Station Profile</w:t>
-      </w:r>
-      <w:r>
-        <w:t xml:space="preserve">. The</w:t>
-      </w:r>
-      <w:r>
-        <w:t xml:space="preserve"> </w:t>
-      </w:r>
-      <w:r>
-        <w:rPr>
-          <w:b/>
-          <w:bCs/>
-        </w:rPr>
-        <w:t xml:space="preserve">Storage</w:t>
-      </w:r>
-      <w:r>
-        <w:rPr>
-          <w:b/>
-          <w:bCs/>
-        </w:rPr>
-        <w:t xml:space="preserve"> </w:t>
-      </w:r>
-      <w:r>
-        <w:rPr>
-          <w:b/>
-          <w:bCs/>
-        </w:rPr>
-        <w:t xml:space="preserve">roots</w:t>
-      </w:r>
-      <w:r>
-        <w:t xml:space="preserve"> </w:t>
-      </w:r>
-      <w:r>
-        <w:t xml:space="preserve">section shows the exact Media library, Recordings, and Backups paths</w:t>
-      </w:r>
-      <w:r>
-        <w:t xml:space="preserve"> </w:t>
-      </w:r>
-      <w:r>
-        <w:t xml:space="preserve">this station is using right now, each with a</w:t>
-      </w:r>
-      <w:r>
-        <w:t xml:space="preserve"> </w:t>
-      </w:r>
-      <w:r>
-        <w:rPr>
-          <w:b/>
-          <w:bCs/>
-        </w:rPr>
-        <w:t xml:space="preserve">Copy path</w:t>
-      </w:r>
-      <w:r>
-        <w:t xml:space="preserve"> </w:t>
-      </w:r>
-      <w:r>
-        <w:t xml:space="preserve">button. Paste the</w:t>
-      </w:r>
-      <w:r>
-        <w:t xml:space="preserve"> </w:t>
-      </w:r>
-      <w:r>
-        <w:t xml:space="preserve">copied path into File Explorer’s address bar; if Explorer reports access is</w:t>
-      </w:r>
-      <w:r>
-        <w:t xml:space="preserve"> </w:t>
-      </w:r>
-      <w:r>
-        <w:t xml:space="preserve">denied, an administrator on this Windows computer can grant read access, or</w:t>
-      </w:r>
-      <w:r>
-        <w:t xml:space="preserve"> </w:t>
-      </w:r>
-      <w:r>
-        <w:t xml:space="preserve">can run CivicCast’s</w:t>
-      </w:r>
-      <w:r>
-        <w:t xml:space="preserve"> </w:t>
-      </w:r>
-      <w:r>
-        <w:rPr>
-          <w:b/>
-          <w:bCs/>
-        </w:rPr>
-        <w:t xml:space="preserve">Open folder</w:t>
-      </w:r>
-      <w:r>
-        <w:t xml:space="preserve"> </w:t>
-      </w:r>
-      <w:r>
-        <w:t xml:space="preserve">action from the station itself (it only</w:t>
-      </w:r>
-      <w:r>
-        <w:t xml:space="preserve"> </w:t>
-      </w:r>
-      <w:r>
-        <w:t xml:space="preserve">works when you are physically at, or remoted into, the station computer —</w:t>
-      </w:r>
-      <w:r>
-        <w:t xml:space="preserve"> </w:t>
-      </w:r>
-      <w:r>
-        <w:t xml:space="preserve">not from a different computer on the network).</w:t>
-      </w:r>
-    </w:p>
-    <w:p>
-      <w:pPr>
-        <w:pStyle w:val="BodyText"/>
-      </w:pPr>
-      <w:r>
-        <w:t xml:space="preserve">The</w:t>
-      </w:r>
-      <w:r>
-        <w:t xml:space="preserve"> </w:t>
-      </w:r>
-      <w:r>
-        <w:rPr>
-          <w:b/>
-          <w:bCs/>
-        </w:rPr>
-        <w:t xml:space="preserve">Backup destination</w:t>
-      </w:r>
-      <w:r>
-        <w:t xml:space="preserve"> </w:t>
-      </w:r>
-      <w:r>
-        <w:t xml:space="preserve">field on the</w:t>
-      </w:r>
-      <w:r>
-        <w:t xml:space="preserve"> </w:t>
-      </w:r>
-      <w:r>
-        <w:rPr>
-          <w:b/>
-          <w:bCs/>
-        </w:rPr>
-        <w:t xml:space="preserve">Setup</w:t>
-      </w:r>
-      <w:r>
-        <w:t xml:space="preserve"> </w:t>
-      </w:r>
-      <w:r>
-        <w:t xml:space="preserve">screen is different: it is</w:t>
-      </w:r>
-      <w:r>
-        <w:t xml:space="preserve"> </w:t>
-      </w:r>
-      <w:r>
-        <w:t xml:space="preserve">a folder or drive</w:t>
-      </w:r>
-      <w:r>
-        <w:t xml:space="preserve"> </w:t>
-      </w:r>
-      <w:r>
-        <w:rPr>
-          <w:i/>
-          <w:iCs/>
-        </w:rPr>
-        <w:t xml:space="preserve">you</w:t>
-      </w:r>
-      <w:r>
-        <w:t xml:space="preserve"> </w:t>
-      </w:r>
-      <w:r>
-        <w:t xml:space="preserve">choose (a local drive, an external drive, or a</w:t>
-      </w:r>
-      <w:r>
-        <w:t xml:space="preserve"> </w:t>
-      </w:r>
-      <w:r>
-        <w:t xml:space="preserve">network share), and CivicCast verifies CivicCast can write to, read from,</w:t>
-      </w:r>
-      <w:r>
-        <w:t xml:space="preserve"> </w:t>
-      </w:r>
-      <w:r>
-        <w:t xml:space="preserve">and clean up after itself there. A backup destination should always be a</w:t>
-      </w:r>
-      <w:r>
-        <w:t xml:space="preserve"> </w:t>
-      </w:r>
-      <w:r>
-        <w:t xml:space="preserve">real Windows path, such as</w:t>
-      </w:r>
-      <w:r>
-        <w:t xml:space="preserve"> </w:t>
-      </w:r>
-      <w:r>
-        <w:rPr>
-          <w:rStyle w:val="VerbatimChar"/>
-        </w:rPr>
-        <w:t xml:space="preserve">C:\CivicCastBackups</w:t>
-      </w:r>
-      <w:r>
-        <w:t xml:space="preserve"> </w:t>
-      </w:r>
-      <w:r>
-        <w:t xml:space="preserve">or</w:t>
-      </w:r>
-      <w:r>
-        <w:t xml:space="preserve"> </w:t>
-      </w:r>
-      <w:r>
-        <w:rPr>
-          <w:rStyle w:val="VerbatimChar"/>
-        </w:rPr>
-        <w:t xml:space="preserve">D:\CivicCastBackups</w:t>
-      </w:r>
-      <w:r>
-        <w:t xml:space="preserve"> </w:t>
-      </w:r>
-      <w:r>
-        <w:t xml:space="preserve">—</w:t>
-      </w:r>
-      <w:r>
-        <w:t xml:space="preserve"> </w:t>
-      </w:r>
-      <w:r>
-        <w:t xml:space="preserve">CivicCast rejects a WSL/Linux-style path (anything containing</w:t>
-      </w:r>
-      <w:r>
-        <w:t xml:space="preserve"> </w:t>
-      </w:r>
-      <w:r>
-        <w:rPr>
-          <w:rStyle w:val="VerbatimChar"/>
-        </w:rPr>
-        <w:t xml:space="preserve">\mnt\c\...</w:t>
-      </w:r>
-      <w:r>
-        <w:t xml:space="preserve"> </w:t>
-      </w:r>
-      <w:r>
-        <w:t xml:space="preserve">or</w:t>
-      </w:r>
-      <w:r>
-        <w:t xml:space="preserve"> </w:t>
-      </w:r>
-      <w:r>
-        <w:rPr>
-          <w:rStyle w:val="VerbatimChar"/>
-        </w:rPr>
-        <w:t xml:space="preserve">/mnt/c/...</w:t>
-      </w:r>
-      <w:r>
-        <w:t xml:space="preserve">) because that path format does not exist on a Windows</w:t>
-      </w:r>
-      <w:r>
-        <w:t xml:space="preserve"> </w:t>
-      </w:r>
-      <w:r>
-        <w:t xml:space="preserve">station and would silently mean nothing was actually being backed up.</w:t>
-      </w:r>
-    </w:p>
-    <w:bookmarkEnd w:id="21"/>
-    <w:bookmarkStart w:id="22" w:name="publish-surfaces"/>
-    <w:p>
-      <w:pPr>
-        <w:pStyle w:val="Heading3"/>
-      </w:pPr>
-      <w:r>
-        <w:t xml:space="preserve">What Each Publish Surface Means</w:t>
-      </w:r>
-    </w:p>
-    <w:p>
-      <w:pPr>
-        <w:pStyle w:val="FirstParagraph"/>
-      </w:pPr>
-      <w:r>
-        <w:t xml:space="preserve">The</w:t>
-      </w:r>
-      <w:r>
-        <w:t xml:space="preserve"> </w:t>
-      </w:r>
-      <w:r>
-        <w:rPr>
-          <w:b/>
-          <w:bCs/>
-        </w:rPr>
-        <w:t xml:space="preserve">Publish</w:t>
-      </w:r>
-      <w:r>
-        <w:t xml:space="preserve"> </w:t>
-      </w:r>
-      <w:r>
-        <w:t xml:space="preserve">dashboard shows one row per surface a recording can reach.</w:t>
-      </w:r>
-      <w:r>
-        <w:t xml:space="preserve"> </w:t>
-      </w:r>
-      <w:r>
-        <w:t xml:space="preserve">Each row’s dot color and word describe that one surface, not the whole</w:t>
-      </w:r>
-      <w:r>
-        <w:t xml:space="preserve"> </w:t>
-      </w:r>
-      <w:r>
-        <w:t xml:space="preserve">recording:</w:t>
-      </w:r>
-    </w:p>
-    <w:p>
-      <w:pPr>
-        <w:pStyle w:val="Compact"/>
-        <w:numPr>
-          <w:ilvl w:val="0"/>
-          <w:numId w:val="1004"/>
-        </w:numPr>
-      </w:pPr>
-      <w:r>
-        <w:rPr>
-          <w:b/>
-          <w:bCs/>
-        </w:rPr>
-        <w:t xml:space="preserve">Portal</w:t>
-      </w:r>
-      <w:r>
-        <w:t xml:space="preserve"> </w:t>
-      </w:r>
-      <w:r>
-        <w:t xml:space="preserve">(required) — the station’s own resident-facing website. This is</w:t>
-      </w:r>
-      <w:r>
-        <w:t xml:space="preserve"> </w:t>
-      </w:r>
-      <w:r>
-        <w:t xml:space="preserve">the canonical, citable public record; nothing else on the dashboard is</w:t>
-      </w:r>
-      <w:r>
-        <w:t xml:space="preserve"> </w:t>
-      </w:r>
-      <w:r>
-        <w:t xml:space="preserve">required for a recording to be public.</w:t>
-      </w:r>
-    </w:p>
-    <w:p>
-      <w:pPr>
-        <w:pStyle w:val="Compact"/>
-        <w:numPr>
-          <w:ilvl w:val="0"/>
-          <w:numId w:val="1004"/>
-        </w:numPr>
-      </w:pPr>
-      <w:r>
-        <w:rPr>
-          <w:b/>
-          <w:bCs/>
-        </w:rPr>
-        <w:t xml:space="preserve">Internet Archive</w:t>
-      </w:r>
-      <w:r>
-        <w:t xml:space="preserve">,</w:t>
-      </w:r>
-      <w:r>
-        <w:t xml:space="preserve"> </w:t>
-      </w:r>
-      <w:r>
-        <w:rPr>
-          <w:b/>
-          <w:bCs/>
-        </w:rPr>
-        <w:t xml:space="preserve">YouTube</w:t>
-      </w:r>
-      <w:r>
-        <w:t xml:space="preserve">,</w:t>
-      </w:r>
-      <w:r>
-        <w:t xml:space="preserve"> </w:t>
-      </w:r>
-      <w:r>
-        <w:rPr>
-          <w:b/>
-          <w:bCs/>
-        </w:rPr>
-        <w:t xml:space="preserve">Local archive folder</w:t>
-      </w:r>
-      <w:r>
-        <w:t xml:space="preserve">,</w:t>
-      </w:r>
-      <w:r>
-        <w:t xml:space="preserve"> </w:t>
-      </w:r>
-      <w:r>
-        <w:rPr>
-          <w:b/>
-          <w:bCs/>
-        </w:rPr>
-        <w:t xml:space="preserve">Subscriber</w:t>
-      </w:r>
-      <w:r>
-        <w:rPr>
-          <w:b/>
-          <w:bCs/>
-        </w:rPr>
-        <w:t xml:space="preserve"> </w:t>
-      </w:r>
-      <w:r>
-        <w:rPr>
-          <w:b/>
-          <w:bCs/>
-        </w:rPr>
-        <w:t xml:space="preserve">notices</w:t>
-      </w:r>
-      <w:r>
-        <w:t xml:space="preserve">,</w:t>
-      </w:r>
-      <w:r>
-        <w:t xml:space="preserve"> </w:t>
-      </w:r>
-      <w:r>
-        <w:rPr>
-          <w:b/>
-          <w:bCs/>
-        </w:rPr>
-        <w:t xml:space="preserve">Podcast feed</w:t>
-      </w:r>
-      <w:r>
-        <w:t xml:space="preserve"> </w:t>
-      </w:r>
-      <w:r>
-        <w:t xml:space="preserve">— optional reach and archive surfaces (see</w:t>
+        <w:t xml:space="preserve">Internet Archive and YouTube syndication as a turnkey path.</w:t>
+      </w:r>
+      <w:r>
+        <w:t xml:space="preserve"> </w:t>
+      </w:r>
+      <w:r>
+        <w:t xml:space="preserve">Both</w:t>
+      </w:r>
+      <w:r>
+        <w:t xml:space="preserve"> </w:t>
+      </w:r>
+      <w:r>
+        <w:t xml:space="preserve">providers have real adapters and can be configured (see</w:t>
       </w:r>
       <w:r>
         <w:t xml:space="preserve"> </w:t>
@@ -1987,18 +1202,248 @@
         </w:r>
       </w:hyperlink>
       <w:r>
-        <w:t xml:space="preserve">).</w:t>
-      </w:r>
-      <w:r>
-        <w:t xml:space="preserve"> </w:t>
-      </w:r>
-      <w:r>
-        <w:t xml:space="preserve">Each fans out independently on its own timeline.</w:t>
-      </w:r>
-    </w:p>
-    <w:p>
-      <w:pPr>
-        <w:pStyle w:val="Compact"/>
+        <w:t xml:space="preserve">),</w:t>
+      </w:r>
+      <w:r>
+        <w:t xml:space="preserve"> </w:t>
+      </w:r>
+      <w:r>
+        <w:t xml:space="preserve">but each station must independently prove its own credentials and run a</w:t>
+      </w:r>
+      <w:r>
+        <w:t xml:space="preserve"> </w:t>
+      </w:r>
+      <w:r>
+        <w:t xml:space="preserve">private upload proof before relying on either for residents — neither</w:t>
+      </w:r>
+      <w:r>
+        <w:t xml:space="preserve"> </w:t>
+      </w:r>
+      <w:r>
+        <w:t xml:space="preserve">ships pre-verified.</w:t>
+      </w:r>
+    </w:p>
+    <w:p>
+      <w:pPr>
+        <w:pStyle w:val="Compact"/>
+        <w:numPr>
+          <w:ilvl w:val="0"/>
+          <w:numId w:val="1003"/>
+        </w:numPr>
+      </w:pPr>
+      <w:r>
+        <w:rPr>
+          <w:b/>
+          <w:bCs/>
+        </w:rPr>
+        <w:t xml:space="preserve">OTT apps (Roku, Apple TV, and similar).</w:t>
+      </w:r>
+      <w:r>
+        <w:t xml:space="preserve"> </w:t>
+      </w:r>
+      <w:r>
+        <w:t xml:space="preserve">Native source trees exist for</w:t>
+      </w:r>
+      <w:r>
+        <w:t xml:space="preserve"> </w:t>
+      </w:r>
+      <w:r>
+        <w:t xml:space="preserve">six targets, but publishing through commercial app stores needs the</w:t>
+      </w:r>
+      <w:r>
+        <w:t xml:space="preserve"> </w:t>
+      </w:r>
+      <w:r>
+        <w:t xml:space="preserve">station’s own developer accounts and passing that store’s own review —</w:t>
+      </w:r>
+      <w:r>
+        <w:t xml:space="preserve"> </w:t>
+      </w:r>
+      <w:r>
+        <w:t xml:space="preserve">outside this package, and not tested end to end here.</w:t>
+      </w:r>
+    </w:p>
+    <w:p>
+      <w:pPr>
+        <w:pStyle w:val="Compact"/>
+        <w:numPr>
+          <w:ilvl w:val="0"/>
+          <w:numId w:val="1003"/>
+        </w:numPr>
+      </w:pPr>
+      <w:r>
+        <w:rPr>
+          <w:b/>
+          <w:bCs/>
+        </w:rPr>
+        <w:t xml:space="preserve">Emergency Alert System (EAS) hardware take-over.</w:t>
+      </w:r>
+      <w:r>
+        <w:t xml:space="preserve"> </w:t>
+      </w:r>
+      <w:r>
+        <w:t xml:space="preserve">CivicCast is</w:t>
+      </w:r>
+      <w:r>
+        <w:t xml:space="preserve"> </w:t>
+      </w:r>
+      <w:r>
+        <w:t xml:space="preserve">software that can display and log CAP alerts and force a slate with</w:t>
+      </w:r>
+      <w:r>
+        <w:t xml:space="preserve"> </w:t>
+      </w:r>
+      <w:r>
+        <w:t xml:space="preserve">explicit per-alert operator confirmation. It is</w:t>
+      </w:r>
+      <w:r>
+        <w:t xml:space="preserve"> </w:t>
+      </w:r>
+      <w:r>
+        <w:rPr>
+          <w:b/>
+          <w:bCs/>
+        </w:rPr>
+        <w:t xml:space="preserve">not</w:t>
+      </w:r>
+      <w:r>
+        <w:t xml:space="preserve"> </w:t>
+      </w:r>
+      <w:r>
+        <w:t xml:space="preserve">an EAS device,</w:t>
+      </w:r>
+      <w:r>
+        <w:t xml:space="preserve"> </w:t>
+      </w:r>
+      <w:r>
+        <w:t xml:space="preserve">is not FCC-certified EAS equipment, and does not replace the station’s</w:t>
+      </w:r>
+      <w:r>
+        <w:t xml:space="preserve"> </w:t>
+      </w:r>
+      <w:r>
+        <w:t xml:space="preserve">existing certified EAS relay. See</w:t>
+      </w:r>
+      <w:r>
+        <w:t xml:space="preserve"> </w:t>
+      </w:r>
+      <w:hyperlink w:anchor="common-operator-questions">
+        <w:r>
+          <w:rPr>
+            <w:rStyle w:val="Hyperlink"/>
+          </w:rPr>
+          <w:t xml:space="preserve">What if there’s an emergency during a meeting?</w:t>
+        </w:r>
+      </w:hyperlink>
+    </w:p>
+    <w:p>
+      <w:pPr>
+        <w:pStyle w:val="FirstParagraph"/>
+      </w:pPr>
+      <w:r>
+        <w:t xml:space="preserve">If a board member or IT lead asks whether one of these is</w:t>
+      </w:r>
+      <w:r>
+        <w:t xml:space="preserve"> </w:t>
+      </w:r>
+      <w:r>
+        <w:t xml:space="preserve">“done,”</w:t>
+      </w:r>
+      <w:r>
+        <w:t xml:space="preserve"> </w:t>
+      </w:r>
+      <w:r>
+        <w:t xml:space="preserve">the</w:t>
+      </w:r>
+      <w:r>
+        <w:t xml:space="preserve"> </w:t>
+      </w:r>
+      <w:r>
+        <w:t xml:space="preserve">honest answer is: the code exists, the field proof does not yet.</w:t>
+      </w:r>
+    </w:p>
+    <w:bookmarkEnd w:id="20"/>
+    <w:bookmarkStart w:id="21" w:name="your-first-beta-workflow"/>
+    <w:p>
+      <w:pPr>
+        <w:pStyle w:val="Heading3"/>
+      </w:pPr>
+      <w:r>
+        <w:t xml:space="preserve">Your First Beta Workflow</w:t>
+      </w:r>
+    </w:p>
+    <w:p>
+      <w:pPr>
+        <w:pStyle w:val="FirstParagraph"/>
+      </w:pPr>
+      <w:r>
+        <w:t xml:space="preserve">This walkthrough assumes someone has finished the installer and you have</w:t>
+      </w:r>
+      <w:r>
+        <w:t xml:space="preserve"> </w:t>
+      </w:r>
+      <w:r>
+        <w:t xml:space="preserve">a username and password for the operator console.</w:t>
+      </w:r>
+    </w:p>
+    <w:p>
+      <w:pPr>
+        <w:pStyle w:val="BlockText"/>
+      </w:pPr>
+      <w:r>
+        <w:rPr>
+          <w:b/>
+          <w:bCs/>
+        </w:rPr>
+        <w:t xml:space="preserve">Beta boundary.</w:t>
+      </w:r>
+      <w:r>
+        <w:t xml:space="preserve"> </w:t>
+      </w:r>
+      <w:r>
+        <w:t xml:space="preserve">The stock build has no production server-side media probe.</w:t>
+      </w:r>
+      <w:r>
+        <w:t xml:space="preserve"> </w:t>
+      </w:r>
+      <w:r>
+        <w:t xml:space="preserve">It shows</w:t>
+      </w:r>
+      <w:r>
+        <w:t xml:space="preserve"> </w:t>
+      </w:r>
+      <w:r>
+        <w:rPr>
+          <w:b/>
+          <w:bCs/>
+        </w:rPr>
+        <w:t xml:space="preserve">Source preview unavailable</w:t>
+      </w:r>
+      <w:r>
+        <w:t xml:space="preserve"> </w:t>
+      </w:r>
+      <w:r>
+        <w:t xml:space="preserve">and keeps</w:t>
+      </w:r>
+      <w:r>
+        <w:t xml:space="preserve"> </w:t>
+      </w:r>
+      <w:r>
+        <w:rPr>
+          <w:b/>
+          <w:bCs/>
+        </w:rPr>
+        <w:t xml:space="preserve">Start Live Stream</w:t>
+      </w:r>
+      <w:r>
+        <w:t xml:space="preserve"> </w:t>
+      </w:r>
+      <w:r>
+        <w:t xml:space="preserve">disabled. That is the expected safe state, not an installation failure.</w:t>
+      </w:r>
+    </w:p>
+    <w:p>
+      <w:pPr>
         <w:numPr>
           <w:ilvl w:val="0"/>
           <w:numId w:val="1004"/>
@@ -2009,87 +1454,338 @@
           <w:b/>
           <w:bCs/>
         </w:rPr>
-        <w:t xml:space="preserve">Cable file package</w:t>
-      </w:r>
-      <w:r>
-        <w:t xml:space="preserve"> </w:t>
-      </w:r>
-      <w:r>
-        <w:t xml:space="preserve">— an optional local ZIP of media, captions,</w:t>
-      </w:r>
-      <w:r>
-        <w:t xml:space="preserve"> </w:t>
-      </w:r>
-      <w:r>
-        <w:t xml:space="preserve">metadata, and hashes for handoff to a cable/PEG headend. Most stations</w:t>
-      </w:r>
-      <w:r>
-        <w:t xml:space="preserve"> </w:t>
-      </w:r>
-      <w:r>
-        <w:t xml:space="preserve">never configure a cable-package output folder, and that is fine: this</w:t>
-      </w:r>
-      <w:r>
-        <w:t xml:space="preserve"> </w:t>
-      </w:r>
-      <w:r>
-        <w:t xml:space="preserve">surface reads</w:t>
-      </w:r>
-      <w:r>
-        <w:t xml:space="preserve"> </w:t>
-      </w:r>
-      <w:r>
-        <w:rPr>
-          <w:b/>
-          <w:bCs/>
-        </w:rPr>
-        <w:t xml:space="preserve">Not set up (optional)</w:t>
-      </w:r>
-      <w:r>
-        <w:t xml:space="preserve"> </w:t>
-      </w:r>
-      <w:r>
-        <w:t xml:space="preserve">rather than a red failure when it</w:t>
-      </w:r>
-      <w:r>
-        <w:t xml:space="preserve"> </w:t>
-      </w:r>
-      <w:r>
-        <w:t xml:space="preserve">was never configured. A red</w:t>
-      </w:r>
-      <w:r>
-        <w:t xml:space="preserve"> </w:t>
-      </w:r>
-      <w:r>
-        <w:rPr>
-          <w:b/>
-          <w:bCs/>
-        </w:rPr>
-        <w:t xml:space="preserve">Failed</w:t>
-      </w:r>
-      <w:r>
-        <w:t xml:space="preserve"> </w:t>
-      </w:r>
-      <w:r>
-        <w:t xml:space="preserve">on this row means CivicCast</w:t>
-      </w:r>
-      <w:r>
-        <w:t xml:space="preserve"> </w:t>
-      </w:r>
-      <w:r>
-        <w:t xml:space="preserve">actually tried to build the package (because an output folder is</w:t>
-      </w:r>
-      <w:r>
-        <w:t xml:space="preserve"> </w:t>
-      </w:r>
-      <w:r>
-        <w:t xml:space="preserve">configured) and hit a real problem — a missing source file or a missing</w:t>
-      </w:r>
-      <w:r>
-        <w:t xml:space="preserve"> </w:t>
-      </w:r>
-      <w:r>
-        <w:t xml:space="preserve">caption sidecar — which the row’s message names directly.</w:t>
+        <w:t xml:space="preserve">Open the operator console.</w:t>
+      </w:r>
+      <w:r>
+        <w:t xml:space="preserve"> </w:t>
+      </w:r>
+      <w:r>
+        <w:t xml:space="preserve">Your IT lead will tell you the address</w:t>
+      </w:r>
+      <w:r>
+        <w:t xml:space="preserve"> </w:t>
+      </w:r>
+      <w:r>
+        <w:t xml:space="preserve">(it usually looks like</w:t>
+      </w:r>
+      <w:r>
+        <w:t xml:space="preserve"> </w:t>
+      </w:r>
+      <w:r>
+        <w:rPr>
+          <w:rStyle w:val="VerbatimChar"/>
+        </w:rPr>
+        <w:t xml:space="preserve">https://broadcast.yourtown.gov</w:t>
+      </w:r>
+      <w:r>
+        <w:t xml:space="preserve">). Sign in.</w:t>
+      </w:r>
+    </w:p>
+    <w:p>
+      <w:pPr>
+        <w:numPr>
+          <w:ilvl w:val="0"/>
+          <w:numId w:val="1004"/>
+        </w:numPr>
+      </w:pPr>
+      <w:r>
+        <w:rPr>
+          <w:b/>
+          <w:bCs/>
+        </w:rPr>
+        <w:t xml:space="preserve">Confirm the live safety state.</w:t>
+      </w:r>
+      <w:r>
+        <w:t xml:space="preserve"> </w:t>
+      </w:r>
+      <w:r>
+        <w:t xml:space="preserve">Open</w:t>
+      </w:r>
+      <w:r>
+        <w:t xml:space="preserve"> </w:t>
+      </w:r>
+      <w:r>
+        <w:rPr>
+          <w:b/>
+          <w:bCs/>
+        </w:rPr>
+        <w:t xml:space="preserve">Run Meeting</w:t>
+      </w:r>
+      <w:r>
+        <w:t xml:space="preserve"> </w:t>
+      </w:r>
+      <w:r>
+        <w:t xml:space="preserve">and confirm the room</w:t>
+      </w:r>
+      <w:r>
+        <w:t xml:space="preserve"> </w:t>
+      </w:r>
+      <w:r>
+        <w:t xml:space="preserve">says</w:t>
+      </w:r>
+      <w:r>
+        <w:t xml:space="preserve"> </w:t>
+      </w:r>
+      <w:r>
+        <w:rPr>
+          <w:b/>
+          <w:bCs/>
+        </w:rPr>
+        <w:t xml:space="preserve">Source preview unavailable</w:t>
+      </w:r>
+      <w:r>
+        <w:t xml:space="preserve"> </w:t>
+      </w:r>
+      <w:r>
+        <w:t xml:space="preserve">and does not enable live start.</w:t>
+      </w:r>
+    </w:p>
+    <w:p>
+      <w:pPr>
+        <w:numPr>
+          <w:ilvl w:val="0"/>
+          <w:numId w:val="1004"/>
+        </w:numPr>
+      </w:pPr>
+      <w:r>
+        <w:rPr>
+          <w:b/>
+          <w:bCs/>
+        </w:rPr>
+        <w:t xml:space="preserve">Create or upload sample recorded media.</w:t>
+      </w:r>
+      <w:r>
+        <w:t xml:space="preserve"> </w:t>
+      </w:r>
+      <w:r>
+        <w:t xml:space="preserve">Use non-sensitive test content.</w:t>
+      </w:r>
+    </w:p>
+    <w:p>
+      <w:pPr>
+        <w:numPr>
+          <w:ilvl w:val="0"/>
+          <w:numId w:val="1004"/>
+        </w:numPr>
+      </w:pPr>
+      <w:r>
+        <w:rPr>
+          <w:b/>
+          <w:bCs/>
+        </w:rPr>
+        <w:t xml:space="preserve">Run a private rehearsal.</w:t>
+      </w:r>
+      <w:r>
+        <w:t xml:space="preserve"> </w:t>
+      </w:r>
+      <w:r>
+        <w:t xml:space="preserve">In</w:t>
+      </w:r>
+      <w:r>
+        <w:t xml:space="preserve"> </w:t>
+      </w:r>
+      <w:r>
+        <w:rPr>
+          <w:b/>
+          <w:bCs/>
+        </w:rPr>
+        <w:t xml:space="preserve">System Health</w:t>
+      </w:r>
+      <w:r>
+        <w:t xml:space="preserve">, choose</w:t>
+      </w:r>
+      <w:r>
+        <w:t xml:space="preserve"> </w:t>
+      </w:r>
+      <w:r>
+        <w:rPr>
+          <w:b/>
+          <w:bCs/>
+        </w:rPr>
+        <w:t xml:space="preserve">Run private</w:t>
+      </w:r>
+      <w:r>
+        <w:rPr>
+          <w:b/>
+          <w:bCs/>
+        </w:rPr>
+        <w:t xml:space="preserve"> </w:t>
+      </w:r>
+      <w:r>
+        <w:rPr>
+          <w:b/>
+          <w:bCs/>
+        </w:rPr>
+        <w:t xml:space="preserve">rehearsal</w:t>
+      </w:r>
+      <w:r>
+        <w:t xml:space="preserve">. CivicCast must report that it copied the exact validated sample,</w:t>
+      </w:r>
+      <w:r>
+        <w:t xml:space="preserve"> </w:t>
+      </w:r>
+      <w:r>
+        <w:t xml:space="preserve">created and finalized a private recording, and loaded resident preview.</w:t>
+      </w:r>
+    </w:p>
+    <w:p>
+      <w:pPr>
+        <w:numPr>
+          <w:ilvl w:val="0"/>
+          <w:numId w:val="1004"/>
+        </w:numPr>
+      </w:pPr>
+      <w:r>
+        <w:rPr>
+          <w:b/>
+          <w:bCs/>
+        </w:rPr>
+        <w:t xml:space="preserve">Validate and package it.</w:t>
+      </w:r>
+      <w:r>
+        <w:t xml:space="preserve"> </w:t>
+      </w:r>
+      <w:r>
+        <w:t xml:space="preserve">An authorized publish operator or setup</w:t>
+      </w:r>
+      <w:r>
+        <w:t xml:space="preserve"> </w:t>
+      </w:r>
+      <w:r>
+        <w:t xml:space="preserve">administrator chooses</w:t>
+      </w:r>
+      <w:r>
+        <w:t xml:space="preserve"> </w:t>
+      </w:r>
+      <w:r>
+        <w:rPr>
+          <w:b/>
+          <w:bCs/>
+        </w:rPr>
+        <w:t xml:space="preserve">Package for playback</w:t>
+      </w:r>
+      <w:r>
+        <w:t xml:space="preserve">. Packaging must remain private.</w:t>
+      </w:r>
+    </w:p>
+    <w:p>
+      <w:pPr>
+        <w:numPr>
+          <w:ilvl w:val="0"/>
+          <w:numId w:val="1004"/>
+        </w:numPr>
+      </w:pPr>
+      <w:r>
+        <w:rPr>
+          <w:b/>
+          <w:bCs/>
+        </w:rPr>
+        <w:t xml:space="preserve">Verify privacy before approval.</w:t>
+      </w:r>
+      <w:r>
+        <w:t xml:space="preserve"> </w:t>
+      </w:r>
+      <w:r>
+        <w:t xml:space="preserve">The recording must not appear or play in</w:t>
+      </w:r>
+      <w:r>
+        <w:t xml:space="preserve"> </w:t>
+      </w:r>
+      <w:r>
+        <w:t xml:space="preserve">the resident portal yet.</w:t>
+      </w:r>
+    </w:p>
+    <w:p>
+      <w:pPr>
+        <w:numPr>
+          <w:ilvl w:val="0"/>
+          <w:numId w:val="1004"/>
+        </w:numPr>
+      </w:pPr>
+      <w:r>
+        <w:rPr>
+          <w:b/>
+          <w:bCs/>
+        </w:rPr>
+        <w:t xml:space="preserve">Approve Portal publication.</w:t>
+      </w:r>
+      <w:r>
+        <w:t xml:space="preserve"> </w:t>
+      </w:r>
+      <w:r>
+        <w:t xml:space="preserve">In</w:t>
+      </w:r>
+      <w:r>
+        <w:t xml:space="preserve"> </w:t>
+      </w:r>
+      <w:r>
+        <w:rPr>
+          <w:b/>
+          <w:bCs/>
+        </w:rPr>
+        <w:t xml:space="preserve">Publish</w:t>
+      </w:r>
+      <w:r>
+        <w:t xml:space="preserve">, select only</w:t>
+      </w:r>
+      <w:r>
+        <w:t xml:space="preserve"> </w:t>
+      </w:r>
+      <w:r>
+        <w:rPr>
+          <w:b/>
+          <w:bCs/>
+        </w:rPr>
+        <w:t xml:space="preserve">Portal</w:t>
+      </w:r>
+      <w:r>
+        <w:t xml:space="preserve"> </w:t>
+      </w:r>
+      <w:r>
+        <w:t xml:space="preserve">and</w:t>
+      </w:r>
+      <w:r>
+        <w:t xml:space="preserve"> </w:t>
+      </w:r>
+      <w:r>
+        <w:t xml:space="preserve">approve it.</w:t>
+      </w:r>
+    </w:p>
+    <w:p>
+      <w:pPr>
+        <w:numPr>
+          <w:ilvl w:val="0"/>
+          <w:numId w:val="1004"/>
+        </w:numPr>
+      </w:pPr>
+      <w:r>
+        <w:rPr>
+          <w:b/>
+          <w:bCs/>
+        </w:rPr>
+        <w:t xml:space="preserve">Confirm resident playback.</w:t>
+      </w:r>
+      <w:r>
+        <w:t xml:space="preserve"> </w:t>
+      </w:r>
+      <w:r>
+        <w:t xml:space="preserve">Open the resident portal in a second browser</w:t>
+      </w:r>
+      <w:r>
+        <w:t xml:space="preserve"> </w:t>
+      </w:r>
+      <w:r>
+        <w:t xml:space="preserve">and play the approved recording. Unapproved media must remain private.</w:t>
+      </w:r>
+    </w:p>
+    <w:bookmarkEnd w:id="21"/>
+    <w:bookmarkStart w:id="22" w:name="destructive-actions-confirm"/>
+    <w:p>
+      <w:pPr>
+        <w:pStyle w:val="Heading3"/>
+      </w:pPr>
+      <w:r>
+        <w:t xml:space="preserve">Destructive Actions Now Confirm Before They Fire</w:t>
       </w:r>
     </w:p>
     <w:p>
@@ -2097,29 +1793,455 @@
         <w:pStyle w:val="FirstParagraph"/>
       </w:pPr>
       <w:r>
-        <w:t xml:space="preserve">A red or unset optional surface never blocks or undoes a successful Portal</w:t>
-      </w:r>
-      <w:r>
-        <w:t xml:space="preserve"> </w:t>
-      </w:r>
-      <w:r>
-        <w:t xml:space="preserve">publish. Check the dashboard’s overall status, not any single optional row,</w:t>
-      </w:r>
-      <w:r>
-        <w:t xml:space="preserve"> </w:t>
-      </w:r>
-      <w:r>
-        <w:t xml:space="preserve">to know whether a recording is public.</w:t>
+        <w:t xml:space="preserve">Nearly every one-click action in the operator console that changes what</w:t>
+      </w:r>
+      <w:r>
+        <w:t xml:space="preserve"> </w:t>
+      </w:r>
+      <w:r>
+        <w:t xml:space="preserve">residents see or takes something off air now shows a confirmation dialog</w:t>
+      </w:r>
+      <w:r>
+        <w:t xml:space="preserve"> </w:t>
+      </w:r>
+      <w:r>
+        <w:t xml:space="preserve">before it actually runs — a second, deliberate click, not a</w:t>
+      </w:r>
+      <w:r>
+        <w:t xml:space="preserve"> </w:t>
+      </w:r>
+      <w:r>
+        <w:rPr>
+          <w:rStyle w:val="VerbatimChar"/>
+        </w:rPr>
+        <w:t xml:space="preserve">window.confirm</w:t>
+      </w:r>
+      <w:r>
+        <w:t xml:space="preserve"> </w:t>
+      </w:r>
+      <w:r>
+        <w:t xml:space="preserve">browser popup. This closed a real gap: a board member or a curious visitor</w:t>
+      </w:r>
+      <w:r>
+        <w:t xml:space="preserve"> </w:t>
+      </w:r>
+      <w:r>
+        <w:t xml:space="preserve">standing at the console could previously end a live stream, wipe a saved</w:t>
+      </w:r>
+      <w:r>
+        <w:t xml:space="preserve"> </w:t>
+      </w:r>
+      <w:r>
+        <w:t xml:space="preserve">configuration, or publish a recording with a single accidental click.</w:t>
+      </w:r>
+    </w:p>
+    <w:p>
+      <w:pPr>
+        <w:pStyle w:val="BodyText"/>
+      </w:pPr>
+      <w:r>
+        <w:t xml:space="preserve">The dialog names the plain-language, resident-facing consequence of the</w:t>
+      </w:r>
+      <w:r>
+        <w:t xml:space="preserve"> </w:t>
+      </w:r>
+      <w:r>
+        <w:t xml:space="preserve">action (for example,</w:t>
+      </w:r>
+      <w:r>
+        <w:t xml:space="preserve"> </w:t>
+      </w:r>
+      <w:r>
+        <w:t xml:space="preserve">“This immediately stops sending video to residents on</w:t>
+      </w:r>
+      <w:r>
+        <w:t xml:space="preserve"> </w:t>
+      </w:r>
+      <w:r>
+        <w:t xml:space="preserve">this channel”</w:t>
+      </w:r>
+      <w:r>
+        <w:t xml:space="preserve">), and pressing</w:t>
+      </w:r>
+      <w:r>
+        <w:t xml:space="preserve"> </w:t>
+      </w:r>
+      <w:r>
+        <w:rPr>
+          <w:b/>
+          <w:bCs/>
+        </w:rPr>
+        <w:t xml:space="preserve">Escape</w:t>
+      </w:r>
+      <w:r>
+        <w:t xml:space="preserve"> </w:t>
+      </w:r>
+      <w:r>
+        <w:t xml:space="preserve">or</w:t>
+      </w:r>
+      <w:r>
+        <w:t xml:space="preserve"> </w:t>
+      </w:r>
+      <w:r>
+        <w:rPr>
+          <w:b/>
+          <w:bCs/>
+        </w:rPr>
+        <w:t xml:space="preserve">Cancel</w:t>
+      </w:r>
+      <w:r>
+        <w:t xml:space="preserve"> </w:t>
+      </w:r>
+      <w:r>
+        <w:t xml:space="preserve">does nothing — no</w:t>
+      </w:r>
+      <w:r>
+        <w:t xml:space="preserve"> </w:t>
+      </w:r>
+      <w:r>
+        <w:t xml:space="preserve">network request is sent until you press the confirm button. Covered actions</w:t>
+      </w:r>
+      <w:r>
+        <w:t xml:space="preserve"> </w:t>
+      </w:r>
+      <w:r>
+        <w:t xml:space="preserve">include, among others:</w:t>
+      </w:r>
+    </w:p>
+    <w:p>
+      <w:pPr>
+        <w:pStyle w:val="Compact"/>
+        <w:numPr>
+          <w:ilvl w:val="0"/>
+          <w:numId w:val="1005"/>
+        </w:numPr>
+      </w:pPr>
+      <w:r>
+        <w:rPr>
+          <w:b/>
+          <w:bCs/>
+        </w:rPr>
+        <w:t xml:space="preserve">Channel Ops / Safe-to-broadcast</w:t>
+      </w:r>
+      <w:r>
+        <w:t xml:space="preserve"> </w:t>
+      </w:r>
+      <w:r>
+        <w:t xml:space="preserve">— Start, Stop, Restart feed, and</w:t>
+      </w:r>
+      <w:r>
+        <w:t xml:space="preserve"> </w:t>
+      </w:r>
+      <w:r>
+        <w:t xml:space="preserve">drain, on both the Channels screen and the readiness panel.</w:t>
+      </w:r>
+    </w:p>
+    <w:p>
+      <w:pPr>
+        <w:pStyle w:val="Compact"/>
+        <w:numPr>
+          <w:ilvl w:val="0"/>
+          <w:numId w:val="1005"/>
+        </w:numPr>
+      </w:pPr>
+      <w:r>
+        <w:rPr>
+          <w:b/>
+          <w:bCs/>
+        </w:rPr>
+        <w:t xml:space="preserve">Run Meeting</w:t>
+      </w:r>
+      <w:r>
+        <w:t xml:space="preserve"> </w:t>
+      </w:r>
+      <w:r>
+        <w:t xml:space="preserve">— End Live Stream, and Take off air.</w:t>
+      </w:r>
+    </w:p>
+    <w:p>
+      <w:pPr>
+        <w:pStyle w:val="Compact"/>
+        <w:numPr>
+          <w:ilvl w:val="0"/>
+          <w:numId w:val="1005"/>
+        </w:numPr>
+      </w:pPr>
+      <w:r>
+        <w:rPr>
+          <w:b/>
+          <w:bCs/>
+        </w:rPr>
+        <w:t xml:space="preserve">Publish</w:t>
+      </w:r>
+      <w:r>
+        <w:t xml:space="preserve"> </w:t>
+      </w:r>
+      <w:r>
+        <w:t xml:space="preserve">— Approve and Publish selected.</w:t>
+      </w:r>
+    </w:p>
+    <w:p>
+      <w:pPr>
+        <w:pStyle w:val="Compact"/>
+        <w:numPr>
+          <w:ilvl w:val="0"/>
+          <w:numId w:val="1005"/>
+        </w:numPr>
+      </w:pPr>
+      <w:r>
+        <w:rPr>
+          <w:b/>
+          <w:bCs/>
+        </w:rPr>
+        <w:t xml:space="preserve">Paywall</w:t>
+      </w:r>
+      <w:r>
+        <w:t xml:space="preserve"> </w:t>
+      </w:r>
+      <w:r>
+        <w:t xml:space="preserve">— regenerate the signing secret, delete the paywall config,</w:t>
+      </w:r>
+      <w:r>
+        <w:t xml:space="preserve"> </w:t>
+      </w:r>
+      <w:r>
+        <w:t xml:space="preserve">and revoke an individual subscriber’s access.</w:t>
+      </w:r>
+    </w:p>
+    <w:p>
+      <w:pPr>
+        <w:pStyle w:val="Compact"/>
+        <w:numPr>
+          <w:ilvl w:val="0"/>
+          <w:numId w:val="1005"/>
+        </w:numPr>
+      </w:pPr>
+      <w:r>
+        <w:rPr>
+          <w:b/>
+          <w:bCs/>
+        </w:rPr>
+        <w:t xml:space="preserve">Media Lifecycle</w:t>
+      </w:r>
+      <w:r>
+        <w:t xml:space="preserve"> </w:t>
+      </w:r>
+      <w:r>
+        <w:t xml:space="preserve">— Remove a watch-folder or retention-rule.</w:t>
+      </w:r>
+    </w:p>
+    <w:p>
+      <w:pPr>
+        <w:pStyle w:val="Compact"/>
+        <w:numPr>
+          <w:ilvl w:val="0"/>
+          <w:numId w:val="1005"/>
+        </w:numPr>
+      </w:pPr>
+      <w:r>
+        <w:rPr>
+          <w:b/>
+          <w:bCs/>
+        </w:rPr>
+        <w:t xml:space="preserve">Federation (ActivityPub)</w:t>
+      </w:r>
+      <w:r>
+        <w:t xml:space="preserve"> </w:t>
+      </w:r>
+      <w:r>
+        <w:t xml:space="preserve">— Generate station key.</w:t>
+      </w:r>
+    </w:p>
+    <w:p>
+      <w:pPr>
+        <w:pStyle w:val="Compact"/>
+        <w:numPr>
+          <w:ilvl w:val="0"/>
+          <w:numId w:val="1005"/>
+        </w:numPr>
+      </w:pPr>
+      <w:r>
+        <w:rPr>
+          <w:b/>
+          <w:bCs/>
+        </w:rPr>
+        <w:t xml:space="preserve">App Admin</w:t>
+      </w:r>
+      <w:r>
+        <w:t xml:space="preserve"> </w:t>
+      </w:r>
+      <w:r>
+        <w:t xml:space="preserve">— Queue build (the build form also starts with nothing</w:t>
+      </w:r>
+      <w:r>
+        <w:t xml:space="preserve"> </w:t>
+      </w:r>
+      <w:r>
+        <w:t xml:space="preserve">selected and keeps this button disabled until the form is actually</w:t>
+      </w:r>
+      <w:r>
+        <w:t xml:space="preserve"> </w:t>
+      </w:r>
+      <w:r>
+        <w:t xml:space="preserve">valid).</w:t>
+      </w:r>
+    </w:p>
+    <w:p>
+      <w:pPr>
+        <w:pStyle w:val="Compact"/>
+        <w:numPr>
+          <w:ilvl w:val="0"/>
+          <w:numId w:val="1005"/>
+        </w:numPr>
+      </w:pPr>
+      <w:r>
+        <w:rPr>
+          <w:b/>
+          <w:bCs/>
+        </w:rPr>
+        <w:t xml:space="preserve">Schedule</w:t>
+      </w:r>
+      <w:r>
+        <w:t xml:space="preserve"> </w:t>
+      </w:r>
+      <w:r>
+        <w:t xml:space="preserve">— Cancel a scheduled item.</w:t>
+      </w:r>
+    </w:p>
+    <w:p>
+      <w:pPr>
+        <w:pStyle w:val="Compact"/>
+        <w:numPr>
+          <w:ilvl w:val="0"/>
+          <w:numId w:val="1005"/>
+        </w:numPr>
+      </w:pPr>
+      <w:r>
+        <w:rPr>
+          <w:b/>
+          <w:bCs/>
+        </w:rPr>
+        <w:t xml:space="preserve">Program Guide</w:t>
+      </w:r>
+      <w:r>
+        <w:t xml:space="preserve"> </w:t>
+      </w:r>
+      <w:r>
+        <w:t xml:space="preserve">— Disable a program slot.</w:t>
+      </w:r>
+    </w:p>
+    <w:p>
+      <w:pPr>
+        <w:pStyle w:val="Compact"/>
+        <w:numPr>
+          <w:ilvl w:val="0"/>
+          <w:numId w:val="1005"/>
+        </w:numPr>
+      </w:pPr>
+      <w:r>
+        <w:rPr>
+          <w:b/>
+          <w:bCs/>
+        </w:rPr>
+        <w:t xml:space="preserve">Emergency Alert Screen</w:t>
+      </w:r>
+      <w:r>
+        <w:t xml:space="preserve"> </w:t>
+      </w:r>
+      <w:r>
+        <w:t xml:space="preserve">— Clear an alert, and force a slate (which</w:t>
+      </w:r>
+      <w:r>
+        <w:t xml:space="preserve"> </w:t>
+      </w:r>
+      <w:r>
+        <w:t xml:space="preserve">already required its own separate acknowledgement checkbox before this</w:t>
+      </w:r>
+      <w:r>
+        <w:t xml:space="preserve"> </w:t>
+      </w:r>
+      <w:r>
+        <w:t xml:space="preserve">change).</w:t>
+      </w:r>
+    </w:p>
+    <w:p>
+      <w:pPr>
+        <w:pStyle w:val="Compact"/>
+        <w:numPr>
+          <w:ilvl w:val="0"/>
+          <w:numId w:val="1005"/>
+        </w:numPr>
+      </w:pPr>
+      <w:r>
+        <w:rPr>
+          <w:b/>
+          <w:bCs/>
+        </w:rPr>
+        <w:t xml:space="preserve">System Health</w:t>
+      </w:r>
+      <w:r>
+        <w:t xml:space="preserve"> </w:t>
+      </w:r>
+      <w:r>
+        <w:t xml:space="preserve">— Repair GStreamer runtime &amp; restore, run a real</w:t>
+      </w:r>
+      <w:r>
+        <w:t xml:space="preserve"> </w:t>
+      </w:r>
+      <w:r>
+        <w:t xml:space="preserve">database restore drill, run a rollback rehearsal, and open a maintenance</w:t>
+      </w:r>
+      <w:r>
+        <w:t xml:space="preserve"> </w:t>
+      </w:r>
+      <w:r>
+        <w:t xml:space="preserve">window.</w:t>
+      </w:r>
+    </w:p>
+    <w:p>
+      <w:pPr>
+        <w:pStyle w:val="FirstParagraph"/>
+      </w:pPr>
+      <w:r>
+        <w:t xml:space="preserve">Read-only actions — checks, previews, scans, and refreshes — deliberately</w:t>
+      </w:r>
+      <w:r>
+        <w:t xml:space="preserve"> </w:t>
+      </w:r>
+      <w:r>
+        <w:t xml:space="preserve">did</w:t>
+      </w:r>
+      <w:r>
+        <w:t xml:space="preserve"> </w:t>
+      </w:r>
+      <w:r>
+        <w:rPr>
+          <w:b/>
+          <w:bCs/>
+        </w:rPr>
+        <w:t xml:space="preserve">not</w:t>
+      </w:r>
+      <w:r>
+        <w:t xml:space="preserve"> </w:t>
+      </w:r>
+      <w:r>
+        <w:t xml:space="preserve">gain a confirmation step; a dialog on a safe action is</w:t>
+      </w:r>
+      <w:r>
+        <w:t xml:space="preserve"> </w:t>
+      </w:r>
+      <w:r>
+        <w:t xml:space="preserve">confirmation fatigue, not safety.</w:t>
       </w:r>
     </w:p>
     <w:bookmarkEnd w:id="22"/>
-    <w:bookmarkStart w:id="23" w:name="cdn-cost-estimate"/>
+    <w:bookmarkStart w:id="23" w:name="where-recordings-live"/>
     <w:p>
       <w:pPr>
         <w:pStyle w:val="Heading3"/>
       </w:pPr>
       <w:r>
-        <w:t xml:space="preserve">The CDN Cost Estimate Is A Guess, Not A Quote</w:t>
+        <w:t xml:space="preserve">Where Recordings And Backups Live</w:t>
       </w:r>
     </w:p>
     <w:p>
@@ -2127,6 +2249,81 @@
         <w:pStyle w:val="FirstParagraph"/>
       </w:pPr>
       <w:r>
+        <w:t xml:space="preserve">CivicCast’s Windows service stores media, recordings, and backups under its</w:t>
+      </w:r>
+      <w:r>
+        <w:t xml:space="preserve"> </w:t>
+      </w:r>
+      <w:r>
+        <w:t xml:space="preserve">own Windows account (the account the background service runs as), not under</w:t>
+      </w:r>
+      <w:r>
+        <w:t xml:space="preserve"> </w:t>
+      </w:r>
+      <w:r>
+        <w:t xml:space="preserve">your own</w:t>
+      </w:r>
+      <w:r>
+        <w:t xml:space="preserve"> </w:t>
+      </w:r>
+      <w:r>
+        <w:rPr>
+          <w:rStyle w:val="VerbatimChar"/>
+        </w:rPr>
+        <w:t xml:space="preserve">C:\Users\&lt;you&gt;</w:t>
+      </w:r>
+      <w:r>
+        <w:t xml:space="preserve"> </w:t>
+      </w:r>
+      <w:r>
+        <w:t xml:space="preserve">folders. That is why</w:t>
+      </w:r>
+      <w:r>
+        <w:t xml:space="preserve"> </w:t>
+      </w:r>
+      <w:r>
+        <w:t xml:space="preserve">“recordings are saved</w:t>
+      </w:r>
+      <w:r>
+        <w:t xml:space="preserve"> </w:t>
+      </w:r>
+      <w:r>
+        <w:t xml:space="preserve">locally”</w:t>
+      </w:r>
+      <w:r>
+        <w:t xml:space="preserve"> </w:t>
+      </w:r>
+      <w:r>
+        <w:t xml:space="preserve">does not mean they show up if you browse your own Documents or</w:t>
+      </w:r>
+      <w:r>
+        <w:t xml:space="preserve"> </w:t>
+      </w:r>
+      <w:r>
+        <w:t xml:space="preserve">Desktop — the real folder is a system location a normal Windows account</w:t>
+      </w:r>
+      <w:r>
+        <w:t xml:space="preserve"> </w:t>
+      </w:r>
+      <w:r>
+        <w:t xml:space="preserve">often cannot open directly, even by pasting the path into File Explorer.</w:t>
+      </w:r>
+    </w:p>
+    <w:p>
+      <w:pPr>
+        <w:pStyle w:val="BodyText"/>
+      </w:pPr>
+      <w:r>
+        <w:rPr>
+          <w:b/>
+          <w:bCs/>
+        </w:rPr>
+        <w:t xml:space="preserve">You do not need filesystem access to find a recording.</w:t>
+      </w:r>
+      <w:r>
+        <w:t xml:space="preserve"> </w:t>
+      </w:r>
+      <w:r>
         <w:t xml:space="preserve">The</w:t>
       </w:r>
       <w:r>
@@ -2137,13 +2334,174 @@
           <w:b/>
           <w:bCs/>
         </w:rPr>
-        <w:t xml:space="preserve">Storage and viewing estimate</w:t>
-      </w:r>
-      <w:r>
-        <w:t xml:space="preserve"> </w:t>
-      </w:r>
-      <w:r>
-        <w:t xml:space="preserve">panel on</w:t>
+        <w:t xml:space="preserve">Assets</w:t>
+      </w:r>
+      <w:r>
+        <w:t xml:space="preserve"> </w:t>
+      </w:r>
+      <w:r>
+        <w:t xml:space="preserve">screen lists every recording CivicCast has, with its title, date, duration,</w:t>
+      </w:r>
+      <w:r>
+        <w:t xml:space="preserve"> </w:t>
+      </w:r>
+      <w:r>
+        <w:t xml:space="preserve">and publish status — that is the supported way to find a recording, review</w:t>
+      </w:r>
+      <w:r>
+        <w:t xml:space="preserve"> </w:t>
+      </w:r>
+      <w:r>
+        <w:t xml:space="preserve">it, and republish it, with no folder-browsing required.</w:t>
+      </w:r>
+    </w:p>
+    <w:p>
+      <w:pPr>
+        <w:pStyle w:val="BodyText"/>
+      </w:pPr>
+      <w:r>
+        <w:t xml:space="preserve">If you do need the actual files (for a legal hold, a manual copy, or</w:t>
+      </w:r>
+      <w:r>
+        <w:t xml:space="preserve"> </w:t>
+      </w:r>
+      <w:r>
+        <w:t xml:space="preserve">troubleshooting with IT), open</w:t>
+      </w:r>
+      <w:r>
+        <w:t xml:space="preserve"> </w:t>
+      </w:r>
+      <w:r>
+        <w:rPr>
+          <w:b/>
+          <w:bCs/>
+        </w:rPr>
+        <w:t xml:space="preserve">Setup → Station Profile</w:t>
+      </w:r>
+      <w:r>
+        <w:t xml:space="preserve">. The</w:t>
+      </w:r>
+      <w:r>
+        <w:t xml:space="preserve"> </w:t>
+      </w:r>
+      <w:r>
+        <w:rPr>
+          <w:b/>
+          <w:bCs/>
+        </w:rPr>
+        <w:t xml:space="preserve">Storage</w:t>
+      </w:r>
+      <w:r>
+        <w:rPr>
+          <w:b/>
+          <w:bCs/>
+        </w:rPr>
+        <w:t xml:space="preserve"> </w:t>
+      </w:r>
+      <w:r>
+        <w:rPr>
+          <w:b/>
+          <w:bCs/>
+        </w:rPr>
+        <w:t xml:space="preserve">roots</w:t>
+      </w:r>
+      <w:r>
+        <w:t xml:space="preserve"> </w:t>
+      </w:r>
+      <w:r>
+        <w:t xml:space="preserve">section shows the exact Media library, Recordings, and Backups paths</w:t>
+      </w:r>
+      <w:r>
+        <w:t xml:space="preserve"> </w:t>
+      </w:r>
+      <w:r>
+        <w:t xml:space="preserve">this station is using right now, each with a</w:t>
+      </w:r>
+      <w:r>
+        <w:t xml:space="preserve"> </w:t>
+      </w:r>
+      <w:r>
+        <w:rPr>
+          <w:b/>
+          <w:bCs/>
+        </w:rPr>
+        <w:t xml:space="preserve">Copy path</w:t>
+      </w:r>
+      <w:r>
+        <w:t xml:space="preserve"> </w:t>
+      </w:r>
+      <w:r>
+        <w:t xml:space="preserve">button. Paste the</w:t>
+      </w:r>
+      <w:r>
+        <w:t xml:space="preserve"> </w:t>
+      </w:r>
+      <w:r>
+        <w:t xml:space="preserve">copied path into File Explorer’s address bar; if Explorer reports access is</w:t>
+      </w:r>
+      <w:r>
+        <w:t xml:space="preserve"> </w:t>
+      </w:r>
+      <w:r>
+        <w:t xml:space="preserve">denied, an administrator on this Windows computer can grant read access, or</w:t>
+      </w:r>
+      <w:r>
+        <w:t xml:space="preserve"> </w:t>
+      </w:r>
+      <w:r>
+        <w:t xml:space="preserve">can run CivicCast’s</w:t>
+      </w:r>
+      <w:r>
+        <w:t xml:space="preserve"> </w:t>
+      </w:r>
+      <w:r>
+        <w:rPr>
+          <w:b/>
+          <w:bCs/>
+        </w:rPr>
+        <w:t xml:space="preserve">Open folder</w:t>
+      </w:r>
+      <w:r>
+        <w:t xml:space="preserve"> </w:t>
+      </w:r>
+      <w:r>
+        <w:t xml:space="preserve">action from the station itself (it only</w:t>
+      </w:r>
+      <w:r>
+        <w:t xml:space="preserve"> </w:t>
+      </w:r>
+      <w:r>
+        <w:t xml:space="preserve">works when you are physically at, or remoted into, the station computer —</w:t>
+      </w:r>
+      <w:r>
+        <w:t xml:space="preserve"> </w:t>
+      </w:r>
+      <w:r>
+        <w:t xml:space="preserve">not from a different computer on the network).</w:t>
+      </w:r>
+    </w:p>
+    <w:p>
+      <w:pPr>
+        <w:pStyle w:val="BodyText"/>
+      </w:pPr>
+      <w:r>
+        <w:t xml:space="preserve">The</w:t>
+      </w:r>
+      <w:r>
+        <w:t xml:space="preserve"> </w:t>
+      </w:r>
+      <w:r>
+        <w:rPr>
+          <w:b/>
+          <w:bCs/>
+        </w:rPr>
+        <w:t xml:space="preserve">Backup destination</w:t>
+      </w:r>
+      <w:r>
+        <w:t xml:space="preserve"> </w:t>
+      </w:r>
+      <w:r>
+        <w:t xml:space="preserve">field on the</w:t>
       </w:r>
       <w:r>
         <w:t xml:space="preserve"> </w:t>
@@ -2159,290 +2517,264 @@
         <w:t xml:space="preserve"> </w:t>
       </w:r>
       <w:r>
-        <w:t xml:space="preserve">turns hours,</w:t>
-      </w:r>
-      <w:r>
-        <w:t xml:space="preserve"> </w:t>
-      </w:r>
-      <w:r>
-        <w:t xml:space="preserve">meetings, and viewers into a storage figure (a straightforward</w:t>
-      </w:r>
-      <w:r>
-        <w:t xml:space="preserve"> </w:t>
-      </w:r>
-      <w:r>
-        <w:t xml:space="preserve">multiplication) and an honest note about bandwidth cost: it does not print a</w:t>
-      </w:r>
-      <w:r>
-        <w:t xml:space="preserve"> </w:t>
-      </w:r>
-      <w:r>
-        <w:t xml:space="preserve">single invented dollar figure, because CivicCast does not know which CDN</w:t>
-      </w:r>
-      <w:r>
-        <w:t xml:space="preserve"> </w:t>
-      </w:r>
-      <w:r>
-        <w:t xml:space="preserve">provider a station will use or what that provider charges. Cost genuinely</w:t>
-      </w:r>
-      <w:r>
-        <w:t xml:space="preserve"> </w:t>
-      </w:r>
-      <w:r>
-        <w:rPr>
-          <w:b/>
-          <w:bCs/>
-        </w:rPr>
-        <w:t xml:space="preserve">varies by provider</w:t>
-      </w:r>
-      <w:r>
-        <w:t xml:space="preserve"> </w:t>
-      </w:r>
-      <w:r>
-        <w:t xml:space="preserve">—</w:t>
-      </w:r>
-      <w:r>
-        <w:t xml:space="preserve"> </w:t>
-      </w:r>
-      <w:r>
-        <w:rPr>
-          <w:b/>
-          <w:bCs/>
-        </w:rPr>
-        <w:t xml:space="preserve">Cloudflare R2 charges nothing for sending video</w:t>
-      </w:r>
-      <w:r>
-        <w:rPr>
-          <w:b/>
-          <w:bCs/>
-        </w:rPr>
-        <w:t xml:space="preserve"> </w:t>
-      </w:r>
-      <w:r>
-        <w:rPr>
-          <w:b/>
-          <w:bCs/>
-        </w:rPr>
-        <w:t xml:space="preserve">out to viewers</w:t>
-      </w:r>
-      <w:r>
-        <w:t xml:space="preserve">, which is a real, current, published price (not a</w:t>
-      </w:r>
-      <w:r>
-        <w:t xml:space="preserve"> </w:t>
-      </w:r>
-      <w:r>
-        <w:t xml:space="preserve">CivicCast estimate); BunnyCDN, Fastly, and Akamai each set and change their</w:t>
-      </w:r>
-      <w:r>
-        <w:t xml:space="preserve"> </w:t>
-      </w:r>
-      <w:r>
-        <w:t xml:space="preserve">own rates, so check their pricing pages directly before budgeting a paid</w:t>
-      </w:r>
-      <w:r>
-        <w:t xml:space="preserve"> </w:t>
-      </w:r>
-      <w:r>
-        <w:t xml:space="preserve">CDN.</w:t>
-      </w:r>
-    </w:p>
-    <w:bookmarkEnd w:id="23"/>
-    <w:bookmarkStart w:id="24" w:name="common-operator-questions"/>
-    <w:p>
-      <w:pPr>
-        <w:pStyle w:val="Heading3"/>
-      </w:pPr>
-      <w:r>
-        <w:t xml:space="preserve">Common Operator Questions</w:t>
-      </w:r>
-    </w:p>
-    <w:p>
-      <w:pPr>
-        <w:pStyle w:val="FirstParagraph"/>
-      </w:pPr>
-      <w:r>
-        <w:rPr>
-          <w:b/>
-          <w:bCs/>
-        </w:rPr>
-        <w:t xml:space="preserve">What happens if Wi-Fi drops mid-meeting?</w:t>
-      </w:r>
-      <w:r>
-        <w:t xml:space="preserve"> </w:t>
-      </w:r>
-      <w:r>
-        <w:t xml:space="preserve">The stock build does not claim automatic</w:t>
-      </w:r>
-      <w:r>
-        <w:t xml:space="preserve"> </w:t>
-      </w:r>
-      <w:r>
-        <w:t xml:space="preserve">source-drop detection or slate failover (automatically switching to a hold</w:t>
-      </w:r>
-      <w:r>
-        <w:t xml:space="preserve"> </w:t>
-      </w:r>
-      <w:r>
-        <w:t xml:space="preserve">slide when the video source drops) without a verified media probe and</w:t>
-      </w:r>
-      <w:r>
-        <w:t xml:space="preserve"> </w:t>
-      </w:r>
-      <w:r>
-        <w:t xml:space="preserve">station-specific egress proof (verified evidence that the station’s outbound</w:t>
-      </w:r>
-      <w:r>
-        <w:t xml:space="preserve"> </w:t>
-      </w:r>
-      <w:r>
-        <w:t xml:space="preserve">stream setup actually works). Follow the station’s tested fallback procedure.</w:t>
-      </w:r>
-      <w:r>
-        <w:t xml:space="preserve"> </w:t>
-      </w:r>
-      <w:r>
-        <w:t xml:space="preserve">Never assume the local recording continued: confirm the recording and finalization</w:t>
-      </w:r>
-      <w:r>
-        <w:t xml:space="preserve"> </w:t>
-      </w:r>
-      <w:r>
-        <w:t xml:space="preserve">status before publishing.</w:t>
-      </w:r>
-    </w:p>
-    <w:p>
-      <w:pPr>
-        <w:pStyle w:val="BodyText"/>
-      </w:pPr>
-      <w:r>
-        <w:rPr>
-          <w:b/>
-          <w:bCs/>
-        </w:rPr>
-        <w:t xml:space="preserve">Can I trim the start and end of the recording?</w:t>
-      </w:r>
-      <w:r>
-        <w:t xml:space="preserve"> </w:t>
-      </w:r>
-      <w:r>
-        <w:t xml:space="preserve">The Assets editor is a</w:t>
-      </w:r>
-      <w:r>
-        <w:t xml:space="preserve"> </w:t>
-      </w:r>
-      <w:r>
-        <w:t xml:space="preserve">scrub-and-metadata editor: it can save trim points and chapters, and it keeps</w:t>
-      </w:r>
-      <w:r>
-        <w:t xml:space="preserve"> </w:t>
-      </w:r>
-      <w:r>
-        <w:t xml:space="preserve">the original. It does not claim automatic public re-rendering. Package the</w:t>
-      </w:r>
-      <w:r>
-        <w:t xml:space="preserve"> </w:t>
-      </w:r>
-      <w:r>
-        <w:t xml:space="preserve">asset again after changing trim metadata, then review and publish it.</w:t>
-      </w:r>
-    </w:p>
-    <w:p>
-      <w:pPr>
-        <w:pStyle w:val="BodyText"/>
-      </w:pPr>
-      <w:r>
-        <w:rPr>
-          <w:b/>
-          <w:bCs/>
-        </w:rPr>
-        <w:t xml:space="preserve">Where do captions come from?</w:t>
-      </w:r>
-      <w:r>
-        <w:t xml:space="preserve"> </w:t>
-      </w:r>
-      <w:r>
-        <w:t xml:space="preserve">CivicCast generates captions</w:t>
-      </w:r>
-      <w:r>
-        <w:t xml:space="preserve"> </w:t>
-      </w:r>
-      <w:r>
-        <w:t xml:space="preserve">automatically from the meeting audio using a local AI model — your</w:t>
-      </w:r>
-      <w:r>
-        <w:t xml:space="preserve"> </w:t>
-      </w:r>
-      <w:r>
-        <w:t xml:space="preserve">audio never leaves the station unless you turn on a cloud model in</w:t>
-      </w:r>
-      <w:r>
-        <w:t xml:space="preserve"> </w:t>
-      </w:r>
-      <w:r>
-        <w:t xml:space="preserve">settings. A records clerk reviews and corrects the captions before</w:t>
-      </w:r>
-      <w:r>
-        <w:t xml:space="preserve"> </w:t>
-      </w:r>
-      <w:r>
-        <w:t xml:space="preserve">the recording is published.</w:t>
-      </w:r>
-    </w:p>
-    <w:p>
-      <w:pPr>
-        <w:pStyle w:val="BodyText"/>
-      </w:pPr>
-      <w:r>
-        <w:rPr>
-          <w:b/>
-          <w:bCs/>
-        </w:rPr>
-        <w:t xml:space="preserve">How do residents find a recording?</w:t>
-      </w:r>
-      <w:r>
-        <w:t xml:space="preserve"> </w:t>
-      </w:r>
-      <w:r>
-        <w:t xml:space="preserve">The public website has a</w:t>
-      </w:r>
-      <w:r>
-        <w:t xml:space="preserve"> </w:t>
-      </w:r>
-      <w:r>
-        <w:rPr>
-          <w:b/>
-          <w:bCs/>
-        </w:rPr>
-        <w:t xml:space="preserve">Browse</w:t>
-      </w:r>
-      <w:r>
-        <w:t xml:space="preserve"> </w:t>
-      </w:r>
-      <w:r>
-        <w:t xml:space="preserve">page with search and filters. Each recording also has a</w:t>
-      </w:r>
-      <w:r>
-        <w:t xml:space="preserve"> </w:t>
-      </w:r>
-      <w:r>
-        <w:t xml:space="preserve">shareable link with a copy button. If your station tags recordings by</w:t>
-      </w:r>
-      <w:r>
-        <w:t xml:space="preserve"> </w:t>
-      </w:r>
-      <w:r>
-        <w:t xml:space="preserve">meeting body (e.g. </w:t>
+        <w:t xml:space="preserve">screen is different: it is</w:t>
+      </w:r>
+      <w:r>
+        <w:t xml:space="preserve"> </w:t>
+      </w:r>
+      <w:r>
+        <w:t xml:space="preserve">a folder or drive</w:t>
+      </w:r>
+      <w:r>
+        <w:t xml:space="preserve"> </w:t>
       </w:r>
       <w:r>
         <w:rPr>
           <w:i/>
           <w:iCs/>
         </w:rPr>
-        <w:t xml:space="preserve">City Council</w:t>
-      </w:r>
-      <w:r>
-        <w:t xml:space="preserve">,</w:t>
+        <w:t xml:space="preserve">you</w:t>
+      </w:r>
+      <w:r>
+        <w:t xml:space="preserve"> </w:t>
+      </w:r>
+      <w:r>
+        <w:t xml:space="preserve">choose (a local drive, an external drive, or a</w:t>
+      </w:r>
+      <w:r>
+        <w:t xml:space="preserve"> </w:t>
+      </w:r>
+      <w:r>
+        <w:t xml:space="preserve">network share), and CivicCast verifies CivicCast can write to, read from,</w:t>
+      </w:r>
+      <w:r>
+        <w:t xml:space="preserve"> </w:t>
+      </w:r>
+      <w:r>
+        <w:t xml:space="preserve">and clean up after itself there. A backup destination should always be a</w:t>
+      </w:r>
+      <w:r>
+        <w:t xml:space="preserve"> </w:t>
+      </w:r>
+      <w:r>
+        <w:t xml:space="preserve">real Windows path, such as</w:t>
+      </w:r>
+      <w:r>
+        <w:t xml:space="preserve"> </w:t>
+      </w:r>
+      <w:r>
+        <w:rPr>
+          <w:rStyle w:val="VerbatimChar"/>
+        </w:rPr>
+        <w:t xml:space="preserve">C:\CivicCastBackups</w:t>
+      </w:r>
+      <w:r>
+        <w:t xml:space="preserve"> </w:t>
+      </w:r>
+      <w:r>
+        <w:t xml:space="preserve">or</w:t>
+      </w:r>
+      <w:r>
+        <w:t xml:space="preserve"> </w:t>
+      </w:r>
+      <w:r>
+        <w:rPr>
+          <w:rStyle w:val="VerbatimChar"/>
+        </w:rPr>
+        <w:t xml:space="preserve">D:\CivicCastBackups</w:t>
+      </w:r>
+      <w:r>
+        <w:t xml:space="preserve"> </w:t>
+      </w:r>
+      <w:r>
+        <w:t xml:space="preserve">—</w:t>
+      </w:r>
+      <w:r>
+        <w:t xml:space="preserve"> </w:t>
+      </w:r>
+      <w:r>
+        <w:t xml:space="preserve">CivicCast rejects a WSL/Linux-style path (anything containing</w:t>
+      </w:r>
+      <w:r>
+        <w:t xml:space="preserve"> </w:t>
+      </w:r>
+      <w:r>
+        <w:rPr>
+          <w:rStyle w:val="VerbatimChar"/>
+        </w:rPr>
+        <w:t xml:space="preserve">\mnt\c\...</w:t>
+      </w:r>
+      <w:r>
+        <w:t xml:space="preserve"> </w:t>
+      </w:r>
+      <w:r>
+        <w:t xml:space="preserve">or</w:t>
+      </w:r>
+      <w:r>
+        <w:t xml:space="preserve"> </w:t>
+      </w:r>
+      <w:r>
+        <w:rPr>
+          <w:rStyle w:val="VerbatimChar"/>
+        </w:rPr>
+        <w:t xml:space="preserve">/mnt/c/...</w:t>
+      </w:r>
+      <w:r>
+        <w:t xml:space="preserve">) because that path format does not exist on a Windows</w:t>
+      </w:r>
+      <w:r>
+        <w:t xml:space="preserve"> </w:t>
+      </w:r>
+      <w:r>
+        <w:t xml:space="preserve">station and would silently mean nothing was actually being backed up.</w:t>
+      </w:r>
+    </w:p>
+    <w:bookmarkEnd w:id="23"/>
+    <w:bookmarkStart w:id="24" w:name="managing-sign-in"/>
+    <w:p>
+      <w:pPr>
+        <w:pStyle w:val="Heading3"/>
+      </w:pPr>
+      <w:r>
+        <w:t xml:space="preserve">Managing Your Own Sign-In</w:t>
+      </w:r>
+    </w:p>
+    <w:p>
+      <w:pPr>
+        <w:pStyle w:val="FirstParagraph"/>
+      </w:pPr>
+      <w:r>
+        <w:t xml:space="preserve">Open</w:t>
+      </w:r>
+      <w:r>
+        <w:t xml:space="preserve"> </w:t>
+      </w:r>
+      <w:r>
+        <w:rPr>
+          <w:b/>
+          <w:bCs/>
+        </w:rPr>
+        <w:t xml:space="preserve">Setup → Station Profile</w:t>
+      </w:r>
+      <w:r>
+        <w:t xml:space="preserve"> </w:t>
+      </w:r>
+      <w:r>
+        <w:t xml:space="preserve">and find the</w:t>
+      </w:r>
+      <w:r>
+        <w:t xml:space="preserve"> </w:t>
+      </w:r>
+      <w:r>
+        <w:rPr>
+          <w:b/>
+          <w:bCs/>
+        </w:rPr>
+        <w:t xml:space="preserve">Security</w:t>
+      </w:r>
+      <w:r>
+        <w:t xml:space="preserve"> </w:t>
+      </w:r>
+      <w:r>
+        <w:t xml:space="preserve">panel for two</w:t>
+      </w:r>
+      <w:r>
+        <w:t xml:space="preserve"> </w:t>
+      </w:r>
+      <w:r>
+        <w:t xml:space="preserve">account-safety actions, both available to</w:t>
+      </w:r>
+      <w:r>
+        <w:t xml:space="preserve"> </w:t>
+      </w:r>
+      <w:r>
+        <w:rPr>
+          <w:rStyle w:val="VerbatimChar"/>
+        </w:rPr>
+        <w:t xml:space="preserve">setup_admin</w:t>
+      </w:r>
+      <w:r>
+        <w:t xml:space="preserve">:</w:t>
+      </w:r>
+    </w:p>
+    <w:p>
+      <w:pPr>
+        <w:pStyle w:val="Compact"/>
+        <w:numPr>
+          <w:ilvl w:val="0"/>
+          <w:numId w:val="1006"/>
+        </w:numPr>
+      </w:pPr>
+      <w:r>
+        <w:rPr>
+          <w:b/>
+          <w:bCs/>
+        </w:rPr>
+        <w:t xml:space="preserve">Multiple sessions are normal and supported.</w:t>
+      </w:r>
+      <w:r>
+        <w:t xml:space="preserve"> </w:t>
+      </w:r>
+      <w:r>
+        <w:t xml:space="preserve">Signing in on another</w:t>
+      </w:r>
+      <w:r>
+        <w:t xml:space="preserve"> </w:t>
+      </w:r>
+      <w:r>
+        <w:t xml:space="preserve">browser or device no longer signs you out anywhere else — CivicCast</w:t>
+      </w:r>
+      <w:r>
+        <w:t xml:space="preserve"> </w:t>
+      </w:r>
+      <w:r>
+        <w:t xml:space="preserve">keeps up to 20 signed-in sessions at once (oldest evicted first past</w:t>
+      </w:r>
+      <w:r>
+        <w:t xml:space="preserve"> </w:t>
+      </w:r>
+      <w:r>
+        <w:t xml:space="preserve">that cap), so a laptop, a phone, and a second browser tab can all stay</w:t>
+      </w:r>
+      <w:r>
+        <w:t xml:space="preserve"> </w:t>
+      </w:r>
+      <w:r>
+        <w:t xml:space="preserve">signed in at the same time. This is a fix from an earlier behavior where</w:t>
+      </w:r>
+      <w:r>
+        <w:t xml:space="preserve"> </w:t>
+      </w:r>
+      <w:r>
+        <w:t xml:space="preserve">a routine sign-in elsewhere silently ended every other open session.</w:t>
+      </w:r>
+    </w:p>
+    <w:p>
+      <w:pPr>
+        <w:pStyle w:val="Compact"/>
+        <w:numPr>
+          <w:ilvl w:val="0"/>
+          <w:numId w:val="1006"/>
+        </w:numPr>
+      </w:pPr>
+      <w:r>
+        <w:rPr>
+          <w:b/>
+          <w:bCs/>
+        </w:rPr>
+        <w:t xml:space="preserve">Sign out other sessions.</w:t>
+      </w:r>
+      <w:r>
+        <w:t xml:space="preserve"> </w:t>
+      </w:r>
+      <w:r>
+        <w:t xml:space="preserve">If a laptop or device with an open</w:t>
+      </w:r>
+      <w:r>
+        <w:t xml:space="preserve"> </w:t>
+      </w:r>
+      <w:r>
+        <w:t xml:space="preserve">CivicCast session is lost or stolen, use this to immediately end every</w:t>
       </w:r>
       <w:r>
         <w:t xml:space="preserve"> </w:t>
@@ -2452,6 +2784,1440 @@
           <w:i/>
           <w:iCs/>
         </w:rPr>
+        <w:t xml:space="preserve">other</w:t>
+      </w:r>
+      <w:r>
+        <w:t xml:space="preserve"> </w:t>
+      </w:r>
+      <w:r>
+        <w:t xml:space="preserve">signed-in session while leaving the browser you’re using right</w:t>
+      </w:r>
+      <w:r>
+        <w:t xml:space="preserve"> </w:t>
+      </w:r>
+      <w:r>
+        <w:t xml:space="preserve">now signed in. It requires a second, explicit confirmation click before</w:t>
+      </w:r>
+      <w:r>
+        <w:t xml:space="preserve"> </w:t>
+      </w:r>
+      <w:r>
+        <w:t xml:space="preserve">it fires.</w:t>
+      </w:r>
+    </w:p>
+    <w:p>
+      <w:pPr>
+        <w:pStyle w:val="Compact"/>
+        <w:numPr>
+          <w:ilvl w:val="0"/>
+          <w:numId w:val="1006"/>
+        </w:numPr>
+      </w:pPr>
+      <w:r>
+        <w:rPr>
+          <w:b/>
+          <w:bCs/>
+        </w:rPr>
+        <w:t xml:space="preserve">Regenerate recovery kit.</w:t>
+      </w:r>
+      <w:r>
+        <w:t xml:space="preserve"> </w:t>
+      </w:r>
+      <w:r>
+        <w:t xml:space="preserve">If the one-time recovery kit from first-run</w:t>
+      </w:r>
+      <w:r>
+        <w:t xml:space="preserve"> </w:t>
+      </w:r>
+      <w:r>
+        <w:t xml:space="preserve">setup was lost, never saved, or you just want a fresh set, this mints 8</w:t>
+      </w:r>
+      <w:r>
+        <w:t xml:space="preserve"> </w:t>
+      </w:r>
+      <w:r>
+        <w:t xml:space="preserve">new recovery codes and immediately invalidates every old one. It</w:t>
+      </w:r>
+      <w:r>
+        <w:t xml:space="preserve"> </w:t>
+      </w:r>
+      <w:r>
+        <w:t xml:space="preserve">requires being signed in with the current admin password already — it</w:t>
+      </w:r>
+      <w:r>
+        <w:t xml:space="preserve"> </w:t>
+      </w:r>
+      <w:r>
+        <w:t xml:space="preserve">is a way to replace lost codes, not a way back in if you are actually</w:t>
+      </w:r>
+      <w:r>
+        <w:t xml:space="preserve"> </w:t>
+      </w:r>
+      <w:r>
+        <w:t xml:space="preserve">locked out.</w:t>
+      </w:r>
+    </w:p>
+    <w:bookmarkEnd w:id="24"/>
+    <w:bookmarkStart w:id="25" w:name="publish-surfaces"/>
+    <w:p>
+      <w:pPr>
+        <w:pStyle w:val="Heading3"/>
+      </w:pPr>
+      <w:r>
+        <w:t xml:space="preserve">What Each Publish Surface Means</w:t>
+      </w:r>
+    </w:p>
+    <w:p>
+      <w:pPr>
+        <w:pStyle w:val="FirstParagraph"/>
+      </w:pPr>
+      <w:r>
+        <w:t xml:space="preserve">The</w:t>
+      </w:r>
+      <w:r>
+        <w:t xml:space="preserve"> </w:t>
+      </w:r>
+      <w:r>
+        <w:rPr>
+          <w:b/>
+          <w:bCs/>
+        </w:rPr>
+        <w:t xml:space="preserve">Publish</w:t>
+      </w:r>
+      <w:r>
+        <w:t xml:space="preserve"> </w:t>
+      </w:r>
+      <w:r>
+        <w:t xml:space="preserve">dashboard shows one row per surface a recording can reach.</w:t>
+      </w:r>
+      <w:r>
+        <w:t xml:space="preserve"> </w:t>
+      </w:r>
+      <w:r>
+        <w:t xml:space="preserve">Each row’s dot color and word describe that one surface, not the whole</w:t>
+      </w:r>
+      <w:r>
+        <w:t xml:space="preserve"> </w:t>
+      </w:r>
+      <w:r>
+        <w:t xml:space="preserve">recording:</w:t>
+      </w:r>
+    </w:p>
+    <w:p>
+      <w:pPr>
+        <w:pStyle w:val="Compact"/>
+        <w:numPr>
+          <w:ilvl w:val="0"/>
+          <w:numId w:val="1007"/>
+        </w:numPr>
+      </w:pPr>
+      <w:r>
+        <w:rPr>
+          <w:b/>
+          <w:bCs/>
+        </w:rPr>
+        <w:t xml:space="preserve">Portal</w:t>
+      </w:r>
+      <w:r>
+        <w:t xml:space="preserve"> </w:t>
+      </w:r>
+      <w:r>
+        <w:t xml:space="preserve">(required) — the station’s own resident-facing website. This is</w:t>
+      </w:r>
+      <w:r>
+        <w:t xml:space="preserve"> </w:t>
+      </w:r>
+      <w:r>
+        <w:t xml:space="preserve">the canonical, citable public record; nothing else on the dashboard is</w:t>
+      </w:r>
+      <w:r>
+        <w:t xml:space="preserve"> </w:t>
+      </w:r>
+      <w:r>
+        <w:t xml:space="preserve">required for a recording to be public.</w:t>
+      </w:r>
+    </w:p>
+    <w:p>
+      <w:pPr>
+        <w:pStyle w:val="Compact"/>
+        <w:numPr>
+          <w:ilvl w:val="0"/>
+          <w:numId w:val="1007"/>
+        </w:numPr>
+      </w:pPr>
+      <w:r>
+        <w:rPr>
+          <w:b/>
+          <w:bCs/>
+        </w:rPr>
+        <w:t xml:space="preserve">Internet Archive</w:t>
+      </w:r>
+      <w:r>
+        <w:t xml:space="preserve">,</w:t>
+      </w:r>
+      <w:r>
+        <w:t xml:space="preserve"> </w:t>
+      </w:r>
+      <w:r>
+        <w:rPr>
+          <w:b/>
+          <w:bCs/>
+        </w:rPr>
+        <w:t xml:space="preserve">YouTube</w:t>
+      </w:r>
+      <w:r>
+        <w:t xml:space="preserve">,</w:t>
+      </w:r>
+      <w:r>
+        <w:t xml:space="preserve"> </w:t>
+      </w:r>
+      <w:r>
+        <w:rPr>
+          <w:b/>
+          <w:bCs/>
+        </w:rPr>
+        <w:t xml:space="preserve">Local archive folder</w:t>
+      </w:r>
+      <w:r>
+        <w:t xml:space="preserve">,</w:t>
+      </w:r>
+      <w:r>
+        <w:t xml:space="preserve"> </w:t>
+      </w:r>
+      <w:r>
+        <w:rPr>
+          <w:b/>
+          <w:bCs/>
+        </w:rPr>
+        <w:t xml:space="preserve">Subscriber</w:t>
+      </w:r>
+      <w:r>
+        <w:rPr>
+          <w:b/>
+          <w:bCs/>
+        </w:rPr>
+        <w:t xml:space="preserve"> </w:t>
+      </w:r>
+      <w:r>
+        <w:rPr>
+          <w:b/>
+          <w:bCs/>
+        </w:rPr>
+        <w:t xml:space="preserve">notices</w:t>
+      </w:r>
+      <w:r>
+        <w:t xml:space="preserve">,</w:t>
+      </w:r>
+      <w:r>
+        <w:t xml:space="preserve"> </w:t>
+      </w:r>
+      <w:r>
+        <w:rPr>
+          <w:b/>
+          <w:bCs/>
+        </w:rPr>
+        <w:t xml:space="preserve">Podcast feed</w:t>
+      </w:r>
+      <w:r>
+        <w:t xml:space="preserve"> </w:t>
+      </w:r>
+      <w:r>
+        <w:t xml:space="preserve">— optional reach and archive surfaces (see</w:t>
+      </w:r>
+      <w:r>
+        <w:t xml:space="preserve"> </w:t>
+      </w:r>
+      <w:hyperlink w:anchor="provider-setup-plain-language">
+        <w:r>
+          <w:rPr>
+            <w:rStyle w:val="Hyperlink"/>
+          </w:rPr>
+          <w:t xml:space="preserve">Setting Up Providers, Plain Language</w:t>
+        </w:r>
+      </w:hyperlink>
+      <w:r>
+        <w:t xml:space="preserve">).</w:t>
+      </w:r>
+      <w:r>
+        <w:t xml:space="preserve"> </w:t>
+      </w:r>
+      <w:r>
+        <w:t xml:space="preserve">Each fans out independently on its own timeline.</w:t>
+      </w:r>
+    </w:p>
+    <w:p>
+      <w:pPr>
+        <w:pStyle w:val="Compact"/>
+        <w:numPr>
+          <w:ilvl w:val="0"/>
+          <w:numId w:val="1007"/>
+        </w:numPr>
+      </w:pPr>
+      <w:r>
+        <w:rPr>
+          <w:b/>
+          <w:bCs/>
+        </w:rPr>
+        <w:t xml:space="preserve">Cable file package</w:t>
+      </w:r>
+      <w:r>
+        <w:t xml:space="preserve"> </w:t>
+      </w:r>
+      <w:r>
+        <w:t xml:space="preserve">— an optional local ZIP of media, captions,</w:t>
+      </w:r>
+      <w:r>
+        <w:t xml:space="preserve"> </w:t>
+      </w:r>
+      <w:r>
+        <w:t xml:space="preserve">metadata, and hashes for handoff to a cable/PEG headend. Most stations</w:t>
+      </w:r>
+      <w:r>
+        <w:t xml:space="preserve"> </w:t>
+      </w:r>
+      <w:r>
+        <w:t xml:space="preserve">never configure a cable-package output folder, and that is fine: this</w:t>
+      </w:r>
+      <w:r>
+        <w:t xml:space="preserve"> </w:t>
+      </w:r>
+      <w:r>
+        <w:t xml:space="preserve">surface reads</w:t>
+      </w:r>
+      <w:r>
+        <w:t xml:space="preserve"> </w:t>
+      </w:r>
+      <w:r>
+        <w:rPr>
+          <w:b/>
+          <w:bCs/>
+        </w:rPr>
+        <w:t xml:space="preserve">Not set up (optional)</w:t>
+      </w:r>
+      <w:r>
+        <w:t xml:space="preserve"> </w:t>
+      </w:r>
+      <w:r>
+        <w:t xml:space="preserve">rather than a red failure when it</w:t>
+      </w:r>
+      <w:r>
+        <w:t xml:space="preserve"> </w:t>
+      </w:r>
+      <w:r>
+        <w:t xml:space="preserve">was never configured. A red</w:t>
+      </w:r>
+      <w:r>
+        <w:t xml:space="preserve"> </w:t>
+      </w:r>
+      <w:r>
+        <w:rPr>
+          <w:b/>
+          <w:bCs/>
+        </w:rPr>
+        <w:t xml:space="preserve">Failed</w:t>
+      </w:r>
+      <w:r>
+        <w:t xml:space="preserve"> </w:t>
+      </w:r>
+      <w:r>
+        <w:t xml:space="preserve">on this row means CivicCast</w:t>
+      </w:r>
+      <w:r>
+        <w:t xml:space="preserve"> </w:t>
+      </w:r>
+      <w:r>
+        <w:t xml:space="preserve">actually tried to build the package (because an output folder is</w:t>
+      </w:r>
+      <w:r>
+        <w:t xml:space="preserve"> </w:t>
+      </w:r>
+      <w:r>
+        <w:t xml:space="preserve">configured) and hit a real problem — a missing source file or a missing</w:t>
+      </w:r>
+      <w:r>
+        <w:t xml:space="preserve"> </w:t>
+      </w:r>
+      <w:r>
+        <w:t xml:space="preserve">caption sidecar — which the row’s message names directly.</w:t>
+      </w:r>
+    </w:p>
+    <w:p>
+      <w:pPr>
+        <w:pStyle w:val="FirstParagraph"/>
+      </w:pPr>
+      <w:r>
+        <w:t xml:space="preserve">A red or unset optional surface never blocks or undoes a successful Portal</w:t>
+      </w:r>
+      <w:r>
+        <w:t xml:space="preserve"> </w:t>
+      </w:r>
+      <w:r>
+        <w:t xml:space="preserve">publish. Check the dashboard’s overall status, not any single optional row,</w:t>
+      </w:r>
+      <w:r>
+        <w:t xml:space="preserve"> </w:t>
+      </w:r>
+      <w:r>
+        <w:t xml:space="preserve">to know whether a recording is public.</w:t>
+      </w:r>
+    </w:p>
+    <w:bookmarkEnd w:id="25"/>
+    <w:bookmarkStart w:id="26" w:name="cdn-cost-estimate"/>
+    <w:p>
+      <w:pPr>
+        <w:pStyle w:val="Heading3"/>
+      </w:pPr>
+      <w:r>
+        <w:t xml:space="preserve">The CDN Cost Estimate Is A Guess, Not A Quote</w:t>
+      </w:r>
+    </w:p>
+    <w:p>
+      <w:pPr>
+        <w:pStyle w:val="FirstParagraph"/>
+      </w:pPr>
+      <w:r>
+        <w:t xml:space="preserve">The</w:t>
+      </w:r>
+      <w:r>
+        <w:t xml:space="preserve"> </w:t>
+      </w:r>
+      <w:r>
+        <w:rPr>
+          <w:b/>
+          <w:bCs/>
+        </w:rPr>
+        <w:t xml:space="preserve">Storage and viewing estimate</w:t>
+      </w:r>
+      <w:r>
+        <w:t xml:space="preserve"> </w:t>
+      </w:r>
+      <w:r>
+        <w:t xml:space="preserve">panel on</w:t>
+      </w:r>
+      <w:r>
+        <w:t xml:space="preserve"> </w:t>
+      </w:r>
+      <w:r>
+        <w:rPr>
+          <w:b/>
+          <w:bCs/>
+        </w:rPr>
+        <w:t xml:space="preserve">Setup</w:t>
+      </w:r>
+      <w:r>
+        <w:t xml:space="preserve"> </w:t>
+      </w:r>
+      <w:r>
+        <w:t xml:space="preserve">turns hours,</w:t>
+      </w:r>
+      <w:r>
+        <w:t xml:space="preserve"> </w:t>
+      </w:r>
+      <w:r>
+        <w:t xml:space="preserve">meetings, and viewers into a storage figure (a straightforward</w:t>
+      </w:r>
+      <w:r>
+        <w:t xml:space="preserve"> </w:t>
+      </w:r>
+      <w:r>
+        <w:t xml:space="preserve">multiplication) and an honest note about bandwidth cost: it does not print a</w:t>
+      </w:r>
+      <w:r>
+        <w:t xml:space="preserve"> </w:t>
+      </w:r>
+      <w:r>
+        <w:t xml:space="preserve">single invented dollar figure, because CivicCast does not know which CDN</w:t>
+      </w:r>
+      <w:r>
+        <w:t xml:space="preserve"> </w:t>
+      </w:r>
+      <w:r>
+        <w:t xml:space="preserve">provider a station will use or what that provider charges. Cost genuinely</w:t>
+      </w:r>
+      <w:r>
+        <w:t xml:space="preserve"> </w:t>
+      </w:r>
+      <w:r>
+        <w:rPr>
+          <w:b/>
+          <w:bCs/>
+        </w:rPr>
+        <w:t xml:space="preserve">varies by provider</w:t>
+      </w:r>
+      <w:r>
+        <w:t xml:space="preserve"> </w:t>
+      </w:r>
+      <w:r>
+        <w:t xml:space="preserve">—</w:t>
+      </w:r>
+      <w:r>
+        <w:t xml:space="preserve"> </w:t>
+      </w:r>
+      <w:r>
+        <w:rPr>
+          <w:b/>
+          <w:bCs/>
+        </w:rPr>
+        <w:t xml:space="preserve">Cloudflare R2 charges nothing for sending video</w:t>
+      </w:r>
+      <w:r>
+        <w:rPr>
+          <w:b/>
+          <w:bCs/>
+        </w:rPr>
+        <w:t xml:space="preserve"> </w:t>
+      </w:r>
+      <w:r>
+        <w:rPr>
+          <w:b/>
+          <w:bCs/>
+        </w:rPr>
+        <w:t xml:space="preserve">out to viewers</w:t>
+      </w:r>
+      <w:r>
+        <w:t xml:space="preserve">, which is a real, current, published price (not a</w:t>
+      </w:r>
+      <w:r>
+        <w:t xml:space="preserve"> </w:t>
+      </w:r>
+      <w:r>
+        <w:t xml:space="preserve">CivicCast estimate); BunnyCDN, Fastly, and Akamai each set and change their</w:t>
+      </w:r>
+      <w:r>
+        <w:t xml:space="preserve"> </w:t>
+      </w:r>
+      <w:r>
+        <w:t xml:space="preserve">own rates, so check their pricing pages directly before budgeting a paid</w:t>
+      </w:r>
+      <w:r>
+        <w:t xml:space="preserve"> </w:t>
+      </w:r>
+      <w:r>
+        <w:t xml:space="preserve">CDN.</w:t>
+      </w:r>
+    </w:p>
+    <w:bookmarkEnd w:id="26"/>
+    <w:bookmarkStart w:id="27" w:name="live-broadcast-limits"/>
+    <w:p>
+      <w:pPr>
+        <w:pStyle w:val="Heading3"/>
+      </w:pPr>
+      <w:r>
+        <w:t xml:space="preserve">Live Broadcast — What It Needs And Its Honest Limits</w:t>
+      </w:r>
+    </w:p>
+    <w:p>
+      <w:pPr>
+        <w:pStyle w:val="FirstParagraph"/>
+      </w:pPr>
+      <w:r>
+        <w:t xml:space="preserve">Live broadcast is available, but it is not turnkey the way the recorded-media</w:t>
+      </w:r>
+      <w:r>
+        <w:t xml:space="preserve"> </w:t>
+      </w:r>
+      <w:r>
+        <w:t xml:space="preserve">workflow is. Two things to know before relying on it for a real meeting:</w:t>
+      </w:r>
+    </w:p>
+    <w:p>
+      <w:pPr>
+        <w:pStyle w:val="Compact"/>
+        <w:numPr>
+          <w:ilvl w:val="0"/>
+          <w:numId w:val="1008"/>
+        </w:numPr>
+      </w:pPr>
+      <w:r>
+        <w:rPr>
+          <w:b/>
+          <w:bCs/>
+        </w:rPr>
+        <w:t xml:space="preserve">A live broadcast needs an encoder or SRT source configured first.</w:t>
+      </w:r>
+      <w:r>
+        <w:t xml:space="preserve"> </w:t>
+      </w:r>
+      <w:r>
+        <w:t xml:space="preserve">Without one,</w:t>
+      </w:r>
+      <w:r>
+        <w:t xml:space="preserve"> </w:t>
+      </w:r>
+      <w:r>
+        <w:rPr>
+          <w:b/>
+          <w:bCs/>
+        </w:rPr>
+        <w:t xml:space="preserve">Run Meeting</w:t>
+      </w:r>
+      <w:r>
+        <w:t xml:space="preserve"> </w:t>
+      </w:r>
+      <w:r>
+        <w:t xml:space="preserve">shows</w:t>
+      </w:r>
+      <w:r>
+        <w:t xml:space="preserve"> </w:t>
+      </w:r>
+      <w:r>
+        <w:rPr>
+          <w:b/>
+          <w:bCs/>
+        </w:rPr>
+        <w:t xml:space="preserve">Source preview unavailable</w:t>
+      </w:r>
+      <w:r>
+        <w:t xml:space="preserve"> </w:t>
+      </w:r>
+      <w:r>
+        <w:t xml:space="preserve">and</w:t>
+      </w:r>
+      <w:r>
+        <w:t xml:space="preserve"> </w:t>
+      </w:r>
+      <w:r>
+        <w:t xml:space="preserve">keeps</w:t>
+      </w:r>
+      <w:r>
+        <w:t xml:space="preserve"> </w:t>
+      </w:r>
+      <w:r>
+        <w:rPr>
+          <w:b/>
+          <w:bCs/>
+        </w:rPr>
+        <w:t xml:space="preserve">Start Live Stream</w:t>
+      </w:r>
+      <w:r>
+        <w:t xml:space="preserve"> </w:t>
+      </w:r>
+      <w:r>
+        <w:t xml:space="preserve">disabled — that is the expected safe state</w:t>
+      </w:r>
+      <w:r>
+        <w:t xml:space="preserve"> </w:t>
+      </w:r>
+      <w:r>
+        <w:t xml:space="preserve">described in</w:t>
+      </w:r>
+      <w:r>
+        <w:t xml:space="preserve"> </w:t>
+      </w:r>
+      <w:hyperlink w:anchor="your-first-beta-workflow">
+        <w:r>
+          <w:rPr>
+            <w:rStyle w:val="Hyperlink"/>
+          </w:rPr>
+          <w:t xml:space="preserve">Your First Beta Workflow</w:t>
+        </w:r>
+      </w:hyperlink>
+      <w:r>
+        <w:t xml:space="preserve">, not a</w:t>
+      </w:r>
+      <w:r>
+        <w:t xml:space="preserve"> </w:t>
+      </w:r>
+      <w:r>
+        <w:t xml:space="preserve">bug. Set up and verify the station’s encoder/SRT source before the first</w:t>
+      </w:r>
+      <w:r>
+        <w:t xml:space="preserve"> </w:t>
+      </w:r>
+      <w:r>
+        <w:t xml:space="preserve">live meeting.</w:t>
+      </w:r>
+    </w:p>
+    <w:p>
+      <w:pPr>
+        <w:pStyle w:val="Compact"/>
+        <w:numPr>
+          <w:ilvl w:val="0"/>
+          <w:numId w:val="1008"/>
+        </w:numPr>
+      </w:pPr>
+      <w:r>
+        <w:rPr>
+          <w:b/>
+          <w:bCs/>
+        </w:rPr>
+        <w:t xml:space="preserve">A live-source drop mid-broadcast causes a brief re-establish, not a</w:t>
+      </w:r>
+      <w:r>
+        <w:rPr>
+          <w:b/>
+          <w:bCs/>
+        </w:rPr>
+        <w:t xml:space="preserve"> </w:t>
+      </w:r>
+      <w:r>
+        <w:rPr>
+          <w:b/>
+          <w:bCs/>
+        </w:rPr>
+        <w:t xml:space="preserve">seamless reconnect.</w:t>
+      </w:r>
+      <w:r>
+        <w:t xml:space="preserve"> </w:t>
+      </w:r>
+      <w:r>
+        <w:t xml:space="preserve">If the encoder or SRT feed drops during a live</w:t>
+      </w:r>
+      <w:r>
+        <w:t xml:space="preserve"> </w:t>
+      </w:r>
+      <w:r>
+        <w:t xml:space="preserve">broadcast, the channel does not silently keep playing the interrupted</w:t>
+      </w:r>
+      <w:r>
+        <w:t xml:space="preserve"> </w:t>
+      </w:r>
+      <w:r>
+        <w:t xml:space="preserve">feed and it does not instantly resume where it left off either — after</w:t>
+      </w:r>
+      <w:r>
+        <w:t xml:space="preserve"> </w:t>
+      </w:r>
+      <w:r>
+        <w:t xml:space="preserve">a short run of failed relaunch attempts against the same dead source,</w:t>
+      </w:r>
+      <w:r>
+        <w:t xml:space="preserve"> </w:t>
+      </w:r>
+      <w:r>
+        <w:t xml:space="preserve">CivicCast falls back to a slate (a hold screen) rather than looping the</w:t>
+      </w:r>
+      <w:r>
+        <w:t xml:space="preserve"> </w:t>
+      </w:r>
+      <w:r>
+        <w:t xml:space="preserve">crash forever, and picks the source back up automatically once it</w:t>
+      </w:r>
+      <w:r>
+        <w:t xml:space="preserve"> </w:t>
+      </w:r>
+      <w:r>
+        <w:t xml:space="preserve">recovers. Residents will see a brief interruption, not a seamless</w:t>
+      </w:r>
+      <w:r>
+        <w:t xml:space="preserve"> </w:t>
+      </w:r>
+      <w:r>
+        <w:t xml:space="preserve">hand-off. Never assume the recording continued through a drop — confirm</w:t>
+      </w:r>
+      <w:r>
+        <w:t xml:space="preserve"> </w:t>
+      </w:r>
+      <w:r>
+        <w:t xml:space="preserve">the recording and finalization status before publishing.</w:t>
+      </w:r>
+    </w:p>
+    <w:bookmarkEnd w:id="27"/>
+    <w:bookmarkStart w:id="28" w:name="operator-graphics-control"/>
+    <w:p>
+      <w:pPr>
+        <w:pStyle w:val="Heading3"/>
+      </w:pPr>
+      <w:r>
+        <w:t xml:space="preserve">Operator Graphics Control (Lower-Third Banner)</w:t>
+      </w:r>
+    </w:p>
+    <w:p>
+      <w:pPr>
+        <w:pStyle w:val="FirstParagraph"/>
+      </w:pPr>
+      <w:r>
+        <w:rPr>
+          <w:b/>
+          <w:bCs/>
+        </w:rPr>
+        <w:t xml:space="preserve">Channel Ops</w:t>
+      </w:r>
+      <w:r>
+        <w:t xml:space="preserve"> </w:t>
+      </w:r>
+      <w:r>
+        <w:t xml:space="preserve">now has a graphics-overlay panel where an operator can set a</w:t>
+      </w:r>
+      <w:r>
+        <w:t xml:space="preserve"> </w:t>
+      </w:r>
+      <w:r>
+        <w:t xml:space="preserve">lower-third text banner (a text strip across the bottom of the picture) and</w:t>
+      </w:r>
+      <w:r>
+        <w:t xml:space="preserve"> </w:t>
+      </w:r>
+      <w:r>
+        <w:t xml:space="preserve">turn it on or off for a channel, without editing any config file.</w:t>
+      </w:r>
+    </w:p>
+    <w:p>
+      <w:pPr>
+        <w:pStyle w:val="BodyText"/>
+      </w:pPr>
+      <w:r>
+        <w:rPr>
+          <w:b/>
+          <w:bCs/>
+        </w:rPr>
+        <w:t xml:space="preserve">Honest limit: this is not a live, hot text update.</w:t>
+      </w:r>
+      <w:r>
+        <w:t xml:space="preserve"> </w:t>
+      </w:r>
+      <w:r>
+        <w:t xml:space="preserve">A saved banner</w:t>
+      </w:r>
+      <w:r>
+        <w:t xml:space="preserve"> </w:t>
+      </w:r>
+      <w:r>
+        <w:t xml:space="preserve">toggle or text change takes effect the next time the channel’s playout</w:t>
+      </w:r>
+      <w:r>
+        <w:t xml:space="preserve"> </w:t>
+      </w:r>
+      <w:r>
+        <w:t xml:space="preserve">pipeline builds or reloads its content — the next channel start, or the</w:t>
+      </w:r>
+      <w:r>
+        <w:t xml:space="preserve"> </w:t>
+      </w:r>
+      <w:r>
+        <w:t xml:space="preserve">next scheduled content reload — not instantly on an already-live picture.</w:t>
+      </w:r>
+      <w:r>
+        <w:t xml:space="preserve"> </w:t>
+      </w:r>
+      <w:r>
+        <w:t xml:space="preserve">The banner itself is a still image the engine composites into the video,</w:t>
+      </w:r>
+      <w:r>
+        <w:t xml:space="preserve"> </w:t>
+      </w:r>
+      <w:r>
+        <w:t xml:space="preserve">not a live text-render layer, so there is no way to flash updated text onto</w:t>
+      </w:r>
+      <w:r>
+        <w:t xml:space="preserve"> </w:t>
+      </w:r>
+      <w:r>
+        <w:t xml:space="preserve">an already-running broadcast the instant you type it. Plan a lower-third</w:t>
+      </w:r>
+      <w:r>
+        <w:t xml:space="preserve"> </w:t>
+      </w:r>
+      <w:r>
+        <w:t xml:space="preserve">change before the meeting starts, or expect a short delay before it appears</w:t>
+      </w:r>
+      <w:r>
+        <w:t xml:space="preserve"> </w:t>
+      </w:r>
+      <w:r>
+        <w:t xml:space="preserve">on an already-live channel.</w:t>
+      </w:r>
+    </w:p>
+    <w:p>
+      <w:pPr>
+        <w:pStyle w:val="BodyText"/>
+      </w:pPr>
+      <w:r>
+        <w:t xml:space="preserve">Station bug/logo placement is not yet operator-controllable from this</w:t>
+      </w:r>
+      <w:r>
+        <w:t xml:space="preserve"> </w:t>
+      </w:r>
+      <w:r>
+        <w:t xml:space="preserve">panel; only the lower-third text layer is.</w:t>
+      </w:r>
+    </w:p>
+    <w:bookmarkEnd w:id="28"/>
+    <w:bookmarkStart w:id="29" w:name="common-operator-questions"/>
+    <w:p>
+      <w:pPr>
+        <w:pStyle w:val="Heading3"/>
+      </w:pPr>
+      <w:r>
+        <w:t xml:space="preserve">Common Operator Questions</w:t>
+      </w:r>
+    </w:p>
+    <w:p>
+      <w:pPr>
+        <w:pStyle w:val="FirstParagraph"/>
+      </w:pPr>
+      <w:r>
+        <w:rPr>
+          <w:b/>
+          <w:bCs/>
+        </w:rPr>
+        <w:t xml:space="preserve">What happens if Wi-Fi drops mid-meeting?</w:t>
+      </w:r>
+      <w:r>
+        <w:t xml:space="preserve"> </w:t>
+      </w:r>
+      <w:r>
+        <w:t xml:space="preserve">The stock build does not claim automatic</w:t>
+      </w:r>
+      <w:r>
+        <w:t xml:space="preserve"> </w:t>
+      </w:r>
+      <w:r>
+        <w:t xml:space="preserve">source-drop detection or slate failover (automatically switching to a hold</w:t>
+      </w:r>
+      <w:r>
+        <w:t xml:space="preserve"> </w:t>
+      </w:r>
+      <w:r>
+        <w:t xml:space="preserve">slide when the video source drops) without a verified media probe and</w:t>
+      </w:r>
+      <w:r>
+        <w:t xml:space="preserve"> </w:t>
+      </w:r>
+      <w:r>
+        <w:t xml:space="preserve">station-specific egress proof (verified evidence that the station’s outbound</w:t>
+      </w:r>
+      <w:r>
+        <w:t xml:space="preserve"> </w:t>
+      </w:r>
+      <w:r>
+        <w:t xml:space="preserve">stream setup actually works). Follow the station’s tested fallback procedure.</w:t>
+      </w:r>
+      <w:r>
+        <w:t xml:space="preserve"> </w:t>
+      </w:r>
+      <w:r>
+        <w:t xml:space="preserve">Never assume the local recording continued: confirm the recording and finalization</w:t>
+      </w:r>
+      <w:r>
+        <w:t xml:space="preserve"> </w:t>
+      </w:r>
+      <w:r>
+        <w:t xml:space="preserve">status before publishing.</w:t>
+      </w:r>
+    </w:p>
+    <w:p>
+      <w:pPr>
+        <w:pStyle w:val="BodyText"/>
+      </w:pPr>
+      <w:r>
+        <w:rPr>
+          <w:b/>
+          <w:bCs/>
+        </w:rPr>
+        <w:t xml:space="preserve">Can I trim the start and end of the recording?</w:t>
+      </w:r>
+      <w:r>
+        <w:t xml:space="preserve"> </w:t>
+      </w:r>
+      <w:r>
+        <w:t xml:space="preserve">The Assets editor is a</w:t>
+      </w:r>
+      <w:r>
+        <w:t xml:space="preserve"> </w:t>
+      </w:r>
+      <w:r>
+        <w:t xml:space="preserve">scrub-and-metadata editor: it can save trim points and chapters, and it keeps</w:t>
+      </w:r>
+      <w:r>
+        <w:t xml:space="preserve"> </w:t>
+      </w:r>
+      <w:r>
+        <w:t xml:space="preserve">the original. It does not claim automatic public re-rendering. Package the</w:t>
+      </w:r>
+      <w:r>
+        <w:t xml:space="preserve"> </w:t>
+      </w:r>
+      <w:r>
+        <w:t xml:space="preserve">asset again after changing trim metadata, then review and publish it.</w:t>
+      </w:r>
+    </w:p>
+    <w:p>
+      <w:pPr>
+        <w:pStyle w:val="BodyText"/>
+      </w:pPr>
+      <w:r>
+        <w:rPr>
+          <w:b/>
+          <w:bCs/>
+        </w:rPr>
+        <w:t xml:space="preserve">Where do captions come from?</w:t>
+      </w:r>
+      <w:r>
+        <w:t xml:space="preserve"> </w:t>
+      </w:r>
+      <w:r>
+        <w:t xml:space="preserve">CivicCast generates captions</w:t>
+      </w:r>
+      <w:r>
+        <w:t xml:space="preserve"> </w:t>
+      </w:r>
+      <w:r>
+        <w:t xml:space="preserve">automatically from the meeting audio using a local AI model — your</w:t>
+      </w:r>
+      <w:r>
+        <w:t xml:space="preserve"> </w:t>
+      </w:r>
+      <w:r>
+        <w:t xml:space="preserve">audio never leaves the station unless you turn on a cloud model in</w:t>
+      </w:r>
+      <w:r>
+        <w:t xml:space="preserve"> </w:t>
+      </w:r>
+      <w:r>
+        <w:t xml:space="preserve">settings. A records clerk reviews and corrects the captions before</w:t>
+      </w:r>
+      <w:r>
+        <w:t xml:space="preserve"> </w:t>
+      </w:r>
+      <w:r>
+        <w:t xml:space="preserve">the recording is published.</w:t>
+      </w:r>
+    </w:p>
+    <w:p>
+      <w:pPr>
+        <w:pStyle w:val="BodyText"/>
+      </w:pPr>
+      <w:r>
+        <w:rPr>
+          <w:b/>
+          <w:bCs/>
+        </w:rPr>
+        <w:t xml:space="preserve">What if my station’s captions quietly drop to a lower-quality model?</w:t>
+      </w:r>
+      <w:r>
+        <w:t xml:space="preserve"> </w:t>
+      </w:r>
+      <w:r>
+        <w:t xml:space="preserve">If the station’s large caption model can’t be verified at startup (for</w:t>
+      </w:r>
+      <w:r>
+        <w:t xml:space="preserve"> </w:t>
+      </w:r>
+      <w:r>
+        <w:t xml:space="preserve">example, after an upgrade), CivicCast automatically falls back to its</w:t>
+      </w:r>
+      <w:r>
+        <w:t xml:space="preserve"> </w:t>
+      </w:r>
+      <w:r>
+        <w:t xml:space="preserve">proven standard-tier model rather than failing to start — but it no</w:t>
+      </w:r>
+      <w:r>
+        <w:t xml:space="preserve"> </w:t>
+      </w:r>
+      <w:r>
+        <w:t xml:space="preserve">longer does this silently.</w:t>
+      </w:r>
+      <w:r>
+        <w:t xml:space="preserve"> </w:t>
+      </w:r>
+      <w:r>
+        <w:rPr>
+          <w:b/>
+          <w:bCs/>
+        </w:rPr>
+        <w:t xml:space="preserve">System Health</w:t>
+      </w:r>
+      <w:r>
+        <w:t xml:space="preserve"> </w:t>
+      </w:r>
+      <w:r>
+        <w:t xml:space="preserve">raises a visible</w:t>
+      </w:r>
+      <w:r>
+        <w:t xml:space="preserve"> </w:t>
+      </w:r>
+      <w:r>
+        <w:rPr>
+          <w:b/>
+          <w:bCs/>
+        </w:rPr>
+        <w:t xml:space="preserve">“Captions are running on the standard tier … open AI Models”</w:t>
+      </w:r>
+      <w:r>
+        <w:t xml:space="preserve"> </w:t>
+      </w:r>
+      <w:r>
+        <w:t xml:space="preserve">alert</w:t>
+      </w:r>
+      <w:r>
+        <w:t xml:space="preserve"> </w:t>
+      </w:r>
+      <w:r>
+        <w:t xml:space="preserve">so staff know to re-check the model, instead of running degraded</w:t>
+      </w:r>
+      <w:r>
+        <w:t xml:space="preserve"> </w:t>
+      </w:r>
+      <w:r>
+        <w:t xml:space="preserve">captions with no on-screen sign anything changed.</w:t>
+      </w:r>
+    </w:p>
+    <w:p>
+      <w:pPr>
+        <w:pStyle w:val="BodyText"/>
+      </w:pPr>
+      <w:r>
+        <w:rPr>
+          <w:b/>
+          <w:bCs/>
+        </w:rPr>
+        <w:t xml:space="preserve">Why does an asset’s readiness dot say</w:t>
+      </w:r>
+      <w:r>
+        <w:rPr>
+          <w:b/>
+          <w:bCs/>
+        </w:rPr>
+        <w:t xml:space="preserve"> </w:t>
+      </w:r>
+      <w:r>
+        <w:rPr>
+          <w:b/>
+          <w:bCs/>
+        </w:rPr>
+        <w:t xml:space="preserve">“Not ready”</w:t>
+      </w:r>
+      <w:r>
+        <w:rPr>
+          <w:b/>
+          <w:bCs/>
+        </w:rPr>
+        <w:t xml:space="preserve"> </w:t>
+      </w:r>
+      <w:r>
+        <w:rPr>
+          <w:b/>
+          <w:bCs/>
+        </w:rPr>
+        <w:t xml:space="preserve">even though it’s</w:t>
+      </w:r>
+      <w:r>
+        <w:rPr>
+          <w:b/>
+          <w:bCs/>
+        </w:rPr>
+        <w:t xml:space="preserve"> </w:t>
+      </w:r>
+      <w:r>
+        <w:rPr>
+          <w:b/>
+          <w:bCs/>
+        </w:rPr>
+        <w:t xml:space="preserve">already published?</w:t>
+      </w:r>
+      <w:r>
+        <w:t xml:space="preserve"> </w:t>
+      </w:r>
+      <w:r>
+        <w:t xml:space="preserve">The small readiness dot on</w:t>
+      </w:r>
+      <w:r>
+        <w:t xml:space="preserve"> </w:t>
+      </w:r>
+      <w:r>
+        <w:rPr>
+          <w:b/>
+          <w:bCs/>
+        </w:rPr>
+        <w:t xml:space="preserve">Assets</w:t>
+      </w:r>
+      <w:r>
+        <w:t xml:space="preserve"> </w:t>
+      </w:r>
+      <w:r>
+        <w:t xml:space="preserve">tracks the</w:t>
+      </w:r>
+      <w:r>
+        <w:t xml:space="preserve"> </w:t>
+      </w:r>
+      <w:r>
+        <w:t xml:space="preserve">optimized playback proxy the ingest pipeline builds, not whether the</w:t>
+      </w:r>
+      <w:r>
+        <w:t xml:space="preserve"> </w:t>
+      </w:r>
+      <w:r>
+        <w:t xml:space="preserve">recording is public. A published, live-on-the-portal asset can still show</w:t>
+      </w:r>
+      <w:r>
+        <w:t xml:space="preserve"> </w:t>
+      </w:r>
+      <w:r>
+        <w:t xml:space="preserve">a not-ready proxy dot — hover it (or check the screen-reader text) for the</w:t>
+      </w:r>
+      <w:r>
+        <w:t xml:space="preserve"> </w:t>
+      </w:r>
+      <w:r>
+        <w:t xml:space="preserve">plain-language reason, and check the separate</w:t>
+      </w:r>
+      <w:r>
+        <w:t xml:space="preserve"> </w:t>
+      </w:r>
+      <w:r>
+        <w:rPr>
+          <w:b/>
+          <w:bCs/>
+        </w:rPr>
+        <w:t xml:space="preserve">Published</w:t>
+      </w:r>
+      <w:r>
+        <w:t xml:space="preserve"> </w:t>
+      </w:r>
+      <w:r>
+        <w:t xml:space="preserve">column for</w:t>
+      </w:r>
+      <w:r>
+        <w:t xml:space="preserve"> </w:t>
+      </w:r>
+      <w:r>
+        <w:t xml:space="preserve">actual publish status.</w:t>
+      </w:r>
+    </w:p>
+    <w:p>
+      <w:pPr>
+        <w:pStyle w:val="BodyText"/>
+      </w:pPr>
+      <w:r>
+        <w:rPr>
+          <w:b/>
+          <w:bCs/>
+        </w:rPr>
+        <w:t xml:space="preserve">I can’t find the upload button on Assets.</w:t>
+      </w:r>
+      <w:r>
+        <w:t xml:space="preserve"> </w:t>
+      </w:r>
+      <w:r>
+        <w:t xml:space="preserve">It’s there:</w:t>
+      </w:r>
+      <w:r>
+        <w:t xml:space="preserve"> </w:t>
+      </w:r>
+      <w:r>
+        <w:rPr>
+          <w:b/>
+          <w:bCs/>
+        </w:rPr>
+        <w:t xml:space="preserve">Assets</w:t>
+      </w:r>
+      <w:r>
+        <w:t xml:space="preserve"> </w:t>
+      </w:r>
+      <w:r>
+        <w:t xml:space="preserve">has its own</w:t>
+      </w:r>
+      <w:r>
+        <w:t xml:space="preserve"> </w:t>
+      </w:r>
+      <w:r>
+        <w:rPr>
+          <w:b/>
+          <w:bCs/>
+        </w:rPr>
+        <w:t xml:space="preserve">Upload video</w:t>
+      </w:r>
+      <w:r>
+        <w:t xml:space="preserve"> </w:t>
+      </w:r>
+      <w:r>
+        <w:t xml:space="preserve">button (separate from the First Setup</w:t>
+      </w:r>
+      <w:r>
+        <w:t xml:space="preserve"> </w:t>
+      </w:r>
+      <w:r>
+        <w:t xml:space="preserve">rehearsal picker), with a progress bar and a plain-language error if the</w:t>
+      </w:r>
+      <w:r>
+        <w:t xml:space="preserve"> </w:t>
+      </w:r>
+      <w:r>
+        <w:t xml:space="preserve">file type isn’t supported. It’s gated to</w:t>
+      </w:r>
+      <w:r>
+        <w:t xml:space="preserve"> </w:t>
+      </w:r>
+      <w:r>
+        <w:rPr>
+          <w:rStyle w:val="VerbatimChar"/>
+        </w:rPr>
+        <w:t xml:space="preserve">records_clerk</w:t>
+      </w:r>
+      <w:r>
+        <w:t xml:space="preserve">,</w:t>
+      </w:r>
+      <w:r>
+        <w:t xml:space="preserve"> </w:t>
+      </w:r>
+      <w:r>
+        <w:rPr>
+          <w:rStyle w:val="VerbatimChar"/>
+        </w:rPr>
+        <w:t xml:space="preserve">meeting_operator</w:t>
+      </w:r>
+      <w:r>
+        <w:t xml:space="preserve">, and</w:t>
+      </w:r>
+      <w:r>
+        <w:t xml:space="preserve"> </w:t>
+      </w:r>
+      <w:r>
+        <w:rPr>
+          <w:rStyle w:val="VerbatimChar"/>
+        </w:rPr>
+        <w:t xml:space="preserve">support_admin</w:t>
+      </w:r>
+      <w:r>
+        <w:t xml:space="preserve"> </w:t>
+      </w:r>
+      <w:r>
+        <w:t xml:space="preserve">— if your role lacks it, the</w:t>
+      </w:r>
+      <w:r>
+        <w:t xml:space="preserve"> </w:t>
+      </w:r>
+      <w:r>
+        <w:t xml:space="preserve">button is visibly disabled with the reason stated, not hidden.</w:t>
+      </w:r>
+    </w:p>
+    <w:p>
+      <w:pPr>
+        <w:pStyle w:val="BodyText"/>
+      </w:pPr>
+      <w:r>
+        <w:rPr>
+          <w:b/>
+          <w:bCs/>
+        </w:rPr>
+        <w:t xml:space="preserve">A watch-folder file didn’t ingest — how do I know why?</w:t>
+      </w:r>
+      <w:r>
+        <w:t xml:space="preserve"> </w:t>
+      </w:r>
+      <w:r>
+        <w:t xml:space="preserve">Each watch</w:t>
+      </w:r>
+      <w:r>
+        <w:t xml:space="preserve"> </w:t>
+      </w:r>
+      <w:r>
+        <w:t xml:space="preserve">folder now shows its own health status, last poll time, last ingest time,</w:t>
+      </w:r>
+      <w:r>
+        <w:t xml:space="preserve"> </w:t>
+      </w:r>
+      <w:r>
+        <w:t xml:space="preserve">and — when something’s wrong (an unreachable path, a permission problem)</w:t>
+      </w:r>
+      <w:r>
+        <w:t xml:space="preserve"> </w:t>
+      </w:r>
+      <w:r>
+        <w:t xml:space="preserve">— the actual degraded reason, instead of failing silently. Use</w:t>
+      </w:r>
+      <w:r>
+        <w:t xml:space="preserve"> </w:t>
+      </w:r>
+      <w:r>
+        <w:rPr>
+          <w:b/>
+          <w:bCs/>
+        </w:rPr>
+        <w:t xml:space="preserve">Scan</w:t>
+      </w:r>
+      <w:r>
+        <w:rPr>
+          <w:b/>
+          <w:bCs/>
+        </w:rPr>
+        <w:t xml:space="preserve"> </w:t>
+      </w:r>
+      <w:r>
+        <w:rPr>
+          <w:b/>
+          <w:bCs/>
+        </w:rPr>
+        <w:t xml:space="preserve">now</w:t>
+      </w:r>
+      <w:r>
+        <w:t xml:space="preserve"> </w:t>
+      </w:r>
+      <w:r>
+        <w:t xml:space="preserve">on the folder’s card to force an immediate check instead of waiting</w:t>
+      </w:r>
+      <w:r>
+        <w:t xml:space="preserve"> </w:t>
+      </w:r>
+      <w:r>
+        <w:t xml:space="preserve">for the next automatic poll.</w:t>
+      </w:r>
+    </w:p>
+    <w:p>
+      <w:pPr>
+        <w:pStyle w:val="BodyText"/>
+      </w:pPr>
+      <w:r>
+        <w:rPr>
+          <w:b/>
+          <w:bCs/>
+        </w:rPr>
+        <w:t xml:space="preserve">How do residents find a recording?</w:t>
+      </w:r>
+      <w:r>
+        <w:t xml:space="preserve"> </w:t>
+      </w:r>
+      <w:r>
+        <w:t xml:space="preserve">The public website has a</w:t>
+      </w:r>
+      <w:r>
+        <w:t xml:space="preserve"> </w:t>
+      </w:r>
+      <w:r>
+        <w:rPr>
+          <w:b/>
+          <w:bCs/>
+        </w:rPr>
+        <w:t xml:space="preserve">Browse</w:t>
+      </w:r>
+      <w:r>
+        <w:t xml:space="preserve"> </w:t>
+      </w:r>
+      <w:r>
+        <w:t xml:space="preserve">page with search and filters. Each recording also has a</w:t>
+      </w:r>
+      <w:r>
+        <w:t xml:space="preserve"> </w:t>
+      </w:r>
+      <w:r>
+        <w:t xml:space="preserve">shareable link with a copy button. If your station tags recordings by</w:t>
+      </w:r>
+      <w:r>
+        <w:t xml:space="preserve"> </w:t>
+      </w:r>
+      <w:r>
+        <w:t xml:space="preserve">meeting body (e.g. </w:t>
+      </w:r>
+      <w:r>
+        <w:rPr>
+          <w:i/>
+          <w:iCs/>
+        </w:rPr>
+        <w:t xml:space="preserve">City Council</w:t>
+      </w:r>
+      <w:r>
+        <w:t xml:space="preserve">,</w:t>
+      </w:r>
+      <w:r>
+        <w:t xml:space="preserve"> </w:t>
+      </w:r>
+      <w:r>
+        <w:rPr>
+          <w:i/>
+          <w:iCs/>
+        </w:rPr>
         <w:t xml:space="preserve">Planning Commission</w:t>
       </w:r>
       <w:r>
@@ -2825,8 +4591,8 @@
         <w:t xml:space="preserve">publish it.</w:t>
       </w:r>
     </w:p>
-    <w:bookmarkEnd w:id="24"/>
-    <w:bookmarkStart w:id="34" w:name="provider-setup-plain-language"/>
+    <w:bookmarkEnd w:id="29"/>
+    <w:bookmarkStart w:id="39" w:name="provider-setup-plain-language"/>
     <w:p>
       <w:pPr>
         <w:pStyle w:val="Heading3"/>
@@ -3017,7 +4783,7 @@
         <w:t xml:space="preserve">steps, and a link back to the matching part of this manual.</w:t>
       </w:r>
     </w:p>
-    <w:bookmarkStart w:id="25" w:name="provider-cloudflare-r2"/>
+    <w:bookmarkStart w:id="30" w:name="provider-cloudflare-r2"/>
     <w:p>
       <w:pPr>
         <w:pStyle w:val="Heading4"/>
@@ -3147,8 +4913,8 @@
         <w:t xml:space="preserve">fallback below the concierge box.</w:t>
       </w:r>
     </w:p>
-    <w:bookmarkEnd w:id="25"/>
-    <w:bookmarkStart w:id="26" w:name="provider-internet-archive"/>
+    <w:bookmarkEnd w:id="30"/>
+    <w:bookmarkStart w:id="31" w:name="provider-internet-archive"/>
     <w:p>
       <w:pPr>
         <w:pStyle w:val="Heading4"/>
@@ -3241,8 +5007,8 @@
         <w:t xml:space="preserve">your own keys in yourself.</w:t>
       </w:r>
     </w:p>
-    <w:bookmarkEnd w:id="26"/>
-    <w:bookmarkStart w:id="28" w:name="provider-youtube"/>
+    <w:bookmarkEnd w:id="31"/>
+    <w:bookmarkStart w:id="33" w:name="provider-youtube"/>
     <w:p>
       <w:pPr>
         <w:pStyle w:val="Heading4"/>
@@ -3289,7 +5055,7 @@
       <w:r>
         <w:t xml:space="preserve"> </w:t>
       </w:r>
-      <w:hyperlink r:id="rId27">
+      <w:hyperlink r:id="rId32">
         <w:r>
           <w:rPr>
             <w:rStyle w:val="Hyperlink"/>
@@ -3319,8 +5085,8 @@
         <w:t xml:space="preserve">upload proof before using YouTube for residents.</w:t>
       </w:r>
     </w:p>
-    <w:bookmarkEnd w:id="28"/>
-    <w:bookmarkStart w:id="29" w:name="provider-subscriber-notifications"/>
+    <w:bookmarkEnd w:id="33"/>
+    <w:bookmarkStart w:id="34" w:name="provider-subscriber-notifications"/>
     <w:p>
       <w:pPr>
         <w:pStyle w:val="Heading4"/>
@@ -3377,8 +5143,8 @@
         <w:t xml:space="preserve">or you can paste one from your notification provider.</w:t>
       </w:r>
     </w:p>
-    <w:bookmarkEnd w:id="29"/>
-    <w:bookmarkStart w:id="30" w:name="provider-local-archive-folder"/>
+    <w:bookmarkEnd w:id="34"/>
+    <w:bookmarkStart w:id="35" w:name="provider-local-archive-folder"/>
     <w:p>
       <w:pPr>
         <w:pStyle w:val="Heading4"/>
@@ -3427,8 +5193,8 @@
         <w:t xml:space="preserve">itself in that folder before marking this ready.</w:t>
       </w:r>
     </w:p>
-    <w:bookmarkEnd w:id="30"/>
-    <w:bookmarkStart w:id="31" w:name="provider-alternative-cdns"/>
+    <w:bookmarkEnd w:id="35"/>
+    <w:bookmarkStart w:id="36" w:name="provider-alternative-cdns"/>
     <w:p>
       <w:pPr>
         <w:pStyle w:val="Heading4"/>
@@ -3594,8 +5360,8 @@
         <w:t xml:space="preserve">card’s Setup guide lists the exact fields.</w:t>
       </w:r>
     </w:p>
-    <w:bookmarkEnd w:id="31"/>
-    <w:bookmarkStart w:id="32" w:name="provider-federation"/>
+    <w:bookmarkEnd w:id="36"/>
+    <w:bookmarkStart w:id="37" w:name="provider-federation"/>
     <w:p>
       <w:pPr>
         <w:pStyle w:val="Heading4"/>
@@ -3698,8 +5464,8 @@
         <w:t xml:space="preserve">queue.</w:t>
       </w:r>
     </w:p>
-    <w:bookmarkEnd w:id="32"/>
-    <w:bookmarkStart w:id="33" w:name="provider-podcast-feed"/>
+    <w:bookmarkEnd w:id="37"/>
+    <w:bookmarkStart w:id="38" w:name="provider-podcast-feed"/>
     <w:p>
       <w:pPr>
         <w:pStyle w:val="Heading4"/>
@@ -3788,9 +5554,9 @@
         <w:t xml:space="preserve">appears here for review.</w:t>
       </w:r>
     </w:p>
-    <w:bookmarkEnd w:id="33"/>
-    <w:bookmarkEnd w:id="34"/>
-    <w:bookmarkStart w:id="35" w:name="glossary"/>
+    <w:bookmarkEnd w:id="38"/>
+    <w:bookmarkEnd w:id="39"/>
+    <w:bookmarkStart w:id="40" w:name="glossary"/>
     <w:p>
       <w:pPr>
         <w:pStyle w:val="Heading3"/>
@@ -4133,8 +5899,8 @@
         </w:tc>
       </w:tr>
     </w:tbl>
-    <w:bookmarkEnd w:id="35"/>
-    <w:bookmarkStart w:id="36" w:name="when-to-ask-for-help"/>
+    <w:bookmarkEnd w:id="40"/>
+    <w:bookmarkStart w:id="41" w:name="when-to-ask-for-help"/>
     <w:p>
       <w:pPr>
         <w:pStyle w:val="Heading3"/>
@@ -4162,7 +5928,7 @@
         <w:pStyle w:val="Compact"/>
         <w:numPr>
           <w:ilvl w:val="0"/>
-          <w:numId w:val="1005"/>
+          <w:numId w:val="1009"/>
         </w:numPr>
       </w:pPr>
       <w:r>
@@ -4208,7 +5974,7 @@
         <w:pStyle w:val="Compact"/>
         <w:numPr>
           <w:ilvl w:val="0"/>
-          <w:numId w:val="1005"/>
+          <w:numId w:val="1009"/>
         </w:numPr>
       </w:pPr>
       <w:r>
@@ -4238,7 +6004,7 @@
         <w:pStyle w:val="Compact"/>
         <w:numPr>
           <w:ilvl w:val="0"/>
-          <w:numId w:val="1005"/>
+          <w:numId w:val="1009"/>
         </w:numPr>
       </w:pPr>
       <w:r>
@@ -4250,7 +6016,7 @@
         <w:pStyle w:val="Compact"/>
         <w:numPr>
           <w:ilvl w:val="0"/>
-          <w:numId w:val="1005"/>
+          <w:numId w:val="1009"/>
         </w:numPr>
       </w:pPr>
       <w:r>
@@ -4278,15 +6044,15 @@
         <w:pStyle w:val="Compact"/>
         <w:numPr>
           <w:ilvl w:val="0"/>
-          <w:numId w:val="1005"/>
+          <w:numId w:val="1009"/>
         </w:numPr>
       </w:pPr>
       <w:r>
         <w:t xml:space="preserve">CivicCast asks for a recovery code and the kit cannot be found.</w:t>
       </w:r>
     </w:p>
-    <w:bookmarkEnd w:id="36"/>
-    <w:bookmarkStart w:id="38" w:name="report-without-github"/>
+    <w:bookmarkEnd w:id="41"/>
+    <w:bookmarkStart w:id="43" w:name="report-without-github"/>
     <w:p>
       <w:pPr>
         <w:pStyle w:val="Heading3"/>
@@ -4336,7 +6102,7 @@
         <w:pStyle w:val="Compact"/>
         <w:numPr>
           <w:ilvl w:val="0"/>
-          <w:numId w:val="1006"/>
+          <w:numId w:val="1010"/>
         </w:numPr>
       </w:pPr>
       <w:r>
@@ -4414,7 +6180,7 @@
         <w:pStyle w:val="Compact"/>
         <w:numPr>
           <w:ilvl w:val="0"/>
-          <w:numId w:val="1006"/>
+          <w:numId w:val="1010"/>
         </w:numPr>
       </w:pPr>
       <w:r>
@@ -4438,7 +6204,7 @@
         <w:pStyle w:val="Compact"/>
         <w:numPr>
           <w:ilvl w:val="0"/>
-          <w:numId w:val="1006"/>
+          <w:numId w:val="1010"/>
         </w:numPr>
       </w:pPr>
       <w:r>
@@ -4453,7 +6219,7 @@
       <w:r>
         <w:t xml:space="preserve"> </w:t>
       </w:r>
-      <w:hyperlink r:id="rId37">
+      <w:hyperlink r:id="rId42">
         <w:r>
           <w:rPr>
             <w:rStyle w:val="Hyperlink"/>
@@ -4488,8 +6254,8 @@
         <w:t xml:space="preserve">For routine workflow questions, use the role-specific guides:</w:t>
       </w:r>
     </w:p>
-    <w:bookmarkEnd w:id="38"/>
-    <w:bookmarkStart w:id="39" w:name="admin-quick-guide"/>
+    <w:bookmarkEnd w:id="43"/>
+    <w:bookmarkStart w:id="44" w:name="admin-quick-guide"/>
     <w:p>
       <w:pPr>
         <w:pStyle w:val="Heading3"/>
@@ -4503,7 +6269,7 @@
         <w:pStyle w:val="Compact"/>
         <w:numPr>
           <w:ilvl w:val="0"/>
-          <w:numId w:val="1007"/>
+          <w:numId w:val="1011"/>
         </w:numPr>
       </w:pPr>
       <w:hyperlink r:id="rId14">
@@ -4521,8 +6287,8 @@
         <w:t xml:space="preserve">— first install, recovery, backups.</w:t>
       </w:r>
     </w:p>
-    <w:bookmarkEnd w:id="39"/>
-    <w:bookmarkStart w:id="40" w:name="meeting-operator-quick-guide"/>
+    <w:bookmarkEnd w:id="44"/>
+    <w:bookmarkStart w:id="45" w:name="meeting-operator-quick-guide"/>
     <w:p>
       <w:pPr>
         <w:pStyle w:val="Heading3"/>
@@ -4536,7 +6302,7 @@
         <w:pStyle w:val="Compact"/>
         <w:numPr>
           <w:ilvl w:val="0"/>
-          <w:numId w:val="1008"/>
+          <w:numId w:val="1012"/>
         </w:numPr>
       </w:pPr>
       <w:hyperlink r:id="rId12">
@@ -4554,8 +6320,8 @@
         <w:t xml:space="preserve">— night-of-meeting.</w:t>
       </w:r>
     </w:p>
-    <w:bookmarkEnd w:id="40"/>
-    <w:bookmarkStart w:id="42" w:name="records-clerk-quick-guide"/>
+    <w:bookmarkEnd w:id="45"/>
+    <w:bookmarkStart w:id="47" w:name="records-clerk-quick-guide"/>
     <w:p>
       <w:pPr>
         <w:pStyle w:val="Heading3"/>
@@ -4569,7 +6335,7 @@
         <w:pStyle w:val="Compact"/>
         <w:numPr>
           <w:ilvl w:val="0"/>
-          <w:numId w:val="1009"/>
+          <w:numId w:val="1013"/>
         </w:numPr>
       </w:pPr>
       <w:hyperlink r:id="rId13">
@@ -4592,10 +6358,10 @@
         <w:pStyle w:val="Compact"/>
         <w:numPr>
           <w:ilvl w:val="0"/>
-          <w:numId w:val="1009"/>
-        </w:numPr>
-      </w:pPr>
-      <w:hyperlink r:id="rId41">
+          <w:numId w:val="1013"/>
+        </w:numPr>
+      </w:pPr>
+      <w:hyperlink r:id="rId46">
         <w:r>
           <w:rPr>
             <w:rStyle w:val="Hyperlink"/>
@@ -4677,9 +6443,9 @@
         </w:pict>
       </w:r>
     </w:p>
-    <w:bookmarkEnd w:id="42"/>
-    <w:bookmarkEnd w:id="43"/>
-    <w:bookmarkStart w:id="68" w:name="section-b-technical-reference"/>
+    <w:bookmarkEnd w:id="47"/>
+    <w:bookmarkEnd w:id="48"/>
+    <w:bookmarkStart w:id="74" w:name="section-b-technical-reference"/>
     <w:p>
       <w:pPr>
         <w:pStyle w:val="Heading2"/>
@@ -4744,7 +6510,7 @@
       <w:r>
         <w:t xml:space="preserve"> </w:t>
       </w:r>
-      <w:hyperlink r:id="rId44">
+      <w:hyperlink r:id="rId49">
         <w:r>
           <w:rPr>
             <w:rStyle w:val="Hyperlink"/>
@@ -4756,7 +6522,7 @@
         <w:t xml:space="preserve">.</w:t>
       </w:r>
     </w:p>
-    <w:bookmarkStart w:id="45" w:name="install-and-first-boot"/>
+    <w:bookmarkStart w:id="50" w:name="install-and-first-boot"/>
     <w:p>
       <w:pPr>
         <w:pStyle w:val="Heading3"/>
@@ -4776,20 +6542,14 @@
         <w:t xml:space="preserve"> </w:t>
       </w:r>
       <w:r>
-        <w:t xml:space="preserve">bounded recorded-media workflow while each new signed candidate repeats the</w:t>
-      </w:r>
-      <w:r>
-        <w:t xml:space="preserve"> </w:t>
-      </w:r>
-      <w:r>
-        <w:t xml:space="preserve">genuine clean-host run first completed by rc14:</w:t>
-      </w:r>
-    </w:p>
-    <w:p>
-      <w:pPr>
-        <w:numPr>
-          <w:ilvl w:val="0"/>
-          <w:numId w:val="1010"/>
+        <w:t xml:space="preserve">bounded recorded-media workflow described in Section A.</w:t>
+      </w:r>
+    </w:p>
+    <w:p>
+      <w:pPr>
+        <w:numPr>
+          <w:ilvl w:val="0"/>
+          <w:numId w:val="1014"/>
         </w:numPr>
       </w:pPr>
       <w:r>
@@ -4892,7 +6652,7 @@
       <w:r>
         <w:t xml:space="preserve"> </w:t>
       </w:r>
-      <w:hyperlink r:id="rId44">
+      <w:hyperlink r:id="rId49">
         <w:r>
           <w:rPr>
             <w:rStyle w:val="Hyperlink"/>
@@ -4949,7 +6709,7 @@
           <w:b/>
           <w:bCs/>
         </w:rPr>
-        <w:t xml:space="preserve">Local AI models (rc17 and later).</w:t>
+        <w:t xml:space="preserve">Local AI models.</w:t>
       </w:r>
       <w:r>
         <w:t xml:space="preserve"> </w:t>
@@ -4992,7 +6752,7 @@
       <w:pPr>
         <w:numPr>
           <w:ilvl w:val="0"/>
-          <w:numId w:val="1010"/>
+          <w:numId w:val="1014"/>
         </w:numPr>
       </w:pPr>
       <w:r>
@@ -5223,8 +6983,335 @@
         <w:t xml:space="preserve">rehearsal before the first public meeting.</w:t>
       </w:r>
     </w:p>
-    <w:bookmarkEnd w:id="45"/>
-    <w:bookmarkStart w:id="46" w:name="roles-and-permissions"/>
+    <w:bookmarkEnd w:id="50"/>
+    <w:bookmarkStart w:id="51" w:name="upgrade-path"/>
+    <w:p>
+      <w:pPr>
+        <w:pStyle w:val="Heading3"/>
+      </w:pPr>
+      <w:r>
+        <w:t xml:space="preserve">Updating To A New Version — Uninstall First</w:t>
+      </w:r>
+    </w:p>
+    <w:p>
+      <w:pPr>
+        <w:pStyle w:val="FirstParagraph"/>
+      </w:pPr>
+      <w:r>
+        <w:t xml:space="preserve">The Windows installer is</w:t>
+      </w:r>
+      <w:r>
+        <w:t xml:space="preserve"> </w:t>
+      </w:r>
+      <w:r>
+        <w:rPr>
+          <w:b/>
+          <w:bCs/>
+        </w:rPr>
+        <w:t xml:space="preserve">install-only by design</w:t>
+      </w:r>
+      <w:r>
+        <w:t xml:space="preserve">: running a new</w:t>
+      </w:r>
+      <w:r>
+        <w:t xml:space="preserve"> </w:t>
+      </w:r>
+      <w:r>
+        <w:t xml:space="preserve">installer</w:t>
+      </w:r>
+      <w:r>
+        <w:t xml:space="preserve"> </w:t>
+      </w:r>
+      <w:r>
+        <w:rPr>
+          <w:rStyle w:val="VerbatimChar"/>
+        </w:rPr>
+        <w:t xml:space="preserve">.exe</w:t>
+      </w:r>
+      <w:r>
+        <w:t xml:space="preserve"> </w:t>
+      </w:r>
+      <w:r>
+        <w:t xml:space="preserve">over an existing, live CivicCast (Native) install refuses</w:t>
+      </w:r>
+      <w:r>
+        <w:t xml:space="preserve"> </w:t>
+      </w:r>
+      <w:r>
+        <w:t xml:space="preserve">loudly and makes no changes, rather than attempting an in-place upgrade</w:t>
+      </w:r>
+      <w:r>
+        <w:t xml:space="preserve"> </w:t>
+      </w:r>
+      <w:r>
+        <w:t xml:space="preserve">while the service is running (see</w:t>
+      </w:r>
+      <w:r>
+        <w:t xml:space="preserve"> </w:t>
+      </w:r>
+      <w:r>
+        <w:rPr>
+          <w:rStyle w:val="VerbatimChar"/>
+        </w:rPr>
+        <w:t xml:space="preserve">civiccast/apps/installer/src-tauri/nsis-hooks-bootstrap.nsh</w:t>
+      </w:r>
+      <w:r>
+        <w:t xml:space="preserve">, the</w:t>
+      </w:r>
+      <w:r>
+        <w:t xml:space="preserve"> </w:t>
+      </w:r>
+      <w:r>
+        <w:t xml:space="preserve">“install-only refusal”</w:t>
+      </w:r>
+      <w:r>
+        <w:t xml:space="preserve"> </w:t>
+      </w:r>
+      <w:r>
+        <w:t xml:space="preserve">preinstall check). The documented, and only</w:t>
+      </w:r>
+      <w:r>
+        <w:t xml:space="preserve"> </w:t>
+      </w:r>
+      <w:r>
+        <w:t xml:space="preserve">supported, update path is:</w:t>
+      </w:r>
+    </w:p>
+    <w:p>
+      <w:pPr>
+        <w:pStyle w:val="Compact"/>
+        <w:numPr>
+          <w:ilvl w:val="0"/>
+          <w:numId w:val="1015"/>
+        </w:numPr>
+      </w:pPr>
+      <w:r>
+        <w:rPr>
+          <w:b/>
+          <w:bCs/>
+        </w:rPr>
+        <w:t xml:space="preserve">Uninstall the current version first</w:t>
+      </w:r>
+      <w:r>
+        <w:t xml:space="preserve">, from Windows</w:t>
+      </w:r>
+      <w:r>
+        <w:t xml:space="preserve"> </w:t>
+      </w:r>
+      <w:r>
+        <w:rPr>
+          <w:b/>
+          <w:bCs/>
+        </w:rPr>
+        <w:t xml:space="preserve">Settings →</w:t>
+      </w:r>
+      <w:r>
+        <w:rPr>
+          <w:b/>
+          <w:bCs/>
+        </w:rPr>
+        <w:t xml:space="preserve"> </w:t>
+      </w:r>
+      <w:r>
+        <w:rPr>
+          <w:b/>
+          <w:bCs/>
+        </w:rPr>
+        <w:t xml:space="preserve">Apps</w:t>
+      </w:r>
+      <w:r>
+        <w:t xml:space="preserve">. Leave the</w:t>
+      </w:r>
+      <w:r>
+        <w:t xml:space="preserve"> </w:t>
+      </w:r>
+      <w:r>
+        <w:rPr>
+          <w:b/>
+          <w:bCs/>
+        </w:rPr>
+        <w:t xml:space="preserve">“Delete the application data”</w:t>
+      </w:r>
+      <w:r>
+        <w:t xml:space="preserve"> </w:t>
+      </w:r>
+      <w:r>
+        <w:t xml:space="preserve">checkbox</w:t>
+      </w:r>
+      <w:r>
+        <w:t xml:space="preserve"> </w:t>
+      </w:r>
+      <w:r>
+        <w:rPr>
+          <w:b/>
+          <w:bCs/>
+        </w:rPr>
+        <w:t xml:space="preserve">unchecked</w:t>
+      </w:r>
+      <w:r>
+        <w:t xml:space="preserve"> </w:t>
+      </w:r>
+      <w:r>
+        <w:t xml:space="preserve">— leaving it unchecked preserves your recordings,</w:t>
+      </w:r>
+      <w:r>
+        <w:t xml:space="preserve"> </w:t>
+      </w:r>
+      <w:r>
+        <w:t xml:space="preserve">database, and settings under</w:t>
+      </w:r>
+      <w:r>
+        <w:t xml:space="preserve"> </w:t>
+      </w:r>
+      <w:r>
+        <w:rPr>
+          <w:rStyle w:val="VerbatimChar"/>
+        </w:rPr>
+        <w:t xml:space="preserve">C:\ProgramData\CivicCast</w:t>
+      </w:r>
+      <w:r>
+        <w:t xml:space="preserve">. (Checking that</w:t>
+      </w:r>
+      <w:r>
+        <w:t xml:space="preserve"> </w:t>
+      </w:r>
+      <w:r>
+        <w:t xml:space="preserve">box does the opposite: it deletes everything, including recordings.)</w:t>
+      </w:r>
+    </w:p>
+    <w:p>
+      <w:pPr>
+        <w:pStyle w:val="Compact"/>
+        <w:numPr>
+          <w:ilvl w:val="0"/>
+          <w:numId w:val="1015"/>
+        </w:numPr>
+      </w:pPr>
+      <w:r>
+        <w:rPr>
+          <w:b/>
+          <w:bCs/>
+        </w:rPr>
+        <w:t xml:space="preserve">Run the new version’s installer.</w:t>
+      </w:r>
+      <w:r>
+        <w:t xml:space="preserve"> </w:t>
+      </w:r>
+      <w:r>
+        <w:t xml:space="preserve">The fresh install detects the</w:t>
+      </w:r>
+      <w:r>
+        <w:t xml:space="preserve"> </w:t>
+      </w:r>
+      <w:r>
+        <w:t xml:space="preserve">preserved data under</w:t>
+      </w:r>
+      <w:r>
+        <w:t xml:space="preserve"> </w:t>
+      </w:r>
+      <w:r>
+        <w:rPr>
+          <w:rStyle w:val="VerbatimChar"/>
+        </w:rPr>
+        <w:t xml:space="preserve">C:\ProgramData\CivicCast</w:t>
+      </w:r>
+      <w:r>
+        <w:t xml:space="preserve"> </w:t>
+      </w:r>
+      <w:r>
+        <w:t xml:space="preserve">and adopts it —</w:t>
+      </w:r>
+      <w:r>
+        <w:t xml:space="preserve"> </w:t>
+      </w:r>
+      <w:r>
+        <w:t xml:space="preserve">including its database — automatically, then upgrades the database</w:t>
+      </w:r>
+      <w:r>
+        <w:t xml:space="preserve"> </w:t>
+      </w:r>
+      <w:r>
+        <w:t xml:space="preserve">schema in place.</w:t>
+      </w:r>
+    </w:p>
+    <w:p>
+      <w:pPr>
+        <w:pStyle w:val="Compact"/>
+        <w:numPr>
+          <w:ilvl w:val="0"/>
+          <w:numId w:val="1015"/>
+        </w:numPr>
+      </w:pPr>
+      <w:r>
+        <w:t xml:space="preserve">Confirm</w:t>
+      </w:r>
+      <w:r>
+        <w:t xml:space="preserve"> </w:t>
+      </w:r>
+      <w:r>
+        <w:rPr>
+          <w:b/>
+          <w:bCs/>
+        </w:rPr>
+        <w:t xml:space="preserve">System Health</w:t>
+      </w:r>
+      <w:r>
+        <w:t xml:space="preserve"> </w:t>
+      </w:r>
+      <w:r>
+        <w:t xml:space="preserve">is green and spot-check a known recording is</w:t>
+      </w:r>
+      <w:r>
+        <w:t xml:space="preserve"> </w:t>
+      </w:r>
+      <w:r>
+        <w:t xml:space="preserve">still present in</w:t>
+      </w:r>
+      <w:r>
+        <w:t xml:space="preserve"> </w:t>
+      </w:r>
+      <w:r>
+        <w:rPr>
+          <w:b/>
+          <w:bCs/>
+        </w:rPr>
+        <w:t xml:space="preserve">Assets</w:t>
+      </w:r>
+      <w:r>
+        <w:t xml:space="preserve"> </w:t>
+      </w:r>
+      <w:r>
+        <w:t xml:space="preserve">before resuming station use.</w:t>
+      </w:r>
+    </w:p>
+    <w:p>
+      <w:pPr>
+        <w:pStyle w:val="FirstParagraph"/>
+      </w:pPr>
+      <w:r>
+        <w:t xml:space="preserve">Do not try to run a new installer directly over a live install expecting</w:t>
+      </w:r>
+      <w:r>
+        <w:t xml:space="preserve"> </w:t>
+      </w:r>
+      <w:r>
+        <w:t xml:space="preserve">it to upgrade in place; it will refuse and leave the running station</w:t>
+      </w:r>
+      <w:r>
+        <w:t xml:space="preserve"> </w:t>
+      </w:r>
+      <w:r>
+        <w:t xml:space="preserve">untouched, which is the intended fail-closed behavior — not a bug to work</w:t>
+      </w:r>
+      <w:r>
+        <w:t xml:space="preserve"> </w:t>
+      </w:r>
+      <w:r>
+        <w:t xml:space="preserve">around.</w:t>
+      </w:r>
+    </w:p>
+    <w:bookmarkEnd w:id="51"/>
+    <w:bookmarkStart w:id="52" w:name="roles-and-permissions"/>
     <w:p>
       <w:pPr>
         <w:pStyle w:val="Heading3"/>
@@ -5606,8 +7693,8 @@
         <w:t xml:space="preserve">subcommands.</w:t>
       </w:r>
     </w:p>
-    <w:bookmarkEnd w:id="46"/>
-    <w:bookmarkStart w:id="61" w:name="environment-variables"/>
+    <w:bookmarkEnd w:id="52"/>
+    <w:bookmarkStart w:id="67" w:name="environment-variables"/>
     <w:p>
       <w:pPr>
         <w:pStyle w:val="Heading3"/>
@@ -5663,7 +7750,7 @@
         <w:t xml:space="preserve">station needs.</w:t>
       </w:r>
     </w:p>
-    <w:bookmarkStart w:id="47" w:name="identity-storage-and-first-run"/>
+    <w:bookmarkStart w:id="53" w:name="identity-storage-and-first-run"/>
     <w:p>
       <w:pPr>
         <w:pStyle w:val="Heading4"/>
@@ -5677,7 +7764,7 @@
         <w:pStyle w:val="Compact"/>
         <w:numPr>
           <w:ilvl w:val="0"/>
-          <w:numId w:val="1011"/>
+          <w:numId w:val="1016"/>
         </w:numPr>
       </w:pPr>
       <w:r>
@@ -5700,7 +7787,7 @@
         <w:pStyle w:val="Compact"/>
         <w:numPr>
           <w:ilvl w:val="0"/>
-          <w:numId w:val="1011"/>
+          <w:numId w:val="1016"/>
         </w:numPr>
       </w:pPr>
       <w:r>
@@ -5732,7 +7819,7 @@
         <w:pStyle w:val="Compact"/>
         <w:numPr>
           <w:ilvl w:val="0"/>
-          <w:numId w:val="1011"/>
+          <w:numId w:val="1016"/>
         </w:numPr>
       </w:pPr>
       <w:r>
@@ -5755,7 +7842,7 @@
         <w:pStyle w:val="Compact"/>
         <w:numPr>
           <w:ilvl w:val="0"/>
-          <w:numId w:val="1011"/>
+          <w:numId w:val="1016"/>
         </w:numPr>
       </w:pPr>
       <w:r>
@@ -5790,7 +7877,7 @@
         <w:pStyle w:val="Compact"/>
         <w:numPr>
           <w:ilvl w:val="0"/>
-          <w:numId w:val="1011"/>
+          <w:numId w:val="1016"/>
         </w:numPr>
       </w:pPr>
       <w:r>
@@ -5828,7 +7915,7 @@
         <w:pStyle w:val="Compact"/>
         <w:numPr>
           <w:ilvl w:val="0"/>
-          <w:numId w:val="1011"/>
+          <w:numId w:val="1016"/>
         </w:numPr>
       </w:pPr>
       <w:r>
@@ -5857,7 +7944,7 @@
         <w:pStyle w:val="Compact"/>
         <w:numPr>
           <w:ilvl w:val="0"/>
-          <w:numId w:val="1011"/>
+          <w:numId w:val="1016"/>
         </w:numPr>
       </w:pPr>
       <w:r>
@@ -5880,7 +7967,7 @@
         <w:pStyle w:val="Compact"/>
         <w:numPr>
           <w:ilvl w:val="0"/>
-          <w:numId w:val="1011"/>
+          <w:numId w:val="1016"/>
         </w:numPr>
       </w:pPr>
       <w:r>
@@ -5903,7 +7990,7 @@
         <w:pStyle w:val="Compact"/>
         <w:numPr>
           <w:ilvl w:val="0"/>
-          <w:numId w:val="1011"/>
+          <w:numId w:val="1016"/>
         </w:numPr>
       </w:pPr>
       <w:r>
@@ -5926,7 +8013,7 @@
         <w:pStyle w:val="Compact"/>
         <w:numPr>
           <w:ilvl w:val="0"/>
-          <w:numId w:val="1011"/>
+          <w:numId w:val="1016"/>
         </w:numPr>
       </w:pPr>
       <w:r>
@@ -5949,7 +8036,7 @@
         <w:pStyle w:val="Compact"/>
         <w:numPr>
           <w:ilvl w:val="0"/>
-          <w:numId w:val="1011"/>
+          <w:numId w:val="1016"/>
         </w:numPr>
       </w:pPr>
       <w:r>
@@ -5972,7 +8059,7 @@
         <w:pStyle w:val="Compact"/>
         <w:numPr>
           <w:ilvl w:val="0"/>
-          <w:numId w:val="1011"/>
+          <w:numId w:val="1016"/>
         </w:numPr>
       </w:pPr>
       <w:r>
@@ -5995,7 +8082,7 @@
         <w:pStyle w:val="Compact"/>
         <w:numPr>
           <w:ilvl w:val="0"/>
-          <w:numId w:val="1011"/>
+          <w:numId w:val="1016"/>
         </w:numPr>
       </w:pPr>
       <w:r>
@@ -6028,7 +8115,7 @@
         <w:pStyle w:val="Compact"/>
         <w:numPr>
           <w:ilvl w:val="0"/>
-          <w:numId w:val="1011"/>
+          <w:numId w:val="1016"/>
         </w:numPr>
       </w:pPr>
       <w:r>
@@ -6056,8 +8143,8 @@
         <w:t xml:space="preserve">Tests only.</w:t>
       </w:r>
     </w:p>
-    <w:bookmarkEnd w:id="47"/>
-    <w:bookmarkStart w:id="48" w:name="staff-identity-and-tokens"/>
+    <w:bookmarkEnd w:id="53"/>
+    <w:bookmarkStart w:id="54" w:name="staff-identity-and-tokens"/>
     <w:p>
       <w:pPr>
         <w:pStyle w:val="Heading4"/>
@@ -6071,7 +8158,7 @@
         <w:pStyle w:val="Compact"/>
         <w:numPr>
           <w:ilvl w:val="0"/>
-          <w:numId w:val="1012"/>
+          <w:numId w:val="1017"/>
         </w:numPr>
       </w:pPr>
       <w:r>
@@ -6121,7 +8208,7 @@
         <w:pStyle w:val="Compact"/>
         <w:numPr>
           <w:ilvl w:val="0"/>
-          <w:numId w:val="1012"/>
+          <w:numId w:val="1017"/>
         </w:numPr>
       </w:pPr>
       <w:r>
@@ -6144,7 +8231,7 @@
         <w:pStyle w:val="Compact"/>
         <w:numPr>
           <w:ilvl w:val="0"/>
-          <w:numId w:val="1012"/>
+          <w:numId w:val="1017"/>
         </w:numPr>
       </w:pPr>
       <w:r>
@@ -6177,7 +8264,7 @@
         <w:pStyle w:val="Compact"/>
         <w:numPr>
           <w:ilvl w:val="0"/>
-          <w:numId w:val="1012"/>
+          <w:numId w:val="1017"/>
         </w:numPr>
       </w:pPr>
       <w:r>
@@ -6200,7 +8287,7 @@
         <w:pStyle w:val="Compact"/>
         <w:numPr>
           <w:ilvl w:val="0"/>
-          <w:numId w:val="1012"/>
+          <w:numId w:val="1017"/>
         </w:numPr>
       </w:pPr>
       <w:r>
@@ -6235,7 +8322,7 @@
         <w:pStyle w:val="Compact"/>
         <w:numPr>
           <w:ilvl w:val="0"/>
-          <w:numId w:val="1012"/>
+          <w:numId w:val="1017"/>
         </w:numPr>
       </w:pPr>
       <w:r>
@@ -6270,7 +8357,7 @@
         <w:pStyle w:val="Compact"/>
         <w:numPr>
           <w:ilvl w:val="0"/>
-          <w:numId w:val="1012"/>
+          <w:numId w:val="1017"/>
         </w:numPr>
       </w:pPr>
       <w:r>
@@ -6300,8 +8387,8 @@
         <w:t xml:space="preserve">enable token (prevents accidental live calls).</w:t>
       </w:r>
     </w:p>
-    <w:bookmarkEnd w:id="48"/>
-    <w:bookmarkStart w:id="49" w:name="X99996ae5c79277d16d09b8280d01fb5b3843f55"/>
+    <w:bookmarkEnd w:id="54"/>
+    <w:bookmarkStart w:id="55" w:name="X99996ae5c79277d16d09b8280d01fb5b3843f55"/>
     <w:p>
       <w:pPr>
         <w:pStyle w:val="Heading4"/>
@@ -6315,7 +8402,7 @@
         <w:pStyle w:val="Compact"/>
         <w:numPr>
           <w:ilvl w:val="0"/>
-          <w:numId w:val="1013"/>
+          <w:numId w:val="1018"/>
         </w:numPr>
       </w:pPr>
       <w:r>
@@ -6368,7 +8455,7 @@
         <w:pStyle w:val="Compact"/>
         <w:numPr>
           <w:ilvl w:val="0"/>
-          <w:numId w:val="1013"/>
+          <w:numId w:val="1018"/>
         </w:numPr>
       </w:pPr>
       <w:r>
@@ -6391,7 +8478,7 @@
         <w:pStyle w:val="Compact"/>
         <w:numPr>
           <w:ilvl w:val="0"/>
-          <w:numId w:val="1013"/>
+          <w:numId w:val="1018"/>
         </w:numPr>
       </w:pPr>
       <w:r>
@@ -6492,7 +8579,7 @@
         <w:pStyle w:val="Compact"/>
         <w:numPr>
           <w:ilvl w:val="0"/>
-          <w:numId w:val="1013"/>
+          <w:numId w:val="1018"/>
         </w:numPr>
       </w:pPr>
       <w:r>
@@ -6530,7 +8617,7 @@
         <w:pStyle w:val="Compact"/>
         <w:numPr>
           <w:ilvl w:val="0"/>
-          <w:numId w:val="1013"/>
+          <w:numId w:val="1018"/>
         </w:numPr>
       </w:pPr>
       <w:r>
@@ -6553,7 +8640,7 @@
         <w:pStyle w:val="Compact"/>
         <w:numPr>
           <w:ilvl w:val="0"/>
-          <w:numId w:val="1013"/>
+          <w:numId w:val="1018"/>
         </w:numPr>
       </w:pPr>
       <w:r>
@@ -6576,7 +8663,7 @@
         <w:pStyle w:val="Compact"/>
         <w:numPr>
           <w:ilvl w:val="0"/>
-          <w:numId w:val="1013"/>
+          <w:numId w:val="1018"/>
         </w:numPr>
       </w:pPr>
       <w:r>
@@ -6599,7 +8686,7 @@
         <w:pStyle w:val="Compact"/>
         <w:numPr>
           <w:ilvl w:val="0"/>
-          <w:numId w:val="1013"/>
+          <w:numId w:val="1018"/>
         </w:numPr>
       </w:pPr>
       <w:r>
@@ -6622,7 +8709,7 @@
         <w:pStyle w:val="Compact"/>
         <w:numPr>
           <w:ilvl w:val="0"/>
-          <w:numId w:val="1013"/>
+          <w:numId w:val="1018"/>
         </w:numPr>
       </w:pPr>
       <w:r>
@@ -6645,7 +8732,7 @@
         <w:pStyle w:val="Compact"/>
         <w:numPr>
           <w:ilvl w:val="0"/>
-          <w:numId w:val="1013"/>
+          <w:numId w:val="1018"/>
         </w:numPr>
       </w:pPr>
       <w:r>
@@ -6668,7 +8755,7 @@
         <w:pStyle w:val="Compact"/>
         <w:numPr>
           <w:ilvl w:val="0"/>
-          <w:numId w:val="1013"/>
+          <w:numId w:val="1018"/>
         </w:numPr>
       </w:pPr>
       <w:r>
@@ -6691,7 +8778,7 @@
         <w:pStyle w:val="Compact"/>
         <w:numPr>
           <w:ilvl w:val="0"/>
-          <w:numId w:val="1013"/>
+          <w:numId w:val="1018"/>
         </w:numPr>
       </w:pPr>
       <w:r>
@@ -6714,7 +8801,7 @@
         <w:pStyle w:val="Compact"/>
         <w:numPr>
           <w:ilvl w:val="0"/>
-          <w:numId w:val="1013"/>
+          <w:numId w:val="1018"/>
         </w:numPr>
       </w:pPr>
       <w:r>
@@ -6737,7 +8824,7 @@
         <w:pStyle w:val="Compact"/>
         <w:numPr>
           <w:ilvl w:val="0"/>
-          <w:numId w:val="1013"/>
+          <w:numId w:val="1018"/>
         </w:numPr>
       </w:pPr>
       <w:r>
@@ -6760,7 +8847,7 @@
         <w:pStyle w:val="Compact"/>
         <w:numPr>
           <w:ilvl w:val="0"/>
-          <w:numId w:val="1013"/>
+          <w:numId w:val="1018"/>
         </w:numPr>
       </w:pPr>
       <w:r>
@@ -6783,7 +8870,7 @@
         <w:pStyle w:val="Compact"/>
         <w:numPr>
           <w:ilvl w:val="0"/>
-          <w:numId w:val="1013"/>
+          <w:numId w:val="1018"/>
         </w:numPr>
       </w:pPr>
       <w:r>
@@ -6806,7 +8893,7 @@
         <w:pStyle w:val="Compact"/>
         <w:numPr>
           <w:ilvl w:val="0"/>
-          <w:numId w:val="1013"/>
+          <w:numId w:val="1018"/>
         </w:numPr>
       </w:pPr>
       <w:r>
@@ -6829,7 +8916,7 @@
         <w:pStyle w:val="Compact"/>
         <w:numPr>
           <w:ilvl w:val="0"/>
-          <w:numId w:val="1013"/>
+          <w:numId w:val="1018"/>
         </w:numPr>
       </w:pPr>
       <w:r>
@@ -6852,7 +8939,7 @@
         <w:pStyle w:val="Compact"/>
         <w:numPr>
           <w:ilvl w:val="0"/>
-          <w:numId w:val="1013"/>
+          <w:numId w:val="1018"/>
         </w:numPr>
       </w:pPr>
       <w:r>
@@ -6875,7 +8962,7 @@
         <w:pStyle w:val="Compact"/>
         <w:numPr>
           <w:ilvl w:val="0"/>
-          <w:numId w:val="1013"/>
+          <w:numId w:val="1018"/>
         </w:numPr>
       </w:pPr>
       <w:r>
@@ -6898,7 +8985,7 @@
         <w:pStyle w:val="Compact"/>
         <w:numPr>
           <w:ilvl w:val="0"/>
-          <w:numId w:val="1013"/>
+          <w:numId w:val="1018"/>
         </w:numPr>
       </w:pPr>
       <w:r>
@@ -6921,7 +9008,7 @@
         <w:pStyle w:val="Compact"/>
         <w:numPr>
           <w:ilvl w:val="0"/>
-          <w:numId w:val="1013"/>
+          <w:numId w:val="1018"/>
         </w:numPr>
       </w:pPr>
       <w:r>
@@ -6939,8 +9026,8 @@
         <w:t xml:space="preserve">— Worker-supervision timeouts.</w:t>
       </w:r>
     </w:p>
-    <w:bookmarkEnd w:id="49"/>
-    <w:bookmarkStart w:id="50" w:name="captions-eas-alerting"/>
+    <w:bookmarkEnd w:id="55"/>
+    <w:bookmarkStart w:id="56" w:name="captions-eas-alerting"/>
     <w:p>
       <w:pPr>
         <w:pStyle w:val="Heading4"/>
@@ -6954,7 +9041,7 @@
         <w:pStyle w:val="Compact"/>
         <w:numPr>
           <w:ilvl w:val="0"/>
-          <w:numId w:val="1014"/>
+          <w:numId w:val="1019"/>
         </w:numPr>
       </w:pPr>
       <w:r>
@@ -6977,7 +9064,7 @@
         <w:pStyle w:val="Compact"/>
         <w:numPr>
           <w:ilvl w:val="0"/>
-          <w:numId w:val="1014"/>
+          <w:numId w:val="1019"/>
         </w:numPr>
       </w:pPr>
       <w:r>
@@ -7000,7 +9087,7 @@
         <w:pStyle w:val="Compact"/>
         <w:numPr>
           <w:ilvl w:val="0"/>
-          <w:numId w:val="1014"/>
+          <w:numId w:val="1019"/>
         </w:numPr>
       </w:pPr>
       <w:r>
@@ -7023,7 +9110,7 @@
         <w:pStyle w:val="Compact"/>
         <w:numPr>
           <w:ilvl w:val="0"/>
-          <w:numId w:val="1014"/>
+          <w:numId w:val="1019"/>
         </w:numPr>
       </w:pPr>
       <w:r>
@@ -7046,7 +9133,7 @@
         <w:pStyle w:val="Compact"/>
         <w:numPr>
           <w:ilvl w:val="0"/>
-          <w:numId w:val="1014"/>
+          <w:numId w:val="1019"/>
         </w:numPr>
       </w:pPr>
       <w:r>
@@ -7069,7 +9156,7 @@
         <w:pStyle w:val="Compact"/>
         <w:numPr>
           <w:ilvl w:val="0"/>
-          <w:numId w:val="1014"/>
+          <w:numId w:val="1019"/>
         </w:numPr>
       </w:pPr>
       <w:r>
@@ -7092,7 +9179,7 @@
         <w:pStyle w:val="Compact"/>
         <w:numPr>
           <w:ilvl w:val="0"/>
-          <w:numId w:val="1014"/>
+          <w:numId w:val="1019"/>
         </w:numPr>
       </w:pPr>
       <w:r>
@@ -7115,7 +9202,7 @@
         <w:pStyle w:val="Compact"/>
         <w:numPr>
           <w:ilvl w:val="0"/>
-          <w:numId w:val="1014"/>
+          <w:numId w:val="1019"/>
         </w:numPr>
       </w:pPr>
       <w:r>
@@ -7138,7 +9225,7 @@
         <w:pStyle w:val="Compact"/>
         <w:numPr>
           <w:ilvl w:val="0"/>
-          <w:numId w:val="1014"/>
+          <w:numId w:val="1019"/>
         </w:numPr>
       </w:pPr>
       <w:r>
@@ -7161,7 +9248,7 @@
         <w:pStyle w:val="Compact"/>
         <w:numPr>
           <w:ilvl w:val="0"/>
-          <w:numId w:val="1014"/>
+          <w:numId w:val="1019"/>
         </w:numPr>
       </w:pPr>
       <w:r>
@@ -7184,7 +9271,7 @@
         <w:pStyle w:val="Compact"/>
         <w:numPr>
           <w:ilvl w:val="0"/>
-          <w:numId w:val="1014"/>
+          <w:numId w:val="1019"/>
         </w:numPr>
       </w:pPr>
       <w:r>
@@ -7207,7 +9294,7 @@
         <w:pStyle w:val="Compact"/>
         <w:numPr>
           <w:ilvl w:val="0"/>
-          <w:numId w:val="1014"/>
+          <w:numId w:val="1019"/>
         </w:numPr>
       </w:pPr>
       <w:r>
@@ -7225,8 +9312,8 @@
         <w:t xml:space="preserve">— Event-bus on/off.</w:t>
       </w:r>
     </w:p>
-    <w:bookmarkEnd w:id="50"/>
-    <w:bookmarkStart w:id="51" w:name="cdn-public-base-url-trusted-proxies"/>
+    <w:bookmarkEnd w:id="56"/>
+    <w:bookmarkStart w:id="57" w:name="cdn-public-base-url-trusted-proxies"/>
     <w:p>
       <w:pPr>
         <w:pStyle w:val="Heading4"/>
@@ -7240,7 +9327,7 @@
         <w:pStyle w:val="Compact"/>
         <w:numPr>
           <w:ilvl w:val="0"/>
-          <w:numId w:val="1015"/>
+          <w:numId w:val="1020"/>
         </w:numPr>
       </w:pPr>
       <w:r>
@@ -7272,7 +9359,7 @@
         <w:pStyle w:val="Compact"/>
         <w:numPr>
           <w:ilvl w:val="0"/>
-          <w:numId w:val="1015"/>
+          <w:numId w:val="1020"/>
         </w:numPr>
       </w:pPr>
       <w:r>
@@ -7295,7 +9382,7 @@
         <w:pStyle w:val="Compact"/>
         <w:numPr>
           <w:ilvl w:val="0"/>
-          <w:numId w:val="1015"/>
+          <w:numId w:val="1020"/>
         </w:numPr>
       </w:pPr>
       <w:r>
@@ -7354,7 +9441,7 @@
         <w:pStyle w:val="Compact"/>
         <w:numPr>
           <w:ilvl w:val="0"/>
-          <w:numId w:val="1015"/>
+          <w:numId w:val="1020"/>
         </w:numPr>
       </w:pPr>
       <w:r>
@@ -7377,7 +9464,7 @@
         <w:pStyle w:val="Compact"/>
         <w:numPr>
           <w:ilvl w:val="0"/>
-          <w:numId w:val="1015"/>
+          <w:numId w:val="1020"/>
         </w:numPr>
       </w:pPr>
       <w:r>
@@ -7400,7 +9487,7 @@
         <w:pStyle w:val="Compact"/>
         <w:numPr>
           <w:ilvl w:val="0"/>
-          <w:numId w:val="1015"/>
+          <w:numId w:val="1020"/>
         </w:numPr>
       </w:pPr>
       <w:r>
@@ -7489,7 +9576,7 @@
         <w:pStyle w:val="Compact"/>
         <w:numPr>
           <w:ilvl w:val="0"/>
-          <w:numId w:val="1015"/>
+          <w:numId w:val="1020"/>
         </w:numPr>
       </w:pPr>
       <w:r>
@@ -7512,7 +9599,7 @@
         <w:pStyle w:val="Compact"/>
         <w:numPr>
           <w:ilvl w:val="0"/>
-          <w:numId w:val="1015"/>
+          <w:numId w:val="1020"/>
         </w:numPr>
       </w:pPr>
       <w:r>
@@ -7535,7 +9622,7 @@
         <w:pStyle w:val="Compact"/>
         <w:numPr>
           <w:ilvl w:val="0"/>
-          <w:numId w:val="1015"/>
+          <w:numId w:val="1020"/>
         </w:numPr>
       </w:pPr>
       <w:r>
@@ -7558,7 +9645,7 @@
         <w:pStyle w:val="Compact"/>
         <w:numPr>
           <w:ilvl w:val="0"/>
-          <w:numId w:val="1015"/>
+          <w:numId w:val="1020"/>
         </w:numPr>
       </w:pPr>
       <w:r>
@@ -7581,7 +9668,7 @@
         <w:pStyle w:val="Compact"/>
         <w:numPr>
           <w:ilvl w:val="0"/>
-          <w:numId w:val="1015"/>
+          <w:numId w:val="1020"/>
         </w:numPr>
       </w:pPr>
       <w:r>
@@ -7604,7 +9691,7 @@
         <w:pStyle w:val="Compact"/>
         <w:numPr>
           <w:ilvl w:val="0"/>
-          <w:numId w:val="1015"/>
+          <w:numId w:val="1020"/>
         </w:numPr>
       </w:pPr>
       <w:r>
@@ -7627,7 +9714,7 @@
         <w:pStyle w:val="Compact"/>
         <w:numPr>
           <w:ilvl w:val="0"/>
-          <w:numId w:val="1015"/>
+          <w:numId w:val="1020"/>
         </w:numPr>
       </w:pPr>
       <w:r>
@@ -7650,7 +9737,7 @@
         <w:pStyle w:val="Compact"/>
         <w:numPr>
           <w:ilvl w:val="0"/>
-          <w:numId w:val="1015"/>
+          <w:numId w:val="1020"/>
         </w:numPr>
       </w:pPr>
       <w:r>
@@ -7668,8 +9755,8 @@
         <w:t xml:space="preserve">— Cloudflare R2 origin credentials.</w:t>
       </w:r>
     </w:p>
-    <w:bookmarkEnd w:id="51"/>
-    <w:bookmarkStart w:id="52" w:name="tsa-records-rfc-3161"/>
+    <w:bookmarkEnd w:id="57"/>
+    <w:bookmarkStart w:id="58" w:name="tsa-records-rfc-3161"/>
     <w:p>
       <w:pPr>
         <w:pStyle w:val="Heading4"/>
@@ -7683,7 +9770,7 @@
         <w:pStyle w:val="Compact"/>
         <w:numPr>
           <w:ilvl w:val="0"/>
-          <w:numId w:val="1016"/>
+          <w:numId w:val="1021"/>
         </w:numPr>
       </w:pPr>
       <w:r>
@@ -7706,7 +9793,7 @@
         <w:pStyle w:val="Compact"/>
         <w:numPr>
           <w:ilvl w:val="0"/>
-          <w:numId w:val="1016"/>
+          <w:numId w:val="1021"/>
         </w:numPr>
       </w:pPr>
       <w:r>
@@ -7738,7 +9825,7 @@
         <w:pStyle w:val="Compact"/>
         <w:numPr>
           <w:ilvl w:val="0"/>
-          <w:numId w:val="1016"/>
+          <w:numId w:val="1021"/>
         </w:numPr>
       </w:pPr>
       <w:r>
@@ -7761,7 +9848,7 @@
         <w:pStyle w:val="Compact"/>
         <w:numPr>
           <w:ilvl w:val="0"/>
-          <w:numId w:val="1016"/>
+          <w:numId w:val="1021"/>
         </w:numPr>
       </w:pPr>
       <w:r>
@@ -7779,8 +9866,8 @@
         <w:t xml:space="preserve">— veraPDF artifact directory for the signed-record export proof.</w:t>
       </w:r>
     </w:p>
-    <w:bookmarkEnd w:id="52"/>
-    <w:bookmarkStart w:id="53" w:name="providers-publish-archive-syndicate"/>
+    <w:bookmarkEnd w:id="58"/>
+    <w:bookmarkStart w:id="59" w:name="providers-publish-archive-syndicate"/>
     <w:p>
       <w:pPr>
         <w:pStyle w:val="Heading4"/>
@@ -7829,7 +9916,7 @@
         <w:pStyle w:val="Compact"/>
         <w:numPr>
           <w:ilvl w:val="0"/>
-          <w:numId w:val="1017"/>
+          <w:numId w:val="1022"/>
         </w:numPr>
       </w:pPr>
       <w:r>
@@ -7879,7 +9966,7 @@
         <w:pStyle w:val="Compact"/>
         <w:numPr>
           <w:ilvl w:val="0"/>
-          <w:numId w:val="1017"/>
+          <w:numId w:val="1022"/>
         </w:numPr>
       </w:pPr>
       <w:r>
@@ -7929,7 +10016,7 @@
         <w:pStyle w:val="Compact"/>
         <w:numPr>
           <w:ilvl w:val="0"/>
-          <w:numId w:val="1017"/>
+          <w:numId w:val="1022"/>
         </w:numPr>
       </w:pPr>
       <w:r>
@@ -7979,7 +10066,7 @@
         <w:pStyle w:val="Compact"/>
         <w:numPr>
           <w:ilvl w:val="0"/>
-          <w:numId w:val="1017"/>
+          <w:numId w:val="1022"/>
         </w:numPr>
       </w:pPr>
       <w:r>
@@ -8029,7 +10116,7 @@
         <w:pStyle w:val="Compact"/>
         <w:numPr>
           <w:ilvl w:val="0"/>
-          <w:numId w:val="1017"/>
+          <w:numId w:val="1022"/>
         </w:numPr>
       </w:pPr>
       <w:r>
@@ -8079,7 +10166,7 @@
         <w:pStyle w:val="Compact"/>
         <w:numPr>
           <w:ilvl w:val="0"/>
-          <w:numId w:val="1017"/>
+          <w:numId w:val="1022"/>
         </w:numPr>
       </w:pPr>
       <w:r>
@@ -8102,7 +10189,7 @@
         <w:pStyle w:val="Compact"/>
         <w:numPr>
           <w:ilvl w:val="0"/>
-          <w:numId w:val="1017"/>
+          <w:numId w:val="1022"/>
         </w:numPr>
       </w:pPr>
       <w:r>
@@ -8125,7 +10212,7 @@
         <w:pStyle w:val="Compact"/>
         <w:numPr>
           <w:ilvl w:val="0"/>
-          <w:numId w:val="1017"/>
+          <w:numId w:val="1022"/>
         </w:numPr>
       </w:pPr>
       <w:r>
@@ -8148,7 +10235,7 @@
         <w:pStyle w:val="Compact"/>
         <w:numPr>
           <w:ilvl w:val="0"/>
-          <w:numId w:val="1017"/>
+          <w:numId w:val="1022"/>
         </w:numPr>
       </w:pPr>
       <w:r>
@@ -8171,7 +10258,7 @@
         <w:pStyle w:val="Compact"/>
         <w:numPr>
           <w:ilvl w:val="0"/>
-          <w:numId w:val="1017"/>
+          <w:numId w:val="1022"/>
         </w:numPr>
       </w:pPr>
       <w:r>
@@ -8194,7 +10281,7 @@
         <w:pStyle w:val="Compact"/>
         <w:numPr>
           <w:ilvl w:val="0"/>
-          <w:numId w:val="1017"/>
+          <w:numId w:val="1022"/>
         </w:numPr>
       </w:pPr>
       <w:r>
@@ -8217,7 +10304,7 @@
         <w:pStyle w:val="Compact"/>
         <w:numPr>
           <w:ilvl w:val="0"/>
-          <w:numId w:val="1017"/>
+          <w:numId w:val="1022"/>
         </w:numPr>
       </w:pPr>
       <w:r>
@@ -8240,7 +10327,7 @@
         <w:pStyle w:val="Compact"/>
         <w:numPr>
           <w:ilvl w:val="0"/>
-          <w:numId w:val="1017"/>
+          <w:numId w:val="1022"/>
         </w:numPr>
       </w:pPr>
       <w:r>
@@ -8263,7 +10350,7 @@
         <w:pStyle w:val="Compact"/>
         <w:numPr>
           <w:ilvl w:val="0"/>
-          <w:numId w:val="1017"/>
+          <w:numId w:val="1022"/>
         </w:numPr>
       </w:pPr>
       <w:r>
@@ -8286,7 +10373,7 @@
         <w:pStyle w:val="Compact"/>
         <w:numPr>
           <w:ilvl w:val="0"/>
-          <w:numId w:val="1017"/>
+          <w:numId w:val="1022"/>
         </w:numPr>
       </w:pPr>
       <w:r>
@@ -8309,7 +10396,7 @@
         <w:pStyle w:val="Compact"/>
         <w:numPr>
           <w:ilvl w:val="0"/>
-          <w:numId w:val="1017"/>
+          <w:numId w:val="1022"/>
         </w:numPr>
       </w:pPr>
       <w:r>
@@ -8332,7 +10419,7 @@
         <w:pStyle w:val="Compact"/>
         <w:numPr>
           <w:ilvl w:val="0"/>
-          <w:numId w:val="1017"/>
+          <w:numId w:val="1022"/>
         </w:numPr>
       </w:pPr>
       <w:r>
@@ -8355,7 +10442,7 @@
         <w:pStyle w:val="Compact"/>
         <w:numPr>
           <w:ilvl w:val="0"/>
-          <w:numId w:val="1017"/>
+          <w:numId w:val="1022"/>
         </w:numPr>
       </w:pPr>
       <w:r>
@@ -8378,7 +10465,7 @@
         <w:pStyle w:val="Compact"/>
         <w:numPr>
           <w:ilvl w:val="0"/>
-          <w:numId w:val="1017"/>
+          <w:numId w:val="1022"/>
         </w:numPr>
       </w:pPr>
       <w:r>
@@ -8401,7 +10488,7 @@
         <w:pStyle w:val="Compact"/>
         <w:numPr>
           <w:ilvl w:val="0"/>
-          <w:numId w:val="1017"/>
+          <w:numId w:val="1022"/>
         </w:numPr>
       </w:pPr>
       <w:r>
@@ -8424,7 +10511,7 @@
         <w:pStyle w:val="Compact"/>
         <w:numPr>
           <w:ilvl w:val="0"/>
-          <w:numId w:val="1017"/>
+          <w:numId w:val="1022"/>
         </w:numPr>
       </w:pPr>
       <w:r>
@@ -8447,7 +10534,7 @@
         <w:pStyle w:val="Compact"/>
         <w:numPr>
           <w:ilvl w:val="0"/>
-          <w:numId w:val="1017"/>
+          <w:numId w:val="1022"/>
         </w:numPr>
       </w:pPr>
       <w:r>
@@ -8470,7 +10557,7 @@
         <w:pStyle w:val="Compact"/>
         <w:numPr>
           <w:ilvl w:val="0"/>
-          <w:numId w:val="1017"/>
+          <w:numId w:val="1022"/>
         </w:numPr>
       </w:pPr>
       <w:r>
@@ -8493,7 +10580,7 @@
         <w:pStyle w:val="Compact"/>
         <w:numPr>
           <w:ilvl w:val="0"/>
-          <w:numId w:val="1017"/>
+          <w:numId w:val="1022"/>
         </w:numPr>
       </w:pPr>
       <w:r>
@@ -8516,7 +10603,7 @@
         <w:pStyle w:val="Compact"/>
         <w:numPr>
           <w:ilvl w:val="0"/>
-          <w:numId w:val="1017"/>
+          <w:numId w:val="1022"/>
         </w:numPr>
       </w:pPr>
       <w:r>
@@ -8539,7 +10626,7 @@
         <w:pStyle w:val="Compact"/>
         <w:numPr>
           <w:ilvl w:val="0"/>
-          <w:numId w:val="1017"/>
+          <w:numId w:val="1022"/>
         </w:numPr>
       </w:pPr>
       <w:r>
@@ -8562,7 +10649,7 @@
         <w:pStyle w:val="Compact"/>
         <w:numPr>
           <w:ilvl w:val="0"/>
-          <w:numId w:val="1017"/>
+          <w:numId w:val="1022"/>
         </w:numPr>
       </w:pPr>
       <w:r>
@@ -8585,7 +10672,7 @@
         <w:pStyle w:val="Compact"/>
         <w:numPr>
           <w:ilvl w:val="0"/>
-          <w:numId w:val="1017"/>
+          <w:numId w:val="1022"/>
         </w:numPr>
       </w:pPr>
       <w:r>
@@ -8608,7 +10695,7 @@
         <w:pStyle w:val="Compact"/>
         <w:numPr>
           <w:ilvl w:val="0"/>
-          <w:numId w:val="1017"/>
+          <w:numId w:val="1022"/>
         </w:numPr>
       </w:pPr>
       <w:r>
@@ -8631,7 +10718,7 @@
         <w:pStyle w:val="Compact"/>
         <w:numPr>
           <w:ilvl w:val="0"/>
-          <w:numId w:val="1017"/>
+          <w:numId w:val="1022"/>
         </w:numPr>
       </w:pPr>
       <w:r>
@@ -8649,8 +10736,8 @@
         <w:t xml:space="preserve">— Local NAS archive target.</w:t>
       </w:r>
     </w:p>
-    <w:bookmarkEnd w:id="53"/>
-    <w:bookmarkStart w:id="54" w:name="subscribe-email-webhook"/>
+    <w:bookmarkEnd w:id="59"/>
+    <w:bookmarkStart w:id="60" w:name="subscribe-email-webhook"/>
     <w:p>
       <w:pPr>
         <w:pStyle w:val="Heading4"/>
@@ -8664,7 +10751,7 @@
         <w:pStyle w:val="Compact"/>
         <w:numPr>
           <w:ilvl w:val="0"/>
-          <w:numId w:val="1018"/>
+          <w:numId w:val="1023"/>
         </w:numPr>
       </w:pPr>
       <w:r>
@@ -8687,7 +10774,7 @@
         <w:pStyle w:val="Compact"/>
         <w:numPr>
           <w:ilvl w:val="0"/>
-          <w:numId w:val="1018"/>
+          <w:numId w:val="1023"/>
         </w:numPr>
       </w:pPr>
       <w:r>
@@ -8710,7 +10797,7 @@
         <w:pStyle w:val="Compact"/>
         <w:numPr>
           <w:ilvl w:val="0"/>
-          <w:numId w:val="1018"/>
+          <w:numId w:val="1023"/>
         </w:numPr>
       </w:pPr>
       <w:r>
@@ -8733,7 +10820,7 @@
         <w:pStyle w:val="Compact"/>
         <w:numPr>
           <w:ilvl w:val="0"/>
-          <w:numId w:val="1018"/>
+          <w:numId w:val="1023"/>
         </w:numPr>
       </w:pPr>
       <w:r>
@@ -8756,7 +10843,7 @@
         <w:pStyle w:val="Compact"/>
         <w:numPr>
           <w:ilvl w:val="0"/>
-          <w:numId w:val="1018"/>
+          <w:numId w:val="1023"/>
         </w:numPr>
       </w:pPr>
       <w:r>
@@ -8779,7 +10866,7 @@
         <w:pStyle w:val="Compact"/>
         <w:numPr>
           <w:ilvl w:val="0"/>
-          <w:numId w:val="1018"/>
+          <w:numId w:val="1023"/>
         </w:numPr>
       </w:pPr>
       <w:r>
@@ -8802,7 +10889,7 @@
         <w:pStyle w:val="Compact"/>
         <w:numPr>
           <w:ilvl w:val="0"/>
-          <w:numId w:val="1018"/>
+          <w:numId w:val="1023"/>
         </w:numPr>
       </w:pPr>
       <w:r>
@@ -8825,7 +10912,7 @@
         <w:pStyle w:val="Compact"/>
         <w:numPr>
           <w:ilvl w:val="0"/>
-          <w:numId w:val="1018"/>
+          <w:numId w:val="1023"/>
         </w:numPr>
       </w:pPr>
       <w:r>
@@ -8848,7 +10935,7 @@
         <w:pStyle w:val="Compact"/>
         <w:numPr>
           <w:ilvl w:val="0"/>
-          <w:numId w:val="1018"/>
+          <w:numId w:val="1023"/>
         </w:numPr>
       </w:pPr>
       <w:r>
@@ -8871,7 +10958,7 @@
         <w:pStyle w:val="Compact"/>
         <w:numPr>
           <w:ilvl w:val="0"/>
-          <w:numId w:val="1018"/>
+          <w:numId w:val="1023"/>
         </w:numPr>
       </w:pPr>
       <w:r>
@@ -8894,7 +10981,7 @@
         <w:pStyle w:val="Compact"/>
         <w:numPr>
           <w:ilvl w:val="0"/>
-          <w:numId w:val="1018"/>
+          <w:numId w:val="1023"/>
         </w:numPr>
       </w:pPr>
       <w:r>
@@ -8917,7 +11004,7 @@
         <w:pStyle w:val="Compact"/>
         <w:numPr>
           <w:ilvl w:val="0"/>
-          <w:numId w:val="1018"/>
+          <w:numId w:val="1023"/>
         </w:numPr>
       </w:pPr>
       <w:r>
@@ -8940,7 +11027,7 @@
         <w:pStyle w:val="Compact"/>
         <w:numPr>
           <w:ilvl w:val="0"/>
-          <w:numId w:val="1018"/>
+          <w:numId w:val="1023"/>
         </w:numPr>
       </w:pPr>
       <w:r>
@@ -8963,7 +11050,7 @@
         <w:pStyle w:val="Compact"/>
         <w:numPr>
           <w:ilvl w:val="0"/>
-          <w:numId w:val="1018"/>
+          <w:numId w:val="1023"/>
         </w:numPr>
       </w:pPr>
       <w:r>
@@ -8986,7 +11073,7 @@
         <w:pStyle w:val="Compact"/>
         <w:numPr>
           <w:ilvl w:val="0"/>
-          <w:numId w:val="1018"/>
+          <w:numId w:val="1023"/>
         </w:numPr>
       </w:pPr>
       <w:r>
@@ -9027,8 +11114,8 @@
         <w:t xml:space="preserve">secrets. It is for tests only and must never be enabled at a station.</w:t>
       </w:r>
     </w:p>
-    <w:bookmarkEnd w:id="54"/>
-    <w:bookmarkStart w:id="55" w:name="analytics"/>
+    <w:bookmarkEnd w:id="60"/>
+    <w:bookmarkStart w:id="61" w:name="analytics"/>
     <w:p>
       <w:pPr>
         <w:pStyle w:val="Heading4"/>
@@ -9042,7 +11129,7 @@
         <w:pStyle w:val="Compact"/>
         <w:numPr>
           <w:ilvl w:val="0"/>
-          <w:numId w:val="1019"/>
+          <w:numId w:val="1024"/>
         </w:numPr>
       </w:pPr>
       <w:r>
@@ -9065,7 +11152,7 @@
         <w:pStyle w:val="Compact"/>
         <w:numPr>
           <w:ilvl w:val="0"/>
-          <w:numId w:val="1019"/>
+          <w:numId w:val="1024"/>
         </w:numPr>
       </w:pPr>
       <w:r>
@@ -9088,7 +11175,7 @@
         <w:pStyle w:val="Compact"/>
         <w:numPr>
           <w:ilvl w:val="0"/>
-          <w:numId w:val="1019"/>
+          <w:numId w:val="1024"/>
         </w:numPr>
       </w:pPr>
       <w:r>
@@ -9111,7 +11198,7 @@
         <w:pStyle w:val="Compact"/>
         <w:numPr>
           <w:ilvl w:val="0"/>
-          <w:numId w:val="1019"/>
+          <w:numId w:val="1024"/>
         </w:numPr>
       </w:pPr>
       <w:r>
@@ -9134,7 +11221,7 @@
         <w:pStyle w:val="Compact"/>
         <w:numPr>
           <w:ilvl w:val="0"/>
-          <w:numId w:val="1019"/>
+          <w:numId w:val="1024"/>
         </w:numPr>
       </w:pPr>
       <w:r>
@@ -9157,7 +11244,7 @@
         <w:pStyle w:val="Compact"/>
         <w:numPr>
           <w:ilvl w:val="0"/>
-          <w:numId w:val="1019"/>
+          <w:numId w:val="1024"/>
         </w:numPr>
       </w:pPr>
       <w:r>
@@ -9180,7 +11267,7 @@
         <w:pStyle w:val="Compact"/>
         <w:numPr>
           <w:ilvl w:val="0"/>
-          <w:numId w:val="1019"/>
+          <w:numId w:val="1024"/>
         </w:numPr>
       </w:pPr>
       <w:r>
@@ -9198,8 +11285,8 @@
         <w:t xml:space="preserve">— Analytics-specific trusted-proxy CIDRs.</w:t>
       </w:r>
     </w:p>
-    <w:bookmarkEnd w:id="55"/>
-    <w:bookmarkStart w:id="56" w:name="activitypub-federation"/>
+    <w:bookmarkEnd w:id="61"/>
+    <w:bookmarkStart w:id="62" w:name="activitypub-federation"/>
     <w:p>
       <w:pPr>
         <w:pStyle w:val="Heading4"/>
@@ -9213,7 +11300,7 @@
         <w:pStyle w:val="Compact"/>
         <w:numPr>
           <w:ilvl w:val="0"/>
-          <w:numId w:val="1020"/>
+          <w:numId w:val="1025"/>
         </w:numPr>
       </w:pPr>
       <w:r>
@@ -9272,7 +11359,7 @@
         <w:pStyle w:val="Compact"/>
         <w:numPr>
           <w:ilvl w:val="0"/>
-          <w:numId w:val="1020"/>
+          <w:numId w:val="1025"/>
         </w:numPr>
       </w:pPr>
       <w:r>
@@ -9295,7 +11382,7 @@
         <w:pStyle w:val="Compact"/>
         <w:numPr>
           <w:ilvl w:val="0"/>
-          <w:numId w:val="1020"/>
+          <w:numId w:val="1025"/>
         </w:numPr>
       </w:pPr>
       <w:r>
@@ -9318,7 +11405,7 @@
         <w:pStyle w:val="Compact"/>
         <w:numPr>
           <w:ilvl w:val="0"/>
-          <w:numId w:val="1020"/>
+          <w:numId w:val="1025"/>
         </w:numPr>
       </w:pPr>
       <w:r>
@@ -9341,7 +11428,7 @@
         <w:pStyle w:val="Compact"/>
         <w:numPr>
           <w:ilvl w:val="0"/>
-          <w:numId w:val="1020"/>
+          <w:numId w:val="1025"/>
         </w:numPr>
       </w:pPr>
       <w:r>
@@ -9364,7 +11451,7 @@
         <w:pStyle w:val="Compact"/>
         <w:numPr>
           <w:ilvl w:val="0"/>
-          <w:numId w:val="1020"/>
+          <w:numId w:val="1025"/>
         </w:numPr>
       </w:pPr>
       <w:r>
@@ -9387,7 +11474,7 @@
         <w:pStyle w:val="Compact"/>
         <w:numPr>
           <w:ilvl w:val="0"/>
-          <w:numId w:val="1020"/>
+          <w:numId w:val="1025"/>
         </w:numPr>
       </w:pPr>
       <w:r>
@@ -9410,7 +11497,7 @@
         <w:pStyle w:val="Compact"/>
         <w:numPr>
           <w:ilvl w:val="0"/>
-          <w:numId w:val="1020"/>
+          <w:numId w:val="1025"/>
         </w:numPr>
       </w:pPr>
       <w:r>
@@ -9433,7 +11520,7 @@
         <w:pStyle w:val="Compact"/>
         <w:numPr>
           <w:ilvl w:val="0"/>
-          <w:numId w:val="1020"/>
+          <w:numId w:val="1025"/>
         </w:numPr>
       </w:pPr>
       <w:r>
@@ -9456,7 +11543,7 @@
         <w:pStyle w:val="Compact"/>
         <w:numPr>
           <w:ilvl w:val="0"/>
-          <w:numId w:val="1020"/>
+          <w:numId w:val="1025"/>
         </w:numPr>
       </w:pPr>
       <w:r>
@@ -9479,7 +11566,7 @@
         <w:pStyle w:val="Compact"/>
         <w:numPr>
           <w:ilvl w:val="0"/>
-          <w:numId w:val="1020"/>
+          <w:numId w:val="1025"/>
         </w:numPr>
       </w:pPr>
       <w:r>
@@ -9502,7 +11589,7 @@
         <w:pStyle w:val="Compact"/>
         <w:numPr>
           <w:ilvl w:val="0"/>
-          <w:numId w:val="1020"/>
+          <w:numId w:val="1025"/>
         </w:numPr>
       </w:pPr>
       <w:r>
@@ -9525,7 +11612,7 @@
         <w:pStyle w:val="Compact"/>
         <w:numPr>
           <w:ilvl w:val="0"/>
-          <w:numId w:val="1020"/>
+          <w:numId w:val="1025"/>
         </w:numPr>
       </w:pPr>
       <w:r>
@@ -9548,7 +11635,7 @@
         <w:pStyle w:val="Compact"/>
         <w:numPr>
           <w:ilvl w:val="0"/>
-          <w:numId w:val="1020"/>
+          <w:numId w:val="1025"/>
         </w:numPr>
       </w:pPr>
       <w:r>
@@ -9571,7 +11658,7 @@
         <w:pStyle w:val="Compact"/>
         <w:numPr>
           <w:ilvl w:val="0"/>
-          <w:numId w:val="1020"/>
+          <w:numId w:val="1025"/>
         </w:numPr>
       </w:pPr>
       <w:r>
@@ -9594,7 +11681,7 @@
         <w:pStyle w:val="Compact"/>
         <w:numPr>
           <w:ilvl w:val="0"/>
-          <w:numId w:val="1020"/>
+          <w:numId w:val="1025"/>
         </w:numPr>
       </w:pPr>
       <w:r>
@@ -9617,7 +11704,7 @@
         <w:pStyle w:val="Compact"/>
         <w:numPr>
           <w:ilvl w:val="0"/>
-          <w:numId w:val="1020"/>
+          <w:numId w:val="1025"/>
         </w:numPr>
       </w:pPr>
       <w:r>
@@ -9640,7 +11727,7 @@
         <w:pStyle w:val="Compact"/>
         <w:numPr>
           <w:ilvl w:val="0"/>
-          <w:numId w:val="1020"/>
+          <w:numId w:val="1025"/>
         </w:numPr>
       </w:pPr>
       <w:r>
@@ -9658,8 +11745,8 @@
         <w:t xml:space="preserve">— Retry and rate-limit controls.</w:t>
       </w:r>
     </w:p>
-    <w:bookmarkEnd w:id="56"/>
-    <w:bookmarkStart w:id="57" w:name="headend-handoff-ndi-sdi-tsduck"/>
+    <w:bookmarkEnd w:id="62"/>
+    <w:bookmarkStart w:id="63" w:name="headend-handoff-ndi-sdi-tsduck"/>
     <w:p>
       <w:pPr>
         <w:pStyle w:val="Heading4"/>
@@ -9673,7 +11760,7 @@
         <w:pStyle w:val="Compact"/>
         <w:numPr>
           <w:ilvl w:val="0"/>
-          <w:numId w:val="1021"/>
+          <w:numId w:val="1026"/>
         </w:numPr>
       </w:pPr>
       <w:r>
@@ -9696,7 +11783,7 @@
         <w:pStyle w:val="Compact"/>
         <w:numPr>
           <w:ilvl w:val="0"/>
-          <w:numId w:val="1021"/>
+          <w:numId w:val="1026"/>
         </w:numPr>
       </w:pPr>
       <w:r>
@@ -9719,7 +11806,7 @@
         <w:pStyle w:val="Compact"/>
         <w:numPr>
           <w:ilvl w:val="0"/>
-          <w:numId w:val="1021"/>
+          <w:numId w:val="1026"/>
         </w:numPr>
       </w:pPr>
       <w:r>
@@ -9742,7 +11829,7 @@
         <w:pStyle w:val="Compact"/>
         <w:numPr>
           <w:ilvl w:val="0"/>
-          <w:numId w:val="1021"/>
+          <w:numId w:val="1026"/>
         </w:numPr>
       </w:pPr>
       <w:r>
@@ -9765,7 +11852,7 @@
         <w:pStyle w:val="Compact"/>
         <w:numPr>
           <w:ilvl w:val="0"/>
-          <w:numId w:val="1021"/>
+          <w:numId w:val="1026"/>
         </w:numPr>
       </w:pPr>
       <w:r>
@@ -9788,7 +11875,7 @@
         <w:pStyle w:val="Compact"/>
         <w:numPr>
           <w:ilvl w:val="0"/>
-          <w:numId w:val="1021"/>
+          <w:numId w:val="1026"/>
         </w:numPr>
       </w:pPr>
       <w:r>
@@ -9811,7 +11898,7 @@
         <w:pStyle w:val="Compact"/>
         <w:numPr>
           <w:ilvl w:val="0"/>
-          <w:numId w:val="1021"/>
+          <w:numId w:val="1026"/>
         </w:numPr>
       </w:pPr>
       <w:r>
@@ -9849,7 +11936,7 @@
         <w:pStyle w:val="Compact"/>
         <w:numPr>
           <w:ilvl w:val="0"/>
-          <w:numId w:val="1021"/>
+          <w:numId w:val="1026"/>
         </w:numPr>
       </w:pPr>
       <w:r>
@@ -9887,7 +11974,7 @@
         <w:pStyle w:val="Compact"/>
         <w:numPr>
           <w:ilvl w:val="0"/>
-          <w:numId w:val="1021"/>
+          <w:numId w:val="1026"/>
         </w:numPr>
       </w:pPr>
       <w:r>
@@ -9925,7 +12012,7 @@
         <w:pStyle w:val="Compact"/>
         <w:numPr>
           <w:ilvl w:val="0"/>
-          <w:numId w:val="1021"/>
+          <w:numId w:val="1026"/>
         </w:numPr>
       </w:pPr>
       <w:r>
@@ -9963,7 +12050,7 @@
         <w:pStyle w:val="Compact"/>
         <w:numPr>
           <w:ilvl w:val="0"/>
-          <w:numId w:val="1021"/>
+          <w:numId w:val="1026"/>
         </w:numPr>
       </w:pPr>
       <w:r>
@@ -9986,7 +12073,7 @@
         <w:pStyle w:val="Compact"/>
         <w:numPr>
           <w:ilvl w:val="0"/>
-          <w:numId w:val="1021"/>
+          <w:numId w:val="1026"/>
         </w:numPr>
       </w:pPr>
       <w:r>
@@ -10004,8 +12091,8 @@
         <w:t xml:space="preserve">— Cable file-package output.</w:t>
       </w:r>
     </w:p>
-    <w:bookmarkEnd w:id="57"/>
-    <w:bookmarkStart w:id="58" w:name="Xf44d74e96fbc1f4fb4dabd34408b2be6935e023"/>
+    <w:bookmarkEnd w:id="63"/>
+    <w:bookmarkStart w:id="64" w:name="Xf44d74e96fbc1f4fb4dabd34408b2be6935e023"/>
     <w:p>
       <w:pPr>
         <w:pStyle w:val="Heading4"/>
@@ -10019,7 +12106,7 @@
         <w:pStyle w:val="Compact"/>
         <w:numPr>
           <w:ilvl w:val="0"/>
-          <w:numId w:val="1022"/>
+          <w:numId w:val="1027"/>
         </w:numPr>
       </w:pPr>
       <w:r>
@@ -10042,7 +12129,7 @@
         <w:pStyle w:val="Compact"/>
         <w:numPr>
           <w:ilvl w:val="0"/>
-          <w:numId w:val="1022"/>
+          <w:numId w:val="1027"/>
         </w:numPr>
       </w:pPr>
       <w:r>
@@ -10065,7 +12152,7 @@
         <w:pStyle w:val="Compact"/>
         <w:numPr>
           <w:ilvl w:val="0"/>
-          <w:numId w:val="1022"/>
+          <w:numId w:val="1027"/>
         </w:numPr>
       </w:pPr>
       <w:r>
@@ -10088,7 +12175,7 @@
         <w:pStyle w:val="Compact"/>
         <w:numPr>
           <w:ilvl w:val="0"/>
-          <w:numId w:val="1022"/>
+          <w:numId w:val="1027"/>
         </w:numPr>
       </w:pPr>
       <w:r>
@@ -10111,7 +12198,7 @@
         <w:pStyle w:val="Compact"/>
         <w:numPr>
           <w:ilvl w:val="0"/>
-          <w:numId w:val="1022"/>
+          <w:numId w:val="1027"/>
         </w:numPr>
       </w:pPr>
       <w:r>
@@ -10134,7 +12221,7 @@
         <w:pStyle w:val="Compact"/>
         <w:numPr>
           <w:ilvl w:val="0"/>
-          <w:numId w:val="1022"/>
+          <w:numId w:val="1027"/>
         </w:numPr>
       </w:pPr>
       <w:r>
@@ -10157,7 +12244,7 @@
         <w:pStyle w:val="Compact"/>
         <w:numPr>
           <w:ilvl w:val="0"/>
-          <w:numId w:val="1022"/>
+          <w:numId w:val="1027"/>
         </w:numPr>
       </w:pPr>
       <w:r>
@@ -10348,7 +12435,7 @@
         <w:pStyle w:val="Compact"/>
         <w:numPr>
           <w:ilvl w:val="0"/>
-          <w:numId w:val="1022"/>
+          <w:numId w:val="1027"/>
         </w:numPr>
       </w:pPr>
       <w:r>
@@ -10404,7 +12491,7 @@
         <w:pStyle w:val="Compact"/>
         <w:numPr>
           <w:ilvl w:val="0"/>
-          <w:numId w:val="1022"/>
+          <w:numId w:val="1027"/>
         </w:numPr>
       </w:pPr>
       <w:r>
@@ -10427,7 +12514,7 @@
         <w:pStyle w:val="Compact"/>
         <w:numPr>
           <w:ilvl w:val="0"/>
-          <w:numId w:val="1022"/>
+          <w:numId w:val="1027"/>
         </w:numPr>
       </w:pPr>
       <w:r>
@@ -10450,7 +12537,7 @@
         <w:pStyle w:val="Compact"/>
         <w:numPr>
           <w:ilvl w:val="0"/>
-          <w:numId w:val="1022"/>
+          <w:numId w:val="1027"/>
         </w:numPr>
       </w:pPr>
       <w:r>
@@ -10473,7 +12560,7 @@
         <w:pStyle w:val="Compact"/>
         <w:numPr>
           <w:ilvl w:val="0"/>
-          <w:numId w:val="1022"/>
+          <w:numId w:val="1027"/>
         </w:numPr>
       </w:pPr>
       <w:r>
@@ -10496,7 +12583,7 @@
         <w:pStyle w:val="Compact"/>
         <w:numPr>
           <w:ilvl w:val="0"/>
-          <w:numId w:val="1022"/>
+          <w:numId w:val="1027"/>
         </w:numPr>
       </w:pPr>
       <w:r>
@@ -10519,7 +12606,7 @@
         <w:pStyle w:val="Compact"/>
         <w:numPr>
           <w:ilvl w:val="0"/>
-          <w:numId w:val="1022"/>
+          <w:numId w:val="1027"/>
         </w:numPr>
       </w:pPr>
       <w:r>
@@ -10542,7 +12629,7 @@
         <w:pStyle w:val="Compact"/>
         <w:numPr>
           <w:ilvl w:val="0"/>
-          <w:numId w:val="1022"/>
+          <w:numId w:val="1027"/>
         </w:numPr>
       </w:pPr>
       <w:r>
@@ -10560,8 +12647,8 @@
         <w:t xml:space="preserve">Resident portal URL handles.</w:t>
       </w:r>
     </w:p>
-    <w:bookmarkEnd w:id="58"/>
-    <w:bookmarkStart w:id="59" w:name="ai-model-dispatch"/>
+    <w:bookmarkEnd w:id="64"/>
+    <w:bookmarkStart w:id="65" w:name="ai-model-dispatch"/>
     <w:p>
       <w:pPr>
         <w:pStyle w:val="Heading4"/>
@@ -10575,7 +12662,7 @@
         <w:pStyle w:val="Compact"/>
         <w:numPr>
           <w:ilvl w:val="0"/>
-          <w:numId w:val="1023"/>
+          <w:numId w:val="1028"/>
         </w:numPr>
       </w:pPr>
       <w:r>
@@ -10598,7 +12685,7 @@
         <w:pStyle w:val="Compact"/>
         <w:numPr>
           <w:ilvl w:val="0"/>
-          <w:numId w:val="1023"/>
+          <w:numId w:val="1028"/>
         </w:numPr>
       </w:pPr>
       <w:r>
@@ -10628,8 +12715,8 @@
         <w:t xml:space="preserve">.)</w:t>
       </w:r>
     </w:p>
-    <w:bookmarkEnd w:id="59"/>
-    <w:bookmarkStart w:id="60" w:name="diagnostics-and-overrides"/>
+    <w:bookmarkEnd w:id="65"/>
+    <w:bookmarkStart w:id="66" w:name="diagnostics-and-overrides"/>
     <w:p>
       <w:pPr>
         <w:pStyle w:val="Heading4"/>
@@ -10643,7 +12730,7 @@
         <w:pStyle w:val="Compact"/>
         <w:numPr>
           <w:ilvl w:val="0"/>
-          <w:numId w:val="1024"/>
+          <w:numId w:val="1029"/>
         </w:numPr>
       </w:pPr>
       <w:r>
@@ -10666,7 +12753,7 @@
         <w:pStyle w:val="Compact"/>
         <w:numPr>
           <w:ilvl w:val="0"/>
-          <w:numId w:val="1024"/>
+          <w:numId w:val="1029"/>
         </w:numPr>
       </w:pPr>
       <w:r>
@@ -10689,7 +12776,7 @@
         <w:pStyle w:val="Compact"/>
         <w:numPr>
           <w:ilvl w:val="0"/>
-          <w:numId w:val="1024"/>
+          <w:numId w:val="1029"/>
         </w:numPr>
       </w:pPr>
       <w:r>
@@ -10712,7 +12799,7 @@
         <w:pStyle w:val="Compact"/>
         <w:numPr>
           <w:ilvl w:val="0"/>
-          <w:numId w:val="1024"/>
+          <w:numId w:val="1029"/>
         </w:numPr>
       </w:pPr>
       <w:r>
@@ -10735,7 +12822,7 @@
         <w:pStyle w:val="Compact"/>
         <w:numPr>
           <w:ilvl w:val="0"/>
-          <w:numId w:val="1024"/>
+          <w:numId w:val="1029"/>
         </w:numPr>
       </w:pPr>
       <w:r>
@@ -10758,7 +12845,7 @@
         <w:pStyle w:val="Compact"/>
         <w:numPr>
           <w:ilvl w:val="0"/>
-          <w:numId w:val="1024"/>
+          <w:numId w:val="1029"/>
         </w:numPr>
       </w:pPr>
       <w:r>
@@ -10781,7 +12868,7 @@
         <w:pStyle w:val="Compact"/>
         <w:numPr>
           <w:ilvl w:val="0"/>
-          <w:numId w:val="1024"/>
+          <w:numId w:val="1029"/>
         </w:numPr>
       </w:pPr>
       <w:r>
@@ -10804,7 +12891,7 @@
         <w:pStyle w:val="Compact"/>
         <w:numPr>
           <w:ilvl w:val="0"/>
-          <w:numId w:val="1024"/>
+          <w:numId w:val="1029"/>
         </w:numPr>
       </w:pPr>
       <w:r>
@@ -10827,7 +12914,7 @@
         <w:pStyle w:val="Compact"/>
         <w:numPr>
           <w:ilvl w:val="0"/>
-          <w:numId w:val="1024"/>
+          <w:numId w:val="1029"/>
         </w:numPr>
       </w:pPr>
       <w:r>
@@ -10850,7 +12937,7 @@
         <w:pStyle w:val="Compact"/>
         <w:numPr>
           <w:ilvl w:val="0"/>
-          <w:numId w:val="1024"/>
+          <w:numId w:val="1029"/>
         </w:numPr>
       </w:pPr>
       <w:r>
@@ -10873,7 +12960,7 @@
         <w:pStyle w:val="Compact"/>
         <w:numPr>
           <w:ilvl w:val="0"/>
-          <w:numId w:val="1024"/>
+          <w:numId w:val="1029"/>
         </w:numPr>
       </w:pPr>
       <w:r>
@@ -10896,7 +12983,7 @@
         <w:pStyle w:val="Compact"/>
         <w:numPr>
           <w:ilvl w:val="0"/>
-          <w:numId w:val="1024"/>
+          <w:numId w:val="1029"/>
         </w:numPr>
       </w:pPr>
       <w:r>
@@ -10919,7 +13006,7 @@
         <w:pStyle w:val="Compact"/>
         <w:numPr>
           <w:ilvl w:val="0"/>
-          <w:numId w:val="1024"/>
+          <w:numId w:val="1029"/>
         </w:numPr>
       </w:pPr>
       <w:r>
@@ -10942,7 +13029,7 @@
         <w:pStyle w:val="Compact"/>
         <w:numPr>
           <w:ilvl w:val="0"/>
-          <w:numId w:val="1024"/>
+          <w:numId w:val="1029"/>
         </w:numPr>
       </w:pPr>
       <w:r>
@@ -10965,7 +13052,7 @@
         <w:pStyle w:val="Compact"/>
         <w:numPr>
           <w:ilvl w:val="0"/>
-          <w:numId w:val="1024"/>
+          <w:numId w:val="1029"/>
         </w:numPr>
       </w:pPr>
       <w:r>
@@ -10983,9 +13070,9 @@
         <w:t xml:space="preserve">— Run Postgres-only test suites against an external server.</w:t>
       </w:r>
     </w:p>
-    <w:bookmarkEnd w:id="60"/>
-    <w:bookmarkEnd w:id="61"/>
-    <w:bookmarkStart w:id="62" w:name="credential-store"/>
+    <w:bookmarkEnd w:id="66"/>
+    <w:bookmarkEnd w:id="67"/>
+    <w:bookmarkStart w:id="68" w:name="credential-store"/>
     <w:p>
       <w:pPr>
         <w:pStyle w:val="Heading3"/>
@@ -11337,8 +13424,8 @@
         <w:t xml:space="preserve">line and a credential reference label.</w:t>
       </w:r>
     </w:p>
-    <w:bookmarkEnd w:id="62"/>
-    <w:bookmarkStart w:id="63" w:name="cli-reference"/>
+    <w:bookmarkEnd w:id="68"/>
+    <w:bookmarkStart w:id="69" w:name="cli-reference"/>
     <w:p>
       <w:pPr>
         <w:pStyle w:val="Heading3"/>
@@ -11862,8 +13949,8 @@
         <w:t xml:space="preserve">and Stripe secrets must never appear on a command line in production.</w:t>
       </w:r>
     </w:p>
-    <w:bookmarkEnd w:id="63"/>
-    <w:bookmarkStart w:id="64" w:name="troubleshooting-matrix"/>
+    <w:bookmarkEnd w:id="69"/>
+    <w:bookmarkStart w:id="70" w:name="troubleshooting-matrix"/>
     <w:p>
       <w:pPr>
         <w:pStyle w:val="Heading3"/>
@@ -12600,7 +14687,7 @@
           <w:b/>
           <w:bCs/>
         </w:rPr>
-        <w:t xml:space="preserve">Local AI provisioning (rc17 and later).</w:t>
+        <w:t xml:space="preserve">Local AI provisioning.</w:t>
       </w:r>
       <w:r>
         <w:t xml:space="preserve"> </w:t>
@@ -12645,8 +14732,8 @@
         <w:t xml:space="preserve">honestly without blocking the rest of the install.</w:t>
       </w:r>
     </w:p>
-    <w:bookmarkEnd w:id="64"/>
-    <w:bookmarkStart w:id="67" w:name="cross-references"/>
+    <w:bookmarkEnd w:id="70"/>
+    <w:bookmarkStart w:id="73" w:name="cross-references"/>
     <w:p>
       <w:pPr>
         <w:pStyle w:val="Heading3"/>
@@ -12660,7 +14747,7 @@
         <w:pStyle w:val="Compact"/>
         <w:numPr>
           <w:ilvl w:val="0"/>
-          <w:numId w:val="1025"/>
+          <w:numId w:val="1030"/>
         </w:numPr>
       </w:pPr>
       <w:hyperlink r:id="rId14">
@@ -12683,7 +14770,7 @@
         <w:pStyle w:val="Compact"/>
         <w:numPr>
           <w:ilvl w:val="0"/>
-          <w:numId w:val="1025"/>
+          <w:numId w:val="1030"/>
         </w:numPr>
       </w:pPr>
       <w:hyperlink r:id="rId12">
@@ -12706,7 +14793,7 @@
         <w:pStyle w:val="Compact"/>
         <w:numPr>
           <w:ilvl w:val="0"/>
-          <w:numId w:val="1025"/>
+          <w:numId w:val="1030"/>
         </w:numPr>
       </w:pPr>
       <w:hyperlink r:id="rId13">
@@ -12729,7 +14816,7 @@
         <w:pStyle w:val="Compact"/>
         <w:numPr>
           <w:ilvl w:val="0"/>
-          <w:numId w:val="1025"/>
+          <w:numId w:val="1030"/>
         </w:numPr>
       </w:pPr>
       <w:hyperlink r:id="rId15">
@@ -12758,10 +14845,10 @@
         <w:pStyle w:val="Compact"/>
         <w:numPr>
           <w:ilvl w:val="0"/>
-          <w:numId w:val="1025"/>
-        </w:numPr>
-      </w:pPr>
-      <w:hyperlink r:id="rId41">
+          <w:numId w:val="1030"/>
+        </w:numPr>
+      </w:pPr>
+      <w:hyperlink r:id="rId46">
         <w:r>
           <w:rPr>
             <w:rStyle w:val="Hyperlink"/>
@@ -12781,10 +14868,10 @@
         <w:pStyle w:val="Compact"/>
         <w:numPr>
           <w:ilvl w:val="0"/>
-          <w:numId w:val="1025"/>
-        </w:numPr>
-      </w:pPr>
-      <w:hyperlink r:id="rId65">
+          <w:numId w:val="1030"/>
+        </w:numPr>
+      </w:pPr>
+      <w:hyperlink r:id="rId71">
         <w:r>
           <w:rPr>
             <w:rStyle w:val="Hyperlink"/>
@@ -12801,10 +14888,10 @@
         <w:pStyle w:val="Compact"/>
         <w:numPr>
           <w:ilvl w:val="0"/>
-          <w:numId w:val="1025"/>
-        </w:numPr>
-      </w:pPr>
-      <w:hyperlink r:id="rId66">
+          <w:numId w:val="1030"/>
+        </w:numPr>
+      </w:pPr>
+      <w:hyperlink r:id="rId72">
         <w:r>
           <w:rPr>
             <w:rStyle w:val="Hyperlink"/>
@@ -12823,9 +14910,9 @@
         </w:pict>
       </w:r>
     </w:p>
-    <w:bookmarkEnd w:id="67"/>
-    <w:bookmarkEnd w:id="68"/>
-    <w:bookmarkStart w:id="96" w:name="section-c-architecture-reference"/>
+    <w:bookmarkEnd w:id="73"/>
+    <w:bookmarkEnd w:id="74"/>
+    <w:bookmarkStart w:id="102" w:name="section-c-architecture-reference"/>
     <w:p>
       <w:pPr>
         <w:pStyle w:val="Heading2"/>
@@ -12870,7 +14957,7 @@
       <w:r>
         <w:t xml:space="preserve"> </w:t>
       </w:r>
-      <w:hyperlink r:id="rId69">
+      <w:hyperlink r:id="rId75">
         <w:r>
           <w:rPr>
             <w:rStyle w:val="Hyperlink"/>
@@ -12890,7 +14977,7 @@
       <w:r>
         <w:t xml:space="preserve"> </w:t>
       </w:r>
-      <w:hyperlink r:id="rId70">
+      <w:hyperlink r:id="rId76">
         <w:r>
           <w:rPr>
             <w:rStyle w:val="Hyperlink"/>
@@ -12931,18 +15018,18 @@
           <wp:inline>
             <wp:extent cx="5334000" cy="2667000"/>
             <wp:effectExtent b="0" l="0" r="0" t="0"/>
-            <wp:docPr descr="CivicCast channel-egress architecture" title="" id="72" name="Picture"/>
+            <wp:docPr descr="CivicCast channel-egress architecture" title="" id="78" name="Picture"/>
             <a:graphic>
               <a:graphicData uri="http://schemas.openxmlformats.org/drawingml/2006/picture">
                 <pic:pic>
                   <pic:nvPicPr>
-                    <pic:cNvPr descr="assets/architecture/civiccast-egress-proof-architecture.png" id="73" name="Picture"/>
+                    <pic:cNvPr descr="assets/architecture/civiccast-egress-proof-architecture.png" id="79" name="Picture"/>
                     <pic:cNvPicPr>
                       <a:picLocks noChangeArrowheads="1" noChangeAspect="1"/>
                     </pic:cNvPicPr>
                   </pic:nvPicPr>
                   <pic:blipFill>
-                    <a:blip r:embed="rId71"/>
+                    <a:blip r:embed="rId77"/>
                     <a:stretch>
                       <a:fillRect/>
                     </a:stretch>
@@ -12977,7 +15064,7 @@
         <w:t xml:space="preserve">CivicCast channel-egress architecture</w:t>
       </w:r>
     </w:p>
-    <w:bookmarkStart w:id="74" w:name="subsystems-and-module-layout"/>
+    <w:bookmarkStart w:id="80" w:name="subsystems-and-module-layout"/>
     <w:p>
       <w:pPr>
         <w:pStyle w:val="Heading3"/>
@@ -13294,8 +15381,8 @@
         <w:t xml:space="preserve">└── common/trusted_proxy.py  CDN-aware client-IP resolver</w:t>
       </w:r>
     </w:p>
-    <w:bookmarkEnd w:id="74"/>
-    <w:bookmarkStart w:id="76" w:name="the-five-role-model"/>
+    <w:bookmarkEnd w:id="80"/>
+    <w:bookmarkStart w:id="82" w:name="the-five-role-model"/>
     <w:p>
       <w:pPr>
         <w:pStyle w:val="Heading3"/>
@@ -13314,7 +15401,7 @@
       <w:r>
         <w:t xml:space="preserve"> </w:t>
       </w:r>
-      <w:hyperlink r:id="rId75">
+      <w:hyperlink r:id="rId81">
         <w:r>
           <w:rPr>
             <w:rStyle w:val="VerbatimChar"/>
@@ -13504,8 +15591,8 @@
         <w:t xml:space="preserve">window.</w:t>
       </w:r>
     </w:p>
-    <w:bookmarkEnd w:id="76"/>
-    <w:bookmarkStart w:id="77" w:name="the-alembic-migration-chain"/>
+    <w:bookmarkEnd w:id="82"/>
+    <w:bookmarkStart w:id="83" w:name="the-alembic-migration-chain"/>
     <w:p>
       <w:pPr>
         <w:pStyle w:val="Heading3"/>
@@ -13860,7 +15947,7 @@
       <w:r>
         <w:t xml:space="preserve"> </w:t>
       </w:r>
-      <w:hyperlink r:id="rId70">
+      <w:hyperlink r:id="rId76">
         <w:r>
           <w:rPr>
             <w:rStyle w:val="Hyperlink"/>
@@ -13875,8 +15962,8 @@
         <w:t xml:space="preserve">tracks the capability evidence associated with the chain.</w:t>
       </w:r>
     </w:p>
-    <w:bookmarkEnd w:id="77"/>
-    <w:bookmarkStart w:id="79" w:name="the-s15-gstreamer-playout-engine"/>
+    <w:bookmarkEnd w:id="83"/>
+    <w:bookmarkStart w:id="85" w:name="the-s15-gstreamer-playout-engine"/>
     <w:p>
       <w:pPr>
         <w:pStyle w:val="Heading3"/>
@@ -13892,7 +15979,7 @@
       <w:r>
         <w:t xml:space="preserve">The S15 playout engine (</w:t>
       </w:r>
-      <w:hyperlink r:id="rId78">
+      <w:hyperlink r:id="rId84">
         <w:r>
           <w:rPr>
             <w:rStyle w:val="VerbatimChar"/>
@@ -13921,7 +16008,7 @@
         <w:pStyle w:val="Compact"/>
         <w:numPr>
           <w:ilvl w:val="0"/>
-          <w:numId w:val="1026"/>
+          <w:numId w:val="1031"/>
         </w:numPr>
       </w:pPr>
       <w:r>
@@ -13999,7 +16086,7 @@
         <w:pStyle w:val="Compact"/>
         <w:numPr>
           <w:ilvl w:val="0"/>
-          <w:numId w:val="1026"/>
+          <w:numId w:val="1031"/>
         </w:numPr>
       </w:pPr>
       <w:r>
@@ -14026,7 +16113,7 @@
         <w:pStyle w:val="Compact"/>
         <w:numPr>
           <w:ilvl w:val="0"/>
-          <w:numId w:val="1026"/>
+          <w:numId w:val="1031"/>
         </w:numPr>
       </w:pPr>
       <w:r>
@@ -14098,8 +16185,8 @@
         <w:t xml:space="preserve">into the legacy ffmpeg-relay model for backwards compatibility.</w:t>
       </w:r>
     </w:p>
-    <w:bookmarkEnd w:id="79"/>
-    <w:bookmarkStart w:id="81" w:name="the-three-protocol-seams"/>
+    <w:bookmarkEnd w:id="85"/>
+    <w:bookmarkStart w:id="87" w:name="the-three-protocol-seams"/>
     <w:p>
       <w:pPr>
         <w:pStyle w:val="Heading3"/>
@@ -14145,7 +16232,7 @@
       <w:r>
         <w:t xml:space="preserve"> </w:t>
       </w:r>
-      <w:hyperlink r:id="rId80">
+      <w:hyperlink r:id="rId86">
         <w:r>
           <w:rPr>
             <w:rStyle w:val="VerbatimChar"/>
@@ -14313,7 +16400,7 @@
         <w:pStyle w:val="Compact"/>
         <w:numPr>
           <w:ilvl w:val="0"/>
-          <w:numId w:val="1027"/>
+          <w:numId w:val="1032"/>
         </w:numPr>
       </w:pPr>
       <w:r>
@@ -14352,7 +16439,7 @@
         <w:pStyle w:val="Compact"/>
         <w:numPr>
           <w:ilvl w:val="0"/>
-          <w:numId w:val="1027"/>
+          <w:numId w:val="1032"/>
         </w:numPr>
       </w:pPr>
       <w:r>
@@ -14409,7 +16496,7 @@
         <w:pStyle w:val="Compact"/>
         <w:numPr>
           <w:ilvl w:val="0"/>
-          <w:numId w:val="1027"/>
+          <w:numId w:val="1032"/>
         </w:numPr>
       </w:pPr>
       <w:r>
@@ -14469,8 +16556,8 @@
         <w:t xml:space="preserve">testable.</w:t>
       </w:r>
     </w:p>
-    <w:bookmarkEnd w:id="81"/>
-    <w:bookmarkStart w:id="82" w:name="the-publish-pipeline"/>
+    <w:bookmarkEnd w:id="87"/>
+    <w:bookmarkStart w:id="88" w:name="the-publish-pipeline"/>
     <w:p>
       <w:pPr>
         <w:pStyle w:val="Heading3"/>
@@ -14763,8 +16850,8 @@
         <w:t xml:space="preserve">emits XMLTV for downstream guides.</w:t>
       </w:r>
     </w:p>
-    <w:bookmarkEnd w:id="82"/>
-    <w:bookmarkStart w:id="84" w:name="the-cdn-aware-trusted-proxy-resolver"/>
+    <w:bookmarkEnd w:id="88"/>
+    <w:bookmarkStart w:id="90" w:name="the-cdn-aware-trusted-proxy-resolver"/>
     <w:p>
       <w:pPr>
         <w:pStyle w:val="Heading3"/>
@@ -14783,7 +16870,7 @@
       <w:r>
         <w:t xml:space="preserve"> </w:t>
       </w:r>
-      <w:hyperlink r:id="rId83">
+      <w:hyperlink r:id="rId89">
         <w:r>
           <w:rPr>
             <w:rStyle w:val="VerbatimChar"/>
@@ -15036,8 +17123,8 @@
         <w:t xml:space="preserve">runtime.</w:t>
       </w:r>
     </w:p>
-    <w:bookmarkEnd w:id="84"/>
-    <w:bookmarkStart w:id="85" w:name="comparative-capability-status"/>
+    <w:bookmarkEnd w:id="90"/>
+    <w:bookmarkStart w:id="91" w:name="comparative-capability-status"/>
     <w:p>
       <w:pPr>
         <w:pStyle w:val="Heading3"/>
@@ -15056,7 +17143,7 @@
       <w:r>
         <w:t xml:space="preserve"> </w:t>
       </w:r>
-      <w:hyperlink r:id="rId70">
+      <w:hyperlink r:id="rId76">
         <w:r>
           <w:rPr>
             <w:rStyle w:val="Hyperlink"/>
@@ -15802,8 +17889,102 @@
         <w:t xml:space="preserve">acceptance (Step 14) is where the hardware side gets proven.</w:t>
       </w:r>
     </w:p>
-    <w:bookmarkEnd w:id="85"/>
-    <w:bookmarkStart w:id="95" w:name="open-items-and-roadmap-pointers"/>
+    <w:p>
+      <w:pPr>
+        <w:pStyle w:val="BodyText"/>
+      </w:pPr>
+      <w:r>
+        <w:t xml:space="preserve">Read every</w:t>
+      </w:r>
+      <w:r>
+        <w:t xml:space="preserve"> </w:t>
+      </w:r>
+      <w:r>
+        <w:rPr>
+          <w:rStyle w:val="VerbatimChar"/>
+        </w:rPr>
+        <w:t xml:space="preserve">shipped</w:t>
+      </w:r>
+      <w:r>
+        <w:t xml:space="preserve"> </w:t>
+      </w:r>
+      <w:r>
+        <w:t xml:space="preserve">row above as</w:t>
+      </w:r>
+      <w:r>
+        <w:t xml:space="preserve"> </w:t>
+      </w:r>
+      <w:r>
+        <w:t xml:space="preserve">“the source module exists and has unit/</w:t>
+      </w:r>
+      <w:r>
+        <w:t xml:space="preserve"> </w:t>
+      </w:r>
+      <w:r>
+        <w:t xml:space="preserve">integration coverage,”</w:t>
+      </w:r>
+      <w:r>
+        <w:t xml:space="preserve"> </w:t>
+      </w:r>
+      <w:r>
+        <w:t xml:space="preserve">not as</w:t>
+      </w:r>
+      <w:r>
+        <w:t xml:space="preserve"> </w:t>
+      </w:r>
+      <w:r>
+        <w:t xml:space="preserve">“field-proven for this beta.”</w:t>
+      </w:r>
+      <w:r>
+        <w:t xml:space="preserve"> </w:t>
+      </w:r>
+      <w:r>
+        <w:t xml:space="preserve">The</w:t>
+      </w:r>
+      <w:r>
+        <w:t xml:space="preserve"> </w:t>
+      </w:r>
+      <w:hyperlink w:anchor="advanced-not-this-beta">
+        <w:r>
+          <w:rPr>
+            <w:rStyle w:val="Hyperlink"/>
+          </w:rPr>
+          <w:t xml:space="preserve">Advanced Capabilities — Roadmap, Not This Beta</w:t>
+        </w:r>
+      </w:hyperlink>
+      <w:r>
+        <w:t xml:space="preserve"> </w:t>
+      </w:r>
+      <w:r>
+        <w:t xml:space="preserve">box in Section A states, in plain language, which of these a station should</w:t>
+      </w:r>
+      <w:r>
+        <w:t xml:space="preserve"> </w:t>
+      </w:r>
+      <w:r>
+        <w:t xml:space="preserve">not yet rely on: full cable/SDI headend delivery, simultaneous</w:t>
+      </w:r>
+      <w:r>
+        <w:t xml:space="preserve"> </w:t>
+      </w:r>
+      <w:r>
+        <w:t xml:space="preserve">multi-channel operation, turnkey Internet Archive/YouTube syndication, OTT</w:t>
+      </w:r>
+      <w:r>
+        <w:t xml:space="preserve"> </w:t>
+      </w:r>
+      <w:r>
+        <w:t xml:space="preserve">app-store publication, and any EAS row — CivicCast is EAS-adjacent</w:t>
+      </w:r>
+      <w:r>
+        <w:t xml:space="preserve"> </w:t>
+      </w:r>
+      <w:r>
+        <w:t xml:space="preserve">software, not a certified EAS device.</w:t>
+      </w:r>
+    </w:p>
+    <w:bookmarkEnd w:id="91"/>
+    <w:bookmarkStart w:id="101" w:name="open-items-and-roadmap-pointers"/>
     <w:p>
       <w:pPr>
         <w:pStyle w:val="Heading3"/>
@@ -15831,7 +18012,7 @@
         <w:pStyle w:val="Compact"/>
         <w:numPr>
           <w:ilvl w:val="0"/>
-          <w:numId w:val="1028"/>
+          <w:numId w:val="1033"/>
         </w:numPr>
       </w:pPr>
       <w:r>
@@ -15871,7 +18052,7 @@
         <w:pStyle w:val="Compact"/>
         <w:numPr>
           <w:ilvl w:val="0"/>
-          <w:numId w:val="1028"/>
+          <w:numId w:val="1033"/>
         </w:numPr>
       </w:pPr>
       <w:r>
@@ -15913,7 +18094,7 @@
         <w:pStyle w:val="Compact"/>
         <w:numPr>
           <w:ilvl w:val="0"/>
-          <w:numId w:val="1029"/>
+          <w:numId w:val="1034"/>
         </w:numPr>
       </w:pPr>
       <w:r>
@@ -15968,7 +18149,7 @@
         <w:pStyle w:val="Compact"/>
         <w:numPr>
           <w:ilvl w:val="0"/>
-          <w:numId w:val="1029"/>
+          <w:numId w:val="1034"/>
         </w:numPr>
       </w:pPr>
       <w:r>
@@ -16078,10 +18259,10 @@
         <w:pStyle w:val="Compact"/>
         <w:numPr>
           <w:ilvl w:val="0"/>
-          <w:numId w:val="1030"/>
-        </w:numPr>
-      </w:pPr>
-      <w:hyperlink r:id="rId86">
+          <w:numId w:val="1035"/>
+        </w:numPr>
+      </w:pPr>
+      <w:hyperlink r:id="rId92">
         <w:r>
           <w:rPr>
             <w:rStyle w:val="Hyperlink"/>
@@ -16095,10 +18276,10 @@
         <w:pStyle w:val="Compact"/>
         <w:numPr>
           <w:ilvl w:val="0"/>
-          <w:numId w:val="1030"/>
-        </w:numPr>
-      </w:pPr>
-      <w:hyperlink r:id="rId87">
+          <w:numId w:val="1035"/>
+        </w:numPr>
+      </w:pPr>
+      <w:hyperlink r:id="rId93">
         <w:r>
           <w:rPr>
             <w:rStyle w:val="Hyperlink"/>
@@ -16112,10 +18293,10 @@
         <w:pStyle w:val="Compact"/>
         <w:numPr>
           <w:ilvl w:val="0"/>
-          <w:numId w:val="1030"/>
-        </w:numPr>
-      </w:pPr>
-      <w:hyperlink r:id="rId88">
+          <w:numId w:val="1035"/>
+        </w:numPr>
+      </w:pPr>
+      <w:hyperlink r:id="rId94">
         <w:r>
           <w:rPr>
             <w:rStyle w:val="Hyperlink"/>
@@ -16129,10 +18310,10 @@
         <w:pStyle w:val="Compact"/>
         <w:numPr>
           <w:ilvl w:val="0"/>
-          <w:numId w:val="1030"/>
-        </w:numPr>
-      </w:pPr>
-      <w:hyperlink r:id="rId89">
+          <w:numId w:val="1035"/>
+        </w:numPr>
+      </w:pPr>
+      <w:hyperlink r:id="rId95">
         <w:r>
           <w:rPr>
             <w:rStyle w:val="Hyperlink"/>
@@ -16146,10 +18327,10 @@
         <w:pStyle w:val="Compact"/>
         <w:numPr>
           <w:ilvl w:val="0"/>
-          <w:numId w:val="1030"/>
-        </w:numPr>
-      </w:pPr>
-      <w:hyperlink r:id="rId90">
+          <w:numId w:val="1035"/>
+        </w:numPr>
+      </w:pPr>
+      <w:hyperlink r:id="rId96">
         <w:r>
           <w:rPr>
             <w:rStyle w:val="Hyperlink"/>
@@ -16163,10 +18344,10 @@
         <w:pStyle w:val="Compact"/>
         <w:numPr>
           <w:ilvl w:val="0"/>
-          <w:numId w:val="1030"/>
-        </w:numPr>
-      </w:pPr>
-      <w:hyperlink r:id="rId91">
+          <w:numId w:val="1035"/>
+        </w:numPr>
+      </w:pPr>
+      <w:hyperlink r:id="rId97">
         <w:r>
           <w:rPr>
             <w:rStyle w:val="Hyperlink"/>
@@ -16180,10 +18361,10 @@
         <w:pStyle w:val="Compact"/>
         <w:numPr>
           <w:ilvl w:val="0"/>
-          <w:numId w:val="1030"/>
-        </w:numPr>
-      </w:pPr>
-      <w:hyperlink r:id="rId92">
+          <w:numId w:val="1035"/>
+        </w:numPr>
+      </w:pPr>
+      <w:hyperlink r:id="rId98">
         <w:r>
           <w:rPr>
             <w:rStyle w:val="Hyperlink"/>
@@ -16197,10 +18378,10 @@
         <w:pStyle w:val="Compact"/>
         <w:numPr>
           <w:ilvl w:val="0"/>
-          <w:numId w:val="1030"/>
-        </w:numPr>
-      </w:pPr>
-      <w:hyperlink r:id="rId93">
+          <w:numId w:val="1035"/>
+        </w:numPr>
+      </w:pPr>
+      <w:hyperlink r:id="rId99">
         <w:r>
           <w:rPr>
             <w:rStyle w:val="Hyperlink"/>
@@ -16214,10 +18395,10 @@
         <w:pStyle w:val="Compact"/>
         <w:numPr>
           <w:ilvl w:val="0"/>
-          <w:numId w:val="1030"/>
-        </w:numPr>
-      </w:pPr>
-      <w:hyperlink r:id="rId94">
+          <w:numId w:val="1035"/>
+        </w:numPr>
+      </w:pPr>
+      <w:hyperlink r:id="rId100">
         <w:r>
           <w:rPr>
             <w:rStyle w:val="Hyperlink"/>
@@ -16226,9 +18407,9 @@
         </w:r>
       </w:hyperlink>
     </w:p>
-    <w:bookmarkEnd w:id="95"/>
-    <w:bookmarkEnd w:id="96"/>
-    <w:bookmarkStart w:id="97" w:name="language-standard"/>
+    <w:bookmarkEnd w:id="101"/>
+    <w:bookmarkEnd w:id="102"/>
+    <w:bookmarkStart w:id="103" w:name="language-standard"/>
     <w:p>
       <w:pPr>
         <w:pStyle w:val="Heading2"/>
@@ -16247,7 +18428,7 @@
       <w:r>
         <w:t xml:space="preserve"> </w:t>
       </w:r>
-      <w:hyperlink r:id="rId41">
+      <w:hyperlink r:id="rId46">
         <w:r>
           <w:rPr>
             <w:rStyle w:val="Hyperlink"/>
@@ -16264,7 +18445,7 @@
         <w:pStyle w:val="Compact"/>
         <w:numPr>
           <w:ilvl w:val="0"/>
-          <w:numId w:val="1031"/>
+          <w:numId w:val="1036"/>
         </w:numPr>
       </w:pPr>
       <w:r>
@@ -16286,7 +18467,7 @@
         <w:pStyle w:val="Compact"/>
         <w:numPr>
           <w:ilvl w:val="0"/>
-          <w:numId w:val="1031"/>
+          <w:numId w:val="1036"/>
         </w:numPr>
       </w:pPr>
       <w:r>
@@ -16308,7 +18489,7 @@
         <w:pStyle w:val="Compact"/>
         <w:numPr>
           <w:ilvl w:val="0"/>
-          <w:numId w:val="1031"/>
+          <w:numId w:val="1036"/>
         </w:numPr>
       </w:pPr>
       <w:r>
@@ -16368,7 +18549,7 @@
         <w:pStyle w:val="Compact"/>
         <w:numPr>
           <w:ilvl w:val="0"/>
-          <w:numId w:val="1031"/>
+          <w:numId w:val="1036"/>
         </w:numPr>
       </w:pPr>
       <w:r>
@@ -16416,7 +18597,7 @@
         <w:pStyle w:val="Compact"/>
         <w:numPr>
           <w:ilvl w:val="0"/>
-          <w:numId w:val="1031"/>
+          <w:numId w:val="1036"/>
         </w:numPr>
       </w:pPr>
       <w:r>
@@ -16455,8 +18636,8 @@
         <w:t xml:space="preserve">difference is clear to staff and to residents.</w:t>
       </w:r>
     </w:p>
-    <w:bookmarkEnd w:id="97"/>
-    <w:bookmarkEnd w:id="98"/>
+    <w:bookmarkEnd w:id="103"/>
+    <w:bookmarkEnd w:id="104"/>
     <w:sectPr>
       <w:footnotePr>
         <w:numRestart w:val="eachSect"/>
@@ -16765,6 +18946,9 @@
     <w:abstractNumId w:val="991"/>
   </w:num>
   <w:num w:numId="1003">
+    <w:abstractNumId w:val="991"/>
+  </w:num>
+  <w:num w:numId="1004">
     <w:abstractNumId w:val="99411"/>
     <w:lvlOverride w:ilvl="0">
       <w:startOverride w:val="1"/>
@@ -16794,41 +18978,11 @@
       <w:startOverride w:val="1"/>
     </w:lvlOverride>
   </w:num>
-  <w:num w:numId="1004">
-    <w:abstractNumId w:val="991"/>
-  </w:num>
   <w:num w:numId="1005">
     <w:abstractNumId w:val="991"/>
   </w:num>
   <w:num w:numId="1006">
-    <w:abstractNumId w:val="99411"/>
-    <w:lvlOverride w:ilvl="0">
-      <w:startOverride w:val="1"/>
-    </w:lvlOverride>
-    <w:lvlOverride w:ilvl="1">
-      <w:startOverride w:val="1"/>
-    </w:lvlOverride>
-    <w:lvlOverride w:ilvl="2">
-      <w:startOverride w:val="1"/>
-    </w:lvlOverride>
-    <w:lvlOverride w:ilvl="3">
-      <w:startOverride w:val="1"/>
-    </w:lvlOverride>
-    <w:lvlOverride w:ilvl="4">
-      <w:startOverride w:val="1"/>
-    </w:lvlOverride>
-    <w:lvlOverride w:ilvl="5">
-      <w:startOverride w:val="1"/>
-    </w:lvlOverride>
-    <w:lvlOverride w:ilvl="6">
-      <w:startOverride w:val="1"/>
-    </w:lvlOverride>
-    <w:lvlOverride w:ilvl="7">
-      <w:startOverride w:val="1"/>
-    </w:lvlOverride>
-    <w:lvlOverride w:ilvl="8">
-      <w:startOverride w:val="1"/>
-    </w:lvlOverride>
+    <w:abstractNumId w:val="991"/>
   </w:num>
   <w:num w:numId="1007">
     <w:abstractNumId w:val="991"/>
@@ -16879,10 +19033,64 @@
     <w:abstractNumId w:val="991"/>
   </w:num>
   <w:num w:numId="1014">
-    <w:abstractNumId w:val="991"/>
+    <w:abstractNumId w:val="99411"/>
+    <w:lvlOverride w:ilvl="0">
+      <w:startOverride w:val="1"/>
+    </w:lvlOverride>
+    <w:lvlOverride w:ilvl="1">
+      <w:startOverride w:val="1"/>
+    </w:lvlOverride>
+    <w:lvlOverride w:ilvl="2">
+      <w:startOverride w:val="1"/>
+    </w:lvlOverride>
+    <w:lvlOverride w:ilvl="3">
+      <w:startOverride w:val="1"/>
+    </w:lvlOverride>
+    <w:lvlOverride w:ilvl="4">
+      <w:startOverride w:val="1"/>
+    </w:lvlOverride>
+    <w:lvlOverride w:ilvl="5">
+      <w:startOverride w:val="1"/>
+    </w:lvlOverride>
+    <w:lvlOverride w:ilvl="6">
+      <w:startOverride w:val="1"/>
+    </w:lvlOverride>
+    <w:lvlOverride w:ilvl="7">
+      <w:startOverride w:val="1"/>
+    </w:lvlOverride>
+    <w:lvlOverride w:ilvl="8">
+      <w:startOverride w:val="1"/>
+    </w:lvlOverride>
   </w:num>
   <w:num w:numId="1015">
-    <w:abstractNumId w:val="991"/>
+    <w:abstractNumId w:val="99411"/>
+    <w:lvlOverride w:ilvl="0">
+      <w:startOverride w:val="1"/>
+    </w:lvlOverride>
+    <w:lvlOverride w:ilvl="1">
+      <w:startOverride w:val="1"/>
+    </w:lvlOverride>
+    <w:lvlOverride w:ilvl="2">
+      <w:startOverride w:val="1"/>
+    </w:lvlOverride>
+    <w:lvlOverride w:ilvl="3">
+      <w:startOverride w:val="1"/>
+    </w:lvlOverride>
+    <w:lvlOverride w:ilvl="4">
+      <w:startOverride w:val="1"/>
+    </w:lvlOverride>
+    <w:lvlOverride w:ilvl="5">
+      <w:startOverride w:val="1"/>
+    </w:lvlOverride>
+    <w:lvlOverride w:ilvl="6">
+      <w:startOverride w:val="1"/>
+    </w:lvlOverride>
+    <w:lvlOverride w:ilvl="7">
+      <w:startOverride w:val="1"/>
+    </w:lvlOverride>
+    <w:lvlOverride w:ilvl="8">
+      <w:startOverride w:val="1"/>
+    </w:lvlOverride>
   </w:num>
   <w:num w:numId="1016">
     <w:abstractNumId w:val="991"/>
@@ -16930,6 +19138,21 @@
     <w:abstractNumId w:val="991"/>
   </w:num>
   <w:num w:numId="1031">
+    <w:abstractNumId w:val="991"/>
+  </w:num>
+  <w:num w:numId="1032">
+    <w:abstractNumId w:val="991"/>
+  </w:num>
+  <w:num w:numId="1033">
+    <w:abstractNumId w:val="991"/>
+  </w:num>
+  <w:num w:numId="1034">
+    <w:abstractNumId w:val="991"/>
+  </w:num>
+  <w:num w:numId="1035">
+    <w:abstractNumId w:val="991"/>
+  </w:num>
+  <w:num w:numId="1036">
     <w:abstractNumId w:val="991"/>
   </w:num>
 </w:numbering>

--- a/docs/USER-MANUAL.docx
+++ b/docs/USER-MANUAL.docx
@@ -6990,7 +6990,7 @@
         <w:pStyle w:val="Heading3"/>
       </w:pPr>
       <w:r>
-        <w:t xml:space="preserve">Updating To A New Version — Uninstall First</w:t>
+        <w:t xml:space="preserve">Updating To A New Version</w:t>
       </w:r>
     </w:p>
     <w:p>
@@ -6998,83 +6998,35 @@
         <w:pStyle w:val="FirstParagraph"/>
       </w:pPr>
       <w:r>
-        <w:t xml:space="preserve">The Windows installer is</w:t>
-      </w:r>
-      <w:r>
-        <w:t xml:space="preserve"> </w:t>
-      </w:r>
-      <w:r>
-        <w:rPr>
-          <w:b/>
-          <w:bCs/>
-        </w:rPr>
-        <w:t xml:space="preserve">install-only by design</w:t>
-      </w:r>
-      <w:r>
-        <w:t xml:space="preserve">: running a new</w:t>
-      </w:r>
-      <w:r>
-        <w:t xml:space="preserve"> </w:t>
-      </w:r>
-      <w:r>
-        <w:t xml:space="preserve">installer</w:t>
-      </w:r>
-      <w:r>
-        <w:t xml:space="preserve"> </w:t>
-      </w:r>
-      <w:r>
-        <w:rPr>
-          <w:rStyle w:val="VerbatimChar"/>
-        </w:rPr>
-        <w:t xml:space="preserve">.exe</w:t>
-      </w:r>
-      <w:r>
-        <w:t xml:space="preserve"> </w:t>
-      </w:r>
-      <w:r>
-        <w:t xml:space="preserve">over an existing, live CivicCast (Native) install refuses</w:t>
-      </w:r>
-      <w:r>
-        <w:t xml:space="preserve"> </w:t>
-      </w:r>
-      <w:r>
-        <w:t xml:space="preserve">loudly and makes no changes, rather than attempting an in-place upgrade</w:t>
-      </w:r>
-      <w:r>
-        <w:t xml:space="preserve"> </w:t>
-      </w:r>
-      <w:r>
-        <w:t xml:space="preserve">while the service is running (see</w:t>
-      </w:r>
-      <w:r>
-        <w:t xml:space="preserve"> </w:t>
-      </w:r>
-      <w:r>
-        <w:rPr>
-          <w:rStyle w:val="VerbatimChar"/>
-        </w:rPr>
-        <w:t xml:space="preserve">civiccast/apps/installer/src-tauri/nsis-hooks-bootstrap.nsh</w:t>
-      </w:r>
-      <w:r>
-        <w:t xml:space="preserve">, the</w:t>
-      </w:r>
-      <w:r>
-        <w:t xml:space="preserve"> </w:t>
-      </w:r>
-      <w:r>
-        <w:t xml:space="preserve">“install-only refusal”</w:t>
-      </w:r>
-      <w:r>
-        <w:t xml:space="preserve"> </w:t>
-      </w:r>
-      <w:r>
-        <w:t xml:space="preserve">preinstall check). The documented, and only</w:t>
-      </w:r>
-      <w:r>
-        <w:t xml:space="preserve"> </w:t>
-      </w:r>
-      <w:r>
-        <w:t xml:space="preserve">supported, update path is:</w:t>
+        <w:t xml:space="preserve">Use the complete new CivicCast kit and run its installer directly on the</w:t>
+      </w:r>
+      <w:r>
+        <w:t xml:space="preserve"> </w:t>
+      </w:r>
+      <w:r>
+        <w:t xml:space="preserve">station that already has CivicCast (Native) installed. You do</w:t>
+      </w:r>
+      <w:r>
+        <w:t xml:space="preserve"> </w:t>
+      </w:r>
+      <w:r>
+        <w:rPr>
+          <w:b/>
+          <w:bCs/>
+        </w:rPr>
+        <w:t xml:space="preserve">not</w:t>
+      </w:r>
+      <w:r>
+        <w:t xml:space="preserve"> </w:t>
+      </w:r>
+      <w:r>
+        <w:t xml:space="preserve">need to</w:t>
+      </w:r>
+      <w:r>
+        <w:t xml:space="preserve"> </w:t>
+      </w:r>
+      <w:r>
+        <w:t xml:space="preserve">uninstall the current version first.</w:t>
       </w:r>
     </w:p>
     <w:p>
@@ -7086,79 +7038,130 @@
         </w:numPr>
       </w:pPr>
       <w:r>
-        <w:rPr>
-          <w:b/>
-          <w:bCs/>
-        </w:rPr>
-        <w:t xml:space="preserve">Uninstall the current version first</w:t>
-      </w:r>
-      <w:r>
-        <w:t xml:space="preserve">, from Windows</w:t>
-      </w:r>
-      <w:r>
-        <w:t xml:space="preserve"> </w:t>
-      </w:r>
-      <w:r>
-        <w:rPr>
-          <w:b/>
-          <w:bCs/>
-        </w:rPr>
-        <w:t xml:space="preserve">Settings →</w:t>
-      </w:r>
-      <w:r>
-        <w:rPr>
-          <w:b/>
-          <w:bCs/>
-        </w:rPr>
-        <w:t xml:space="preserve"> </w:t>
-      </w:r>
-      <w:r>
-        <w:rPr>
-          <w:b/>
-          <w:bCs/>
-        </w:rPr>
-        <w:t xml:space="preserve">Apps</w:t>
-      </w:r>
-      <w:r>
-        <w:t xml:space="preserve">. Leave the</w:t>
-      </w:r>
-      <w:r>
-        <w:t xml:space="preserve"> </w:t>
-      </w:r>
-      <w:r>
-        <w:rPr>
-          <w:b/>
-          <w:bCs/>
-        </w:rPr>
-        <w:t xml:space="preserve">“Delete the application data”</w:t>
-      </w:r>
-      <w:r>
-        <w:t xml:space="preserve"> </w:t>
-      </w:r>
-      <w:r>
-        <w:t xml:space="preserve">checkbox</w:t>
-      </w:r>
-      <w:r>
-        <w:t xml:space="preserve"> </w:t>
-      </w:r>
-      <w:r>
-        <w:rPr>
-          <w:b/>
-          <w:bCs/>
-        </w:rPr>
-        <w:t xml:space="preserve">unchecked</w:t>
-      </w:r>
-      <w:r>
-        <w:t xml:space="preserve"> </w:t>
-      </w:r>
-      <w:r>
-        <w:t xml:space="preserve">— leaving it unchecked preserves your recordings,</w:t>
-      </w:r>
-      <w:r>
-        <w:t xml:space="preserve"> </w:t>
-      </w:r>
-      <w:r>
-        <w:t xml:space="preserve">database, and settings under</w:t>
+        <w:t xml:space="preserve">Before the maintenance window, save a current recovery kit and confirm</w:t>
+      </w:r>
+      <w:r>
+        <w:t xml:space="preserve"> </w:t>
+      </w:r>
+      <w:r>
+        <w:t xml:space="preserve">your normal station backup is available.</w:t>
+      </w:r>
+    </w:p>
+    <w:p>
+      <w:pPr>
+        <w:pStyle w:val="Compact"/>
+        <w:numPr>
+          <w:ilvl w:val="0"/>
+          <w:numId w:val="1015"/>
+        </w:numPr>
+      </w:pPr>
+      <w:r>
+        <w:t xml:space="preserve">Stop active meetings, recordings, publishing jobs, and other operator</w:t>
+      </w:r>
+      <w:r>
+        <w:t xml:space="preserve"> </w:t>
+      </w:r>
+      <w:r>
+        <w:t xml:space="preserve">work. Close the CivicCast desktop window.</w:t>
+      </w:r>
+    </w:p>
+    <w:p>
+      <w:pPr>
+        <w:pStyle w:val="Compact"/>
+        <w:numPr>
+          <w:ilvl w:val="0"/>
+          <w:numId w:val="1015"/>
+        </w:numPr>
+      </w:pPr>
+      <w:r>
+        <w:t xml:space="preserve">Keep the new</w:t>
+      </w:r>
+      <w:r>
+        <w:t xml:space="preserve"> </w:t>
+      </w:r>
+      <w:r>
+        <w:rPr>
+          <w:rStyle w:val="VerbatimChar"/>
+        </w:rPr>
+        <w:t xml:space="preserve">setup.exe</w:t>
+      </w:r>
+      <w:r>
+        <w:t xml:space="preserve">, its</w:t>
+      </w:r>
+      <w:r>
+        <w:t xml:space="preserve"> </w:t>
+      </w:r>
+      <w:r>
+        <w:rPr>
+          <w:rStyle w:val="VerbatimChar"/>
+        </w:rPr>
+        <w:t xml:space="preserve">packs</w:t>
+      </w:r>
+      <w:r>
+        <w:t xml:space="preserve"> </w:t>
+      </w:r>
+      <w:r>
+        <w:t xml:space="preserve">folder, and its</w:t>
+      </w:r>
+      <w:r>
+        <w:t xml:space="preserve"> </w:t>
+      </w:r>
+      <w:r>
+        <w:rPr>
+          <w:rStyle w:val="VerbatimChar"/>
+        </w:rPr>
+        <w:t xml:space="preserve">station</w:t>
+      </w:r>
+      <w:r>
+        <w:t xml:space="preserve"> </w:t>
+      </w:r>
+      <w:r>
+        <w:t xml:space="preserve">folder</w:t>
+      </w:r>
+      <w:r>
+        <w:t xml:space="preserve"> </w:t>
+      </w:r>
+      <w:r>
+        <w:t xml:space="preserve">together, then run</w:t>
+      </w:r>
+      <w:r>
+        <w:t xml:space="preserve"> </w:t>
+      </w:r>
+      <w:r>
+        <w:rPr>
+          <w:rStyle w:val="VerbatimChar"/>
+        </w:rPr>
+        <w:t xml:space="preserve">setup.exe</w:t>
+      </w:r>
+      <w:r>
+        <w:t xml:space="preserve"> </w:t>
+      </w:r>
+      <w:r>
+        <w:t xml:space="preserve">as an administrator.</w:t>
+      </w:r>
+    </w:p>
+    <w:p>
+      <w:pPr>
+        <w:pStyle w:val="Compact"/>
+        <w:numPr>
+          <w:ilvl w:val="0"/>
+          <w:numId w:val="1015"/>
+        </w:numPr>
+      </w:pPr>
+      <w:r>
+        <w:t xml:space="preserve">Setup detects the existing install and asks the old CivicCast bootstrap to</w:t>
+      </w:r>
+      <w:r>
+        <w:t xml:space="preserve"> </w:t>
+      </w:r>
+      <w:r>
+        <w:t xml:space="preserve">stop and unregister its native service state before replacing application</w:t>
+      </w:r>
+      <w:r>
+        <w:t xml:space="preserve"> </w:t>
+      </w:r>
+      <w:r>
+        <w:t xml:space="preserve">files. It preserves</w:t>
       </w:r>
       <w:r>
         <w:t xml:space="preserve"> </w:t>
@@ -7170,13 +7173,19 @@
         <w:t xml:space="preserve">C:\ProgramData\CivicCast</w:t>
       </w:r>
       <w:r>
-        <w:t xml:space="preserve">. (Checking that</w:t>
-      </w:r>
-      <w:r>
-        <w:t xml:space="preserve"> </w:t>
-      </w:r>
-      <w:r>
-        <w:t xml:space="preserve">box does the opposite: it deletes everything, including recordings.)</w:t>
+        <w:t xml:space="preserve">, including recordings,</w:t>
+      </w:r>
+      <w:r>
+        <w:t xml:space="preserve"> </w:t>
+      </w:r>
+      <w:r>
+        <w:t xml:space="preserve">database data, and station settings. The new version then adopts that data</w:t>
+      </w:r>
+      <w:r>
+        <w:t xml:space="preserve"> </w:t>
+      </w:r>
+      <w:r>
+        <w:t xml:space="preserve">and migrates its database schema.</w:t>
       </w:r>
     </w:p>
     <w:p>
@@ -7188,23 +7197,66 @@
         </w:numPr>
       </w:pPr>
       <w:r>
-        <w:rPr>
-          <w:b/>
-          <w:bCs/>
-        </w:rPr>
-        <w:t xml:space="preserve">Run the new version’s installer.</w:t>
-      </w:r>
-      <w:r>
-        <w:t xml:space="preserve"> </w:t>
-      </w:r>
-      <w:r>
-        <w:t xml:space="preserve">The fresh install detects the</w:t>
-      </w:r>
-      <w:r>
-        <w:t xml:space="preserve"> </w:t>
-      </w:r>
-      <w:r>
-        <w:t xml:space="preserve">preserved data under</w:t>
+        <w:t xml:space="preserve">Confirm</w:t>
+      </w:r>
+      <w:r>
+        <w:t xml:space="preserve"> </w:t>
+      </w:r>
+      <w:r>
+        <w:rPr>
+          <w:b/>
+          <w:bCs/>
+        </w:rPr>
+        <w:t xml:space="preserve">System Health</w:t>
+      </w:r>
+      <w:r>
+        <w:t xml:space="preserve"> </w:t>
+      </w:r>
+      <w:r>
+        <w:t xml:space="preserve">is green and spot-check a known recording in</w:t>
+      </w:r>
+      <w:r>
+        <w:t xml:space="preserve"> </w:t>
+      </w:r>
+      <w:r>
+        <w:rPr>
+          <w:b/>
+          <w:bCs/>
+        </w:rPr>
+        <w:t xml:space="preserve">Assets</w:t>
+      </w:r>
+      <w:r>
+        <w:t xml:space="preserve"> </w:t>
+      </w:r>
+      <w:r>
+        <w:t xml:space="preserve">before resuming station use.</w:t>
+      </w:r>
+    </w:p>
+    <w:p>
+      <w:pPr>
+        <w:pStyle w:val="FirstParagraph"/>
+      </w:pPr>
+      <w:r>
+        <w:t xml:space="preserve">If setup cannot prove that the old service was safely stopped, it exits with</w:t>
+      </w:r>
+      <w:r>
+        <w:t xml:space="preserve"> </w:t>
+      </w:r>
+      <w:r>
+        <w:t xml:space="preserve">an error</w:t>
+      </w:r>
+      <w:r>
+        <w:t xml:space="preserve"> </w:t>
+      </w:r>
+      <w:r>
+        <w:rPr>
+          <w:b/>
+          <w:bCs/>
+        </w:rPr>
+        <w:t xml:space="preserve">before replacing application files</w:t>
+      </w:r>
+      <w:r>
+        <w:t xml:space="preserve">. Do not delete</w:t>
       </w:r>
       <w:r>
         <w:t xml:space="preserve"> </w:t>
@@ -7216,98 +7268,66 @@
         <w:t xml:space="preserve">C:\ProgramData\CivicCast</w:t>
       </w:r>
       <w:r>
-        <w:t xml:space="preserve"> </w:t>
-      </w:r>
-      <w:r>
-        <w:t xml:space="preserve">and adopts it —</w:t>
-      </w:r>
-      <w:r>
-        <w:t xml:space="preserve"> </w:t>
-      </w:r>
-      <w:r>
-        <w:t xml:space="preserve">including its database — automatically, then upgrades the database</w:t>
-      </w:r>
-      <w:r>
-        <w:t xml:space="preserve"> </w:t>
-      </w:r>
-      <w:r>
-        <w:t xml:space="preserve">schema in place.</w:t>
-      </w:r>
-    </w:p>
-    <w:p>
-      <w:pPr>
-        <w:pStyle w:val="Compact"/>
-        <w:numPr>
-          <w:ilvl w:val="0"/>
-          <w:numId w:val="1015"/>
-        </w:numPr>
-      </w:pPr>
-      <w:r>
-        <w:t xml:space="preserve">Confirm</w:t>
-      </w:r>
-      <w:r>
-        <w:t xml:space="preserve"> </w:t>
-      </w:r>
-      <w:r>
-        <w:rPr>
-          <w:b/>
-          <w:bCs/>
-        </w:rPr>
-        <w:t xml:space="preserve">System Health</w:t>
-      </w:r>
-      <w:r>
-        <w:t xml:space="preserve"> </w:t>
-      </w:r>
-      <w:r>
-        <w:t xml:space="preserve">is green and spot-check a known recording is</w:t>
-      </w:r>
-      <w:r>
-        <w:t xml:space="preserve"> </w:t>
-      </w:r>
-      <w:r>
-        <w:t xml:space="preserve">still present in</w:t>
-      </w:r>
-      <w:r>
-        <w:t xml:space="preserve"> </w:t>
-      </w:r>
-      <w:r>
-        <w:rPr>
-          <w:b/>
-          <w:bCs/>
-        </w:rPr>
-        <w:t xml:space="preserve">Assets</w:t>
-      </w:r>
-      <w:r>
-        <w:t xml:space="preserve"> </w:t>
-      </w:r>
-      <w:r>
-        <w:t xml:space="preserve">before resuming station use.</w:t>
-      </w:r>
-    </w:p>
-    <w:p>
-      <w:pPr>
-        <w:pStyle w:val="FirstParagraph"/>
-      </w:pPr>
-      <w:r>
-        <w:t xml:space="preserve">Do not try to run a new installer directly over a live install expecting</w:t>
-      </w:r>
-      <w:r>
-        <w:t xml:space="preserve"> </w:t>
-      </w:r>
-      <w:r>
-        <w:t xml:space="preserve">it to upgrade in place; it will refuse and leave the running station</w:t>
-      </w:r>
-      <w:r>
-        <w:t xml:space="preserve"> </w:t>
-      </w:r>
-      <w:r>
-        <w:t xml:space="preserve">untouched, which is the intended fail-closed behavior — not a bug to work</w:t>
-      </w:r>
-      <w:r>
-        <w:t xml:space="preserve"> </w:t>
-      </w:r>
-      <w:r>
-        <w:t xml:space="preserve">around.</w:t>
+        <w:t xml:space="preserve">; retain the installer log at</w:t>
+      </w:r>
+      <w:r>
+        <w:t xml:space="preserve"> </w:t>
+      </w:r>
+      <w:r>
+        <w:rPr>
+          <w:rStyle w:val="VerbatimChar"/>
+        </w:rPr>
+        <w:t xml:space="preserve">C:\ProgramData\CivicCast\install-progress.log</w:t>
+      </w:r>
+      <w:r>
+        <w:t xml:space="preserve"> </w:t>
+      </w:r>
+      <w:r>
+        <w:t xml:space="preserve">and resolve the reported</w:t>
+      </w:r>
+      <w:r>
+        <w:t xml:space="preserve"> </w:t>
+      </w:r>
+      <w:r>
+        <w:t xml:space="preserve">service error before retrying.</w:t>
+      </w:r>
+    </w:p>
+    <w:p>
+      <w:pPr>
+        <w:pStyle w:val="BodyText"/>
+      </w:pPr>
+      <w:r>
+        <w:t xml:space="preserve">The Windows uninstall entry remains available for intentionally removing the</w:t>
+      </w:r>
+      <w:r>
+        <w:t xml:space="preserve"> </w:t>
+      </w:r>
+      <w:r>
+        <w:t xml:space="preserve">application. Uninstall removes application/runtime files but deliberately</w:t>
+      </w:r>
+      <w:r>
+        <w:t xml:space="preserve"> </w:t>
+      </w:r>
+      <w:r>
+        <w:t xml:space="preserve">leaves recordings, database data, and station settings in</w:t>
+      </w:r>
+      <w:r>
+        <w:t xml:space="preserve"> </w:t>
+      </w:r>
+      <w:r>
+        <w:rPr>
+          <w:rStyle w:val="VerbatimChar"/>
+        </w:rPr>
+        <w:t xml:space="preserve">C:\ProgramData\CivicCast</w:t>
+      </w:r>
+      <w:r>
+        <w:t xml:space="preserve">. Its optional checkbox concerns the signed-in</w:t>
+      </w:r>
+      <w:r>
+        <w:t xml:space="preserve"> </w:t>
+      </w:r>
+      <w:r>
+        <w:t xml:space="preserve">account’s saved installer preferences; it is not a data-purge control.</w:t>
       </w:r>
     </w:p>
     <w:bookmarkEnd w:id="51"/>

--- a/docs/USER-MANUAL.docx
+++ b/docs/USER-MANUAL.docx
@@ -15,7 +15,7 @@
         <w:pStyle w:val="Subtitle"/>
       </w:pPr>
       <w:r>
-        <w:t xml:space="preserve">For station operators, clerks, and IT staff · v1.0.0-beta.1 (native Windows line)</w:t>
+        <w:t xml:space="preserve">For station operators, clerks, and IT staff - v1.0.0-beta.2 (native Windows line)</w:t>
       </w:r>
     </w:p>
     <w:p>
@@ -330,7 +330,7 @@
         <w:rPr>
           <w:rStyle w:val="VerbatimChar"/>
         </w:rPr>
-        <w:t xml:space="preserve">v1.0.0-beta.1</w:t>
+        <w:t xml:space="preserve">v1.0.0-beta.2</w:t>
       </w:r>
       <w:r>
         <w:t xml:space="preserve"> </w:t>
@@ -342,7 +342,7 @@
         <w:t xml:space="preserve"> </w:t>
       </w:r>
       <w:r>
-        <w:t xml:space="preserve">candidate (an owner-held candidate, not yet a published release) described in</w:t>
+        <w:t xml:space="preserve">candidate (an owner-held unpublished candidate) described in</w:t>
       </w:r>
       <w:r>
         <w:t xml:space="preserve"> </w:t>

--- a/docs/USER-MANUAL.docx
+++ b/docs/USER-MANUAL.docx
@@ -15,7 +15,7 @@
         <w:pStyle w:val="Subtitle"/>
       </w:pPr>
       <w:r>
-        <w:t xml:space="preserve">For station operators, clerks, and IT staff · v1.0.0-beta.1 (native Windows line)</w:t>
+        <w:t xml:space="preserve">For station operators, clerks, and IT staff - v1.0.0-beta.2 (native Windows line)</w:t>
       </w:r>
     </w:p>
     <w:p>
@@ -330,7 +330,7 @@
         <w:rPr>
           <w:rStyle w:val="VerbatimChar"/>
         </w:rPr>
-        <w:t xml:space="preserve">v1.0.0-beta.1</w:t>
+        <w:t xml:space="preserve">v1.0.0-beta.2</w:t>
       </w:r>
       <w:r>
         <w:t xml:space="preserve"> </w:t>
@@ -342,7 +342,7 @@
         <w:t xml:space="preserve"> </w:t>
       </w:r>
       <w:r>
-        <w:t xml:space="preserve">candidate (an owner-held candidate, not yet a published release) described in</w:t>
+        <w:t xml:space="preserve">candidate (an owner-held unpublished candidate) described in</w:t>
       </w:r>
       <w:r>
         <w:t xml:space="preserve"> </w:t>
@@ -6990,7 +6990,7 @@
         <w:pStyle w:val="Heading3"/>
       </w:pPr>
       <w:r>
-        <w:t xml:space="preserve">Updating To A New Version — Uninstall First</w:t>
+        <w:t xml:space="preserve">Updating To A New Version</w:t>
       </w:r>
     </w:p>
     <w:p>
@@ -6998,83 +6998,35 @@
         <w:pStyle w:val="FirstParagraph"/>
       </w:pPr>
       <w:r>
-        <w:t xml:space="preserve">The Windows installer is</w:t>
-      </w:r>
-      <w:r>
-        <w:t xml:space="preserve"> </w:t>
-      </w:r>
-      <w:r>
-        <w:rPr>
-          <w:b/>
-          <w:bCs/>
-        </w:rPr>
-        <w:t xml:space="preserve">install-only by design</w:t>
-      </w:r>
-      <w:r>
-        <w:t xml:space="preserve">: running a new</w:t>
-      </w:r>
-      <w:r>
-        <w:t xml:space="preserve"> </w:t>
-      </w:r>
-      <w:r>
-        <w:t xml:space="preserve">installer</w:t>
-      </w:r>
-      <w:r>
-        <w:t xml:space="preserve"> </w:t>
-      </w:r>
-      <w:r>
-        <w:rPr>
-          <w:rStyle w:val="VerbatimChar"/>
-        </w:rPr>
-        <w:t xml:space="preserve">.exe</w:t>
-      </w:r>
-      <w:r>
-        <w:t xml:space="preserve"> </w:t>
-      </w:r>
-      <w:r>
-        <w:t xml:space="preserve">over an existing, live CivicCast (Native) install refuses</w:t>
-      </w:r>
-      <w:r>
-        <w:t xml:space="preserve"> </w:t>
-      </w:r>
-      <w:r>
-        <w:t xml:space="preserve">loudly and makes no changes, rather than attempting an in-place upgrade</w:t>
-      </w:r>
-      <w:r>
-        <w:t xml:space="preserve"> </w:t>
-      </w:r>
-      <w:r>
-        <w:t xml:space="preserve">while the service is running (see</w:t>
-      </w:r>
-      <w:r>
-        <w:t xml:space="preserve"> </w:t>
-      </w:r>
-      <w:r>
-        <w:rPr>
-          <w:rStyle w:val="VerbatimChar"/>
-        </w:rPr>
-        <w:t xml:space="preserve">civiccast/apps/installer/src-tauri/nsis-hooks-bootstrap.nsh</w:t>
-      </w:r>
-      <w:r>
-        <w:t xml:space="preserve">, the</w:t>
-      </w:r>
-      <w:r>
-        <w:t xml:space="preserve"> </w:t>
-      </w:r>
-      <w:r>
-        <w:t xml:space="preserve">“install-only refusal”</w:t>
-      </w:r>
-      <w:r>
-        <w:t xml:space="preserve"> </w:t>
-      </w:r>
-      <w:r>
-        <w:t xml:space="preserve">preinstall check). The documented, and only</w:t>
-      </w:r>
-      <w:r>
-        <w:t xml:space="preserve"> </w:t>
-      </w:r>
-      <w:r>
-        <w:t xml:space="preserve">supported, update path is:</w:t>
+        <w:t xml:space="preserve">Use the complete new CivicCast kit and run its installer directly on the</w:t>
+      </w:r>
+      <w:r>
+        <w:t xml:space="preserve"> </w:t>
+      </w:r>
+      <w:r>
+        <w:t xml:space="preserve">station that already has CivicCast (Native) installed. You do</w:t>
+      </w:r>
+      <w:r>
+        <w:t xml:space="preserve"> </w:t>
+      </w:r>
+      <w:r>
+        <w:rPr>
+          <w:b/>
+          <w:bCs/>
+        </w:rPr>
+        <w:t xml:space="preserve">not</w:t>
+      </w:r>
+      <w:r>
+        <w:t xml:space="preserve"> </w:t>
+      </w:r>
+      <w:r>
+        <w:t xml:space="preserve">need to</w:t>
+      </w:r>
+      <w:r>
+        <w:t xml:space="preserve"> </w:t>
+      </w:r>
+      <w:r>
+        <w:t xml:space="preserve">uninstall the current version first.</w:t>
       </w:r>
     </w:p>
     <w:p>
@@ -7086,79 +7038,130 @@
         </w:numPr>
       </w:pPr>
       <w:r>
-        <w:rPr>
-          <w:b/>
-          <w:bCs/>
-        </w:rPr>
-        <w:t xml:space="preserve">Uninstall the current version first</w:t>
-      </w:r>
-      <w:r>
-        <w:t xml:space="preserve">, from Windows</w:t>
-      </w:r>
-      <w:r>
-        <w:t xml:space="preserve"> </w:t>
-      </w:r>
-      <w:r>
-        <w:rPr>
-          <w:b/>
-          <w:bCs/>
-        </w:rPr>
-        <w:t xml:space="preserve">Settings →</w:t>
-      </w:r>
-      <w:r>
-        <w:rPr>
-          <w:b/>
-          <w:bCs/>
-        </w:rPr>
-        <w:t xml:space="preserve"> </w:t>
-      </w:r>
-      <w:r>
-        <w:rPr>
-          <w:b/>
-          <w:bCs/>
-        </w:rPr>
-        <w:t xml:space="preserve">Apps</w:t>
-      </w:r>
-      <w:r>
-        <w:t xml:space="preserve">. Leave the</w:t>
-      </w:r>
-      <w:r>
-        <w:t xml:space="preserve"> </w:t>
-      </w:r>
-      <w:r>
-        <w:rPr>
-          <w:b/>
-          <w:bCs/>
-        </w:rPr>
-        <w:t xml:space="preserve">“Delete the application data”</w:t>
-      </w:r>
-      <w:r>
-        <w:t xml:space="preserve"> </w:t>
-      </w:r>
-      <w:r>
-        <w:t xml:space="preserve">checkbox</w:t>
-      </w:r>
-      <w:r>
-        <w:t xml:space="preserve"> </w:t>
-      </w:r>
-      <w:r>
-        <w:rPr>
-          <w:b/>
-          <w:bCs/>
-        </w:rPr>
-        <w:t xml:space="preserve">unchecked</w:t>
-      </w:r>
-      <w:r>
-        <w:t xml:space="preserve"> </w:t>
-      </w:r>
-      <w:r>
-        <w:t xml:space="preserve">— leaving it unchecked preserves your recordings,</w:t>
-      </w:r>
-      <w:r>
-        <w:t xml:space="preserve"> </w:t>
-      </w:r>
-      <w:r>
-        <w:t xml:space="preserve">database, and settings under</w:t>
+        <w:t xml:space="preserve">Before the maintenance window, save a current recovery kit and confirm</w:t>
+      </w:r>
+      <w:r>
+        <w:t xml:space="preserve"> </w:t>
+      </w:r>
+      <w:r>
+        <w:t xml:space="preserve">your normal station backup is available.</w:t>
+      </w:r>
+    </w:p>
+    <w:p>
+      <w:pPr>
+        <w:pStyle w:val="Compact"/>
+        <w:numPr>
+          <w:ilvl w:val="0"/>
+          <w:numId w:val="1015"/>
+        </w:numPr>
+      </w:pPr>
+      <w:r>
+        <w:t xml:space="preserve">Stop active meetings, recordings, publishing jobs, and other operator</w:t>
+      </w:r>
+      <w:r>
+        <w:t xml:space="preserve"> </w:t>
+      </w:r>
+      <w:r>
+        <w:t xml:space="preserve">work. Close the CivicCast desktop window.</w:t>
+      </w:r>
+    </w:p>
+    <w:p>
+      <w:pPr>
+        <w:pStyle w:val="Compact"/>
+        <w:numPr>
+          <w:ilvl w:val="0"/>
+          <w:numId w:val="1015"/>
+        </w:numPr>
+      </w:pPr>
+      <w:r>
+        <w:t xml:space="preserve">Keep the new</w:t>
+      </w:r>
+      <w:r>
+        <w:t xml:space="preserve"> </w:t>
+      </w:r>
+      <w:r>
+        <w:rPr>
+          <w:rStyle w:val="VerbatimChar"/>
+        </w:rPr>
+        <w:t xml:space="preserve">setup.exe</w:t>
+      </w:r>
+      <w:r>
+        <w:t xml:space="preserve">, its</w:t>
+      </w:r>
+      <w:r>
+        <w:t xml:space="preserve"> </w:t>
+      </w:r>
+      <w:r>
+        <w:rPr>
+          <w:rStyle w:val="VerbatimChar"/>
+        </w:rPr>
+        <w:t xml:space="preserve">packs</w:t>
+      </w:r>
+      <w:r>
+        <w:t xml:space="preserve"> </w:t>
+      </w:r>
+      <w:r>
+        <w:t xml:space="preserve">folder, and its</w:t>
+      </w:r>
+      <w:r>
+        <w:t xml:space="preserve"> </w:t>
+      </w:r>
+      <w:r>
+        <w:rPr>
+          <w:rStyle w:val="VerbatimChar"/>
+        </w:rPr>
+        <w:t xml:space="preserve">station</w:t>
+      </w:r>
+      <w:r>
+        <w:t xml:space="preserve"> </w:t>
+      </w:r>
+      <w:r>
+        <w:t xml:space="preserve">folder</w:t>
+      </w:r>
+      <w:r>
+        <w:t xml:space="preserve"> </w:t>
+      </w:r>
+      <w:r>
+        <w:t xml:space="preserve">together, then run</w:t>
+      </w:r>
+      <w:r>
+        <w:t xml:space="preserve"> </w:t>
+      </w:r>
+      <w:r>
+        <w:rPr>
+          <w:rStyle w:val="VerbatimChar"/>
+        </w:rPr>
+        <w:t xml:space="preserve">setup.exe</w:t>
+      </w:r>
+      <w:r>
+        <w:t xml:space="preserve"> </w:t>
+      </w:r>
+      <w:r>
+        <w:t xml:space="preserve">as an administrator.</w:t>
+      </w:r>
+    </w:p>
+    <w:p>
+      <w:pPr>
+        <w:pStyle w:val="Compact"/>
+        <w:numPr>
+          <w:ilvl w:val="0"/>
+          <w:numId w:val="1015"/>
+        </w:numPr>
+      </w:pPr>
+      <w:r>
+        <w:t xml:space="preserve">Setup detects the existing install and asks the old CivicCast bootstrap to</w:t>
+      </w:r>
+      <w:r>
+        <w:t xml:space="preserve"> </w:t>
+      </w:r>
+      <w:r>
+        <w:t xml:space="preserve">stop and unregister its native service state before replacing application</w:t>
+      </w:r>
+      <w:r>
+        <w:t xml:space="preserve"> </w:t>
+      </w:r>
+      <w:r>
+        <w:t xml:space="preserve">files. It preserves</w:t>
       </w:r>
       <w:r>
         <w:t xml:space="preserve"> </w:t>
@@ -7170,13 +7173,19 @@
         <w:t xml:space="preserve">C:\ProgramData\CivicCast</w:t>
       </w:r>
       <w:r>
-        <w:t xml:space="preserve">. (Checking that</w:t>
-      </w:r>
-      <w:r>
-        <w:t xml:space="preserve"> </w:t>
-      </w:r>
-      <w:r>
-        <w:t xml:space="preserve">box does the opposite: it deletes everything, including recordings.)</w:t>
+        <w:t xml:space="preserve">, including recordings,</w:t>
+      </w:r>
+      <w:r>
+        <w:t xml:space="preserve"> </w:t>
+      </w:r>
+      <w:r>
+        <w:t xml:space="preserve">database data, and station settings. The new version then adopts that data</w:t>
+      </w:r>
+      <w:r>
+        <w:t xml:space="preserve"> </w:t>
+      </w:r>
+      <w:r>
+        <w:t xml:space="preserve">and migrates its database schema.</w:t>
       </w:r>
     </w:p>
     <w:p>
@@ -7188,23 +7197,66 @@
         </w:numPr>
       </w:pPr>
       <w:r>
-        <w:rPr>
-          <w:b/>
-          <w:bCs/>
-        </w:rPr>
-        <w:t xml:space="preserve">Run the new version’s installer.</w:t>
-      </w:r>
-      <w:r>
-        <w:t xml:space="preserve"> </w:t>
-      </w:r>
-      <w:r>
-        <w:t xml:space="preserve">The fresh install detects the</w:t>
-      </w:r>
-      <w:r>
-        <w:t xml:space="preserve"> </w:t>
-      </w:r>
-      <w:r>
-        <w:t xml:space="preserve">preserved data under</w:t>
+        <w:t xml:space="preserve">Confirm</w:t>
+      </w:r>
+      <w:r>
+        <w:t xml:space="preserve"> </w:t>
+      </w:r>
+      <w:r>
+        <w:rPr>
+          <w:b/>
+          <w:bCs/>
+        </w:rPr>
+        <w:t xml:space="preserve">System Health</w:t>
+      </w:r>
+      <w:r>
+        <w:t xml:space="preserve"> </w:t>
+      </w:r>
+      <w:r>
+        <w:t xml:space="preserve">is green and spot-check a known recording in</w:t>
+      </w:r>
+      <w:r>
+        <w:t xml:space="preserve"> </w:t>
+      </w:r>
+      <w:r>
+        <w:rPr>
+          <w:b/>
+          <w:bCs/>
+        </w:rPr>
+        <w:t xml:space="preserve">Assets</w:t>
+      </w:r>
+      <w:r>
+        <w:t xml:space="preserve"> </w:t>
+      </w:r>
+      <w:r>
+        <w:t xml:space="preserve">before resuming station use.</w:t>
+      </w:r>
+    </w:p>
+    <w:p>
+      <w:pPr>
+        <w:pStyle w:val="FirstParagraph"/>
+      </w:pPr>
+      <w:r>
+        <w:t xml:space="preserve">If setup cannot prove that the old service was safely stopped, it exits with</w:t>
+      </w:r>
+      <w:r>
+        <w:t xml:space="preserve"> </w:t>
+      </w:r>
+      <w:r>
+        <w:t xml:space="preserve">an error</w:t>
+      </w:r>
+      <w:r>
+        <w:t xml:space="preserve"> </w:t>
+      </w:r>
+      <w:r>
+        <w:rPr>
+          <w:b/>
+          <w:bCs/>
+        </w:rPr>
+        <w:t xml:space="preserve">before replacing application files</w:t>
+      </w:r>
+      <w:r>
+        <w:t xml:space="preserve">. Do not delete</w:t>
       </w:r>
       <w:r>
         <w:t xml:space="preserve"> </w:t>
@@ -7216,98 +7268,66 @@
         <w:t xml:space="preserve">C:\ProgramData\CivicCast</w:t>
       </w:r>
       <w:r>
-        <w:t xml:space="preserve"> </w:t>
-      </w:r>
-      <w:r>
-        <w:t xml:space="preserve">and adopts it —</w:t>
-      </w:r>
-      <w:r>
-        <w:t xml:space="preserve"> </w:t>
-      </w:r>
-      <w:r>
-        <w:t xml:space="preserve">including its database — automatically, then upgrades the database</w:t>
-      </w:r>
-      <w:r>
-        <w:t xml:space="preserve"> </w:t>
-      </w:r>
-      <w:r>
-        <w:t xml:space="preserve">schema in place.</w:t>
-      </w:r>
-    </w:p>
-    <w:p>
-      <w:pPr>
-        <w:pStyle w:val="Compact"/>
-        <w:numPr>
-          <w:ilvl w:val="0"/>
-          <w:numId w:val="1015"/>
-        </w:numPr>
-      </w:pPr>
-      <w:r>
-        <w:t xml:space="preserve">Confirm</w:t>
-      </w:r>
-      <w:r>
-        <w:t xml:space="preserve"> </w:t>
-      </w:r>
-      <w:r>
-        <w:rPr>
-          <w:b/>
-          <w:bCs/>
-        </w:rPr>
-        <w:t xml:space="preserve">System Health</w:t>
-      </w:r>
-      <w:r>
-        <w:t xml:space="preserve"> </w:t>
-      </w:r>
-      <w:r>
-        <w:t xml:space="preserve">is green and spot-check a known recording is</w:t>
-      </w:r>
-      <w:r>
-        <w:t xml:space="preserve"> </w:t>
-      </w:r>
-      <w:r>
-        <w:t xml:space="preserve">still present in</w:t>
-      </w:r>
-      <w:r>
-        <w:t xml:space="preserve"> </w:t>
-      </w:r>
-      <w:r>
-        <w:rPr>
-          <w:b/>
-          <w:bCs/>
-        </w:rPr>
-        <w:t xml:space="preserve">Assets</w:t>
-      </w:r>
-      <w:r>
-        <w:t xml:space="preserve"> </w:t>
-      </w:r>
-      <w:r>
-        <w:t xml:space="preserve">before resuming station use.</w:t>
-      </w:r>
-    </w:p>
-    <w:p>
-      <w:pPr>
-        <w:pStyle w:val="FirstParagraph"/>
-      </w:pPr>
-      <w:r>
-        <w:t xml:space="preserve">Do not try to run a new installer directly over a live install expecting</w:t>
-      </w:r>
-      <w:r>
-        <w:t xml:space="preserve"> </w:t>
-      </w:r>
-      <w:r>
-        <w:t xml:space="preserve">it to upgrade in place; it will refuse and leave the running station</w:t>
-      </w:r>
-      <w:r>
-        <w:t xml:space="preserve"> </w:t>
-      </w:r>
-      <w:r>
-        <w:t xml:space="preserve">untouched, which is the intended fail-closed behavior — not a bug to work</w:t>
-      </w:r>
-      <w:r>
-        <w:t xml:space="preserve"> </w:t>
-      </w:r>
-      <w:r>
-        <w:t xml:space="preserve">around.</w:t>
+        <w:t xml:space="preserve">; retain the installer log at</w:t>
+      </w:r>
+      <w:r>
+        <w:t xml:space="preserve"> </w:t>
+      </w:r>
+      <w:r>
+        <w:rPr>
+          <w:rStyle w:val="VerbatimChar"/>
+        </w:rPr>
+        <w:t xml:space="preserve">C:\ProgramData\CivicCast\install-progress.log</w:t>
+      </w:r>
+      <w:r>
+        <w:t xml:space="preserve"> </w:t>
+      </w:r>
+      <w:r>
+        <w:t xml:space="preserve">and resolve the reported</w:t>
+      </w:r>
+      <w:r>
+        <w:t xml:space="preserve"> </w:t>
+      </w:r>
+      <w:r>
+        <w:t xml:space="preserve">service error before retrying.</w:t>
+      </w:r>
+    </w:p>
+    <w:p>
+      <w:pPr>
+        <w:pStyle w:val="BodyText"/>
+      </w:pPr>
+      <w:r>
+        <w:t xml:space="preserve">The Windows uninstall entry remains available for intentionally removing the</w:t>
+      </w:r>
+      <w:r>
+        <w:t xml:space="preserve"> </w:t>
+      </w:r>
+      <w:r>
+        <w:t xml:space="preserve">application. Uninstall removes application/runtime files but deliberately</w:t>
+      </w:r>
+      <w:r>
+        <w:t xml:space="preserve"> </w:t>
+      </w:r>
+      <w:r>
+        <w:t xml:space="preserve">leaves recordings, database data, and station settings in</w:t>
+      </w:r>
+      <w:r>
+        <w:t xml:space="preserve"> </w:t>
+      </w:r>
+      <w:r>
+        <w:rPr>
+          <w:rStyle w:val="VerbatimChar"/>
+        </w:rPr>
+        <w:t xml:space="preserve">C:\ProgramData\CivicCast</w:t>
+      </w:r>
+      <w:r>
+        <w:t xml:space="preserve">. Its optional checkbox concerns the signed-in</w:t>
+      </w:r>
+      <w:r>
+        <w:t xml:space="preserve"> </w:t>
+      </w:r>
+      <w:r>
+        <w:t xml:space="preserve">account’s saved installer preferences; it is not a data-purge control.</w:t>
       </w:r>
     </w:p>
     <w:bookmarkEnd w:id="51"/>

--- a/docs/USER-MANUAL.docx
+++ b/docs/USER-MANUAL.docx
@@ -16452,6 +16452,78 @@
       </w:r>
       <w:r>
         <w:t xml:space="preserve">captures SDI/HDMI/NDI and network streams through the FFmpeg runtime.</w:t>
+      </w:r>
+    </w:p>
+    <w:p>
+      <w:pPr>
+        <w:pStyle w:val="Compact"/>
+        <w:numPr>
+          <w:ilvl w:val="0"/>
+          <w:numId w:val="1032"/>
+        </w:numPr>
+      </w:pPr>
+      <w:r>
+        <w:rPr>
+          <w:rStyle w:val="VerbatimChar"/>
+        </w:rPr>
+        <w:t xml:space="preserve">RecordingInputPresetCatalog</w:t>
+      </w:r>
+      <w:r>
+        <w:t xml:space="preserve"> </w:t>
+      </w:r>
+      <w:r>
+        <w:t xml:space="preserve">discovers DeckLink SDI and Windows DirectShow</w:t>
+      </w:r>
+      <w:r>
+        <w:t xml:space="preserve"> </w:t>
+      </w:r>
+      <w:r>
+        <w:t xml:space="preserve">HDMI capture devices and turns the operator’s stable preset selection into</w:t>
+      </w:r>
+      <w:r>
+        <w:t xml:space="preserve"> </w:t>
+      </w:r>
+      <w:r>
+        <w:t xml:space="preserve">exact FFmpeg input arguments. The Scheduled Recording screen shows detected</w:t>
+      </w:r>
+      <w:r>
+        <w:t xml:space="preserve"> </w:t>
+      </w:r>
+      <w:r>
+        <w:t xml:space="preserve">or configured inputs; if none are available, it says so and will not accept a</w:t>
+      </w:r>
+      <w:r>
+        <w:t xml:space="preserve"> </w:t>
+      </w:r>
+      <w:r>
+        <w:t xml:space="preserve">made-up device name. Use</w:t>
+      </w:r>
+      <w:r>
+        <w:t xml:space="preserve"> </w:t>
+      </w:r>
+      <w:r>
+        <w:rPr>
+          <w:rStyle w:val="VerbatimChar"/>
+        </w:rPr>
+        <w:t xml:space="preserve">CIVICCAST_RECORDING_INPUT_PRESETS_JSON</w:t>
+      </w:r>
+      <w:r>
+        <w:t xml:space="preserve"> </w:t>
+      </w:r>
+      <w:r>
+        <w:t xml:space="preserve">for a</w:t>
+      </w:r>
+      <w:r>
+        <w:t xml:space="preserve"> </w:t>
+      </w:r>
+      <w:r>
+        <w:t xml:space="preserve">connector label, DeckLink format code, or paired DirectShow audio device that</w:t>
+      </w:r>
+      <w:r>
+        <w:t xml:space="preserve"> </w:t>
+      </w:r>
+      <w:r>
+        <w:t xml:space="preserve">discovery cannot infer.</w:t>
       </w:r>
     </w:p>
     <w:p>

--- a/docs/USER-MANUAL.docx
+++ b/docs/USER-MANUAL.docx
@@ -15,7 +15,7 @@
         <w:pStyle w:val="Subtitle"/>
       </w:pPr>
       <w:r>
-        <w:t xml:space="preserve">For station operators, clerks, and IT staff - v1.0.0-beta.2 (native Windows line)</w:t>
+        <w:t xml:space="preserve">For station operators, clerks, and IT staff - v1.0.0-beta.3 (native Windows line)</w:t>
       </w:r>
     </w:p>
     <w:p>
@@ -336,13 +336,40 @@
         <w:t xml:space="preserve"> </w:t>
       </w:r>
       <w:r>
-        <w:t xml:space="preserve">is the current native-Windows development</w:t>
-      </w:r>
-      <w:r>
-        <w:t xml:space="preserve"> </w:t>
-      </w:r>
-      <w:r>
-        <w:t xml:space="preserve">candidate (an owner-held unpublished candidate) described in</w:t>
+        <w:t xml:space="preserve">was never published – it exists only as an</w:t>
+      </w:r>
+      <w:r>
+        <w:t xml:space="preserve"> </w:t>
+      </w:r>
+      <w:r>
+        <w:t xml:space="preserve">internal Gate A upgrade-baseline kit.</w:t>
+      </w:r>
+      <w:r>
+        <w:t xml:space="preserve"> </w:t>
+      </w:r>
+      <w:r>
+        <w:rPr>
+          <w:rStyle w:val="VerbatimChar"/>
+        </w:rPr>
+        <w:t xml:space="preserve">v1.0.0-beta.3</w:t>
+      </w:r>
+      <w:r>
+        <w:t xml:space="preserve"> </w:t>
+      </w:r>
+      <w:r>
+        <w:t xml:space="preserve">is the current</w:t>
+      </w:r>
+      <w:r>
+        <w:t xml:space="preserve"> </w:t>
+      </w:r>
+      <w:r>
+        <w:t xml:space="preserve">native-Windows development candidate (an owner-held unpublished candidate)</w:t>
+      </w:r>
+      <w:r>
+        <w:t xml:space="preserve"> </w:t>
+      </w:r>
+      <w:r>
+        <w:t xml:space="preserve">described in</w:t>
       </w:r>
       <w:r>
         <w:t xml:space="preserve"> </w:t>

--- a/docs/USER-MANUAL.docx
+++ b/docs/USER-MANUAL.docx
@@ -15,7 +15,7 @@
         <w:pStyle w:val="Subtitle"/>
       </w:pPr>
       <w:r>
-        <w:t xml:space="preserve">For station operators, clerks, and IT staff - v1.0.0-beta.3 (native Windows line)</w:t>
+        <w:t xml:space="preserve">For station operators, clerks, and IT staff - v1.0.0-beta.4 (native Windows line)</w:t>
       </w:r>
     </w:p>
     <w:p>
@@ -60,7 +60,7 @@
         </w:p>
       </w:sdtContent>
     </w:sdt>
-    <w:bookmarkStart w:id="104" w:name="civiccast-user-manual"/>
+    <w:bookmarkStart w:id="105" w:name="civiccast-user-manual"/>
     <w:p>
       <w:pPr>
         <w:pStyle w:val="Heading1"/>
@@ -363,19 +363,54 @@
         <w:t xml:space="preserve"> </w:t>
       </w:r>
       <w:r>
-        <w:t xml:space="preserve">native-Windows development candidate (an owner-held unpublished candidate)</w:t>
-      </w:r>
-      <w:r>
-        <w:t xml:space="preserve"> </w:t>
-      </w:r>
-      <w:r>
-        <w:t xml:space="preserve">described in</w:t>
-      </w:r>
-      <w:r>
-        <w:t xml:space="preserve"> </w:t>
-      </w:r>
-      <w:r>
-        <w:t xml:space="preserve">this manual. It is a fresh, from-scratch native Windows product line — its</w:t>
+        <w:t xml:space="preserve">published release (CivicCast’s first downloadable one – see</w:t>
+      </w:r>
+      <w:r>
+        <w:t xml:space="preserve"> </w:t>
+      </w:r>
+      <w:hyperlink r:id="rId9">
+        <w:r>
+          <w:rPr>
+            <w:rStyle w:val="VerbatimChar"/>
+          </w:rPr>
+          <w:t xml:space="preserve">docs/releases/release-truth.yaml</w:t>
+        </w:r>
+      </w:hyperlink>
+      <w:r>
+        <w:t xml:space="preserve">).</w:t>
+      </w:r>
+      <w:r>
+        <w:t xml:space="preserve"> </w:t>
+      </w:r>
+      <w:r>
+        <w:rPr>
+          <w:rStyle w:val="VerbatimChar"/>
+        </w:rPr>
+        <w:t xml:space="preserve">v1.0.0-beta.4</w:t>
+      </w:r>
+      <w:r>
+        <w:t xml:space="preserve"> </w:t>
+      </w:r>
+      <w:r>
+        <w:t xml:space="preserve">is the next candidate and the current native-Windows</w:t>
+      </w:r>
+      <w:r>
+        <w:t xml:space="preserve"> </w:t>
+      </w:r>
+      <w:r>
+        <w:t xml:space="preserve">development candidate (an owner-held unpublished candidate) described in</w:t>
+      </w:r>
+      <w:r>
+        <w:t xml:space="preserve"> </w:t>
+      </w:r>
+      <w:r>
+        <w:t xml:space="preserve">this manual; it does not change the beta.3 install story. It is a fresh,</w:t>
+      </w:r>
+      <w:r>
+        <w:t xml:space="preserve"> </w:t>
+      </w:r>
+      <w:r>
+        <w:t xml:space="preserve">from-scratch native Windows product line — its</w:t>
       </w:r>
       <w:r>
         <w:t xml:space="preserve"> </w:t>
@@ -414,18 +449,18 @@
           <wp:inline>
             <wp:extent cx="5334000" cy="3000375"/>
             <wp:effectExtent b="0" l="0" r="0" t="0"/>
-            <wp:docPr descr="CivicCast system architecture" title="" id="10" name="Picture"/>
+            <wp:docPr descr="CivicCast system architecture" title="" id="11" name="Picture"/>
             <a:graphic>
               <a:graphicData uri="http://schemas.openxmlformats.org/drawingml/2006/picture">
                 <pic:pic>
                   <pic:nvPicPr>
-                    <pic:cNvPr descr="assets/architecture/civiccast-system-architecture.png" id="11" name="Picture"/>
+                    <pic:cNvPr descr="assets/architecture/civiccast-system-architecture.png" id="12" name="Picture"/>
                     <pic:cNvPicPr>
                       <a:picLocks noChangeArrowheads="1" noChangeAspect="1"/>
                     </pic:cNvPicPr>
                   </pic:nvPicPr>
                   <pic:blipFill>
-                    <a:blip r:embed="rId9"/>
+                    <a:blip r:embed="rId10"/>
                     <a:stretch>
                       <a:fillRect/>
                     </a:stretch>
@@ -460,7 +495,7 @@
         <w:t xml:space="preserve">CivicCast system architecture</w:t>
       </w:r>
     </w:p>
-    <w:bookmarkStart w:id="18" w:name="who-reads-what"/>
+    <w:bookmarkStart w:id="19" w:name="who-reads-what"/>
     <w:p>
       <w:pPr>
         <w:pStyle w:val="Heading2"/>
@@ -553,7 +588,7 @@
             <w:pPr>
               <w:pStyle w:val="Compact"/>
             </w:pPr>
-            <w:hyperlink r:id="rId12">
+            <w:hyperlink r:id="rId13">
               <w:r>
                 <w:rPr>
                   <w:rStyle w:val="Hyperlink"/>
@@ -567,7 +602,7 @@
             <w:r>
               <w:t xml:space="preserve"> </w:t>
             </w:r>
-            <w:hyperlink r:id="rId13">
+            <w:hyperlink r:id="rId14">
               <w:r>
                 <w:rPr>
                   <w:rStyle w:val="Hyperlink"/>
@@ -612,7 +647,7 @@
             <w:pPr>
               <w:pStyle w:val="Compact"/>
             </w:pPr>
-            <w:hyperlink r:id="rId14">
+            <w:hyperlink r:id="rId15">
               <w:r>
                 <w:rPr>
                   <w:rStyle w:val="Hyperlink"/>
@@ -626,7 +661,7 @@
             <w:r>
               <w:t xml:space="preserve"> </w:t>
             </w:r>
-            <w:hyperlink r:id="rId15">
+            <w:hyperlink r:id="rId16">
               <w:r>
                 <w:rPr>
                   <w:rStyle w:val="Hyperlink"/>
@@ -671,7 +706,7 @@
             <w:pPr>
               <w:pStyle w:val="Compact"/>
             </w:pPr>
-            <w:hyperlink r:id="rId16">
+            <w:hyperlink r:id="rId17">
               <w:r>
                 <w:rPr>
                   <w:rStyle w:val="Hyperlink"/>
@@ -685,7 +720,7 @@
             <w:r>
               <w:t xml:space="preserve"> </w:t>
             </w:r>
-            <w:hyperlink r:id="rId17">
+            <w:hyperlink r:id="rId18">
               <w:r>
                 <w:rPr>
                   <w:rStyle w:val="Hyperlink"/>
@@ -704,8 +739,8 @@
         </w:pict>
       </w:r>
     </w:p>
-    <w:bookmarkEnd w:id="18"/>
-    <w:bookmarkStart w:id="48" w:name="section-a-end-user-guide"/>
+    <w:bookmarkEnd w:id="19"/>
+    <w:bookmarkStart w:id="49" w:name="section-a-end-user-guide"/>
     <w:p>
       <w:pPr>
         <w:pStyle w:val="Heading2"/>
@@ -762,7 +797,7 @@
         <w:t xml:space="preserve">.</w:t>
       </w:r>
     </w:p>
-    <w:bookmarkStart w:id="19" w:name="what-is-civiccast"/>
+    <w:bookmarkStart w:id="20" w:name="what-is-civiccast"/>
     <w:p>
       <w:pPr>
         <w:pStyle w:val="Heading3"/>
@@ -1027,8 +1062,8 @@
         <w:t xml:space="preserve">accounts.</w:t>
       </w:r>
     </w:p>
-    <w:bookmarkEnd w:id="19"/>
-    <w:bookmarkStart w:id="20" w:name="advanced-not-this-beta"/>
+    <w:bookmarkEnd w:id="20"/>
+    <w:bookmarkStart w:id="21" w:name="advanced-not-this-beta"/>
     <w:p>
       <w:pPr>
         <w:pStyle w:val="Heading3"/>
@@ -1389,8 +1424,8 @@
         <w:t xml:space="preserve">honest answer is: the code exists, the field proof does not yet.</w:t>
       </w:r>
     </w:p>
-    <w:bookmarkEnd w:id="20"/>
-    <w:bookmarkStart w:id="21" w:name="your-first-beta-workflow"/>
+    <w:bookmarkEnd w:id="21"/>
+    <w:bookmarkStart w:id="22" w:name="your-first-beta-workflow"/>
     <w:p>
       <w:pPr>
         <w:pStyle w:val="Heading3"/>
@@ -1805,8 +1840,8 @@
         <w:t xml:space="preserve">and play the approved recording. Unapproved media must remain private.</w:t>
       </w:r>
     </w:p>
-    <w:bookmarkEnd w:id="21"/>
-    <w:bookmarkStart w:id="22" w:name="destructive-actions-confirm"/>
+    <w:bookmarkEnd w:id="22"/>
+    <w:bookmarkStart w:id="23" w:name="destructive-actions-confirm"/>
     <w:p>
       <w:pPr>
         <w:pStyle w:val="Heading3"/>
@@ -2261,8 +2296,8 @@
         <w:t xml:space="preserve">confirmation fatigue, not safety.</w:t>
       </w:r>
     </w:p>
-    <w:bookmarkEnd w:id="22"/>
-    <w:bookmarkStart w:id="23" w:name="where-recordings-live"/>
+    <w:bookmarkEnd w:id="23"/>
+    <w:bookmarkStart w:id="24" w:name="where-recordings-live"/>
     <w:p>
       <w:pPr>
         <w:pStyle w:val="Heading3"/>
@@ -2656,8 +2691,8 @@
         <w:t xml:space="preserve">station and would silently mean nothing was actually being backed up.</w:t>
       </w:r>
     </w:p>
-    <w:bookmarkEnd w:id="23"/>
-    <w:bookmarkStart w:id="24" w:name="managing-sign-in"/>
+    <w:bookmarkEnd w:id="24"/>
+    <w:bookmarkStart w:id="25" w:name="managing-sign-in"/>
     <w:p>
       <w:pPr>
         <w:pStyle w:val="Heading3"/>
@@ -2884,8 +2919,8 @@
         <w:t xml:space="preserve">locked out.</w:t>
       </w:r>
     </w:p>
-    <w:bookmarkEnd w:id="24"/>
-    <w:bookmarkStart w:id="25" w:name="publish-surfaces"/>
+    <w:bookmarkEnd w:id="25"/>
+    <w:bookmarkStart w:id="26" w:name="publish-surfaces"/>
     <w:p>
       <w:pPr>
         <w:pStyle w:val="Heading3"/>
@@ -3188,8 +3223,8 @@
         <w:t xml:space="preserve">to know whether a recording is public.</w:t>
       </w:r>
     </w:p>
-    <w:bookmarkEnd w:id="25"/>
-    <w:bookmarkStart w:id="26" w:name="cdn-cost-estimate"/>
+    <w:bookmarkEnd w:id="26"/>
+    <w:bookmarkStart w:id="27" w:name="cdn-cost-estimate"/>
     <w:p>
       <w:pPr>
         <w:pStyle w:val="Heading3"/>
@@ -3323,8 +3358,8 @@
         <w:t xml:space="preserve">CDN.</w:t>
       </w:r>
     </w:p>
-    <w:bookmarkEnd w:id="26"/>
-    <w:bookmarkStart w:id="27" w:name="live-broadcast-limits"/>
+    <w:bookmarkEnd w:id="27"/>
+    <w:bookmarkStart w:id="28" w:name="live-broadcast-limits"/>
     <w:p>
       <w:pPr>
         <w:pStyle w:val="Heading3"/>
@@ -3539,8 +3574,8 @@
         <w:t xml:space="preserve">the recording and finalization status before publishing.</w:t>
       </w:r>
     </w:p>
-    <w:bookmarkEnd w:id="27"/>
-    <w:bookmarkStart w:id="28" w:name="operator-graphics-control"/>
+    <w:bookmarkEnd w:id="28"/>
+    <w:bookmarkStart w:id="29" w:name="operator-graphics-control"/>
     <w:p>
       <w:pPr>
         <w:pStyle w:val="Heading3"/>
@@ -3659,8 +3694,8 @@
         <w:t xml:space="preserve">panel; only the lower-third text layer is.</w:t>
       </w:r>
     </w:p>
-    <w:bookmarkEnd w:id="28"/>
-    <w:bookmarkStart w:id="29" w:name="common-operator-questions"/>
+    <w:bookmarkEnd w:id="29"/>
+    <w:bookmarkStart w:id="30" w:name="common-operator-questions"/>
     <w:p>
       <w:pPr>
         <w:pStyle w:val="Heading3"/>
@@ -4618,8 +4653,8 @@
         <w:t xml:space="preserve">publish it.</w:t>
       </w:r>
     </w:p>
-    <w:bookmarkEnd w:id="29"/>
-    <w:bookmarkStart w:id="39" w:name="provider-setup-plain-language"/>
+    <w:bookmarkEnd w:id="30"/>
+    <w:bookmarkStart w:id="40" w:name="provider-setup-plain-language"/>
     <w:p>
       <w:pPr>
         <w:pStyle w:val="Heading3"/>
@@ -4810,7 +4845,7 @@
         <w:t xml:space="preserve">steps, and a link back to the matching part of this manual.</w:t>
       </w:r>
     </w:p>
-    <w:bookmarkStart w:id="30" w:name="provider-cloudflare-r2"/>
+    <w:bookmarkStart w:id="31" w:name="provider-cloudflare-r2"/>
     <w:p>
       <w:pPr>
         <w:pStyle w:val="Heading4"/>
@@ -4940,8 +4975,8 @@
         <w:t xml:space="preserve">fallback below the concierge box.</w:t>
       </w:r>
     </w:p>
-    <w:bookmarkEnd w:id="30"/>
-    <w:bookmarkStart w:id="31" w:name="provider-internet-archive"/>
+    <w:bookmarkEnd w:id="31"/>
+    <w:bookmarkStart w:id="32" w:name="provider-internet-archive"/>
     <w:p>
       <w:pPr>
         <w:pStyle w:val="Heading4"/>
@@ -5034,8 +5069,8 @@
         <w:t xml:space="preserve">your own keys in yourself.</w:t>
       </w:r>
     </w:p>
-    <w:bookmarkEnd w:id="31"/>
-    <w:bookmarkStart w:id="33" w:name="provider-youtube"/>
+    <w:bookmarkEnd w:id="32"/>
+    <w:bookmarkStart w:id="34" w:name="provider-youtube"/>
     <w:p>
       <w:pPr>
         <w:pStyle w:val="Heading4"/>
@@ -5082,7 +5117,7 @@
       <w:r>
         <w:t xml:space="preserve"> </w:t>
       </w:r>
-      <w:hyperlink r:id="rId32">
+      <w:hyperlink r:id="rId33">
         <w:r>
           <w:rPr>
             <w:rStyle w:val="Hyperlink"/>
@@ -5112,8 +5147,8 @@
         <w:t xml:space="preserve">upload proof before using YouTube for residents.</w:t>
       </w:r>
     </w:p>
-    <w:bookmarkEnd w:id="33"/>
-    <w:bookmarkStart w:id="34" w:name="provider-subscriber-notifications"/>
+    <w:bookmarkEnd w:id="34"/>
+    <w:bookmarkStart w:id="35" w:name="provider-subscriber-notifications"/>
     <w:p>
       <w:pPr>
         <w:pStyle w:val="Heading4"/>
@@ -5170,8 +5205,8 @@
         <w:t xml:space="preserve">or you can paste one from your notification provider.</w:t>
       </w:r>
     </w:p>
-    <w:bookmarkEnd w:id="34"/>
-    <w:bookmarkStart w:id="35" w:name="provider-local-archive-folder"/>
+    <w:bookmarkEnd w:id="35"/>
+    <w:bookmarkStart w:id="36" w:name="provider-local-archive-folder"/>
     <w:p>
       <w:pPr>
         <w:pStyle w:val="Heading4"/>
@@ -5220,8 +5255,8 @@
         <w:t xml:space="preserve">itself in that folder before marking this ready.</w:t>
       </w:r>
     </w:p>
-    <w:bookmarkEnd w:id="35"/>
-    <w:bookmarkStart w:id="36" w:name="provider-alternative-cdns"/>
+    <w:bookmarkEnd w:id="36"/>
+    <w:bookmarkStart w:id="37" w:name="provider-alternative-cdns"/>
     <w:p>
       <w:pPr>
         <w:pStyle w:val="Heading4"/>
@@ -5387,8 +5422,8 @@
         <w:t xml:space="preserve">card’s Setup guide lists the exact fields.</w:t>
       </w:r>
     </w:p>
-    <w:bookmarkEnd w:id="36"/>
-    <w:bookmarkStart w:id="37" w:name="provider-federation"/>
+    <w:bookmarkEnd w:id="37"/>
+    <w:bookmarkStart w:id="38" w:name="provider-federation"/>
     <w:p>
       <w:pPr>
         <w:pStyle w:val="Heading4"/>
@@ -5491,8 +5526,8 @@
         <w:t xml:space="preserve">queue.</w:t>
       </w:r>
     </w:p>
-    <w:bookmarkEnd w:id="37"/>
-    <w:bookmarkStart w:id="38" w:name="provider-podcast-feed"/>
+    <w:bookmarkEnd w:id="38"/>
+    <w:bookmarkStart w:id="39" w:name="provider-podcast-feed"/>
     <w:p>
       <w:pPr>
         <w:pStyle w:val="Heading4"/>
@@ -5581,9 +5616,9 @@
         <w:t xml:space="preserve">appears here for review.</w:t>
       </w:r>
     </w:p>
-    <w:bookmarkEnd w:id="38"/>
     <w:bookmarkEnd w:id="39"/>
-    <w:bookmarkStart w:id="40" w:name="glossary"/>
+    <w:bookmarkEnd w:id="40"/>
+    <w:bookmarkStart w:id="41" w:name="glossary"/>
     <w:p>
       <w:pPr>
         <w:pStyle w:val="Heading3"/>
@@ -5926,8 +5961,8 @@
         </w:tc>
       </w:tr>
     </w:tbl>
-    <w:bookmarkEnd w:id="40"/>
-    <w:bookmarkStart w:id="41" w:name="when-to-ask-for-help"/>
+    <w:bookmarkEnd w:id="41"/>
+    <w:bookmarkStart w:id="42" w:name="when-to-ask-for-help"/>
     <w:p>
       <w:pPr>
         <w:pStyle w:val="Heading3"/>
@@ -6078,8 +6113,8 @@
         <w:t xml:space="preserve">CivicCast asks for a recovery code and the kit cannot be found.</w:t>
       </w:r>
     </w:p>
-    <w:bookmarkEnd w:id="41"/>
-    <w:bookmarkStart w:id="43" w:name="report-without-github"/>
+    <w:bookmarkEnd w:id="42"/>
+    <w:bookmarkStart w:id="44" w:name="report-without-github"/>
     <w:p>
       <w:pPr>
         <w:pStyle w:val="Heading3"/>
@@ -6246,7 +6281,7 @@
       <w:r>
         <w:t xml:space="preserve"> </w:t>
       </w:r>
-      <w:hyperlink r:id="rId42">
+      <w:hyperlink r:id="rId43">
         <w:r>
           <w:rPr>
             <w:rStyle w:val="Hyperlink"/>
@@ -6281,8 +6316,8 @@
         <w:t xml:space="preserve">For routine workflow questions, use the role-specific guides:</w:t>
       </w:r>
     </w:p>
-    <w:bookmarkEnd w:id="43"/>
-    <w:bookmarkStart w:id="44" w:name="admin-quick-guide"/>
+    <w:bookmarkEnd w:id="44"/>
+    <w:bookmarkStart w:id="45" w:name="admin-quick-guide"/>
     <w:p>
       <w:pPr>
         <w:pStyle w:val="Heading3"/>
@@ -6299,7 +6334,7 @@
           <w:numId w:val="1011"/>
         </w:numPr>
       </w:pPr>
-      <w:hyperlink r:id="rId14">
+      <w:hyperlink r:id="rId15">
         <w:r>
           <w:rPr>
             <w:rStyle w:val="Hyperlink"/>
@@ -6314,8 +6349,8 @@
         <w:t xml:space="preserve">— first install, recovery, backups.</w:t>
       </w:r>
     </w:p>
-    <w:bookmarkEnd w:id="44"/>
-    <w:bookmarkStart w:id="45" w:name="meeting-operator-quick-guide"/>
+    <w:bookmarkEnd w:id="45"/>
+    <w:bookmarkStart w:id="46" w:name="meeting-operator-quick-guide"/>
     <w:p>
       <w:pPr>
         <w:pStyle w:val="Heading3"/>
@@ -6332,7 +6367,7 @@
           <w:numId w:val="1012"/>
         </w:numPr>
       </w:pPr>
-      <w:hyperlink r:id="rId12">
+      <w:hyperlink r:id="rId13">
         <w:r>
           <w:rPr>
             <w:rStyle w:val="Hyperlink"/>
@@ -6347,8 +6382,8 @@
         <w:t xml:space="preserve">— night-of-meeting.</w:t>
       </w:r>
     </w:p>
-    <w:bookmarkEnd w:id="45"/>
-    <w:bookmarkStart w:id="47" w:name="records-clerk-quick-guide"/>
+    <w:bookmarkEnd w:id="46"/>
+    <w:bookmarkStart w:id="48" w:name="records-clerk-quick-guide"/>
     <w:p>
       <w:pPr>
         <w:pStyle w:val="Heading3"/>
@@ -6365,7 +6400,7 @@
           <w:numId w:val="1013"/>
         </w:numPr>
       </w:pPr>
-      <w:hyperlink r:id="rId13">
+      <w:hyperlink r:id="rId14">
         <w:r>
           <w:rPr>
             <w:rStyle w:val="Hyperlink"/>
@@ -6388,7 +6423,7 @@
           <w:numId w:val="1013"/>
         </w:numPr>
       </w:pPr>
-      <w:hyperlink r:id="rId46">
+      <w:hyperlink r:id="rId47">
         <w:r>
           <w:rPr>
             <w:rStyle w:val="Hyperlink"/>
@@ -6470,9 +6505,9 @@
         </w:pict>
       </w:r>
     </w:p>
-    <w:bookmarkEnd w:id="47"/>
     <w:bookmarkEnd w:id="48"/>
-    <w:bookmarkStart w:id="74" w:name="section-b-technical-reference"/>
+    <w:bookmarkEnd w:id="49"/>
+    <w:bookmarkStart w:id="75" w:name="section-b-technical-reference"/>
     <w:p>
       <w:pPr>
         <w:pStyle w:val="Heading2"/>
@@ -6517,7 +6552,7 @@
       <w:r>
         <w:t xml:space="preserve"> </w:t>
       </w:r>
-      <w:hyperlink r:id="rId15">
+      <w:hyperlink r:id="rId16">
         <w:r>
           <w:rPr>
             <w:rStyle w:val="Hyperlink"/>
@@ -6537,7 +6572,7 @@
       <w:r>
         <w:t xml:space="preserve"> </w:t>
       </w:r>
-      <w:hyperlink r:id="rId49">
+      <w:hyperlink r:id="rId50">
         <w:r>
           <w:rPr>
             <w:rStyle w:val="Hyperlink"/>
@@ -6549,7 +6584,7 @@
         <w:t xml:space="preserve">.</w:t>
       </w:r>
     </w:p>
-    <w:bookmarkStart w:id="50" w:name="install-and-first-boot"/>
+    <w:bookmarkStart w:id="51" w:name="install-and-first-boot"/>
     <w:p>
       <w:pPr>
         <w:pStyle w:val="Heading3"/>
@@ -6679,7 +6714,7 @@
       <w:r>
         <w:t xml:space="preserve"> </w:t>
       </w:r>
-      <w:hyperlink r:id="rId49">
+      <w:hyperlink r:id="rId50">
         <w:r>
           <w:rPr>
             <w:rStyle w:val="Hyperlink"/>
@@ -7010,8 +7045,8 @@
         <w:t xml:space="preserve">rehearsal before the first public meeting.</w:t>
       </w:r>
     </w:p>
-    <w:bookmarkEnd w:id="50"/>
-    <w:bookmarkStart w:id="51" w:name="upgrade-path"/>
+    <w:bookmarkEnd w:id="51"/>
+    <w:bookmarkStart w:id="52" w:name="upgrade-path"/>
     <w:p>
       <w:pPr>
         <w:pStyle w:val="Heading3"/>
@@ -7357,8 +7392,8 @@
         <w:t xml:space="preserve">account’s saved installer preferences; it is not a data-purge control.</w:t>
       </w:r>
     </w:p>
-    <w:bookmarkEnd w:id="51"/>
-    <w:bookmarkStart w:id="52" w:name="roles-and-permissions"/>
+    <w:bookmarkEnd w:id="52"/>
+    <w:bookmarkStart w:id="53" w:name="roles-and-permissions"/>
     <w:p>
       <w:pPr>
         <w:pStyle w:val="Heading3"/>
@@ -7740,8 +7775,8 @@
         <w:t xml:space="preserve">subcommands.</w:t>
       </w:r>
     </w:p>
-    <w:bookmarkEnd w:id="52"/>
-    <w:bookmarkStart w:id="67" w:name="environment-variables"/>
+    <w:bookmarkEnd w:id="53"/>
+    <w:bookmarkStart w:id="68" w:name="environment-variables"/>
     <w:p>
       <w:pPr>
         <w:pStyle w:val="Heading3"/>
@@ -7797,7 +7832,7 @@
         <w:t xml:space="preserve">station needs.</w:t>
       </w:r>
     </w:p>
-    <w:bookmarkStart w:id="53" w:name="identity-storage-and-first-run"/>
+    <w:bookmarkStart w:id="54" w:name="identity-storage-and-first-run"/>
     <w:p>
       <w:pPr>
         <w:pStyle w:val="Heading4"/>
@@ -8190,8 +8225,8 @@
         <w:t xml:space="preserve">Tests only.</w:t>
       </w:r>
     </w:p>
-    <w:bookmarkEnd w:id="53"/>
-    <w:bookmarkStart w:id="54" w:name="staff-identity-and-tokens"/>
+    <w:bookmarkEnd w:id="54"/>
+    <w:bookmarkStart w:id="55" w:name="staff-identity-and-tokens"/>
     <w:p>
       <w:pPr>
         <w:pStyle w:val="Heading4"/>
@@ -8434,8 +8469,8 @@
         <w:t xml:space="preserve">enable token (prevents accidental live calls).</w:t>
       </w:r>
     </w:p>
-    <w:bookmarkEnd w:id="54"/>
-    <w:bookmarkStart w:id="55" w:name="X99996ae5c79277d16d09b8280d01fb5b3843f55"/>
+    <w:bookmarkEnd w:id="55"/>
+    <w:bookmarkStart w:id="56" w:name="X99996ae5c79277d16d09b8280d01fb5b3843f55"/>
     <w:p>
       <w:pPr>
         <w:pStyle w:val="Heading4"/>
@@ -9073,8 +9108,8 @@
         <w:t xml:space="preserve">— Worker-supervision timeouts.</w:t>
       </w:r>
     </w:p>
-    <w:bookmarkEnd w:id="55"/>
-    <w:bookmarkStart w:id="56" w:name="captions-eas-alerting"/>
+    <w:bookmarkEnd w:id="56"/>
+    <w:bookmarkStart w:id="57" w:name="captions-eas-alerting"/>
     <w:p>
       <w:pPr>
         <w:pStyle w:val="Heading4"/>
@@ -9359,8 +9394,8 @@
         <w:t xml:space="preserve">— Event-bus on/off.</w:t>
       </w:r>
     </w:p>
-    <w:bookmarkEnd w:id="56"/>
-    <w:bookmarkStart w:id="57" w:name="cdn-public-base-url-trusted-proxies"/>
+    <w:bookmarkEnd w:id="57"/>
+    <w:bookmarkStart w:id="58" w:name="cdn-public-base-url-trusted-proxies"/>
     <w:p>
       <w:pPr>
         <w:pStyle w:val="Heading4"/>
@@ -9802,8 +9837,8 @@
         <w:t xml:space="preserve">— Cloudflare R2 origin credentials.</w:t>
       </w:r>
     </w:p>
-    <w:bookmarkEnd w:id="57"/>
-    <w:bookmarkStart w:id="58" w:name="tsa-records-rfc-3161"/>
+    <w:bookmarkEnd w:id="58"/>
+    <w:bookmarkStart w:id="59" w:name="tsa-records-rfc-3161"/>
     <w:p>
       <w:pPr>
         <w:pStyle w:val="Heading4"/>
@@ -9913,8 +9948,8 @@
         <w:t xml:space="preserve">— veraPDF artifact directory for the signed-record export proof.</w:t>
       </w:r>
     </w:p>
-    <w:bookmarkEnd w:id="58"/>
-    <w:bookmarkStart w:id="59" w:name="providers-publish-archive-syndicate"/>
+    <w:bookmarkEnd w:id="59"/>
+    <w:bookmarkStart w:id="60" w:name="providers-publish-archive-syndicate"/>
     <w:p>
       <w:pPr>
         <w:pStyle w:val="Heading4"/>
@@ -10783,8 +10818,8 @@
         <w:t xml:space="preserve">— Local NAS archive target.</w:t>
       </w:r>
     </w:p>
-    <w:bookmarkEnd w:id="59"/>
-    <w:bookmarkStart w:id="60" w:name="subscribe-email-webhook"/>
+    <w:bookmarkEnd w:id="60"/>
+    <w:bookmarkStart w:id="61" w:name="subscribe-email-webhook"/>
     <w:p>
       <w:pPr>
         <w:pStyle w:val="Heading4"/>
@@ -11161,8 +11196,8 @@
         <w:t xml:space="preserve">secrets. It is for tests only and must never be enabled at a station.</w:t>
       </w:r>
     </w:p>
-    <w:bookmarkEnd w:id="60"/>
-    <w:bookmarkStart w:id="61" w:name="analytics"/>
+    <w:bookmarkEnd w:id="61"/>
+    <w:bookmarkStart w:id="62" w:name="analytics"/>
     <w:p>
       <w:pPr>
         <w:pStyle w:val="Heading4"/>
@@ -11332,8 +11367,8 @@
         <w:t xml:space="preserve">— Analytics-specific trusted-proxy CIDRs.</w:t>
       </w:r>
     </w:p>
-    <w:bookmarkEnd w:id="61"/>
-    <w:bookmarkStart w:id="62" w:name="activitypub-federation"/>
+    <w:bookmarkEnd w:id="62"/>
+    <w:bookmarkStart w:id="63" w:name="activitypub-federation"/>
     <w:p>
       <w:pPr>
         <w:pStyle w:val="Heading4"/>
@@ -11792,8 +11827,8 @@
         <w:t xml:space="preserve">— Retry and rate-limit controls.</w:t>
       </w:r>
     </w:p>
-    <w:bookmarkEnd w:id="62"/>
-    <w:bookmarkStart w:id="63" w:name="headend-handoff-ndi-sdi-tsduck"/>
+    <w:bookmarkEnd w:id="63"/>
+    <w:bookmarkStart w:id="64" w:name="headend-handoff-ndi-sdi-tsduck"/>
     <w:p>
       <w:pPr>
         <w:pStyle w:val="Heading4"/>
@@ -12138,8 +12173,8 @@
         <w:t xml:space="preserve">— Cable file-package output.</w:t>
       </w:r>
     </w:p>
-    <w:bookmarkEnd w:id="63"/>
-    <w:bookmarkStart w:id="64" w:name="Xf44d74e96fbc1f4fb4dabd34408b2be6935e023"/>
+    <w:bookmarkEnd w:id="64"/>
+    <w:bookmarkStart w:id="65" w:name="Xf44d74e96fbc1f4fb4dabd34408b2be6935e023"/>
     <w:p>
       <w:pPr>
         <w:pStyle w:val="Heading4"/>
@@ -12694,8 +12729,8 @@
         <w:t xml:space="preserve">Resident portal URL handles.</w:t>
       </w:r>
     </w:p>
-    <w:bookmarkEnd w:id="64"/>
-    <w:bookmarkStart w:id="65" w:name="ai-model-dispatch"/>
+    <w:bookmarkEnd w:id="65"/>
+    <w:bookmarkStart w:id="66" w:name="ai-model-dispatch"/>
     <w:p>
       <w:pPr>
         <w:pStyle w:val="Heading4"/>
@@ -12762,8 +12797,8 @@
         <w:t xml:space="preserve">.)</w:t>
       </w:r>
     </w:p>
-    <w:bookmarkEnd w:id="65"/>
-    <w:bookmarkStart w:id="66" w:name="diagnostics-and-overrides"/>
+    <w:bookmarkEnd w:id="66"/>
+    <w:bookmarkStart w:id="67" w:name="diagnostics-and-overrides"/>
     <w:p>
       <w:pPr>
         <w:pStyle w:val="Heading4"/>
@@ -13117,9 +13152,9 @@
         <w:t xml:space="preserve">— Run Postgres-only test suites against an external server.</w:t>
       </w:r>
     </w:p>
-    <w:bookmarkEnd w:id="66"/>
     <w:bookmarkEnd w:id="67"/>
-    <w:bookmarkStart w:id="68" w:name="credential-store"/>
+    <w:bookmarkEnd w:id="68"/>
+    <w:bookmarkStart w:id="69" w:name="credential-store"/>
     <w:p>
       <w:pPr>
         <w:pStyle w:val="Heading3"/>
@@ -13471,8 +13506,8 @@
         <w:t xml:space="preserve">line and a credential reference label.</w:t>
       </w:r>
     </w:p>
-    <w:bookmarkEnd w:id="68"/>
-    <w:bookmarkStart w:id="69" w:name="cli-reference"/>
+    <w:bookmarkEnd w:id="69"/>
+    <w:bookmarkStart w:id="70" w:name="cli-reference"/>
     <w:p>
       <w:pPr>
         <w:pStyle w:val="Heading3"/>
@@ -13996,8 +14031,8 @@
         <w:t xml:space="preserve">and Stripe secrets must never appear on a command line in production.</w:t>
       </w:r>
     </w:p>
-    <w:bookmarkEnd w:id="69"/>
-    <w:bookmarkStart w:id="70" w:name="troubleshooting-matrix"/>
+    <w:bookmarkEnd w:id="70"/>
+    <w:bookmarkStart w:id="71" w:name="troubleshooting-matrix"/>
     <w:p>
       <w:pPr>
         <w:pStyle w:val="Heading3"/>
@@ -14651,7 +14686,7 @@
       <w:r>
         <w:t xml:space="preserve"> </w:t>
       </w:r>
-      <w:hyperlink r:id="rId15">
+      <w:hyperlink r:id="rId16">
         <w:r>
           <w:rPr>
             <w:rStyle w:val="Hyperlink"/>
@@ -14779,8 +14814,8 @@
         <w:t xml:space="preserve">honestly without blocking the rest of the install.</w:t>
       </w:r>
     </w:p>
-    <w:bookmarkEnd w:id="70"/>
-    <w:bookmarkStart w:id="73" w:name="cross-references"/>
+    <w:bookmarkEnd w:id="71"/>
+    <w:bookmarkStart w:id="74" w:name="cross-references"/>
     <w:p>
       <w:pPr>
         <w:pStyle w:val="Heading3"/>
@@ -14797,7 +14832,7 @@
           <w:numId w:val="1030"/>
         </w:numPr>
       </w:pPr>
-      <w:hyperlink r:id="rId14">
+      <w:hyperlink r:id="rId15">
         <w:r>
           <w:rPr>
             <w:rStyle w:val="Hyperlink"/>
@@ -14820,7 +14855,7 @@
           <w:numId w:val="1030"/>
         </w:numPr>
       </w:pPr>
-      <w:hyperlink r:id="rId12">
+      <w:hyperlink r:id="rId13">
         <w:r>
           <w:rPr>
             <w:rStyle w:val="Hyperlink"/>
@@ -14843,7 +14878,7 @@
           <w:numId w:val="1030"/>
         </w:numPr>
       </w:pPr>
-      <w:hyperlink r:id="rId13">
+      <w:hyperlink r:id="rId14">
         <w:r>
           <w:rPr>
             <w:rStyle w:val="Hyperlink"/>
@@ -14866,7 +14901,7 @@
           <w:numId w:val="1030"/>
         </w:numPr>
       </w:pPr>
-      <w:hyperlink r:id="rId15">
+      <w:hyperlink r:id="rId16">
         <w:r>
           <w:rPr>
             <w:rStyle w:val="Hyperlink"/>
@@ -14895,7 +14930,7 @@
           <w:numId w:val="1030"/>
         </w:numPr>
       </w:pPr>
-      <w:hyperlink r:id="rId46">
+      <w:hyperlink r:id="rId47">
         <w:r>
           <w:rPr>
             <w:rStyle w:val="Hyperlink"/>
@@ -14918,7 +14953,7 @@
           <w:numId w:val="1030"/>
         </w:numPr>
       </w:pPr>
-      <w:hyperlink r:id="rId71">
+      <w:hyperlink r:id="rId72">
         <w:r>
           <w:rPr>
             <w:rStyle w:val="Hyperlink"/>
@@ -14938,7 +14973,7 @@
           <w:numId w:val="1030"/>
         </w:numPr>
       </w:pPr>
-      <w:hyperlink r:id="rId72">
+      <w:hyperlink r:id="rId73">
         <w:r>
           <w:rPr>
             <w:rStyle w:val="Hyperlink"/>
@@ -14957,9 +14992,9 @@
         </w:pict>
       </w:r>
     </w:p>
-    <w:bookmarkEnd w:id="73"/>
     <w:bookmarkEnd w:id="74"/>
-    <w:bookmarkStart w:id="102" w:name="section-c-architecture-reference"/>
+    <w:bookmarkEnd w:id="75"/>
+    <w:bookmarkStart w:id="103" w:name="section-c-architecture-reference"/>
     <w:p>
       <w:pPr>
         <w:pStyle w:val="Heading2"/>
@@ -15004,7 +15039,7 @@
       <w:r>
         <w:t xml:space="preserve"> </w:t>
       </w:r>
-      <w:hyperlink r:id="rId75">
+      <w:hyperlink r:id="rId76">
         <w:r>
           <w:rPr>
             <w:rStyle w:val="Hyperlink"/>
@@ -15024,7 +15059,7 @@
       <w:r>
         <w:t xml:space="preserve"> </w:t>
       </w:r>
-      <w:hyperlink r:id="rId76">
+      <w:hyperlink r:id="rId77">
         <w:r>
           <w:rPr>
             <w:rStyle w:val="Hyperlink"/>
@@ -15044,7 +15079,7 @@
       <w:r>
         <w:t xml:space="preserve"> </w:t>
       </w:r>
-      <w:hyperlink r:id="rId17">
+      <w:hyperlink r:id="rId18">
         <w:r>
           <w:rPr>
             <w:rStyle w:val="Hyperlink"/>
@@ -15065,18 +15100,18 @@
           <wp:inline>
             <wp:extent cx="5334000" cy="2667000"/>
             <wp:effectExtent b="0" l="0" r="0" t="0"/>
-            <wp:docPr descr="CivicCast channel-egress architecture" title="" id="78" name="Picture"/>
+            <wp:docPr descr="CivicCast channel-egress architecture" title="" id="79" name="Picture"/>
             <a:graphic>
               <a:graphicData uri="http://schemas.openxmlformats.org/drawingml/2006/picture">
                 <pic:pic>
                   <pic:nvPicPr>
-                    <pic:cNvPr descr="assets/architecture/civiccast-egress-proof-architecture.png" id="79" name="Picture"/>
+                    <pic:cNvPr descr="assets/architecture/civiccast-egress-proof-architecture.png" id="80" name="Picture"/>
                     <pic:cNvPicPr>
                       <a:picLocks noChangeArrowheads="1" noChangeAspect="1"/>
                     </pic:cNvPicPr>
                   </pic:nvPicPr>
                   <pic:blipFill>
-                    <a:blip r:embed="rId77"/>
+                    <a:blip r:embed="rId78"/>
                     <a:stretch>
                       <a:fillRect/>
                     </a:stretch>
@@ -15111,7 +15146,7 @@
         <w:t xml:space="preserve">CivicCast channel-egress architecture</w:t>
       </w:r>
     </w:p>
-    <w:bookmarkStart w:id="80" w:name="subsystems-and-module-layout"/>
+    <w:bookmarkStart w:id="81" w:name="subsystems-and-module-layout"/>
     <w:p>
       <w:pPr>
         <w:pStyle w:val="Heading3"/>
@@ -15428,8 +15463,8 @@
         <w:t xml:space="preserve">└── common/trusted_proxy.py  CDN-aware client-IP resolver</w:t>
       </w:r>
     </w:p>
-    <w:bookmarkEnd w:id="80"/>
-    <w:bookmarkStart w:id="82" w:name="the-five-role-model"/>
+    <w:bookmarkEnd w:id="81"/>
+    <w:bookmarkStart w:id="83" w:name="the-five-role-model"/>
     <w:p>
       <w:pPr>
         <w:pStyle w:val="Heading3"/>
@@ -15448,7 +15483,7 @@
       <w:r>
         <w:t xml:space="preserve"> </w:t>
       </w:r>
-      <w:hyperlink r:id="rId81">
+      <w:hyperlink r:id="rId82">
         <w:r>
           <w:rPr>
             <w:rStyle w:val="VerbatimChar"/>
@@ -15638,8 +15673,8 @@
         <w:t xml:space="preserve">window.</w:t>
       </w:r>
     </w:p>
-    <w:bookmarkEnd w:id="82"/>
-    <w:bookmarkStart w:id="83" w:name="the-alembic-migration-chain"/>
+    <w:bookmarkEnd w:id="83"/>
+    <w:bookmarkStart w:id="84" w:name="the-alembic-migration-chain"/>
     <w:p>
       <w:pPr>
         <w:pStyle w:val="Heading3"/>
@@ -15688,7 +15723,7 @@
       <w:r>
         <w:t xml:space="preserve"> </w:t>
       </w:r>
-      <w:hyperlink r:id="rId17">
+      <w:hyperlink r:id="rId18">
         <w:r>
           <w:rPr>
             <w:rStyle w:val="Hyperlink"/>
@@ -15994,7 +16029,7 @@
       <w:r>
         <w:t xml:space="preserve"> </w:t>
       </w:r>
-      <w:hyperlink r:id="rId76">
+      <w:hyperlink r:id="rId77">
         <w:r>
           <w:rPr>
             <w:rStyle w:val="Hyperlink"/>
@@ -16009,8 +16044,8 @@
         <w:t xml:space="preserve">tracks the capability evidence associated with the chain.</w:t>
       </w:r>
     </w:p>
-    <w:bookmarkEnd w:id="83"/>
-    <w:bookmarkStart w:id="85" w:name="the-s15-gstreamer-playout-engine"/>
+    <w:bookmarkEnd w:id="84"/>
+    <w:bookmarkStart w:id="86" w:name="the-s15-gstreamer-playout-engine"/>
     <w:p>
       <w:pPr>
         <w:pStyle w:val="Heading3"/>
@@ -16026,7 +16061,7 @@
       <w:r>
         <w:t xml:space="preserve">The S15 playout engine (</w:t>
       </w:r>
-      <w:hyperlink r:id="rId84">
+      <w:hyperlink r:id="rId85">
         <w:r>
           <w:rPr>
             <w:rStyle w:val="VerbatimChar"/>
@@ -16232,8 +16267,8 @@
         <w:t xml:space="preserve">into the legacy ffmpeg-relay model for backwards compatibility.</w:t>
       </w:r>
     </w:p>
-    <w:bookmarkEnd w:id="85"/>
-    <w:bookmarkStart w:id="87" w:name="the-three-protocol-seams"/>
+    <w:bookmarkEnd w:id="86"/>
+    <w:bookmarkStart w:id="88" w:name="the-three-protocol-seams"/>
     <w:p>
       <w:pPr>
         <w:pStyle w:val="Heading3"/>
@@ -16279,7 +16314,7 @@
       <w:r>
         <w:t xml:space="preserve"> </w:t>
       </w:r>
-      <w:hyperlink r:id="rId86">
+      <w:hyperlink r:id="rId87">
         <w:r>
           <w:rPr>
             <w:rStyle w:val="VerbatimChar"/>
@@ -16675,8 +16710,8 @@
         <w:t xml:space="preserve">testable.</w:t>
       </w:r>
     </w:p>
-    <w:bookmarkEnd w:id="87"/>
-    <w:bookmarkStart w:id="88" w:name="the-publish-pipeline"/>
+    <w:bookmarkEnd w:id="88"/>
+    <w:bookmarkStart w:id="89" w:name="the-publish-pipeline"/>
     <w:p>
       <w:pPr>
         <w:pStyle w:val="Heading3"/>
@@ -16969,8 +17004,8 @@
         <w:t xml:space="preserve">emits XMLTV for downstream guides.</w:t>
       </w:r>
     </w:p>
-    <w:bookmarkEnd w:id="88"/>
-    <w:bookmarkStart w:id="90" w:name="the-cdn-aware-trusted-proxy-resolver"/>
+    <w:bookmarkEnd w:id="89"/>
+    <w:bookmarkStart w:id="91" w:name="the-cdn-aware-trusted-proxy-resolver"/>
     <w:p>
       <w:pPr>
         <w:pStyle w:val="Heading3"/>
@@ -16989,7 +17024,7 @@
       <w:r>
         <w:t xml:space="preserve"> </w:t>
       </w:r>
-      <w:hyperlink r:id="rId89">
+      <w:hyperlink r:id="rId90">
         <w:r>
           <w:rPr>
             <w:rStyle w:val="VerbatimChar"/>
@@ -17242,8 +17277,8 @@
         <w:t xml:space="preserve">runtime.</w:t>
       </w:r>
     </w:p>
-    <w:bookmarkEnd w:id="90"/>
-    <w:bookmarkStart w:id="91" w:name="comparative-capability-status"/>
+    <w:bookmarkEnd w:id="91"/>
+    <w:bookmarkStart w:id="92" w:name="comparative-capability-status"/>
     <w:p>
       <w:pPr>
         <w:pStyle w:val="Heading3"/>
@@ -17262,7 +17297,7 @@
       <w:r>
         <w:t xml:space="preserve"> </w:t>
       </w:r>
-      <w:hyperlink r:id="rId76">
+      <w:hyperlink r:id="rId77">
         <w:r>
           <w:rPr>
             <w:rStyle w:val="Hyperlink"/>
@@ -18102,8 +18137,8 @@
         <w:t xml:space="preserve">software, not a certified EAS device.</w:t>
       </w:r>
     </w:p>
-    <w:bookmarkEnd w:id="91"/>
-    <w:bookmarkStart w:id="101" w:name="open-items-and-roadmap-pointers"/>
+    <w:bookmarkEnd w:id="92"/>
+    <w:bookmarkStart w:id="102" w:name="open-items-and-roadmap-pointers"/>
     <w:p>
       <w:pPr>
         <w:pStyle w:val="Heading3"/>
@@ -18381,7 +18416,7 @@
           <w:numId w:val="1035"/>
         </w:numPr>
       </w:pPr>
-      <w:hyperlink r:id="rId92">
+      <w:hyperlink r:id="rId93">
         <w:r>
           <w:rPr>
             <w:rStyle w:val="Hyperlink"/>
@@ -18398,7 +18433,7 @@
           <w:numId w:val="1035"/>
         </w:numPr>
       </w:pPr>
-      <w:hyperlink r:id="rId93">
+      <w:hyperlink r:id="rId94">
         <w:r>
           <w:rPr>
             <w:rStyle w:val="Hyperlink"/>
@@ -18415,7 +18450,7 @@
           <w:numId w:val="1035"/>
         </w:numPr>
       </w:pPr>
-      <w:hyperlink r:id="rId94">
+      <w:hyperlink r:id="rId95">
         <w:r>
           <w:rPr>
             <w:rStyle w:val="Hyperlink"/>
@@ -18432,7 +18467,7 @@
           <w:numId w:val="1035"/>
         </w:numPr>
       </w:pPr>
-      <w:hyperlink r:id="rId95">
+      <w:hyperlink r:id="rId96">
         <w:r>
           <w:rPr>
             <w:rStyle w:val="Hyperlink"/>
@@ -18449,7 +18484,7 @@
           <w:numId w:val="1035"/>
         </w:numPr>
       </w:pPr>
-      <w:hyperlink r:id="rId96">
+      <w:hyperlink r:id="rId97">
         <w:r>
           <w:rPr>
             <w:rStyle w:val="Hyperlink"/>
@@ -18466,7 +18501,7 @@
           <w:numId w:val="1035"/>
         </w:numPr>
       </w:pPr>
-      <w:hyperlink r:id="rId97">
+      <w:hyperlink r:id="rId98">
         <w:r>
           <w:rPr>
             <w:rStyle w:val="Hyperlink"/>
@@ -18483,7 +18518,7 @@
           <w:numId w:val="1035"/>
         </w:numPr>
       </w:pPr>
-      <w:hyperlink r:id="rId98">
+      <w:hyperlink r:id="rId99">
         <w:r>
           <w:rPr>
             <w:rStyle w:val="Hyperlink"/>
@@ -18500,7 +18535,7 @@
           <w:numId w:val="1035"/>
         </w:numPr>
       </w:pPr>
-      <w:hyperlink r:id="rId99">
+      <w:hyperlink r:id="rId100">
         <w:r>
           <w:rPr>
             <w:rStyle w:val="Hyperlink"/>
@@ -18517,7 +18552,7 @@
           <w:numId w:val="1035"/>
         </w:numPr>
       </w:pPr>
-      <w:hyperlink r:id="rId100">
+      <w:hyperlink r:id="rId101">
         <w:r>
           <w:rPr>
             <w:rStyle w:val="Hyperlink"/>
@@ -18526,9 +18561,9 @@
         </w:r>
       </w:hyperlink>
     </w:p>
-    <w:bookmarkEnd w:id="101"/>
     <w:bookmarkEnd w:id="102"/>
-    <w:bookmarkStart w:id="103" w:name="language-standard"/>
+    <w:bookmarkEnd w:id="103"/>
+    <w:bookmarkStart w:id="104" w:name="language-standard"/>
     <w:p>
       <w:pPr>
         <w:pStyle w:val="Heading2"/>
@@ -18547,7 +18582,7 @@
       <w:r>
         <w:t xml:space="preserve"> </w:t>
       </w:r>
-      <w:hyperlink r:id="rId46">
+      <w:hyperlink r:id="rId47">
         <w:r>
           <w:rPr>
             <w:rStyle w:val="Hyperlink"/>
@@ -18755,8 +18790,8 @@
         <w:t xml:space="preserve">difference is clear to staff and to residents.</w:t>
       </w:r>
     </w:p>
-    <w:bookmarkEnd w:id="103"/>
     <w:bookmarkEnd w:id="104"/>
+    <w:bookmarkEnd w:id="105"/>
     <w:sectPr>
       <w:footnotePr>
         <w:numRestart w:val="eachSect"/>

--- a/docs/USER-MANUAL.docx
+++ b/docs/USER-MANUAL.docx
@@ -351,19 +351,46 @@
         <w:rPr>
           <w:rStyle w:val="VerbatimChar"/>
         </w:rPr>
+        <w:t xml:space="preserve">v1.0.0-beta.4</w:t>
+      </w:r>
+      <w:r>
+        <w:t xml:space="preserve"> </w:t>
+      </w:r>
+      <w:r>
+        <w:t xml:space="preserve">is the current</w:t>
+      </w:r>
+      <w:r>
+        <w:t xml:space="preserve"> </w:t>
+      </w:r>
+      <w:r>
+        <w:t xml:space="preserve">published release described in this manual, a download-only upgrade for</w:t>
+      </w:r>
+      <w:r>
+        <w:t xml:space="preserve"> </w:t>
+      </w:r>
+      <w:r>
+        <w:t xml:space="preserve">stations already on</w:t>
+      </w:r>
+      <w:r>
+        <w:t xml:space="preserve"> </w:t>
+      </w:r>
+      <w:r>
+        <w:rPr>
+          <w:rStyle w:val="VerbatimChar"/>
+        </w:rPr>
         <w:t xml:space="preserve">v1.0.0-beta.3</w:t>
       </w:r>
       <w:r>
         <w:t xml:space="preserve"> </w:t>
       </w:r>
       <w:r>
-        <w:t xml:space="preserve">is the current</w:t>
-      </w:r>
-      <w:r>
-        <w:t xml:space="preserve"> </w:t>
-      </w:r>
-      <w:r>
-        <w:t xml:space="preserve">published release (CivicCast’s first downloadable one – see</w:t>
+        <w:t xml:space="preserve">(CivicCast’s first downloadable</w:t>
+      </w:r>
+      <w:r>
+        <w:t xml:space="preserve"> </w:t>
+      </w:r>
+      <w:r>
+        <w:t xml:space="preserve">release, now superseded – see</w:t>
       </w:r>
       <w:r>
         <w:t xml:space="preserve"> </w:t>
@@ -383,34 +410,7 @@
         <w:t xml:space="preserve"> </w:t>
       </w:r>
       <w:r>
-        <w:rPr>
-          <w:rStyle w:val="VerbatimChar"/>
-        </w:rPr>
-        <w:t xml:space="preserve">v1.0.0-beta.4</w:t>
-      </w:r>
-      <w:r>
-        <w:t xml:space="preserve"> </w:t>
-      </w:r>
-      <w:r>
-        <w:t xml:space="preserve">is the next candidate and the current native-Windows</w:t>
-      </w:r>
-      <w:r>
-        <w:t xml:space="preserve"> </w:t>
-      </w:r>
-      <w:r>
-        <w:t xml:space="preserve">development candidate (an owner-held unpublished candidate) described in</w:t>
-      </w:r>
-      <w:r>
-        <w:t xml:space="preserve"> </w:t>
-      </w:r>
-      <w:r>
-        <w:t xml:space="preserve">this manual; it does not change the beta.3 install story. It is a fresh,</w:t>
-      </w:r>
-      <w:r>
-        <w:t xml:space="preserve"> </w:t>
-      </w:r>
-      <w:r>
-        <w:t xml:space="preserve">from-scratch native Windows product line — its</w:t>
+        <w:t xml:space="preserve">It is a fresh, from-scratch native Windows product line — its</w:t>
       </w:r>
       <w:r>
         <w:t xml:space="preserve"> </w:t>

--- a/docs/USER-MANUAL.docx
+++ b/docs/USER-MANUAL.docx
@@ -15,7 +15,7 @@
         <w:pStyle w:val="Subtitle"/>
       </w:pPr>
       <w:r>
-        <w:t xml:space="preserve">For station operators, clerks, and IT staff - v1.0.0-beta.4 (native Windows line)</w:t>
+        <w:t xml:space="preserve">For station operators, clerks, and IT staff - v1.0.0-beta.5 (native Windows line)</w:t>
       </w:r>
     </w:p>
     <w:p>
@@ -410,7 +410,34 @@
         <w:t xml:space="preserve"> </w:t>
       </w:r>
       <w:r>
-        <w:t xml:space="preserve">It is a fresh, from-scratch native Windows product line — its</w:t>
+        <w:rPr>
+          <w:rStyle w:val="VerbatimChar"/>
+        </w:rPr>
+        <w:t xml:space="preserve">v1.0.0-beta.5</w:t>
+      </w:r>
+      <w:r>
+        <w:t xml:space="preserve"> </w:t>
+      </w:r>
+      <w:r>
+        <w:t xml:space="preserve">is the next candidate and the current native-Windows</w:t>
+      </w:r>
+      <w:r>
+        <w:t xml:space="preserve"> </w:t>
+      </w:r>
+      <w:r>
+        <w:t xml:space="preserve">development candidate (an owner-held unpublished candidate) described in</w:t>
+      </w:r>
+      <w:r>
+        <w:t xml:space="preserve"> </w:t>
+      </w:r>
+      <w:r>
+        <w:t xml:space="preserve">this manual; it does not change the beta.4 install story. It is a fresh,</w:t>
+      </w:r>
+      <w:r>
+        <w:t xml:space="preserve"> </w:t>
+      </w:r>
+      <w:r>
+        <w:t xml:space="preserve">from-scratch native Windows product line — its</w:t>
       </w:r>
       <w:r>
         <w:t xml:space="preserve"> </w:t>

--- a/docs/USER-MANUAL.docx
+++ b/docs/USER-MANUAL.docx
@@ -60,7 +60,7 @@
         </w:p>
       </w:sdtContent>
     </w:sdt>
-    <w:bookmarkStart w:id="105" w:name="civiccast-user-manual"/>
+    <w:bookmarkStart w:id="106" w:name="civiccast-user-manual"/>
     <w:p>
       <w:pPr>
         <w:pStyle w:val="Heading1"/>
@@ -767,7 +767,7 @@
       </w:r>
     </w:p>
     <w:bookmarkEnd w:id="19"/>
-    <w:bookmarkStart w:id="49" w:name="section-a-end-user-guide"/>
+    <w:bookmarkStart w:id="50" w:name="section-a-end-user-guide"/>
     <w:p>
       <w:pPr>
         <w:pStyle w:val="Heading2"/>
@@ -3602,13 +3602,13 @@
       </w:r>
     </w:p>
     <w:bookmarkEnd w:id="28"/>
-    <w:bookmarkStart w:id="29" w:name="operator-graphics-control"/>
+    <w:bookmarkStart w:id="29" w:name="live-captions-switch"/>
     <w:p>
       <w:pPr>
         <w:pStyle w:val="Heading3"/>
       </w:pPr>
       <w:r>
-        <w:t xml:space="preserve">Operator Graphics Control (Lower-Third Banner)</w:t>
+        <w:t xml:space="preserve">Live Captions, And When To Turn Them Off</w:t>
       </w:r>
     </w:p>
     <w:p>
@@ -3616,29 +3616,25 @@
         <w:pStyle w:val="FirstParagraph"/>
       </w:pPr>
       <w:r>
-        <w:rPr>
-          <w:b/>
-          <w:bCs/>
-        </w:rPr>
-        <w:t xml:space="preserve">Channel Ops</w:t>
-      </w:r>
-      <w:r>
-        <w:t xml:space="preserve"> </w:t>
-      </w:r>
-      <w:r>
-        <w:t xml:space="preserve">now has a graphics-overlay panel where an operator can set a</w:t>
-      </w:r>
-      <w:r>
-        <w:t xml:space="preserve"> </w:t>
-      </w:r>
-      <w:r>
-        <w:t xml:space="preserve">lower-third text banner (a text strip across the bottom of the picture) and</w:t>
-      </w:r>
-      <w:r>
-        <w:t xml:space="preserve"> </w:t>
-      </w:r>
-      <w:r>
-        <w:t xml:space="preserve">turn it on or off for a channel, without editing any config file.</w:t>
+        <w:t xml:space="preserve">When live captions are on, CivicCast listens to every channel that is on air</w:t>
+      </w:r>
+      <w:r>
+        <w:t xml:space="preserve"> </w:t>
+      </w:r>
+      <w:r>
+        <w:t xml:space="preserve">and writes captions as the meeting happens. It is useful, and it is hard work</w:t>
+      </w:r>
+      <w:r>
+        <w:t xml:space="preserve"> </w:t>
+      </w:r>
+      <w:r>
+        <w:t xml:space="preserve">for the computer — hard enough that on a station without a suitable graphics</w:t>
+      </w:r>
+      <w:r>
+        <w:t xml:space="preserve"> </w:t>
+      </w:r>
+      <w:r>
+        <w:t xml:space="preserve">card it can compete with the broadcast itself for the processor.</w:t>
       </w:r>
     </w:p>
     <w:p>
@@ -3650,663 +3646,890 @@
           <w:b/>
           <w:bCs/>
         </w:rPr>
-        <w:t xml:space="preserve">Honest limit: this is not a live, hot text update.</w:t>
-      </w:r>
-      <w:r>
-        <w:t xml:space="preserve"> </w:t>
-      </w:r>
-      <w:r>
-        <w:t xml:space="preserve">A saved banner</w:t>
-      </w:r>
-      <w:r>
-        <w:t xml:space="preserve"> </w:t>
-      </w:r>
-      <w:r>
-        <w:t xml:space="preserve">toggle or text change takes effect the next time the channel’s playout</w:t>
-      </w:r>
-      <w:r>
-        <w:t xml:space="preserve"> </w:t>
-      </w:r>
-      <w:r>
-        <w:t xml:space="preserve">pipeline builds or reloads its content — the next channel start, or the</w:t>
-      </w:r>
-      <w:r>
-        <w:t xml:space="preserve"> </w:t>
-      </w:r>
-      <w:r>
-        <w:t xml:space="preserve">next scheduled content reload — not instantly on an already-live picture.</w:t>
-      </w:r>
-      <w:r>
-        <w:t xml:space="preserve"> </w:t>
-      </w:r>
-      <w:r>
-        <w:t xml:space="preserve">The banner itself is a still image the engine composites into the video,</w:t>
-      </w:r>
-      <w:r>
-        <w:t xml:space="preserve"> </w:t>
-      </w:r>
-      <w:r>
-        <w:t xml:space="preserve">not a live text-render layer, so there is no way to flash updated text onto</w:t>
-      </w:r>
-      <w:r>
-        <w:t xml:space="preserve"> </w:t>
-      </w:r>
-      <w:r>
-        <w:t xml:space="preserve">an already-running broadcast the instant you type it. Plan a lower-third</w:t>
-      </w:r>
-      <w:r>
-        <w:t xml:space="preserve"> </w:t>
-      </w:r>
-      <w:r>
-        <w:t xml:space="preserve">change before the meeting starts, or expect a short delay before it appears</w:t>
-      </w:r>
-      <w:r>
-        <w:t xml:space="preserve"> </w:t>
-      </w:r>
-      <w:r>
-        <w:t xml:space="preserve">on an already-live channel.</w:t>
-      </w:r>
-    </w:p>
-    <w:p>
-      <w:pPr>
-        <w:pStyle w:val="BodyText"/>
-      </w:pPr>
-      <w:r>
-        <w:t xml:space="preserve">Station bug/logo placement is not yet operator-controllable from this</w:t>
-      </w:r>
-      <w:r>
-        <w:t xml:space="preserve"> </w:t>
-      </w:r>
-      <w:r>
-        <w:t xml:space="preserve">panel; only the lower-third text layer is.</w:t>
-      </w:r>
-    </w:p>
-    <w:bookmarkEnd w:id="29"/>
-    <w:bookmarkStart w:id="30" w:name="common-operator-questions"/>
-    <w:p>
-      <w:pPr>
-        <w:pStyle w:val="Heading3"/>
-      </w:pPr>
-      <w:r>
-        <w:t xml:space="preserve">Common Operator Questions</w:t>
-      </w:r>
-    </w:p>
-    <w:p>
-      <w:pPr>
-        <w:pStyle w:val="FirstParagraph"/>
-      </w:pPr>
-      <w:r>
-        <w:rPr>
-          <w:b/>
-          <w:bCs/>
-        </w:rPr>
-        <w:t xml:space="preserve">What happens if Wi-Fi drops mid-meeting?</w:t>
-      </w:r>
-      <w:r>
-        <w:t xml:space="preserve"> </w:t>
-      </w:r>
-      <w:r>
-        <w:t xml:space="preserve">The stock build does not claim automatic</w:t>
-      </w:r>
-      <w:r>
-        <w:t xml:space="preserve"> </w:t>
-      </w:r>
-      <w:r>
-        <w:t xml:space="preserve">source-drop detection or slate failover (automatically switching to a hold</w:t>
-      </w:r>
-      <w:r>
-        <w:t xml:space="preserve"> </w:t>
-      </w:r>
-      <w:r>
-        <w:t xml:space="preserve">slide when the video source drops) without a verified media probe and</w:t>
-      </w:r>
-      <w:r>
-        <w:t xml:space="preserve"> </w:t>
-      </w:r>
-      <w:r>
-        <w:t xml:space="preserve">station-specific egress proof (verified evidence that the station’s outbound</w:t>
-      </w:r>
-      <w:r>
-        <w:t xml:space="preserve"> </w:t>
-      </w:r>
-      <w:r>
-        <w:t xml:space="preserve">stream setup actually works). Follow the station’s tested fallback procedure.</w:t>
-      </w:r>
-      <w:r>
-        <w:t xml:space="preserve"> </w:t>
-      </w:r>
-      <w:r>
-        <w:t xml:space="preserve">Never assume the local recording continued: confirm the recording and finalization</w:t>
-      </w:r>
-      <w:r>
-        <w:t xml:space="preserve"> </w:t>
-      </w:r>
-      <w:r>
-        <w:t xml:space="preserve">status before publishing.</w:t>
-      </w:r>
-    </w:p>
-    <w:p>
-      <w:pPr>
-        <w:pStyle w:val="BodyText"/>
-      </w:pPr>
-      <w:r>
-        <w:rPr>
-          <w:b/>
-          <w:bCs/>
-        </w:rPr>
-        <w:t xml:space="preserve">Can I trim the start and end of the recording?</w:t>
-      </w:r>
-      <w:r>
-        <w:t xml:space="preserve"> </w:t>
-      </w:r>
-      <w:r>
-        <w:t xml:space="preserve">The Assets editor is a</w:t>
-      </w:r>
-      <w:r>
-        <w:t xml:space="preserve"> </w:t>
-      </w:r>
-      <w:r>
-        <w:t xml:space="preserve">scrub-and-metadata editor: it can save trim points and chapters, and it keeps</w:t>
-      </w:r>
-      <w:r>
-        <w:t xml:space="preserve"> </w:t>
-      </w:r>
-      <w:r>
-        <w:t xml:space="preserve">the original. It does not claim automatic public re-rendering. Package the</w:t>
-      </w:r>
-      <w:r>
-        <w:t xml:space="preserve"> </w:t>
-      </w:r>
-      <w:r>
-        <w:t xml:space="preserve">asset again after changing trim metadata, then review and publish it.</w:t>
-      </w:r>
-    </w:p>
-    <w:p>
-      <w:pPr>
-        <w:pStyle w:val="BodyText"/>
-      </w:pPr>
-      <w:r>
-        <w:rPr>
-          <w:b/>
-          <w:bCs/>
-        </w:rPr>
-        <w:t xml:space="preserve">Where do captions come from?</w:t>
-      </w:r>
-      <w:r>
-        <w:t xml:space="preserve"> </w:t>
-      </w:r>
-      <w:r>
-        <w:t xml:space="preserve">CivicCast generates captions</w:t>
-      </w:r>
-      <w:r>
-        <w:t xml:space="preserve"> </w:t>
-      </w:r>
-      <w:r>
-        <w:t xml:space="preserve">automatically from the meeting audio using a local AI model — your</w:t>
-      </w:r>
-      <w:r>
-        <w:t xml:space="preserve"> </w:t>
-      </w:r>
-      <w:r>
-        <w:t xml:space="preserve">audio never leaves the station unless you turn on a cloud model in</w:t>
-      </w:r>
-      <w:r>
-        <w:t xml:space="preserve"> </w:t>
-      </w:r>
-      <w:r>
-        <w:t xml:space="preserve">settings. A records clerk reviews and corrects the captions before</w:t>
-      </w:r>
-      <w:r>
-        <w:t xml:space="preserve"> </w:t>
-      </w:r>
-      <w:r>
-        <w:t xml:space="preserve">the recording is published.</w:t>
-      </w:r>
-    </w:p>
-    <w:p>
-      <w:pPr>
-        <w:pStyle w:val="BodyText"/>
-      </w:pPr>
-      <w:r>
-        <w:rPr>
-          <w:b/>
-          <w:bCs/>
-        </w:rPr>
-        <w:t xml:space="preserve">What if my station’s captions quietly drop to a lower-quality model?</w:t>
-      </w:r>
-      <w:r>
-        <w:t xml:space="preserve"> </w:t>
-      </w:r>
-      <w:r>
-        <w:t xml:space="preserve">If the station’s large caption model can’t be verified at startup (for</w:t>
-      </w:r>
-      <w:r>
-        <w:t xml:space="preserve"> </w:t>
-      </w:r>
-      <w:r>
-        <w:t xml:space="preserve">example, after an upgrade), CivicCast automatically falls back to its</w:t>
-      </w:r>
-      <w:r>
-        <w:t xml:space="preserve"> </w:t>
-      </w:r>
-      <w:r>
-        <w:t xml:space="preserve">proven standard-tier model rather than failing to start — but it no</w:t>
-      </w:r>
-      <w:r>
-        <w:t xml:space="preserve"> </w:t>
-      </w:r>
-      <w:r>
-        <w:t xml:space="preserve">longer does this silently.</w:t>
-      </w:r>
-      <w:r>
-        <w:t xml:space="preserve"> </w:t>
-      </w:r>
-      <w:r>
-        <w:rPr>
-          <w:b/>
-          <w:bCs/>
-        </w:rPr>
-        <w:t xml:space="preserve">System Health</w:t>
-      </w:r>
-      <w:r>
-        <w:t xml:space="preserve"> </w:t>
-      </w:r>
-      <w:r>
-        <w:t xml:space="preserve">raises a visible</w:t>
-      </w:r>
-      <w:r>
-        <w:t xml:space="preserve"> </w:t>
-      </w:r>
-      <w:r>
-        <w:rPr>
-          <w:b/>
-          <w:bCs/>
-        </w:rPr>
-        <w:t xml:space="preserve">“Captions are running on the standard tier … open AI Models”</w:t>
-      </w:r>
-      <w:r>
-        <w:t xml:space="preserve"> </w:t>
-      </w:r>
-      <w:r>
-        <w:t xml:space="preserve">alert</w:t>
-      </w:r>
-      <w:r>
-        <w:t xml:space="preserve"> </w:t>
-      </w:r>
-      <w:r>
-        <w:t xml:space="preserve">so staff know to re-check the model, instead of running degraded</w:t>
-      </w:r>
-      <w:r>
-        <w:t xml:space="preserve"> </w:t>
-      </w:r>
-      <w:r>
-        <w:t xml:space="preserve">captions with no on-screen sign anything changed.</w:t>
-      </w:r>
-    </w:p>
-    <w:p>
-      <w:pPr>
-        <w:pStyle w:val="BodyText"/>
-      </w:pPr>
-      <w:r>
-        <w:rPr>
-          <w:b/>
-          <w:bCs/>
-        </w:rPr>
-        <w:t xml:space="preserve">Why does an asset’s readiness dot say</w:t>
-      </w:r>
-      <w:r>
-        <w:rPr>
-          <w:b/>
-          <w:bCs/>
-        </w:rPr>
-        <w:t xml:space="preserve"> </w:t>
-      </w:r>
-      <w:r>
-        <w:rPr>
-          <w:b/>
-          <w:bCs/>
-        </w:rPr>
-        <w:t xml:space="preserve">“Not ready”</w:t>
-      </w:r>
-      <w:r>
-        <w:rPr>
-          <w:b/>
-          <w:bCs/>
-        </w:rPr>
-        <w:t xml:space="preserve"> </w:t>
-      </w:r>
-      <w:r>
-        <w:rPr>
-          <w:b/>
-          <w:bCs/>
-        </w:rPr>
-        <w:t xml:space="preserve">even though it’s</w:t>
-      </w:r>
-      <w:r>
-        <w:rPr>
-          <w:b/>
-          <w:bCs/>
-        </w:rPr>
-        <w:t xml:space="preserve"> </w:t>
-      </w:r>
-      <w:r>
-        <w:rPr>
-          <w:b/>
-          <w:bCs/>
-        </w:rPr>
-        <w:t xml:space="preserve">already published?</w:t>
-      </w:r>
-      <w:r>
-        <w:t xml:space="preserve"> </w:t>
-      </w:r>
-      <w:r>
-        <w:t xml:space="preserve">The small readiness dot on</w:t>
-      </w:r>
-      <w:r>
-        <w:t xml:space="preserve"> </w:t>
-      </w:r>
-      <w:r>
-        <w:rPr>
-          <w:b/>
-          <w:bCs/>
-        </w:rPr>
-        <w:t xml:space="preserve">Assets</w:t>
-      </w:r>
-      <w:r>
-        <w:t xml:space="preserve"> </w:t>
-      </w:r>
-      <w:r>
-        <w:t xml:space="preserve">tracks the</w:t>
-      </w:r>
-      <w:r>
-        <w:t xml:space="preserve"> </w:t>
-      </w:r>
-      <w:r>
-        <w:t xml:space="preserve">optimized playback proxy the ingest pipeline builds, not whether the</w:t>
-      </w:r>
-      <w:r>
-        <w:t xml:space="preserve"> </w:t>
-      </w:r>
-      <w:r>
-        <w:t xml:space="preserve">recording is public. A published, live-on-the-portal asset can still show</w:t>
-      </w:r>
-      <w:r>
-        <w:t xml:space="preserve"> </w:t>
-      </w:r>
-      <w:r>
-        <w:t xml:space="preserve">a not-ready proxy dot — hover it (or check the screen-reader text) for the</w:t>
-      </w:r>
-      <w:r>
-        <w:t xml:space="preserve"> </w:t>
-      </w:r>
-      <w:r>
-        <w:t xml:space="preserve">plain-language reason, and check the separate</w:t>
-      </w:r>
-      <w:r>
-        <w:t xml:space="preserve"> </w:t>
-      </w:r>
-      <w:r>
-        <w:rPr>
-          <w:b/>
-          <w:bCs/>
-        </w:rPr>
-        <w:t xml:space="preserve">Published</w:t>
-      </w:r>
-      <w:r>
-        <w:t xml:space="preserve"> </w:t>
-      </w:r>
-      <w:r>
-        <w:t xml:space="preserve">column for</w:t>
-      </w:r>
-      <w:r>
-        <w:t xml:space="preserve"> </w:t>
-      </w:r>
-      <w:r>
-        <w:t xml:space="preserve">actual publish status.</w:t>
-      </w:r>
-    </w:p>
-    <w:p>
-      <w:pPr>
-        <w:pStyle w:val="BodyText"/>
-      </w:pPr>
-      <w:r>
-        <w:rPr>
-          <w:b/>
-          <w:bCs/>
-        </w:rPr>
-        <w:t xml:space="preserve">I can’t find the upload button on Assets.</w:t>
-      </w:r>
-      <w:r>
-        <w:t xml:space="preserve"> </w:t>
-      </w:r>
-      <w:r>
-        <w:t xml:space="preserve">It’s there:</w:t>
-      </w:r>
-      <w:r>
-        <w:t xml:space="preserve"> </w:t>
-      </w:r>
-      <w:r>
-        <w:rPr>
-          <w:b/>
-          <w:bCs/>
-        </w:rPr>
-        <w:t xml:space="preserve">Assets</w:t>
-      </w:r>
-      <w:r>
-        <w:t xml:space="preserve"> </w:t>
-      </w:r>
-      <w:r>
-        <w:t xml:space="preserve">has its own</w:t>
-      </w:r>
-      <w:r>
-        <w:t xml:space="preserve"> </w:t>
-      </w:r>
-      <w:r>
-        <w:rPr>
-          <w:b/>
-          <w:bCs/>
-        </w:rPr>
-        <w:t xml:space="preserve">Upload video</w:t>
-      </w:r>
-      <w:r>
-        <w:t xml:space="preserve"> </w:t>
-      </w:r>
-      <w:r>
-        <w:t xml:space="preserve">button (separate from the First Setup</w:t>
-      </w:r>
-      <w:r>
-        <w:t xml:space="preserve"> </w:t>
-      </w:r>
-      <w:r>
-        <w:t xml:space="preserve">rehearsal picker), with a progress bar and a plain-language error if the</w:t>
-      </w:r>
-      <w:r>
-        <w:t xml:space="preserve"> </w:t>
-      </w:r>
-      <w:r>
-        <w:t xml:space="preserve">file type isn’t supported. It’s gated to</w:t>
-      </w:r>
-      <w:r>
-        <w:t xml:space="preserve"> </w:t>
-      </w:r>
-      <w:r>
-        <w:rPr>
-          <w:rStyle w:val="VerbatimChar"/>
-        </w:rPr>
-        <w:t xml:space="preserve">records_clerk</w:t>
-      </w:r>
-      <w:r>
-        <w:t xml:space="preserve">,</w:t>
-      </w:r>
-      <w:r>
-        <w:t xml:space="preserve"> </w:t>
-      </w:r>
-      <w:r>
-        <w:rPr>
-          <w:rStyle w:val="VerbatimChar"/>
-        </w:rPr>
-        <w:t xml:space="preserve">meeting_operator</w:t>
-      </w:r>
-      <w:r>
-        <w:t xml:space="preserve">, and</w:t>
-      </w:r>
-      <w:r>
-        <w:t xml:space="preserve"> </w:t>
-      </w:r>
-      <w:r>
-        <w:rPr>
-          <w:rStyle w:val="VerbatimChar"/>
-        </w:rPr>
-        <w:t xml:space="preserve">support_admin</w:t>
-      </w:r>
-      <w:r>
-        <w:t xml:space="preserve"> </w:t>
-      </w:r>
-      <w:r>
-        <w:t xml:space="preserve">— if your role lacks it, the</w:t>
-      </w:r>
-      <w:r>
-        <w:t xml:space="preserve"> </w:t>
-      </w:r>
-      <w:r>
-        <w:t xml:space="preserve">button is visibly disabled with the reason stated, not hidden.</w:t>
-      </w:r>
-    </w:p>
-    <w:p>
-      <w:pPr>
-        <w:pStyle w:val="BodyText"/>
-      </w:pPr>
-      <w:r>
-        <w:rPr>
-          <w:b/>
-          <w:bCs/>
-        </w:rPr>
-        <w:t xml:space="preserve">A watch-folder file didn’t ingest — how do I know why?</w:t>
-      </w:r>
-      <w:r>
-        <w:t xml:space="preserve"> </w:t>
-      </w:r>
-      <w:r>
-        <w:t xml:space="preserve">Each watch</w:t>
-      </w:r>
-      <w:r>
-        <w:t xml:space="preserve"> </w:t>
-      </w:r>
-      <w:r>
-        <w:t xml:space="preserve">folder now shows its own health status, last poll time, last ingest time,</w:t>
-      </w:r>
-      <w:r>
-        <w:t xml:space="preserve"> </w:t>
-      </w:r>
-      <w:r>
-        <w:t xml:space="preserve">and — when something’s wrong (an unreachable path, a permission problem)</w:t>
-      </w:r>
-      <w:r>
-        <w:t xml:space="preserve"> </w:t>
-      </w:r>
-      <w:r>
-        <w:t xml:space="preserve">— the actual degraded reason, instead of failing silently. Use</w:t>
-      </w:r>
-      <w:r>
-        <w:t xml:space="preserve"> </w:t>
-      </w:r>
-      <w:r>
-        <w:rPr>
-          <w:b/>
-          <w:bCs/>
-        </w:rPr>
-        <w:t xml:space="preserve">Scan</w:t>
-      </w:r>
-      <w:r>
-        <w:rPr>
-          <w:b/>
-          <w:bCs/>
-        </w:rPr>
-        <w:t xml:space="preserve"> </w:t>
-      </w:r>
-      <w:r>
-        <w:rPr>
-          <w:b/>
-          <w:bCs/>
-        </w:rPr>
-        <w:t xml:space="preserve">now</w:t>
-      </w:r>
-      <w:r>
-        <w:t xml:space="preserve"> </w:t>
-      </w:r>
-      <w:r>
-        <w:t xml:space="preserve">on the folder’s card to force an immediate check instead of waiting</w:t>
-      </w:r>
-      <w:r>
-        <w:t xml:space="preserve"> </w:t>
-      </w:r>
-      <w:r>
-        <w:t xml:space="preserve">for the next automatic poll.</w:t>
-      </w:r>
-    </w:p>
-    <w:p>
-      <w:pPr>
-        <w:pStyle w:val="BodyText"/>
-      </w:pPr>
-      <w:r>
-        <w:rPr>
-          <w:b/>
-          <w:bCs/>
-        </w:rPr>
-        <w:t xml:space="preserve">How do residents find a recording?</w:t>
-      </w:r>
-      <w:r>
-        <w:t xml:space="preserve"> </w:t>
-      </w:r>
-      <w:r>
-        <w:t xml:space="preserve">The public website has a</w:t>
-      </w:r>
-      <w:r>
-        <w:t xml:space="preserve"> </w:t>
-      </w:r>
-      <w:r>
-        <w:rPr>
-          <w:b/>
-          <w:bCs/>
-        </w:rPr>
-        <w:t xml:space="preserve">Browse</w:t>
-      </w:r>
-      <w:r>
-        <w:t xml:space="preserve"> </w:t>
-      </w:r>
-      <w:r>
-        <w:t xml:space="preserve">page with search and filters. Each recording also has a</w:t>
-      </w:r>
-      <w:r>
-        <w:t xml:space="preserve"> </w:t>
-      </w:r>
-      <w:r>
-        <w:t xml:space="preserve">shareable link with a copy button. If your station tags recordings by</w:t>
-      </w:r>
-      <w:r>
-        <w:t xml:space="preserve"> </w:t>
-      </w:r>
-      <w:r>
-        <w:t xml:space="preserve">meeting body (e.g. </w:t>
+        <w:t xml:space="preserve">The switch:</w:t>
+      </w:r>
+      <w:r>
+        <w:t xml:space="preserve"> </w:t>
       </w:r>
       <w:r>
         <w:rPr>
           <w:i/>
           <w:iCs/>
         </w:rPr>
-        <w:t xml:space="preserve">City Council</w:t>
-      </w:r>
-      <w:r>
-        <w:t xml:space="preserve">,</w:t>
-      </w:r>
-      <w:r>
-        <w:t xml:space="preserve"> </w:t>
+        <w:t xml:space="preserve">Setup → Station Profile →</w:t>
       </w:r>
       <w:r>
         <w:rPr>
           <w:i/>
           <w:iCs/>
         </w:rPr>
+        <w:t xml:space="preserve"> </w:t>
+      </w:r>
+      <w:r>
+        <w:rPr>
+          <w:b/>
+          <w:bCs/>
+          <w:i/>
+          <w:iCs/>
+        </w:rPr>
+        <w:t xml:space="preserve">Show live captions on air</w:t>
+      </w:r>
+      <w:r>
+        <w:t xml:space="preserve">.</w:t>
+      </w:r>
+      <w:r>
+        <w:t xml:space="preserve"> </w:t>
+      </w:r>
+      <w:r>
+        <w:t xml:space="preserve">It is on when the station is installed. Only a setup admin can change it.</w:t>
+      </w:r>
+      <w:r>
+        <w:t xml:space="preserve"> </w:t>
+      </w:r>
+      <w:r>
+        <w:t xml:space="preserve">The change takes effect within a few seconds; you do not need to restart</w:t>
+      </w:r>
+      <w:r>
+        <w:t xml:space="preserve"> </w:t>
+      </w:r>
+      <w:r>
+        <w:t xml:space="preserve">anything and you can do it during a live meeting.</w:t>
+      </w:r>
+    </w:p>
+    <w:p>
+      <w:pPr>
+        <w:pStyle w:val="BodyText"/>
+      </w:pPr>
+      <w:r>
+        <w:rPr>
+          <w:b/>
+          <w:bCs/>
+        </w:rPr>
+        <w:t xml:space="preserve">Turn it off if the picture is stuttering, or channels keep restarting</w:t>
+      </w:r>
+      <w:r>
+        <w:rPr>
+          <w:b/>
+          <w:bCs/>
+        </w:rPr>
+        <w:t xml:space="preserve"> </w:t>
+      </w:r>
+      <w:r>
+        <w:rPr>
+          <w:b/>
+          <w:bCs/>
+        </w:rPr>
+        <w:t xml:space="preserve">themselves.</w:t>
+      </w:r>
+      <w:r>
+        <w:t xml:space="preserve"> </w:t>
+      </w:r>
+      <w:r>
+        <w:t xml:space="preserve">The picture and sound always come first. Nothing else about the</w:t>
+      </w:r>
+      <w:r>
+        <w:t xml:space="preserve"> </w:t>
+      </w:r>
+      <w:r>
+        <w:t xml:space="preserve">broadcast changes when captions are off.</w:t>
+      </w:r>
+    </w:p>
+    <w:p>
+      <w:pPr>
+        <w:pStyle w:val="BodyText"/>
+      </w:pPr>
+      <w:r>
+        <w:rPr>
+          <w:b/>
+          <w:bCs/>
+        </w:rPr>
+        <w:t xml:space="preserve">What it does not affect:</w:t>
+      </w:r>
+      <w:r>
+        <w:t xml:space="preserve"> </w:t>
+      </w:r>
+      <w:r>
+        <w:t xml:space="preserve">captions on the recordings you publish. Those are</w:t>
+      </w:r>
+      <w:r>
+        <w:t xml:space="preserve"> </w:t>
+      </w:r>
+      <w:r>
+        <w:t xml:space="preserve">produced separately, after the meeting, and are unchanged by this switch. If</w:t>
+      </w:r>
+      <w:r>
+        <w:t xml:space="preserve"> </w:t>
+      </w:r>
+      <w:r>
+        <w:t xml:space="preserve">your station publishes captioned recordings to meet an accessibility</w:t>
+      </w:r>
+      <w:r>
+        <w:t xml:space="preserve"> </w:t>
+      </w:r>
+      <w:r>
+        <w:t xml:space="preserve">requirement, that keeps working with this switch off.</w:t>
+      </w:r>
+    </w:p>
+    <w:p>
+      <w:pPr>
+        <w:pStyle w:val="BodyText"/>
+      </w:pPr>
+      <w:r>
+        <w:rPr>
+          <w:b/>
+          <w:bCs/>
+        </w:rPr>
+        <w:t xml:space="preserve">If you leave it on and the station cannot keep up,</w:t>
+      </w:r>
+      <w:r>
+        <w:t xml:space="preserve"> </w:t>
+      </w:r>
+      <w:r>
+        <w:t xml:space="preserve">CivicCast does not</w:t>
+      </w:r>
+      <w:r>
+        <w:t xml:space="preserve"> </w:t>
+      </w:r>
+      <w:r>
+        <w:t xml:space="preserve">simply grind: it stops captioning that channel for a while (one minute, then</w:t>
+      </w:r>
+      <w:r>
+        <w:t xml:space="preserve"> </w:t>
+      </w:r>
+      <w:r>
+        <w:t xml:space="preserve">two, then four, up to fifteen), clears the captions that were on screen rather</w:t>
+      </w:r>
+      <w:r>
+        <w:t xml:space="preserve"> </w:t>
+      </w:r>
+      <w:r>
+        <w:t xml:space="preserve">than showing stale ones, and tries again later. You will see one warning in</w:t>
+      </w:r>
+      <w:r>
+        <w:t xml:space="preserve"> </w:t>
+      </w:r>
+      <w:r>
+        <w:t xml:space="preserve">the log each time that happens. Repeated warnings on the same channel mean</w:t>
+      </w:r>
+      <w:r>
+        <w:t xml:space="preserve"> </w:t>
+      </w:r>
+      <w:r>
+        <w:t xml:space="preserve">that station cannot caption that channel live — turn the switch off, or ask</w:t>
+      </w:r>
+      <w:r>
+        <w:t xml:space="preserve"> </w:t>
+      </w:r>
+      <w:r>
+        <w:t xml:space="preserve">about a lower-quality caption model or a supported graphics card.</w:t>
+      </w:r>
+    </w:p>
+    <w:bookmarkEnd w:id="29"/>
+    <w:bookmarkStart w:id="30" w:name="operator-graphics-control"/>
+    <w:p>
+      <w:pPr>
+        <w:pStyle w:val="Heading3"/>
+      </w:pPr>
+      <w:r>
+        <w:t xml:space="preserve">Operator Graphics Control (Lower-Third Banner)</w:t>
+      </w:r>
+    </w:p>
+    <w:p>
+      <w:pPr>
+        <w:pStyle w:val="FirstParagraph"/>
+      </w:pPr>
+      <w:r>
+        <w:rPr>
+          <w:b/>
+          <w:bCs/>
+        </w:rPr>
+        <w:t xml:space="preserve">Channel Ops</w:t>
+      </w:r>
+      <w:r>
+        <w:t xml:space="preserve"> </w:t>
+      </w:r>
+      <w:r>
+        <w:t xml:space="preserve">now has a graphics-overlay panel where an operator can set a</w:t>
+      </w:r>
+      <w:r>
+        <w:t xml:space="preserve"> </w:t>
+      </w:r>
+      <w:r>
+        <w:t xml:space="preserve">lower-third text banner (a text strip across the bottom of the picture) and</w:t>
+      </w:r>
+      <w:r>
+        <w:t xml:space="preserve"> </w:t>
+      </w:r>
+      <w:r>
+        <w:t xml:space="preserve">turn it on or off for a channel, without editing any config file.</w:t>
+      </w:r>
+    </w:p>
+    <w:p>
+      <w:pPr>
+        <w:pStyle w:val="BodyText"/>
+      </w:pPr>
+      <w:r>
+        <w:rPr>
+          <w:b/>
+          <w:bCs/>
+        </w:rPr>
+        <w:t xml:space="preserve">Honest limit: this is not a live, hot text update.</w:t>
+      </w:r>
+      <w:r>
+        <w:t xml:space="preserve"> </w:t>
+      </w:r>
+      <w:r>
+        <w:t xml:space="preserve">A saved banner</w:t>
+      </w:r>
+      <w:r>
+        <w:t xml:space="preserve"> </w:t>
+      </w:r>
+      <w:r>
+        <w:t xml:space="preserve">toggle or text change takes effect the next time the channel’s playout</w:t>
+      </w:r>
+      <w:r>
+        <w:t xml:space="preserve"> </w:t>
+      </w:r>
+      <w:r>
+        <w:t xml:space="preserve">pipeline builds or reloads its content — the next channel start, or the</w:t>
+      </w:r>
+      <w:r>
+        <w:t xml:space="preserve"> </w:t>
+      </w:r>
+      <w:r>
+        <w:t xml:space="preserve">next scheduled content reload — not instantly on an already-live picture.</w:t>
+      </w:r>
+      <w:r>
+        <w:t xml:space="preserve"> </w:t>
+      </w:r>
+      <w:r>
+        <w:t xml:space="preserve">The banner itself is a still image the engine composites into the video,</w:t>
+      </w:r>
+      <w:r>
+        <w:t xml:space="preserve"> </w:t>
+      </w:r>
+      <w:r>
+        <w:t xml:space="preserve">not a live text-render layer, so there is no way to flash updated text onto</w:t>
+      </w:r>
+      <w:r>
+        <w:t xml:space="preserve"> </w:t>
+      </w:r>
+      <w:r>
+        <w:t xml:space="preserve">an already-running broadcast the instant you type it. Plan a lower-third</w:t>
+      </w:r>
+      <w:r>
+        <w:t xml:space="preserve"> </w:t>
+      </w:r>
+      <w:r>
+        <w:t xml:space="preserve">change before the meeting starts, or expect a short delay before it appears</w:t>
+      </w:r>
+      <w:r>
+        <w:t xml:space="preserve"> </w:t>
+      </w:r>
+      <w:r>
+        <w:t xml:space="preserve">on an already-live channel.</w:t>
+      </w:r>
+    </w:p>
+    <w:p>
+      <w:pPr>
+        <w:pStyle w:val="BodyText"/>
+      </w:pPr>
+      <w:r>
+        <w:t xml:space="preserve">Station bug/logo placement is not yet operator-controllable from this</w:t>
+      </w:r>
+      <w:r>
+        <w:t xml:space="preserve"> </w:t>
+      </w:r>
+      <w:r>
+        <w:t xml:space="preserve">panel; only the lower-third text layer is.</w:t>
+      </w:r>
+    </w:p>
+    <w:bookmarkEnd w:id="30"/>
+    <w:bookmarkStart w:id="31" w:name="common-operator-questions"/>
+    <w:p>
+      <w:pPr>
+        <w:pStyle w:val="Heading3"/>
+      </w:pPr>
+      <w:r>
+        <w:t xml:space="preserve">Common Operator Questions</w:t>
+      </w:r>
+    </w:p>
+    <w:p>
+      <w:pPr>
+        <w:pStyle w:val="FirstParagraph"/>
+      </w:pPr>
+      <w:r>
+        <w:rPr>
+          <w:b/>
+          <w:bCs/>
+        </w:rPr>
+        <w:t xml:space="preserve">What happens if Wi-Fi drops mid-meeting?</w:t>
+      </w:r>
+      <w:r>
+        <w:t xml:space="preserve"> </w:t>
+      </w:r>
+      <w:r>
+        <w:t xml:space="preserve">The stock build does not claim automatic</w:t>
+      </w:r>
+      <w:r>
+        <w:t xml:space="preserve"> </w:t>
+      </w:r>
+      <w:r>
+        <w:t xml:space="preserve">source-drop detection or slate failover (automatically switching to a hold</w:t>
+      </w:r>
+      <w:r>
+        <w:t xml:space="preserve"> </w:t>
+      </w:r>
+      <w:r>
+        <w:t xml:space="preserve">slide when the video source drops) without a verified media probe and</w:t>
+      </w:r>
+      <w:r>
+        <w:t xml:space="preserve"> </w:t>
+      </w:r>
+      <w:r>
+        <w:t xml:space="preserve">station-specific egress proof (verified evidence that the station’s outbound</w:t>
+      </w:r>
+      <w:r>
+        <w:t xml:space="preserve"> </w:t>
+      </w:r>
+      <w:r>
+        <w:t xml:space="preserve">stream setup actually works). Follow the station’s tested fallback procedure.</w:t>
+      </w:r>
+      <w:r>
+        <w:t xml:space="preserve"> </w:t>
+      </w:r>
+      <w:r>
+        <w:t xml:space="preserve">Never assume the local recording continued: confirm the recording and finalization</w:t>
+      </w:r>
+      <w:r>
+        <w:t xml:space="preserve"> </w:t>
+      </w:r>
+      <w:r>
+        <w:t xml:space="preserve">status before publishing.</w:t>
+      </w:r>
+    </w:p>
+    <w:p>
+      <w:pPr>
+        <w:pStyle w:val="BodyText"/>
+      </w:pPr>
+      <w:r>
+        <w:rPr>
+          <w:b/>
+          <w:bCs/>
+        </w:rPr>
+        <w:t xml:space="preserve">Can I trim the start and end of the recording?</w:t>
+      </w:r>
+      <w:r>
+        <w:t xml:space="preserve"> </w:t>
+      </w:r>
+      <w:r>
+        <w:t xml:space="preserve">The Assets editor is a</w:t>
+      </w:r>
+      <w:r>
+        <w:t xml:space="preserve"> </w:t>
+      </w:r>
+      <w:r>
+        <w:t xml:space="preserve">scrub-and-metadata editor: it can save trim points and chapters, and it keeps</w:t>
+      </w:r>
+      <w:r>
+        <w:t xml:space="preserve"> </w:t>
+      </w:r>
+      <w:r>
+        <w:t xml:space="preserve">the original. It does not claim automatic public re-rendering. Package the</w:t>
+      </w:r>
+      <w:r>
+        <w:t xml:space="preserve"> </w:t>
+      </w:r>
+      <w:r>
+        <w:t xml:space="preserve">asset again after changing trim metadata, then review and publish it.</w:t>
+      </w:r>
+    </w:p>
+    <w:p>
+      <w:pPr>
+        <w:pStyle w:val="BodyText"/>
+      </w:pPr>
+      <w:r>
+        <w:rPr>
+          <w:b/>
+          <w:bCs/>
+        </w:rPr>
+        <w:t xml:space="preserve">Where do captions come from?</w:t>
+      </w:r>
+      <w:r>
+        <w:t xml:space="preserve"> </w:t>
+      </w:r>
+      <w:r>
+        <w:t xml:space="preserve">CivicCast generates captions</w:t>
+      </w:r>
+      <w:r>
+        <w:t xml:space="preserve"> </w:t>
+      </w:r>
+      <w:r>
+        <w:t xml:space="preserve">automatically from the meeting audio using a local AI model — your</w:t>
+      </w:r>
+      <w:r>
+        <w:t xml:space="preserve"> </w:t>
+      </w:r>
+      <w:r>
+        <w:t xml:space="preserve">audio never leaves the station unless you turn on a cloud model in</w:t>
+      </w:r>
+      <w:r>
+        <w:t xml:space="preserve"> </w:t>
+      </w:r>
+      <w:r>
+        <w:t xml:space="preserve">settings. A records clerk reviews and corrects the captions before</w:t>
+      </w:r>
+      <w:r>
+        <w:t xml:space="preserve"> </w:t>
+      </w:r>
+      <w:r>
+        <w:t xml:space="preserve">the recording is published.</w:t>
+      </w:r>
+    </w:p>
+    <w:p>
+      <w:pPr>
+        <w:pStyle w:val="BodyText"/>
+      </w:pPr>
+      <w:r>
+        <w:rPr>
+          <w:b/>
+          <w:bCs/>
+        </w:rPr>
+        <w:t xml:space="preserve">What if my station’s captions quietly drop to a lower-quality model?</w:t>
+      </w:r>
+      <w:r>
+        <w:t xml:space="preserve"> </w:t>
+      </w:r>
+      <w:r>
+        <w:t xml:space="preserve">If the station’s large caption model can’t be verified at startup (for</w:t>
+      </w:r>
+      <w:r>
+        <w:t xml:space="preserve"> </w:t>
+      </w:r>
+      <w:r>
+        <w:t xml:space="preserve">example, after an upgrade), CivicCast automatically falls back to its</w:t>
+      </w:r>
+      <w:r>
+        <w:t xml:space="preserve"> </w:t>
+      </w:r>
+      <w:r>
+        <w:t xml:space="preserve">proven standard-tier model rather than failing to start — but it no</w:t>
+      </w:r>
+      <w:r>
+        <w:t xml:space="preserve"> </w:t>
+      </w:r>
+      <w:r>
+        <w:t xml:space="preserve">longer does this silently.</w:t>
+      </w:r>
+      <w:r>
+        <w:t xml:space="preserve"> </w:t>
+      </w:r>
+      <w:r>
+        <w:rPr>
+          <w:b/>
+          <w:bCs/>
+        </w:rPr>
+        <w:t xml:space="preserve">System Health</w:t>
+      </w:r>
+      <w:r>
+        <w:t xml:space="preserve"> </w:t>
+      </w:r>
+      <w:r>
+        <w:t xml:space="preserve">raises a visible</w:t>
+      </w:r>
+      <w:r>
+        <w:t xml:space="preserve"> </w:t>
+      </w:r>
+      <w:r>
+        <w:rPr>
+          <w:b/>
+          <w:bCs/>
+        </w:rPr>
+        <w:t xml:space="preserve">“Captions are running on the standard tier … open AI Models”</w:t>
+      </w:r>
+      <w:r>
+        <w:t xml:space="preserve"> </w:t>
+      </w:r>
+      <w:r>
+        <w:t xml:space="preserve">alert</w:t>
+      </w:r>
+      <w:r>
+        <w:t xml:space="preserve"> </w:t>
+      </w:r>
+      <w:r>
+        <w:t xml:space="preserve">so staff know to re-check the model, instead of running degraded</w:t>
+      </w:r>
+      <w:r>
+        <w:t xml:space="preserve"> </w:t>
+      </w:r>
+      <w:r>
+        <w:t xml:space="preserve">captions with no on-screen sign anything changed.</w:t>
+      </w:r>
+    </w:p>
+    <w:p>
+      <w:pPr>
+        <w:pStyle w:val="BodyText"/>
+      </w:pPr>
+      <w:r>
+        <w:rPr>
+          <w:b/>
+          <w:bCs/>
+        </w:rPr>
+        <w:t xml:space="preserve">Why does an asset’s readiness dot say</w:t>
+      </w:r>
+      <w:r>
+        <w:rPr>
+          <w:b/>
+          <w:bCs/>
+        </w:rPr>
+        <w:t xml:space="preserve"> </w:t>
+      </w:r>
+      <w:r>
+        <w:rPr>
+          <w:b/>
+          <w:bCs/>
+        </w:rPr>
+        <w:t xml:space="preserve">“Not ready”</w:t>
+      </w:r>
+      <w:r>
+        <w:rPr>
+          <w:b/>
+          <w:bCs/>
+        </w:rPr>
+        <w:t xml:space="preserve"> </w:t>
+      </w:r>
+      <w:r>
+        <w:rPr>
+          <w:b/>
+          <w:bCs/>
+        </w:rPr>
+        <w:t xml:space="preserve">even though it’s</w:t>
+      </w:r>
+      <w:r>
+        <w:rPr>
+          <w:b/>
+          <w:bCs/>
+        </w:rPr>
+        <w:t xml:space="preserve"> </w:t>
+      </w:r>
+      <w:r>
+        <w:rPr>
+          <w:b/>
+          <w:bCs/>
+        </w:rPr>
+        <w:t xml:space="preserve">already published?</w:t>
+      </w:r>
+      <w:r>
+        <w:t xml:space="preserve"> </w:t>
+      </w:r>
+      <w:r>
+        <w:t xml:space="preserve">The small readiness dot on</w:t>
+      </w:r>
+      <w:r>
+        <w:t xml:space="preserve"> </w:t>
+      </w:r>
+      <w:r>
+        <w:rPr>
+          <w:b/>
+          <w:bCs/>
+        </w:rPr>
+        <w:t xml:space="preserve">Assets</w:t>
+      </w:r>
+      <w:r>
+        <w:t xml:space="preserve"> </w:t>
+      </w:r>
+      <w:r>
+        <w:t xml:space="preserve">tracks the</w:t>
+      </w:r>
+      <w:r>
+        <w:t xml:space="preserve"> </w:t>
+      </w:r>
+      <w:r>
+        <w:t xml:space="preserve">optimized playback proxy the ingest pipeline builds, not whether the</w:t>
+      </w:r>
+      <w:r>
+        <w:t xml:space="preserve"> </w:t>
+      </w:r>
+      <w:r>
+        <w:t xml:space="preserve">recording is public. A published, live-on-the-portal asset can still show</w:t>
+      </w:r>
+      <w:r>
+        <w:t xml:space="preserve"> </w:t>
+      </w:r>
+      <w:r>
+        <w:t xml:space="preserve">a not-ready proxy dot — hover it (or check the screen-reader text) for the</w:t>
+      </w:r>
+      <w:r>
+        <w:t xml:space="preserve"> </w:t>
+      </w:r>
+      <w:r>
+        <w:t xml:space="preserve">plain-language reason, and check the separate</w:t>
+      </w:r>
+      <w:r>
+        <w:t xml:space="preserve"> </w:t>
+      </w:r>
+      <w:r>
+        <w:rPr>
+          <w:b/>
+          <w:bCs/>
+        </w:rPr>
+        <w:t xml:space="preserve">Published</w:t>
+      </w:r>
+      <w:r>
+        <w:t xml:space="preserve"> </w:t>
+      </w:r>
+      <w:r>
+        <w:t xml:space="preserve">column for</w:t>
+      </w:r>
+      <w:r>
+        <w:t xml:space="preserve"> </w:t>
+      </w:r>
+      <w:r>
+        <w:t xml:space="preserve">actual publish status.</w:t>
+      </w:r>
+    </w:p>
+    <w:p>
+      <w:pPr>
+        <w:pStyle w:val="BodyText"/>
+      </w:pPr>
+      <w:r>
+        <w:rPr>
+          <w:b/>
+          <w:bCs/>
+        </w:rPr>
+        <w:t xml:space="preserve">I can’t find the upload button on Assets.</w:t>
+      </w:r>
+      <w:r>
+        <w:t xml:space="preserve"> </w:t>
+      </w:r>
+      <w:r>
+        <w:t xml:space="preserve">It’s there:</w:t>
+      </w:r>
+      <w:r>
+        <w:t xml:space="preserve"> </w:t>
+      </w:r>
+      <w:r>
+        <w:rPr>
+          <w:b/>
+          <w:bCs/>
+        </w:rPr>
+        <w:t xml:space="preserve">Assets</w:t>
+      </w:r>
+      <w:r>
+        <w:t xml:space="preserve"> </w:t>
+      </w:r>
+      <w:r>
+        <w:t xml:space="preserve">has its own</w:t>
+      </w:r>
+      <w:r>
+        <w:t xml:space="preserve"> </w:t>
+      </w:r>
+      <w:r>
+        <w:rPr>
+          <w:b/>
+          <w:bCs/>
+        </w:rPr>
+        <w:t xml:space="preserve">Upload video</w:t>
+      </w:r>
+      <w:r>
+        <w:t xml:space="preserve"> </w:t>
+      </w:r>
+      <w:r>
+        <w:t xml:space="preserve">button (separate from the First Setup</w:t>
+      </w:r>
+      <w:r>
+        <w:t xml:space="preserve"> </w:t>
+      </w:r>
+      <w:r>
+        <w:t xml:space="preserve">rehearsal picker), with a progress bar and a plain-language error if the</w:t>
+      </w:r>
+      <w:r>
+        <w:t xml:space="preserve"> </w:t>
+      </w:r>
+      <w:r>
+        <w:t xml:space="preserve">file type isn’t supported. It’s gated to</w:t>
+      </w:r>
+      <w:r>
+        <w:t xml:space="preserve"> </w:t>
+      </w:r>
+      <w:r>
+        <w:rPr>
+          <w:rStyle w:val="VerbatimChar"/>
+        </w:rPr>
+        <w:t xml:space="preserve">records_clerk</w:t>
+      </w:r>
+      <w:r>
+        <w:t xml:space="preserve">,</w:t>
+      </w:r>
+      <w:r>
+        <w:t xml:space="preserve"> </w:t>
+      </w:r>
+      <w:r>
+        <w:rPr>
+          <w:rStyle w:val="VerbatimChar"/>
+        </w:rPr>
+        <w:t xml:space="preserve">meeting_operator</w:t>
+      </w:r>
+      <w:r>
+        <w:t xml:space="preserve">, and</w:t>
+      </w:r>
+      <w:r>
+        <w:t xml:space="preserve"> </w:t>
+      </w:r>
+      <w:r>
+        <w:rPr>
+          <w:rStyle w:val="VerbatimChar"/>
+        </w:rPr>
+        <w:t xml:space="preserve">support_admin</w:t>
+      </w:r>
+      <w:r>
+        <w:t xml:space="preserve"> </w:t>
+      </w:r>
+      <w:r>
+        <w:t xml:space="preserve">— if your role lacks it, the</w:t>
+      </w:r>
+      <w:r>
+        <w:t xml:space="preserve"> </w:t>
+      </w:r>
+      <w:r>
+        <w:t xml:space="preserve">button is visibly disabled with the reason stated, not hidden.</w:t>
+      </w:r>
+    </w:p>
+    <w:p>
+      <w:pPr>
+        <w:pStyle w:val="BodyText"/>
+      </w:pPr>
+      <w:r>
+        <w:rPr>
+          <w:b/>
+          <w:bCs/>
+        </w:rPr>
+        <w:t xml:space="preserve">A watch-folder file didn’t ingest — how do I know why?</w:t>
+      </w:r>
+      <w:r>
+        <w:t xml:space="preserve"> </w:t>
+      </w:r>
+      <w:r>
+        <w:t xml:space="preserve">Each watch</w:t>
+      </w:r>
+      <w:r>
+        <w:t xml:space="preserve"> </w:t>
+      </w:r>
+      <w:r>
+        <w:t xml:space="preserve">folder now shows its own health status, last poll time, last ingest time,</w:t>
+      </w:r>
+      <w:r>
+        <w:t xml:space="preserve"> </w:t>
+      </w:r>
+      <w:r>
+        <w:t xml:space="preserve">and — when something’s wrong (an unreachable path, a permission problem)</w:t>
+      </w:r>
+      <w:r>
+        <w:t xml:space="preserve"> </w:t>
+      </w:r>
+      <w:r>
+        <w:t xml:space="preserve">— the actual degraded reason, instead of failing silently. Use</w:t>
+      </w:r>
+      <w:r>
+        <w:t xml:space="preserve"> </w:t>
+      </w:r>
+      <w:r>
+        <w:rPr>
+          <w:b/>
+          <w:bCs/>
+        </w:rPr>
+        <w:t xml:space="preserve">Scan</w:t>
+      </w:r>
+      <w:r>
+        <w:rPr>
+          <w:b/>
+          <w:bCs/>
+        </w:rPr>
+        <w:t xml:space="preserve"> </w:t>
+      </w:r>
+      <w:r>
+        <w:rPr>
+          <w:b/>
+          <w:bCs/>
+        </w:rPr>
+        <w:t xml:space="preserve">now</w:t>
+      </w:r>
+      <w:r>
+        <w:t xml:space="preserve"> </w:t>
+      </w:r>
+      <w:r>
+        <w:t xml:space="preserve">on the folder’s card to force an immediate check instead of waiting</w:t>
+      </w:r>
+      <w:r>
+        <w:t xml:space="preserve"> </w:t>
+      </w:r>
+      <w:r>
+        <w:t xml:space="preserve">for the next automatic poll.</w:t>
+      </w:r>
+    </w:p>
+    <w:p>
+      <w:pPr>
+        <w:pStyle w:val="BodyText"/>
+      </w:pPr>
+      <w:r>
+        <w:rPr>
+          <w:b/>
+          <w:bCs/>
+        </w:rPr>
+        <w:t xml:space="preserve">How do residents find a recording?</w:t>
+      </w:r>
+      <w:r>
+        <w:t xml:space="preserve"> </w:t>
+      </w:r>
+      <w:r>
+        <w:t xml:space="preserve">The public website has a</w:t>
+      </w:r>
+      <w:r>
+        <w:t xml:space="preserve"> </w:t>
+      </w:r>
+      <w:r>
+        <w:rPr>
+          <w:b/>
+          <w:bCs/>
+        </w:rPr>
+        <w:t xml:space="preserve">Browse</w:t>
+      </w:r>
+      <w:r>
+        <w:t xml:space="preserve"> </w:t>
+      </w:r>
+      <w:r>
+        <w:t xml:space="preserve">page with search and filters. Each recording also has a</w:t>
+      </w:r>
+      <w:r>
+        <w:t xml:space="preserve"> </w:t>
+      </w:r>
+      <w:r>
+        <w:t xml:space="preserve">shareable link with a copy button. If your station tags recordings by</w:t>
+      </w:r>
+      <w:r>
+        <w:t xml:space="preserve"> </w:t>
+      </w:r>
+      <w:r>
+        <w:t xml:space="preserve">meeting body (e.g. </w:t>
+      </w:r>
+      <w:r>
+        <w:rPr>
+          <w:i/>
+          <w:iCs/>
+        </w:rPr>
+        <w:t xml:space="preserve">City Council</w:t>
+      </w:r>
+      <w:r>
+        <w:t xml:space="preserve">,</w:t>
+      </w:r>
+      <w:r>
+        <w:t xml:space="preserve"> </w:t>
+      </w:r>
+      <w:r>
+        <w:rPr>
+          <w:i/>
+          <w:iCs/>
+        </w:rPr>
         <w:t xml:space="preserve">Planning Commission</w:t>
       </w:r>
       <w:r>
@@ -4680,8 +4903,8 @@
         <w:t xml:space="preserve">publish it.</w:t>
       </w:r>
     </w:p>
-    <w:bookmarkEnd w:id="30"/>
-    <w:bookmarkStart w:id="40" w:name="provider-setup-plain-language"/>
+    <w:bookmarkEnd w:id="31"/>
+    <w:bookmarkStart w:id="41" w:name="provider-setup-plain-language"/>
     <w:p>
       <w:pPr>
         <w:pStyle w:val="Heading3"/>
@@ -4872,7 +5095,7 @@
         <w:t xml:space="preserve">steps, and a link back to the matching part of this manual.</w:t>
       </w:r>
     </w:p>
-    <w:bookmarkStart w:id="31" w:name="provider-cloudflare-r2"/>
+    <w:bookmarkStart w:id="32" w:name="provider-cloudflare-r2"/>
     <w:p>
       <w:pPr>
         <w:pStyle w:val="Heading4"/>
@@ -5002,8 +5225,8 @@
         <w:t xml:space="preserve">fallback below the concierge box.</w:t>
       </w:r>
     </w:p>
-    <w:bookmarkEnd w:id="31"/>
-    <w:bookmarkStart w:id="32" w:name="provider-internet-archive"/>
+    <w:bookmarkEnd w:id="32"/>
+    <w:bookmarkStart w:id="33" w:name="provider-internet-archive"/>
     <w:p>
       <w:pPr>
         <w:pStyle w:val="Heading4"/>
@@ -5096,8 +5319,8 @@
         <w:t xml:space="preserve">your own keys in yourself.</w:t>
       </w:r>
     </w:p>
-    <w:bookmarkEnd w:id="32"/>
-    <w:bookmarkStart w:id="34" w:name="provider-youtube"/>
+    <w:bookmarkEnd w:id="33"/>
+    <w:bookmarkStart w:id="35" w:name="provider-youtube"/>
     <w:p>
       <w:pPr>
         <w:pStyle w:val="Heading4"/>
@@ -5144,7 +5367,7 @@
       <w:r>
         <w:t xml:space="preserve"> </w:t>
       </w:r>
-      <w:hyperlink r:id="rId33">
+      <w:hyperlink r:id="rId34">
         <w:r>
           <w:rPr>
             <w:rStyle w:val="Hyperlink"/>
@@ -5174,8 +5397,8 @@
         <w:t xml:space="preserve">upload proof before using YouTube for residents.</w:t>
       </w:r>
     </w:p>
-    <w:bookmarkEnd w:id="34"/>
-    <w:bookmarkStart w:id="35" w:name="provider-subscriber-notifications"/>
+    <w:bookmarkEnd w:id="35"/>
+    <w:bookmarkStart w:id="36" w:name="provider-subscriber-notifications"/>
     <w:p>
       <w:pPr>
         <w:pStyle w:val="Heading4"/>
@@ -5232,8 +5455,8 @@
         <w:t xml:space="preserve">or you can paste one from your notification provider.</w:t>
       </w:r>
     </w:p>
-    <w:bookmarkEnd w:id="35"/>
-    <w:bookmarkStart w:id="36" w:name="provider-local-archive-folder"/>
+    <w:bookmarkEnd w:id="36"/>
+    <w:bookmarkStart w:id="37" w:name="provider-local-archive-folder"/>
     <w:p>
       <w:pPr>
         <w:pStyle w:val="Heading4"/>
@@ -5282,8 +5505,8 @@
         <w:t xml:space="preserve">itself in that folder before marking this ready.</w:t>
       </w:r>
     </w:p>
-    <w:bookmarkEnd w:id="36"/>
-    <w:bookmarkStart w:id="37" w:name="provider-alternative-cdns"/>
+    <w:bookmarkEnd w:id="37"/>
+    <w:bookmarkStart w:id="38" w:name="provider-alternative-cdns"/>
     <w:p>
       <w:pPr>
         <w:pStyle w:val="Heading4"/>
@@ -5449,8 +5672,8 @@
         <w:t xml:space="preserve">card’s Setup guide lists the exact fields.</w:t>
       </w:r>
     </w:p>
-    <w:bookmarkEnd w:id="37"/>
-    <w:bookmarkStart w:id="38" w:name="provider-federation"/>
+    <w:bookmarkEnd w:id="38"/>
+    <w:bookmarkStart w:id="39" w:name="provider-federation"/>
     <w:p>
       <w:pPr>
         <w:pStyle w:val="Heading4"/>
@@ -5553,8 +5776,8 @@
         <w:t xml:space="preserve">queue.</w:t>
       </w:r>
     </w:p>
-    <w:bookmarkEnd w:id="38"/>
-    <w:bookmarkStart w:id="39" w:name="provider-podcast-feed"/>
+    <w:bookmarkEnd w:id="39"/>
+    <w:bookmarkStart w:id="40" w:name="provider-podcast-feed"/>
     <w:p>
       <w:pPr>
         <w:pStyle w:val="Heading4"/>
@@ -5643,9 +5866,9 @@
         <w:t xml:space="preserve">appears here for review.</w:t>
       </w:r>
     </w:p>
-    <w:bookmarkEnd w:id="39"/>
     <w:bookmarkEnd w:id="40"/>
-    <w:bookmarkStart w:id="41" w:name="glossary"/>
+    <w:bookmarkEnd w:id="41"/>
+    <w:bookmarkStart w:id="42" w:name="glossary"/>
     <w:p>
       <w:pPr>
         <w:pStyle w:val="Heading3"/>
@@ -5988,8 +6211,8 @@
         </w:tc>
       </w:tr>
     </w:tbl>
-    <w:bookmarkEnd w:id="41"/>
-    <w:bookmarkStart w:id="42" w:name="when-to-ask-for-help"/>
+    <w:bookmarkEnd w:id="42"/>
+    <w:bookmarkStart w:id="43" w:name="when-to-ask-for-help"/>
     <w:p>
       <w:pPr>
         <w:pStyle w:val="Heading3"/>
@@ -6140,8 +6363,8 @@
         <w:t xml:space="preserve">CivicCast asks for a recovery code and the kit cannot be found.</w:t>
       </w:r>
     </w:p>
-    <w:bookmarkEnd w:id="42"/>
-    <w:bookmarkStart w:id="44" w:name="report-without-github"/>
+    <w:bookmarkEnd w:id="43"/>
+    <w:bookmarkStart w:id="45" w:name="report-without-github"/>
     <w:p>
       <w:pPr>
         <w:pStyle w:val="Heading3"/>
@@ -6308,7 +6531,7 @@
       <w:r>
         <w:t xml:space="preserve"> </w:t>
       </w:r>
-      <w:hyperlink r:id="rId43">
+      <w:hyperlink r:id="rId44">
         <w:r>
           <w:rPr>
             <w:rStyle w:val="Hyperlink"/>
@@ -6343,8 +6566,8 @@
         <w:t xml:space="preserve">For routine workflow questions, use the role-specific guides:</w:t>
       </w:r>
     </w:p>
-    <w:bookmarkEnd w:id="44"/>
-    <w:bookmarkStart w:id="45" w:name="admin-quick-guide"/>
+    <w:bookmarkEnd w:id="45"/>
+    <w:bookmarkStart w:id="46" w:name="admin-quick-guide"/>
     <w:p>
       <w:pPr>
         <w:pStyle w:val="Heading3"/>
@@ -6376,8 +6599,8 @@
         <w:t xml:space="preserve">— first install, recovery, backups.</w:t>
       </w:r>
     </w:p>
-    <w:bookmarkEnd w:id="45"/>
-    <w:bookmarkStart w:id="46" w:name="meeting-operator-quick-guide"/>
+    <w:bookmarkEnd w:id="46"/>
+    <w:bookmarkStart w:id="47" w:name="meeting-operator-quick-guide"/>
     <w:p>
       <w:pPr>
         <w:pStyle w:val="Heading3"/>
@@ -6409,8 +6632,8 @@
         <w:t xml:space="preserve">— night-of-meeting.</w:t>
       </w:r>
     </w:p>
-    <w:bookmarkEnd w:id="46"/>
-    <w:bookmarkStart w:id="48" w:name="records-clerk-quick-guide"/>
+    <w:bookmarkEnd w:id="47"/>
+    <w:bookmarkStart w:id="49" w:name="records-clerk-quick-guide"/>
     <w:p>
       <w:pPr>
         <w:pStyle w:val="Heading3"/>
@@ -6450,7 +6673,7 @@
           <w:numId w:val="1013"/>
         </w:numPr>
       </w:pPr>
-      <w:hyperlink r:id="rId47">
+      <w:hyperlink r:id="rId48">
         <w:r>
           <w:rPr>
             <w:rStyle w:val="Hyperlink"/>
@@ -6532,9 +6755,9 @@
         </w:pict>
       </w:r>
     </w:p>
-    <w:bookmarkEnd w:id="48"/>
     <w:bookmarkEnd w:id="49"/>
-    <w:bookmarkStart w:id="75" w:name="section-b-technical-reference"/>
+    <w:bookmarkEnd w:id="50"/>
+    <w:bookmarkStart w:id="76" w:name="section-b-technical-reference"/>
     <w:p>
       <w:pPr>
         <w:pStyle w:val="Heading2"/>
@@ -6599,7 +6822,7 @@
       <w:r>
         <w:t xml:space="preserve"> </w:t>
       </w:r>
-      <w:hyperlink r:id="rId50">
+      <w:hyperlink r:id="rId51">
         <w:r>
           <w:rPr>
             <w:rStyle w:val="Hyperlink"/>
@@ -6611,7 +6834,7 @@
         <w:t xml:space="preserve">.</w:t>
       </w:r>
     </w:p>
-    <w:bookmarkStart w:id="51" w:name="install-and-first-boot"/>
+    <w:bookmarkStart w:id="52" w:name="install-and-first-boot"/>
     <w:p>
       <w:pPr>
         <w:pStyle w:val="Heading3"/>
@@ -6741,7 +6964,7 @@
       <w:r>
         <w:t xml:space="preserve"> </w:t>
       </w:r>
-      <w:hyperlink r:id="rId50">
+      <w:hyperlink r:id="rId51">
         <w:r>
           <w:rPr>
             <w:rStyle w:val="Hyperlink"/>
@@ -7072,8 +7295,8 @@
         <w:t xml:space="preserve">rehearsal before the first public meeting.</w:t>
       </w:r>
     </w:p>
-    <w:bookmarkEnd w:id="51"/>
-    <w:bookmarkStart w:id="52" w:name="upgrade-path"/>
+    <w:bookmarkEnd w:id="52"/>
+    <w:bookmarkStart w:id="53" w:name="upgrade-path"/>
     <w:p>
       <w:pPr>
         <w:pStyle w:val="Heading3"/>
@@ -7419,8 +7642,8 @@
         <w:t xml:space="preserve">account’s saved installer preferences; it is not a data-purge control.</w:t>
       </w:r>
     </w:p>
-    <w:bookmarkEnd w:id="52"/>
-    <w:bookmarkStart w:id="53" w:name="roles-and-permissions"/>
+    <w:bookmarkEnd w:id="53"/>
+    <w:bookmarkStart w:id="54" w:name="roles-and-permissions"/>
     <w:p>
       <w:pPr>
         <w:pStyle w:val="Heading3"/>
@@ -7802,8 +8025,8 @@
         <w:t xml:space="preserve">subcommands.</w:t>
       </w:r>
     </w:p>
-    <w:bookmarkEnd w:id="53"/>
-    <w:bookmarkStart w:id="68" w:name="environment-variables"/>
+    <w:bookmarkEnd w:id="54"/>
+    <w:bookmarkStart w:id="69" w:name="environment-variables"/>
     <w:p>
       <w:pPr>
         <w:pStyle w:val="Heading3"/>
@@ -7859,7 +8082,7 @@
         <w:t xml:space="preserve">station needs.</w:t>
       </w:r>
     </w:p>
-    <w:bookmarkStart w:id="54" w:name="identity-storage-and-first-run"/>
+    <w:bookmarkStart w:id="55" w:name="identity-storage-and-first-run"/>
     <w:p>
       <w:pPr>
         <w:pStyle w:val="Heading4"/>
@@ -8252,8 +8475,8 @@
         <w:t xml:space="preserve">Tests only.</w:t>
       </w:r>
     </w:p>
-    <w:bookmarkEnd w:id="54"/>
-    <w:bookmarkStart w:id="55" w:name="staff-identity-and-tokens"/>
+    <w:bookmarkEnd w:id="55"/>
+    <w:bookmarkStart w:id="56" w:name="staff-identity-and-tokens"/>
     <w:p>
       <w:pPr>
         <w:pStyle w:val="Heading4"/>
@@ -8496,8 +8719,8 @@
         <w:t xml:space="preserve">enable token (prevents accidental live calls).</w:t>
       </w:r>
     </w:p>
-    <w:bookmarkEnd w:id="55"/>
-    <w:bookmarkStart w:id="56" w:name="X99996ae5c79277d16d09b8280d01fb5b3843f55"/>
+    <w:bookmarkEnd w:id="56"/>
+    <w:bookmarkStart w:id="57" w:name="X99996ae5c79277d16d09b8280d01fb5b3843f55"/>
     <w:p>
       <w:pPr>
         <w:pStyle w:val="Heading4"/>
@@ -9135,8 +9358,8 @@
         <w:t xml:space="preserve">— Worker-supervision timeouts.</w:t>
       </w:r>
     </w:p>
-    <w:bookmarkEnd w:id="56"/>
-    <w:bookmarkStart w:id="57" w:name="captions-eas-alerting"/>
+    <w:bookmarkEnd w:id="57"/>
+    <w:bookmarkStart w:id="58" w:name="captions-eas-alerting"/>
     <w:p>
       <w:pPr>
         <w:pStyle w:val="Heading4"/>
@@ -9165,6 +9388,50 @@
         <w:t xml:space="preserve"> </w:t>
       </w:r>
       <w:r>
+        <w:t xml:space="preserve">— Live caption tap configuration. Setting it to</w:t>
+      </w:r>
+      <w:r>
+        <w:t xml:space="preserve"> </w:t>
+      </w:r>
+      <w:r>
+        <w:rPr>
+          <w:rStyle w:val="VerbatimChar"/>
+        </w:rPr>
+        <w:t xml:space="preserve">off</w:t>
+      </w:r>
+      <w:r>
+        <w:t xml:space="preserve"> </w:t>
+      </w:r>
+      <w:r>
+        <w:t xml:space="preserve">forces live captions off regardless of the station-profile switch; it</w:t>
+      </w:r>
+      <w:r>
+        <w:t xml:space="preserve"> </w:t>
+      </w:r>
+      <w:r>
+        <w:t xml:space="preserve">can never force them back on against an operator who turned them off.</w:t>
+      </w:r>
+    </w:p>
+    <w:p>
+      <w:pPr>
+        <w:pStyle w:val="Compact"/>
+        <w:numPr>
+          <w:ilvl w:val="0"/>
+          <w:numId w:val="1019"/>
+        </w:numPr>
+      </w:pPr>
+      <w:r>
+        <w:rPr>
+          <w:rStyle w:val="VerbatimChar"/>
+          <w:b/>
+          <w:bCs/>
+        </w:rPr>
+        <w:t xml:space="preserve">CIVICCAST_CAPTION_TAP_DIR</w:t>
+      </w:r>
+      <w:r>
+        <w:t xml:space="preserve"> </w:t>
+      </w:r>
+      <w:r>
         <w:t xml:space="preserve">— Live caption tap configuration.</w:t>
       </w:r>
     </w:p>
@@ -9182,7 +9449,7 @@
           <w:b/>
           <w:bCs/>
         </w:rPr>
-        <w:t xml:space="preserve">CIVICCAST_CAPTION_TAP_DIR</w:t>
+        <w:t xml:space="preserve">CIVICCAST_CAPTION_TAP_POLL_SECONDS</w:t>
       </w:r>
       <w:r>
         <w:t xml:space="preserve"> </w:t>
@@ -9205,7 +9472,7 @@
           <w:b/>
           <w:bCs/>
         </w:rPr>
-        <w:t xml:space="preserve">CIVICCAST_CAPTION_TAP_POLL_SECONDS</w:t>
+        <w:t xml:space="preserve">CIVICCAST_CAPTION_TAP_SEGMENT_SECONDS</w:t>
       </w:r>
       <w:r>
         <w:t xml:space="preserve"> </w:t>
@@ -9228,13 +9495,19 @@
           <w:b/>
           <w:bCs/>
         </w:rPr>
-        <w:t xml:space="preserve">CIVICCAST_CAPTION_TAP_SEGMENT_SECONDS</w:t>
-      </w:r>
-      <w:r>
-        <w:t xml:space="preserve"> </w:t>
-      </w:r>
-      <w:r>
-        <w:t xml:space="preserve">— Live caption tap configuration.</w:t>
+        <w:t xml:space="preserve">CIVICCAST_CAPTION_TAP_MAX_CHANNEL_WORKERS</w:t>
+      </w:r>
+      <w:r>
+        <w:t xml:space="preserve"> </w:t>
+      </w:r>
+      <w:r>
+        <w:t xml:space="preserve">— How many channels may be</w:t>
+      </w:r>
+      <w:r>
+        <w:t xml:space="preserve"> </w:t>
+      </w:r>
+      <w:r>
+        <w:t xml:space="preserve">transcribed at the same time. Default: one per 8 CPUs, never more than 3.</w:t>
       </w:r>
     </w:p>
     <w:p>
@@ -9251,6 +9524,176 @@
           <w:b/>
           <w:bCs/>
         </w:rPr>
+        <w:t xml:space="preserve">CIVICCAST_CAPTION_TAP_OVERLOAD_BACKOFF_SECONDS</w:t>
+      </w:r>
+      <w:r>
+        <w:t xml:space="preserve"> </w:t>
+      </w:r>
+      <w:r>
+        <w:t xml:space="preserve">— First pause after a</w:t>
+      </w:r>
+      <w:r>
+        <w:t xml:space="preserve"> </w:t>
+      </w:r>
+      <w:r>
+        <w:t xml:space="preserve">channel falls behind (default 60); each further overload doubles it.</w:t>
+      </w:r>
+    </w:p>
+    <w:p>
+      <w:pPr>
+        <w:pStyle w:val="Compact"/>
+        <w:numPr>
+          <w:ilvl w:val="0"/>
+          <w:numId w:val="1019"/>
+        </w:numPr>
+      </w:pPr>
+      <w:r>
+        <w:rPr>
+          <w:rStyle w:val="VerbatimChar"/>
+          <w:b/>
+          <w:bCs/>
+        </w:rPr>
+        <w:t xml:space="preserve">CIVICCAST_CAPTION_TAP_MAX_OVERLOAD_BACKOFF_SECONDS</w:t>
+      </w:r>
+      <w:r>
+        <w:t xml:space="preserve"> </w:t>
+      </w:r>
+      <w:r>
+        <w:t xml:space="preserve">— Ceiling on that</w:t>
+      </w:r>
+      <w:r>
+        <w:t xml:space="preserve"> </w:t>
+      </w:r>
+      <w:r>
+        <w:t xml:space="preserve">doubling (default 900). Both backoff values are clamped to a usable value</w:t>
+      </w:r>
+      <w:r>
+        <w:t xml:space="preserve"> </w:t>
+      </w:r>
+      <w:r>
+        <w:t xml:space="preserve">with a warning if misconfigured, rather than stopping the station.</w:t>
+      </w:r>
+    </w:p>
+    <w:p>
+      <w:pPr>
+        <w:pStyle w:val="Compact"/>
+        <w:numPr>
+          <w:ilvl w:val="0"/>
+          <w:numId w:val="1019"/>
+        </w:numPr>
+      </w:pPr>
+      <w:r>
+        <w:rPr>
+          <w:rStyle w:val="VerbatimChar"/>
+          <w:b/>
+          <w:bCs/>
+        </w:rPr>
+        <w:t xml:space="preserve">CIVICCAST_WHISPER_CPU_THREADS</w:t>
+      </w:r>
+      <w:r>
+        <w:t xml:space="preserve"> </w:t>
+      </w:r>
+      <w:r>
+        <w:t xml:space="preserve">— Processor threads per transcription.</w:t>
+      </w:r>
+      <w:r>
+        <w:t xml:space="preserve"> </w:t>
+      </w:r>
+      <w:r>
+        <w:t xml:space="preserve">The live tap uses 1;</w:t>
+      </w:r>
+      <w:r>
+        <w:t xml:space="preserve"> </w:t>
+      </w:r>
+      <w:r>
+        <w:rPr>
+          <w:rStyle w:val="VerbatimChar"/>
+        </w:rPr>
+        <w:t xml:space="preserve">0</w:t>
+      </w:r>
+      <w:r>
+        <w:t xml:space="preserve"> </w:t>
+      </w:r>
+      <w:r>
+        <w:t xml:space="preserve">means</w:t>
+      </w:r>
+      <w:r>
+        <w:t xml:space="preserve"> </w:t>
+      </w:r>
+      <w:r>
+        <w:t xml:space="preserve">“every core”</w:t>
+      </w:r>
+      <w:r>
+        <w:t xml:space="preserve"> </w:t>
+      </w:r>
+      <w:r>
+        <w:t xml:space="preserve">and is the batch default. Do not</w:t>
+      </w:r>
+      <w:r>
+        <w:t xml:space="preserve"> </w:t>
+      </w:r>
+      <w:r>
+        <w:t xml:space="preserve">set it to</w:t>
+      </w:r>
+      <w:r>
+        <w:t xml:space="preserve"> </w:t>
+      </w:r>
+      <w:r>
+        <w:rPr>
+          <w:rStyle w:val="VerbatimChar"/>
+        </w:rPr>
+        <w:t xml:space="preserve">0</w:t>
+      </w:r>
+      <w:r>
+        <w:t xml:space="preserve"> </w:t>
+      </w:r>
+      <w:r>
+        <w:t xml:space="preserve">on a station that is also on air.</w:t>
+      </w:r>
+    </w:p>
+    <w:p>
+      <w:pPr>
+        <w:pStyle w:val="Compact"/>
+        <w:numPr>
+          <w:ilvl w:val="0"/>
+          <w:numId w:val="1019"/>
+        </w:numPr>
+      </w:pPr>
+      <w:r>
+        <w:rPr>
+          <w:rStyle w:val="VerbatimChar"/>
+          <w:b/>
+          <w:bCs/>
+        </w:rPr>
+        <w:t xml:space="preserve">CIVICCAST_WHISPER_BEAM_SIZE</w:t>
+      </w:r>
+      <w:r>
+        <w:t xml:space="preserve"> </w:t>
+      </w:r>
+      <w:r>
+        <w:t xml:space="preserve">— Live-tap decoder beam width (default 1 on</w:t>
+      </w:r>
+      <w:r>
+        <w:t xml:space="preserve"> </w:t>
+      </w:r>
+      <w:r>
+        <w:t xml:space="preserve">CPU, 5 on a GPU). Does not affect recorded-file captioning.</w:t>
+      </w:r>
+    </w:p>
+    <w:p>
+      <w:pPr>
+        <w:pStyle w:val="Compact"/>
+        <w:numPr>
+          <w:ilvl w:val="0"/>
+          <w:numId w:val="1019"/>
+        </w:numPr>
+      </w:pPr>
+      <w:r>
+        <w:rPr>
+          <w:rStyle w:val="VerbatimChar"/>
+          <w:b/>
+          <w:bCs/>
+        </w:rPr>
         <w:t xml:space="preserve">CIVICCAST_CAPTION_FEED_POLL_SECONDS</w:t>
       </w:r>
       <w:r>
@@ -9421,8 +9864,8 @@
         <w:t xml:space="preserve">— Event-bus on/off.</w:t>
       </w:r>
     </w:p>
-    <w:bookmarkEnd w:id="57"/>
-    <w:bookmarkStart w:id="58" w:name="cdn-public-base-url-trusted-proxies"/>
+    <w:bookmarkEnd w:id="58"/>
+    <w:bookmarkStart w:id="59" w:name="cdn-public-base-url-trusted-proxies"/>
     <w:p>
       <w:pPr>
         <w:pStyle w:val="Heading4"/>
@@ -9864,8 +10307,8 @@
         <w:t xml:space="preserve">— Cloudflare R2 origin credentials.</w:t>
       </w:r>
     </w:p>
-    <w:bookmarkEnd w:id="58"/>
-    <w:bookmarkStart w:id="59" w:name="tsa-records-rfc-3161"/>
+    <w:bookmarkEnd w:id="59"/>
+    <w:bookmarkStart w:id="60" w:name="tsa-records-rfc-3161"/>
     <w:p>
       <w:pPr>
         <w:pStyle w:val="Heading4"/>
@@ -9975,8 +10418,8 @@
         <w:t xml:space="preserve">— veraPDF artifact directory for the signed-record export proof.</w:t>
       </w:r>
     </w:p>
-    <w:bookmarkEnd w:id="59"/>
-    <w:bookmarkStart w:id="60" w:name="providers-publish-archive-syndicate"/>
+    <w:bookmarkEnd w:id="60"/>
+    <w:bookmarkStart w:id="61" w:name="providers-publish-archive-syndicate"/>
     <w:p>
       <w:pPr>
         <w:pStyle w:val="Heading4"/>
@@ -10845,8 +11288,8 @@
         <w:t xml:space="preserve">— Local NAS archive target.</w:t>
       </w:r>
     </w:p>
-    <w:bookmarkEnd w:id="60"/>
-    <w:bookmarkStart w:id="61" w:name="subscribe-email-webhook"/>
+    <w:bookmarkEnd w:id="61"/>
+    <w:bookmarkStart w:id="62" w:name="subscribe-email-webhook"/>
     <w:p>
       <w:pPr>
         <w:pStyle w:val="Heading4"/>
@@ -11223,8 +11666,8 @@
         <w:t xml:space="preserve">secrets. It is for tests only and must never be enabled at a station.</w:t>
       </w:r>
     </w:p>
-    <w:bookmarkEnd w:id="61"/>
-    <w:bookmarkStart w:id="62" w:name="analytics"/>
+    <w:bookmarkEnd w:id="62"/>
+    <w:bookmarkStart w:id="63" w:name="analytics"/>
     <w:p>
       <w:pPr>
         <w:pStyle w:val="Heading4"/>
@@ -11394,8 +11837,8 @@
         <w:t xml:space="preserve">— Analytics-specific trusted-proxy CIDRs.</w:t>
       </w:r>
     </w:p>
-    <w:bookmarkEnd w:id="62"/>
-    <w:bookmarkStart w:id="63" w:name="activitypub-federation"/>
+    <w:bookmarkEnd w:id="63"/>
+    <w:bookmarkStart w:id="64" w:name="activitypub-federation"/>
     <w:p>
       <w:pPr>
         <w:pStyle w:val="Heading4"/>
@@ -11854,8 +12297,8 @@
         <w:t xml:space="preserve">— Retry and rate-limit controls.</w:t>
       </w:r>
     </w:p>
-    <w:bookmarkEnd w:id="63"/>
-    <w:bookmarkStart w:id="64" w:name="headend-handoff-ndi-sdi-tsduck"/>
+    <w:bookmarkEnd w:id="64"/>
+    <w:bookmarkStart w:id="65" w:name="headend-handoff-ndi-sdi-tsduck"/>
     <w:p>
       <w:pPr>
         <w:pStyle w:val="Heading4"/>
@@ -12200,8 +12643,8 @@
         <w:t xml:space="preserve">— Cable file-package output.</w:t>
       </w:r>
     </w:p>
-    <w:bookmarkEnd w:id="64"/>
-    <w:bookmarkStart w:id="65" w:name="Xf44d74e96fbc1f4fb4dabd34408b2be6935e023"/>
+    <w:bookmarkEnd w:id="65"/>
+    <w:bookmarkStart w:id="66" w:name="Xf44d74e96fbc1f4fb4dabd34408b2be6935e023"/>
     <w:p>
       <w:pPr>
         <w:pStyle w:val="Heading4"/>
@@ -12756,8 +13199,8 @@
         <w:t xml:space="preserve">Resident portal URL handles.</w:t>
       </w:r>
     </w:p>
-    <w:bookmarkEnd w:id="65"/>
-    <w:bookmarkStart w:id="66" w:name="ai-model-dispatch"/>
+    <w:bookmarkEnd w:id="66"/>
+    <w:bookmarkStart w:id="67" w:name="ai-model-dispatch"/>
     <w:p>
       <w:pPr>
         <w:pStyle w:val="Heading4"/>
@@ -12824,8 +13267,8 @@
         <w:t xml:space="preserve">.)</w:t>
       </w:r>
     </w:p>
-    <w:bookmarkEnd w:id="66"/>
-    <w:bookmarkStart w:id="67" w:name="diagnostics-and-overrides"/>
+    <w:bookmarkEnd w:id="67"/>
+    <w:bookmarkStart w:id="68" w:name="diagnostics-and-overrides"/>
     <w:p>
       <w:pPr>
         <w:pStyle w:val="Heading4"/>
@@ -13179,9 +13622,9 @@
         <w:t xml:space="preserve">— Run Postgres-only test suites against an external server.</w:t>
       </w:r>
     </w:p>
-    <w:bookmarkEnd w:id="67"/>
     <w:bookmarkEnd w:id="68"/>
-    <w:bookmarkStart w:id="69" w:name="credential-store"/>
+    <w:bookmarkEnd w:id="69"/>
+    <w:bookmarkStart w:id="70" w:name="credential-store"/>
     <w:p>
       <w:pPr>
         <w:pStyle w:val="Heading3"/>
@@ -13533,8 +13976,8 @@
         <w:t xml:space="preserve">line and a credential reference label.</w:t>
       </w:r>
     </w:p>
-    <w:bookmarkEnd w:id="69"/>
-    <w:bookmarkStart w:id="70" w:name="cli-reference"/>
+    <w:bookmarkEnd w:id="70"/>
+    <w:bookmarkStart w:id="71" w:name="cli-reference"/>
     <w:p>
       <w:pPr>
         <w:pStyle w:val="Heading3"/>
@@ -14058,8 +14501,8 @@
         <w:t xml:space="preserve">and Stripe secrets must never appear on a command line in production.</w:t>
       </w:r>
     </w:p>
-    <w:bookmarkEnd w:id="70"/>
-    <w:bookmarkStart w:id="71" w:name="troubleshooting-matrix"/>
+    <w:bookmarkEnd w:id="71"/>
+    <w:bookmarkStart w:id="72" w:name="troubleshooting-matrix"/>
     <w:p>
       <w:pPr>
         <w:pStyle w:val="Heading3"/>
@@ -14841,8 +15284,8 @@
         <w:t xml:space="preserve">honestly without blocking the rest of the install.</w:t>
       </w:r>
     </w:p>
-    <w:bookmarkEnd w:id="71"/>
-    <w:bookmarkStart w:id="74" w:name="cross-references"/>
+    <w:bookmarkEnd w:id="72"/>
+    <w:bookmarkStart w:id="75" w:name="cross-references"/>
     <w:p>
       <w:pPr>
         <w:pStyle w:val="Heading3"/>
@@ -14957,7 +15400,7 @@
           <w:numId w:val="1030"/>
         </w:numPr>
       </w:pPr>
-      <w:hyperlink r:id="rId47">
+      <w:hyperlink r:id="rId48">
         <w:r>
           <w:rPr>
             <w:rStyle w:val="Hyperlink"/>
@@ -14980,7 +15423,7 @@
           <w:numId w:val="1030"/>
         </w:numPr>
       </w:pPr>
-      <w:hyperlink r:id="rId72">
+      <w:hyperlink r:id="rId73">
         <w:r>
           <w:rPr>
             <w:rStyle w:val="Hyperlink"/>
@@ -15000,7 +15443,7 @@
           <w:numId w:val="1030"/>
         </w:numPr>
       </w:pPr>
-      <w:hyperlink r:id="rId73">
+      <w:hyperlink r:id="rId74">
         <w:r>
           <w:rPr>
             <w:rStyle w:val="Hyperlink"/>
@@ -15019,9 +15462,9 @@
         </w:pict>
       </w:r>
     </w:p>
-    <w:bookmarkEnd w:id="74"/>
     <w:bookmarkEnd w:id="75"/>
-    <w:bookmarkStart w:id="103" w:name="section-c-architecture-reference"/>
+    <w:bookmarkEnd w:id="76"/>
+    <w:bookmarkStart w:id="104" w:name="section-c-architecture-reference"/>
     <w:p>
       <w:pPr>
         <w:pStyle w:val="Heading2"/>
@@ -15066,7 +15509,7 @@
       <w:r>
         <w:t xml:space="preserve"> </w:t>
       </w:r>
-      <w:hyperlink r:id="rId76">
+      <w:hyperlink r:id="rId77">
         <w:r>
           <w:rPr>
             <w:rStyle w:val="Hyperlink"/>
@@ -15086,7 +15529,7 @@
       <w:r>
         <w:t xml:space="preserve"> </w:t>
       </w:r>
-      <w:hyperlink r:id="rId77">
+      <w:hyperlink r:id="rId78">
         <w:r>
           <w:rPr>
             <w:rStyle w:val="Hyperlink"/>
@@ -15127,18 +15570,18 @@
           <wp:inline>
             <wp:extent cx="5334000" cy="2667000"/>
             <wp:effectExtent b="0" l="0" r="0" t="0"/>
-            <wp:docPr descr="CivicCast channel-egress architecture" title="" id="79" name="Picture"/>
+            <wp:docPr descr="CivicCast channel-egress architecture" title="" id="80" name="Picture"/>
             <a:graphic>
               <a:graphicData uri="http://schemas.openxmlformats.org/drawingml/2006/picture">
                 <pic:pic>
                   <pic:nvPicPr>
-                    <pic:cNvPr descr="assets/architecture/civiccast-egress-proof-architecture.png" id="80" name="Picture"/>
+                    <pic:cNvPr descr="assets/architecture/civiccast-egress-proof-architecture.png" id="81" name="Picture"/>
                     <pic:cNvPicPr>
                       <a:picLocks noChangeArrowheads="1" noChangeAspect="1"/>
                     </pic:cNvPicPr>
                   </pic:nvPicPr>
                   <pic:blipFill>
-                    <a:blip r:embed="rId78"/>
+                    <a:blip r:embed="rId79"/>
                     <a:stretch>
                       <a:fillRect/>
                     </a:stretch>
@@ -15173,7 +15616,7 @@
         <w:t xml:space="preserve">CivicCast channel-egress architecture</w:t>
       </w:r>
     </w:p>
-    <w:bookmarkStart w:id="81" w:name="subsystems-and-module-layout"/>
+    <w:bookmarkStart w:id="82" w:name="subsystems-and-module-layout"/>
     <w:p>
       <w:pPr>
         <w:pStyle w:val="Heading3"/>
@@ -15490,8 +15933,8 @@
         <w:t xml:space="preserve">└── common/trusted_proxy.py  CDN-aware client-IP resolver</w:t>
       </w:r>
     </w:p>
-    <w:bookmarkEnd w:id="81"/>
-    <w:bookmarkStart w:id="83" w:name="the-five-role-model"/>
+    <w:bookmarkEnd w:id="82"/>
+    <w:bookmarkStart w:id="84" w:name="the-five-role-model"/>
     <w:p>
       <w:pPr>
         <w:pStyle w:val="Heading3"/>
@@ -15510,7 +15953,7 @@
       <w:r>
         <w:t xml:space="preserve"> </w:t>
       </w:r>
-      <w:hyperlink r:id="rId82">
+      <w:hyperlink r:id="rId83">
         <w:r>
           <w:rPr>
             <w:rStyle w:val="VerbatimChar"/>
@@ -15700,8 +16143,8 @@
         <w:t xml:space="preserve">window.</w:t>
       </w:r>
     </w:p>
-    <w:bookmarkEnd w:id="83"/>
-    <w:bookmarkStart w:id="84" w:name="the-alembic-migration-chain"/>
+    <w:bookmarkEnd w:id="84"/>
+    <w:bookmarkStart w:id="85" w:name="the-alembic-migration-chain"/>
     <w:p>
       <w:pPr>
         <w:pStyle w:val="Heading3"/>
@@ -16056,7 +16499,7 @@
       <w:r>
         <w:t xml:space="preserve"> </w:t>
       </w:r>
-      <w:hyperlink r:id="rId77">
+      <w:hyperlink r:id="rId78">
         <w:r>
           <w:rPr>
             <w:rStyle w:val="Hyperlink"/>
@@ -16071,8 +16514,8 @@
         <w:t xml:space="preserve">tracks the capability evidence associated with the chain.</w:t>
       </w:r>
     </w:p>
-    <w:bookmarkEnd w:id="84"/>
-    <w:bookmarkStart w:id="86" w:name="the-s15-gstreamer-playout-engine"/>
+    <w:bookmarkEnd w:id="85"/>
+    <w:bookmarkStart w:id="87" w:name="the-s15-gstreamer-playout-engine"/>
     <w:p>
       <w:pPr>
         <w:pStyle w:val="Heading3"/>
@@ -16088,7 +16531,7 @@
       <w:r>
         <w:t xml:space="preserve">The S15 playout engine (</w:t>
       </w:r>
-      <w:hyperlink r:id="rId85">
+      <w:hyperlink r:id="rId86">
         <w:r>
           <w:rPr>
             <w:rStyle w:val="VerbatimChar"/>
@@ -16294,8 +16737,8 @@
         <w:t xml:space="preserve">into the legacy ffmpeg-relay model for backwards compatibility.</w:t>
       </w:r>
     </w:p>
-    <w:bookmarkEnd w:id="86"/>
-    <w:bookmarkStart w:id="88" w:name="the-three-protocol-seams"/>
+    <w:bookmarkEnd w:id="87"/>
+    <w:bookmarkStart w:id="89" w:name="the-three-protocol-seams"/>
     <w:p>
       <w:pPr>
         <w:pStyle w:val="Heading3"/>
@@ -16341,7 +16784,7 @@
       <w:r>
         <w:t xml:space="preserve"> </w:t>
       </w:r>
-      <w:hyperlink r:id="rId87">
+      <w:hyperlink r:id="rId88">
         <w:r>
           <w:rPr>
             <w:rStyle w:val="VerbatimChar"/>
@@ -16737,8 +17180,8 @@
         <w:t xml:space="preserve">testable.</w:t>
       </w:r>
     </w:p>
-    <w:bookmarkEnd w:id="88"/>
-    <w:bookmarkStart w:id="89" w:name="the-publish-pipeline"/>
+    <w:bookmarkEnd w:id="89"/>
+    <w:bookmarkStart w:id="90" w:name="the-publish-pipeline"/>
     <w:p>
       <w:pPr>
         <w:pStyle w:val="Heading3"/>
@@ -17031,8 +17474,8 @@
         <w:t xml:space="preserve">emits XMLTV for downstream guides.</w:t>
       </w:r>
     </w:p>
-    <w:bookmarkEnd w:id="89"/>
-    <w:bookmarkStart w:id="91" w:name="the-cdn-aware-trusted-proxy-resolver"/>
+    <w:bookmarkEnd w:id="90"/>
+    <w:bookmarkStart w:id="92" w:name="the-cdn-aware-trusted-proxy-resolver"/>
     <w:p>
       <w:pPr>
         <w:pStyle w:val="Heading3"/>
@@ -17051,7 +17494,7 @@
       <w:r>
         <w:t xml:space="preserve"> </w:t>
       </w:r>
-      <w:hyperlink r:id="rId90">
+      <w:hyperlink r:id="rId91">
         <w:r>
           <w:rPr>
             <w:rStyle w:val="VerbatimChar"/>
@@ -17304,8 +17747,8 @@
         <w:t xml:space="preserve">runtime.</w:t>
       </w:r>
     </w:p>
-    <w:bookmarkEnd w:id="91"/>
-    <w:bookmarkStart w:id="92" w:name="comparative-capability-status"/>
+    <w:bookmarkEnd w:id="92"/>
+    <w:bookmarkStart w:id="93" w:name="comparative-capability-status"/>
     <w:p>
       <w:pPr>
         <w:pStyle w:val="Heading3"/>
@@ -17324,7 +17767,7 @@
       <w:r>
         <w:t xml:space="preserve"> </w:t>
       </w:r>
-      <w:hyperlink r:id="rId77">
+      <w:hyperlink r:id="rId78">
         <w:r>
           <w:rPr>
             <w:rStyle w:val="Hyperlink"/>
@@ -18164,8 +18607,8 @@
         <w:t xml:space="preserve">software, not a certified EAS device.</w:t>
       </w:r>
     </w:p>
-    <w:bookmarkEnd w:id="92"/>
-    <w:bookmarkStart w:id="102" w:name="open-items-and-roadmap-pointers"/>
+    <w:bookmarkEnd w:id="93"/>
+    <w:bookmarkStart w:id="103" w:name="open-items-and-roadmap-pointers"/>
     <w:p>
       <w:pPr>
         <w:pStyle w:val="Heading3"/>
@@ -18443,7 +18886,7 @@
           <w:numId w:val="1035"/>
         </w:numPr>
       </w:pPr>
-      <w:hyperlink r:id="rId93">
+      <w:hyperlink r:id="rId94">
         <w:r>
           <w:rPr>
             <w:rStyle w:val="Hyperlink"/>
@@ -18460,7 +18903,7 @@
           <w:numId w:val="1035"/>
         </w:numPr>
       </w:pPr>
-      <w:hyperlink r:id="rId94">
+      <w:hyperlink r:id="rId95">
         <w:r>
           <w:rPr>
             <w:rStyle w:val="Hyperlink"/>
@@ -18477,7 +18920,7 @@
           <w:numId w:val="1035"/>
         </w:numPr>
       </w:pPr>
-      <w:hyperlink r:id="rId95">
+      <w:hyperlink r:id="rId96">
         <w:r>
           <w:rPr>
             <w:rStyle w:val="Hyperlink"/>
@@ -18494,7 +18937,7 @@
           <w:numId w:val="1035"/>
         </w:numPr>
       </w:pPr>
-      <w:hyperlink r:id="rId96">
+      <w:hyperlink r:id="rId97">
         <w:r>
           <w:rPr>
             <w:rStyle w:val="Hyperlink"/>
@@ -18511,7 +18954,7 @@
           <w:numId w:val="1035"/>
         </w:numPr>
       </w:pPr>
-      <w:hyperlink r:id="rId97">
+      <w:hyperlink r:id="rId98">
         <w:r>
           <w:rPr>
             <w:rStyle w:val="Hyperlink"/>
@@ -18528,7 +18971,7 @@
           <w:numId w:val="1035"/>
         </w:numPr>
       </w:pPr>
-      <w:hyperlink r:id="rId98">
+      <w:hyperlink r:id="rId99">
         <w:r>
           <w:rPr>
             <w:rStyle w:val="Hyperlink"/>
@@ -18545,7 +18988,7 @@
           <w:numId w:val="1035"/>
         </w:numPr>
       </w:pPr>
-      <w:hyperlink r:id="rId99">
+      <w:hyperlink r:id="rId100">
         <w:r>
           <w:rPr>
             <w:rStyle w:val="Hyperlink"/>
@@ -18562,7 +19005,7 @@
           <w:numId w:val="1035"/>
         </w:numPr>
       </w:pPr>
-      <w:hyperlink r:id="rId100">
+      <w:hyperlink r:id="rId101">
         <w:r>
           <w:rPr>
             <w:rStyle w:val="Hyperlink"/>
@@ -18579,7 +19022,7 @@
           <w:numId w:val="1035"/>
         </w:numPr>
       </w:pPr>
-      <w:hyperlink r:id="rId101">
+      <w:hyperlink r:id="rId102">
         <w:r>
           <w:rPr>
             <w:rStyle w:val="Hyperlink"/>
@@ -18588,9 +19031,9 @@
         </w:r>
       </w:hyperlink>
     </w:p>
-    <w:bookmarkEnd w:id="102"/>
     <w:bookmarkEnd w:id="103"/>
-    <w:bookmarkStart w:id="104" w:name="language-standard"/>
+    <w:bookmarkEnd w:id="104"/>
+    <w:bookmarkStart w:id="105" w:name="language-standard"/>
     <w:p>
       <w:pPr>
         <w:pStyle w:val="Heading2"/>
@@ -18609,7 +19052,7 @@
       <w:r>
         <w:t xml:space="preserve"> </w:t>
       </w:r>
-      <w:hyperlink r:id="rId47">
+      <w:hyperlink r:id="rId48">
         <w:r>
           <w:rPr>
             <w:rStyle w:val="Hyperlink"/>
@@ -18817,8 +19260,8 @@
         <w:t xml:space="preserve">difference is clear to staff and to residents.</w:t>
       </w:r>
     </w:p>
-    <w:bookmarkEnd w:id="104"/>
     <w:bookmarkEnd w:id="105"/>
+    <w:bookmarkEnd w:id="106"/>
     <w:sectPr>
       <w:footnotePr>
         <w:numRestart w:val="eachSect"/>

--- a/docs/USER-MANUAL.docx
+++ b/docs/USER-MANUAL.docx
@@ -3616,25 +3616,47 @@
         <w:pStyle w:val="FirstParagraph"/>
       </w:pPr>
       <w:r>
-        <w:t xml:space="preserve">When live captions are on, CivicCast listens to every channel that is on air</w:t>
-      </w:r>
-      <w:r>
-        <w:t xml:space="preserve"> </w:t>
-      </w:r>
-      <w:r>
-        <w:t xml:space="preserve">and writes captions as the meeting happens. It is useful, and it is hard work</w:t>
-      </w:r>
-      <w:r>
-        <w:t xml:space="preserve"> </w:t>
-      </w:r>
-      <w:r>
-        <w:t xml:space="preserve">for the computer — hard enough that on a station without a suitable graphics</w:t>
-      </w:r>
-      <w:r>
-        <w:t xml:space="preserve"> </w:t>
-      </w:r>
-      <w:r>
-        <w:t xml:space="preserve">card it can compete with the broadcast itself for the processor.</w:t>
+        <w:t xml:space="preserve">When live captions are on, CivicCast writes captions as the meeting happens —</w:t>
+      </w:r>
+      <w:r>
+        <w:t xml:space="preserve"> </w:t>
+      </w:r>
+      <w:r>
+        <w:t xml:space="preserve">but it captions</w:t>
+      </w:r>
+      <w:r>
+        <w:t xml:space="preserve"> </w:t>
+      </w:r>
+      <w:r>
+        <w:rPr>
+          <w:b/>
+          <w:bCs/>
+        </w:rPr>
+        <w:t xml:space="preserve">one channel at a time; the others pause</w:t>
+      </w:r>
+      <w:r>
+        <w:t xml:space="preserve"> </w:t>
+      </w:r>
+      <w:r>
+        <w:t xml:space="preserve">while they wait</w:t>
+      </w:r>
+      <w:r>
+        <w:t xml:space="preserve"> </w:t>
+      </w:r>
+      <w:r>
+        <w:t xml:space="preserve">their turn. It is useful, and it is hard work for the computer — hard enough</w:t>
+      </w:r>
+      <w:r>
+        <w:t xml:space="preserve"> </w:t>
+      </w:r>
+      <w:r>
+        <w:t xml:space="preserve">that on a station without a suitable graphics card it can compete with the</w:t>
+      </w:r>
+      <w:r>
+        <w:t xml:space="preserve"> </w:t>
+      </w:r>
+      <w:r>
+        <w:t xml:space="preserve">broadcast itself for the processor.</w:t>
       </w:r>
     </w:p>
     <w:p>
@@ -3791,37 +3813,37 @@
         <w:t xml:space="preserve"> </w:t>
       </w:r>
       <w:r>
-        <w:t xml:space="preserve">simply grind: it stops captioning that channel for a while (one minute, then</w:t>
-      </w:r>
-      <w:r>
-        <w:t xml:space="preserve"> </w:t>
-      </w:r>
-      <w:r>
-        <w:t xml:space="preserve">two, then four, up to fifteen), clears the captions that were on screen rather</w:t>
-      </w:r>
-      <w:r>
-        <w:t xml:space="preserve"> </w:t>
-      </w:r>
-      <w:r>
-        <w:t xml:space="preserve">than showing stale ones, and tries again later. You will see one warning in</w:t>
-      </w:r>
-      <w:r>
-        <w:t xml:space="preserve"> </w:t>
-      </w:r>
-      <w:r>
-        <w:t xml:space="preserve">the log each time that happens. Repeated warnings on the same channel mean</w:t>
-      </w:r>
-      <w:r>
-        <w:t xml:space="preserve"> </w:t>
-      </w:r>
-      <w:r>
-        <w:t xml:space="preserve">that station cannot caption that channel live — turn the switch off, or ask</w:t>
-      </w:r>
-      <w:r>
-        <w:t xml:space="preserve"> </w:t>
-      </w:r>
-      <w:r>
-        <w:t xml:space="preserve">about a lower-quality caption model or a supported graphics card.</w:t>
+        <w:t xml:space="preserve">simply grind: it stops captioning that channel for a while (two minutes, then</w:t>
+      </w:r>
+      <w:r>
+        <w:t xml:space="preserve"> </w:t>
+      </w:r>
+      <w:r>
+        <w:t xml:space="preserve">four, then eight, up to fifteen), clears the captions that were on screen</w:t>
+      </w:r>
+      <w:r>
+        <w:t xml:space="preserve"> </w:t>
+      </w:r>
+      <w:r>
+        <w:t xml:space="preserve">rather than showing stale ones, and tries again later. You will see one</w:t>
+      </w:r>
+      <w:r>
+        <w:t xml:space="preserve"> </w:t>
+      </w:r>
+      <w:r>
+        <w:t xml:space="preserve">warning in the log each time that happens. Repeated warnings on the same</w:t>
+      </w:r>
+      <w:r>
+        <w:t xml:space="preserve"> </w:t>
+      </w:r>
+      <w:r>
+        <w:t xml:space="preserve">channel mean that station cannot caption that channel live — turn the switch</w:t>
+      </w:r>
+      <w:r>
+        <w:t xml:space="preserve"> </w:t>
+      </w:r>
+      <w:r>
+        <w:t xml:space="preserve">off, or ask about a lower-quality caption model or a supported graphics card.</w:t>
       </w:r>
     </w:p>
     <w:bookmarkEnd w:id="29"/>
@@ -9501,13 +9523,55 @@
         <w:t xml:space="preserve"> </w:t>
       </w:r>
       <w:r>
-        <w:t xml:space="preserve">— How many channels may be</w:t>
-      </w:r>
-      <w:r>
-        <w:t xml:space="preserve"> </w:t>
-      </w:r>
-      <w:r>
-        <w:t xml:space="preserve">transcribed at the same time. Default: one per 8 CPUs, never more than 3.</w:t>
+        <w:t xml:space="preserve">— How many channels’ ASR</w:t>
+      </w:r>
+      <w:r>
+        <w:t xml:space="preserve"> </w:t>
+      </w:r>
+      <w:r>
+        <w:t xml:space="preserve">calls may be in flight at the same time. Default:</w:t>
+      </w:r>
+      <w:r>
+        <w:t xml:space="preserve"> </w:t>
+      </w:r>
+      <w:r>
+        <w:rPr>
+          <w:rStyle w:val="VerbatimChar"/>
+        </w:rPr>
+        <w:t xml:space="preserve">1</w:t>
+      </w:r>
+      <w:r>
+        <w:t xml:space="preserve">, station-wide,</w:t>
+      </w:r>
+      <w:r>
+        <w:t xml:space="preserve"> </w:t>
+      </w:r>
+      <w:r>
+        <w:t xml:space="preserve">regardless of core count (item 79, 2026-09, tightened from a per-core-count</w:t>
+      </w:r>
+      <w:r>
+        <w:t xml:space="preserve"> </w:t>
+      </w:r>
+      <w:r>
+        <w:t xml:space="preserve">formula, max 3). A station with more channels ON_AIR than this bound will</w:t>
+      </w:r>
+      <w:r>
+        <w:t xml:space="preserve"> </w:t>
+      </w:r>
+      <w:r>
+        <w:t xml:space="preserve">have live captions paused on the others most of the time — see</w:t>
+      </w:r>
+      <w:r>
+        <w:t xml:space="preserve"> </w:t>
+      </w:r>
+      <w:r>
+        <w:rPr>
+          <w:rStyle w:val="VerbatimChar"/>
+        </w:rPr>
+        <w:t xml:space="preserve">docs/ops/background-workers.md</w:t>
+      </w:r>
+      <w:r>
+        <w:t xml:space="preserve">.</w:t>
       </w:r>
     </w:p>
     <w:p>
@@ -9536,7 +9600,13 @@
         <w:t xml:space="preserve"> </w:t>
       </w:r>
       <w:r>
-        <w:t xml:space="preserve">channel falls behind (default 60); each further overload doubles it.</w:t>
+        <w:t xml:space="preserve">channel falls behind (default 120, doubled from 60 as of item 79, 2026-09);</w:t>
+      </w:r>
+      <w:r>
+        <w:t xml:space="preserve"> </w:t>
+      </w:r>
+      <w:r>
+        <w:t xml:space="preserve">each further overload doubles it.</w:t>
       </w:r>
     </w:p>
     <w:p>
@@ -9588,19 +9658,99 @@
           <w:b/>
           <w:bCs/>
         </w:rPr>
+        <w:t xml:space="preserve">CIVICCAST_CAPTION_TAP_CPU_THREADS</w:t>
+      </w:r>
+      <w:r>
+        <w:t xml:space="preserve"> </w:t>
+      </w:r>
+      <w:r>
+        <w:t xml:space="preserve">— Processor threads for the</w:t>
+      </w:r>
+      <w:r>
+        <w:t xml:space="preserve"> </w:t>
+      </w:r>
+      <w:r>
+        <w:rPr>
+          <w:b/>
+          <w:bCs/>
+        </w:rPr>
+        <w:t xml:space="preserve">live</w:t>
+      </w:r>
+      <w:r>
+        <w:rPr>
+          <w:b/>
+          <w:bCs/>
+        </w:rPr>
+        <w:t xml:space="preserve"> </w:t>
+      </w:r>
+      <w:r>
+        <w:rPr>
+          <w:b/>
+          <w:bCs/>
+        </w:rPr>
+        <w:t xml:space="preserve">tap only</w:t>
+      </w:r>
+      <w:r>
+        <w:t xml:space="preserve"> </w:t>
+      </w:r>
+      <w:r>
+        <w:t xml:space="preserve">(item 79, 2026-09). Default: one per 8 CPUs, never more than 2.</w:t>
+      </w:r>
+      <w:r>
+        <w:t xml:space="preserve"> </w:t>
+      </w:r>
+      <w:r>
+        <w:t xml:space="preserve">Recorded-meeting transcription is unaffected.</w:t>
+      </w:r>
+    </w:p>
+    <w:p>
+      <w:pPr>
+        <w:pStyle w:val="Compact"/>
+        <w:numPr>
+          <w:ilvl w:val="0"/>
+          <w:numId w:val="1019"/>
+        </w:numPr>
+      </w:pPr>
+      <w:r>
+        <w:rPr>
+          <w:rStyle w:val="VerbatimChar"/>
+          <w:b/>
+          <w:bCs/>
+        </w:rPr>
         <w:t xml:space="preserve">CIVICCAST_WHISPER_CPU_THREADS</w:t>
       </w:r>
       <w:r>
         <w:t xml:space="preserve"> </w:t>
       </w:r>
       <w:r>
-        <w:t xml:space="preserve">— Processor threads per transcription.</w:t>
-      </w:r>
-      <w:r>
-        <w:t xml:space="preserve"> </w:t>
-      </w:r>
-      <w:r>
-        <w:t xml:space="preserve">The live tap uses 1;</w:t>
+        <w:t xml:space="preserve">— Processor threads per transcription;</w:t>
+      </w:r>
+      <w:r>
+        <w:t xml:space="preserve"> </w:t>
+      </w:r>
+      <w:r>
+        <w:t xml:space="preserve">overrides</w:t>
+      </w:r>
+      <w:r>
+        <w:t xml:space="preserve"> </w:t>
+      </w:r>
+      <w:r>
+        <w:rPr>
+          <w:rStyle w:val="VerbatimChar"/>
+        </w:rPr>
+        <w:t xml:space="preserve">..._TAP_CPU_THREADS</w:t>
+      </w:r>
+      <w:r>
+        <w:t xml:space="preserve"> </w:t>
+      </w:r>
+      <w:r>
+        <w:t xml:space="preserve">above when set, for either the live tap or</w:t>
+      </w:r>
+      <w:r>
+        <w:t xml:space="preserve"> </w:t>
+      </w:r>
+      <w:r>
+        <w:t xml:space="preserve">batch.</w:t>
       </w:r>
       <w:r>
         <w:t xml:space="preserve"> </w:t>
@@ -9627,13 +9777,7 @@
         <w:t xml:space="preserve"> </w:t>
       </w:r>
       <w:r>
-        <w:t xml:space="preserve">and is the batch default. Do not</w:t>
-      </w:r>
-      <w:r>
-        <w:t xml:space="preserve"> </w:t>
-      </w:r>
-      <w:r>
-        <w:t xml:space="preserve">set it to</w:t>
+        <w:t xml:space="preserve">and is the batch default. Do not set it to</w:t>
       </w:r>
       <w:r>
         <w:t xml:space="preserve"> </w:t>

--- a/docs/USER-MANUAL.docx
+++ b/docs/USER-MANUAL.docx
@@ -3632,31 +3632,59 @@
           <w:b/>
           <w:bCs/>
         </w:rPr>
-        <w:t xml:space="preserve">one channel at a time; the others pause</w:t>
-      </w:r>
-      <w:r>
-        <w:t xml:space="preserve"> </w:t>
-      </w:r>
-      <w:r>
-        <w:t xml:space="preserve">while they wait</w:t>
-      </w:r>
-      <w:r>
-        <w:t xml:space="preserve"> </w:t>
-      </w:r>
-      <w:r>
-        <w:t xml:space="preserve">their turn. It is useful, and it is hard work for the computer — hard enough</w:t>
-      </w:r>
-      <w:r>
-        <w:t xml:space="preserve"> </w:t>
-      </w:r>
-      <w:r>
-        <w:t xml:space="preserve">that on a station without a suitable graphics card it can compete with the</w:t>
-      </w:r>
-      <w:r>
-        <w:t xml:space="preserve"> </w:t>
-      </w:r>
-      <w:r>
-        <w:t xml:space="preserve">broadcast itself for the processor.</w:t>
+        <w:t xml:space="preserve">one channel at a time</w:t>
+      </w:r>
+      <w:r>
+        <w:t xml:space="preserve">. On a station with more than one</w:t>
+      </w:r>
+      <w:r>
+        <w:t xml:space="preserve"> </w:t>
+      </w:r>
+      <w:r>
+        <w:t xml:space="preserve">channel on air, the others are</w:t>
+      </w:r>
+      <w:r>
+        <w:t xml:space="preserve"> </w:t>
+      </w:r>
+      <w:r>
+        <w:rPr>
+          <w:b/>
+          <w:bCs/>
+        </w:rPr>
+        <w:t xml:space="preserve">paused, most of the time</w:t>
+      </w:r>
+      <w:r>
+        <w:t xml:space="preserve">, with no live</w:t>
+      </w:r>
+      <w:r>
+        <w:t xml:space="preserve"> </w:t>
+      </w:r>
+      <w:r>
+        <w:t xml:space="preserve">captions showing and their audio discarded rather than saved up for later —</w:t>
+      </w:r>
+      <w:r>
+        <w:t xml:space="preserve"> </w:t>
+      </w:r>
+      <w:r>
+        <w:t xml:space="preserve">this is not a brief wait, it is the normal state for every channel that</w:t>
+      </w:r>
+      <w:r>
+        <w:t xml:space="preserve"> </w:t>
+      </w:r>
+      <w:r>
+        <w:t xml:space="preserve">isn’t the one currently being captioned. It is useful, and it is hard work</w:t>
+      </w:r>
+      <w:r>
+        <w:t xml:space="preserve"> </w:t>
+      </w:r>
+      <w:r>
+        <w:t xml:space="preserve">for the computer — hard enough that on a station without a suitable graphics</w:t>
+      </w:r>
+      <w:r>
+        <w:t xml:space="preserve"> </w:t>
+      </w:r>
+      <w:r>
+        <w:t xml:space="preserve">card it can compete with the broadcast itself for the processor.</w:t>
       </w:r>
     </w:p>
     <w:p>
@@ -9744,13 +9772,7 @@
         <w:t xml:space="preserve"> </w:t>
       </w:r>
       <w:r>
-        <w:t xml:space="preserve">above when set, for either the live tap or</w:t>
-      </w:r>
-      <w:r>
-        <w:t xml:space="preserve"> </w:t>
-      </w:r>
-      <w:r>
-        <w:t xml:space="preserve">batch.</w:t>
+        <w:t xml:space="preserve">above when set. For batch,</w:t>
       </w:r>
       <w:r>
         <w:t xml:space="preserve"> </w:t>
@@ -9771,13 +9793,32 @@
         <w:t xml:space="preserve"> </w:t>
       </w:r>
       <w:r>
-        <w:t xml:space="preserve">“every core”</w:t>
-      </w:r>
-      <w:r>
-        <w:t xml:space="preserve"> </w:t>
-      </w:r>
-      <w:r>
-        <w:t xml:space="preserve">and is the batch default. Do not set it to</w:t>
+        <w:t xml:space="preserve">“every</w:t>
+      </w:r>
+      <w:r>
+        <w:t xml:space="preserve"> </w:t>
+      </w:r>
+      <w:r>
+        <w:t xml:space="preserve">core”</w:t>
+      </w:r>
+      <w:r>
+        <w:t xml:space="preserve"> </w:t>
+      </w:r>
+      <w:r>
+        <w:t xml:space="preserve">and is honoured as before. For the</w:t>
+      </w:r>
+      <w:r>
+        <w:t xml:space="preserve"> </w:t>
+      </w:r>
+      <w:r>
+        <w:rPr>
+          <w:b/>
+          <w:bCs/>
+        </w:rPr>
+        <w:t xml:space="preserve">live tap</w:t>
+      </w:r>
+      <w:r>
+        <w:t xml:space="preserve">,</w:t>
       </w:r>
       <w:r>
         <w:t xml:space="preserve"> </w:t>
@@ -9792,7 +9833,37 @@
         <w:t xml:space="preserve"> </w:t>
       </w:r>
       <w:r>
-        <w:t xml:space="preserve">on a station that is also on air.</w:t>
+        <w:t xml:space="preserve">is refused</w:t>
+      </w:r>
+      <w:r>
+        <w:t xml:space="preserve"> </w:t>
+      </w:r>
+      <w:r>
+        <w:t xml:space="preserve">(item 79, 2026-09): it falls back to the live default instead, with a</w:t>
+      </w:r>
+      <w:r>
+        <w:t xml:space="preserve"> </w:t>
+      </w:r>
+      <w:r>
+        <w:t xml:space="preserve">warning logged, so this variable can no longer hand the live tap</w:t>
+      </w:r>
+      <w:r>
+        <w:t xml:space="preserve"> </w:t>
+      </w:r>
+      <w:r>
+        <w:t xml:space="preserve">“every</w:t>
+      </w:r>
+      <w:r>
+        <w:t xml:space="preserve"> </w:t>
+      </w:r>
+      <w:r>
+        <w:t xml:space="preserve">core”</w:t>
+      </w:r>
+      <w:r>
+        <w:t xml:space="preserve"> </w:t>
+      </w:r>
+      <w:r>
+        <w:t xml:space="preserve">— on air or otherwise.</w:t>
       </w:r>
     </w:p>
     <w:p>

--- a/docs/USER-MANUAL.docx
+++ b/docs/USER-MANUAL.docx
@@ -9728,7 +9728,37 @@
         <w:t xml:space="preserve"> </w:t>
       </w:r>
       <w:r>
-        <w:t xml:space="preserve">Recorded-meeting transcription is unaffected.</w:t>
+        <w:t xml:space="preserve">That</w:t>
+      </w:r>
+      <w:r>
+        <w:t xml:space="preserve"> </w:t>
+      </w:r>
+      <w:r>
+        <w:t xml:space="preserve">“never more than 2”</w:t>
+      </w:r>
+      <w:r>
+        <w:t xml:space="preserve"> </w:t>
+      </w:r>
+      <w:r>
+        <w:t xml:space="preserve">is not just the default’s own shape — it is a</w:t>
+      </w:r>
+      <w:r>
+        <w:t xml:space="preserve"> </w:t>
+      </w:r>
+      <w:r>
+        <w:t xml:space="preserve">ceiling on any operator override too: a value above 2 is refused and</w:t>
+      </w:r>
+      <w:r>
+        <w:t xml:space="preserve"> </w:t>
+      </w:r>
+      <w:r>
+        <w:t xml:space="preserve">capped at 2, with a warning logged, rather than honoured. Recorded-meeting</w:t>
+      </w:r>
+      <w:r>
+        <w:t xml:space="preserve"> </w:t>
+      </w:r>
+      <w:r>
+        <w:t xml:space="preserve">transcription is unaffected.</w:t>
       </w:r>
     </w:p>
     <w:p>
@@ -9805,7 +9835,7 @@
         <w:t xml:space="preserve"> </w:t>
       </w:r>
       <w:r>
-        <w:t xml:space="preserve">and is honoured as before. For the</w:t>
+        <w:t xml:space="preserve">and is honoured as before, with no ceiling. For the</w:t>
       </w:r>
       <w:r>
         <w:t xml:space="preserve"> </w:t>
@@ -9833,37 +9863,46 @@
         <w:t xml:space="preserve"> </w:t>
       </w:r>
       <w:r>
-        <w:t xml:space="preserve">is refused</w:t>
-      </w:r>
-      <w:r>
-        <w:t xml:space="preserve"> </w:t>
-      </w:r>
-      <w:r>
-        <w:t xml:space="preserve">(item 79, 2026-09): it falls back to the live default instead, with a</w:t>
-      </w:r>
-      <w:r>
-        <w:t xml:space="preserve"> </w:t>
-      </w:r>
-      <w:r>
-        <w:t xml:space="preserve">warning logged, so this variable can no longer hand the live tap</w:t>
-      </w:r>
-      <w:r>
-        <w:t xml:space="preserve"> </w:t>
-      </w:r>
-      <w:r>
-        <w:t xml:space="preserve">“every</w:t>
-      </w:r>
-      <w:r>
-        <w:t xml:space="preserve"> </w:t>
-      </w:r>
-      <w:r>
-        <w:t xml:space="preserve">core”</w:t>
-      </w:r>
-      <w:r>
-        <w:t xml:space="preserve"> </w:t>
-      </w:r>
-      <w:r>
-        <w:t xml:space="preserve">— on air or otherwise.</w:t>
+        <w:t xml:space="preserve">is refused (item 79, 2026-09): it falls back to the live default instead,</w:t>
+      </w:r>
+      <w:r>
+        <w:t xml:space="preserve"> </w:t>
+      </w:r>
+      <w:r>
+        <w:t xml:space="preserve">with a warning logged, so this variable can no longer hand the live tap</w:t>
+      </w:r>
+      <w:r>
+        <w:t xml:space="preserve"> </w:t>
+      </w:r>
+      <w:r>
+        <w:t xml:space="preserve">“every core”</w:t>
+      </w:r>
+      <w:r>
+        <w:t xml:space="preserve"> </w:t>
+      </w:r>
+      <w:r>
+        <w:t xml:space="preserve">— on air or otherwise. The same live ceiling as</w:t>
+      </w:r>
+      <w:r>
+        <w:t xml:space="preserve"> </w:t>
+      </w:r>
+      <w:r>
+        <w:rPr>
+          <w:rStyle w:val="VerbatimChar"/>
+        </w:rPr>
+        <w:t xml:space="preserve">..._TAP_CPU_THREADS</w:t>
+      </w:r>
+      <w:r>
+        <w:t xml:space="preserve"> </w:t>
+      </w:r>
+      <w:r>
+        <w:t xml:space="preserve">also applies here: a live value above 2 is capped at</w:t>
+      </w:r>
+      <w:r>
+        <w:t xml:space="preserve"> </w:t>
+      </w:r>
+      <w:r>
+        <w:t xml:space="preserve">2, with a warning, instead of being honoured.</w:t>
       </w:r>
     </w:p>
     <w:p>

--- a/docs/USER-MANUAL.docx
+++ b/docs/USER-MANUAL.docx
@@ -3616,13 +3616,63 @@
         <w:pStyle w:val="FirstParagraph"/>
       </w:pPr>
       <w:r>
-        <w:t xml:space="preserve">When live captions are on, CivicCast listens to every channel that is on air</w:t>
-      </w:r>
-      <w:r>
-        <w:t xml:space="preserve"> </w:t>
-      </w:r>
-      <w:r>
-        <w:t xml:space="preserve">and writes captions as the meeting happens. It is useful, and it is hard work</w:t>
+        <w:t xml:space="preserve">When live captions are on, CivicCast writes captions as the meeting happens —</w:t>
+      </w:r>
+      <w:r>
+        <w:t xml:space="preserve"> </w:t>
+      </w:r>
+      <w:r>
+        <w:t xml:space="preserve">but it captions</w:t>
+      </w:r>
+      <w:r>
+        <w:t xml:space="preserve"> </w:t>
+      </w:r>
+      <w:r>
+        <w:rPr>
+          <w:b/>
+          <w:bCs/>
+        </w:rPr>
+        <w:t xml:space="preserve">one channel at a time</w:t>
+      </w:r>
+      <w:r>
+        <w:t xml:space="preserve">. On a station with more than one</w:t>
+      </w:r>
+      <w:r>
+        <w:t xml:space="preserve"> </w:t>
+      </w:r>
+      <w:r>
+        <w:t xml:space="preserve">channel on air, the others are</w:t>
+      </w:r>
+      <w:r>
+        <w:t xml:space="preserve"> </w:t>
+      </w:r>
+      <w:r>
+        <w:rPr>
+          <w:b/>
+          <w:bCs/>
+        </w:rPr>
+        <w:t xml:space="preserve">paused, most of the time</w:t>
+      </w:r>
+      <w:r>
+        <w:t xml:space="preserve">, with no live</w:t>
+      </w:r>
+      <w:r>
+        <w:t xml:space="preserve"> </w:t>
+      </w:r>
+      <w:r>
+        <w:t xml:space="preserve">captions showing and their audio discarded rather than saved up for later —</w:t>
+      </w:r>
+      <w:r>
+        <w:t xml:space="preserve"> </w:t>
+      </w:r>
+      <w:r>
+        <w:t xml:space="preserve">this is not a brief wait, it is the normal state for every channel that</w:t>
+      </w:r>
+      <w:r>
+        <w:t xml:space="preserve"> </w:t>
+      </w:r>
+      <w:r>
+        <w:t xml:space="preserve">isn’t the one currently being captioned. It is useful, and it is hard work</w:t>
       </w:r>
       <w:r>
         <w:t xml:space="preserve"> </w:t>
@@ -3791,37 +3841,37 @@
         <w:t xml:space="preserve"> </w:t>
       </w:r>
       <w:r>
-        <w:t xml:space="preserve">simply grind: it stops captioning that channel for a while (one minute, then</w:t>
-      </w:r>
-      <w:r>
-        <w:t xml:space="preserve"> </w:t>
-      </w:r>
-      <w:r>
-        <w:t xml:space="preserve">two, then four, up to fifteen), clears the captions that were on screen rather</w:t>
-      </w:r>
-      <w:r>
-        <w:t xml:space="preserve"> </w:t>
-      </w:r>
-      <w:r>
-        <w:t xml:space="preserve">than showing stale ones, and tries again later. You will see one warning in</w:t>
-      </w:r>
-      <w:r>
-        <w:t xml:space="preserve"> </w:t>
-      </w:r>
-      <w:r>
-        <w:t xml:space="preserve">the log each time that happens. Repeated warnings on the same channel mean</w:t>
-      </w:r>
-      <w:r>
-        <w:t xml:space="preserve"> </w:t>
-      </w:r>
-      <w:r>
-        <w:t xml:space="preserve">that station cannot caption that channel live — turn the switch off, or ask</w:t>
-      </w:r>
-      <w:r>
-        <w:t xml:space="preserve"> </w:t>
-      </w:r>
-      <w:r>
-        <w:t xml:space="preserve">about a lower-quality caption model or a supported graphics card.</w:t>
+        <w:t xml:space="preserve">simply grind: it stops captioning that channel for a while (two minutes, then</w:t>
+      </w:r>
+      <w:r>
+        <w:t xml:space="preserve"> </w:t>
+      </w:r>
+      <w:r>
+        <w:t xml:space="preserve">four, then eight, up to fifteen), clears the captions that were on screen</w:t>
+      </w:r>
+      <w:r>
+        <w:t xml:space="preserve"> </w:t>
+      </w:r>
+      <w:r>
+        <w:t xml:space="preserve">rather than showing stale ones, and tries again later. You will see one</w:t>
+      </w:r>
+      <w:r>
+        <w:t xml:space="preserve"> </w:t>
+      </w:r>
+      <w:r>
+        <w:t xml:space="preserve">warning in the log each time that happens. Repeated warnings on the same</w:t>
+      </w:r>
+      <w:r>
+        <w:t xml:space="preserve"> </w:t>
+      </w:r>
+      <w:r>
+        <w:t xml:space="preserve">channel mean that station cannot caption that channel live — turn the switch</w:t>
+      </w:r>
+      <w:r>
+        <w:t xml:space="preserve"> </w:t>
+      </w:r>
+      <w:r>
+        <w:t xml:space="preserve">off, or ask about a lower-quality caption model or a supported graphics card.</w:t>
       </w:r>
     </w:p>
     <w:bookmarkEnd w:id="29"/>
@@ -9501,13 +9551,55 @@
         <w:t xml:space="preserve"> </w:t>
       </w:r>
       <w:r>
-        <w:t xml:space="preserve">— How many channels may be</w:t>
-      </w:r>
-      <w:r>
-        <w:t xml:space="preserve"> </w:t>
-      </w:r>
-      <w:r>
-        <w:t xml:space="preserve">transcribed at the same time. Default: one per 8 CPUs, never more than 3.</w:t>
+        <w:t xml:space="preserve">— How many channels’ ASR</w:t>
+      </w:r>
+      <w:r>
+        <w:t xml:space="preserve"> </w:t>
+      </w:r>
+      <w:r>
+        <w:t xml:space="preserve">calls may be in flight at the same time. Default:</w:t>
+      </w:r>
+      <w:r>
+        <w:t xml:space="preserve"> </w:t>
+      </w:r>
+      <w:r>
+        <w:rPr>
+          <w:rStyle w:val="VerbatimChar"/>
+        </w:rPr>
+        <w:t xml:space="preserve">1</w:t>
+      </w:r>
+      <w:r>
+        <w:t xml:space="preserve">, station-wide,</w:t>
+      </w:r>
+      <w:r>
+        <w:t xml:space="preserve"> </w:t>
+      </w:r>
+      <w:r>
+        <w:t xml:space="preserve">regardless of core count (item 79, 2026-09, tightened from a per-core-count</w:t>
+      </w:r>
+      <w:r>
+        <w:t xml:space="preserve"> </w:t>
+      </w:r>
+      <w:r>
+        <w:t xml:space="preserve">formula, max 3). A station with more channels ON_AIR than this bound will</w:t>
+      </w:r>
+      <w:r>
+        <w:t xml:space="preserve"> </w:t>
+      </w:r>
+      <w:r>
+        <w:t xml:space="preserve">have live captions paused on the others most of the time — see</w:t>
+      </w:r>
+      <w:r>
+        <w:t xml:space="preserve"> </w:t>
+      </w:r>
+      <w:r>
+        <w:rPr>
+          <w:rStyle w:val="VerbatimChar"/>
+        </w:rPr>
+        <w:t xml:space="preserve">docs/ops/background-workers.md</w:t>
+      </w:r>
+      <w:r>
+        <w:t xml:space="preserve">.</w:t>
       </w:r>
     </w:p>
     <w:p>
@@ -9536,7 +9628,13 @@
         <w:t xml:space="preserve"> </w:t>
       </w:r>
       <w:r>
-        <w:t xml:space="preserve">channel falls behind (default 60); each further overload doubles it.</w:t>
+        <w:t xml:space="preserve">channel falls behind (default 120, doubled from 60 as of item 79, 2026-09);</w:t>
+      </w:r>
+      <w:r>
+        <w:t xml:space="preserve"> </w:t>
+      </w:r>
+      <w:r>
+        <w:t xml:space="preserve">each further overload doubles it.</w:t>
       </w:r>
     </w:p>
     <w:p>
@@ -9588,19 +9686,123 @@
           <w:b/>
           <w:bCs/>
         </w:rPr>
+        <w:t xml:space="preserve">CIVICCAST_CAPTION_TAP_CPU_THREADS</w:t>
+      </w:r>
+      <w:r>
+        <w:t xml:space="preserve"> </w:t>
+      </w:r>
+      <w:r>
+        <w:t xml:space="preserve">— Processor threads for the</w:t>
+      </w:r>
+      <w:r>
+        <w:t xml:space="preserve"> </w:t>
+      </w:r>
+      <w:r>
+        <w:rPr>
+          <w:b/>
+          <w:bCs/>
+        </w:rPr>
+        <w:t xml:space="preserve">live</w:t>
+      </w:r>
+      <w:r>
+        <w:rPr>
+          <w:b/>
+          <w:bCs/>
+        </w:rPr>
+        <w:t xml:space="preserve"> </w:t>
+      </w:r>
+      <w:r>
+        <w:rPr>
+          <w:b/>
+          <w:bCs/>
+        </w:rPr>
+        <w:t xml:space="preserve">tap only</w:t>
+      </w:r>
+      <w:r>
+        <w:t xml:space="preserve"> </w:t>
+      </w:r>
+      <w:r>
+        <w:t xml:space="preserve">(item 79, 2026-09). Default: one per 8 CPUs, never more than 2.</w:t>
+      </w:r>
+      <w:r>
+        <w:t xml:space="preserve"> </w:t>
+      </w:r>
+      <w:r>
+        <w:t xml:space="preserve">That</w:t>
+      </w:r>
+      <w:r>
+        <w:t xml:space="preserve"> </w:t>
+      </w:r>
+      <w:r>
+        <w:t xml:space="preserve">“never more than 2”</w:t>
+      </w:r>
+      <w:r>
+        <w:t xml:space="preserve"> </w:t>
+      </w:r>
+      <w:r>
+        <w:t xml:space="preserve">is not just the default’s own shape — it is a</w:t>
+      </w:r>
+      <w:r>
+        <w:t xml:space="preserve"> </w:t>
+      </w:r>
+      <w:r>
+        <w:t xml:space="preserve">ceiling on any operator override too: a value above 2 is refused and</w:t>
+      </w:r>
+      <w:r>
+        <w:t xml:space="preserve"> </w:t>
+      </w:r>
+      <w:r>
+        <w:t xml:space="preserve">capped at 2, with a warning logged, rather than honoured. Recorded-meeting</w:t>
+      </w:r>
+      <w:r>
+        <w:t xml:space="preserve"> </w:t>
+      </w:r>
+      <w:r>
+        <w:t xml:space="preserve">transcription is unaffected.</w:t>
+      </w:r>
+    </w:p>
+    <w:p>
+      <w:pPr>
+        <w:pStyle w:val="Compact"/>
+        <w:numPr>
+          <w:ilvl w:val="0"/>
+          <w:numId w:val="1019"/>
+        </w:numPr>
+      </w:pPr>
+      <w:r>
+        <w:rPr>
+          <w:rStyle w:val="VerbatimChar"/>
+          <w:b/>
+          <w:bCs/>
+        </w:rPr>
         <w:t xml:space="preserve">CIVICCAST_WHISPER_CPU_THREADS</w:t>
       </w:r>
       <w:r>
         <w:t xml:space="preserve"> </w:t>
       </w:r>
       <w:r>
-        <w:t xml:space="preserve">— Processor threads per transcription.</w:t>
-      </w:r>
-      <w:r>
-        <w:t xml:space="preserve"> </w:t>
-      </w:r>
-      <w:r>
-        <w:t xml:space="preserve">The live tap uses 1;</w:t>
+        <w:t xml:space="preserve">— Processor threads per transcription;</w:t>
+      </w:r>
+      <w:r>
+        <w:t xml:space="preserve"> </w:t>
+      </w:r>
+      <w:r>
+        <w:t xml:space="preserve">overrides</w:t>
+      </w:r>
+      <w:r>
+        <w:t xml:space="preserve"> </w:t>
+      </w:r>
+      <w:r>
+        <w:rPr>
+          <w:rStyle w:val="VerbatimChar"/>
+        </w:rPr>
+        <w:t xml:space="preserve">..._TAP_CPU_THREADS</w:t>
+      </w:r>
+      <w:r>
+        <w:t xml:space="preserve"> </w:t>
+      </w:r>
+      <w:r>
+        <w:t xml:space="preserve">above when set. For batch,</w:t>
       </w:r>
       <w:r>
         <w:t xml:space="preserve"> </w:t>
@@ -9621,34 +9823,86 @@
         <w:t xml:space="preserve"> </w:t>
       </w:r>
       <w:r>
+        <w:t xml:space="preserve">“every</w:t>
+      </w:r>
+      <w:r>
+        <w:t xml:space="preserve"> </w:t>
+      </w:r>
+      <w:r>
+        <w:t xml:space="preserve">core”</w:t>
+      </w:r>
+      <w:r>
+        <w:t xml:space="preserve"> </w:t>
+      </w:r>
+      <w:r>
+        <w:t xml:space="preserve">and is honoured as before, with no ceiling. For the</w:t>
+      </w:r>
+      <w:r>
+        <w:t xml:space="preserve"> </w:t>
+      </w:r>
+      <w:r>
+        <w:rPr>
+          <w:b/>
+          <w:bCs/>
+        </w:rPr>
+        <w:t xml:space="preserve">live tap</w:t>
+      </w:r>
+      <w:r>
+        <w:t xml:space="preserve">,</w:t>
+      </w:r>
+      <w:r>
+        <w:t xml:space="preserve"> </w:t>
+      </w:r>
+      <w:r>
+        <w:rPr>
+          <w:rStyle w:val="VerbatimChar"/>
+        </w:rPr>
+        <w:t xml:space="preserve">0</w:t>
+      </w:r>
+      <w:r>
+        <w:t xml:space="preserve"> </w:t>
+      </w:r>
+      <w:r>
+        <w:t xml:space="preserve">is refused (item 79, 2026-09): it falls back to the live default instead,</w:t>
+      </w:r>
+      <w:r>
+        <w:t xml:space="preserve"> </w:t>
+      </w:r>
+      <w:r>
+        <w:t xml:space="preserve">with a warning logged, so this variable can no longer hand the live tap</w:t>
+      </w:r>
+      <w:r>
+        <w:t xml:space="preserve"> </w:t>
+      </w:r>
+      <w:r>
         <w:t xml:space="preserve">“every core”</w:t>
       </w:r>
       <w:r>
         <w:t xml:space="preserve"> </w:t>
       </w:r>
       <w:r>
-        <w:t xml:space="preserve">and is the batch default. Do not</w:t>
-      </w:r>
-      <w:r>
-        <w:t xml:space="preserve"> </w:t>
-      </w:r>
-      <w:r>
-        <w:t xml:space="preserve">set it to</w:t>
-      </w:r>
-      <w:r>
-        <w:t xml:space="preserve"> </w:t>
-      </w:r>
-      <w:r>
-        <w:rPr>
-          <w:rStyle w:val="VerbatimChar"/>
-        </w:rPr>
-        <w:t xml:space="preserve">0</w:t>
-      </w:r>
-      <w:r>
-        <w:t xml:space="preserve"> </w:t>
-      </w:r>
-      <w:r>
-        <w:t xml:space="preserve">on a station that is also on air.</w:t>
+        <w:t xml:space="preserve">— on air or otherwise. The same live ceiling as</w:t>
+      </w:r>
+      <w:r>
+        <w:t xml:space="preserve"> </w:t>
+      </w:r>
+      <w:r>
+        <w:rPr>
+          <w:rStyle w:val="VerbatimChar"/>
+        </w:rPr>
+        <w:t xml:space="preserve">..._TAP_CPU_THREADS</w:t>
+      </w:r>
+      <w:r>
+        <w:t xml:space="preserve"> </w:t>
+      </w:r>
+      <w:r>
+        <w:t xml:space="preserve">also applies here: a live value above 2 is capped at</w:t>
+      </w:r>
+      <w:r>
+        <w:t xml:space="preserve"> </w:t>
+      </w:r>
+      <w:r>
+        <w:t xml:space="preserve">2, with a warning, instead of being honoured.</w:t>
       </w:r>
     </w:p>
     <w:p>

--- a/docs/USER-MANUAL.docx
+++ b/docs/USER-MANUAL.docx
@@ -9459,7 +9459,188 @@
         <w:t xml:space="preserve"> </w:t>
       </w:r>
       <w:r>
-        <w:t xml:space="preserve">can never force them back on against an operator who turned them off.</w:t>
+        <w:t xml:space="preserve">can never force them back on against an operator who turned them off. On an</w:t>
+      </w:r>
+      <w:r>
+        <w:t xml:space="preserve"> </w:t>
+      </w:r>
+      <w:r>
+        <w:t xml:space="preserve">activated native station the runtime otherwise always sets this to</w:t>
+      </w:r>
+      <w:r>
+        <w:t xml:space="preserve"> </w:t>
+      </w:r>
+      <w:r>
+        <w:rPr>
+          <w:rStyle w:val="VerbatimChar"/>
+        </w:rPr>
+        <w:t xml:space="preserve">inline</w:t>
+      </w:r>
+      <w:r>
+        <w:t xml:space="preserve"> </w:t>
+      </w:r>
+      <w:r>
+        <w:t xml:space="preserve">on every start (item 91, 2026-09): setting it to</w:t>
+      </w:r>
+      <w:r>
+        <w:t xml:space="preserve"> </w:t>
+      </w:r>
+      <w:r>
+        <w:rPr>
+          <w:rStyle w:val="VerbatimChar"/>
+        </w:rPr>
+        <w:t xml:space="preserve">off</w:t>
+      </w:r>
+      <w:r>
+        <w:t xml:space="preserve"> </w:t>
+      </w:r>
+      <w:r>
+        <w:t xml:space="preserve">requires editing the</w:t>
+      </w:r>
+      <w:r>
+        <w:t xml:space="preserve"> </w:t>
+      </w:r>
+      <w:r>
+        <w:t xml:space="preserve">Windows service’s environment and restarting the control plane for the</w:t>
+      </w:r>
+      <w:r>
+        <w:t xml:space="preserve"> </w:t>
+      </w:r>
+      <w:r>
+        <w:t xml:space="preserve">service to pick it up, and it takes effect for every channel from that</w:t>
+      </w:r>
+      <w:r>
+        <w:t xml:space="preserve"> </w:t>
+      </w:r>
+      <w:r>
+        <w:t xml:space="preserve">restart’s first start onward. Before item 91,</w:t>
+      </w:r>
+      <w:r>
+        <w:t xml:space="preserve"> </w:t>
+      </w:r>
+      <w:r>
+        <w:rPr>
+          <w:rStyle w:val="VerbatimChar"/>
+        </w:rPr>
+        <w:t xml:space="preserve">off</w:t>
+      </w:r>
+      <w:r>
+        <w:t xml:space="preserve"> </w:t>
+      </w:r>
+      <w:r>
+        <w:t xml:space="preserve">in the service</w:t>
+      </w:r>
+      <w:r>
+        <w:t xml:space="preserve"> </w:t>
+      </w:r>
+      <w:r>
+        <w:t xml:space="preserve">environment stopped only ASR transcription (the tap worker discarded and</w:t>
+      </w:r>
+      <w:r>
+        <w:t xml:space="preserve"> </w:t>
+      </w:r>
+      <w:r>
+        <w:t xml:space="preserve">deleted what it read); the egress audio-fork leg (the tee that writes</w:t>
+      </w:r>
+      <w:r>
+        <w:t xml:space="preserve"> </w:t>
+      </w:r>
+      <w:r>
+        <w:t xml:space="preserve">rolling WAV segments) kept running regardless.</w:t>
+      </w:r>
+      <w:r>
+        <w:t xml:space="preserve"> </w:t>
+      </w:r>
+      <w:r>
+        <w:rPr>
+          <w:rStyle w:val="VerbatimChar"/>
+        </w:rPr>
+        <w:t xml:space="preserve">off</w:t>
+      </w:r>
+      <w:r>
+        <w:t xml:space="preserve"> </w:t>
+      </w:r>
+      <w:r>
+        <w:t xml:space="preserve">now stops the fork leg</w:t>
+      </w:r>
+      <w:r>
+        <w:t xml:space="preserve"> </w:t>
+      </w:r>
+      <w:r>
+        <w:t xml:space="preserve">itself — no tap directory is created, no segment is written, and no tap</w:t>
+      </w:r>
+      <w:r>
+        <w:t xml:space="preserve"> </w:t>
+      </w:r>
+      <w:r>
+        <w:t xml:space="preserve">worker thread starts. The operator-facing</w:t>
+      </w:r>
+      <w:r>
+        <w:t xml:space="preserve"> </w:t>
+      </w:r>
+      <w:r>
+        <w:rPr>
+          <w:rStyle w:val="VerbatimChar"/>
+        </w:rPr>
+        <w:t xml:space="preserve">live_captions_enabled</w:t>
+      </w:r>
+      <w:r>
+        <w:t xml:space="preserve"> </w:t>
+      </w:r>
+      <w:r>
+        <w:t xml:space="preserve">station-profile switch (Staff → Station Profile) also now stops the fork</w:t>
+      </w:r>
+      <w:r>
+        <w:t xml:space="preserve"> </w:t>
+      </w:r>
+      <w:r>
+        <w:t xml:space="preserve">leg, WITHOUT a control-plane restart — but only at a channel’s next</w:t>
+      </w:r>
+      <w:r>
+        <w:t xml:space="preserve"> </w:t>
+      </w:r>
+      <w:r>
+        <w:rPr>
+          <w:b/>
+          <w:bCs/>
+        </w:rPr>
+        <w:t xml:space="preserve">start</w:t>
+      </w:r>
+      <w:r>
+        <w:t xml:space="preserve"> </w:t>
+      </w:r>
+      <w:r>
+        <w:t xml:space="preserve">(going off air and back on, or a supervisor restart), same as</w:t>
+      </w:r>
+      <w:r>
+        <w:t xml:space="preserve"> </w:t>
+      </w:r>
+      <w:r>
+        <w:t xml:space="preserve">the graphics-overlay honest limit above: a content reload on an</w:t>
+      </w:r>
+      <w:r>
+        <w:t xml:space="preserve"> </w:t>
+      </w:r>
+      <w:r>
+        <w:t xml:space="preserve">already-running channel does not pick up a profile change made in</w:t>
+      </w:r>
+      <w:r>
+        <w:t xml:space="preserve"> </w:t>
+      </w:r>
+      <w:r>
+        <w:t xml:space="preserve">between, because the reload path never touches the audio-tap leg either</w:t>
+      </w:r>
+      <w:r>
+        <w:t xml:space="preserve"> </w:t>
+      </w:r>
+      <w:r>
+        <w:t xml:space="preserve">way (only the program source and the graphics overlay are re-applied on</w:t>
+      </w:r>
+      <w:r>
+        <w:t xml:space="preserve"> </w:t>
+      </w:r>
+      <w:r>
+        <w:t xml:space="preserve">reload).</w:t>
       </w:r>
     </w:p>
     <w:p>

--- a/docs/USER-MANUAL.docx
+++ b/docs/USER-MANUAL.docx
@@ -31,7 +31,7 @@
         <w:pStyle w:val="Date"/>
       </w:pPr>
       <w:r>
-        <w:t xml:space="preserve">2026-08-30</w:t>
+        <w:t xml:space="preserve">2026-09-08</w:t>
       </w:r>
     </w:p>
     <w:sdt>
@@ -465,6 +465,125 @@
       </w:r>
       <w:r>
         <w:t xml:space="preserve">private repository.</w:t>
+      </w:r>
+    </w:p>
+    <w:p>
+      <w:pPr>
+        <w:pStyle w:val="BodyText"/>
+      </w:pPr>
+      <w:r>
+        <w:t xml:space="preserve">In the beta.5 development build, schedule rollover uses an in-place reload</w:t>
+      </w:r>
+      <w:r>
+        <w:t xml:space="preserve"> </w:t>
+      </w:r>
+      <w:r>
+        <w:t xml:space="preserve">by default: the playout worker prepares the next plan while the current plan</w:t>
+      </w:r>
+      <w:r>
+        <w:t xml:space="preserve"> </w:t>
+      </w:r>
+      <w:r>
+        <w:t xml:space="preserve">airs. When scheduled media ends, the channel switches to its configured</w:t>
+      </w:r>
+      <w:r>
+        <w:t xml:space="preserve"> </w:t>
+      </w:r>
+      <w:r>
+        <w:t xml:space="preserve">bulletins or slate; that filler refreshes until another program is due.</w:t>
+      </w:r>
+      <w:r>
+        <w:t xml:space="preserve"> </w:t>
+      </w:r>
+      <w:r>
+        <w:t xml:space="preserve">Large bulletin rotations retain every approved, currently airable slide.</w:t>
+      </w:r>
+      <w:r>
+        <w:t xml:space="preserve"> </w:t>
+      </w:r>
+      <w:r>
+        <w:t xml:space="preserve">Operators do not need to enable an environment flag. For troubleshooting,</w:t>
+      </w:r>
+      <w:r>
+        <w:t xml:space="preserve"> </w:t>
+      </w:r>
+      <w:r>
+        <w:t xml:space="preserve">IT may set</w:t>
+      </w:r>
+      <w:r>
+        <w:t xml:space="preserve"> </w:t>
+      </w:r>
+      <w:r>
+        <w:rPr>
+          <w:rStyle w:val="VerbatimChar"/>
+        </w:rPr>
+        <w:t xml:space="preserve">CIVICCAST_EGRESS_SEAMLESS_RELOAD=0</w:t>
+      </w:r>
+      <w:r>
+        <w:t xml:space="preserve"> </w:t>
+      </w:r>
+      <w:r>
+        <w:t xml:space="preserve">(also</w:t>
+      </w:r>
+      <w:r>
+        <w:t xml:space="preserve"> </w:t>
+      </w:r>
+      <w:r>
+        <w:rPr>
+          <w:rStyle w:val="VerbatimChar"/>
+        </w:rPr>
+        <w:t xml:space="preserve">false</w:t>
+      </w:r>
+      <w:r>
+        <w:t xml:space="preserve">,</w:t>
+      </w:r>
+      <w:r>
+        <w:t xml:space="preserve"> </w:t>
+      </w:r>
+      <w:r>
+        <w:rPr>
+          <w:rStyle w:val="VerbatimChar"/>
+        </w:rPr>
+        <w:t xml:space="preserve">no</w:t>
+      </w:r>
+      <w:r>
+        <w:t xml:space="preserve">, or</w:t>
+      </w:r>
+      <w:r>
+        <w:t xml:space="preserve"> </w:t>
+      </w:r>
+      <w:r>
+        <w:rPr>
+          <w:rStyle w:val="VerbatimChar"/>
+        </w:rPr>
+        <w:t xml:space="preserve">off</w:t>
+      </w:r>
+      <w:r>
+        <w:t xml:space="preserve">)</w:t>
+      </w:r>
+      <w:r>
+        <w:t xml:space="preserve"> </w:t>
+      </w:r>
+      <w:r>
+        <w:t xml:space="preserve">in the service environment and restart the service during a maintenance</w:t>
+      </w:r>
+      <w:r>
+        <w:t xml:space="preserve"> </w:t>
+      </w:r>
+      <w:r>
+        <w:t xml:space="preserve">window. This opts into encoder restarts at plan rollover and may interrupt</w:t>
+      </w:r>
+      <w:r>
+        <w:t xml:space="preserve"> </w:t>
+      </w:r>
+      <w:r>
+        <w:t xml:space="preserve">output. Remove that override to restore the default. Installed-candidate</w:t>
+      </w:r>
+      <w:r>
+        <w:t xml:space="preserve"> </w:t>
+      </w:r>
+      <w:r>
+        <w:t xml:space="preserve">soak results are required before this development candidate is published.</w:t>
       </w:r>
     </w:p>
     <w:p>
@@ -7034,29 +7153,19 @@
         </w:numPr>
       </w:pPr>
       <w:r>
-        <w:t xml:space="preserve">Leave at least</w:t>
-      </w:r>
-      <w:r>
-        <w:t xml:space="preserve"> </w:t>
-      </w:r>
-      <w:r>
-        <w:rPr>
-          <w:b/>
-          <w:bCs/>
-        </w:rPr>
-        <w:t xml:space="preserve">5 GB free</w:t>
-      </w:r>
-      <w:r>
-        <w:t xml:space="preserve"> </w:t>
-      </w:r>
-      <w:r>
-        <w:t xml:space="preserve">for the base installation. Recordings, station</w:t>
-      </w:r>
-      <w:r>
-        <w:t xml:space="preserve"> </w:t>
-      </w:r>
-      <w:r>
-        <w:t xml:space="preserve">media, backups, and downloaded caption models require additional storage.</w:t>
+        <w:t xml:space="preserve">Budget disk space for the downloaded kit, its installed runtime and model</w:t>
+      </w:r>
+      <w:r>
+        <w:t xml:space="preserve"> </w:t>
+      </w:r>
+      <w:r>
+        <w:t xml:space="preserve">files, and separate capacity for recordings, station media and backups.</w:t>
+      </w:r>
+      <w:r>
+        <w:t xml:space="preserve"> </w:t>
+      </w:r>
+      <w:r>
+        <w:t xml:space="preserve">Five GB is not enough for a complete first installation.</w:t>
       </w:r>
     </w:p>
     <w:p>
@@ -7077,37 +7186,67 @@
         <w:t xml:space="preserve"> </w:t>
       </w:r>
       <w:r>
-        <w:t xml:space="preserve">The local AI models (Ollama summary and</w:t>
-      </w:r>
-      <w:r>
-        <w:t xml:space="preserve"> </w:t>
-      </w:r>
-      <w:r>
-        <w:t xml:space="preserve">translation models, roughly 15-20 GB combined) are large; CivicCast</w:t>
-      </w:r>
-      <w:r>
-        <w:t xml:space="preserve"> </w:t>
-      </w:r>
-      <w:r>
-        <w:t xml:space="preserve">ensures the same three-tag target set and downloads only the tags still</w:t>
-      </w:r>
-      <w:r>
-        <w:t xml:space="preserve"> </w:t>
-      </w:r>
-      <w:r>
-        <w:t xml:space="preserve">missing, automatically in the background after the base install finishes,</w:t>
-      </w:r>
-      <w:r>
-        <w:t xml:space="preserve"> </w:t>
-      </w:r>
-      <w:r>
-        <w:t xml:space="preserve">not before, and a slow or failed model download does not block the</w:t>
-      </w:r>
-      <w:r>
-        <w:t xml:space="preserve"> </w:t>
-      </w:r>
-      <w:r>
-        <w:t xml:space="preserve">operator console from opening.</w:t>
+        <w:t xml:space="preserve">A first install needs the signed</w:t>
+      </w:r>
+      <w:r>
+        <w:t xml:space="preserve"> </w:t>
+      </w:r>
+      <w:r>
+        <w:rPr>
+          <w:rStyle w:val="VerbatimChar"/>
+        </w:rPr>
+        <w:t xml:space="preserve">station</w:t>
+      </w:r>
+      <w:r>
+        <w:t xml:space="preserve"> </w:t>
+      </w:r>
+      <w:r>
+        <w:t xml:space="preserve">model</w:t>
+      </w:r>
+      <w:r>
+        <w:t xml:space="preserve"> </w:t>
+      </w:r>
+      <w:r>
+        <w:t xml:space="preserve">bundle (about 21 GB), delivered by USB or LAN beside</w:t>
+      </w:r>
+      <w:r>
+        <w:t xml:space="preserve"> </w:t>
+      </w:r>
+      <w:r>
+        <w:rPr>
+          <w:rStyle w:val="VerbatimChar"/>
+        </w:rPr>
+        <w:t xml:space="preserve">setup.exe</w:t>
+      </w:r>
+      <w:r>
+        <w:t xml:space="preserve"> </w:t>
+      </w:r>
+      <w:r>
+        <w:t xml:space="preserve">and the</w:t>
+      </w:r>
+      <w:r>
+        <w:t xml:space="preserve"> </w:t>
+      </w:r>
+      <w:r>
+        <w:t xml:space="preserve">runtime packs. Setup verifies and activates those model components,</w:t>
+      </w:r>
+      <w:r>
+        <w:t xml:space="preserve"> </w:t>
+      </w:r>
+      <w:r>
+        <w:t xml:space="preserve">including the required caption floor and summary/translation models.</w:t>
+      </w:r>
+      <w:r>
+        <w:t xml:space="preserve"> </w:t>
+      </w:r>
+      <w:r>
+        <w:t xml:space="preserve">Do not rely on background internet downloads to complete a missing</w:t>
+      </w:r>
+      <w:r>
+        <w:t xml:space="preserve"> </w:t>
+      </w:r>
+      <w:r>
+        <w:t xml:space="preserve">model bundle. Upgrades from beta.3 or later reuse matching cached models.</w:t>
       </w:r>
     </w:p>
     <w:p>
@@ -7360,13 +7499,13 @@
         <w:pStyle w:val="FirstParagraph"/>
       </w:pPr>
       <w:r>
-        <w:t xml:space="preserve">Use the complete new CivicCast kit and run its installer directly on the</w:t>
-      </w:r>
-      <w:r>
-        <w:t xml:space="preserve"> </w:t>
-      </w:r>
-      <w:r>
-        <w:t xml:space="preserve">station that already has CivicCast (Native) installed. You do</w:t>
+        <w:t xml:space="preserve">Run the new CivicCast installer directly on the station that already has</w:t>
+      </w:r>
+      <w:r>
+        <w:t xml:space="preserve"> </w:t>
+      </w:r>
+      <w:r>
+        <w:t xml:space="preserve">CivicCast (Native) installed. You do</w:t>
       </w:r>
       <w:r>
         <w:t xml:space="preserve"> </w:t>
@@ -7382,13 +7521,25 @@
         <w:t xml:space="preserve"> </w:t>
       </w:r>
       <w:r>
-        <w:t xml:space="preserve">need to</w:t>
-      </w:r>
-      <w:r>
-        <w:t xml:space="preserve"> </w:t>
-      </w:r>
-      <w:r>
-        <w:t xml:space="preserve">uninstall the current version first.</w:t>
+        <w:t xml:space="preserve">need to uninstall the current</w:t>
+      </w:r>
+      <w:r>
+        <w:t xml:space="preserve"> </w:t>
+      </w:r>
+      <w:r>
+        <w:t xml:space="preserve">version first. From beta.3 onward, download-only upgrades reuse the installed</w:t>
+      </w:r>
+      <w:r>
+        <w:t xml:space="preserve"> </w:t>
+      </w:r>
+      <w:r>
+        <w:t xml:space="preserve">models; a fresh station or the older beta.1 migration needs the complete kit</w:t>
+      </w:r>
+      <w:r>
+        <w:t xml:space="preserve"> </w:t>
+      </w:r>
+      <w:r>
+        <w:t xml:space="preserve">described in the Windows installation guide.</w:t>
       </w:r>
     </w:p>
     <w:p>
@@ -7436,7 +7587,7 @@
         </w:numPr>
       </w:pPr>
       <w:r>
-        <w:t xml:space="preserve">Keep the new</w:t>
+        <w:t xml:space="preserve">Keep the release-matched</w:t>
       </w:r>
       <w:r>
         <w:t xml:space="preserve"> </w:t>
@@ -7448,22 +7599,16 @@
         <w:t xml:space="preserve">setup.exe</w:t>
       </w:r>
       <w:r>
-        <w:t xml:space="preserve">, its</w:t>
-      </w:r>
-      <w:r>
-        <w:t xml:space="preserve"> </w:t>
-      </w:r>
-      <w:r>
-        <w:rPr>
-          <w:rStyle w:val="VerbatimChar"/>
-        </w:rPr>
-        <w:t xml:space="preserve">packs</w:t>
-      </w:r>
-      <w:r>
-        <w:t xml:space="preserve"> </w:t>
-      </w:r>
-      <w:r>
-        <w:t xml:space="preserve">folder, and its</w:t>
+        <w:t xml:space="preserve"> </w:t>
+      </w:r>
+      <w:r>
+        <w:t xml:space="preserve">and runtime packs together as</w:t>
+      </w:r>
+      <w:r>
+        <w:t xml:space="preserve"> </w:t>
+      </w:r>
+      <w:r>
+        <w:t xml:space="preserve">described in the Windows installation guide. Include the</w:t>
       </w:r>
       <w:r>
         <w:t xml:space="preserve"> </w:t>
@@ -7478,13 +7623,7 @@
         <w:t xml:space="preserve"> </w:t>
       </w:r>
       <w:r>
-        <w:t xml:space="preserve">folder</w:t>
-      </w:r>
-      <w:r>
-        <w:t xml:space="preserve"> </w:t>
-      </w:r>
-      <w:r>
-        <w:t xml:space="preserve">together, then run</w:t>
+        <w:t xml:space="preserve">folder when using the full USB/LAN kit. Run</w:t>
       </w:r>
       <w:r>
         <w:t xml:space="preserve"> </w:t>

--- a/docs/USER-MANUAL.docx
+++ b/docs/USER-MANUAL.docx
@@ -497,6 +497,18 @@
       </w:r>
       <w:r>
         <w:t xml:space="preserve">Large bulletin rotations retain every approved, currently airable slide.</w:t>
+      </w:r>
+      <w:r>
+        <w:t xml:space="preserve"> </w:t>
+      </w:r>
+      <w:r>
+        <w:t xml:space="preserve">After a handoff, channel status and health reporting agree on whether the</w:t>
+      </w:r>
+      <w:r>
+        <w:t xml:space="preserve"> </w:t>
+      </w:r>
+      <w:r>
+        <w:t xml:space="preserve">channel is airing a scheduled program or its configured filler.</w:t>
       </w:r>
       <w:r>
         <w:t xml:space="preserve"> </w:t>

--- a/docs/USER-MANUAL.docx
+++ b/docs/USER-MANUAL.docx
@@ -60,7 +60,7 @@
         </w:p>
       </w:sdtContent>
     </w:sdt>
-    <w:bookmarkStart w:id="106" w:name="civiccast-user-manual"/>
+    <w:bookmarkStart w:id="107" w:name="civiccast-user-manual"/>
     <w:p>
       <w:pPr>
         <w:pStyle w:val="Heading1"/>
@@ -321,123 +321,134 @@
         <w:t xml:space="preserve"> </w:t>
       </w:r>
       <w:r>
-        <w:t xml:space="preserve">production proof.</w:t>
-      </w:r>
-      <w:r>
-        <w:t xml:space="preserve"> </w:t>
-      </w:r>
-      <w:r>
-        <w:rPr>
-          <w:rStyle w:val="VerbatimChar"/>
-        </w:rPr>
-        <w:t xml:space="preserve">v1.0.0-beta.2</w:t>
-      </w:r>
-      <w:r>
-        <w:t xml:space="preserve"> </w:t>
-      </w:r>
-      <w:r>
-        <w:t xml:space="preserve">was never published – it exists only as an</w:t>
-      </w:r>
-      <w:r>
-        <w:t xml:space="preserve"> </w:t>
-      </w:r>
-      <w:r>
-        <w:t xml:space="preserve">internal Gate A upgrade-baseline kit.</w:t>
-      </w:r>
-      <w:r>
-        <w:t xml:space="preserve"> </w:t>
-      </w:r>
-      <w:r>
-        <w:rPr>
-          <w:rStyle w:val="VerbatimChar"/>
-        </w:rPr>
-        <w:t xml:space="preserve">v1.0.0-beta.4</w:t>
-      </w:r>
-      <w:r>
-        <w:t xml:space="preserve"> </w:t>
-      </w:r>
-      <w:r>
-        <w:t xml:space="preserve">is the current</w:t>
-      </w:r>
-      <w:r>
-        <w:t xml:space="preserve"> </w:t>
-      </w:r>
-      <w:r>
-        <w:t xml:space="preserve">published release described in this manual, a download-only upgrade for</w:t>
-      </w:r>
-      <w:r>
-        <w:t xml:space="preserve"> </w:t>
-      </w:r>
-      <w:r>
-        <w:t xml:space="preserve">stations already on</w:t>
-      </w:r>
-      <w:r>
-        <w:t xml:space="preserve"> </w:t>
-      </w:r>
-      <w:r>
-        <w:rPr>
-          <w:rStyle w:val="VerbatimChar"/>
-        </w:rPr>
-        <w:t xml:space="preserve">v1.0.0-beta.3</w:t>
-      </w:r>
-      <w:r>
-        <w:t xml:space="preserve"> </w:t>
-      </w:r>
-      <w:r>
-        <w:t xml:space="preserve">(CivicCast’s first downloadable</w:t>
-      </w:r>
-      <w:r>
-        <w:t xml:space="preserve"> </w:t>
-      </w:r>
-      <w:r>
-        <w:t xml:space="preserve">release, now superseded – see</w:t>
+        <w:t xml:space="preserve">production proof. This manual describes the</w:t>
+      </w:r>
+      <w:r>
+        <w:t xml:space="preserve"> </w:t>
+      </w:r>
+      <w:r>
+        <w:rPr>
+          <w:rStyle w:val="VerbatimChar"/>
+        </w:rPr>
+        <w:t xml:space="preserve">v1.0.0-beta.5</w:t>
+      </w:r>
+      <w:r>
+        <w:t xml:space="preserve"> </w:t>
+      </w:r>
+      <w:r>
+        <w:t xml:space="preserve">native-Windows</w:t>
+      </w:r>
+      <w:r>
+        <w:t xml:space="preserve"> </w:t>
+      </w:r>
+      <w:r>
+        <w:t xml:space="preserve">software. A bundled manual does not itself establish publication or installation acceptance.</w:t>
+      </w:r>
+      <w:r>
+        <w:t xml:space="preserve"> </w:t>
+      </w:r>
+      <w:r>
+        <w:t xml:space="preserve">Before installing, check the exact</w:t>
       </w:r>
       <w:r>
         <w:t xml:space="preserve"> </w:t>
       </w:r>
       <w:hyperlink r:id="rId9">
+        <w:r>
+          <w:rPr>
+            <w:rStyle w:val="Hyperlink"/>
+          </w:rPr>
+          <w:t xml:space="preserve">GitHub Release</w:t>
+        </w:r>
+      </w:hyperlink>
+      <w:r>
+        <w:t xml:space="preserve">,</w:t>
+      </w:r>
+      <w:r>
+        <w:t xml:space="preserve"> </w:t>
+      </w:r>
+      <w:r>
+        <w:t xml:space="preserve">its signed installer, checksums and candidate-specific verification record;</w:t>
+      </w:r>
+      <w:r>
+        <w:t xml:space="preserve"> </w:t>
+      </w:r>
+      <w:r>
+        <w:t xml:space="preserve">the current recommendation is recorded in</w:t>
+      </w:r>
+      <w:r>
+        <w:t xml:space="preserve"> </w:t>
+      </w:r>
+      <w:hyperlink r:id="rId10">
         <w:r>
           <w:rPr>
             <w:rStyle w:val="VerbatimChar"/>
           </w:rPr>
-          <w:t xml:space="preserve">docs/releases/release-truth.yaml</w:t>
+          <w:t xml:space="preserve">release-truth.yaml</w:t>
         </w:r>
       </w:hyperlink>
       <w:r>
-        <w:t xml:space="preserve">).</w:t>
-      </w:r>
-      <w:r>
-        <w:t xml:space="preserve"> </w:t>
-      </w:r>
-      <w:r>
-        <w:rPr>
-          <w:rStyle w:val="VerbatimChar"/>
-        </w:rPr>
-        <w:t xml:space="preserve">v1.0.0-beta.5</w:t>
-      </w:r>
-      <w:r>
-        <w:t xml:space="preserve"> </w:t>
-      </w:r>
-      <w:r>
-        <w:t xml:space="preserve">is the next candidate and the current native-Windows</w:t>
-      </w:r>
-      <w:r>
-        <w:t xml:space="preserve"> </w:t>
-      </w:r>
-      <w:r>
-        <w:t xml:space="preserve">development candidate (an owner-held unpublished candidate) described in</w:t>
-      </w:r>
-      <w:r>
-        <w:t xml:space="preserve"> </w:t>
-      </w:r>
-      <w:r>
-        <w:t xml:space="preserve">this manual; it does not change the beta.4 install story. It is a fresh,</w:t>
-      </w:r>
-      <w:r>
-        <w:t xml:space="preserve"> </w:t>
-      </w:r>
-      <w:r>
-        <w:t xml:space="preserve">from-scratch native Windows product line — its</w:t>
+        <w:t xml:space="preserve">.</w:t>
+      </w:r>
+      <w:r>
+        <w:t xml:space="preserve"> </w:t>
+      </w:r>
+      <w:r>
+        <w:t xml:space="preserve">That release record can change after this immutable installer/manual is built.</w:t>
+      </w:r>
+      <w:r>
+        <w:t xml:space="preserve"> </w:t>
+      </w:r>
+      <w:r>
+        <w:t xml:space="preserve">Downloadable upgrades preserve a beta.3-or-later station’s cached AI models;</w:t>
+      </w:r>
+      <w:r>
+        <w:t xml:space="preserve"> </w:t>
+      </w:r>
+      <w:r>
+        <w:t xml:space="preserve">first-time installations also require the approximately 21 GB</w:t>
+      </w:r>
+      <w:r>
+        <w:t xml:space="preserve"> </w:t>
+      </w:r>
+      <w:r>
+        <w:rPr>
+          <w:rStyle w:val="VerbatimChar"/>
+        </w:rPr>
+        <w:t xml:space="preserve">station</w:t>
+      </w:r>
+      <w:r>
+        <w:t xml:space="preserve"> </w:t>
+      </w:r>
+      <w:r>
+        <w:t xml:space="preserve">model</w:t>
+      </w:r>
+      <w:r>
+        <w:t xml:space="preserve"> </w:t>
+      </w:r>
+      <w:r>
+        <w:t xml:space="preserve">bundle delivered by USB or LAN. See the Windows installation section below.</w:t>
+      </w:r>
+      <w:r>
+        <w:t xml:space="preserve"> </w:t>
+      </w:r>
+      <w:r>
+        <w:rPr>
+          <w:rStyle w:val="VerbatimChar"/>
+        </w:rPr>
+        <w:t xml:space="preserve">v1.0.0-beta.2</w:t>
+      </w:r>
+      <w:r>
+        <w:t xml:space="preserve"> </w:t>
+      </w:r>
+      <w:r>
+        <w:t xml:space="preserve">was never published; it is an internal upgrade-baseline kit.</w:t>
+      </w:r>
+      <w:r>
+        <w:t xml:space="preserve"> </w:t>
+      </w:r>
+      <w:r>
+        <w:t xml:space="preserve">This is a fresh, from-scratch native Windows product line – its</w:t>
       </w:r>
       <w:r>
         <w:t xml:space="preserve"> </w:t>
@@ -472,7 +483,7 @@
         <w:pStyle w:val="BodyText"/>
       </w:pPr>
       <w:r>
-        <w:t xml:space="preserve">In the beta.5 development build, schedule rollover uses an in-place reload</w:t>
+        <w:t xml:space="preserve">In beta.5, schedule rollover uses an in-place reload</w:t>
       </w:r>
       <w:r>
         <w:t xml:space="preserve"> </w:t>
@@ -589,13 +600,19 @@
         <w:t xml:space="preserve"> </w:t>
       </w:r>
       <w:r>
-        <w:t xml:space="preserve">output. Remove that override to restore the default. Installed-candidate</w:t>
-      </w:r>
-      <w:r>
-        <w:t xml:space="preserve"> </w:t>
-      </w:r>
-      <w:r>
-        <w:t xml:space="preserve">soak results are required before this development candidate is published.</w:t>
+        <w:t xml:space="preserve">output. Remove that override to restore the default. Each published beta</w:t>
+      </w:r>
+      <w:r>
+        <w:t xml:space="preserve"> </w:t>
+      </w:r>
+      <w:r>
+        <w:t xml:space="preserve">requires its own signed-candidate installation and soak evidence; a version</w:t>
+      </w:r>
+      <w:r>
+        <w:t xml:space="preserve"> </w:t>
+      </w:r>
+      <w:r>
+        <w:t xml:space="preserve">number or this manual is not a substitute for that evidence.</w:t>
       </w:r>
     </w:p>
     <w:p>
@@ -607,18 +624,18 @@
           <wp:inline>
             <wp:extent cx="5334000" cy="3000375"/>
             <wp:effectExtent b="0" l="0" r="0" t="0"/>
-            <wp:docPr descr="CivicCast system architecture" title="" id="11" name="Picture"/>
+            <wp:docPr descr="CivicCast system architecture" title="" id="12" name="Picture"/>
             <a:graphic>
               <a:graphicData uri="http://schemas.openxmlformats.org/drawingml/2006/picture">
                 <pic:pic>
                   <pic:nvPicPr>
-                    <pic:cNvPr descr="assets/architecture/civiccast-system-architecture.png" id="12" name="Picture"/>
+                    <pic:cNvPr descr="assets/architecture/civiccast-system-architecture.png" id="13" name="Picture"/>
                     <pic:cNvPicPr>
                       <a:picLocks noChangeArrowheads="1" noChangeAspect="1"/>
                     </pic:cNvPicPr>
                   </pic:nvPicPr>
                   <pic:blipFill>
-                    <a:blip r:embed="rId10"/>
+                    <a:blip r:embed="rId11"/>
                     <a:stretch>
                       <a:fillRect/>
                     </a:stretch>
@@ -653,7 +670,7 @@
         <w:t xml:space="preserve">CivicCast system architecture</w:t>
       </w:r>
     </w:p>
-    <w:bookmarkStart w:id="19" w:name="who-reads-what"/>
+    <w:bookmarkStart w:id="20" w:name="who-reads-what"/>
     <w:p>
       <w:pPr>
         <w:pStyle w:val="Heading2"/>
@@ -746,7 +763,7 @@
             <w:pPr>
               <w:pStyle w:val="Compact"/>
             </w:pPr>
-            <w:hyperlink r:id="rId13">
+            <w:hyperlink r:id="rId14">
               <w:r>
                 <w:rPr>
                   <w:rStyle w:val="Hyperlink"/>
@@ -760,7 +777,7 @@
             <w:r>
               <w:t xml:space="preserve"> </w:t>
             </w:r>
-            <w:hyperlink r:id="rId14">
+            <w:hyperlink r:id="rId15">
               <w:r>
                 <w:rPr>
                   <w:rStyle w:val="Hyperlink"/>
@@ -805,7 +822,7 @@
             <w:pPr>
               <w:pStyle w:val="Compact"/>
             </w:pPr>
-            <w:hyperlink r:id="rId15">
+            <w:hyperlink r:id="rId16">
               <w:r>
                 <w:rPr>
                   <w:rStyle w:val="Hyperlink"/>
@@ -819,7 +836,7 @@
             <w:r>
               <w:t xml:space="preserve"> </w:t>
             </w:r>
-            <w:hyperlink r:id="rId16">
+            <w:hyperlink r:id="rId17">
               <w:r>
                 <w:rPr>
                   <w:rStyle w:val="Hyperlink"/>
@@ -864,7 +881,7 @@
             <w:pPr>
               <w:pStyle w:val="Compact"/>
             </w:pPr>
-            <w:hyperlink r:id="rId17">
+            <w:hyperlink r:id="rId18">
               <w:r>
                 <w:rPr>
                   <w:rStyle w:val="Hyperlink"/>
@@ -878,7 +895,7 @@
             <w:r>
               <w:t xml:space="preserve"> </w:t>
             </w:r>
-            <w:hyperlink r:id="rId18">
+            <w:hyperlink r:id="rId19">
               <w:r>
                 <w:rPr>
                   <w:rStyle w:val="Hyperlink"/>
@@ -897,8 +914,8 @@
         </w:pict>
       </w:r>
     </w:p>
-    <w:bookmarkEnd w:id="19"/>
-    <w:bookmarkStart w:id="50" w:name="section-a-end-user-guide"/>
+    <w:bookmarkEnd w:id="20"/>
+    <w:bookmarkStart w:id="51" w:name="section-a-end-user-guide"/>
     <w:p>
       <w:pPr>
         <w:pStyle w:val="Heading2"/>
@@ -955,7 +972,7 @@
         <w:t xml:space="preserve">.</w:t>
       </w:r>
     </w:p>
-    <w:bookmarkStart w:id="20" w:name="what-is-civiccast"/>
+    <w:bookmarkStart w:id="21" w:name="what-is-civiccast"/>
     <w:p>
       <w:pPr>
         <w:pStyle w:val="Heading3"/>
@@ -1220,8 +1237,8 @@
         <w:t xml:space="preserve">accounts.</w:t>
       </w:r>
     </w:p>
-    <w:bookmarkEnd w:id="20"/>
-    <w:bookmarkStart w:id="21" w:name="advanced-not-this-beta"/>
+    <w:bookmarkEnd w:id="21"/>
+    <w:bookmarkStart w:id="22" w:name="advanced-not-this-beta"/>
     <w:p>
       <w:pPr>
         <w:pStyle w:val="Heading3"/>
@@ -1582,8 +1599,8 @@
         <w:t xml:space="preserve">honest answer is: the code exists, the field proof does not yet.</w:t>
       </w:r>
     </w:p>
-    <w:bookmarkEnd w:id="21"/>
-    <w:bookmarkStart w:id="22" w:name="your-first-beta-workflow"/>
+    <w:bookmarkEnd w:id="22"/>
+    <w:bookmarkStart w:id="23" w:name="your-first-beta-workflow"/>
     <w:p>
       <w:pPr>
         <w:pStyle w:val="Heading3"/>
@@ -1998,8 +2015,8 @@
         <w:t xml:space="preserve">and play the approved recording. Unapproved media must remain private.</w:t>
       </w:r>
     </w:p>
-    <w:bookmarkEnd w:id="22"/>
-    <w:bookmarkStart w:id="23" w:name="destructive-actions-confirm"/>
+    <w:bookmarkEnd w:id="23"/>
+    <w:bookmarkStart w:id="24" w:name="destructive-actions-confirm"/>
     <w:p>
       <w:pPr>
         <w:pStyle w:val="Heading3"/>
@@ -2454,8 +2471,8 @@
         <w:t xml:space="preserve">confirmation fatigue, not safety.</w:t>
       </w:r>
     </w:p>
-    <w:bookmarkEnd w:id="23"/>
-    <w:bookmarkStart w:id="24" w:name="where-recordings-live"/>
+    <w:bookmarkEnd w:id="24"/>
+    <w:bookmarkStart w:id="25" w:name="where-recordings-live"/>
     <w:p>
       <w:pPr>
         <w:pStyle w:val="Heading3"/>
@@ -2849,8 +2866,8 @@
         <w:t xml:space="preserve">station and would silently mean nothing was actually being backed up.</w:t>
       </w:r>
     </w:p>
-    <w:bookmarkEnd w:id="24"/>
-    <w:bookmarkStart w:id="25" w:name="managing-sign-in"/>
+    <w:bookmarkEnd w:id="25"/>
+    <w:bookmarkStart w:id="26" w:name="managing-sign-in"/>
     <w:p>
       <w:pPr>
         <w:pStyle w:val="Heading3"/>
@@ -3077,8 +3094,8 @@
         <w:t xml:space="preserve">locked out.</w:t>
       </w:r>
     </w:p>
-    <w:bookmarkEnd w:id="25"/>
-    <w:bookmarkStart w:id="26" w:name="publish-surfaces"/>
+    <w:bookmarkEnd w:id="26"/>
+    <w:bookmarkStart w:id="27" w:name="publish-surfaces"/>
     <w:p>
       <w:pPr>
         <w:pStyle w:val="Heading3"/>
@@ -3381,8 +3398,8 @@
         <w:t xml:space="preserve">to know whether a recording is public.</w:t>
       </w:r>
     </w:p>
-    <w:bookmarkEnd w:id="26"/>
-    <w:bookmarkStart w:id="27" w:name="cdn-cost-estimate"/>
+    <w:bookmarkEnd w:id="27"/>
+    <w:bookmarkStart w:id="28" w:name="cdn-cost-estimate"/>
     <w:p>
       <w:pPr>
         <w:pStyle w:val="Heading3"/>
@@ -3516,8 +3533,8 @@
         <w:t xml:space="preserve">CDN.</w:t>
       </w:r>
     </w:p>
-    <w:bookmarkEnd w:id="27"/>
-    <w:bookmarkStart w:id="28" w:name="live-broadcast-limits"/>
+    <w:bookmarkEnd w:id="28"/>
+    <w:bookmarkStart w:id="29" w:name="live-broadcast-limits"/>
     <w:p>
       <w:pPr>
         <w:pStyle w:val="Heading3"/>
@@ -3732,8 +3749,8 @@
         <w:t xml:space="preserve">the recording and finalization status before publishing.</w:t>
       </w:r>
     </w:p>
-    <w:bookmarkEnd w:id="28"/>
-    <w:bookmarkStart w:id="29" w:name="live-captions-switch"/>
+    <w:bookmarkEnd w:id="29"/>
+    <w:bookmarkStart w:id="30" w:name="live-captions-switch"/>
     <w:p>
       <w:pPr>
         <w:pStyle w:val="Heading3"/>
@@ -4005,8 +4022,8 @@
         <w:t xml:space="preserve">off, or ask about a lower-quality caption model or a supported graphics card.</w:t>
       </w:r>
     </w:p>
-    <w:bookmarkEnd w:id="29"/>
-    <w:bookmarkStart w:id="30" w:name="operator-graphics-control"/>
+    <w:bookmarkEnd w:id="30"/>
+    <w:bookmarkStart w:id="31" w:name="operator-graphics-control"/>
     <w:p>
       <w:pPr>
         <w:pStyle w:val="Heading3"/>
@@ -4125,8 +4142,8 @@
         <w:t xml:space="preserve">panel; only the lower-third text layer is.</w:t>
       </w:r>
     </w:p>
-    <w:bookmarkEnd w:id="30"/>
-    <w:bookmarkStart w:id="31" w:name="common-operator-questions"/>
+    <w:bookmarkEnd w:id="31"/>
+    <w:bookmarkStart w:id="32" w:name="common-operator-questions"/>
     <w:p>
       <w:pPr>
         <w:pStyle w:val="Heading3"/>
@@ -5084,8 +5101,8 @@
         <w:t xml:space="preserve">publish it.</w:t>
       </w:r>
     </w:p>
-    <w:bookmarkEnd w:id="31"/>
-    <w:bookmarkStart w:id="41" w:name="provider-setup-plain-language"/>
+    <w:bookmarkEnd w:id="32"/>
+    <w:bookmarkStart w:id="42" w:name="provider-setup-plain-language"/>
     <w:p>
       <w:pPr>
         <w:pStyle w:val="Heading3"/>
@@ -5276,7 +5293,7 @@
         <w:t xml:space="preserve">steps, and a link back to the matching part of this manual.</w:t>
       </w:r>
     </w:p>
-    <w:bookmarkStart w:id="32" w:name="provider-cloudflare-r2"/>
+    <w:bookmarkStart w:id="33" w:name="provider-cloudflare-r2"/>
     <w:p>
       <w:pPr>
         <w:pStyle w:val="Heading4"/>
@@ -5406,8 +5423,8 @@
         <w:t xml:space="preserve">fallback below the concierge box.</w:t>
       </w:r>
     </w:p>
-    <w:bookmarkEnd w:id="32"/>
-    <w:bookmarkStart w:id="33" w:name="provider-internet-archive"/>
+    <w:bookmarkEnd w:id="33"/>
+    <w:bookmarkStart w:id="34" w:name="provider-internet-archive"/>
     <w:p>
       <w:pPr>
         <w:pStyle w:val="Heading4"/>
@@ -5500,8 +5517,8 @@
         <w:t xml:space="preserve">your own keys in yourself.</w:t>
       </w:r>
     </w:p>
-    <w:bookmarkEnd w:id="33"/>
-    <w:bookmarkStart w:id="35" w:name="provider-youtube"/>
+    <w:bookmarkEnd w:id="34"/>
+    <w:bookmarkStart w:id="36" w:name="provider-youtube"/>
     <w:p>
       <w:pPr>
         <w:pStyle w:val="Heading4"/>
@@ -5548,7 +5565,7 @@
       <w:r>
         <w:t xml:space="preserve"> </w:t>
       </w:r>
-      <w:hyperlink r:id="rId34">
+      <w:hyperlink r:id="rId35">
         <w:r>
           <w:rPr>
             <w:rStyle w:val="Hyperlink"/>
@@ -5578,8 +5595,8 @@
         <w:t xml:space="preserve">upload proof before using YouTube for residents.</w:t>
       </w:r>
     </w:p>
-    <w:bookmarkEnd w:id="35"/>
-    <w:bookmarkStart w:id="36" w:name="provider-subscriber-notifications"/>
+    <w:bookmarkEnd w:id="36"/>
+    <w:bookmarkStart w:id="37" w:name="provider-subscriber-notifications"/>
     <w:p>
       <w:pPr>
         <w:pStyle w:val="Heading4"/>
@@ -5636,8 +5653,8 @@
         <w:t xml:space="preserve">or you can paste one from your notification provider.</w:t>
       </w:r>
     </w:p>
-    <w:bookmarkEnd w:id="36"/>
-    <w:bookmarkStart w:id="37" w:name="provider-local-archive-folder"/>
+    <w:bookmarkEnd w:id="37"/>
+    <w:bookmarkStart w:id="38" w:name="provider-local-archive-folder"/>
     <w:p>
       <w:pPr>
         <w:pStyle w:val="Heading4"/>
@@ -5686,8 +5703,8 @@
         <w:t xml:space="preserve">itself in that folder before marking this ready.</w:t>
       </w:r>
     </w:p>
-    <w:bookmarkEnd w:id="37"/>
-    <w:bookmarkStart w:id="38" w:name="provider-alternative-cdns"/>
+    <w:bookmarkEnd w:id="38"/>
+    <w:bookmarkStart w:id="39" w:name="provider-alternative-cdns"/>
     <w:p>
       <w:pPr>
         <w:pStyle w:val="Heading4"/>
@@ -5853,8 +5870,8 @@
         <w:t xml:space="preserve">card’s Setup guide lists the exact fields.</w:t>
       </w:r>
     </w:p>
-    <w:bookmarkEnd w:id="38"/>
-    <w:bookmarkStart w:id="39" w:name="provider-federation"/>
+    <w:bookmarkEnd w:id="39"/>
+    <w:bookmarkStart w:id="40" w:name="provider-federation"/>
     <w:p>
       <w:pPr>
         <w:pStyle w:val="Heading4"/>
@@ -5957,8 +5974,8 @@
         <w:t xml:space="preserve">queue.</w:t>
       </w:r>
     </w:p>
-    <w:bookmarkEnd w:id="39"/>
-    <w:bookmarkStart w:id="40" w:name="provider-podcast-feed"/>
+    <w:bookmarkEnd w:id="40"/>
+    <w:bookmarkStart w:id="41" w:name="provider-podcast-feed"/>
     <w:p>
       <w:pPr>
         <w:pStyle w:val="Heading4"/>
@@ -6047,9 +6064,9 @@
         <w:t xml:space="preserve">appears here for review.</w:t>
       </w:r>
     </w:p>
-    <w:bookmarkEnd w:id="40"/>
     <w:bookmarkEnd w:id="41"/>
-    <w:bookmarkStart w:id="42" w:name="glossary"/>
+    <w:bookmarkEnd w:id="42"/>
+    <w:bookmarkStart w:id="43" w:name="glossary"/>
     <w:p>
       <w:pPr>
         <w:pStyle w:val="Heading3"/>
@@ -6392,8 +6409,8 @@
         </w:tc>
       </w:tr>
     </w:tbl>
-    <w:bookmarkEnd w:id="42"/>
-    <w:bookmarkStart w:id="43" w:name="when-to-ask-for-help"/>
+    <w:bookmarkEnd w:id="43"/>
+    <w:bookmarkStart w:id="44" w:name="when-to-ask-for-help"/>
     <w:p>
       <w:pPr>
         <w:pStyle w:val="Heading3"/>
@@ -6544,8 +6561,8 @@
         <w:t xml:space="preserve">CivicCast asks for a recovery code and the kit cannot be found.</w:t>
       </w:r>
     </w:p>
-    <w:bookmarkEnd w:id="43"/>
-    <w:bookmarkStart w:id="45" w:name="report-without-github"/>
+    <w:bookmarkEnd w:id="44"/>
+    <w:bookmarkStart w:id="46" w:name="report-without-github"/>
     <w:p>
       <w:pPr>
         <w:pStyle w:val="Heading3"/>
@@ -6712,7 +6729,7 @@
       <w:r>
         <w:t xml:space="preserve"> </w:t>
       </w:r>
-      <w:hyperlink r:id="rId44">
+      <w:hyperlink r:id="rId45">
         <w:r>
           <w:rPr>
             <w:rStyle w:val="Hyperlink"/>
@@ -6747,8 +6764,8 @@
         <w:t xml:space="preserve">For routine workflow questions, use the role-specific guides:</w:t>
       </w:r>
     </w:p>
-    <w:bookmarkEnd w:id="45"/>
-    <w:bookmarkStart w:id="46" w:name="admin-quick-guide"/>
+    <w:bookmarkEnd w:id="46"/>
+    <w:bookmarkStart w:id="47" w:name="admin-quick-guide"/>
     <w:p>
       <w:pPr>
         <w:pStyle w:val="Heading3"/>
@@ -6765,7 +6782,7 @@
           <w:numId w:val="1011"/>
         </w:numPr>
       </w:pPr>
-      <w:hyperlink r:id="rId15">
+      <w:hyperlink r:id="rId16">
         <w:r>
           <w:rPr>
             <w:rStyle w:val="Hyperlink"/>
@@ -6780,8 +6797,8 @@
         <w:t xml:space="preserve">— first install, recovery, backups.</w:t>
       </w:r>
     </w:p>
-    <w:bookmarkEnd w:id="46"/>
-    <w:bookmarkStart w:id="47" w:name="meeting-operator-quick-guide"/>
+    <w:bookmarkEnd w:id="47"/>
+    <w:bookmarkStart w:id="48" w:name="meeting-operator-quick-guide"/>
     <w:p>
       <w:pPr>
         <w:pStyle w:val="Heading3"/>
@@ -6798,7 +6815,7 @@
           <w:numId w:val="1012"/>
         </w:numPr>
       </w:pPr>
-      <w:hyperlink r:id="rId13">
+      <w:hyperlink r:id="rId14">
         <w:r>
           <w:rPr>
             <w:rStyle w:val="Hyperlink"/>
@@ -6813,8 +6830,8 @@
         <w:t xml:space="preserve">— night-of-meeting.</w:t>
       </w:r>
     </w:p>
-    <w:bookmarkEnd w:id="47"/>
-    <w:bookmarkStart w:id="49" w:name="records-clerk-quick-guide"/>
+    <w:bookmarkEnd w:id="48"/>
+    <w:bookmarkStart w:id="50" w:name="records-clerk-quick-guide"/>
     <w:p>
       <w:pPr>
         <w:pStyle w:val="Heading3"/>
@@ -6831,7 +6848,7 @@
           <w:numId w:val="1013"/>
         </w:numPr>
       </w:pPr>
-      <w:hyperlink r:id="rId14">
+      <w:hyperlink r:id="rId15">
         <w:r>
           <w:rPr>
             <w:rStyle w:val="Hyperlink"/>
@@ -6854,7 +6871,7 @@
           <w:numId w:val="1013"/>
         </w:numPr>
       </w:pPr>
-      <w:hyperlink r:id="rId48">
+      <w:hyperlink r:id="rId49">
         <w:r>
           <w:rPr>
             <w:rStyle w:val="Hyperlink"/>
@@ -6936,9 +6953,9 @@
         </w:pict>
       </w:r>
     </w:p>
-    <w:bookmarkEnd w:id="49"/>
     <w:bookmarkEnd w:id="50"/>
-    <w:bookmarkStart w:id="76" w:name="section-b-technical-reference"/>
+    <w:bookmarkEnd w:id="51"/>
+    <w:bookmarkStart w:id="77" w:name="section-b-technical-reference"/>
     <w:p>
       <w:pPr>
         <w:pStyle w:val="Heading2"/>
@@ -6983,7 +7000,7 @@
       <w:r>
         <w:t xml:space="preserve"> </w:t>
       </w:r>
-      <w:hyperlink r:id="rId16">
+      <w:hyperlink r:id="rId17">
         <w:r>
           <w:rPr>
             <w:rStyle w:val="Hyperlink"/>
@@ -7003,7 +7020,7 @@
       <w:r>
         <w:t xml:space="preserve"> </w:t>
       </w:r>
-      <w:hyperlink r:id="rId51">
+      <w:hyperlink r:id="rId52">
         <w:r>
           <w:rPr>
             <w:rStyle w:val="Hyperlink"/>
@@ -7015,7 +7032,7 @@
         <w:t xml:space="preserve">.</w:t>
       </w:r>
     </w:p>
-    <w:bookmarkStart w:id="52" w:name="install-and-first-boot"/>
+    <w:bookmarkStart w:id="53" w:name="install-and-first-boot"/>
     <w:p>
       <w:pPr>
         <w:pStyle w:val="Heading3"/>
@@ -7145,7 +7162,7 @@
       <w:r>
         <w:t xml:space="preserve"> </w:t>
       </w:r>
-      <w:hyperlink r:id="rId51">
+      <w:hyperlink r:id="rId52">
         <w:r>
           <w:rPr>
             <w:rStyle w:val="Hyperlink"/>
@@ -7496,8 +7513,8 @@
         <w:t xml:space="preserve">rehearsal before the first public meeting.</w:t>
       </w:r>
     </w:p>
-    <w:bookmarkEnd w:id="52"/>
-    <w:bookmarkStart w:id="53" w:name="upgrade-path"/>
+    <w:bookmarkEnd w:id="53"/>
+    <w:bookmarkStart w:id="54" w:name="upgrade-path"/>
     <w:p>
       <w:pPr>
         <w:pStyle w:val="Heading3"/>
@@ -7843,8 +7860,8 @@
         <w:t xml:space="preserve">account’s saved installer preferences; it is not a data-purge control.</w:t>
       </w:r>
     </w:p>
-    <w:bookmarkEnd w:id="53"/>
-    <w:bookmarkStart w:id="54" w:name="roles-and-permissions"/>
+    <w:bookmarkEnd w:id="54"/>
+    <w:bookmarkStart w:id="55" w:name="roles-and-permissions"/>
     <w:p>
       <w:pPr>
         <w:pStyle w:val="Heading3"/>
@@ -8226,8 +8243,8 @@
         <w:t xml:space="preserve">subcommands.</w:t>
       </w:r>
     </w:p>
-    <w:bookmarkEnd w:id="54"/>
-    <w:bookmarkStart w:id="69" w:name="environment-variables"/>
+    <w:bookmarkEnd w:id="55"/>
+    <w:bookmarkStart w:id="70" w:name="environment-variables"/>
     <w:p>
       <w:pPr>
         <w:pStyle w:val="Heading3"/>
@@ -8283,7 +8300,7 @@
         <w:t xml:space="preserve">station needs.</w:t>
       </w:r>
     </w:p>
-    <w:bookmarkStart w:id="55" w:name="identity-storage-and-first-run"/>
+    <w:bookmarkStart w:id="56" w:name="identity-storage-and-first-run"/>
     <w:p>
       <w:pPr>
         <w:pStyle w:val="Heading4"/>
@@ -8676,8 +8693,8 @@
         <w:t xml:space="preserve">Tests only.</w:t>
       </w:r>
     </w:p>
-    <w:bookmarkEnd w:id="55"/>
-    <w:bookmarkStart w:id="56" w:name="staff-identity-and-tokens"/>
+    <w:bookmarkEnd w:id="56"/>
+    <w:bookmarkStart w:id="57" w:name="staff-identity-and-tokens"/>
     <w:p>
       <w:pPr>
         <w:pStyle w:val="Heading4"/>
@@ -8920,8 +8937,8 @@
         <w:t xml:space="preserve">enable token (prevents accidental live calls).</w:t>
       </w:r>
     </w:p>
-    <w:bookmarkEnd w:id="56"/>
-    <w:bookmarkStart w:id="57" w:name="X99996ae5c79277d16d09b8280d01fb5b3843f55"/>
+    <w:bookmarkEnd w:id="57"/>
+    <w:bookmarkStart w:id="58" w:name="X99996ae5c79277d16d09b8280d01fb5b3843f55"/>
     <w:p>
       <w:pPr>
         <w:pStyle w:val="Heading4"/>
@@ -9559,8 +9576,8 @@
         <w:t xml:space="preserve">— Worker-supervision timeouts.</w:t>
       </w:r>
     </w:p>
-    <w:bookmarkEnd w:id="57"/>
-    <w:bookmarkStart w:id="58" w:name="captions-eas-alerting"/>
+    <w:bookmarkEnd w:id="58"/>
+    <w:bookmarkStart w:id="59" w:name="captions-eas-alerting"/>
     <w:p>
       <w:pPr>
         <w:pStyle w:val="Heading4"/>
@@ -10450,8 +10467,8 @@
         <w:t xml:space="preserve">— Event-bus on/off.</w:t>
       </w:r>
     </w:p>
-    <w:bookmarkEnd w:id="58"/>
-    <w:bookmarkStart w:id="59" w:name="cdn-public-base-url-trusted-proxies"/>
+    <w:bookmarkEnd w:id="59"/>
+    <w:bookmarkStart w:id="60" w:name="cdn-public-base-url-trusted-proxies"/>
     <w:p>
       <w:pPr>
         <w:pStyle w:val="Heading4"/>
@@ -10893,8 +10910,8 @@
         <w:t xml:space="preserve">— Cloudflare R2 origin credentials.</w:t>
       </w:r>
     </w:p>
-    <w:bookmarkEnd w:id="59"/>
-    <w:bookmarkStart w:id="60" w:name="tsa-records-rfc-3161"/>
+    <w:bookmarkEnd w:id="60"/>
+    <w:bookmarkStart w:id="61" w:name="tsa-records-rfc-3161"/>
     <w:p>
       <w:pPr>
         <w:pStyle w:val="Heading4"/>
@@ -11004,8 +11021,8 @@
         <w:t xml:space="preserve">— veraPDF artifact directory for the signed-record export proof.</w:t>
       </w:r>
     </w:p>
-    <w:bookmarkEnd w:id="60"/>
-    <w:bookmarkStart w:id="61" w:name="providers-publish-archive-syndicate"/>
+    <w:bookmarkEnd w:id="61"/>
+    <w:bookmarkStart w:id="62" w:name="providers-publish-archive-syndicate"/>
     <w:p>
       <w:pPr>
         <w:pStyle w:val="Heading4"/>
@@ -11874,8 +11891,8 @@
         <w:t xml:space="preserve">— Local NAS archive target.</w:t>
       </w:r>
     </w:p>
-    <w:bookmarkEnd w:id="61"/>
-    <w:bookmarkStart w:id="62" w:name="subscribe-email-webhook"/>
+    <w:bookmarkEnd w:id="62"/>
+    <w:bookmarkStart w:id="63" w:name="subscribe-email-webhook"/>
     <w:p>
       <w:pPr>
         <w:pStyle w:val="Heading4"/>
@@ -12252,8 +12269,8 @@
         <w:t xml:space="preserve">secrets. It is for tests only and must never be enabled at a station.</w:t>
       </w:r>
     </w:p>
-    <w:bookmarkEnd w:id="62"/>
-    <w:bookmarkStart w:id="63" w:name="analytics"/>
+    <w:bookmarkEnd w:id="63"/>
+    <w:bookmarkStart w:id="64" w:name="analytics"/>
     <w:p>
       <w:pPr>
         <w:pStyle w:val="Heading4"/>
@@ -12423,8 +12440,8 @@
         <w:t xml:space="preserve">— Analytics-specific trusted-proxy CIDRs.</w:t>
       </w:r>
     </w:p>
-    <w:bookmarkEnd w:id="63"/>
-    <w:bookmarkStart w:id="64" w:name="activitypub-federation"/>
+    <w:bookmarkEnd w:id="64"/>
+    <w:bookmarkStart w:id="65" w:name="activitypub-federation"/>
     <w:p>
       <w:pPr>
         <w:pStyle w:val="Heading4"/>
@@ -12883,8 +12900,8 @@
         <w:t xml:space="preserve">— Retry and rate-limit controls.</w:t>
       </w:r>
     </w:p>
-    <w:bookmarkEnd w:id="64"/>
-    <w:bookmarkStart w:id="65" w:name="headend-handoff-ndi-sdi-tsduck"/>
+    <w:bookmarkEnd w:id="65"/>
+    <w:bookmarkStart w:id="66" w:name="headend-handoff-ndi-sdi-tsduck"/>
     <w:p>
       <w:pPr>
         <w:pStyle w:val="Heading4"/>
@@ -13229,8 +13246,8 @@
         <w:t xml:space="preserve">— Cable file-package output.</w:t>
       </w:r>
     </w:p>
-    <w:bookmarkEnd w:id="65"/>
-    <w:bookmarkStart w:id="66" w:name="Xf44d74e96fbc1f4fb4dabd34408b2be6935e023"/>
+    <w:bookmarkEnd w:id="66"/>
+    <w:bookmarkStart w:id="67" w:name="Xf44d74e96fbc1f4fb4dabd34408b2be6935e023"/>
     <w:p>
       <w:pPr>
         <w:pStyle w:val="Heading4"/>
@@ -13785,8 +13802,8 @@
         <w:t xml:space="preserve">Resident portal URL handles.</w:t>
       </w:r>
     </w:p>
-    <w:bookmarkEnd w:id="66"/>
-    <w:bookmarkStart w:id="67" w:name="ai-model-dispatch"/>
+    <w:bookmarkEnd w:id="67"/>
+    <w:bookmarkStart w:id="68" w:name="ai-model-dispatch"/>
     <w:p>
       <w:pPr>
         <w:pStyle w:val="Heading4"/>
@@ -13853,8 +13870,8 @@
         <w:t xml:space="preserve">.)</w:t>
       </w:r>
     </w:p>
-    <w:bookmarkEnd w:id="67"/>
-    <w:bookmarkStart w:id="68" w:name="diagnostics-and-overrides"/>
+    <w:bookmarkEnd w:id="68"/>
+    <w:bookmarkStart w:id="69" w:name="diagnostics-and-overrides"/>
     <w:p>
       <w:pPr>
         <w:pStyle w:val="Heading4"/>
@@ -14208,9 +14225,9 @@
         <w:t xml:space="preserve">— Run Postgres-only test suites against an external server.</w:t>
       </w:r>
     </w:p>
-    <w:bookmarkEnd w:id="68"/>
     <w:bookmarkEnd w:id="69"/>
-    <w:bookmarkStart w:id="70" w:name="credential-store"/>
+    <w:bookmarkEnd w:id="70"/>
+    <w:bookmarkStart w:id="71" w:name="credential-store"/>
     <w:p>
       <w:pPr>
         <w:pStyle w:val="Heading3"/>
@@ -14562,8 +14579,8 @@
         <w:t xml:space="preserve">line and a credential reference label.</w:t>
       </w:r>
     </w:p>
-    <w:bookmarkEnd w:id="70"/>
-    <w:bookmarkStart w:id="71" w:name="cli-reference"/>
+    <w:bookmarkEnd w:id="71"/>
+    <w:bookmarkStart w:id="72" w:name="cli-reference"/>
     <w:p>
       <w:pPr>
         <w:pStyle w:val="Heading3"/>
@@ -15087,8 +15104,8 @@
         <w:t xml:space="preserve">and Stripe secrets must never appear on a command line in production.</w:t>
       </w:r>
     </w:p>
-    <w:bookmarkEnd w:id="71"/>
-    <w:bookmarkStart w:id="72" w:name="troubleshooting-matrix"/>
+    <w:bookmarkEnd w:id="72"/>
+    <w:bookmarkStart w:id="73" w:name="troubleshooting-matrix"/>
     <w:p>
       <w:pPr>
         <w:pStyle w:val="Heading3"/>
@@ -15742,7 +15759,7 @@
       <w:r>
         <w:t xml:space="preserve"> </w:t>
       </w:r>
-      <w:hyperlink r:id="rId16">
+      <w:hyperlink r:id="rId17">
         <w:r>
           <w:rPr>
             <w:rStyle w:val="Hyperlink"/>
@@ -15870,8 +15887,8 @@
         <w:t xml:space="preserve">honestly without blocking the rest of the install.</w:t>
       </w:r>
     </w:p>
-    <w:bookmarkEnd w:id="72"/>
-    <w:bookmarkStart w:id="75" w:name="cross-references"/>
+    <w:bookmarkEnd w:id="73"/>
+    <w:bookmarkStart w:id="76" w:name="cross-references"/>
     <w:p>
       <w:pPr>
         <w:pStyle w:val="Heading3"/>
@@ -15888,7 +15905,7 @@
           <w:numId w:val="1030"/>
         </w:numPr>
       </w:pPr>
-      <w:hyperlink r:id="rId15">
+      <w:hyperlink r:id="rId16">
         <w:r>
           <w:rPr>
             <w:rStyle w:val="Hyperlink"/>
@@ -15911,7 +15928,7 @@
           <w:numId w:val="1030"/>
         </w:numPr>
       </w:pPr>
-      <w:hyperlink r:id="rId13">
+      <w:hyperlink r:id="rId14">
         <w:r>
           <w:rPr>
             <w:rStyle w:val="Hyperlink"/>
@@ -15934,7 +15951,7 @@
           <w:numId w:val="1030"/>
         </w:numPr>
       </w:pPr>
-      <w:hyperlink r:id="rId14">
+      <w:hyperlink r:id="rId15">
         <w:r>
           <w:rPr>
             <w:rStyle w:val="Hyperlink"/>
@@ -15957,7 +15974,7 @@
           <w:numId w:val="1030"/>
         </w:numPr>
       </w:pPr>
-      <w:hyperlink r:id="rId16">
+      <w:hyperlink r:id="rId17">
         <w:r>
           <w:rPr>
             <w:rStyle w:val="Hyperlink"/>
@@ -15986,7 +16003,7 @@
           <w:numId w:val="1030"/>
         </w:numPr>
       </w:pPr>
-      <w:hyperlink r:id="rId48">
+      <w:hyperlink r:id="rId49">
         <w:r>
           <w:rPr>
             <w:rStyle w:val="Hyperlink"/>
@@ -16009,7 +16026,7 @@
           <w:numId w:val="1030"/>
         </w:numPr>
       </w:pPr>
-      <w:hyperlink r:id="rId73">
+      <w:hyperlink r:id="rId74">
         <w:r>
           <w:rPr>
             <w:rStyle w:val="Hyperlink"/>
@@ -16029,7 +16046,7 @@
           <w:numId w:val="1030"/>
         </w:numPr>
       </w:pPr>
-      <w:hyperlink r:id="rId74">
+      <w:hyperlink r:id="rId75">
         <w:r>
           <w:rPr>
             <w:rStyle w:val="Hyperlink"/>
@@ -16048,9 +16065,9 @@
         </w:pict>
       </w:r>
     </w:p>
-    <w:bookmarkEnd w:id="75"/>
     <w:bookmarkEnd w:id="76"/>
-    <w:bookmarkStart w:id="104" w:name="section-c-architecture-reference"/>
+    <w:bookmarkEnd w:id="77"/>
+    <w:bookmarkStart w:id="105" w:name="section-c-architecture-reference"/>
     <w:p>
       <w:pPr>
         <w:pStyle w:val="Heading2"/>
@@ -16095,7 +16112,7 @@
       <w:r>
         <w:t xml:space="preserve"> </w:t>
       </w:r>
-      <w:hyperlink r:id="rId77">
+      <w:hyperlink r:id="rId78">
         <w:r>
           <w:rPr>
             <w:rStyle w:val="Hyperlink"/>
@@ -16115,7 +16132,7 @@
       <w:r>
         <w:t xml:space="preserve"> </w:t>
       </w:r>
-      <w:hyperlink r:id="rId78">
+      <w:hyperlink r:id="rId79">
         <w:r>
           <w:rPr>
             <w:rStyle w:val="Hyperlink"/>
@@ -16135,7 +16152,7 @@
       <w:r>
         <w:t xml:space="preserve"> </w:t>
       </w:r>
-      <w:hyperlink r:id="rId18">
+      <w:hyperlink r:id="rId19">
         <w:r>
           <w:rPr>
             <w:rStyle w:val="Hyperlink"/>
@@ -16156,18 +16173,18 @@
           <wp:inline>
             <wp:extent cx="5334000" cy="2667000"/>
             <wp:effectExtent b="0" l="0" r="0" t="0"/>
-            <wp:docPr descr="CivicCast channel-egress architecture" title="" id="80" name="Picture"/>
+            <wp:docPr descr="CivicCast channel-egress architecture" title="" id="81" name="Picture"/>
             <a:graphic>
               <a:graphicData uri="http://schemas.openxmlformats.org/drawingml/2006/picture">
                 <pic:pic>
                   <pic:nvPicPr>
-                    <pic:cNvPr descr="assets/architecture/civiccast-egress-proof-architecture.png" id="81" name="Picture"/>
+                    <pic:cNvPr descr="assets/architecture/civiccast-egress-proof-architecture.png" id="82" name="Picture"/>
                     <pic:cNvPicPr>
                       <a:picLocks noChangeArrowheads="1" noChangeAspect="1"/>
                     </pic:cNvPicPr>
                   </pic:nvPicPr>
                   <pic:blipFill>
-                    <a:blip r:embed="rId79"/>
+                    <a:blip r:embed="rId80"/>
                     <a:stretch>
                       <a:fillRect/>
                     </a:stretch>
@@ -16202,7 +16219,7 @@
         <w:t xml:space="preserve">CivicCast channel-egress architecture</w:t>
       </w:r>
     </w:p>
-    <w:bookmarkStart w:id="82" w:name="subsystems-and-module-layout"/>
+    <w:bookmarkStart w:id="83" w:name="subsystems-and-module-layout"/>
     <w:p>
       <w:pPr>
         <w:pStyle w:val="Heading3"/>
@@ -16519,8 +16536,8 @@
         <w:t xml:space="preserve">└── common/trusted_proxy.py  CDN-aware client-IP resolver</w:t>
       </w:r>
     </w:p>
-    <w:bookmarkEnd w:id="82"/>
-    <w:bookmarkStart w:id="84" w:name="the-five-role-model"/>
+    <w:bookmarkEnd w:id="83"/>
+    <w:bookmarkStart w:id="85" w:name="the-five-role-model"/>
     <w:p>
       <w:pPr>
         <w:pStyle w:val="Heading3"/>
@@ -16539,7 +16556,7 @@
       <w:r>
         <w:t xml:space="preserve"> </w:t>
       </w:r>
-      <w:hyperlink r:id="rId83">
+      <w:hyperlink r:id="rId84">
         <w:r>
           <w:rPr>
             <w:rStyle w:val="VerbatimChar"/>
@@ -16729,8 +16746,8 @@
         <w:t xml:space="preserve">window.</w:t>
       </w:r>
     </w:p>
-    <w:bookmarkEnd w:id="84"/>
-    <w:bookmarkStart w:id="85" w:name="the-alembic-migration-chain"/>
+    <w:bookmarkEnd w:id="85"/>
+    <w:bookmarkStart w:id="86" w:name="the-alembic-migration-chain"/>
     <w:p>
       <w:pPr>
         <w:pStyle w:val="Heading3"/>
@@ -16779,7 +16796,7 @@
       <w:r>
         <w:t xml:space="preserve"> </w:t>
       </w:r>
-      <w:hyperlink r:id="rId18">
+      <w:hyperlink r:id="rId19">
         <w:r>
           <w:rPr>
             <w:rStyle w:val="Hyperlink"/>
@@ -17085,7 +17102,7 @@
       <w:r>
         <w:t xml:space="preserve"> </w:t>
       </w:r>
-      <w:hyperlink r:id="rId78">
+      <w:hyperlink r:id="rId79">
         <w:r>
           <w:rPr>
             <w:rStyle w:val="Hyperlink"/>
@@ -17100,8 +17117,8 @@
         <w:t xml:space="preserve">tracks the capability evidence associated with the chain.</w:t>
       </w:r>
     </w:p>
-    <w:bookmarkEnd w:id="85"/>
-    <w:bookmarkStart w:id="87" w:name="the-s15-gstreamer-playout-engine"/>
+    <w:bookmarkEnd w:id="86"/>
+    <w:bookmarkStart w:id="88" w:name="the-s15-gstreamer-playout-engine"/>
     <w:p>
       <w:pPr>
         <w:pStyle w:val="Heading3"/>
@@ -17117,7 +17134,7 @@
       <w:r>
         <w:t xml:space="preserve">The S15 playout engine (</w:t>
       </w:r>
-      <w:hyperlink r:id="rId86">
+      <w:hyperlink r:id="rId87">
         <w:r>
           <w:rPr>
             <w:rStyle w:val="VerbatimChar"/>
@@ -17323,8 +17340,8 @@
         <w:t xml:space="preserve">into the legacy ffmpeg-relay model for backwards compatibility.</w:t>
       </w:r>
     </w:p>
-    <w:bookmarkEnd w:id="87"/>
-    <w:bookmarkStart w:id="89" w:name="the-three-protocol-seams"/>
+    <w:bookmarkEnd w:id="88"/>
+    <w:bookmarkStart w:id="90" w:name="the-three-protocol-seams"/>
     <w:p>
       <w:pPr>
         <w:pStyle w:val="Heading3"/>
@@ -17370,7 +17387,7 @@
       <w:r>
         <w:t xml:space="preserve"> </w:t>
       </w:r>
-      <w:hyperlink r:id="rId88">
+      <w:hyperlink r:id="rId89">
         <w:r>
           <w:rPr>
             <w:rStyle w:val="VerbatimChar"/>
@@ -17766,8 +17783,8 @@
         <w:t xml:space="preserve">testable.</w:t>
       </w:r>
     </w:p>
-    <w:bookmarkEnd w:id="89"/>
-    <w:bookmarkStart w:id="90" w:name="the-publish-pipeline"/>
+    <w:bookmarkEnd w:id="90"/>
+    <w:bookmarkStart w:id="91" w:name="the-publish-pipeline"/>
     <w:p>
       <w:pPr>
         <w:pStyle w:val="Heading3"/>
@@ -18060,8 +18077,8 @@
         <w:t xml:space="preserve">emits XMLTV for downstream guides.</w:t>
       </w:r>
     </w:p>
-    <w:bookmarkEnd w:id="90"/>
-    <w:bookmarkStart w:id="92" w:name="the-cdn-aware-trusted-proxy-resolver"/>
+    <w:bookmarkEnd w:id="91"/>
+    <w:bookmarkStart w:id="93" w:name="the-cdn-aware-trusted-proxy-resolver"/>
     <w:p>
       <w:pPr>
         <w:pStyle w:val="Heading3"/>
@@ -18080,7 +18097,7 @@
       <w:r>
         <w:t xml:space="preserve"> </w:t>
       </w:r>
-      <w:hyperlink r:id="rId91">
+      <w:hyperlink r:id="rId92">
         <w:r>
           <w:rPr>
             <w:rStyle w:val="VerbatimChar"/>
@@ -18333,8 +18350,8 @@
         <w:t xml:space="preserve">runtime.</w:t>
       </w:r>
     </w:p>
-    <w:bookmarkEnd w:id="92"/>
-    <w:bookmarkStart w:id="93" w:name="comparative-capability-status"/>
+    <w:bookmarkEnd w:id="93"/>
+    <w:bookmarkStart w:id="94" w:name="comparative-capability-status"/>
     <w:p>
       <w:pPr>
         <w:pStyle w:val="Heading3"/>
@@ -18353,7 +18370,7 @@
       <w:r>
         <w:t xml:space="preserve"> </w:t>
       </w:r>
-      <w:hyperlink r:id="rId78">
+      <w:hyperlink r:id="rId79">
         <w:r>
           <w:rPr>
             <w:rStyle w:val="Hyperlink"/>
@@ -19193,8 +19210,8 @@
         <w:t xml:space="preserve">software, not a certified EAS device.</w:t>
       </w:r>
     </w:p>
-    <w:bookmarkEnd w:id="93"/>
-    <w:bookmarkStart w:id="103" w:name="open-items-and-roadmap-pointers"/>
+    <w:bookmarkEnd w:id="94"/>
+    <w:bookmarkStart w:id="104" w:name="open-items-and-roadmap-pointers"/>
     <w:p>
       <w:pPr>
         <w:pStyle w:val="Heading3"/>
@@ -19472,7 +19489,7 @@
           <w:numId w:val="1035"/>
         </w:numPr>
       </w:pPr>
-      <w:hyperlink r:id="rId94">
+      <w:hyperlink r:id="rId95">
         <w:r>
           <w:rPr>
             <w:rStyle w:val="Hyperlink"/>
@@ -19489,7 +19506,7 @@
           <w:numId w:val="1035"/>
         </w:numPr>
       </w:pPr>
-      <w:hyperlink r:id="rId95">
+      <w:hyperlink r:id="rId96">
         <w:r>
           <w:rPr>
             <w:rStyle w:val="Hyperlink"/>
@@ -19506,7 +19523,7 @@
           <w:numId w:val="1035"/>
         </w:numPr>
       </w:pPr>
-      <w:hyperlink r:id="rId96">
+      <w:hyperlink r:id="rId97">
         <w:r>
           <w:rPr>
             <w:rStyle w:val="Hyperlink"/>
@@ -19523,7 +19540,7 @@
           <w:numId w:val="1035"/>
         </w:numPr>
       </w:pPr>
-      <w:hyperlink r:id="rId97">
+      <w:hyperlink r:id="rId98">
         <w:r>
           <w:rPr>
             <w:rStyle w:val="Hyperlink"/>
@@ -19540,7 +19557,7 @@
           <w:numId w:val="1035"/>
         </w:numPr>
       </w:pPr>
-      <w:hyperlink r:id="rId98">
+      <w:hyperlink r:id="rId99">
         <w:r>
           <w:rPr>
             <w:rStyle w:val="Hyperlink"/>
@@ -19557,7 +19574,7 @@
           <w:numId w:val="1035"/>
         </w:numPr>
       </w:pPr>
-      <w:hyperlink r:id="rId99">
+      <w:hyperlink r:id="rId100">
         <w:r>
           <w:rPr>
             <w:rStyle w:val="Hyperlink"/>
@@ -19574,7 +19591,7 @@
           <w:numId w:val="1035"/>
         </w:numPr>
       </w:pPr>
-      <w:hyperlink r:id="rId100">
+      <w:hyperlink r:id="rId101">
         <w:r>
           <w:rPr>
             <w:rStyle w:val="Hyperlink"/>
@@ -19591,7 +19608,7 @@
           <w:numId w:val="1035"/>
         </w:numPr>
       </w:pPr>
-      <w:hyperlink r:id="rId101">
+      <w:hyperlink r:id="rId102">
         <w:r>
           <w:rPr>
             <w:rStyle w:val="Hyperlink"/>
@@ -19608,7 +19625,7 @@
           <w:numId w:val="1035"/>
         </w:numPr>
       </w:pPr>
-      <w:hyperlink r:id="rId102">
+      <w:hyperlink r:id="rId103">
         <w:r>
           <w:rPr>
             <w:rStyle w:val="Hyperlink"/>
@@ -19617,9 +19634,9 @@
         </w:r>
       </w:hyperlink>
     </w:p>
-    <w:bookmarkEnd w:id="103"/>
     <w:bookmarkEnd w:id="104"/>
-    <w:bookmarkStart w:id="105" w:name="language-standard"/>
+    <w:bookmarkEnd w:id="105"/>
+    <w:bookmarkStart w:id="106" w:name="language-standard"/>
     <w:p>
       <w:pPr>
         <w:pStyle w:val="Heading2"/>
@@ -19638,7 +19655,7 @@
       <w:r>
         <w:t xml:space="preserve"> </w:t>
       </w:r>
-      <w:hyperlink r:id="rId48">
+      <w:hyperlink r:id="rId49">
         <w:r>
           <w:rPr>
             <w:rStyle w:val="Hyperlink"/>
@@ -19846,8 +19863,8 @@
         <w:t xml:space="preserve">difference is clear to staff and to residents.</w:t>
       </w:r>
     </w:p>
-    <w:bookmarkEnd w:id="105"/>
     <w:bookmarkEnd w:id="106"/>
+    <w:bookmarkEnd w:id="107"/>
     <w:sectPr>
       <w:footnotePr>
         <w:numRestart w:val="eachSect"/>

--- a/docs/USER-MANUAL.docx
+++ b/docs/USER-MANUAL.docx
@@ -4140,6 +4140,72 @@
       </w:r>
       <w:r>
         <w:t xml:space="preserve">panel; only the lower-third text layer is.</w:t>
+      </w:r>
+    </w:p>
+    <w:p>
+      <w:pPr>
+        <w:pStyle w:val="BodyText"/>
+      </w:pPr>
+      <w:r>
+        <w:rPr>
+          <w:b/>
+          <w:bCs/>
+        </w:rPr>
+        <w:t xml:space="preserve">What happens during a program change?</w:t>
+      </w:r>
+      <w:r>
+        <w:t xml:space="preserve"> </w:t>
+      </w:r>
+      <w:r>
+        <w:t xml:space="preserve">CivicCast prepares the next program</w:t>
+      </w:r>
+      <w:r>
+        <w:t xml:space="preserve"> </w:t>
+      </w:r>
+      <w:r>
+        <w:t xml:space="preserve">while the current feed continues. An accepted reload request means preparation</w:t>
+      </w:r>
+      <w:r>
+        <w:t xml:space="preserve"> </w:t>
+      </w:r>
+      <w:r>
+        <w:t xml:space="preserve">has started, not that the new program is already on air. If another request</w:t>
+      </w:r>
+      <w:r>
+        <w:t xml:space="preserve"> </w:t>
+      </w:r>
+      <w:r>
+        <w:t xml:space="preserve">arrives while the previous change is finishing, CivicCast declines that</w:t>
+      </w:r>
+      <w:r>
+        <w:t xml:space="preserve"> </w:t>
+      </w:r>
+      <w:r>
+        <w:t xml:space="preserve">in-place request and the supervisor uses its existing channel-restart recovery</w:t>
+      </w:r>
+      <w:r>
+        <w:t xml:space="preserve"> </w:t>
+      </w:r>
+      <w:r>
+        <w:t xml:space="preserve">to load the current plan. A restart can briefly interrupt the feed. Check the</w:t>
+      </w:r>
+      <w:r>
+        <w:t xml:space="preserve"> </w:t>
+      </w:r>
+      <w:r>
+        <w:t xml:space="preserve">channel status and player to confirm the new program is running; do not treat</w:t>
+      </w:r>
+      <w:r>
+        <w:t xml:space="preserve"> </w:t>
+      </w:r>
+      <w:r>
+        <w:t xml:space="preserve">the initial request acknowledgement as confirmation of the picture on air.</w:t>
+      </w:r>
+      <w:r>
+        <w:t xml:space="preserve"> </w:t>
+      </w:r>
+      <w:r>
+        <w:t xml:space="preserve">The existing timeout and recovery safeguards remain active.</w:t>
       </w:r>
     </w:p>
     <w:bookmarkEnd w:id="31"/>

--- a/docs/USER-MANUAL.docx
+++ b/docs/USER-MANUAL.docx
@@ -4169,43 +4169,69 @@
         <w:t xml:space="preserve"> </w:t>
       </w:r>
       <w:r>
-        <w:t xml:space="preserve">has started, not that the new program is already on air. If another request</w:t>
-      </w:r>
-      <w:r>
-        <w:t xml:space="preserve"> </w:t>
-      </w:r>
-      <w:r>
-        <w:t xml:space="preserve">arrives while the previous change is finishing, CivicCast declines that</w:t>
-      </w:r>
-      <w:r>
-        <w:t xml:space="preserve"> </w:t>
-      </w:r>
-      <w:r>
-        <w:t xml:space="preserve">in-place request and the supervisor uses its existing channel-restart recovery</w:t>
-      </w:r>
-      <w:r>
-        <w:t xml:space="preserve"> </w:t>
-      </w:r>
-      <w:r>
-        <w:t xml:space="preserve">to load the current plan. A restart can briefly interrupt the feed. Check the</w:t>
-      </w:r>
-      <w:r>
-        <w:t xml:space="preserve"> </w:t>
-      </w:r>
-      <w:r>
-        <w:t xml:space="preserve">channel status and player to confirm the new program is running; do not treat</w:t>
-      </w:r>
-      <w:r>
-        <w:t xml:space="preserve"> </w:t>
-      </w:r>
-      <w:r>
-        <w:t xml:space="preserve">the initial request acknowledgement as confirmation of the picture on air.</w:t>
-      </w:r>
-      <w:r>
-        <w:t xml:space="preserve"> </w:t>
-      </w:r>
-      <w:r>
-        <w:t xml:space="preserve">The existing timeout and recovery safeguards remain active.</w:t>
+        <w:t xml:space="preserve">has started, not that the new program is already on air. Check the channel</w:t>
+      </w:r>
+      <w:r>
+        <w:t xml:space="preserve"> </w:t>
+      </w:r>
+      <w:r>
+        <w:t xml:space="preserve">status and player to confirm the new program is running; do not treat the</w:t>
+      </w:r>
+      <w:r>
+        <w:t xml:space="preserve"> </w:t>
+      </w:r>
+      <w:r>
+        <w:t xml:space="preserve">initial request acknowledgement as confirmation of the picture on air. The</w:t>
+      </w:r>
+      <w:r>
+        <w:t xml:space="preserve"> </w:t>
+      </w:r>
+      <w:r>
+        <w:t xml:space="preserve">existing timeout and recovery safeguards remain active.</w:t>
+      </w:r>
+    </w:p>
+    <w:p>
+      <w:pPr>
+        <w:pStyle w:val="BodyText"/>
+      </w:pPr>
+      <w:r>
+        <w:t xml:space="preserve">A program change normally completes in well under a second, so back-to-back</w:t>
+      </w:r>
+      <w:r>
+        <w:t xml:space="preserve"> </w:t>
+      </w:r>
+      <w:r>
+        <w:t xml:space="preserve">requests are not something you need to pace by hand. In the rare case where a</w:t>
+      </w:r>
+      <w:r>
+        <w:t xml:space="preserve"> </w:t>
+      </w:r>
+      <w:r>
+        <w:t xml:space="preserve">change is still finishing when the next one arrives, CivicCast declines the</w:t>
+      </w:r>
+      <w:r>
+        <w:t xml:space="preserve"> </w:t>
+      </w:r>
+      <w:r>
+        <w:t xml:space="preserve">second in-place request and the supervisor falls back to its existing</w:t>
+      </w:r>
+      <w:r>
+        <w:t xml:space="preserve"> </w:t>
+      </w:r>
+      <w:r>
+        <w:t xml:space="preserve">channel-restart recovery to load the current plan, which can briefly interrupt</w:t>
+      </w:r>
+      <w:r>
+        <w:t xml:space="preserve"> </w:t>
+      </w:r>
+      <w:r>
+        <w:t xml:space="preserve">the feed. Seeing that repeatedly is a fault worth reporting, not normal</w:t>
+      </w:r>
+      <w:r>
+        <w:t xml:space="preserve"> </w:t>
+      </w:r>
+      <w:r>
+        <w:t xml:space="preserve">operation.</w:t>
       </w:r>
     </w:p>
     <w:bookmarkEnd w:id="31"/>

--- a/docs/USER-MANUAL.docx
+++ b/docs/USER-MANUAL.docx
@@ -4140,6 +4140,98 @@
       </w:r>
       <w:r>
         <w:t xml:space="preserve">panel; only the lower-third text layer is.</w:t>
+      </w:r>
+    </w:p>
+    <w:p>
+      <w:pPr>
+        <w:pStyle w:val="BodyText"/>
+      </w:pPr>
+      <w:r>
+        <w:rPr>
+          <w:b/>
+          <w:bCs/>
+        </w:rPr>
+        <w:t xml:space="preserve">What happens during a program change?</w:t>
+      </w:r>
+      <w:r>
+        <w:t xml:space="preserve"> </w:t>
+      </w:r>
+      <w:r>
+        <w:t xml:space="preserve">CivicCast prepares the next program</w:t>
+      </w:r>
+      <w:r>
+        <w:t xml:space="preserve"> </w:t>
+      </w:r>
+      <w:r>
+        <w:t xml:space="preserve">while the current feed continues. An accepted reload request means preparation</w:t>
+      </w:r>
+      <w:r>
+        <w:t xml:space="preserve"> </w:t>
+      </w:r>
+      <w:r>
+        <w:t xml:space="preserve">has started, not that the new program is already on air. Check the channel</w:t>
+      </w:r>
+      <w:r>
+        <w:t xml:space="preserve"> </w:t>
+      </w:r>
+      <w:r>
+        <w:t xml:space="preserve">status and player to confirm the new program is running; do not treat the</w:t>
+      </w:r>
+      <w:r>
+        <w:t xml:space="preserve"> </w:t>
+      </w:r>
+      <w:r>
+        <w:t xml:space="preserve">initial request acknowledgement as confirmation of the picture on air. The</w:t>
+      </w:r>
+      <w:r>
+        <w:t xml:space="preserve"> </w:t>
+      </w:r>
+      <w:r>
+        <w:t xml:space="preserve">existing timeout and recovery safeguards remain active.</w:t>
+      </w:r>
+    </w:p>
+    <w:p>
+      <w:pPr>
+        <w:pStyle w:val="BodyText"/>
+      </w:pPr>
+      <w:r>
+        <w:t xml:space="preserve">A program change normally completes in well under a second, so back-to-back</w:t>
+      </w:r>
+      <w:r>
+        <w:t xml:space="preserve"> </w:t>
+      </w:r>
+      <w:r>
+        <w:t xml:space="preserve">requests are not something you need to pace by hand. In the rare case where a</w:t>
+      </w:r>
+      <w:r>
+        <w:t xml:space="preserve"> </w:t>
+      </w:r>
+      <w:r>
+        <w:t xml:space="preserve">change is still finishing when the next one arrives, CivicCast declines the</w:t>
+      </w:r>
+      <w:r>
+        <w:t xml:space="preserve"> </w:t>
+      </w:r>
+      <w:r>
+        <w:t xml:space="preserve">second in-place request and the supervisor falls back to its existing</w:t>
+      </w:r>
+      <w:r>
+        <w:t xml:space="preserve"> </w:t>
+      </w:r>
+      <w:r>
+        <w:t xml:space="preserve">channel-restart recovery to load the current plan, which can briefly interrupt</w:t>
+      </w:r>
+      <w:r>
+        <w:t xml:space="preserve"> </w:t>
+      </w:r>
+      <w:r>
+        <w:t xml:space="preserve">the feed. Seeing that repeatedly is a fault worth reporting, not normal</w:t>
+      </w:r>
+      <w:r>
+        <w:t xml:space="preserve"> </w:t>
+      </w:r>
+      <w:r>
+        <w:t xml:space="preserve">operation.</w:t>
       </w:r>
     </w:p>
     <w:bookmarkEnd w:id="31"/>

--- a/docs/USER-MANUAL.docx
+++ b/docs/USER-MANUAL.docx
@@ -3879,19 +3879,157 @@
         <w:t xml:space="preserve"> </w:t>
       </w:r>
       <w:r>
-        <w:t xml:space="preserve">It is on when the station is installed. Only a setup admin can change it.</w:t>
-      </w:r>
-      <w:r>
-        <w:t xml:space="preserve"> </w:t>
-      </w:r>
-      <w:r>
-        <w:t xml:space="preserve">The change takes effect within a few seconds; you do not need to restart</w:t>
-      </w:r>
-      <w:r>
-        <w:t xml:space="preserve"> </w:t>
-      </w:r>
-      <w:r>
-        <w:t xml:space="preserve">anything and you can do it during a live meeting.</w:t>
+        <w:t xml:space="preserve">It is</w:t>
+      </w:r>
+      <w:r>
+        <w:t xml:space="preserve"> </w:t>
+      </w:r>
+      <w:r>
+        <w:rPr>
+          <w:b/>
+          <w:bCs/>
+        </w:rPr>
+        <w:t xml:space="preserve">off</w:t>
+      </w:r>
+      <w:r>
+        <w:t xml:space="preserve"> </w:t>
+      </w:r>
+      <w:r>
+        <w:t xml:space="preserve">when the station is installed in this beta (see the known</w:t>
+      </w:r>
+      <w:r>
+        <w:t xml:space="preserve"> </w:t>
+      </w:r>
+      <w:r>
+        <w:t xml:space="preserve">issue below); turn it on there if your station can keep up. Only a setup</w:t>
+      </w:r>
+      <w:r>
+        <w:t xml:space="preserve"> </w:t>
+      </w:r>
+      <w:r>
+        <w:t xml:space="preserve">admin can change it. Turning it</w:t>
+      </w:r>
+      <w:r>
+        <w:t xml:space="preserve"> </w:t>
+      </w:r>
+      <w:r>
+        <w:rPr>
+          <w:i/>
+          <w:iCs/>
+        </w:rPr>
+        <w:t xml:space="preserve">off</w:t>
+      </w:r>
+      <w:r>
+        <w:t xml:space="preserve"> </w:t>
+      </w:r>
+      <w:r>
+        <w:t xml:space="preserve">stops captions within a few seconds,</w:t>
+      </w:r>
+      <w:r>
+        <w:t xml:space="preserve"> </w:t>
+      </w:r>
+      <w:r>
+        <w:t xml:space="preserve">but the part of the broadcast path that writes captions into the video is</w:t>
+      </w:r>
+      <w:r>
+        <w:t xml:space="preserve"> </w:t>
+      </w:r>
+      <w:r>
+        <w:t xml:space="preserve">only removed the next time each channel goes on air (or the next time the</w:t>
+      </w:r>
+      <w:r>
+        <w:t xml:space="preserve"> </w:t>
+      </w:r>
+      <w:r>
+        <w:t xml:space="preserve">station restarts) — so if you are turning it off because of the freeze</w:t>
+      </w:r>
+      <w:r>
+        <w:t xml:space="preserve"> </w:t>
+      </w:r>
+      <w:r>
+        <w:t xml:space="preserve">described below, expect the freeze to stop after that, not immediately.</w:t>
+      </w:r>
+      <w:r>
+        <w:t xml:space="preserve"> </w:t>
+      </w:r>
+      <w:r>
+        <w:t xml:space="preserve">Turning it</w:t>
+      </w:r>
+      <w:r>
+        <w:t xml:space="preserve"> </w:t>
+      </w:r>
+      <w:r>
+        <w:rPr>
+          <w:i/>
+          <w:iCs/>
+        </w:rPr>
+        <w:t xml:space="preserve">on</w:t>
+      </w:r>
+      <w:r>
+        <w:t xml:space="preserve"> </w:t>
+      </w:r>
+      <w:r>
+        <w:t xml:space="preserve">likewise takes effect at each channel’s next start. You do</w:t>
+      </w:r>
+      <w:r>
+        <w:t xml:space="preserve"> </w:t>
+      </w:r>
+      <w:r>
+        <w:t xml:space="preserve">not need to restart anything and you can do it during a live meeting.</w:t>
+      </w:r>
+    </w:p>
+    <w:p>
+      <w:pPr>
+        <w:pStyle w:val="BodyText"/>
+      </w:pPr>
+      <w:r>
+        <w:rPr>
+          <w:b/>
+          <w:bCs/>
+        </w:rPr>
+        <w:t xml:space="preserve">Known issue in this beta (why it starts off):</w:t>
+      </w:r>
+      <w:r>
+        <w:t xml:space="preserve"> </w:t>
+      </w:r>
+      <w:r>
+        <w:t xml:space="preserve">with live captions on,</w:t>
+      </w:r>
+      <w:r>
+        <w:t xml:space="preserve"> </w:t>
+      </w:r>
+      <w:r>
+        <w:t xml:space="preserve">the picture can freeze for 25–30 seconds and then catch up in a burst every</w:t>
+      </w:r>
+      <w:r>
+        <w:t xml:space="preserve"> </w:t>
+      </w:r>
+      <w:r>
+        <w:t xml:space="preserve">minute or two; rarely, the station’s 10-second stall watchdog restarts the</w:t>
+      </w:r>
+      <w:r>
+        <w:t xml:space="preserve"> </w:t>
+      </w:r>
+      <w:r>
+        <w:t xml:space="preserve">channel (about a 30-second gap on air). The cause is the part of the</w:t>
+      </w:r>
+      <w:r>
+        <w:t xml:space="preserve"> </w:t>
+      </w:r>
+      <w:r>
+        <w:t xml:space="preserve">broadcast path that writes captions into the video, and the fix is planned</w:t>
+      </w:r>
+      <w:r>
+        <w:t xml:space="preserve"> </w:t>
+      </w:r>
+      <w:r>
+        <w:t xml:space="preserve">for the next update. Runs with live captions off have never shown the</w:t>
+      </w:r>
+      <w:r>
+        <w:t xml:space="preserve"> </w:t>
+      </w:r>
+      <w:r>
+        <w:t xml:space="preserve">freeze.</w:t>
       </w:r>
     </w:p>
     <w:p>
@@ -9848,13 +9986,70 @@
         <w:t xml:space="preserve"> </w:t>
       </w:r>
       <w:r>
-        <w:t xml:space="preserve">station-profile switch (Staff → Station Profile) also now stops the fork</w:t>
-      </w:r>
-      <w:r>
-        <w:t xml:space="preserve"> </w:t>
-      </w:r>
-      <w:r>
-        <w:t xml:space="preserve">leg, WITHOUT a control-plane restart — but only at a channel’s next</w:t>
+        <w:t xml:space="preserve">station-profile switch (Staff → Station Profile;</w:t>
+      </w:r>
+      <w:r>
+        <w:t xml:space="preserve"> </w:t>
+      </w:r>
+      <w:r>
+        <w:rPr>
+          <w:b/>
+          <w:bCs/>
+        </w:rPr>
+        <w:t xml:space="preserve">off by default in</w:t>
+      </w:r>
+      <w:r>
+        <w:rPr>
+          <w:b/>
+          <w:bCs/>
+        </w:rPr>
+        <w:t xml:space="preserve"> </w:t>
+      </w:r>
+      <w:r>
+        <w:rPr>
+          <w:b/>
+          <w:bCs/>
+        </w:rPr>
+        <w:t xml:space="preserve">beta.5</w:t>
+      </w:r>
+      <w:r>
+        <w:t xml:space="preserve">, see the</w:t>
+      </w:r>
+      <w:r>
+        <w:t xml:space="preserve"> </w:t>
+      </w:r>
+      <w:r>
+        <w:t xml:space="preserve">“Live Captions”</w:t>
+      </w:r>
+      <w:r>
+        <w:t xml:space="preserve"> </w:t>
+      </w:r>
+      <w:r>
+        <w:t xml:space="preserve">section of the Meeting Operator Guide)</w:t>
+      </w:r>
+      <w:r>
+        <w:t xml:space="preserve"> </w:t>
+      </w:r>
+      <w:r>
+        <w:t xml:space="preserve">also stops the fork leg AND the CEA-708 caption embed leg (</w:t>
+      </w:r>
+      <w:r>
+        <w:rPr>
+          <w:rStyle w:val="VerbatimChar"/>
+        </w:rPr>
+        <w:t xml:space="preserve">cccombiner</w:t>
+      </w:r>
+      <w:r>
+        <w:t xml:space="preserve"> </w:t>
+      </w:r>
+      <w:r>
+        <w:t xml:space="preserve">between the encoder and the mux, plus its caption source), WITHOUT a</w:t>
+      </w:r>
+      <w:r>
+        <w:t xml:space="preserve"> </w:t>
+      </w:r>
+      <w:r>
+        <w:t xml:space="preserve">control-plane restart — but only at a channel’s next</w:t>
       </w:r>
       <w:r>
         <w:t xml:space="preserve"> </w:t>
@@ -9870,13 +10065,19 @@
         <w:t xml:space="preserve"> </w:t>
       </w:r>
       <w:r>
-        <w:t xml:space="preserve">(going off air and back on, or a supervisor restart), same as</w:t>
-      </w:r>
-      <w:r>
-        <w:t xml:space="preserve"> </w:t>
-      </w:r>
-      <w:r>
-        <w:t xml:space="preserve">the graphics-overlay honest limit above: a content reload on an</w:t>
+        <w:t xml:space="preserve">(going</w:t>
+      </w:r>
+      <w:r>
+        <w:t xml:space="preserve"> </w:t>
+      </w:r>
+      <w:r>
+        <w:t xml:space="preserve">off air and back on, or a supervisor restart), same as the</w:t>
+      </w:r>
+      <w:r>
+        <w:t xml:space="preserve"> </w:t>
+      </w:r>
+      <w:r>
+        <w:t xml:space="preserve">graphics-overlay honest limit above: a content reload on an</w:t>
       </w:r>
       <w:r>
         <w:t xml:space="preserve"> </w:t>
@@ -9888,19 +10089,46 @@
         <w:t xml:space="preserve"> </w:t>
       </w:r>
       <w:r>
-        <w:t xml:space="preserve">between, because the reload path never touches the audio-tap leg either</w:t>
-      </w:r>
-      <w:r>
-        <w:t xml:space="preserve"> </w:t>
-      </w:r>
-      <w:r>
-        <w:t xml:space="preserve">way (only the program source and the graphics overlay are re-applied on</w:t>
-      </w:r>
-      <w:r>
-        <w:t xml:space="preserve"> </w:t>
-      </w:r>
-      <w:r>
-        <w:t xml:space="preserve">reload).</w:t>
+        <w:t xml:space="preserve">between, because the reload path never touches the audio-tap or the</w:t>
+      </w:r>
+      <w:r>
+        <w:t xml:space="preserve"> </w:t>
+      </w:r>
+      <w:r>
+        <w:t xml:space="preserve">embed leg either way (only the program source and the graphics overlay</w:t>
+      </w:r>
+      <w:r>
+        <w:t xml:space="preserve"> </w:t>
+      </w:r>
+      <w:r>
+        <w:t xml:space="preserve">are re-applied on reload).</w:t>
+      </w:r>
+      <w:r>
+        <w:t xml:space="preserve"> </w:t>
+      </w:r>
+      <w:r>
+        <w:rPr>
+          <w:rStyle w:val="VerbatimChar"/>
+        </w:rPr>
+        <w:t xml:space="preserve">CIVICCAST_EGRESS_EMBED_CAPTIONS=1</w:t>
+      </w:r>
+      <w:r>
+        <w:t xml:space="preserve"> </w:t>
+      </w:r>
+      <w:r>
+        <w:t xml:space="preserve">alone (set</w:t>
+      </w:r>
+      <w:r>
+        <w:t xml:space="preserve"> </w:t>
+      </w:r>
+      <w:r>
+        <w:t xml:space="preserve">unconditionally on an activated native station) no longer builds the</w:t>
+      </w:r>
+      <w:r>
+        <w:t xml:space="preserve"> </w:t>
+      </w:r>
+      <w:r>
+        <w:t xml:space="preserve">embed leg; the profile switch must also be on.</w:t>
       </w:r>
     </w:p>
     <w:p>

--- a/docs/USER-MANUAL.docx
+++ b/docs/USER-MANUAL.docx
@@ -4011,25 +4011,19 @@
         <w:t xml:space="preserve"> </w:t>
       </w:r>
       <w:r>
-        <w:t xml:space="preserve">channel (about a 30-second gap on air). The cause is the part of the</w:t>
-      </w:r>
-      <w:r>
-        <w:t xml:space="preserve"> </w:t>
-      </w:r>
-      <w:r>
-        <w:t xml:space="preserve">broadcast path that writes captions into the video, and the fix is planned</w:t>
-      </w:r>
-      <w:r>
-        <w:t xml:space="preserve"> </w:t>
-      </w:r>
-      <w:r>
-        <w:t xml:space="preserve">for the next update. Runs with live captions off have never shown the</w:t>
-      </w:r>
-      <w:r>
-        <w:t xml:space="preserve"> </w:t>
-      </w:r>
-      <w:r>
-        <w:t xml:space="preserve">freeze.</w:t>
+        <w:t xml:space="preserve">channel (about a 30-second gap on air). The cause is under investigation</w:t>
+      </w:r>
+      <w:r>
+        <w:t xml:space="preserve"> </w:t>
+      </w:r>
+      <w:r>
+        <w:t xml:space="preserve">and is somewhere in the live-caption path; the fix is planned for the next</w:t>
+      </w:r>
+      <w:r>
+        <w:t xml:space="preserve"> </w:t>
+      </w:r>
+      <w:r>
+        <w:t xml:space="preserve">update.</w:t>
       </w:r>
     </w:p>
     <w:p>
@@ -10101,7 +10095,53 @@
         <w:t xml:space="preserve"> </w:t>
       </w:r>
       <w:r>
-        <w:t xml:space="preserve">are re-applied on reload).</w:t>
+        <w:t xml:space="preserve">are re-applied on reload). The reload path does</w:t>
+      </w:r>
+      <w:r>
+        <w:t xml:space="preserve"> </w:t>
+      </w:r>
+      <w:r>
+        <w:rPr>
+          <w:i/>
+          <w:iCs/>
+        </w:rPr>
+        <w:t xml:space="preserve">read</w:t>
+      </w:r>
+      <w:r>
+        <w:t xml:space="preserve"> </w:t>
+      </w:r>
+      <w:r>
+        <w:t xml:space="preserve">the profile</w:t>
+      </w:r>
+      <w:r>
+        <w:t xml:space="preserve"> </w:t>
+      </w:r>
+      <w:r>
+        <w:t xml:space="preserve">switch, for one reason only: an HEVC channel cannot embed captions, and</w:t>
+      </w:r>
+      <w:r>
+        <w:t xml:space="preserve"> </w:t>
+      </w:r>
+      <w:r>
+        <w:t xml:space="preserve">a reload on a running HEVC channel after the switch was turned on logs a</w:t>
+      </w:r>
+      <w:r>
+        <w:t xml:space="preserve"> </w:t>
+      </w:r>
+      <w:r>
+        <w:t xml:space="preserve">warning and keeps the running pipeline as it is, instead of refusing the</w:t>
+      </w:r>
+      <w:r>
+        <w:t xml:space="preserve"> </w:t>
+      </w:r>
+      <w:r>
+        <w:t xml:space="preserve">content change; the H.264-only restriction is enforced at the channel’s</w:t>
+      </w:r>
+      <w:r>
+        <w:t xml:space="preserve"> </w:t>
+      </w:r>
+      <w:r>
+        <w:t xml:space="preserve">next start.</w:t>
       </w:r>
       <w:r>
         <w:t xml:space="preserve"> </w:t>

--- a/docs/USER-MANUAL.docx
+++ b/docs/USER-MANUAL.docx
@@ -3975,7 +3975,35 @@
         <w:t xml:space="preserve"> </w:t>
       </w:r>
       <w:r>
-        <w:t xml:space="preserve">not need to restart anything and you can do it during a live meeting.</w:t>
+        <w:t xml:space="preserve">not need to restart anything and you can do it during a live meeting. Until</w:t>
+      </w:r>
+      <w:r>
+        <w:t xml:space="preserve"> </w:t>
+      </w:r>
+      <w:r>
+        <w:t xml:space="preserve">each channel next goes on air, those channels show red on</w:t>
+      </w:r>
+      <w:r>
+        <w:t xml:space="preserve"> </w:t>
+      </w:r>
+      <w:r>
+        <w:rPr>
+          <w:i/>
+          <w:iCs/>
+        </w:rPr>
+        <w:t xml:space="preserve">On air right now</w:t>
+      </w:r>
+      <w:r>
+        <w:t xml:space="preserve"> </w:t>
+      </w:r>
+      <w:r>
+        <w:t xml:space="preserve">because the station is looking for captions it cannot see yet. Restart each</w:t>
+      </w:r>
+      <w:r>
+        <w:t xml:space="preserve"> </w:t>
+      </w:r>
+      <w:r>
+        <w:t xml:space="preserve">channel to clear it.</w:t>
       </w:r>
     </w:p>
     <w:p>

--- a/docs/USER-MANUAL.docx
+++ b/docs/USER-MANUAL.docx
@@ -3879,19 +3879,151 @@
         <w:t xml:space="preserve"> </w:t>
       </w:r>
       <w:r>
-        <w:t xml:space="preserve">It is on when the station is installed. Only a setup admin can change it.</w:t>
-      </w:r>
-      <w:r>
-        <w:t xml:space="preserve"> </w:t>
-      </w:r>
-      <w:r>
-        <w:t xml:space="preserve">The change takes effect within a few seconds; you do not need to restart</w:t>
-      </w:r>
-      <w:r>
-        <w:t xml:space="preserve"> </w:t>
-      </w:r>
-      <w:r>
-        <w:t xml:space="preserve">anything and you can do it during a live meeting.</w:t>
+        <w:t xml:space="preserve">It is</w:t>
+      </w:r>
+      <w:r>
+        <w:t xml:space="preserve"> </w:t>
+      </w:r>
+      <w:r>
+        <w:rPr>
+          <w:b/>
+          <w:bCs/>
+        </w:rPr>
+        <w:t xml:space="preserve">off</w:t>
+      </w:r>
+      <w:r>
+        <w:t xml:space="preserve"> </w:t>
+      </w:r>
+      <w:r>
+        <w:t xml:space="preserve">when the station is installed in this beta (see the known</w:t>
+      </w:r>
+      <w:r>
+        <w:t xml:space="preserve"> </w:t>
+      </w:r>
+      <w:r>
+        <w:t xml:space="preserve">issue below); turn it on there if your station can keep up. Only a setup</w:t>
+      </w:r>
+      <w:r>
+        <w:t xml:space="preserve"> </w:t>
+      </w:r>
+      <w:r>
+        <w:t xml:space="preserve">admin can change it. Turning it</w:t>
+      </w:r>
+      <w:r>
+        <w:t xml:space="preserve"> </w:t>
+      </w:r>
+      <w:r>
+        <w:rPr>
+          <w:i/>
+          <w:iCs/>
+        </w:rPr>
+        <w:t xml:space="preserve">off</w:t>
+      </w:r>
+      <w:r>
+        <w:t xml:space="preserve"> </w:t>
+      </w:r>
+      <w:r>
+        <w:t xml:space="preserve">stops captions within a few seconds,</w:t>
+      </w:r>
+      <w:r>
+        <w:t xml:space="preserve"> </w:t>
+      </w:r>
+      <w:r>
+        <w:t xml:space="preserve">but the part of the broadcast path that writes captions into the video is</w:t>
+      </w:r>
+      <w:r>
+        <w:t xml:space="preserve"> </w:t>
+      </w:r>
+      <w:r>
+        <w:t xml:space="preserve">only removed the next time each channel goes on air (or the next time the</w:t>
+      </w:r>
+      <w:r>
+        <w:t xml:space="preserve"> </w:t>
+      </w:r>
+      <w:r>
+        <w:t xml:space="preserve">station restarts) — so if you are turning it off because of the freeze</w:t>
+      </w:r>
+      <w:r>
+        <w:t xml:space="preserve"> </w:t>
+      </w:r>
+      <w:r>
+        <w:t xml:space="preserve">described below, expect the freeze to stop after that, not immediately.</w:t>
+      </w:r>
+      <w:r>
+        <w:t xml:space="preserve"> </w:t>
+      </w:r>
+      <w:r>
+        <w:t xml:space="preserve">Turning it</w:t>
+      </w:r>
+      <w:r>
+        <w:t xml:space="preserve"> </w:t>
+      </w:r>
+      <w:r>
+        <w:rPr>
+          <w:i/>
+          <w:iCs/>
+        </w:rPr>
+        <w:t xml:space="preserve">on</w:t>
+      </w:r>
+      <w:r>
+        <w:t xml:space="preserve"> </w:t>
+      </w:r>
+      <w:r>
+        <w:t xml:space="preserve">likewise takes effect at each channel’s next start. You do</w:t>
+      </w:r>
+      <w:r>
+        <w:t xml:space="preserve"> </w:t>
+      </w:r>
+      <w:r>
+        <w:t xml:space="preserve">not need to restart anything and you can do it during a live meeting.</w:t>
+      </w:r>
+    </w:p>
+    <w:p>
+      <w:pPr>
+        <w:pStyle w:val="BodyText"/>
+      </w:pPr>
+      <w:r>
+        <w:rPr>
+          <w:b/>
+          <w:bCs/>
+        </w:rPr>
+        <w:t xml:space="preserve">Known issue in this beta (why it starts off):</w:t>
+      </w:r>
+      <w:r>
+        <w:t xml:space="preserve"> </w:t>
+      </w:r>
+      <w:r>
+        <w:t xml:space="preserve">with live captions on,</w:t>
+      </w:r>
+      <w:r>
+        <w:t xml:space="preserve"> </w:t>
+      </w:r>
+      <w:r>
+        <w:t xml:space="preserve">the picture can freeze for 25–30 seconds and then catch up in a burst every</w:t>
+      </w:r>
+      <w:r>
+        <w:t xml:space="preserve"> </w:t>
+      </w:r>
+      <w:r>
+        <w:t xml:space="preserve">minute or two; rarely, the station’s 10-second stall watchdog restarts the</w:t>
+      </w:r>
+      <w:r>
+        <w:t xml:space="preserve"> </w:t>
+      </w:r>
+      <w:r>
+        <w:t xml:space="preserve">channel (about a 30-second gap on air). The cause is under investigation</w:t>
+      </w:r>
+      <w:r>
+        <w:t xml:space="preserve"> </w:t>
+      </w:r>
+      <w:r>
+        <w:t xml:space="preserve">and is somewhere in the live-caption path; the fix is planned for the next</w:t>
+      </w:r>
+      <w:r>
+        <w:t xml:space="preserve"> </w:t>
+      </w:r>
+      <w:r>
+        <w:t xml:space="preserve">update.</w:t>
       </w:r>
     </w:p>
     <w:p>
@@ -9848,13 +9980,70 @@
         <w:t xml:space="preserve"> </w:t>
       </w:r>
       <w:r>
-        <w:t xml:space="preserve">station-profile switch (Staff → Station Profile) also now stops the fork</w:t>
-      </w:r>
-      <w:r>
-        <w:t xml:space="preserve"> </w:t>
-      </w:r>
-      <w:r>
-        <w:t xml:space="preserve">leg, WITHOUT a control-plane restart — but only at a channel’s next</w:t>
+        <w:t xml:space="preserve">station-profile switch (Staff → Station Profile;</w:t>
+      </w:r>
+      <w:r>
+        <w:t xml:space="preserve"> </w:t>
+      </w:r>
+      <w:r>
+        <w:rPr>
+          <w:b/>
+          <w:bCs/>
+        </w:rPr>
+        <w:t xml:space="preserve">off by default in</w:t>
+      </w:r>
+      <w:r>
+        <w:rPr>
+          <w:b/>
+          <w:bCs/>
+        </w:rPr>
+        <w:t xml:space="preserve"> </w:t>
+      </w:r>
+      <w:r>
+        <w:rPr>
+          <w:b/>
+          <w:bCs/>
+        </w:rPr>
+        <w:t xml:space="preserve">beta.5</w:t>
+      </w:r>
+      <w:r>
+        <w:t xml:space="preserve">, see the</w:t>
+      </w:r>
+      <w:r>
+        <w:t xml:space="preserve"> </w:t>
+      </w:r>
+      <w:r>
+        <w:t xml:space="preserve">“Live Captions”</w:t>
+      </w:r>
+      <w:r>
+        <w:t xml:space="preserve"> </w:t>
+      </w:r>
+      <w:r>
+        <w:t xml:space="preserve">section of the Meeting Operator Guide)</w:t>
+      </w:r>
+      <w:r>
+        <w:t xml:space="preserve"> </w:t>
+      </w:r>
+      <w:r>
+        <w:t xml:space="preserve">also stops the fork leg AND the CEA-708 caption embed leg (</w:t>
+      </w:r>
+      <w:r>
+        <w:rPr>
+          <w:rStyle w:val="VerbatimChar"/>
+        </w:rPr>
+        <w:t xml:space="preserve">cccombiner</w:t>
+      </w:r>
+      <w:r>
+        <w:t xml:space="preserve"> </w:t>
+      </w:r>
+      <w:r>
+        <w:t xml:space="preserve">between the encoder and the mux, plus its caption source), WITHOUT a</w:t>
+      </w:r>
+      <w:r>
+        <w:t xml:space="preserve"> </w:t>
+      </w:r>
+      <w:r>
+        <w:t xml:space="preserve">control-plane restart — but only at a channel’s next</w:t>
       </w:r>
       <w:r>
         <w:t xml:space="preserve"> </w:t>
@@ -9870,13 +10059,19 @@
         <w:t xml:space="preserve"> </w:t>
       </w:r>
       <w:r>
-        <w:t xml:space="preserve">(going off air and back on, or a supervisor restart), same as</w:t>
-      </w:r>
-      <w:r>
-        <w:t xml:space="preserve"> </w:t>
-      </w:r>
-      <w:r>
-        <w:t xml:space="preserve">the graphics-overlay honest limit above: a content reload on an</w:t>
+        <w:t xml:space="preserve">(going</w:t>
+      </w:r>
+      <w:r>
+        <w:t xml:space="preserve"> </w:t>
+      </w:r>
+      <w:r>
+        <w:t xml:space="preserve">off air and back on, or a supervisor restart), same as the</w:t>
+      </w:r>
+      <w:r>
+        <w:t xml:space="preserve"> </w:t>
+      </w:r>
+      <w:r>
+        <w:t xml:space="preserve">graphics-overlay honest limit above: a content reload on an</w:t>
       </w:r>
       <w:r>
         <w:t xml:space="preserve"> </w:t>
@@ -9888,19 +10083,92 @@
         <w:t xml:space="preserve"> </w:t>
       </w:r>
       <w:r>
-        <w:t xml:space="preserve">between, because the reload path never touches the audio-tap leg either</w:t>
-      </w:r>
-      <w:r>
-        <w:t xml:space="preserve"> </w:t>
-      </w:r>
-      <w:r>
-        <w:t xml:space="preserve">way (only the program source and the graphics overlay are re-applied on</w:t>
-      </w:r>
-      <w:r>
-        <w:t xml:space="preserve"> </w:t>
-      </w:r>
-      <w:r>
-        <w:t xml:space="preserve">reload).</w:t>
+        <w:t xml:space="preserve">between, because the reload path never touches the audio-tap or the</w:t>
+      </w:r>
+      <w:r>
+        <w:t xml:space="preserve"> </w:t>
+      </w:r>
+      <w:r>
+        <w:t xml:space="preserve">embed leg either way (only the program source and the graphics overlay</w:t>
+      </w:r>
+      <w:r>
+        <w:t xml:space="preserve"> </w:t>
+      </w:r>
+      <w:r>
+        <w:t xml:space="preserve">are re-applied on reload). The reload path does</w:t>
+      </w:r>
+      <w:r>
+        <w:t xml:space="preserve"> </w:t>
+      </w:r>
+      <w:r>
+        <w:rPr>
+          <w:i/>
+          <w:iCs/>
+        </w:rPr>
+        <w:t xml:space="preserve">read</w:t>
+      </w:r>
+      <w:r>
+        <w:t xml:space="preserve"> </w:t>
+      </w:r>
+      <w:r>
+        <w:t xml:space="preserve">the profile</w:t>
+      </w:r>
+      <w:r>
+        <w:t xml:space="preserve"> </w:t>
+      </w:r>
+      <w:r>
+        <w:t xml:space="preserve">switch, for one reason only: an HEVC channel cannot embed captions, and</w:t>
+      </w:r>
+      <w:r>
+        <w:t xml:space="preserve"> </w:t>
+      </w:r>
+      <w:r>
+        <w:t xml:space="preserve">a reload on a running HEVC channel after the switch was turned on logs a</w:t>
+      </w:r>
+      <w:r>
+        <w:t xml:space="preserve"> </w:t>
+      </w:r>
+      <w:r>
+        <w:t xml:space="preserve">warning and keeps the running pipeline as it is, instead of refusing the</w:t>
+      </w:r>
+      <w:r>
+        <w:t xml:space="preserve"> </w:t>
+      </w:r>
+      <w:r>
+        <w:t xml:space="preserve">content change; the H.264-only restriction is enforced at the channel’s</w:t>
+      </w:r>
+      <w:r>
+        <w:t xml:space="preserve"> </w:t>
+      </w:r>
+      <w:r>
+        <w:t xml:space="preserve">next start.</w:t>
+      </w:r>
+      <w:r>
+        <w:t xml:space="preserve"> </w:t>
+      </w:r>
+      <w:r>
+        <w:rPr>
+          <w:rStyle w:val="VerbatimChar"/>
+        </w:rPr>
+        <w:t xml:space="preserve">CIVICCAST_EGRESS_EMBED_CAPTIONS=1</w:t>
+      </w:r>
+      <w:r>
+        <w:t xml:space="preserve"> </w:t>
+      </w:r>
+      <w:r>
+        <w:t xml:space="preserve">alone (set</w:t>
+      </w:r>
+      <w:r>
+        <w:t xml:space="preserve"> </w:t>
+      </w:r>
+      <w:r>
+        <w:t xml:space="preserve">unconditionally on an activated native station) no longer builds the</w:t>
+      </w:r>
+      <w:r>
+        <w:t xml:space="preserve"> </w:t>
+      </w:r>
+      <w:r>
+        <w:t xml:space="preserve">embed leg; the profile switch must also be on.</w:t>
       </w:r>
     </w:p>
     <w:p>

--- a/docs/USER-MANUAL.docx
+++ b/docs/USER-MANUAL.docx
@@ -15,7 +15,7 @@
         <w:pStyle w:val="Subtitle"/>
       </w:pPr>
       <w:r>
-        <w:t xml:space="preserve">For station operators, clerks, and IT staff - v1.0.0-beta.5 (native Windows line)</w:t>
+        <w:t xml:space="preserve">For station operators, clerks, and IT staff - v1.0.0-beta.6 (native Windows line)</w:t>
       </w:r>
     </w:p>
     <w:p>
@@ -330,7 +330,7 @@
         <w:rPr>
           <w:rStyle w:val="VerbatimChar"/>
         </w:rPr>
-        <w:t xml:space="preserve">v1.0.0-beta.5</w:t>
+        <w:t xml:space="preserve">v1.0.0-beta.6</w:t>
       </w:r>
       <w:r>
         <w:t xml:space="preserve"> </w:t>

--- a/docs/USER-MANUAL.docx
+++ b/docs/USER-MANUAL.docx
@@ -2878,64 +2878,6 @@
     </w:p>
     <w:p>
       <w:pPr>
-        <w:pStyle w:val="FirstParagraph"/>
-      </w:pPr>
-      <w:r>
-        <w:t xml:space="preserve">Open</w:t>
-      </w:r>
-      <w:r>
-        <w:t xml:space="preserve"> </w:t>
-      </w:r>
-      <w:r>
-        <w:rPr>
-          <w:b/>
-          <w:bCs/>
-        </w:rPr>
-        <w:t xml:space="preserve">Setup → Station Profile</w:t>
-      </w:r>
-      <w:r>
-        <w:t xml:space="preserve"> </w:t>
-      </w:r>
-      <w:r>
-        <w:t xml:space="preserve">and find the</w:t>
-      </w:r>
-      <w:r>
-        <w:t xml:space="preserve"> </w:t>
-      </w:r>
-      <w:r>
-        <w:rPr>
-          <w:b/>
-          <w:bCs/>
-        </w:rPr>
-        <w:t xml:space="preserve">Security</w:t>
-      </w:r>
-      <w:r>
-        <w:t xml:space="preserve"> </w:t>
-      </w:r>
-      <w:r>
-        <w:t xml:space="preserve">panel for two</w:t>
-      </w:r>
-      <w:r>
-        <w:t xml:space="preserve"> </w:t>
-      </w:r>
-      <w:r>
-        <w:t xml:space="preserve">account-safety actions, both available to</w:t>
-      </w:r>
-      <w:r>
-        <w:t xml:space="preserve"> </w:t>
-      </w:r>
-      <w:r>
-        <w:rPr>
-          <w:rStyle w:val="VerbatimChar"/>
-        </w:rPr>
-        <w:t xml:space="preserve">setup_admin</w:t>
-      </w:r>
-      <w:r>
-        <w:t xml:space="preserve">:</w:t>
-      </w:r>
-    </w:p>
-    <w:p>
-      <w:pPr>
         <w:pStyle w:val="Compact"/>
         <w:numPr>
           <w:ilvl w:val="0"/>
@@ -2947,71 +2889,35 @@
           <w:b/>
           <w:bCs/>
         </w:rPr>
-        <w:t xml:space="preserve">Multiple sessions are normal and supported.</w:t>
-      </w:r>
-      <w:r>
-        <w:t xml:space="preserve"> </w:t>
-      </w:r>
-      <w:r>
-        <w:t xml:space="preserve">Signing in on another</w:t>
-      </w:r>
-      <w:r>
-        <w:t xml:space="preserve"> </w:t>
-      </w:r>
-      <w:r>
-        <w:t xml:space="preserve">browser or device no longer signs you out anywhere else — CivicCast</w:t>
-      </w:r>
-      <w:r>
-        <w:t xml:space="preserve"> </w:t>
-      </w:r>
-      <w:r>
-        <w:t xml:space="preserve">keeps up to 20 signed-in sessions at once (oldest evicted first past</w:t>
-      </w:r>
-      <w:r>
-        <w:t xml:space="preserve"> </w:t>
-      </w:r>
-      <w:r>
-        <w:t xml:space="preserve">that cap), so a laptop, a phone, and a second browser tab can all stay</w:t>
-      </w:r>
-      <w:r>
-        <w:t xml:space="preserve"> </w:t>
-      </w:r>
-      <w:r>
-        <w:t xml:space="preserve">signed in at the same time. This is a fix from an earlier behavior where</w:t>
-      </w:r>
-      <w:r>
-        <w:t xml:space="preserve"> </w:t>
-      </w:r>
-      <w:r>
-        <w:t xml:space="preserve">a routine sign-in elsewhere silently ended every other open session.</w:t>
-      </w:r>
-    </w:p>
-    <w:p>
-      <w:pPr>
-        <w:pStyle w:val="Compact"/>
-        <w:numPr>
-          <w:ilvl w:val="0"/>
-          <w:numId w:val="1006"/>
-        </w:numPr>
-      </w:pPr>
-      <w:r>
-        <w:rPr>
-          <w:b/>
-          <w:bCs/>
-        </w:rPr>
-        <w:t xml:space="preserve">Sign out other sessions.</w:t>
-      </w:r>
-      <w:r>
-        <w:t xml:space="preserve"> </w:t>
-      </w:r>
-      <w:r>
-        <w:t xml:space="preserve">If a laptop or device with an open</w:t>
-      </w:r>
-      <w:r>
-        <w:t xml:space="preserve"> </w:t>
-      </w:r>
-      <w:r>
-        <w:t xml:space="preserve">CivicCast session is lost or stolen, use this to immediately end every</w:t>
+        <w:t xml:space="preserve">Sign out.</w:t>
+      </w:r>
+      <w:r>
+        <w:t xml:space="preserve"> </w:t>
+      </w:r>
+      <w:r>
+        <w:t xml:space="preserve">The</w:t>
+      </w:r>
+      <w:r>
+        <w:t xml:space="preserve"> </w:t>
+      </w:r>
+      <w:r>
+        <w:rPr>
+          <w:b/>
+          <w:bCs/>
+        </w:rPr>
+        <w:t xml:space="preserve">Sign out</w:t>
+      </w:r>
+      <w:r>
+        <w:t xml:space="preserve"> </w:t>
+      </w:r>
+      <w:r>
+        <w:t xml:space="preserve">button at the top right of every console</w:t>
+      </w:r>
+      <w:r>
+        <w:t xml:space="preserve"> </w:t>
+      </w:r>
+      <w:r>
+        <w:t xml:space="preserve">screen ends</w:t>
       </w:r>
       <w:r>
         <w:t xml:space="preserve"> </w:t>
@@ -3021,6 +2927,301 @@
           <w:i/>
           <w:iCs/>
         </w:rPr>
+        <w:t xml:space="preserve">this</w:t>
+      </w:r>
+      <w:r>
+        <w:t xml:space="preserve"> </w:t>
+      </w:r>
+      <w:r>
+        <w:t xml:space="preserve">browser’s session on the station, forgets the stored</w:t>
+      </w:r>
+      <w:r>
+        <w:t xml:space="preserve"> </w:t>
+      </w:r>
+      <w:r>
+        <w:t xml:space="preserve">sign-in, and returns you to the First Setup sign-in card. Every other</w:t>
+      </w:r>
+      <w:r>
+        <w:t xml:space="preserve"> </w:t>
+      </w:r>
+      <w:r>
+        <w:t xml:space="preserve">browser or device that is signed in stays signed in. Use it on a shared</w:t>
+      </w:r>
+      <w:r>
+        <w:t xml:space="preserve"> </w:t>
+      </w:r>
+      <w:r>
+        <w:t xml:space="preserve">or borrowed computer.</w:t>
+      </w:r>
+    </w:p>
+    <w:p>
+      <w:pPr>
+        <w:pStyle w:val="Compact"/>
+        <w:numPr>
+          <w:ilvl w:val="0"/>
+          <w:numId w:val="1006"/>
+        </w:numPr>
+      </w:pPr>
+      <w:r>
+        <w:rPr>
+          <w:b/>
+          <w:bCs/>
+        </w:rPr>
+        <w:t xml:space="preserve">The recovery kit stays on screen until you confirm it.</w:t>
+      </w:r>
+      <w:r>
+        <w:t xml:space="preserve"> </w:t>
+      </w:r>
+      <w:r>
+        <w:t xml:space="preserve">During</w:t>
+      </w:r>
+      <w:r>
+        <w:t xml:space="preserve"> </w:t>
+      </w:r>
+      <w:r>
+        <w:t xml:space="preserve">first-run setup the one-time recovery kit (admin username, admin</w:t>
+      </w:r>
+      <w:r>
+        <w:t xml:space="preserve"> </w:t>
+      </w:r>
+      <w:r>
+        <w:t xml:space="preserve">password, and the 8 emergency codes) remains on the First Setup screen</w:t>
+      </w:r>
+      <w:r>
+        <w:t xml:space="preserve"> </w:t>
+      </w:r>
+      <w:r>
+        <w:t xml:space="preserve">— through a reload, a stray click, or a bounce back to the screen —</w:t>
+      </w:r>
+      <w:r>
+        <w:t xml:space="preserve"> </w:t>
+      </w:r>
+      <w:r>
+        <w:t xml:space="preserve">until you have saved or printed it and pressed</w:t>
+      </w:r>
+      <w:r>
+        <w:t xml:space="preserve"> </w:t>
+      </w:r>
+      <w:r>
+        <w:rPr>
+          <w:b/>
+          <w:bCs/>
+        </w:rPr>
+        <w:t xml:space="preserve">Continue to the</w:t>
+      </w:r>
+      <w:r>
+        <w:rPr>
+          <w:b/>
+          <w:bCs/>
+        </w:rPr>
+        <w:t xml:space="preserve"> </w:t>
+      </w:r>
+      <w:r>
+        <w:rPr>
+          <w:b/>
+          <w:bCs/>
+        </w:rPr>
+        <w:t xml:space="preserve">console</w:t>
+      </w:r>
+      <w:r>
+        <w:t xml:space="preserve">. While it is waiting, the navigation and</w:t>
+      </w:r>
+      <w:r>
+        <w:t xml:space="preserve"> </w:t>
+      </w:r>
+      <w:r>
+        <w:rPr>
+          <w:b/>
+          <w:bCs/>
+        </w:rPr>
+        <w:t xml:space="preserve">Sign out</w:t>
+      </w:r>
+      <w:r>
+        <w:t xml:space="preserve"> </w:t>
+      </w:r>
+      <w:r>
+        <w:t xml:space="preserve">are held</w:t>
+      </w:r>
+      <w:r>
+        <w:t xml:space="preserve"> </w:t>
+      </w:r>
+      <w:r>
+        <w:t xml:space="preserve">so you cannot leave it behind by accident. Closing the browser tab</w:t>
+      </w:r>
+      <w:r>
+        <w:t xml:space="preserve"> </w:t>
+      </w:r>
+      <w:r>
+        <w:t xml:space="preserve">entirely is the one thing that discards it; if that happens, sign in and</w:t>
+      </w:r>
+      <w:r>
+        <w:t xml:space="preserve"> </w:t>
+      </w:r>
+      <w:r>
+        <w:t xml:space="preserve">use</w:t>
+      </w:r>
+      <w:r>
+        <w:t xml:space="preserve"> </w:t>
+      </w:r>
+      <w:r>
+        <w:rPr>
+          <w:b/>
+          <w:bCs/>
+        </w:rPr>
+        <w:t xml:space="preserve">Regenerate recovery kit</w:t>
+      </w:r>
+      <w:r>
+        <w:t xml:space="preserve"> </w:t>
+      </w:r>
+      <w:r>
+        <w:t xml:space="preserve">below.</w:t>
+      </w:r>
+    </w:p>
+    <w:p>
+      <w:pPr>
+        <w:pStyle w:val="FirstParagraph"/>
+      </w:pPr>
+      <w:r>
+        <w:t xml:space="preserve">Open</w:t>
+      </w:r>
+      <w:r>
+        <w:t xml:space="preserve"> </w:t>
+      </w:r>
+      <w:r>
+        <w:rPr>
+          <w:b/>
+          <w:bCs/>
+        </w:rPr>
+        <w:t xml:space="preserve">Setup → Station Profile</w:t>
+      </w:r>
+      <w:r>
+        <w:t xml:space="preserve"> </w:t>
+      </w:r>
+      <w:r>
+        <w:t xml:space="preserve">and find the</w:t>
+      </w:r>
+      <w:r>
+        <w:t xml:space="preserve"> </w:t>
+      </w:r>
+      <w:r>
+        <w:rPr>
+          <w:b/>
+          <w:bCs/>
+        </w:rPr>
+        <w:t xml:space="preserve">Security</w:t>
+      </w:r>
+      <w:r>
+        <w:t xml:space="preserve"> </w:t>
+      </w:r>
+      <w:r>
+        <w:t xml:space="preserve">panel for two</w:t>
+      </w:r>
+      <w:r>
+        <w:t xml:space="preserve"> </w:t>
+      </w:r>
+      <w:r>
+        <w:t xml:space="preserve">account-safety actions, both available to</w:t>
+      </w:r>
+      <w:r>
+        <w:t xml:space="preserve"> </w:t>
+      </w:r>
+      <w:r>
+        <w:rPr>
+          <w:rStyle w:val="VerbatimChar"/>
+        </w:rPr>
+        <w:t xml:space="preserve">setup_admin</w:t>
+      </w:r>
+      <w:r>
+        <w:t xml:space="preserve">:</w:t>
+      </w:r>
+    </w:p>
+    <w:p>
+      <w:pPr>
+        <w:pStyle w:val="Compact"/>
+        <w:numPr>
+          <w:ilvl w:val="0"/>
+          <w:numId w:val="1007"/>
+        </w:numPr>
+      </w:pPr>
+      <w:r>
+        <w:rPr>
+          <w:b/>
+          <w:bCs/>
+        </w:rPr>
+        <w:t xml:space="preserve">Multiple sessions are normal and supported.</w:t>
+      </w:r>
+      <w:r>
+        <w:t xml:space="preserve"> </w:t>
+      </w:r>
+      <w:r>
+        <w:t xml:space="preserve">Signing in on another</w:t>
+      </w:r>
+      <w:r>
+        <w:t xml:space="preserve"> </w:t>
+      </w:r>
+      <w:r>
+        <w:t xml:space="preserve">browser or device no longer signs you out anywhere else — CivicCast</w:t>
+      </w:r>
+      <w:r>
+        <w:t xml:space="preserve"> </w:t>
+      </w:r>
+      <w:r>
+        <w:t xml:space="preserve">keeps up to 20 signed-in sessions at once (oldest evicted first past</w:t>
+      </w:r>
+      <w:r>
+        <w:t xml:space="preserve"> </w:t>
+      </w:r>
+      <w:r>
+        <w:t xml:space="preserve">that cap), so a laptop, a phone, and a second browser tab can all stay</w:t>
+      </w:r>
+      <w:r>
+        <w:t xml:space="preserve"> </w:t>
+      </w:r>
+      <w:r>
+        <w:t xml:space="preserve">signed in at the same time. This is a fix from an earlier behavior where</w:t>
+      </w:r>
+      <w:r>
+        <w:t xml:space="preserve"> </w:t>
+      </w:r>
+      <w:r>
+        <w:t xml:space="preserve">a routine sign-in elsewhere silently ended every other open session.</w:t>
+      </w:r>
+    </w:p>
+    <w:p>
+      <w:pPr>
+        <w:pStyle w:val="Compact"/>
+        <w:numPr>
+          <w:ilvl w:val="0"/>
+          <w:numId w:val="1007"/>
+        </w:numPr>
+      </w:pPr>
+      <w:r>
+        <w:rPr>
+          <w:b/>
+          <w:bCs/>
+        </w:rPr>
+        <w:t xml:space="preserve">Sign out other sessions.</w:t>
+      </w:r>
+      <w:r>
+        <w:t xml:space="preserve"> </w:t>
+      </w:r>
+      <w:r>
+        <w:t xml:space="preserve">If a laptop or device with an open</w:t>
+      </w:r>
+      <w:r>
+        <w:t xml:space="preserve"> </w:t>
+      </w:r>
+      <w:r>
+        <w:t xml:space="preserve">CivicCast session is lost or stolen, use this to immediately end every</w:t>
+      </w:r>
+      <w:r>
+        <w:t xml:space="preserve"> </w:t>
+      </w:r>
+      <w:r>
+        <w:rPr>
+          <w:i/>
+          <w:iCs/>
+        </w:rPr>
         <w:t xml:space="preserve">other</w:t>
       </w:r>
       <w:r>
@@ -3047,7 +3248,7 @@
         <w:pStyle w:val="Compact"/>
         <w:numPr>
           <w:ilvl w:val="0"/>
-          <w:numId w:val="1006"/>
+          <w:numId w:val="1007"/>
         </w:numPr>
       </w:pPr>
       <w:r>
@@ -3145,7 +3346,7 @@
         <w:pStyle w:val="Compact"/>
         <w:numPr>
           <w:ilvl w:val="0"/>
-          <w:numId w:val="1007"/>
+          <w:numId w:val="1008"/>
         </w:numPr>
       </w:pPr>
       <w:r>
@@ -3179,7 +3380,7 @@
         <w:pStyle w:val="Compact"/>
         <w:numPr>
           <w:ilvl w:val="0"/>
-          <w:numId w:val="1007"/>
+          <w:numId w:val="1008"/>
         </w:numPr>
       </w:pPr>
       <w:r>
@@ -3287,7 +3488,7 @@
         <w:pStyle w:val="Compact"/>
         <w:numPr>
           <w:ilvl w:val="0"/>
-          <w:numId w:val="1007"/>
+          <w:numId w:val="1008"/>
         </w:numPr>
       </w:pPr>
       <w:r>
@@ -3562,7 +3763,7 @@
         <w:pStyle w:val="Compact"/>
         <w:numPr>
           <w:ilvl w:val="0"/>
-          <w:numId w:val="1008"/>
+          <w:numId w:val="1009"/>
         </w:numPr>
       </w:pPr>
       <w:r>
@@ -3670,7 +3871,7 @@
         <w:pStyle w:val="Compact"/>
         <w:numPr>
           <w:ilvl w:val="0"/>
-          <w:numId w:val="1008"/>
+          <w:numId w:val="1009"/>
         </w:numPr>
       </w:pPr>
       <w:r>
@@ -6690,7 +6891,7 @@
         <w:pStyle w:val="Compact"/>
         <w:numPr>
           <w:ilvl w:val="0"/>
-          <w:numId w:val="1009"/>
+          <w:numId w:val="1010"/>
         </w:numPr>
       </w:pPr>
       <w:r>
@@ -6736,7 +6937,7 @@
         <w:pStyle w:val="Compact"/>
         <w:numPr>
           <w:ilvl w:val="0"/>
-          <w:numId w:val="1009"/>
+          <w:numId w:val="1010"/>
         </w:numPr>
       </w:pPr>
       <w:r>
@@ -6766,7 +6967,7 @@
         <w:pStyle w:val="Compact"/>
         <w:numPr>
           <w:ilvl w:val="0"/>
-          <w:numId w:val="1009"/>
+          <w:numId w:val="1010"/>
         </w:numPr>
       </w:pPr>
       <w:r>
@@ -6778,7 +6979,7 @@
         <w:pStyle w:val="Compact"/>
         <w:numPr>
           <w:ilvl w:val="0"/>
-          <w:numId w:val="1009"/>
+          <w:numId w:val="1010"/>
         </w:numPr>
       </w:pPr>
       <w:r>
@@ -6806,7 +7007,7 @@
         <w:pStyle w:val="Compact"/>
         <w:numPr>
           <w:ilvl w:val="0"/>
-          <w:numId w:val="1009"/>
+          <w:numId w:val="1010"/>
         </w:numPr>
       </w:pPr>
       <w:r>
@@ -6864,7 +7065,7 @@
         <w:pStyle w:val="Compact"/>
         <w:numPr>
           <w:ilvl w:val="0"/>
-          <w:numId w:val="1010"/>
+          <w:numId w:val="1011"/>
         </w:numPr>
       </w:pPr>
       <w:r>
@@ -6942,7 +7143,7 @@
         <w:pStyle w:val="Compact"/>
         <w:numPr>
           <w:ilvl w:val="0"/>
-          <w:numId w:val="1010"/>
+          <w:numId w:val="1011"/>
         </w:numPr>
       </w:pPr>
       <w:r>
@@ -6966,7 +7167,7 @@
         <w:pStyle w:val="Compact"/>
         <w:numPr>
           <w:ilvl w:val="0"/>
-          <w:numId w:val="1010"/>
+          <w:numId w:val="1011"/>
         </w:numPr>
       </w:pPr>
       <w:r>
@@ -7031,7 +7232,7 @@
         <w:pStyle w:val="Compact"/>
         <w:numPr>
           <w:ilvl w:val="0"/>
-          <w:numId w:val="1011"/>
+          <w:numId w:val="1012"/>
         </w:numPr>
       </w:pPr>
       <w:hyperlink r:id="rId16">
@@ -7064,7 +7265,7 @@
         <w:pStyle w:val="Compact"/>
         <w:numPr>
           <w:ilvl w:val="0"/>
-          <w:numId w:val="1012"/>
+          <w:numId w:val="1013"/>
         </w:numPr>
       </w:pPr>
       <w:hyperlink r:id="rId14">
@@ -7097,7 +7298,7 @@
         <w:pStyle w:val="Compact"/>
         <w:numPr>
           <w:ilvl w:val="0"/>
-          <w:numId w:val="1013"/>
+          <w:numId w:val="1014"/>
         </w:numPr>
       </w:pPr>
       <w:hyperlink r:id="rId15">
@@ -7120,7 +7321,7 @@
         <w:pStyle w:val="Compact"/>
         <w:numPr>
           <w:ilvl w:val="0"/>
-          <w:numId w:val="1013"/>
+          <w:numId w:val="1014"/>
         </w:numPr>
       </w:pPr>
       <w:hyperlink r:id="rId49">
@@ -7311,7 +7512,7 @@
       <w:pPr>
         <w:numPr>
           <w:ilvl w:val="0"/>
-          <w:numId w:val="1014"/>
+          <w:numId w:val="1015"/>
         </w:numPr>
       </w:pPr>
       <w:r>
@@ -7534,7 +7735,7 @@
       <w:pPr>
         <w:numPr>
           <w:ilvl w:val="0"/>
-          <w:numId w:val="1014"/>
+          <w:numId w:val="1015"/>
         </w:numPr>
       </w:pPr>
       <w:r>
@@ -7756,13 +7957,37 @@
         <w:t xml:space="preserve"> </w:t>
       </w:r>
       <w:r>
-        <w:t xml:space="preserve">is green, save the recovery kit, and run a private first-broadcast</w:t>
-      </w:r>
-      <w:r>
-        <w:t xml:space="preserve"> </w:t>
-      </w:r>
-      <w:r>
-        <w:t xml:space="preserve">rehearsal before the first public meeting.</w:t>
+        <w:t xml:space="preserve">is green, save the recovery kit (it stays on the First Setup screen until</w:t>
+      </w:r>
+      <w:r>
+        <w:t xml:space="preserve"> </w:t>
+      </w:r>
+      <w:r>
+        <w:t xml:space="preserve">you confirm you have saved or printed it), and run a private</w:t>
+      </w:r>
+      <w:r>
+        <w:t xml:space="preserve"> </w:t>
+      </w:r>
+      <w:r>
+        <w:t xml:space="preserve">first-broadcast rehearsal before the first public meeting. First Setup</w:t>
+      </w:r>
+      <w:r>
+        <w:t xml:space="preserve"> </w:t>
+      </w:r>
+      <w:r>
+        <w:t xml:space="preserve">tells the browser this is a new-account form, so a saved password from</w:t>
+      </w:r>
+      <w:r>
+        <w:t xml:space="preserve"> </w:t>
+      </w:r>
+      <w:r>
+        <w:t xml:space="preserve">another site is never painted into it; type the admin username and</w:t>
+      </w:r>
+      <w:r>
+        <w:t xml:space="preserve"> </w:t>
+      </w:r>
+      <w:r>
+        <w:t xml:space="preserve">password yourself.</w:t>
       </w:r>
     </w:p>
     <w:bookmarkEnd w:id="53"/>
@@ -7828,7 +8053,7 @@
         <w:pStyle w:val="Compact"/>
         <w:numPr>
           <w:ilvl w:val="0"/>
-          <w:numId w:val="1015"/>
+          <w:numId w:val="1016"/>
         </w:numPr>
       </w:pPr>
       <w:r>
@@ -7846,7 +8071,7 @@
         <w:pStyle w:val="Compact"/>
         <w:numPr>
           <w:ilvl w:val="0"/>
-          <w:numId w:val="1015"/>
+          <w:numId w:val="1016"/>
         </w:numPr>
       </w:pPr>
       <w:r>
@@ -7864,7 +8089,7 @@
         <w:pStyle w:val="Compact"/>
         <w:numPr>
           <w:ilvl w:val="0"/>
-          <w:numId w:val="1015"/>
+          <w:numId w:val="1016"/>
         </w:numPr>
       </w:pPr>
       <w:r>
@@ -7927,7 +8152,7 @@
         <w:pStyle w:val="Compact"/>
         <w:numPr>
           <w:ilvl w:val="0"/>
-          <w:numId w:val="1015"/>
+          <w:numId w:val="1016"/>
         </w:numPr>
       </w:pPr>
       <w:r>
@@ -7975,7 +8200,7 @@
         <w:pStyle w:val="Compact"/>
         <w:numPr>
           <w:ilvl w:val="0"/>
-          <w:numId w:val="1015"/>
+          <w:numId w:val="1016"/>
         </w:numPr>
       </w:pPr>
       <w:r>
@@ -8566,7 +8791,7 @@
         <w:pStyle w:val="Compact"/>
         <w:numPr>
           <w:ilvl w:val="0"/>
-          <w:numId w:val="1016"/>
+          <w:numId w:val="1017"/>
         </w:numPr>
       </w:pPr>
       <w:r>
@@ -8589,7 +8814,7 @@
         <w:pStyle w:val="Compact"/>
         <w:numPr>
           <w:ilvl w:val="0"/>
-          <w:numId w:val="1016"/>
+          <w:numId w:val="1017"/>
         </w:numPr>
       </w:pPr>
       <w:r>
@@ -8621,7 +8846,7 @@
         <w:pStyle w:val="Compact"/>
         <w:numPr>
           <w:ilvl w:val="0"/>
-          <w:numId w:val="1016"/>
+          <w:numId w:val="1017"/>
         </w:numPr>
       </w:pPr>
       <w:r>
@@ -8644,7 +8869,7 @@
         <w:pStyle w:val="Compact"/>
         <w:numPr>
           <w:ilvl w:val="0"/>
-          <w:numId w:val="1016"/>
+          <w:numId w:val="1017"/>
         </w:numPr>
       </w:pPr>
       <w:r>
@@ -8679,7 +8904,7 @@
         <w:pStyle w:val="Compact"/>
         <w:numPr>
           <w:ilvl w:val="0"/>
-          <w:numId w:val="1016"/>
+          <w:numId w:val="1017"/>
         </w:numPr>
       </w:pPr>
       <w:r>
@@ -8717,7 +8942,7 @@
         <w:pStyle w:val="Compact"/>
         <w:numPr>
           <w:ilvl w:val="0"/>
-          <w:numId w:val="1016"/>
+          <w:numId w:val="1017"/>
         </w:numPr>
       </w:pPr>
       <w:r>
@@ -8746,7 +8971,7 @@
         <w:pStyle w:val="Compact"/>
         <w:numPr>
           <w:ilvl w:val="0"/>
-          <w:numId w:val="1016"/>
+          <w:numId w:val="1017"/>
         </w:numPr>
       </w:pPr>
       <w:r>
@@ -8769,7 +8994,7 @@
         <w:pStyle w:val="Compact"/>
         <w:numPr>
           <w:ilvl w:val="0"/>
-          <w:numId w:val="1016"/>
+          <w:numId w:val="1017"/>
         </w:numPr>
       </w:pPr>
       <w:r>
@@ -8792,7 +9017,7 @@
         <w:pStyle w:val="Compact"/>
         <w:numPr>
           <w:ilvl w:val="0"/>
-          <w:numId w:val="1016"/>
+          <w:numId w:val="1017"/>
         </w:numPr>
       </w:pPr>
       <w:r>
@@ -8815,7 +9040,7 @@
         <w:pStyle w:val="Compact"/>
         <w:numPr>
           <w:ilvl w:val="0"/>
-          <w:numId w:val="1016"/>
+          <w:numId w:val="1017"/>
         </w:numPr>
       </w:pPr>
       <w:r>
@@ -8838,7 +9063,7 @@
         <w:pStyle w:val="Compact"/>
         <w:numPr>
           <w:ilvl w:val="0"/>
-          <w:numId w:val="1016"/>
+          <w:numId w:val="1017"/>
         </w:numPr>
       </w:pPr>
       <w:r>
@@ -8861,7 +9086,7 @@
         <w:pStyle w:val="Compact"/>
         <w:numPr>
           <w:ilvl w:val="0"/>
-          <w:numId w:val="1016"/>
+          <w:numId w:val="1017"/>
         </w:numPr>
       </w:pPr>
       <w:r>
@@ -8884,7 +9109,7 @@
         <w:pStyle w:val="Compact"/>
         <w:numPr>
           <w:ilvl w:val="0"/>
-          <w:numId w:val="1016"/>
+          <w:numId w:val="1017"/>
         </w:numPr>
       </w:pPr>
       <w:r>
@@ -8917,7 +9142,7 @@
         <w:pStyle w:val="Compact"/>
         <w:numPr>
           <w:ilvl w:val="0"/>
-          <w:numId w:val="1016"/>
+          <w:numId w:val="1017"/>
         </w:numPr>
       </w:pPr>
       <w:r>
@@ -8960,7 +9185,7 @@
         <w:pStyle w:val="Compact"/>
         <w:numPr>
           <w:ilvl w:val="0"/>
-          <w:numId w:val="1017"/>
+          <w:numId w:val="1018"/>
         </w:numPr>
       </w:pPr>
       <w:r>
@@ -9010,7 +9235,7 @@
         <w:pStyle w:val="Compact"/>
         <w:numPr>
           <w:ilvl w:val="0"/>
-          <w:numId w:val="1017"/>
+          <w:numId w:val="1018"/>
         </w:numPr>
       </w:pPr>
       <w:r>
@@ -9033,7 +9258,7 @@
         <w:pStyle w:val="Compact"/>
         <w:numPr>
           <w:ilvl w:val="0"/>
-          <w:numId w:val="1017"/>
+          <w:numId w:val="1018"/>
         </w:numPr>
       </w:pPr>
       <w:r>
@@ -9066,7 +9291,7 @@
         <w:pStyle w:val="Compact"/>
         <w:numPr>
           <w:ilvl w:val="0"/>
-          <w:numId w:val="1017"/>
+          <w:numId w:val="1018"/>
         </w:numPr>
       </w:pPr>
       <w:r>
@@ -9089,7 +9314,7 @@
         <w:pStyle w:val="Compact"/>
         <w:numPr>
           <w:ilvl w:val="0"/>
-          <w:numId w:val="1017"/>
+          <w:numId w:val="1018"/>
         </w:numPr>
       </w:pPr>
       <w:r>
@@ -9124,7 +9349,7 @@
         <w:pStyle w:val="Compact"/>
         <w:numPr>
           <w:ilvl w:val="0"/>
-          <w:numId w:val="1017"/>
+          <w:numId w:val="1018"/>
         </w:numPr>
       </w:pPr>
       <w:r>
@@ -9159,7 +9384,7 @@
         <w:pStyle w:val="Compact"/>
         <w:numPr>
           <w:ilvl w:val="0"/>
-          <w:numId w:val="1017"/>
+          <w:numId w:val="1018"/>
         </w:numPr>
       </w:pPr>
       <w:r>
@@ -9204,7 +9429,7 @@
         <w:pStyle w:val="Compact"/>
         <w:numPr>
           <w:ilvl w:val="0"/>
-          <w:numId w:val="1018"/>
+          <w:numId w:val="1019"/>
         </w:numPr>
       </w:pPr>
       <w:r>
@@ -9257,7 +9482,7 @@
         <w:pStyle w:val="Compact"/>
         <w:numPr>
           <w:ilvl w:val="0"/>
-          <w:numId w:val="1018"/>
+          <w:numId w:val="1019"/>
         </w:numPr>
       </w:pPr>
       <w:r>
@@ -9280,7 +9505,7 @@
         <w:pStyle w:val="Compact"/>
         <w:numPr>
           <w:ilvl w:val="0"/>
-          <w:numId w:val="1018"/>
+          <w:numId w:val="1019"/>
         </w:numPr>
       </w:pPr>
       <w:r>
@@ -9381,7 +9606,7 @@
         <w:pStyle w:val="Compact"/>
         <w:numPr>
           <w:ilvl w:val="0"/>
-          <w:numId w:val="1018"/>
+          <w:numId w:val="1019"/>
         </w:numPr>
       </w:pPr>
       <w:r>
@@ -9419,7 +9644,7 @@
         <w:pStyle w:val="Compact"/>
         <w:numPr>
           <w:ilvl w:val="0"/>
-          <w:numId w:val="1018"/>
+          <w:numId w:val="1019"/>
         </w:numPr>
       </w:pPr>
       <w:r>
@@ -9442,7 +9667,7 @@
         <w:pStyle w:val="Compact"/>
         <w:numPr>
           <w:ilvl w:val="0"/>
-          <w:numId w:val="1018"/>
+          <w:numId w:val="1019"/>
         </w:numPr>
       </w:pPr>
       <w:r>
@@ -9465,7 +9690,7 @@
         <w:pStyle w:val="Compact"/>
         <w:numPr>
           <w:ilvl w:val="0"/>
-          <w:numId w:val="1018"/>
+          <w:numId w:val="1019"/>
         </w:numPr>
       </w:pPr>
       <w:r>
@@ -9488,7 +9713,7 @@
         <w:pStyle w:val="Compact"/>
         <w:numPr>
           <w:ilvl w:val="0"/>
-          <w:numId w:val="1018"/>
+          <w:numId w:val="1019"/>
         </w:numPr>
       </w:pPr>
       <w:r>
@@ -9511,7 +9736,7 @@
         <w:pStyle w:val="Compact"/>
         <w:numPr>
           <w:ilvl w:val="0"/>
-          <w:numId w:val="1018"/>
+          <w:numId w:val="1019"/>
         </w:numPr>
       </w:pPr>
       <w:r>
@@ -9534,7 +9759,7 @@
         <w:pStyle w:val="Compact"/>
         <w:numPr>
           <w:ilvl w:val="0"/>
-          <w:numId w:val="1018"/>
+          <w:numId w:val="1019"/>
         </w:numPr>
       </w:pPr>
       <w:r>
@@ -9557,7 +9782,7 @@
         <w:pStyle w:val="Compact"/>
         <w:numPr>
           <w:ilvl w:val="0"/>
-          <w:numId w:val="1018"/>
+          <w:numId w:val="1019"/>
         </w:numPr>
       </w:pPr>
       <w:r>
@@ -9580,7 +9805,7 @@
         <w:pStyle w:val="Compact"/>
         <w:numPr>
           <w:ilvl w:val="0"/>
-          <w:numId w:val="1018"/>
+          <w:numId w:val="1019"/>
         </w:numPr>
       </w:pPr>
       <w:r>
@@ -9603,7 +9828,7 @@
         <w:pStyle w:val="Compact"/>
         <w:numPr>
           <w:ilvl w:val="0"/>
-          <w:numId w:val="1018"/>
+          <w:numId w:val="1019"/>
         </w:numPr>
       </w:pPr>
       <w:r>
@@ -9626,7 +9851,7 @@
         <w:pStyle w:val="Compact"/>
         <w:numPr>
           <w:ilvl w:val="0"/>
-          <w:numId w:val="1018"/>
+          <w:numId w:val="1019"/>
         </w:numPr>
       </w:pPr>
       <w:r>
@@ -9649,7 +9874,7 @@
         <w:pStyle w:val="Compact"/>
         <w:numPr>
           <w:ilvl w:val="0"/>
-          <w:numId w:val="1018"/>
+          <w:numId w:val="1019"/>
         </w:numPr>
       </w:pPr>
       <w:r>
@@ -9672,7 +9897,7 @@
         <w:pStyle w:val="Compact"/>
         <w:numPr>
           <w:ilvl w:val="0"/>
-          <w:numId w:val="1018"/>
+          <w:numId w:val="1019"/>
         </w:numPr>
       </w:pPr>
       <w:r>
@@ -9695,7 +9920,7 @@
         <w:pStyle w:val="Compact"/>
         <w:numPr>
           <w:ilvl w:val="0"/>
-          <w:numId w:val="1018"/>
+          <w:numId w:val="1019"/>
         </w:numPr>
       </w:pPr>
       <w:r>
@@ -9718,7 +9943,7 @@
         <w:pStyle w:val="Compact"/>
         <w:numPr>
           <w:ilvl w:val="0"/>
-          <w:numId w:val="1018"/>
+          <w:numId w:val="1019"/>
         </w:numPr>
       </w:pPr>
       <w:r>
@@ -9741,7 +9966,7 @@
         <w:pStyle w:val="Compact"/>
         <w:numPr>
           <w:ilvl w:val="0"/>
-          <w:numId w:val="1018"/>
+          <w:numId w:val="1019"/>
         </w:numPr>
       </w:pPr>
       <w:r>
@@ -9764,7 +9989,7 @@
         <w:pStyle w:val="Compact"/>
         <w:numPr>
           <w:ilvl w:val="0"/>
-          <w:numId w:val="1018"/>
+          <w:numId w:val="1019"/>
         </w:numPr>
       </w:pPr>
       <w:r>
@@ -9787,7 +10012,7 @@
         <w:pStyle w:val="Compact"/>
         <w:numPr>
           <w:ilvl w:val="0"/>
-          <w:numId w:val="1018"/>
+          <w:numId w:val="1019"/>
         </w:numPr>
       </w:pPr>
       <w:r>
@@ -9810,7 +10035,7 @@
         <w:pStyle w:val="Compact"/>
         <w:numPr>
           <w:ilvl w:val="0"/>
-          <w:numId w:val="1018"/>
+          <w:numId w:val="1019"/>
         </w:numPr>
       </w:pPr>
       <w:r>
@@ -9843,7 +10068,7 @@
         <w:pStyle w:val="Compact"/>
         <w:numPr>
           <w:ilvl w:val="0"/>
-          <w:numId w:val="1019"/>
+          <w:numId w:val="1020"/>
         </w:numPr>
       </w:pPr>
       <w:r>
@@ -10204,7 +10429,7 @@
         <w:pStyle w:val="Compact"/>
         <w:numPr>
           <w:ilvl w:val="0"/>
-          <w:numId w:val="1019"/>
+          <w:numId w:val="1020"/>
         </w:numPr>
       </w:pPr>
       <w:r>
@@ -10227,7 +10452,7 @@
         <w:pStyle w:val="Compact"/>
         <w:numPr>
           <w:ilvl w:val="0"/>
-          <w:numId w:val="1019"/>
+          <w:numId w:val="1020"/>
         </w:numPr>
       </w:pPr>
       <w:r>
@@ -10250,7 +10475,7 @@
         <w:pStyle w:val="Compact"/>
         <w:numPr>
           <w:ilvl w:val="0"/>
-          <w:numId w:val="1019"/>
+          <w:numId w:val="1020"/>
         </w:numPr>
       </w:pPr>
       <w:r>
@@ -10273,7 +10498,7 @@
         <w:pStyle w:val="Compact"/>
         <w:numPr>
           <w:ilvl w:val="0"/>
-          <w:numId w:val="1019"/>
+          <w:numId w:val="1020"/>
         </w:numPr>
       </w:pPr>
       <w:r>
@@ -10344,7 +10569,7 @@
         <w:pStyle w:val="Compact"/>
         <w:numPr>
           <w:ilvl w:val="0"/>
-          <w:numId w:val="1019"/>
+          <w:numId w:val="1020"/>
         </w:numPr>
       </w:pPr>
       <w:r>
@@ -10379,7 +10604,7 @@
         <w:pStyle w:val="Compact"/>
         <w:numPr>
           <w:ilvl w:val="0"/>
-          <w:numId w:val="1019"/>
+          <w:numId w:val="1020"/>
         </w:numPr>
       </w:pPr>
       <w:r>
@@ -10414,7 +10639,7 @@
         <w:pStyle w:val="Compact"/>
         <w:numPr>
           <w:ilvl w:val="0"/>
-          <w:numId w:val="1019"/>
+          <w:numId w:val="1020"/>
         </w:numPr>
       </w:pPr>
       <w:r>
@@ -10503,7 +10728,7 @@
         <w:pStyle w:val="Compact"/>
         <w:numPr>
           <w:ilvl w:val="0"/>
-          <w:numId w:val="1019"/>
+          <w:numId w:val="1020"/>
         </w:numPr>
       </w:pPr>
       <w:r>
@@ -10647,7 +10872,7 @@
         <w:pStyle w:val="Compact"/>
         <w:numPr>
           <w:ilvl w:val="0"/>
-          <w:numId w:val="1019"/>
+          <w:numId w:val="1020"/>
         </w:numPr>
       </w:pPr>
       <w:r>
@@ -10676,7 +10901,7 @@
         <w:pStyle w:val="Compact"/>
         <w:numPr>
           <w:ilvl w:val="0"/>
-          <w:numId w:val="1019"/>
+          <w:numId w:val="1020"/>
         </w:numPr>
       </w:pPr>
       <w:r>
@@ -10699,7 +10924,7 @@
         <w:pStyle w:val="Compact"/>
         <w:numPr>
           <w:ilvl w:val="0"/>
-          <w:numId w:val="1019"/>
+          <w:numId w:val="1020"/>
         </w:numPr>
       </w:pPr>
       <w:r>
@@ -10722,7 +10947,7 @@
         <w:pStyle w:val="Compact"/>
         <w:numPr>
           <w:ilvl w:val="0"/>
-          <w:numId w:val="1019"/>
+          <w:numId w:val="1020"/>
         </w:numPr>
       </w:pPr>
       <w:r>
@@ -10745,7 +10970,7 @@
         <w:pStyle w:val="Compact"/>
         <w:numPr>
           <w:ilvl w:val="0"/>
-          <w:numId w:val="1019"/>
+          <w:numId w:val="1020"/>
         </w:numPr>
       </w:pPr>
       <w:r>
@@ -10768,7 +10993,7 @@
         <w:pStyle w:val="Compact"/>
         <w:numPr>
           <w:ilvl w:val="0"/>
-          <w:numId w:val="1019"/>
+          <w:numId w:val="1020"/>
         </w:numPr>
       </w:pPr>
       <w:r>
@@ -10791,7 +11016,7 @@
         <w:pStyle w:val="Compact"/>
         <w:numPr>
           <w:ilvl w:val="0"/>
-          <w:numId w:val="1019"/>
+          <w:numId w:val="1020"/>
         </w:numPr>
       </w:pPr>
       <w:r>
@@ -10814,7 +11039,7 @@
         <w:pStyle w:val="Compact"/>
         <w:numPr>
           <w:ilvl w:val="0"/>
-          <w:numId w:val="1019"/>
+          <w:numId w:val="1020"/>
         </w:numPr>
       </w:pPr>
       <w:r>
@@ -10837,7 +11062,7 @@
         <w:pStyle w:val="Compact"/>
         <w:numPr>
           <w:ilvl w:val="0"/>
-          <w:numId w:val="1019"/>
+          <w:numId w:val="1020"/>
         </w:numPr>
       </w:pPr>
       <w:r>
@@ -10870,7 +11095,7 @@
         <w:pStyle w:val="Compact"/>
         <w:numPr>
           <w:ilvl w:val="0"/>
-          <w:numId w:val="1020"/>
+          <w:numId w:val="1021"/>
         </w:numPr>
       </w:pPr>
       <w:r>
@@ -10902,7 +11127,7 @@
         <w:pStyle w:val="Compact"/>
         <w:numPr>
           <w:ilvl w:val="0"/>
-          <w:numId w:val="1020"/>
+          <w:numId w:val="1021"/>
         </w:numPr>
       </w:pPr>
       <w:r>
@@ -10925,7 +11150,7 @@
         <w:pStyle w:val="Compact"/>
         <w:numPr>
           <w:ilvl w:val="0"/>
-          <w:numId w:val="1020"/>
+          <w:numId w:val="1021"/>
         </w:numPr>
       </w:pPr>
       <w:r>
@@ -10984,7 +11209,7 @@
         <w:pStyle w:val="Compact"/>
         <w:numPr>
           <w:ilvl w:val="0"/>
-          <w:numId w:val="1020"/>
+          <w:numId w:val="1021"/>
         </w:numPr>
       </w:pPr>
       <w:r>
@@ -11007,7 +11232,7 @@
         <w:pStyle w:val="Compact"/>
         <w:numPr>
           <w:ilvl w:val="0"/>
-          <w:numId w:val="1020"/>
+          <w:numId w:val="1021"/>
         </w:numPr>
       </w:pPr>
       <w:r>
@@ -11030,7 +11255,7 @@
         <w:pStyle w:val="Compact"/>
         <w:numPr>
           <w:ilvl w:val="0"/>
-          <w:numId w:val="1020"/>
+          <w:numId w:val="1021"/>
         </w:numPr>
       </w:pPr>
       <w:r>
@@ -11119,7 +11344,7 @@
         <w:pStyle w:val="Compact"/>
         <w:numPr>
           <w:ilvl w:val="0"/>
-          <w:numId w:val="1020"/>
+          <w:numId w:val="1021"/>
         </w:numPr>
       </w:pPr>
       <w:r>
@@ -11142,7 +11367,7 @@
         <w:pStyle w:val="Compact"/>
         <w:numPr>
           <w:ilvl w:val="0"/>
-          <w:numId w:val="1020"/>
+          <w:numId w:val="1021"/>
         </w:numPr>
       </w:pPr>
       <w:r>
@@ -11165,7 +11390,7 @@
         <w:pStyle w:val="Compact"/>
         <w:numPr>
           <w:ilvl w:val="0"/>
-          <w:numId w:val="1020"/>
+          <w:numId w:val="1021"/>
         </w:numPr>
       </w:pPr>
       <w:r>
@@ -11188,7 +11413,7 @@
         <w:pStyle w:val="Compact"/>
         <w:numPr>
           <w:ilvl w:val="0"/>
-          <w:numId w:val="1020"/>
+          <w:numId w:val="1021"/>
         </w:numPr>
       </w:pPr>
       <w:r>
@@ -11211,7 +11436,7 @@
         <w:pStyle w:val="Compact"/>
         <w:numPr>
           <w:ilvl w:val="0"/>
-          <w:numId w:val="1020"/>
+          <w:numId w:val="1021"/>
         </w:numPr>
       </w:pPr>
       <w:r>
@@ -11234,7 +11459,7 @@
         <w:pStyle w:val="Compact"/>
         <w:numPr>
           <w:ilvl w:val="0"/>
-          <w:numId w:val="1020"/>
+          <w:numId w:val="1021"/>
         </w:numPr>
       </w:pPr>
       <w:r>
@@ -11257,7 +11482,7 @@
         <w:pStyle w:val="Compact"/>
         <w:numPr>
           <w:ilvl w:val="0"/>
-          <w:numId w:val="1020"/>
+          <w:numId w:val="1021"/>
         </w:numPr>
       </w:pPr>
       <w:r>
@@ -11280,7 +11505,7 @@
         <w:pStyle w:val="Compact"/>
         <w:numPr>
           <w:ilvl w:val="0"/>
-          <w:numId w:val="1020"/>
+          <w:numId w:val="1021"/>
         </w:numPr>
       </w:pPr>
       <w:r>
@@ -11313,7 +11538,7 @@
         <w:pStyle w:val="Compact"/>
         <w:numPr>
           <w:ilvl w:val="0"/>
-          <w:numId w:val="1021"/>
+          <w:numId w:val="1022"/>
         </w:numPr>
       </w:pPr>
       <w:r>
@@ -11336,7 +11561,7 @@
         <w:pStyle w:val="Compact"/>
         <w:numPr>
           <w:ilvl w:val="0"/>
-          <w:numId w:val="1021"/>
+          <w:numId w:val="1022"/>
         </w:numPr>
       </w:pPr>
       <w:r>
@@ -11368,7 +11593,7 @@
         <w:pStyle w:val="Compact"/>
         <w:numPr>
           <w:ilvl w:val="0"/>
-          <w:numId w:val="1021"/>
+          <w:numId w:val="1022"/>
         </w:numPr>
       </w:pPr>
       <w:r>
@@ -11391,7 +11616,7 @@
         <w:pStyle w:val="Compact"/>
         <w:numPr>
           <w:ilvl w:val="0"/>
-          <w:numId w:val="1021"/>
+          <w:numId w:val="1022"/>
         </w:numPr>
       </w:pPr>
       <w:r>
@@ -11459,7 +11684,7 @@
         <w:pStyle w:val="Compact"/>
         <w:numPr>
           <w:ilvl w:val="0"/>
-          <w:numId w:val="1022"/>
+          <w:numId w:val="1023"/>
         </w:numPr>
       </w:pPr>
       <w:r>
@@ -11509,7 +11734,7 @@
         <w:pStyle w:val="Compact"/>
         <w:numPr>
           <w:ilvl w:val="0"/>
-          <w:numId w:val="1022"/>
+          <w:numId w:val="1023"/>
         </w:numPr>
       </w:pPr>
       <w:r>
@@ -11559,7 +11784,7 @@
         <w:pStyle w:val="Compact"/>
         <w:numPr>
           <w:ilvl w:val="0"/>
-          <w:numId w:val="1022"/>
+          <w:numId w:val="1023"/>
         </w:numPr>
       </w:pPr>
       <w:r>
@@ -11609,7 +11834,7 @@
         <w:pStyle w:val="Compact"/>
         <w:numPr>
           <w:ilvl w:val="0"/>
-          <w:numId w:val="1022"/>
+          <w:numId w:val="1023"/>
         </w:numPr>
       </w:pPr>
       <w:r>
@@ -11659,7 +11884,7 @@
         <w:pStyle w:val="Compact"/>
         <w:numPr>
           <w:ilvl w:val="0"/>
-          <w:numId w:val="1022"/>
+          <w:numId w:val="1023"/>
         </w:numPr>
       </w:pPr>
       <w:r>
@@ -11709,7 +11934,7 @@
         <w:pStyle w:val="Compact"/>
         <w:numPr>
           <w:ilvl w:val="0"/>
-          <w:numId w:val="1022"/>
+          <w:numId w:val="1023"/>
         </w:numPr>
       </w:pPr>
       <w:r>
@@ -11732,7 +11957,7 @@
         <w:pStyle w:val="Compact"/>
         <w:numPr>
           <w:ilvl w:val="0"/>
-          <w:numId w:val="1022"/>
+          <w:numId w:val="1023"/>
         </w:numPr>
       </w:pPr>
       <w:r>
@@ -11755,7 +11980,7 @@
         <w:pStyle w:val="Compact"/>
         <w:numPr>
           <w:ilvl w:val="0"/>
-          <w:numId w:val="1022"/>
+          <w:numId w:val="1023"/>
         </w:numPr>
       </w:pPr>
       <w:r>
@@ -11778,7 +12003,7 @@
         <w:pStyle w:val="Compact"/>
         <w:numPr>
           <w:ilvl w:val="0"/>
-          <w:numId w:val="1022"/>
+          <w:numId w:val="1023"/>
         </w:numPr>
       </w:pPr>
       <w:r>
@@ -11801,7 +12026,7 @@
         <w:pStyle w:val="Compact"/>
         <w:numPr>
           <w:ilvl w:val="0"/>
-          <w:numId w:val="1022"/>
+          <w:numId w:val="1023"/>
         </w:numPr>
       </w:pPr>
       <w:r>
@@ -11824,7 +12049,7 @@
         <w:pStyle w:val="Compact"/>
         <w:numPr>
           <w:ilvl w:val="0"/>
-          <w:numId w:val="1022"/>
+          <w:numId w:val="1023"/>
         </w:numPr>
       </w:pPr>
       <w:r>
@@ -11847,7 +12072,7 @@
         <w:pStyle w:val="Compact"/>
         <w:numPr>
           <w:ilvl w:val="0"/>
-          <w:numId w:val="1022"/>
+          <w:numId w:val="1023"/>
         </w:numPr>
       </w:pPr>
       <w:r>
@@ -11870,7 +12095,7 @@
         <w:pStyle w:val="Compact"/>
         <w:numPr>
           <w:ilvl w:val="0"/>
-          <w:numId w:val="1022"/>
+          <w:numId w:val="1023"/>
         </w:numPr>
       </w:pPr>
       <w:r>
@@ -11893,7 +12118,7 @@
         <w:pStyle w:val="Compact"/>
         <w:numPr>
           <w:ilvl w:val="0"/>
-          <w:numId w:val="1022"/>
+          <w:numId w:val="1023"/>
         </w:numPr>
       </w:pPr>
       <w:r>
@@ -11916,7 +12141,7 @@
         <w:pStyle w:val="Compact"/>
         <w:numPr>
           <w:ilvl w:val="0"/>
-          <w:numId w:val="1022"/>
+          <w:numId w:val="1023"/>
         </w:numPr>
       </w:pPr>
       <w:r>
@@ -11939,7 +12164,7 @@
         <w:pStyle w:val="Compact"/>
         <w:numPr>
           <w:ilvl w:val="0"/>
-          <w:numId w:val="1022"/>
+          <w:numId w:val="1023"/>
         </w:numPr>
       </w:pPr>
       <w:r>
@@ -11962,7 +12187,7 @@
         <w:pStyle w:val="Compact"/>
         <w:numPr>
           <w:ilvl w:val="0"/>
-          <w:numId w:val="1022"/>
+          <w:numId w:val="1023"/>
         </w:numPr>
       </w:pPr>
       <w:r>
@@ -11985,7 +12210,7 @@
         <w:pStyle w:val="Compact"/>
         <w:numPr>
           <w:ilvl w:val="0"/>
-          <w:numId w:val="1022"/>
+          <w:numId w:val="1023"/>
         </w:numPr>
       </w:pPr>
       <w:r>
@@ -12008,7 +12233,7 @@
         <w:pStyle w:val="Compact"/>
         <w:numPr>
           <w:ilvl w:val="0"/>
-          <w:numId w:val="1022"/>
+          <w:numId w:val="1023"/>
         </w:numPr>
       </w:pPr>
       <w:r>
@@ -12031,7 +12256,7 @@
         <w:pStyle w:val="Compact"/>
         <w:numPr>
           <w:ilvl w:val="0"/>
-          <w:numId w:val="1022"/>
+          <w:numId w:val="1023"/>
         </w:numPr>
       </w:pPr>
       <w:r>
@@ -12054,7 +12279,7 @@
         <w:pStyle w:val="Compact"/>
         <w:numPr>
           <w:ilvl w:val="0"/>
-          <w:numId w:val="1022"/>
+          <w:numId w:val="1023"/>
         </w:numPr>
       </w:pPr>
       <w:r>
@@ -12077,7 +12302,7 @@
         <w:pStyle w:val="Compact"/>
         <w:numPr>
           <w:ilvl w:val="0"/>
-          <w:numId w:val="1022"/>
+          <w:numId w:val="1023"/>
         </w:numPr>
       </w:pPr>
       <w:r>
@@ -12100,7 +12325,7 @@
         <w:pStyle w:val="Compact"/>
         <w:numPr>
           <w:ilvl w:val="0"/>
-          <w:numId w:val="1022"/>
+          <w:numId w:val="1023"/>
         </w:numPr>
       </w:pPr>
       <w:r>
@@ -12123,7 +12348,7 @@
         <w:pStyle w:val="Compact"/>
         <w:numPr>
           <w:ilvl w:val="0"/>
-          <w:numId w:val="1022"/>
+          <w:numId w:val="1023"/>
         </w:numPr>
       </w:pPr>
       <w:r>
@@ -12146,7 +12371,7 @@
         <w:pStyle w:val="Compact"/>
         <w:numPr>
           <w:ilvl w:val="0"/>
-          <w:numId w:val="1022"/>
+          <w:numId w:val="1023"/>
         </w:numPr>
       </w:pPr>
       <w:r>
@@ -12169,7 +12394,7 @@
         <w:pStyle w:val="Compact"/>
         <w:numPr>
           <w:ilvl w:val="0"/>
-          <w:numId w:val="1022"/>
+          <w:numId w:val="1023"/>
         </w:numPr>
       </w:pPr>
       <w:r>
@@ -12192,7 +12417,7 @@
         <w:pStyle w:val="Compact"/>
         <w:numPr>
           <w:ilvl w:val="0"/>
-          <w:numId w:val="1022"/>
+          <w:numId w:val="1023"/>
         </w:numPr>
       </w:pPr>
       <w:r>
@@ -12215,7 +12440,7 @@
         <w:pStyle w:val="Compact"/>
         <w:numPr>
           <w:ilvl w:val="0"/>
-          <w:numId w:val="1022"/>
+          <w:numId w:val="1023"/>
         </w:numPr>
       </w:pPr>
       <w:r>
@@ -12238,7 +12463,7 @@
         <w:pStyle w:val="Compact"/>
         <w:numPr>
           <w:ilvl w:val="0"/>
-          <w:numId w:val="1022"/>
+          <w:numId w:val="1023"/>
         </w:numPr>
       </w:pPr>
       <w:r>
@@ -12261,7 +12486,7 @@
         <w:pStyle w:val="Compact"/>
         <w:numPr>
           <w:ilvl w:val="0"/>
-          <w:numId w:val="1022"/>
+          <w:numId w:val="1023"/>
         </w:numPr>
       </w:pPr>
       <w:r>
@@ -12294,7 +12519,7 @@
         <w:pStyle w:val="Compact"/>
         <w:numPr>
           <w:ilvl w:val="0"/>
-          <w:numId w:val="1023"/>
+          <w:numId w:val="1024"/>
         </w:numPr>
       </w:pPr>
       <w:r>
@@ -12317,7 +12542,7 @@
         <w:pStyle w:val="Compact"/>
         <w:numPr>
           <w:ilvl w:val="0"/>
-          <w:numId w:val="1023"/>
+          <w:numId w:val="1024"/>
         </w:numPr>
       </w:pPr>
       <w:r>
@@ -12340,7 +12565,7 @@
         <w:pStyle w:val="Compact"/>
         <w:numPr>
           <w:ilvl w:val="0"/>
-          <w:numId w:val="1023"/>
+          <w:numId w:val="1024"/>
         </w:numPr>
       </w:pPr>
       <w:r>
@@ -12363,7 +12588,7 @@
         <w:pStyle w:val="Compact"/>
         <w:numPr>
           <w:ilvl w:val="0"/>
-          <w:numId w:val="1023"/>
+          <w:numId w:val="1024"/>
         </w:numPr>
       </w:pPr>
       <w:r>
@@ -12386,7 +12611,7 @@
         <w:pStyle w:val="Compact"/>
         <w:numPr>
           <w:ilvl w:val="0"/>
-          <w:numId w:val="1023"/>
+          <w:numId w:val="1024"/>
         </w:numPr>
       </w:pPr>
       <w:r>
@@ -12409,7 +12634,7 @@
         <w:pStyle w:val="Compact"/>
         <w:numPr>
           <w:ilvl w:val="0"/>
-          <w:numId w:val="1023"/>
+          <w:numId w:val="1024"/>
         </w:numPr>
       </w:pPr>
       <w:r>
@@ -12432,7 +12657,7 @@
         <w:pStyle w:val="Compact"/>
         <w:numPr>
           <w:ilvl w:val="0"/>
-          <w:numId w:val="1023"/>
+          <w:numId w:val="1024"/>
         </w:numPr>
       </w:pPr>
       <w:r>
@@ -12455,7 +12680,7 @@
         <w:pStyle w:val="Compact"/>
         <w:numPr>
           <w:ilvl w:val="0"/>
-          <w:numId w:val="1023"/>
+          <w:numId w:val="1024"/>
         </w:numPr>
       </w:pPr>
       <w:r>
@@ -12478,7 +12703,7 @@
         <w:pStyle w:val="Compact"/>
         <w:numPr>
           <w:ilvl w:val="0"/>
-          <w:numId w:val="1023"/>
+          <w:numId w:val="1024"/>
         </w:numPr>
       </w:pPr>
       <w:r>
@@ -12501,7 +12726,7 @@
         <w:pStyle w:val="Compact"/>
         <w:numPr>
           <w:ilvl w:val="0"/>
-          <w:numId w:val="1023"/>
+          <w:numId w:val="1024"/>
         </w:numPr>
       </w:pPr>
       <w:r>
@@ -12524,7 +12749,7 @@
         <w:pStyle w:val="Compact"/>
         <w:numPr>
           <w:ilvl w:val="0"/>
-          <w:numId w:val="1023"/>
+          <w:numId w:val="1024"/>
         </w:numPr>
       </w:pPr>
       <w:r>
@@ -12547,7 +12772,7 @@
         <w:pStyle w:val="Compact"/>
         <w:numPr>
           <w:ilvl w:val="0"/>
-          <w:numId w:val="1023"/>
+          <w:numId w:val="1024"/>
         </w:numPr>
       </w:pPr>
       <w:r>
@@ -12570,7 +12795,7 @@
         <w:pStyle w:val="Compact"/>
         <w:numPr>
           <w:ilvl w:val="0"/>
-          <w:numId w:val="1023"/>
+          <w:numId w:val="1024"/>
         </w:numPr>
       </w:pPr>
       <w:r>
@@ -12593,7 +12818,7 @@
         <w:pStyle w:val="Compact"/>
         <w:numPr>
           <w:ilvl w:val="0"/>
-          <w:numId w:val="1023"/>
+          <w:numId w:val="1024"/>
         </w:numPr>
       </w:pPr>
       <w:r>
@@ -12616,7 +12841,7 @@
         <w:pStyle w:val="Compact"/>
         <w:numPr>
           <w:ilvl w:val="0"/>
-          <w:numId w:val="1023"/>
+          <w:numId w:val="1024"/>
         </w:numPr>
       </w:pPr>
       <w:r>
@@ -12672,7 +12897,7 @@
         <w:pStyle w:val="Compact"/>
         <w:numPr>
           <w:ilvl w:val="0"/>
-          <w:numId w:val="1024"/>
+          <w:numId w:val="1025"/>
         </w:numPr>
       </w:pPr>
       <w:r>
@@ -12695,7 +12920,7 @@
         <w:pStyle w:val="Compact"/>
         <w:numPr>
           <w:ilvl w:val="0"/>
-          <w:numId w:val="1024"/>
+          <w:numId w:val="1025"/>
         </w:numPr>
       </w:pPr>
       <w:r>
@@ -12718,7 +12943,7 @@
         <w:pStyle w:val="Compact"/>
         <w:numPr>
           <w:ilvl w:val="0"/>
-          <w:numId w:val="1024"/>
+          <w:numId w:val="1025"/>
         </w:numPr>
       </w:pPr>
       <w:r>
@@ -12741,7 +12966,7 @@
         <w:pStyle w:val="Compact"/>
         <w:numPr>
           <w:ilvl w:val="0"/>
-          <w:numId w:val="1024"/>
+          <w:numId w:val="1025"/>
         </w:numPr>
       </w:pPr>
       <w:r>
@@ -12764,7 +12989,7 @@
         <w:pStyle w:val="Compact"/>
         <w:numPr>
           <w:ilvl w:val="0"/>
-          <w:numId w:val="1024"/>
+          <w:numId w:val="1025"/>
         </w:numPr>
       </w:pPr>
       <w:r>
@@ -12787,7 +13012,7 @@
         <w:pStyle w:val="Compact"/>
         <w:numPr>
           <w:ilvl w:val="0"/>
-          <w:numId w:val="1024"/>
+          <w:numId w:val="1025"/>
         </w:numPr>
       </w:pPr>
       <w:r>
@@ -12810,7 +13035,7 @@
         <w:pStyle w:val="Compact"/>
         <w:numPr>
           <w:ilvl w:val="0"/>
-          <w:numId w:val="1024"/>
+          <w:numId w:val="1025"/>
         </w:numPr>
       </w:pPr>
       <w:r>
@@ -12843,7 +13068,7 @@
         <w:pStyle w:val="Compact"/>
         <w:numPr>
           <w:ilvl w:val="0"/>
-          <w:numId w:val="1025"/>
+          <w:numId w:val="1026"/>
         </w:numPr>
       </w:pPr>
       <w:r>
@@ -12902,7 +13127,7 @@
         <w:pStyle w:val="Compact"/>
         <w:numPr>
           <w:ilvl w:val="0"/>
-          <w:numId w:val="1025"/>
+          <w:numId w:val="1026"/>
         </w:numPr>
       </w:pPr>
       <w:r>
@@ -12925,7 +13150,7 @@
         <w:pStyle w:val="Compact"/>
         <w:numPr>
           <w:ilvl w:val="0"/>
-          <w:numId w:val="1025"/>
+          <w:numId w:val="1026"/>
         </w:numPr>
       </w:pPr>
       <w:r>
@@ -12948,7 +13173,7 @@
         <w:pStyle w:val="Compact"/>
         <w:numPr>
           <w:ilvl w:val="0"/>
-          <w:numId w:val="1025"/>
+          <w:numId w:val="1026"/>
         </w:numPr>
       </w:pPr>
       <w:r>
@@ -12971,7 +13196,7 @@
         <w:pStyle w:val="Compact"/>
         <w:numPr>
           <w:ilvl w:val="0"/>
-          <w:numId w:val="1025"/>
+          <w:numId w:val="1026"/>
         </w:numPr>
       </w:pPr>
       <w:r>
@@ -12994,7 +13219,7 @@
         <w:pStyle w:val="Compact"/>
         <w:numPr>
           <w:ilvl w:val="0"/>
-          <w:numId w:val="1025"/>
+          <w:numId w:val="1026"/>
         </w:numPr>
       </w:pPr>
       <w:r>
@@ -13017,7 +13242,7 @@
         <w:pStyle w:val="Compact"/>
         <w:numPr>
           <w:ilvl w:val="0"/>
-          <w:numId w:val="1025"/>
+          <w:numId w:val="1026"/>
         </w:numPr>
       </w:pPr>
       <w:r>
@@ -13040,7 +13265,7 @@
         <w:pStyle w:val="Compact"/>
         <w:numPr>
           <w:ilvl w:val="0"/>
-          <w:numId w:val="1025"/>
+          <w:numId w:val="1026"/>
         </w:numPr>
       </w:pPr>
       <w:r>
@@ -13063,7 +13288,7 @@
         <w:pStyle w:val="Compact"/>
         <w:numPr>
           <w:ilvl w:val="0"/>
-          <w:numId w:val="1025"/>
+          <w:numId w:val="1026"/>
         </w:numPr>
       </w:pPr>
       <w:r>
@@ -13086,7 +13311,7 @@
         <w:pStyle w:val="Compact"/>
         <w:numPr>
           <w:ilvl w:val="0"/>
-          <w:numId w:val="1025"/>
+          <w:numId w:val="1026"/>
         </w:numPr>
       </w:pPr>
       <w:r>
@@ -13109,7 +13334,7 @@
         <w:pStyle w:val="Compact"/>
         <w:numPr>
           <w:ilvl w:val="0"/>
-          <w:numId w:val="1025"/>
+          <w:numId w:val="1026"/>
         </w:numPr>
       </w:pPr>
       <w:r>
@@ -13132,7 +13357,7 @@
         <w:pStyle w:val="Compact"/>
         <w:numPr>
           <w:ilvl w:val="0"/>
-          <w:numId w:val="1025"/>
+          <w:numId w:val="1026"/>
         </w:numPr>
       </w:pPr>
       <w:r>
@@ -13155,7 +13380,7 @@
         <w:pStyle w:val="Compact"/>
         <w:numPr>
           <w:ilvl w:val="0"/>
-          <w:numId w:val="1025"/>
+          <w:numId w:val="1026"/>
         </w:numPr>
       </w:pPr>
       <w:r>
@@ -13178,7 +13403,7 @@
         <w:pStyle w:val="Compact"/>
         <w:numPr>
           <w:ilvl w:val="0"/>
-          <w:numId w:val="1025"/>
+          <w:numId w:val="1026"/>
         </w:numPr>
       </w:pPr>
       <w:r>
@@ -13201,7 +13426,7 @@
         <w:pStyle w:val="Compact"/>
         <w:numPr>
           <w:ilvl w:val="0"/>
-          <w:numId w:val="1025"/>
+          <w:numId w:val="1026"/>
         </w:numPr>
       </w:pPr>
       <w:r>
@@ -13224,7 +13449,7 @@
         <w:pStyle w:val="Compact"/>
         <w:numPr>
           <w:ilvl w:val="0"/>
-          <w:numId w:val="1025"/>
+          <w:numId w:val="1026"/>
         </w:numPr>
       </w:pPr>
       <w:r>
@@ -13247,7 +13472,7 @@
         <w:pStyle w:val="Compact"/>
         <w:numPr>
           <w:ilvl w:val="0"/>
-          <w:numId w:val="1025"/>
+          <w:numId w:val="1026"/>
         </w:numPr>
       </w:pPr>
       <w:r>
@@ -13270,7 +13495,7 @@
         <w:pStyle w:val="Compact"/>
         <w:numPr>
           <w:ilvl w:val="0"/>
-          <w:numId w:val="1025"/>
+          <w:numId w:val="1026"/>
         </w:numPr>
       </w:pPr>
       <w:r>
@@ -13303,7 +13528,7 @@
         <w:pStyle w:val="Compact"/>
         <w:numPr>
           <w:ilvl w:val="0"/>
-          <w:numId w:val="1026"/>
+          <w:numId w:val="1027"/>
         </w:numPr>
       </w:pPr>
       <w:r>
@@ -13326,7 +13551,7 @@
         <w:pStyle w:val="Compact"/>
         <w:numPr>
           <w:ilvl w:val="0"/>
-          <w:numId w:val="1026"/>
+          <w:numId w:val="1027"/>
         </w:numPr>
       </w:pPr>
       <w:r>
@@ -13349,7 +13574,7 @@
         <w:pStyle w:val="Compact"/>
         <w:numPr>
           <w:ilvl w:val="0"/>
-          <w:numId w:val="1026"/>
+          <w:numId w:val="1027"/>
         </w:numPr>
       </w:pPr>
       <w:r>
@@ -13372,7 +13597,7 @@
         <w:pStyle w:val="Compact"/>
         <w:numPr>
           <w:ilvl w:val="0"/>
-          <w:numId w:val="1026"/>
+          <w:numId w:val="1027"/>
         </w:numPr>
       </w:pPr>
       <w:r>
@@ -13395,7 +13620,7 @@
         <w:pStyle w:val="Compact"/>
         <w:numPr>
           <w:ilvl w:val="0"/>
-          <w:numId w:val="1026"/>
+          <w:numId w:val="1027"/>
         </w:numPr>
       </w:pPr>
       <w:r>
@@ -13418,7 +13643,7 @@
         <w:pStyle w:val="Compact"/>
         <w:numPr>
           <w:ilvl w:val="0"/>
-          <w:numId w:val="1026"/>
+          <w:numId w:val="1027"/>
         </w:numPr>
       </w:pPr>
       <w:r>
@@ -13441,7 +13666,7 @@
         <w:pStyle w:val="Compact"/>
         <w:numPr>
           <w:ilvl w:val="0"/>
-          <w:numId w:val="1026"/>
+          <w:numId w:val="1027"/>
         </w:numPr>
       </w:pPr>
       <w:r>
@@ -13479,7 +13704,7 @@
         <w:pStyle w:val="Compact"/>
         <w:numPr>
           <w:ilvl w:val="0"/>
-          <w:numId w:val="1026"/>
+          <w:numId w:val="1027"/>
         </w:numPr>
       </w:pPr>
       <w:r>
@@ -13517,7 +13742,7 @@
         <w:pStyle w:val="Compact"/>
         <w:numPr>
           <w:ilvl w:val="0"/>
-          <w:numId w:val="1026"/>
+          <w:numId w:val="1027"/>
         </w:numPr>
       </w:pPr>
       <w:r>
@@ -13555,7 +13780,7 @@
         <w:pStyle w:val="Compact"/>
         <w:numPr>
           <w:ilvl w:val="0"/>
-          <w:numId w:val="1026"/>
+          <w:numId w:val="1027"/>
         </w:numPr>
       </w:pPr>
       <w:r>
@@ -13593,7 +13818,7 @@
         <w:pStyle w:val="Compact"/>
         <w:numPr>
           <w:ilvl w:val="0"/>
-          <w:numId w:val="1026"/>
+          <w:numId w:val="1027"/>
         </w:numPr>
       </w:pPr>
       <w:r>
@@ -13616,7 +13841,7 @@
         <w:pStyle w:val="Compact"/>
         <w:numPr>
           <w:ilvl w:val="0"/>
-          <w:numId w:val="1026"/>
+          <w:numId w:val="1027"/>
         </w:numPr>
       </w:pPr>
       <w:r>
@@ -13649,7 +13874,7 @@
         <w:pStyle w:val="Compact"/>
         <w:numPr>
           <w:ilvl w:val="0"/>
-          <w:numId w:val="1027"/>
+          <w:numId w:val="1028"/>
         </w:numPr>
       </w:pPr>
       <w:r>
@@ -13672,7 +13897,7 @@
         <w:pStyle w:val="Compact"/>
         <w:numPr>
           <w:ilvl w:val="0"/>
-          <w:numId w:val="1027"/>
+          <w:numId w:val="1028"/>
         </w:numPr>
       </w:pPr>
       <w:r>
@@ -13695,7 +13920,7 @@
         <w:pStyle w:val="Compact"/>
         <w:numPr>
           <w:ilvl w:val="0"/>
-          <w:numId w:val="1027"/>
+          <w:numId w:val="1028"/>
         </w:numPr>
       </w:pPr>
       <w:r>
@@ -13718,7 +13943,7 @@
         <w:pStyle w:val="Compact"/>
         <w:numPr>
           <w:ilvl w:val="0"/>
-          <w:numId w:val="1027"/>
+          <w:numId w:val="1028"/>
         </w:numPr>
       </w:pPr>
       <w:r>
@@ -13741,7 +13966,7 @@
         <w:pStyle w:val="Compact"/>
         <w:numPr>
           <w:ilvl w:val="0"/>
-          <w:numId w:val="1027"/>
+          <w:numId w:val="1028"/>
         </w:numPr>
       </w:pPr>
       <w:r>
@@ -13764,7 +13989,7 @@
         <w:pStyle w:val="Compact"/>
         <w:numPr>
           <w:ilvl w:val="0"/>
-          <w:numId w:val="1027"/>
+          <w:numId w:val="1028"/>
         </w:numPr>
       </w:pPr>
       <w:r>
@@ -13787,7 +14012,7 @@
         <w:pStyle w:val="Compact"/>
         <w:numPr>
           <w:ilvl w:val="0"/>
-          <w:numId w:val="1027"/>
+          <w:numId w:val="1028"/>
         </w:numPr>
       </w:pPr>
       <w:r>
@@ -13978,7 +14203,7 @@
         <w:pStyle w:val="Compact"/>
         <w:numPr>
           <w:ilvl w:val="0"/>
-          <w:numId w:val="1027"/>
+          <w:numId w:val="1028"/>
         </w:numPr>
       </w:pPr>
       <w:r>
@@ -14034,7 +14259,7 @@
         <w:pStyle w:val="Compact"/>
         <w:numPr>
           <w:ilvl w:val="0"/>
-          <w:numId w:val="1027"/>
+          <w:numId w:val="1028"/>
         </w:numPr>
       </w:pPr>
       <w:r>
@@ -14057,7 +14282,7 @@
         <w:pStyle w:val="Compact"/>
         <w:numPr>
           <w:ilvl w:val="0"/>
-          <w:numId w:val="1027"/>
+          <w:numId w:val="1028"/>
         </w:numPr>
       </w:pPr>
       <w:r>
@@ -14080,7 +14305,7 @@
         <w:pStyle w:val="Compact"/>
         <w:numPr>
           <w:ilvl w:val="0"/>
-          <w:numId w:val="1027"/>
+          <w:numId w:val="1028"/>
         </w:numPr>
       </w:pPr>
       <w:r>
@@ -14103,7 +14328,7 @@
         <w:pStyle w:val="Compact"/>
         <w:numPr>
           <w:ilvl w:val="0"/>
-          <w:numId w:val="1027"/>
+          <w:numId w:val="1028"/>
         </w:numPr>
       </w:pPr>
       <w:r>
@@ -14126,7 +14351,7 @@
         <w:pStyle w:val="Compact"/>
         <w:numPr>
           <w:ilvl w:val="0"/>
-          <w:numId w:val="1027"/>
+          <w:numId w:val="1028"/>
         </w:numPr>
       </w:pPr>
       <w:r>
@@ -14149,7 +14374,7 @@
         <w:pStyle w:val="Compact"/>
         <w:numPr>
           <w:ilvl w:val="0"/>
-          <w:numId w:val="1027"/>
+          <w:numId w:val="1028"/>
         </w:numPr>
       </w:pPr>
       <w:r>
@@ -14172,7 +14397,7 @@
         <w:pStyle w:val="Compact"/>
         <w:numPr>
           <w:ilvl w:val="0"/>
-          <w:numId w:val="1027"/>
+          <w:numId w:val="1028"/>
         </w:numPr>
       </w:pPr>
       <w:r>
@@ -14205,7 +14430,7 @@
         <w:pStyle w:val="Compact"/>
         <w:numPr>
           <w:ilvl w:val="0"/>
-          <w:numId w:val="1028"/>
+          <w:numId w:val="1029"/>
         </w:numPr>
       </w:pPr>
       <w:r>
@@ -14228,7 +14453,7 @@
         <w:pStyle w:val="Compact"/>
         <w:numPr>
           <w:ilvl w:val="0"/>
-          <w:numId w:val="1028"/>
+          <w:numId w:val="1029"/>
         </w:numPr>
       </w:pPr>
       <w:r>
@@ -14273,7 +14498,7 @@
         <w:pStyle w:val="Compact"/>
         <w:numPr>
           <w:ilvl w:val="0"/>
-          <w:numId w:val="1029"/>
+          <w:numId w:val="1030"/>
         </w:numPr>
       </w:pPr>
       <w:r>
@@ -14296,7 +14521,7 @@
         <w:pStyle w:val="Compact"/>
         <w:numPr>
           <w:ilvl w:val="0"/>
-          <w:numId w:val="1029"/>
+          <w:numId w:val="1030"/>
         </w:numPr>
       </w:pPr>
       <w:r>
@@ -14319,7 +14544,7 @@
         <w:pStyle w:val="Compact"/>
         <w:numPr>
           <w:ilvl w:val="0"/>
-          <w:numId w:val="1029"/>
+          <w:numId w:val="1030"/>
         </w:numPr>
       </w:pPr>
       <w:r>
@@ -14342,7 +14567,7 @@
         <w:pStyle w:val="Compact"/>
         <w:numPr>
           <w:ilvl w:val="0"/>
-          <w:numId w:val="1029"/>
+          <w:numId w:val="1030"/>
         </w:numPr>
       </w:pPr>
       <w:r>
@@ -14365,7 +14590,7 @@
         <w:pStyle w:val="Compact"/>
         <w:numPr>
           <w:ilvl w:val="0"/>
-          <w:numId w:val="1029"/>
+          <w:numId w:val="1030"/>
         </w:numPr>
       </w:pPr>
       <w:r>
@@ -14388,7 +14613,7 @@
         <w:pStyle w:val="Compact"/>
         <w:numPr>
           <w:ilvl w:val="0"/>
-          <w:numId w:val="1029"/>
+          <w:numId w:val="1030"/>
         </w:numPr>
       </w:pPr>
       <w:r>
@@ -14411,7 +14636,7 @@
         <w:pStyle w:val="Compact"/>
         <w:numPr>
           <w:ilvl w:val="0"/>
-          <w:numId w:val="1029"/>
+          <w:numId w:val="1030"/>
         </w:numPr>
       </w:pPr>
       <w:r>
@@ -14434,7 +14659,7 @@
         <w:pStyle w:val="Compact"/>
         <w:numPr>
           <w:ilvl w:val="0"/>
-          <w:numId w:val="1029"/>
+          <w:numId w:val="1030"/>
         </w:numPr>
       </w:pPr>
       <w:r>
@@ -14457,7 +14682,7 @@
         <w:pStyle w:val="Compact"/>
         <w:numPr>
           <w:ilvl w:val="0"/>
-          <w:numId w:val="1029"/>
+          <w:numId w:val="1030"/>
         </w:numPr>
       </w:pPr>
       <w:r>
@@ -14480,7 +14705,7 @@
         <w:pStyle w:val="Compact"/>
         <w:numPr>
           <w:ilvl w:val="0"/>
-          <w:numId w:val="1029"/>
+          <w:numId w:val="1030"/>
         </w:numPr>
       </w:pPr>
       <w:r>
@@ -14503,7 +14728,7 @@
         <w:pStyle w:val="Compact"/>
         <w:numPr>
           <w:ilvl w:val="0"/>
-          <w:numId w:val="1029"/>
+          <w:numId w:val="1030"/>
         </w:numPr>
       </w:pPr>
       <w:r>
@@ -14526,7 +14751,7 @@
         <w:pStyle w:val="Compact"/>
         <w:numPr>
           <w:ilvl w:val="0"/>
-          <w:numId w:val="1029"/>
+          <w:numId w:val="1030"/>
         </w:numPr>
       </w:pPr>
       <w:r>
@@ -14549,7 +14774,7 @@
         <w:pStyle w:val="Compact"/>
         <w:numPr>
           <w:ilvl w:val="0"/>
-          <w:numId w:val="1029"/>
+          <w:numId w:val="1030"/>
         </w:numPr>
       </w:pPr>
       <w:r>
@@ -14572,7 +14797,7 @@
         <w:pStyle w:val="Compact"/>
         <w:numPr>
           <w:ilvl w:val="0"/>
-          <w:numId w:val="1029"/>
+          <w:numId w:val="1030"/>
         </w:numPr>
       </w:pPr>
       <w:r>
@@ -14595,7 +14820,7 @@
         <w:pStyle w:val="Compact"/>
         <w:numPr>
           <w:ilvl w:val="0"/>
-          <w:numId w:val="1029"/>
+          <w:numId w:val="1030"/>
         </w:numPr>
       </w:pPr>
       <w:r>
@@ -16290,7 +16515,7 @@
         <w:pStyle w:val="Compact"/>
         <w:numPr>
           <w:ilvl w:val="0"/>
-          <w:numId w:val="1030"/>
+          <w:numId w:val="1031"/>
         </w:numPr>
       </w:pPr>
       <w:hyperlink r:id="rId16">
@@ -16313,7 +16538,7 @@
         <w:pStyle w:val="Compact"/>
         <w:numPr>
           <w:ilvl w:val="0"/>
-          <w:numId w:val="1030"/>
+          <w:numId w:val="1031"/>
         </w:numPr>
       </w:pPr>
       <w:hyperlink r:id="rId14">
@@ -16336,7 +16561,7 @@
         <w:pStyle w:val="Compact"/>
         <w:numPr>
           <w:ilvl w:val="0"/>
-          <w:numId w:val="1030"/>
+          <w:numId w:val="1031"/>
         </w:numPr>
       </w:pPr>
       <w:hyperlink r:id="rId15">
@@ -16359,7 +16584,7 @@
         <w:pStyle w:val="Compact"/>
         <w:numPr>
           <w:ilvl w:val="0"/>
-          <w:numId w:val="1030"/>
+          <w:numId w:val="1031"/>
         </w:numPr>
       </w:pPr>
       <w:hyperlink r:id="rId17">
@@ -16388,7 +16613,7 @@
         <w:pStyle w:val="Compact"/>
         <w:numPr>
           <w:ilvl w:val="0"/>
-          <w:numId w:val="1030"/>
+          <w:numId w:val="1031"/>
         </w:numPr>
       </w:pPr>
       <w:hyperlink r:id="rId49">
@@ -16411,7 +16636,7 @@
         <w:pStyle w:val="Compact"/>
         <w:numPr>
           <w:ilvl w:val="0"/>
-          <w:numId w:val="1030"/>
+          <w:numId w:val="1031"/>
         </w:numPr>
       </w:pPr>
       <w:hyperlink r:id="rId74">
@@ -16431,7 +16656,7 @@
         <w:pStyle w:val="Compact"/>
         <w:numPr>
           <w:ilvl w:val="0"/>
-          <w:numId w:val="1030"/>
+          <w:numId w:val="1031"/>
         </w:numPr>
       </w:pPr>
       <w:hyperlink r:id="rId75">
@@ -17551,7 +17776,7 @@
         <w:pStyle w:val="Compact"/>
         <w:numPr>
           <w:ilvl w:val="0"/>
-          <w:numId w:val="1031"/>
+          <w:numId w:val="1032"/>
         </w:numPr>
       </w:pPr>
       <w:r>
@@ -17629,7 +17854,7 @@
         <w:pStyle w:val="Compact"/>
         <w:numPr>
           <w:ilvl w:val="0"/>
-          <w:numId w:val="1031"/>
+          <w:numId w:val="1032"/>
         </w:numPr>
       </w:pPr>
       <w:r>
@@ -17656,7 +17881,7 @@
         <w:pStyle w:val="Compact"/>
         <w:numPr>
           <w:ilvl w:val="0"/>
-          <w:numId w:val="1031"/>
+          <w:numId w:val="1032"/>
         </w:numPr>
       </w:pPr>
       <w:r>
@@ -17943,7 +18168,7 @@
         <w:pStyle w:val="Compact"/>
         <w:numPr>
           <w:ilvl w:val="0"/>
-          <w:numId w:val="1032"/>
+          <w:numId w:val="1033"/>
         </w:numPr>
       </w:pPr>
       <w:r>
@@ -17982,7 +18207,7 @@
         <w:pStyle w:val="Compact"/>
         <w:numPr>
           <w:ilvl w:val="0"/>
-          <w:numId w:val="1032"/>
+          <w:numId w:val="1033"/>
         </w:numPr>
       </w:pPr>
       <w:r>
@@ -18054,7 +18279,7 @@
         <w:pStyle w:val="Compact"/>
         <w:numPr>
           <w:ilvl w:val="0"/>
-          <w:numId w:val="1032"/>
+          <w:numId w:val="1033"/>
         </w:numPr>
       </w:pPr>
       <w:r>
@@ -18111,7 +18336,7 @@
         <w:pStyle w:val="Compact"/>
         <w:numPr>
           <w:ilvl w:val="0"/>
-          <w:numId w:val="1032"/>
+          <w:numId w:val="1033"/>
         </w:numPr>
       </w:pPr>
       <w:r>
@@ -19627,7 +19852,7 @@
         <w:pStyle w:val="Compact"/>
         <w:numPr>
           <w:ilvl w:val="0"/>
-          <w:numId w:val="1033"/>
+          <w:numId w:val="1034"/>
         </w:numPr>
       </w:pPr>
       <w:r>
@@ -19667,7 +19892,7 @@
         <w:pStyle w:val="Compact"/>
         <w:numPr>
           <w:ilvl w:val="0"/>
-          <w:numId w:val="1033"/>
+          <w:numId w:val="1034"/>
         </w:numPr>
       </w:pPr>
       <w:r>
@@ -19709,7 +19934,7 @@
         <w:pStyle w:val="Compact"/>
         <w:numPr>
           <w:ilvl w:val="0"/>
-          <w:numId w:val="1034"/>
+          <w:numId w:val="1035"/>
         </w:numPr>
       </w:pPr>
       <w:r>
@@ -19764,7 +19989,7 @@
         <w:pStyle w:val="Compact"/>
         <w:numPr>
           <w:ilvl w:val="0"/>
-          <w:numId w:val="1034"/>
+          <w:numId w:val="1035"/>
         </w:numPr>
       </w:pPr>
       <w:r>
@@ -19874,7 +20099,7 @@
         <w:pStyle w:val="Compact"/>
         <w:numPr>
           <w:ilvl w:val="0"/>
-          <w:numId w:val="1035"/>
+          <w:numId w:val="1036"/>
         </w:numPr>
       </w:pPr>
       <w:hyperlink r:id="rId95">
@@ -19891,7 +20116,7 @@
         <w:pStyle w:val="Compact"/>
         <w:numPr>
           <w:ilvl w:val="0"/>
-          <w:numId w:val="1035"/>
+          <w:numId w:val="1036"/>
         </w:numPr>
       </w:pPr>
       <w:hyperlink r:id="rId96">
@@ -19908,7 +20133,7 @@
         <w:pStyle w:val="Compact"/>
         <w:numPr>
           <w:ilvl w:val="0"/>
-          <w:numId w:val="1035"/>
+          <w:numId w:val="1036"/>
         </w:numPr>
       </w:pPr>
       <w:hyperlink r:id="rId97">
@@ -19925,7 +20150,7 @@
         <w:pStyle w:val="Compact"/>
         <w:numPr>
           <w:ilvl w:val="0"/>
-          <w:numId w:val="1035"/>
+          <w:numId w:val="1036"/>
         </w:numPr>
       </w:pPr>
       <w:hyperlink r:id="rId98">
@@ -19942,7 +20167,7 @@
         <w:pStyle w:val="Compact"/>
         <w:numPr>
           <w:ilvl w:val="0"/>
-          <w:numId w:val="1035"/>
+          <w:numId w:val="1036"/>
         </w:numPr>
       </w:pPr>
       <w:hyperlink r:id="rId99">
@@ -19959,7 +20184,7 @@
         <w:pStyle w:val="Compact"/>
         <w:numPr>
           <w:ilvl w:val="0"/>
-          <w:numId w:val="1035"/>
+          <w:numId w:val="1036"/>
         </w:numPr>
       </w:pPr>
       <w:hyperlink r:id="rId100">
@@ -19976,7 +20201,7 @@
         <w:pStyle w:val="Compact"/>
         <w:numPr>
           <w:ilvl w:val="0"/>
-          <w:numId w:val="1035"/>
+          <w:numId w:val="1036"/>
         </w:numPr>
       </w:pPr>
       <w:hyperlink r:id="rId101">
@@ -19993,7 +20218,7 @@
         <w:pStyle w:val="Compact"/>
         <w:numPr>
           <w:ilvl w:val="0"/>
-          <w:numId w:val="1035"/>
+          <w:numId w:val="1036"/>
         </w:numPr>
       </w:pPr>
       <w:hyperlink r:id="rId102">
@@ -20010,7 +20235,7 @@
         <w:pStyle w:val="Compact"/>
         <w:numPr>
           <w:ilvl w:val="0"/>
-          <w:numId w:val="1035"/>
+          <w:numId w:val="1036"/>
         </w:numPr>
       </w:pPr>
       <w:hyperlink r:id="rId103">
@@ -20060,7 +20285,7 @@
         <w:pStyle w:val="Compact"/>
         <w:numPr>
           <w:ilvl w:val="0"/>
-          <w:numId w:val="1036"/>
+          <w:numId w:val="1037"/>
         </w:numPr>
       </w:pPr>
       <w:r>
@@ -20082,7 +20307,7 @@
         <w:pStyle w:val="Compact"/>
         <w:numPr>
           <w:ilvl w:val="0"/>
-          <w:numId w:val="1036"/>
+          <w:numId w:val="1037"/>
         </w:numPr>
       </w:pPr>
       <w:r>
@@ -20104,7 +20329,7 @@
         <w:pStyle w:val="Compact"/>
         <w:numPr>
           <w:ilvl w:val="0"/>
-          <w:numId w:val="1036"/>
+          <w:numId w:val="1037"/>
         </w:numPr>
       </w:pPr>
       <w:r>
@@ -20164,7 +20389,7 @@
         <w:pStyle w:val="Compact"/>
         <w:numPr>
           <w:ilvl w:val="0"/>
-          <w:numId w:val="1036"/>
+          <w:numId w:val="1037"/>
         </w:numPr>
       </w:pPr>
       <w:r>
@@ -20212,7 +20437,7 @@
         <w:pStyle w:val="Compact"/>
         <w:numPr>
           <w:ilvl w:val="0"/>
-          <w:numId w:val="1036"/>
+          <w:numId w:val="1037"/>
         </w:numPr>
       </w:pPr>
       <w:r>
@@ -20609,6 +20834,9 @@
     <w:abstractNumId w:val="991"/>
   </w:num>
   <w:num w:numId="1010">
+    <w:abstractNumId w:val="991"/>
+  </w:num>
+  <w:num w:numId="1011">
     <w:abstractNumId w:val="99411"/>
     <w:lvlOverride w:ilvl="0">
       <w:startOverride w:val="1"/>
@@ -20638,9 +20866,6 @@
       <w:startOverride w:val="1"/>
     </w:lvlOverride>
   </w:num>
-  <w:num w:numId="1011">
-    <w:abstractNumId w:val="991"/>
-  </w:num>
   <w:num w:numId="1012">
     <w:abstractNumId w:val="991"/>
   </w:num>
@@ -20648,34 +20873,7 @@
     <w:abstractNumId w:val="991"/>
   </w:num>
   <w:num w:numId="1014">
-    <w:abstractNumId w:val="99411"/>
-    <w:lvlOverride w:ilvl="0">
-      <w:startOverride w:val="1"/>
-    </w:lvlOverride>
-    <w:lvlOverride w:ilvl="1">
-      <w:startOverride w:val="1"/>
-    </w:lvlOverride>
-    <w:lvlOverride w:ilvl="2">
-      <w:startOverride w:val="1"/>
-    </w:lvlOverride>
-    <w:lvlOverride w:ilvl="3">
-      <w:startOverride w:val="1"/>
-    </w:lvlOverride>
-    <w:lvlOverride w:ilvl="4">
-      <w:startOverride w:val="1"/>
-    </w:lvlOverride>
-    <w:lvlOverride w:ilvl="5">
-      <w:startOverride w:val="1"/>
-    </w:lvlOverride>
-    <w:lvlOverride w:ilvl="6">
-      <w:startOverride w:val="1"/>
-    </w:lvlOverride>
-    <w:lvlOverride w:ilvl="7">
-      <w:startOverride w:val="1"/>
-    </w:lvlOverride>
-    <w:lvlOverride w:ilvl="8">
-      <w:startOverride w:val="1"/>
-    </w:lvlOverride>
+    <w:abstractNumId w:val="991"/>
   </w:num>
   <w:num w:numId="1015">
     <w:abstractNumId w:val="99411"/>
@@ -20708,7 +20906,34 @@
     </w:lvlOverride>
   </w:num>
   <w:num w:numId="1016">
-    <w:abstractNumId w:val="991"/>
+    <w:abstractNumId w:val="99411"/>
+    <w:lvlOverride w:ilvl="0">
+      <w:startOverride w:val="1"/>
+    </w:lvlOverride>
+    <w:lvlOverride w:ilvl="1">
+      <w:startOverride w:val="1"/>
+    </w:lvlOverride>
+    <w:lvlOverride w:ilvl="2">
+      <w:startOverride w:val="1"/>
+    </w:lvlOverride>
+    <w:lvlOverride w:ilvl="3">
+      <w:startOverride w:val="1"/>
+    </w:lvlOverride>
+    <w:lvlOverride w:ilvl="4">
+      <w:startOverride w:val="1"/>
+    </w:lvlOverride>
+    <w:lvlOverride w:ilvl="5">
+      <w:startOverride w:val="1"/>
+    </w:lvlOverride>
+    <w:lvlOverride w:ilvl="6">
+      <w:startOverride w:val="1"/>
+    </w:lvlOverride>
+    <w:lvlOverride w:ilvl="7">
+      <w:startOverride w:val="1"/>
+    </w:lvlOverride>
+    <w:lvlOverride w:ilvl="8">
+      <w:startOverride w:val="1"/>
+    </w:lvlOverride>
   </w:num>
   <w:num w:numId="1017">
     <w:abstractNumId w:val="991"/>
@@ -20768,6 +20993,9 @@
     <w:abstractNumId w:val="991"/>
   </w:num>
   <w:num w:numId="1036">
+    <w:abstractNumId w:val="991"/>
+  </w:num>
+  <w:num w:numId="1037">
     <w:abstractNumId w:val="991"/>
   </w:num>
 </w:numbering>

--- a/docs/USER-MANUAL.docx
+++ b/docs/USER-MANUAL.docx
@@ -15,7 +15,7 @@
         <w:pStyle w:val="Subtitle"/>
       </w:pPr>
       <w:r>
-        <w:t xml:space="preserve">For station operators, clerks, and IT staff - v1.0.0-beta.6 (native Windows line)</w:t>
+        <w:t xml:space="preserve">For station operators, clerks, and IT staff - v1.0.0-beta.7 (native Windows line)</w:t>
       </w:r>
     </w:p>
     <w:p>
@@ -330,7 +330,7 @@
         <w:rPr>
           <w:rStyle w:val="VerbatimChar"/>
         </w:rPr>
-        <w:t xml:space="preserve">v1.0.0-beta.6</w:t>
+        <w:t xml:space="preserve">v1.0.0-beta.7</w:t>
       </w:r>
       <w:r>
         <w:t xml:space="preserve"> </w:t>
